--- a/chapter4_with_charts.docx
+++ b/chapter4_with_charts.docx
@@ -218,14 +218,17 @@
       <w:pPr>
         <w:pStyle w:val="TableCaption"/>
         <w:keepNext/>
-        <w:spacing w:before="160"/>
-        <w:jc w:val="lowKashida"/>
+        <w:spacing w:before="160" w:after="80"/>
+        <w:jc w:val="center"/>
         <w:rPr>
           <w:vanish/>
         </w:rPr>
       </w:pPr>
       <w:r>
         <w:t>جدول ۴-۱ ترکیب نمونه پژوهش</w:t>
+      </w:r>
+      <w:r>
+        <w:t xml:space="preserve"> (منبع: یافته‌های پژوهش)</w:t>
       </w:r>
     </w:p>
     <w:tbl>
@@ -253,6 +256,7 @@
       <w:tr>
         <w:trPr>
           <w:tblHeader/>
+          <w:cantSplit/>
         </w:trPr>
         <w:tc>
           <w:tcPr>
@@ -324,6 +328,9 @@
         </w:tc>
       </w:tr>
       <w:tr>
+        <w:trPr>
+          <w:cantSplit/>
+        </w:trPr>
         <w:tc>
           <w:tcPr>
             <w:tcW w:w="2200" w:type="dxa"/>
@@ -384,20 +391,15 @@
                 <w:szCs w:val="22"/>
                 <w:rtl/>
               </w:rPr>
-              <w:t xml:space="preserve">یک عضو هیئت علمی، دو </w:t>
-            </w:r>
-            <w:r>
-              <w:rPr>
-                <w:sz w:val="22"/>
-                <w:szCs w:val="22"/>
-                <w:rtl/>
-              </w:rPr>
-              <w:t>مدیر فروش، سه کارشناس فروش، یک مدیر برنامه‌ریزی تولید</w:t>
+              <w:t xml:space="preserve">یک عضو هیئت علمی، دو مدیر فروش، سه کارشناس فروش، یک کارشناس برنامه‌ریزی تولید</w:t>
             </w:r>
           </w:p>
         </w:tc>
       </w:tr>
       <w:tr>
+        <w:trPr>
+          <w:cantSplit/>
+        </w:trPr>
         <w:tc>
           <w:tcPr>
             <w:tcW w:w="2200" w:type="dxa"/>
@@ -464,6 +466,9 @@
         </w:tc>
       </w:tr>
       <w:tr>
+        <w:trPr>
+          <w:cantSplit/>
+        </w:trPr>
         <w:tc>
           <w:tcPr>
             <w:tcW w:w="2200" w:type="dxa"/>
@@ -530,6 +535,9 @@
         </w:tc>
       </w:tr>
       <w:tr>
+        <w:trPr>
+          <w:cantSplit/>
+        </w:trPr>
         <w:tc>
           <w:tcPr>
             <w:tcW w:w="2200" w:type="dxa"/>
@@ -609,17 +617,6 @@
         <w:bidi/>
         <w:jc w:val="lowKashida"/>
       </w:pPr>
-    </w:p>
-    <w:p>
-      <w:pPr>
-        <w:pStyle w:val="CaptionSource"/>
-        <w:keepNext/>
-        <w:spacing w:after="80"/>
-        <w:jc w:val="lowKashida"/>
-      </w:pPr>
-      <w:r>
-        <w:t xml:space="preserve"> (منبع: یافته‌های پژوهش)</w:t>
-      </w:r>
     </w:p>
     <w:p>
       <w:pPr>
@@ -656,14 +653,17 @@
       <w:pPr>
         <w:pStyle w:val="TableCaption"/>
         <w:keepNext/>
-        <w:spacing w:before="160"/>
-        <w:jc w:val="lowKashida"/>
+        <w:spacing w:before="160" w:after="80"/>
+        <w:jc w:val="center"/>
         <w:rPr>
           <w:vanish/>
         </w:rPr>
       </w:pPr>
       <w:r>
         <w:t>جدول ۴-۲ توزیع جایگاه شغلی اعضای پانل خبرگان</w:t>
+      </w:r>
+      <w:r>
+        <w:t xml:space="preserve"> (منبع: یافته‌های پژوهش)</w:t>
       </w:r>
     </w:p>
     <w:tbl>
@@ -693,6 +693,7 @@
       <w:tr>
         <w:trPr>
           <w:tblHeader/>
+          <w:cantSplit/>
         </w:trPr>
         <w:tc>
           <w:tcPr>
@@ -832,6 +833,9 @@
         </w:tc>
       </w:tr>
       <w:tr>
+        <w:trPr>
+          <w:cantSplit/>
+        </w:trPr>
         <w:tc>
           <w:tcPr>
             <w:tcW w:w="900" w:type="dxa"/>
@@ -962,6 +966,9 @@
         </w:tc>
       </w:tr>
       <w:tr>
+        <w:trPr>
+          <w:cantSplit/>
+        </w:trPr>
         <w:tc>
           <w:tcPr>
             <w:tcW w:w="900" w:type="dxa"/>
@@ -1092,6 +1099,9 @@
         </w:tc>
       </w:tr>
       <w:tr>
+        <w:trPr>
+          <w:cantSplit/>
+        </w:trPr>
         <w:tc>
           <w:tcPr>
             <w:tcW w:w="900" w:type="dxa"/>
@@ -1222,6 +1232,9 @@
         </w:tc>
       </w:tr>
       <w:tr>
+        <w:trPr>
+          <w:cantSplit/>
+        </w:trPr>
         <w:tc>
           <w:tcPr>
             <w:tcW w:w="900" w:type="dxa"/>
@@ -1352,6 +1365,9 @@
         </w:tc>
       </w:tr>
       <w:tr>
+        <w:trPr>
+          <w:cantSplit/>
+        </w:trPr>
         <w:tc>
           <w:tcPr>
             <w:tcW w:w="900" w:type="dxa"/>
@@ -1482,31 +1498,7 @@
     </w:p>
     <w:p>
       <w:pPr>
-        <w:pStyle w:val="CaptionSource"/>
         <w:keepNext/>
-        <w:spacing w:after="80"/>
-        <w:jc w:val="lowKashida"/>
-      </w:pPr>
-      <w:r>
-        <w:t xml:space="preserve"> (منبع: یافته‌های پژوهش)</w:t>
-      </w:r>
-    </w:p>
-    <w:p>
-      <w:pPr>
-        <w:pStyle w:val="FigureCaption"/>
-        <w:keepNext/>
-        <w:spacing w:before="160" w:after="80"/>
-        <w:jc w:val="lowKashida"/>
-      </w:pPr>
-      <w:r>
-        <w:t xml:space="preserve">نمودار ۴-۱ نمودار </w:t>
-      </w:r>
-      <w:r>
-        <w:t>دایره‌ای توزیع جایگاه شغلی اعضای پانل خبرگان</w:t>
-      </w:r>
-    </w:p>
-    <w:p>
-      <w:pPr>
         <w:keepLines/>
         <w:bidi/>
         <w:spacing w:before="60" w:after="120" w:line="240" w:lineRule="auto"/>
@@ -1533,6 +1525,22 @@
     </w:p>
     <w:p>
       <w:pPr>
+        <w:pStyle w:val="FigureCaption"/>
+        <w:spacing w:before="80" w:after="160"/>
+        <w:jc w:val="center"/>
+      </w:pPr>
+      <w:r>
+        <w:t xml:space="preserve">نمودار ۴-۱ نمودار </w:t>
+      </w:r>
+      <w:r>
+        <w:t>دایره‌ای توزیع جایگاه شغلی اعضای پانل خبرگان</w:t>
+      </w:r>
+      <w:r>
+        <w:t xml:space="preserve"> (منبع: یافته‌های پژوهش)</w:t>
+      </w:r>
+    </w:p>
+    <w:p>
+      <w:pPr>
         <w:bidi/>
         <w:jc w:val="lowKashida"/>
       </w:pPr>
@@ -1541,8 +1549,8 @@
       <w:pPr>
         <w:pStyle w:val="TableCaption"/>
         <w:keepNext/>
-        <w:spacing w:before="160"/>
-        <w:jc w:val="lowKashida"/>
+        <w:spacing w:before="160" w:after="80"/>
+        <w:jc w:val="center"/>
         <w:rPr>
           <w:vanish/>
         </w:rPr>
@@ -1550,6 +1558,9 @@
       <w:r>
         <w:lastRenderedPageBreak/>
         <w:t>جدول ۴-۳ توزیع سطح تحصیلات اعضای پانل خبرگان</w:t>
+      </w:r>
+      <w:r>
+        <w:t xml:space="preserve"> (منبع: یافته‌های پژوهش)</w:t>
       </w:r>
     </w:p>
     <w:tbl>
@@ -1579,6 +1590,7 @@
       <w:tr>
         <w:trPr>
           <w:tblHeader/>
+          <w:cantSplit/>
         </w:trPr>
         <w:tc>
           <w:tcPr>
@@ -1718,6 +1730,9 @@
         </w:tc>
       </w:tr>
       <w:tr>
+        <w:trPr>
+          <w:cantSplit/>
+        </w:trPr>
         <w:tc>
           <w:tcPr>
             <w:tcW w:w="900" w:type="dxa"/>
@@ -1848,6 +1863,9 @@
         </w:tc>
       </w:tr>
       <w:tr>
+        <w:trPr>
+          <w:cantSplit/>
+        </w:trPr>
         <w:tc>
           <w:tcPr>
             <w:tcW w:w="900" w:type="dxa"/>
@@ -1978,6 +1996,9 @@
         </w:tc>
       </w:tr>
       <w:tr>
+        <w:trPr>
+          <w:cantSplit/>
+        </w:trPr>
         <w:tc>
           <w:tcPr>
             <w:tcW w:w="900" w:type="dxa"/>
@@ -2108,6 +2129,9 @@
         </w:tc>
       </w:tr>
       <w:tr>
+        <w:trPr>
+          <w:cantSplit/>
+        </w:trPr>
         <w:tc>
           <w:tcPr>
             <w:tcW w:w="900" w:type="dxa"/>
@@ -2238,6 +2262,9 @@
         </w:tc>
       </w:tr>
       <w:tr>
+        <w:trPr>
+          <w:cantSplit/>
+        </w:trPr>
         <w:tc>
           <w:tcPr>
             <w:tcW w:w="900" w:type="dxa"/>
@@ -2368,28 +2395,7 @@
     </w:p>
     <w:p>
       <w:pPr>
-        <w:pStyle w:val="CaptionSource"/>
         <w:keepNext/>
-        <w:spacing w:after="80"/>
-        <w:jc w:val="lowKashida"/>
-      </w:pPr>
-      <w:r>
-        <w:t xml:space="preserve"> (منبع: یافته‌های پژوهش)</w:t>
-      </w:r>
-    </w:p>
-    <w:p>
-      <w:pPr>
-        <w:pStyle w:val="FigureCaption"/>
-        <w:keepNext/>
-        <w:spacing w:before="160" w:after="80"/>
-        <w:jc w:val="lowKashida"/>
-      </w:pPr>
-      <w:r>
-        <w:t>نمودار ۴-۲ نمودار دایره‌ای توزیع سطح تحصیلات اعضای پانل خبرگان</w:t>
-      </w:r>
-    </w:p>
-    <w:p>
-      <w:pPr>
         <w:keepLines/>
         <w:bidi/>
         <w:spacing w:before="60" w:after="120" w:line="240" w:lineRule="auto"/>
@@ -2416,6 +2422,19 @@
     </w:p>
     <w:p>
       <w:pPr>
+        <w:pStyle w:val="FigureCaption"/>
+        <w:spacing w:before="80" w:after="160"/>
+        <w:jc w:val="center"/>
+      </w:pPr>
+      <w:r>
+        <w:t>نمودار ۴-۲ نمودار دایره‌ای توزیع سطح تحصیلات اعضای پانل خبرگان</w:t>
+      </w:r>
+      <w:r>
+        <w:t xml:space="preserve"> (منبع: یافته‌های پژوهش)</w:t>
+      </w:r>
+    </w:p>
+    <w:p>
+      <w:pPr>
         <w:bidi/>
         <w:jc w:val="lowKashida"/>
       </w:pPr>
@@ -2424,14 +2443,17 @@
       <w:pPr>
         <w:pStyle w:val="TableCaption"/>
         <w:keepNext/>
-        <w:spacing w:before="160"/>
-        <w:jc w:val="lowKashida"/>
+        <w:spacing w:before="160" w:after="80"/>
+        <w:jc w:val="center"/>
         <w:rPr>
           <w:vanish/>
         </w:rPr>
       </w:pPr>
       <w:r>
         <w:t>جدول ۴-۴ توزیع سابقه فعالیت اعضای پانل خبرگان</w:t>
+      </w:r>
+      <w:r>
+        <w:t xml:space="preserve"> (منبع: یافته‌های پژوهش)</w:t>
       </w:r>
     </w:p>
     <w:tbl>
@@ -2461,6 +2483,7 @@
       <w:tr>
         <w:trPr>
           <w:tblHeader/>
+          <w:cantSplit/>
         </w:trPr>
         <w:tc>
           <w:tcPr>
@@ -2600,6 +2623,9 @@
         </w:tc>
       </w:tr>
       <w:tr>
+        <w:trPr>
+          <w:cantSplit/>
+        </w:trPr>
         <w:tc>
           <w:tcPr>
             <w:tcW w:w="900" w:type="dxa"/>
@@ -2730,6 +2756,9 @@
         </w:tc>
       </w:tr>
       <w:tr>
+        <w:trPr>
+          <w:cantSplit/>
+        </w:trPr>
         <w:tc>
           <w:tcPr>
             <w:tcW w:w="900" w:type="dxa"/>
@@ -2860,6 +2889,9 @@
         </w:tc>
       </w:tr>
       <w:tr>
+        <w:trPr>
+          <w:cantSplit/>
+        </w:trPr>
         <w:tc>
           <w:tcPr>
             <w:tcW w:w="900" w:type="dxa"/>
@@ -2990,6 +3022,9 @@
         </w:tc>
       </w:tr>
       <w:tr>
+        <w:trPr>
+          <w:cantSplit/>
+        </w:trPr>
         <w:tc>
           <w:tcPr>
             <w:tcW w:w="900" w:type="dxa"/>
@@ -3120,6 +3155,9 @@
         </w:tc>
       </w:tr>
       <w:tr>
+        <w:trPr>
+          <w:cantSplit/>
+        </w:trPr>
         <w:tc>
           <w:tcPr>
             <w:tcW w:w="900" w:type="dxa"/>
@@ -3250,28 +3288,7 @@
     </w:p>
     <w:p>
       <w:pPr>
-        <w:pStyle w:val="CaptionSource"/>
         <w:keepNext/>
-        <w:spacing w:after="80"/>
-        <w:jc w:val="lowKashida"/>
-      </w:pPr>
-      <w:r>
-        <w:t xml:space="preserve"> (منبع: یافته‌های پژوهش)</w:t>
-      </w:r>
-    </w:p>
-    <w:p>
-      <w:pPr>
-        <w:pStyle w:val="FigureCaption"/>
-        <w:keepNext/>
-        <w:spacing w:before="160" w:after="80"/>
-        <w:jc w:val="lowKashida"/>
-      </w:pPr>
-      <w:r>
-        <w:t>نمودار ۴-۳ نمودار دایره‌ای توزیع سابقه فعالیت اعضای پانل خبرگان</w:t>
-      </w:r>
-    </w:p>
-    <w:p>
-      <w:pPr>
         <w:keepLines/>
         <w:bidi/>
         <w:spacing w:before="60" w:after="120" w:line="240" w:lineRule="auto"/>
@@ -3298,6 +3315,19 @@
     </w:p>
     <w:p>
       <w:pPr>
+        <w:pStyle w:val="FigureCaption"/>
+        <w:spacing w:before="80" w:after="160"/>
+        <w:jc w:val="center"/>
+      </w:pPr>
+      <w:r>
+        <w:t>نمودار ۴-۳ نمودار دایره‌ای توزیع سابقه فعالیت اعضای پانل خبرگان</w:t>
+      </w:r>
+      <w:r>
+        <w:t xml:space="preserve"> (منبع: یافته‌های پژوهش)</w:t>
+      </w:r>
+    </w:p>
+    <w:p>
+      <w:pPr>
         <w:bidi/>
         <w:jc w:val="lowKashida"/>
       </w:pPr>
@@ -3306,8 +3336,8 @@
       <w:pPr>
         <w:pStyle w:val="TableCaption"/>
         <w:keepNext/>
-        <w:spacing w:before="160"/>
-        <w:jc w:val="lowKashida"/>
+        <w:spacing w:before="160" w:after="80"/>
+        <w:jc w:val="center"/>
         <w:rPr>
           <w:vanish/>
         </w:rPr>
@@ -3315,6 +3345,9 @@
       <w:r>
         <w:lastRenderedPageBreak/>
         <w:t>جدول ۴-۵ توزیع نوع محصول شرکت محل فعالیت اعضای پانل</w:t>
+      </w:r>
+      <w:r>
+        <w:t xml:space="preserve"> (منبع: یافته‌های پژوهش)</w:t>
       </w:r>
     </w:p>
     <w:tbl>
@@ -3344,6 +3377,7 @@
       <w:tr>
         <w:trPr>
           <w:tblHeader/>
+          <w:cantSplit/>
         </w:trPr>
         <w:tc>
           <w:tcPr>
@@ -3483,6 +3517,9 @@
         </w:tc>
       </w:tr>
       <w:tr>
+        <w:trPr>
+          <w:cantSplit/>
+        </w:trPr>
         <w:tc>
           <w:tcPr>
             <w:tcW w:w="900" w:type="dxa"/>
@@ -3613,6 +3650,9 @@
         </w:tc>
       </w:tr>
       <w:tr>
+        <w:trPr>
+          <w:cantSplit/>
+        </w:trPr>
         <w:tc>
           <w:tcPr>
             <w:tcW w:w="900" w:type="dxa"/>
@@ -3743,6 +3783,9 @@
         </w:tc>
       </w:tr>
       <w:tr>
+        <w:trPr>
+          <w:cantSplit/>
+        </w:trPr>
         <w:tc>
           <w:tcPr>
             <w:tcW w:w="900" w:type="dxa"/>
@@ -3873,6 +3916,9 @@
         </w:tc>
       </w:tr>
       <w:tr>
+        <w:trPr>
+          <w:cantSplit/>
+        </w:trPr>
         <w:tc>
           <w:tcPr>
             <w:tcW w:w="900" w:type="dxa"/>
@@ -4003,6 +4049,9 @@
         </w:tc>
       </w:tr>
       <w:tr>
+        <w:trPr>
+          <w:cantSplit/>
+        </w:trPr>
         <w:tc>
           <w:tcPr>
             <w:tcW w:w="900" w:type="dxa"/>
@@ -4133,28 +4182,7 @@
     </w:p>
     <w:p>
       <w:pPr>
-        <w:pStyle w:val="CaptionSource"/>
         <w:keepNext/>
-        <w:spacing w:after="80"/>
-        <w:jc w:val="lowKashida"/>
-      </w:pPr>
-      <w:r>
-        <w:t xml:space="preserve"> (منبع: یافته‌های پژوهش)</w:t>
-      </w:r>
-    </w:p>
-    <w:p>
-      <w:pPr>
-        <w:pStyle w:val="FigureCaption"/>
-        <w:keepNext/>
-        <w:spacing w:before="160" w:after="80"/>
-        <w:jc w:val="lowKashida"/>
-      </w:pPr>
-      <w:r>
-        <w:t>نمودار ۴-۴ نمودار دایره‌ای توزیع نوع محصول شرکت محل فعالیت اعضای پانل</w:t>
-      </w:r>
-    </w:p>
-    <w:p>
-      <w:pPr>
         <w:keepLines/>
         <w:bidi/>
         <w:spacing w:before="60" w:after="120" w:line="240" w:lineRule="auto"/>
@@ -4177,6 +4205,19 @@
             </a:graphic>
           </wp:inline>
         </w:drawing>
+      </w:r>
+    </w:p>
+    <w:p>
+      <w:pPr>
+        <w:pStyle w:val="FigureCaption"/>
+        <w:spacing w:before="80" w:after="160"/>
+        <w:jc w:val="center"/>
+      </w:pPr>
+      <w:r>
+        <w:t>نمودار ۴-۴ نمودار دایره‌ای توزیع نوع محصول شرکت محل فعالیت اعضای پانل</w:t>
+      </w:r>
+      <w:r>
+        <w:t xml:space="preserve"> (منبع: یافته‌های پژوهش)</w:t>
       </w:r>
     </w:p>
     <w:p>
@@ -4267,8 +4308,8 @@
       <w:pPr>
         <w:pStyle w:val="TableCaption"/>
         <w:keepNext/>
-        <w:spacing w:before="160"/>
-        <w:jc w:val="lowKashida"/>
+        <w:spacing w:before="160" w:after="80"/>
+        <w:jc w:val="center"/>
         <w:rPr>
           <w:vanish/>
         </w:rPr>
@@ -4276,6 +4317,9 @@
       <w:r>
         <w:lastRenderedPageBreak/>
         <w:t>جدول ۴-۶ گویه‌های استخراج‌شده از دور نخست به تفکیک مؤلفه و اعضای اشاره‌کننده</w:t>
+      </w:r>
+      <w:r>
+        <w:t xml:space="preserve"> (منبع: یافته‌های پژوهش)</w:t>
       </w:r>
     </w:p>
     <w:tbl>
@@ -4305,6 +4349,7 @@
       <w:tr>
         <w:trPr>
           <w:tblHeader/>
+          <w:cantSplit/>
         </w:trPr>
         <w:tc>
           <w:tcPr>
@@ -4444,6 +4489,9 @@
         </w:tc>
       </w:tr>
       <w:tr>
+        <w:trPr>
+          <w:cantSplit/>
+        </w:trPr>
         <w:tc>
           <w:tcPr>
             <w:tcW w:w="500" w:type="dxa"/>
@@ -4574,6 +4622,9 @@
         </w:tc>
       </w:tr>
       <w:tr>
+        <w:trPr>
+          <w:cantSplit/>
+        </w:trPr>
         <w:tc>
           <w:tcPr>
             <w:tcW w:w="500" w:type="dxa"/>
@@ -4696,6 +4747,9 @@
         </w:tc>
       </w:tr>
       <w:tr>
+        <w:trPr>
+          <w:cantSplit/>
+        </w:trPr>
         <w:tc>
           <w:tcPr>
             <w:tcW w:w="500" w:type="dxa"/>
@@ -4818,6 +4872,9 @@
         </w:tc>
       </w:tr>
       <w:tr>
+        <w:trPr>
+          <w:cantSplit/>
+        </w:trPr>
         <w:tc>
           <w:tcPr>
             <w:tcW w:w="500" w:type="dxa"/>
@@ -4948,6 +5005,9 @@
         </w:tc>
       </w:tr>
       <w:tr>
+        <w:trPr>
+          <w:cantSplit/>
+        </w:trPr>
         <w:tc>
           <w:tcPr>
             <w:tcW w:w="500" w:type="dxa"/>
@@ -5070,6 +5130,9 @@
         </w:tc>
       </w:tr>
       <w:tr>
+        <w:trPr>
+          <w:cantSplit/>
+        </w:trPr>
         <w:tc>
           <w:tcPr>
             <w:tcW w:w="500" w:type="dxa"/>
@@ -5192,6 +5255,9 @@
         </w:tc>
       </w:tr>
       <w:tr>
+        <w:trPr>
+          <w:cantSplit/>
+        </w:trPr>
         <w:tc>
           <w:tcPr>
             <w:tcW w:w="500" w:type="dxa"/>
@@ -5314,6 +5380,9 @@
         </w:tc>
       </w:tr>
       <w:tr>
+        <w:trPr>
+          <w:cantSplit/>
+        </w:trPr>
         <w:tc>
           <w:tcPr>
             <w:tcW w:w="500" w:type="dxa"/>
@@ -5444,6 +5513,9 @@
         </w:tc>
       </w:tr>
       <w:tr>
+        <w:trPr>
+          <w:cantSplit/>
+        </w:trPr>
         <w:tc>
           <w:tcPr>
             <w:tcW w:w="500" w:type="dxa"/>
@@ -5574,6 +5646,9 @@
         </w:tc>
       </w:tr>
       <w:tr>
+        <w:trPr>
+          <w:cantSplit/>
+        </w:trPr>
         <w:tc>
           <w:tcPr>
             <w:tcW w:w="500" w:type="dxa"/>
@@ -5696,6 +5771,9 @@
         </w:tc>
       </w:tr>
       <w:tr>
+        <w:trPr>
+          <w:cantSplit/>
+        </w:trPr>
         <w:tc>
           <w:tcPr>
             <w:tcW w:w="500" w:type="dxa"/>
@@ -5826,6 +5904,9 @@
         </w:tc>
       </w:tr>
       <w:tr>
+        <w:trPr>
+          <w:cantSplit/>
+        </w:trPr>
         <w:tc>
           <w:tcPr>
             <w:tcW w:w="500" w:type="dxa"/>
@@ -5948,6 +6029,9 @@
         </w:tc>
       </w:tr>
       <w:tr>
+        <w:trPr>
+          <w:cantSplit/>
+        </w:trPr>
         <w:tc>
           <w:tcPr>
             <w:tcW w:w="500" w:type="dxa"/>
@@ -6078,6 +6162,9 @@
         </w:tc>
       </w:tr>
       <w:tr>
+        <w:trPr>
+          <w:cantSplit/>
+        </w:trPr>
         <w:tc>
           <w:tcPr>
             <w:tcW w:w="500" w:type="dxa"/>
@@ -6200,6 +6287,9 @@
         </w:tc>
       </w:tr>
       <w:tr>
+        <w:trPr>
+          <w:cantSplit/>
+        </w:trPr>
         <w:tc>
           <w:tcPr>
             <w:tcW w:w="500" w:type="dxa"/>
@@ -6330,6 +6420,9 @@
         </w:tc>
       </w:tr>
       <w:tr>
+        <w:trPr>
+          <w:cantSplit/>
+        </w:trPr>
         <w:tc>
           <w:tcPr>
             <w:tcW w:w="500" w:type="dxa"/>
@@ -6452,6 +6545,9 @@
         </w:tc>
       </w:tr>
       <w:tr>
+        <w:trPr>
+          <w:cantSplit/>
+        </w:trPr>
         <w:tc>
           <w:tcPr>
             <w:tcW w:w="500" w:type="dxa"/>
@@ -6583,6 +6679,9 @@
         </w:tc>
       </w:tr>
       <w:tr>
+        <w:trPr>
+          <w:cantSplit/>
+        </w:trPr>
         <w:tc>
           <w:tcPr>
             <w:tcW w:w="500" w:type="dxa"/>
@@ -6705,6 +6804,9 @@
         </w:tc>
       </w:tr>
       <w:tr>
+        <w:trPr>
+          <w:cantSplit/>
+        </w:trPr>
         <w:tc>
           <w:tcPr>
             <w:tcW w:w="500" w:type="dxa"/>
@@ -6835,6 +6937,9 @@
         </w:tc>
       </w:tr>
       <w:tr>
+        <w:trPr>
+          <w:cantSplit/>
+        </w:trPr>
         <w:tc>
           <w:tcPr>
             <w:tcW w:w="500" w:type="dxa"/>
@@ -6957,6 +7062,9 @@
         </w:tc>
       </w:tr>
       <w:tr>
+        <w:trPr>
+          <w:cantSplit/>
+        </w:trPr>
         <w:tc>
           <w:tcPr>
             <w:tcW w:w="500" w:type="dxa"/>
@@ -7087,6 +7195,9 @@
         </w:tc>
       </w:tr>
       <w:tr>
+        <w:trPr>
+          <w:cantSplit/>
+        </w:trPr>
         <w:tc>
           <w:tcPr>
             <w:tcW w:w="500" w:type="dxa"/>
@@ -7217,6 +7328,9 @@
         </w:tc>
       </w:tr>
       <w:tr>
+        <w:trPr>
+          <w:cantSplit/>
+        </w:trPr>
         <w:tc>
           <w:tcPr>
             <w:tcW w:w="500" w:type="dxa"/>
@@ -7339,6 +7453,9 @@
         </w:tc>
       </w:tr>
       <w:tr>
+        <w:trPr>
+          <w:cantSplit/>
+        </w:trPr>
         <w:tc>
           <w:tcPr>
             <w:tcW w:w="500" w:type="dxa"/>
@@ -7461,6 +7578,9 @@
         </w:tc>
       </w:tr>
       <w:tr>
+        <w:trPr>
+          <w:cantSplit/>
+        </w:trPr>
         <w:tc>
           <w:tcPr>
             <w:tcW w:w="500" w:type="dxa"/>
@@ -7591,6 +7711,9 @@
         </w:tc>
       </w:tr>
       <w:tr>
+        <w:trPr>
+          <w:cantSplit/>
+        </w:trPr>
         <w:tc>
           <w:tcPr>
             <w:tcW w:w="500" w:type="dxa"/>
@@ -7713,6 +7836,9 @@
         </w:tc>
       </w:tr>
       <w:tr>
+        <w:trPr>
+          <w:cantSplit/>
+        </w:trPr>
         <w:tc>
           <w:tcPr>
             <w:tcW w:w="500" w:type="dxa"/>
@@ -7835,6 +7961,9 @@
         </w:tc>
       </w:tr>
       <w:tr>
+        <w:trPr>
+          <w:cantSplit/>
+        </w:trPr>
         <w:tc>
           <w:tcPr>
             <w:tcW w:w="500" w:type="dxa"/>
@@ -7965,6 +8094,9 @@
         </w:tc>
       </w:tr>
       <w:tr>
+        <w:trPr>
+          <w:cantSplit/>
+        </w:trPr>
         <w:tc>
           <w:tcPr>
             <w:tcW w:w="500" w:type="dxa"/>
@@ -8092,17 +8224,6 @@
         <w:bidi/>
         <w:jc w:val="lowKashida"/>
       </w:pPr>
-    </w:p>
-    <w:p>
-      <w:pPr>
-        <w:pStyle w:val="CaptionSource"/>
-        <w:keepNext/>
-        <w:spacing w:after="80"/>
-        <w:jc w:val="lowKashida"/>
-      </w:pPr>
-      <w:r>
-        <w:t xml:space="preserve"> (منبع: یافته‌های پژوهش)</w:t>
-      </w:r>
     </w:p>
     <w:p>
       <w:pPr>
@@ -8121,8 +8242,8 @@
       <w:pPr>
         <w:pStyle w:val="TableCaption"/>
         <w:keepNext/>
-        <w:spacing w:before="160"/>
-        <w:jc w:val="lowKashida"/>
+        <w:spacing w:before="160" w:after="80"/>
+        <w:jc w:val="center"/>
         <w:rPr>
           <w:vanish/>
         </w:rPr>
@@ -8130,6 +8251,9 @@
       <w:r>
         <w:lastRenderedPageBreak/>
         <w:t>جدول ۴-۷ شمار گویه‌ها و گستره اشاره اعضا به هر مؤلفه</w:t>
+      </w:r>
+      <w:r>
+        <w:t xml:space="preserve"> (منبع: یافته‌های پژوهش)</w:t>
       </w:r>
     </w:p>
     <w:tbl>
@@ -8161,6 +8285,7 @@
       <w:tr>
         <w:trPr>
           <w:tblHeader/>
+          <w:cantSplit/>
         </w:trPr>
         <w:tc>
           <w:tcPr>
@@ -8368,6 +8493,9 @@
         </w:tc>
       </w:tr>
       <w:tr>
+        <w:trPr>
+          <w:cantSplit/>
+        </w:trPr>
         <w:tc>
           <w:tcPr>
             <w:tcW w:w="500" w:type="dxa"/>
@@ -8570,6 +8698,9 @@
         </w:tc>
       </w:tr>
       <w:tr>
+        <w:trPr>
+          <w:cantSplit/>
+        </w:trPr>
         <w:tc>
           <w:tcPr>
             <w:tcW w:w="500" w:type="dxa"/>
@@ -8764,6 +8895,9 @@
         </w:tc>
       </w:tr>
       <w:tr>
+        <w:trPr>
+          <w:cantSplit/>
+        </w:trPr>
         <w:tc>
           <w:tcPr>
             <w:tcW w:w="500" w:type="dxa"/>
@@ -8958,6 +9092,9 @@
         </w:tc>
       </w:tr>
       <w:tr>
+        <w:trPr>
+          <w:cantSplit/>
+        </w:trPr>
         <w:tc>
           <w:tcPr>
             <w:tcW w:w="500" w:type="dxa"/>
@@ -9152,6 +9289,9 @@
         </w:tc>
       </w:tr>
       <w:tr>
+        <w:trPr>
+          <w:cantSplit/>
+        </w:trPr>
         <w:tc>
           <w:tcPr>
             <w:tcW w:w="500" w:type="dxa"/>
@@ -9354,6 +9494,9 @@
         </w:tc>
       </w:tr>
       <w:tr>
+        <w:trPr>
+          <w:cantSplit/>
+        </w:trPr>
         <w:tc>
           <w:tcPr>
             <w:tcW w:w="500" w:type="dxa"/>
@@ -9548,6 +9691,9 @@
         </w:tc>
       </w:tr>
       <w:tr>
+        <w:trPr>
+          <w:cantSplit/>
+        </w:trPr>
         <w:tc>
           <w:tcPr>
             <w:tcW w:w="500" w:type="dxa"/>
@@ -9742,6 +9888,9 @@
         </w:tc>
       </w:tr>
       <w:tr>
+        <w:trPr>
+          <w:cantSplit/>
+        </w:trPr>
         <w:tc>
           <w:tcPr>
             <w:tcW w:w="500" w:type="dxa"/>
@@ -9936,6 +10085,9 @@
         </w:tc>
       </w:tr>
       <w:tr>
+        <w:trPr>
+          <w:cantSplit/>
+        </w:trPr>
         <w:tc>
           <w:tcPr>
             <w:tcW w:w="500" w:type="dxa"/>
@@ -10135,17 +10287,6 @@
         <w:bidi/>
         <w:jc w:val="lowKashida"/>
       </w:pPr>
-    </w:p>
-    <w:p>
-      <w:pPr>
-        <w:pStyle w:val="CaptionSource"/>
-        <w:keepNext/>
-        <w:spacing w:after="80"/>
-        <w:jc w:val="lowKashida"/>
-      </w:pPr>
-      <w:r>
-        <w:t xml:space="preserve"> (منبع: یافته‌های پژوهش)</w:t>
-      </w:r>
     </w:p>
     <w:p>
       <w:pPr>
@@ -10211,8 +10352,8 @@
       <w:pPr>
         <w:pStyle w:val="TableCaption"/>
         <w:keepNext/>
-        <w:spacing w:before="160"/>
-        <w:jc w:val="lowKashida"/>
+        <w:spacing w:before="160" w:after="80"/>
+        <w:jc w:val="center"/>
         <w:rPr>
           <w:vanish/>
         </w:rPr>
@@ -10220,11 +10361,14 @@
       <w:r>
         <w:t>جدول ۴-۸ آمار توصیفی امتیاز اهمیت گویه‌ها در دور نهایی (سوم) رتبه‌بندی</w:t>
       </w:r>
+      <w:r>
+        <w:t xml:space="preserve"> (منبع: یافته‌های پژوهش)</w:t>
+      </w:r>
     </w:p>
     <w:tbl>
       <w:tblPr>
         <w:bidiVisual/>
-        <w:tblW w:w="9388" w:type="dxa"/>
+        <w:tblW w:w="8788" w:type="dxa"/>
         <w:tblBorders>
           <w:top w:val="single" w:sz="4" w:space="0" w:color="auto"/>
           <w:left w:val="single" w:sz="4" w:space="0" w:color="auto"/>
@@ -10241,15 +10385,16 @@
       </w:tblPr>
       <w:tblGrid>
         <w:gridCol w:w="700"/>
-        <w:gridCol w:w="3300"/>
-        <w:gridCol w:w="1300"/>
-        <w:gridCol w:w="1300"/>
-        <w:gridCol w:w="1500"/>
-        <w:gridCol w:w="1288"/>
+        <w:gridCol w:w="3073"/>
+        <w:gridCol w:w="1210"/>
+        <w:gridCol w:w="1210"/>
+        <w:gridCol w:w="1396"/>
+        <w:gridCol w:w="1199"/>
       </w:tblGrid>
       <w:tr>
         <w:trPr>
           <w:tblHeader/>
+          <w:cantSplit/>
         </w:trPr>
         <w:tc>
           <w:tcPr>
@@ -10287,7 +10432,7 @@
         </w:tc>
         <w:tc>
           <w:tcPr>
-            <w:tcW w:w="3300" w:type="dxa"/>
+            <w:tcW w:w="3073" w:type="dxa"/>
             <w:tcBorders>
               <w:top w:val="single" w:sz="4" w:space="0" w:color="000000"/>
               <w:left w:val="single" w:sz="4" w:space="0" w:color="000000"/>
@@ -10321,7 +10466,7 @@
         </w:tc>
         <w:tc>
           <w:tcPr>
-            <w:tcW w:w="1300" w:type="dxa"/>
+            <w:tcW w:w="1210" w:type="dxa"/>
             <w:tcBorders>
               <w:top w:val="single" w:sz="4" w:space="0" w:color="000000"/>
               <w:left w:val="single" w:sz="4" w:space="0" w:color="000000"/>
@@ -10355,7 +10500,7 @@
         </w:tc>
         <w:tc>
           <w:tcPr>
-            <w:tcW w:w="1300" w:type="dxa"/>
+            <w:tcW w:w="1210" w:type="dxa"/>
             <w:tcBorders>
               <w:top w:val="single" w:sz="4" w:space="0" w:color="000000"/>
               <w:left w:val="single" w:sz="4" w:space="0" w:color="000000"/>
@@ -10389,7 +10534,7 @@
         </w:tc>
         <w:tc>
           <w:tcPr>
-            <w:tcW w:w="1500" w:type="dxa"/>
+            <w:tcW w:w="1396" w:type="dxa"/>
             <w:tcBorders>
               <w:top w:val="single" w:sz="4" w:space="0" w:color="000000"/>
               <w:left w:val="single" w:sz="4" w:space="0" w:color="000000"/>
@@ -10423,7 +10568,7 @@
         </w:tc>
         <w:tc>
           <w:tcPr>
-            <w:tcW w:w="1288" w:type="dxa"/>
+            <w:tcW w:w="1199" w:type="dxa"/>
             <w:tcBorders>
               <w:top w:val="single" w:sz="4" w:space="0" w:color="000000"/>
               <w:left w:val="single" w:sz="4" w:space="0" w:color="000000"/>
@@ -10457,6 +10602,9 @@
         </w:tc>
       </w:tr>
       <w:tr>
+        <w:trPr>
+          <w:cantSplit/>
+        </w:trPr>
         <w:tc>
           <w:tcPr>
             <w:tcW w:w="700" w:type="dxa"/>
@@ -10491,7 +10639,7 @@
         </w:tc>
         <w:tc>
           <w:tcPr>
-            <w:tcW w:w="3300" w:type="dxa"/>
+            <w:tcW w:w="3073" w:type="dxa"/>
             <w:tcBorders>
               <w:top w:val="single" w:sz="4" w:space="0" w:color="000000"/>
               <w:left w:val="single" w:sz="4" w:space="0" w:color="000000"/>
@@ -10531,7 +10679,7 @@
         </w:tc>
         <w:tc>
           <w:tcPr>
-            <w:tcW w:w="1300" w:type="dxa"/>
+            <w:tcW w:w="1210" w:type="dxa"/>
             <w:tcBorders>
               <w:top w:val="single" w:sz="4" w:space="0" w:color="000000"/>
               <w:left w:val="single" w:sz="4" w:space="0" w:color="000000"/>
@@ -10563,7 +10711,7 @@
         </w:tc>
         <w:tc>
           <w:tcPr>
-            <w:tcW w:w="1300" w:type="dxa"/>
+            <w:tcW w:w="1210" w:type="dxa"/>
             <w:tcBorders>
               <w:top w:val="single" w:sz="4" w:space="0" w:color="000000"/>
               <w:left w:val="single" w:sz="4" w:space="0" w:color="000000"/>
@@ -10595,7 +10743,7 @@
         </w:tc>
         <w:tc>
           <w:tcPr>
-            <w:tcW w:w="1500" w:type="dxa"/>
+            <w:tcW w:w="1396" w:type="dxa"/>
             <w:tcBorders>
               <w:top w:val="single" w:sz="4" w:space="0" w:color="000000"/>
               <w:left w:val="single" w:sz="4" w:space="0" w:color="000000"/>
@@ -10627,7 +10775,7 @@
         </w:tc>
         <w:tc>
           <w:tcPr>
-            <w:tcW w:w="1288" w:type="dxa"/>
+            <w:tcW w:w="1199" w:type="dxa"/>
             <w:tcBorders>
               <w:top w:val="single" w:sz="4" w:space="0" w:color="000000"/>
               <w:left w:val="single" w:sz="4" w:space="0" w:color="000000"/>
@@ -10659,6 +10807,9 @@
         </w:tc>
       </w:tr>
       <w:tr>
+        <w:trPr>
+          <w:cantSplit/>
+        </w:trPr>
         <w:tc>
           <w:tcPr>
             <w:tcW w:w="700" w:type="dxa"/>
@@ -10693,7 +10844,7 @@
         </w:tc>
         <w:tc>
           <w:tcPr>
-            <w:tcW w:w="3300" w:type="dxa"/>
+            <w:tcW w:w="3073" w:type="dxa"/>
             <w:tcBorders>
               <w:top w:val="single" w:sz="4" w:space="0" w:color="000000"/>
               <w:left w:val="single" w:sz="4" w:space="0" w:color="000000"/>
@@ -10725,7 +10876,7 @@
         </w:tc>
         <w:tc>
           <w:tcPr>
-            <w:tcW w:w="1300" w:type="dxa"/>
+            <w:tcW w:w="1210" w:type="dxa"/>
             <w:tcBorders>
               <w:top w:val="single" w:sz="4" w:space="0" w:color="000000"/>
               <w:left w:val="single" w:sz="4" w:space="0" w:color="000000"/>
@@ -10757,7 +10908,7 @@
         </w:tc>
         <w:tc>
           <w:tcPr>
-            <w:tcW w:w="1300" w:type="dxa"/>
+            <w:tcW w:w="1210" w:type="dxa"/>
             <w:tcBorders>
               <w:top w:val="single" w:sz="4" w:space="0" w:color="000000"/>
               <w:left w:val="single" w:sz="4" w:space="0" w:color="000000"/>
@@ -10789,7 +10940,7 @@
         </w:tc>
         <w:tc>
           <w:tcPr>
-            <w:tcW w:w="1500" w:type="dxa"/>
+            <w:tcW w:w="1396" w:type="dxa"/>
             <w:tcBorders>
               <w:top w:val="single" w:sz="4" w:space="0" w:color="000000"/>
               <w:left w:val="single" w:sz="4" w:space="0" w:color="000000"/>
@@ -10821,7 +10972,7 @@
         </w:tc>
         <w:tc>
           <w:tcPr>
-            <w:tcW w:w="1288" w:type="dxa"/>
+            <w:tcW w:w="1199" w:type="dxa"/>
             <w:tcBorders>
               <w:top w:val="single" w:sz="4" w:space="0" w:color="000000"/>
               <w:left w:val="single" w:sz="4" w:space="0" w:color="000000"/>
@@ -10853,6 +11004,9 @@
         </w:tc>
       </w:tr>
       <w:tr>
+        <w:trPr>
+          <w:cantSplit/>
+        </w:trPr>
         <w:tc>
           <w:tcPr>
             <w:tcW w:w="700" w:type="dxa"/>
@@ -10887,7 +11041,7 @@
         </w:tc>
         <w:tc>
           <w:tcPr>
-            <w:tcW w:w="3300" w:type="dxa"/>
+            <w:tcW w:w="3073" w:type="dxa"/>
             <w:tcBorders>
               <w:top w:val="single" w:sz="4" w:space="0" w:color="000000"/>
               <w:left w:val="single" w:sz="4" w:space="0" w:color="000000"/>
@@ -10919,7 +11073,7 @@
         </w:tc>
         <w:tc>
           <w:tcPr>
-            <w:tcW w:w="1300" w:type="dxa"/>
+            <w:tcW w:w="1210" w:type="dxa"/>
             <w:tcBorders>
               <w:top w:val="single" w:sz="4" w:space="0" w:color="000000"/>
               <w:left w:val="single" w:sz="4" w:space="0" w:color="000000"/>
@@ -10951,7 +11105,7 @@
         </w:tc>
         <w:tc>
           <w:tcPr>
-            <w:tcW w:w="1300" w:type="dxa"/>
+            <w:tcW w:w="1210" w:type="dxa"/>
             <w:tcBorders>
               <w:top w:val="single" w:sz="4" w:space="0" w:color="000000"/>
               <w:left w:val="single" w:sz="4" w:space="0" w:color="000000"/>
@@ -10983,7 +11137,7 @@
         </w:tc>
         <w:tc>
           <w:tcPr>
-            <w:tcW w:w="1500" w:type="dxa"/>
+            <w:tcW w:w="1396" w:type="dxa"/>
             <w:tcBorders>
               <w:top w:val="single" w:sz="4" w:space="0" w:color="000000"/>
               <w:left w:val="single" w:sz="4" w:space="0" w:color="000000"/>
@@ -11015,7 +11169,7 @@
         </w:tc>
         <w:tc>
           <w:tcPr>
-            <w:tcW w:w="1288" w:type="dxa"/>
+            <w:tcW w:w="1199" w:type="dxa"/>
             <w:tcBorders>
               <w:top w:val="single" w:sz="4" w:space="0" w:color="000000"/>
               <w:left w:val="single" w:sz="4" w:space="0" w:color="000000"/>
@@ -11047,6 +11201,9 @@
         </w:tc>
       </w:tr>
       <w:tr>
+        <w:trPr>
+          <w:cantSplit/>
+        </w:trPr>
         <w:tc>
           <w:tcPr>
             <w:tcW w:w="700" w:type="dxa"/>
@@ -11081,7 +11238,7 @@
         </w:tc>
         <w:tc>
           <w:tcPr>
-            <w:tcW w:w="3300" w:type="dxa"/>
+            <w:tcW w:w="3073" w:type="dxa"/>
             <w:tcBorders>
               <w:top w:val="single" w:sz="4" w:space="0" w:color="000000"/>
               <w:left w:val="single" w:sz="4" w:space="0" w:color="000000"/>
@@ -11121,7 +11278,7 @@
         </w:tc>
         <w:tc>
           <w:tcPr>
-            <w:tcW w:w="1300" w:type="dxa"/>
+            <w:tcW w:w="1210" w:type="dxa"/>
             <w:tcBorders>
               <w:top w:val="single" w:sz="4" w:space="0" w:color="000000"/>
               <w:left w:val="single" w:sz="4" w:space="0" w:color="000000"/>
@@ -11153,7 +11310,7 @@
         </w:tc>
         <w:tc>
           <w:tcPr>
-            <w:tcW w:w="1300" w:type="dxa"/>
+            <w:tcW w:w="1210" w:type="dxa"/>
             <w:tcBorders>
               <w:top w:val="single" w:sz="4" w:space="0" w:color="000000"/>
               <w:left w:val="single" w:sz="4" w:space="0" w:color="000000"/>
@@ -11185,7 +11342,7 @@
         </w:tc>
         <w:tc>
           <w:tcPr>
-            <w:tcW w:w="1500" w:type="dxa"/>
+            <w:tcW w:w="1396" w:type="dxa"/>
             <w:tcBorders>
               <w:top w:val="single" w:sz="4" w:space="0" w:color="000000"/>
               <w:left w:val="single" w:sz="4" w:space="0" w:color="000000"/>
@@ -11217,7 +11374,7 @@
         </w:tc>
         <w:tc>
           <w:tcPr>
-            <w:tcW w:w="1288" w:type="dxa"/>
+            <w:tcW w:w="1199" w:type="dxa"/>
             <w:tcBorders>
               <w:top w:val="single" w:sz="4" w:space="0" w:color="000000"/>
               <w:left w:val="single" w:sz="4" w:space="0" w:color="000000"/>
@@ -11249,6 +11406,9 @@
         </w:tc>
       </w:tr>
       <w:tr>
+        <w:trPr>
+          <w:cantSplit/>
+        </w:trPr>
         <w:tc>
           <w:tcPr>
             <w:tcW w:w="700" w:type="dxa"/>
@@ -11283,7 +11443,7 @@
         </w:tc>
         <w:tc>
           <w:tcPr>
-            <w:tcW w:w="3300" w:type="dxa"/>
+            <w:tcW w:w="3073" w:type="dxa"/>
             <w:tcBorders>
               <w:top w:val="single" w:sz="4" w:space="0" w:color="000000"/>
               <w:left w:val="single" w:sz="4" w:space="0" w:color="000000"/>
@@ -11315,7 +11475,7 @@
         </w:tc>
         <w:tc>
           <w:tcPr>
-            <w:tcW w:w="1300" w:type="dxa"/>
+            <w:tcW w:w="1210" w:type="dxa"/>
             <w:tcBorders>
               <w:top w:val="single" w:sz="4" w:space="0" w:color="000000"/>
               <w:left w:val="single" w:sz="4" w:space="0" w:color="000000"/>
@@ -11347,7 +11507,7 @@
         </w:tc>
         <w:tc>
           <w:tcPr>
-            <w:tcW w:w="1300" w:type="dxa"/>
+            <w:tcW w:w="1210" w:type="dxa"/>
             <w:tcBorders>
               <w:top w:val="single" w:sz="4" w:space="0" w:color="000000"/>
               <w:left w:val="single" w:sz="4" w:space="0" w:color="000000"/>
@@ -11379,7 +11539,7 @@
         </w:tc>
         <w:tc>
           <w:tcPr>
-            <w:tcW w:w="1500" w:type="dxa"/>
+            <w:tcW w:w="1396" w:type="dxa"/>
             <w:tcBorders>
               <w:top w:val="single" w:sz="4" w:space="0" w:color="000000"/>
               <w:left w:val="single" w:sz="4" w:space="0" w:color="000000"/>
@@ -11411,7 +11571,7 @@
         </w:tc>
         <w:tc>
           <w:tcPr>
-            <w:tcW w:w="1288" w:type="dxa"/>
+            <w:tcW w:w="1199" w:type="dxa"/>
             <w:tcBorders>
               <w:top w:val="single" w:sz="4" w:space="0" w:color="000000"/>
               <w:left w:val="single" w:sz="4" w:space="0" w:color="000000"/>
@@ -11443,6 +11603,9 @@
         </w:tc>
       </w:tr>
       <w:tr>
+        <w:trPr>
+          <w:cantSplit/>
+        </w:trPr>
         <w:tc>
           <w:tcPr>
             <w:tcW w:w="700" w:type="dxa"/>
@@ -11477,7 +11640,7 @@
         </w:tc>
         <w:tc>
           <w:tcPr>
-            <w:tcW w:w="3300" w:type="dxa"/>
+            <w:tcW w:w="3073" w:type="dxa"/>
             <w:tcBorders>
               <w:top w:val="single" w:sz="4" w:space="0" w:color="000000"/>
               <w:left w:val="single" w:sz="4" w:space="0" w:color="000000"/>
@@ -11509,7 +11672,7 @@
         </w:tc>
         <w:tc>
           <w:tcPr>
-            <w:tcW w:w="1300" w:type="dxa"/>
+            <w:tcW w:w="1210" w:type="dxa"/>
             <w:tcBorders>
               <w:top w:val="single" w:sz="4" w:space="0" w:color="000000"/>
               <w:left w:val="single" w:sz="4" w:space="0" w:color="000000"/>
@@ -11541,7 +11704,7 @@
         </w:tc>
         <w:tc>
           <w:tcPr>
-            <w:tcW w:w="1300" w:type="dxa"/>
+            <w:tcW w:w="1210" w:type="dxa"/>
             <w:tcBorders>
               <w:top w:val="single" w:sz="4" w:space="0" w:color="000000"/>
               <w:left w:val="single" w:sz="4" w:space="0" w:color="000000"/>
@@ -11573,7 +11736,7 @@
         </w:tc>
         <w:tc>
           <w:tcPr>
-            <w:tcW w:w="1500" w:type="dxa"/>
+            <w:tcW w:w="1396" w:type="dxa"/>
             <w:tcBorders>
               <w:top w:val="single" w:sz="4" w:space="0" w:color="000000"/>
               <w:left w:val="single" w:sz="4" w:space="0" w:color="000000"/>
@@ -11605,7 +11768,7 @@
         </w:tc>
         <w:tc>
           <w:tcPr>
-            <w:tcW w:w="1288" w:type="dxa"/>
+            <w:tcW w:w="1199" w:type="dxa"/>
             <w:tcBorders>
               <w:top w:val="single" w:sz="4" w:space="0" w:color="000000"/>
               <w:left w:val="single" w:sz="4" w:space="0" w:color="000000"/>
@@ -11637,6 +11800,9 @@
         </w:tc>
       </w:tr>
       <w:tr>
+        <w:trPr>
+          <w:cantSplit/>
+        </w:trPr>
         <w:tc>
           <w:tcPr>
             <w:tcW w:w="700" w:type="dxa"/>
@@ -11671,7 +11837,7 @@
         </w:tc>
         <w:tc>
           <w:tcPr>
-            <w:tcW w:w="3300" w:type="dxa"/>
+            <w:tcW w:w="3073" w:type="dxa"/>
             <w:tcBorders>
               <w:top w:val="single" w:sz="4" w:space="0" w:color="000000"/>
               <w:left w:val="single" w:sz="4" w:space="0" w:color="000000"/>
@@ -11703,7 +11869,7 @@
         </w:tc>
         <w:tc>
           <w:tcPr>
-            <w:tcW w:w="1300" w:type="dxa"/>
+            <w:tcW w:w="1210" w:type="dxa"/>
             <w:tcBorders>
               <w:top w:val="single" w:sz="4" w:space="0" w:color="000000"/>
               <w:left w:val="single" w:sz="4" w:space="0" w:color="000000"/>
@@ -11735,7 +11901,7 @@
         </w:tc>
         <w:tc>
           <w:tcPr>
-            <w:tcW w:w="1300" w:type="dxa"/>
+            <w:tcW w:w="1210" w:type="dxa"/>
             <w:tcBorders>
               <w:top w:val="single" w:sz="4" w:space="0" w:color="000000"/>
               <w:left w:val="single" w:sz="4" w:space="0" w:color="000000"/>
@@ -11767,7 +11933,7 @@
         </w:tc>
         <w:tc>
           <w:tcPr>
-            <w:tcW w:w="1500" w:type="dxa"/>
+            <w:tcW w:w="1396" w:type="dxa"/>
             <w:tcBorders>
               <w:top w:val="single" w:sz="4" w:space="0" w:color="000000"/>
               <w:left w:val="single" w:sz="4" w:space="0" w:color="000000"/>
@@ -11799,7 +11965,7 @@
         </w:tc>
         <w:tc>
           <w:tcPr>
-            <w:tcW w:w="1288" w:type="dxa"/>
+            <w:tcW w:w="1199" w:type="dxa"/>
             <w:tcBorders>
               <w:top w:val="single" w:sz="4" w:space="0" w:color="000000"/>
               <w:left w:val="single" w:sz="4" w:space="0" w:color="000000"/>
@@ -11831,6 +11997,9 @@
         </w:tc>
       </w:tr>
       <w:tr>
+        <w:trPr>
+          <w:cantSplit/>
+        </w:trPr>
         <w:tc>
           <w:tcPr>
             <w:tcW w:w="700" w:type="dxa"/>
@@ -11865,7 +12034,7 @@
         </w:tc>
         <w:tc>
           <w:tcPr>
-            <w:tcW w:w="3300" w:type="dxa"/>
+            <w:tcW w:w="3073" w:type="dxa"/>
             <w:tcBorders>
               <w:top w:val="single" w:sz="4" w:space="0" w:color="000000"/>
               <w:left w:val="single" w:sz="4" w:space="0" w:color="000000"/>
@@ -11897,7 +12066,7 @@
         </w:tc>
         <w:tc>
           <w:tcPr>
-            <w:tcW w:w="1300" w:type="dxa"/>
+            <w:tcW w:w="1210" w:type="dxa"/>
             <w:tcBorders>
               <w:top w:val="single" w:sz="4" w:space="0" w:color="000000"/>
               <w:left w:val="single" w:sz="4" w:space="0" w:color="000000"/>
@@ -11929,7 +12098,7 @@
         </w:tc>
         <w:tc>
           <w:tcPr>
-            <w:tcW w:w="1300" w:type="dxa"/>
+            <w:tcW w:w="1210" w:type="dxa"/>
             <w:tcBorders>
               <w:top w:val="single" w:sz="4" w:space="0" w:color="000000"/>
               <w:left w:val="single" w:sz="4" w:space="0" w:color="000000"/>
@@ -11961,7 +12130,7 @@
         </w:tc>
         <w:tc>
           <w:tcPr>
-            <w:tcW w:w="1500" w:type="dxa"/>
+            <w:tcW w:w="1396" w:type="dxa"/>
             <w:tcBorders>
               <w:top w:val="single" w:sz="4" w:space="0" w:color="000000"/>
               <w:left w:val="single" w:sz="4" w:space="0" w:color="000000"/>
@@ -11993,7 +12162,7 @@
         </w:tc>
         <w:tc>
           <w:tcPr>
-            <w:tcW w:w="1288" w:type="dxa"/>
+            <w:tcW w:w="1199" w:type="dxa"/>
             <w:tcBorders>
               <w:top w:val="single" w:sz="4" w:space="0" w:color="000000"/>
               <w:left w:val="single" w:sz="4" w:space="0" w:color="000000"/>
@@ -12025,6 +12194,9 @@
         </w:tc>
       </w:tr>
       <w:tr>
+        <w:trPr>
+          <w:cantSplit/>
+        </w:trPr>
         <w:tc>
           <w:tcPr>
             <w:tcW w:w="700" w:type="dxa"/>
@@ -12059,7 +12231,7 @@
         </w:tc>
         <w:tc>
           <w:tcPr>
-            <w:tcW w:w="3300" w:type="dxa"/>
+            <w:tcW w:w="3073" w:type="dxa"/>
             <w:tcBorders>
               <w:top w:val="single" w:sz="4" w:space="0" w:color="000000"/>
               <w:left w:val="single" w:sz="4" w:space="0" w:color="000000"/>
@@ -12091,7 +12263,7 @@
         </w:tc>
         <w:tc>
           <w:tcPr>
-            <w:tcW w:w="1300" w:type="dxa"/>
+            <w:tcW w:w="1210" w:type="dxa"/>
             <w:tcBorders>
               <w:top w:val="single" w:sz="4" w:space="0" w:color="000000"/>
               <w:left w:val="single" w:sz="4" w:space="0" w:color="000000"/>
@@ -12123,7 +12295,7 @@
         </w:tc>
         <w:tc>
           <w:tcPr>
-            <w:tcW w:w="1300" w:type="dxa"/>
+            <w:tcW w:w="1210" w:type="dxa"/>
             <w:tcBorders>
               <w:top w:val="single" w:sz="4" w:space="0" w:color="000000"/>
               <w:left w:val="single" w:sz="4" w:space="0" w:color="000000"/>
@@ -12155,7 +12327,7 @@
         </w:tc>
         <w:tc>
           <w:tcPr>
-            <w:tcW w:w="1500" w:type="dxa"/>
+            <w:tcW w:w="1396" w:type="dxa"/>
             <w:tcBorders>
               <w:top w:val="single" w:sz="4" w:space="0" w:color="000000"/>
               <w:left w:val="single" w:sz="4" w:space="0" w:color="000000"/>
@@ -12187,7 +12359,7 @@
         </w:tc>
         <w:tc>
           <w:tcPr>
-            <w:tcW w:w="1288" w:type="dxa"/>
+            <w:tcW w:w="1199" w:type="dxa"/>
             <w:tcBorders>
               <w:top w:val="single" w:sz="4" w:space="0" w:color="000000"/>
               <w:left w:val="single" w:sz="4" w:space="0" w:color="000000"/>
@@ -12219,6 +12391,9 @@
         </w:tc>
       </w:tr>
       <w:tr>
+        <w:trPr>
+          <w:cantSplit/>
+        </w:trPr>
         <w:tc>
           <w:tcPr>
             <w:tcW w:w="700" w:type="dxa"/>
@@ -12253,7 +12428,7 @@
         </w:tc>
         <w:tc>
           <w:tcPr>
-            <w:tcW w:w="3300" w:type="dxa"/>
+            <w:tcW w:w="3073" w:type="dxa"/>
             <w:tcBorders>
               <w:top w:val="single" w:sz="4" w:space="0" w:color="000000"/>
               <w:left w:val="single" w:sz="4" w:space="0" w:color="000000"/>
@@ -12285,7 +12460,7 @@
         </w:tc>
         <w:tc>
           <w:tcPr>
-            <w:tcW w:w="1300" w:type="dxa"/>
+            <w:tcW w:w="1210" w:type="dxa"/>
             <w:tcBorders>
               <w:top w:val="single" w:sz="4" w:space="0" w:color="000000"/>
               <w:left w:val="single" w:sz="4" w:space="0" w:color="000000"/>
@@ -12317,7 +12492,7 @@
         </w:tc>
         <w:tc>
           <w:tcPr>
-            <w:tcW w:w="1300" w:type="dxa"/>
+            <w:tcW w:w="1210" w:type="dxa"/>
             <w:tcBorders>
               <w:top w:val="single" w:sz="4" w:space="0" w:color="000000"/>
               <w:left w:val="single" w:sz="4" w:space="0" w:color="000000"/>
@@ -12349,7 +12524,7 @@
         </w:tc>
         <w:tc>
           <w:tcPr>
-            <w:tcW w:w="1500" w:type="dxa"/>
+            <w:tcW w:w="1396" w:type="dxa"/>
             <w:tcBorders>
               <w:top w:val="single" w:sz="4" w:space="0" w:color="000000"/>
               <w:left w:val="single" w:sz="4" w:space="0" w:color="000000"/>
@@ -12381,7 +12556,7 @@
         </w:tc>
         <w:tc>
           <w:tcPr>
-            <w:tcW w:w="1288" w:type="dxa"/>
+            <w:tcW w:w="1199" w:type="dxa"/>
             <w:tcBorders>
               <w:top w:val="single" w:sz="4" w:space="0" w:color="000000"/>
               <w:left w:val="single" w:sz="4" w:space="0" w:color="000000"/>
@@ -12413,6 +12588,9 @@
         </w:tc>
       </w:tr>
       <w:tr>
+        <w:trPr>
+          <w:cantSplit/>
+        </w:trPr>
         <w:tc>
           <w:tcPr>
             <w:tcW w:w="700" w:type="dxa"/>
@@ -12447,7 +12625,7 @@
         </w:tc>
         <w:tc>
           <w:tcPr>
-            <w:tcW w:w="3300" w:type="dxa"/>
+            <w:tcW w:w="3073" w:type="dxa"/>
             <w:tcBorders>
               <w:top w:val="single" w:sz="4" w:space="0" w:color="000000"/>
               <w:left w:val="single" w:sz="4" w:space="0" w:color="000000"/>
@@ -12479,7 +12657,7 @@
         </w:tc>
         <w:tc>
           <w:tcPr>
-            <w:tcW w:w="1300" w:type="dxa"/>
+            <w:tcW w:w="1210" w:type="dxa"/>
             <w:tcBorders>
               <w:top w:val="single" w:sz="4" w:space="0" w:color="000000"/>
               <w:left w:val="single" w:sz="4" w:space="0" w:color="000000"/>
@@ -12511,7 +12689,7 @@
         </w:tc>
         <w:tc>
           <w:tcPr>
-            <w:tcW w:w="1300" w:type="dxa"/>
+            <w:tcW w:w="1210" w:type="dxa"/>
             <w:tcBorders>
               <w:top w:val="single" w:sz="4" w:space="0" w:color="000000"/>
               <w:left w:val="single" w:sz="4" w:space="0" w:color="000000"/>
@@ -12543,7 +12721,7 @@
         </w:tc>
         <w:tc>
           <w:tcPr>
-            <w:tcW w:w="1500" w:type="dxa"/>
+            <w:tcW w:w="1396" w:type="dxa"/>
             <w:tcBorders>
               <w:top w:val="single" w:sz="4" w:space="0" w:color="000000"/>
               <w:left w:val="single" w:sz="4" w:space="0" w:color="000000"/>
@@ -12575,7 +12753,7 @@
         </w:tc>
         <w:tc>
           <w:tcPr>
-            <w:tcW w:w="1288" w:type="dxa"/>
+            <w:tcW w:w="1199" w:type="dxa"/>
             <w:tcBorders>
               <w:top w:val="single" w:sz="4" w:space="0" w:color="000000"/>
               <w:left w:val="single" w:sz="4" w:space="0" w:color="000000"/>
@@ -12607,6 +12785,9 @@
         </w:tc>
       </w:tr>
       <w:tr>
+        <w:trPr>
+          <w:cantSplit/>
+        </w:trPr>
         <w:tc>
           <w:tcPr>
             <w:tcW w:w="700" w:type="dxa"/>
@@ -12641,7 +12822,7 @@
         </w:tc>
         <w:tc>
           <w:tcPr>
-            <w:tcW w:w="3300" w:type="dxa"/>
+            <w:tcW w:w="3073" w:type="dxa"/>
             <w:tcBorders>
               <w:top w:val="single" w:sz="4" w:space="0" w:color="000000"/>
               <w:left w:val="single" w:sz="4" w:space="0" w:color="000000"/>
@@ -12673,7 +12854,7 @@
         </w:tc>
         <w:tc>
           <w:tcPr>
-            <w:tcW w:w="1300" w:type="dxa"/>
+            <w:tcW w:w="1210" w:type="dxa"/>
             <w:tcBorders>
               <w:top w:val="single" w:sz="4" w:space="0" w:color="000000"/>
               <w:left w:val="single" w:sz="4" w:space="0" w:color="000000"/>
@@ -12705,7 +12886,7 @@
         </w:tc>
         <w:tc>
           <w:tcPr>
-            <w:tcW w:w="1300" w:type="dxa"/>
+            <w:tcW w:w="1210" w:type="dxa"/>
             <w:tcBorders>
               <w:top w:val="single" w:sz="4" w:space="0" w:color="000000"/>
               <w:left w:val="single" w:sz="4" w:space="0" w:color="000000"/>
@@ -12737,7 +12918,7 @@
         </w:tc>
         <w:tc>
           <w:tcPr>
-            <w:tcW w:w="1500" w:type="dxa"/>
+            <w:tcW w:w="1396" w:type="dxa"/>
             <w:tcBorders>
               <w:top w:val="single" w:sz="4" w:space="0" w:color="000000"/>
               <w:left w:val="single" w:sz="4" w:space="0" w:color="000000"/>
@@ -12769,7 +12950,7 @@
         </w:tc>
         <w:tc>
           <w:tcPr>
-            <w:tcW w:w="1288" w:type="dxa"/>
+            <w:tcW w:w="1199" w:type="dxa"/>
             <w:tcBorders>
               <w:top w:val="single" w:sz="4" w:space="0" w:color="000000"/>
               <w:left w:val="single" w:sz="4" w:space="0" w:color="000000"/>
@@ -12801,6 +12982,9 @@
         </w:tc>
       </w:tr>
       <w:tr>
+        <w:trPr>
+          <w:cantSplit/>
+        </w:trPr>
         <w:tc>
           <w:tcPr>
             <w:tcW w:w="700" w:type="dxa"/>
@@ -12835,7 +13019,7 @@
         </w:tc>
         <w:tc>
           <w:tcPr>
-            <w:tcW w:w="3300" w:type="dxa"/>
+            <w:tcW w:w="3073" w:type="dxa"/>
             <w:tcBorders>
               <w:top w:val="single" w:sz="4" w:space="0" w:color="000000"/>
               <w:left w:val="single" w:sz="4" w:space="0" w:color="000000"/>
@@ -12875,7 +13059,7 @@
         </w:tc>
         <w:tc>
           <w:tcPr>
-            <w:tcW w:w="1300" w:type="dxa"/>
+            <w:tcW w:w="1210" w:type="dxa"/>
             <w:tcBorders>
               <w:top w:val="single" w:sz="4" w:space="0" w:color="000000"/>
               <w:left w:val="single" w:sz="4" w:space="0" w:color="000000"/>
@@ -12907,7 +13091,7 @@
         </w:tc>
         <w:tc>
           <w:tcPr>
-            <w:tcW w:w="1300" w:type="dxa"/>
+            <w:tcW w:w="1210" w:type="dxa"/>
             <w:tcBorders>
               <w:top w:val="single" w:sz="4" w:space="0" w:color="000000"/>
               <w:left w:val="single" w:sz="4" w:space="0" w:color="000000"/>
@@ -12939,7 +13123,7 @@
         </w:tc>
         <w:tc>
           <w:tcPr>
-            <w:tcW w:w="1500" w:type="dxa"/>
+            <w:tcW w:w="1396" w:type="dxa"/>
             <w:tcBorders>
               <w:top w:val="single" w:sz="4" w:space="0" w:color="000000"/>
               <w:left w:val="single" w:sz="4" w:space="0" w:color="000000"/>
@@ -12971,7 +13155,7 @@
         </w:tc>
         <w:tc>
           <w:tcPr>
-            <w:tcW w:w="1288" w:type="dxa"/>
+            <w:tcW w:w="1199" w:type="dxa"/>
             <w:tcBorders>
               <w:top w:val="single" w:sz="4" w:space="0" w:color="000000"/>
               <w:left w:val="single" w:sz="4" w:space="0" w:color="000000"/>
@@ -13003,6 +13187,9 @@
         </w:tc>
       </w:tr>
       <w:tr>
+        <w:trPr>
+          <w:cantSplit/>
+        </w:trPr>
         <w:tc>
           <w:tcPr>
             <w:tcW w:w="700" w:type="dxa"/>
@@ -13037,7 +13224,7 @@
         </w:tc>
         <w:tc>
           <w:tcPr>
-            <w:tcW w:w="3300" w:type="dxa"/>
+            <w:tcW w:w="3073" w:type="dxa"/>
             <w:tcBorders>
               <w:top w:val="single" w:sz="4" w:space="0" w:color="000000"/>
               <w:left w:val="single" w:sz="4" w:space="0" w:color="000000"/>
@@ -13069,7 +13256,7 @@
         </w:tc>
         <w:tc>
           <w:tcPr>
-            <w:tcW w:w="1300" w:type="dxa"/>
+            <w:tcW w:w="1210" w:type="dxa"/>
             <w:tcBorders>
               <w:top w:val="single" w:sz="4" w:space="0" w:color="000000"/>
               <w:left w:val="single" w:sz="4" w:space="0" w:color="000000"/>
@@ -13101,7 +13288,7 @@
         </w:tc>
         <w:tc>
           <w:tcPr>
-            <w:tcW w:w="1300" w:type="dxa"/>
+            <w:tcW w:w="1210" w:type="dxa"/>
             <w:tcBorders>
               <w:top w:val="single" w:sz="4" w:space="0" w:color="000000"/>
               <w:left w:val="single" w:sz="4" w:space="0" w:color="000000"/>
@@ -13133,7 +13320,7 @@
         </w:tc>
         <w:tc>
           <w:tcPr>
-            <w:tcW w:w="1500" w:type="dxa"/>
+            <w:tcW w:w="1396" w:type="dxa"/>
             <w:tcBorders>
               <w:top w:val="single" w:sz="4" w:space="0" w:color="000000"/>
               <w:left w:val="single" w:sz="4" w:space="0" w:color="000000"/>
@@ -13165,7 +13352,7 @@
         </w:tc>
         <w:tc>
           <w:tcPr>
-            <w:tcW w:w="1288" w:type="dxa"/>
+            <w:tcW w:w="1199" w:type="dxa"/>
             <w:tcBorders>
               <w:top w:val="single" w:sz="4" w:space="0" w:color="000000"/>
               <w:left w:val="single" w:sz="4" w:space="0" w:color="000000"/>
@@ -13197,6 +13384,9 @@
         </w:tc>
       </w:tr>
       <w:tr>
+        <w:trPr>
+          <w:cantSplit/>
+        </w:trPr>
         <w:tc>
           <w:tcPr>
             <w:tcW w:w="700" w:type="dxa"/>
@@ -13231,7 +13421,7 @@
         </w:tc>
         <w:tc>
           <w:tcPr>
-            <w:tcW w:w="3300" w:type="dxa"/>
+            <w:tcW w:w="3073" w:type="dxa"/>
             <w:tcBorders>
               <w:top w:val="single" w:sz="4" w:space="0" w:color="000000"/>
               <w:left w:val="single" w:sz="4" w:space="0" w:color="000000"/>
@@ -13263,7 +13453,7 @@
         </w:tc>
         <w:tc>
           <w:tcPr>
-            <w:tcW w:w="1300" w:type="dxa"/>
+            <w:tcW w:w="1210" w:type="dxa"/>
             <w:tcBorders>
               <w:top w:val="single" w:sz="4" w:space="0" w:color="000000"/>
               <w:left w:val="single" w:sz="4" w:space="0" w:color="000000"/>
@@ -13295,7 +13485,7 @@
         </w:tc>
         <w:tc>
           <w:tcPr>
-            <w:tcW w:w="1300" w:type="dxa"/>
+            <w:tcW w:w="1210" w:type="dxa"/>
             <w:tcBorders>
               <w:top w:val="single" w:sz="4" w:space="0" w:color="000000"/>
               <w:left w:val="single" w:sz="4" w:space="0" w:color="000000"/>
@@ -13327,7 +13517,7 @@
         </w:tc>
         <w:tc>
           <w:tcPr>
-            <w:tcW w:w="1500" w:type="dxa"/>
+            <w:tcW w:w="1396" w:type="dxa"/>
             <w:tcBorders>
               <w:top w:val="single" w:sz="4" w:space="0" w:color="000000"/>
               <w:left w:val="single" w:sz="4" w:space="0" w:color="000000"/>
@@ -13359,7 +13549,7 @@
         </w:tc>
         <w:tc>
           <w:tcPr>
-            <w:tcW w:w="1288" w:type="dxa"/>
+            <w:tcW w:w="1199" w:type="dxa"/>
             <w:tcBorders>
               <w:top w:val="single" w:sz="4" w:space="0" w:color="000000"/>
               <w:left w:val="single" w:sz="4" w:space="0" w:color="000000"/>
@@ -13391,6 +13581,9 @@
         </w:tc>
       </w:tr>
       <w:tr>
+        <w:trPr>
+          <w:cantSplit/>
+        </w:trPr>
         <w:tc>
           <w:tcPr>
             <w:tcW w:w="700" w:type="dxa"/>
@@ -13426,7 +13619,7 @@
         </w:tc>
         <w:tc>
           <w:tcPr>
-            <w:tcW w:w="3300" w:type="dxa"/>
+            <w:tcW w:w="3073" w:type="dxa"/>
             <w:tcBorders>
               <w:top w:val="single" w:sz="4" w:space="0" w:color="000000"/>
               <w:left w:val="single" w:sz="4" w:space="0" w:color="000000"/>
@@ -13458,7 +13651,7 @@
         </w:tc>
         <w:tc>
           <w:tcPr>
-            <w:tcW w:w="1300" w:type="dxa"/>
+            <w:tcW w:w="1210" w:type="dxa"/>
             <w:tcBorders>
               <w:top w:val="single" w:sz="4" w:space="0" w:color="000000"/>
               <w:left w:val="single" w:sz="4" w:space="0" w:color="000000"/>
@@ -13490,7 +13683,7 @@
         </w:tc>
         <w:tc>
           <w:tcPr>
-            <w:tcW w:w="1300" w:type="dxa"/>
+            <w:tcW w:w="1210" w:type="dxa"/>
             <w:tcBorders>
               <w:top w:val="single" w:sz="4" w:space="0" w:color="000000"/>
               <w:left w:val="single" w:sz="4" w:space="0" w:color="000000"/>
@@ -13522,7 +13715,7 @@
         </w:tc>
         <w:tc>
           <w:tcPr>
-            <w:tcW w:w="1500" w:type="dxa"/>
+            <w:tcW w:w="1396" w:type="dxa"/>
             <w:tcBorders>
               <w:top w:val="single" w:sz="4" w:space="0" w:color="000000"/>
               <w:left w:val="single" w:sz="4" w:space="0" w:color="000000"/>
@@ -13554,7 +13747,7 @@
         </w:tc>
         <w:tc>
           <w:tcPr>
-            <w:tcW w:w="1288" w:type="dxa"/>
+            <w:tcW w:w="1199" w:type="dxa"/>
             <w:tcBorders>
               <w:top w:val="single" w:sz="4" w:space="0" w:color="000000"/>
               <w:left w:val="single" w:sz="4" w:space="0" w:color="000000"/>
@@ -13586,6 +13779,9 @@
         </w:tc>
       </w:tr>
       <w:tr>
+        <w:trPr>
+          <w:cantSplit/>
+        </w:trPr>
         <w:tc>
           <w:tcPr>
             <w:tcW w:w="700" w:type="dxa"/>
@@ -13620,7 +13816,7 @@
         </w:tc>
         <w:tc>
           <w:tcPr>
-            <w:tcW w:w="3300" w:type="dxa"/>
+            <w:tcW w:w="3073" w:type="dxa"/>
             <w:tcBorders>
               <w:top w:val="single" w:sz="4" w:space="0" w:color="000000"/>
               <w:left w:val="single" w:sz="4" w:space="0" w:color="000000"/>
@@ -13660,7 +13856,7 @@
         </w:tc>
         <w:tc>
           <w:tcPr>
-            <w:tcW w:w="1300" w:type="dxa"/>
+            <w:tcW w:w="1210" w:type="dxa"/>
             <w:tcBorders>
               <w:top w:val="single" w:sz="4" w:space="0" w:color="000000"/>
               <w:left w:val="single" w:sz="4" w:space="0" w:color="000000"/>
@@ -13692,7 +13888,7 @@
         </w:tc>
         <w:tc>
           <w:tcPr>
-            <w:tcW w:w="1300" w:type="dxa"/>
+            <w:tcW w:w="1210" w:type="dxa"/>
             <w:tcBorders>
               <w:top w:val="single" w:sz="4" w:space="0" w:color="000000"/>
               <w:left w:val="single" w:sz="4" w:space="0" w:color="000000"/>
@@ -13724,7 +13920,7 @@
         </w:tc>
         <w:tc>
           <w:tcPr>
-            <w:tcW w:w="1500" w:type="dxa"/>
+            <w:tcW w:w="1396" w:type="dxa"/>
             <w:tcBorders>
               <w:top w:val="single" w:sz="4" w:space="0" w:color="000000"/>
               <w:left w:val="single" w:sz="4" w:space="0" w:color="000000"/>
@@ -13756,7 +13952,7 @@
         </w:tc>
         <w:tc>
           <w:tcPr>
-            <w:tcW w:w="1288" w:type="dxa"/>
+            <w:tcW w:w="1199" w:type="dxa"/>
             <w:tcBorders>
               <w:top w:val="single" w:sz="4" w:space="0" w:color="000000"/>
               <w:left w:val="single" w:sz="4" w:space="0" w:color="000000"/>
@@ -13788,6 +13984,9 @@
         </w:tc>
       </w:tr>
       <w:tr>
+        <w:trPr>
+          <w:cantSplit/>
+        </w:trPr>
         <w:tc>
           <w:tcPr>
             <w:tcW w:w="700" w:type="dxa"/>
@@ -13822,7 +14021,7 @@
         </w:tc>
         <w:tc>
           <w:tcPr>
-            <w:tcW w:w="3300" w:type="dxa"/>
+            <w:tcW w:w="3073" w:type="dxa"/>
             <w:tcBorders>
               <w:top w:val="single" w:sz="4" w:space="0" w:color="000000"/>
               <w:left w:val="single" w:sz="4" w:space="0" w:color="000000"/>
@@ -13854,7 +14053,7 @@
         </w:tc>
         <w:tc>
           <w:tcPr>
-            <w:tcW w:w="1300" w:type="dxa"/>
+            <w:tcW w:w="1210" w:type="dxa"/>
             <w:tcBorders>
               <w:top w:val="single" w:sz="4" w:space="0" w:color="000000"/>
               <w:left w:val="single" w:sz="4" w:space="0" w:color="000000"/>
@@ -13886,7 +14085,7 @@
         </w:tc>
         <w:tc>
           <w:tcPr>
-            <w:tcW w:w="1300" w:type="dxa"/>
+            <w:tcW w:w="1210" w:type="dxa"/>
             <w:tcBorders>
               <w:top w:val="single" w:sz="4" w:space="0" w:color="000000"/>
               <w:left w:val="single" w:sz="4" w:space="0" w:color="000000"/>
@@ -13918,7 +14117,7 @@
         </w:tc>
         <w:tc>
           <w:tcPr>
-            <w:tcW w:w="1500" w:type="dxa"/>
+            <w:tcW w:w="1396" w:type="dxa"/>
             <w:tcBorders>
               <w:top w:val="single" w:sz="4" w:space="0" w:color="000000"/>
               <w:left w:val="single" w:sz="4" w:space="0" w:color="000000"/>
@@ -13950,7 +14149,7 @@
         </w:tc>
         <w:tc>
           <w:tcPr>
-            <w:tcW w:w="1288" w:type="dxa"/>
+            <w:tcW w:w="1199" w:type="dxa"/>
             <w:tcBorders>
               <w:top w:val="single" w:sz="4" w:space="0" w:color="000000"/>
               <w:left w:val="single" w:sz="4" w:space="0" w:color="000000"/>
@@ -13982,6 +14181,9 @@
         </w:tc>
       </w:tr>
       <w:tr>
+        <w:trPr>
+          <w:cantSplit/>
+        </w:trPr>
         <w:tc>
           <w:tcPr>
             <w:tcW w:w="700" w:type="dxa"/>
@@ -14016,7 +14218,7 @@
         </w:tc>
         <w:tc>
           <w:tcPr>
-            <w:tcW w:w="3300" w:type="dxa"/>
+            <w:tcW w:w="3073" w:type="dxa"/>
             <w:tcBorders>
               <w:top w:val="single" w:sz="4" w:space="0" w:color="000000"/>
               <w:left w:val="single" w:sz="4" w:space="0" w:color="000000"/>
@@ -14048,7 +14250,7 @@
         </w:tc>
         <w:tc>
           <w:tcPr>
-            <w:tcW w:w="1300" w:type="dxa"/>
+            <w:tcW w:w="1210" w:type="dxa"/>
             <w:tcBorders>
               <w:top w:val="single" w:sz="4" w:space="0" w:color="000000"/>
               <w:left w:val="single" w:sz="4" w:space="0" w:color="000000"/>
@@ -14080,7 +14282,7 @@
         </w:tc>
         <w:tc>
           <w:tcPr>
-            <w:tcW w:w="1300" w:type="dxa"/>
+            <w:tcW w:w="1210" w:type="dxa"/>
             <w:tcBorders>
               <w:top w:val="single" w:sz="4" w:space="0" w:color="000000"/>
               <w:left w:val="single" w:sz="4" w:space="0" w:color="000000"/>
@@ -14112,7 +14314,7 @@
         </w:tc>
         <w:tc>
           <w:tcPr>
-            <w:tcW w:w="1500" w:type="dxa"/>
+            <w:tcW w:w="1396" w:type="dxa"/>
             <w:tcBorders>
               <w:top w:val="single" w:sz="4" w:space="0" w:color="000000"/>
               <w:left w:val="single" w:sz="4" w:space="0" w:color="000000"/>
@@ -14144,7 +14346,7 @@
         </w:tc>
         <w:tc>
           <w:tcPr>
-            <w:tcW w:w="1288" w:type="dxa"/>
+            <w:tcW w:w="1199" w:type="dxa"/>
             <w:tcBorders>
               <w:top w:val="single" w:sz="4" w:space="0" w:color="000000"/>
               <w:left w:val="single" w:sz="4" w:space="0" w:color="000000"/>
@@ -14176,6 +14378,9 @@
         </w:tc>
       </w:tr>
       <w:tr>
+        <w:trPr>
+          <w:cantSplit/>
+        </w:trPr>
         <w:tc>
           <w:tcPr>
             <w:tcW w:w="700" w:type="dxa"/>
@@ -14210,7 +14415,7 @@
         </w:tc>
         <w:tc>
           <w:tcPr>
-            <w:tcW w:w="3300" w:type="dxa"/>
+            <w:tcW w:w="3073" w:type="dxa"/>
             <w:tcBorders>
               <w:top w:val="single" w:sz="4" w:space="0" w:color="000000"/>
               <w:left w:val="single" w:sz="4" w:space="0" w:color="000000"/>
@@ -14242,7 +14447,7 @@
         </w:tc>
         <w:tc>
           <w:tcPr>
-            <w:tcW w:w="1300" w:type="dxa"/>
+            <w:tcW w:w="1210" w:type="dxa"/>
             <w:tcBorders>
               <w:top w:val="single" w:sz="4" w:space="0" w:color="000000"/>
               <w:left w:val="single" w:sz="4" w:space="0" w:color="000000"/>
@@ -14274,7 +14479,7 @@
         </w:tc>
         <w:tc>
           <w:tcPr>
-            <w:tcW w:w="1300" w:type="dxa"/>
+            <w:tcW w:w="1210" w:type="dxa"/>
             <w:tcBorders>
               <w:top w:val="single" w:sz="4" w:space="0" w:color="000000"/>
               <w:left w:val="single" w:sz="4" w:space="0" w:color="000000"/>
@@ -14306,7 +14511,7 @@
         </w:tc>
         <w:tc>
           <w:tcPr>
-            <w:tcW w:w="1500" w:type="dxa"/>
+            <w:tcW w:w="1396" w:type="dxa"/>
             <w:tcBorders>
               <w:top w:val="single" w:sz="4" w:space="0" w:color="000000"/>
               <w:left w:val="single" w:sz="4" w:space="0" w:color="000000"/>
@@ -14338,7 +14543,7 @@
         </w:tc>
         <w:tc>
           <w:tcPr>
-            <w:tcW w:w="1288" w:type="dxa"/>
+            <w:tcW w:w="1199" w:type="dxa"/>
             <w:tcBorders>
               <w:top w:val="single" w:sz="4" w:space="0" w:color="000000"/>
               <w:left w:val="single" w:sz="4" w:space="0" w:color="000000"/>
@@ -14370,6 +14575,9 @@
         </w:tc>
       </w:tr>
       <w:tr>
+        <w:trPr>
+          <w:cantSplit/>
+        </w:trPr>
         <w:tc>
           <w:tcPr>
             <w:tcW w:w="700" w:type="dxa"/>
@@ -14404,7 +14612,7 @@
         </w:tc>
         <w:tc>
           <w:tcPr>
-            <w:tcW w:w="3300" w:type="dxa"/>
+            <w:tcW w:w="3073" w:type="dxa"/>
             <w:tcBorders>
               <w:top w:val="single" w:sz="4" w:space="0" w:color="000000"/>
               <w:left w:val="single" w:sz="4" w:space="0" w:color="000000"/>
@@ -14436,7 +14644,7 @@
         </w:tc>
         <w:tc>
           <w:tcPr>
-            <w:tcW w:w="1300" w:type="dxa"/>
+            <w:tcW w:w="1210" w:type="dxa"/>
             <w:tcBorders>
               <w:top w:val="single" w:sz="4" w:space="0" w:color="000000"/>
               <w:left w:val="single" w:sz="4" w:space="0" w:color="000000"/>
@@ -14468,7 +14676,7 @@
         </w:tc>
         <w:tc>
           <w:tcPr>
-            <w:tcW w:w="1300" w:type="dxa"/>
+            <w:tcW w:w="1210" w:type="dxa"/>
             <w:tcBorders>
               <w:top w:val="single" w:sz="4" w:space="0" w:color="000000"/>
               <w:left w:val="single" w:sz="4" w:space="0" w:color="000000"/>
@@ -14500,7 +14708,7 @@
         </w:tc>
         <w:tc>
           <w:tcPr>
-            <w:tcW w:w="1500" w:type="dxa"/>
+            <w:tcW w:w="1396" w:type="dxa"/>
             <w:tcBorders>
               <w:top w:val="single" w:sz="4" w:space="0" w:color="000000"/>
               <w:left w:val="single" w:sz="4" w:space="0" w:color="000000"/>
@@ -14532,7 +14740,7 @@
         </w:tc>
         <w:tc>
           <w:tcPr>
-            <w:tcW w:w="1288" w:type="dxa"/>
+            <w:tcW w:w="1199" w:type="dxa"/>
             <w:tcBorders>
               <w:top w:val="single" w:sz="4" w:space="0" w:color="000000"/>
               <w:left w:val="single" w:sz="4" w:space="0" w:color="000000"/>
@@ -14564,6 +14772,9 @@
         </w:tc>
       </w:tr>
       <w:tr>
+        <w:trPr>
+          <w:cantSplit/>
+        </w:trPr>
         <w:tc>
           <w:tcPr>
             <w:tcW w:w="700" w:type="dxa"/>
@@ -14598,7 +14809,7 @@
         </w:tc>
         <w:tc>
           <w:tcPr>
-            <w:tcW w:w="3300" w:type="dxa"/>
+            <w:tcW w:w="3073" w:type="dxa"/>
             <w:tcBorders>
               <w:top w:val="single" w:sz="4" w:space="0" w:color="000000"/>
               <w:left w:val="single" w:sz="4" w:space="0" w:color="000000"/>
@@ -14630,7 +14841,7 @@
         </w:tc>
         <w:tc>
           <w:tcPr>
-            <w:tcW w:w="1300" w:type="dxa"/>
+            <w:tcW w:w="1210" w:type="dxa"/>
             <w:tcBorders>
               <w:top w:val="single" w:sz="4" w:space="0" w:color="000000"/>
               <w:left w:val="single" w:sz="4" w:space="0" w:color="000000"/>
@@ -14662,7 +14873,7 @@
         </w:tc>
         <w:tc>
           <w:tcPr>
-            <w:tcW w:w="1300" w:type="dxa"/>
+            <w:tcW w:w="1210" w:type="dxa"/>
             <w:tcBorders>
               <w:top w:val="single" w:sz="4" w:space="0" w:color="000000"/>
               <w:left w:val="single" w:sz="4" w:space="0" w:color="000000"/>
@@ -14694,7 +14905,7 @@
         </w:tc>
         <w:tc>
           <w:tcPr>
-            <w:tcW w:w="1500" w:type="dxa"/>
+            <w:tcW w:w="1396" w:type="dxa"/>
             <w:tcBorders>
               <w:top w:val="single" w:sz="4" w:space="0" w:color="000000"/>
               <w:left w:val="single" w:sz="4" w:space="0" w:color="000000"/>
@@ -14726,7 +14937,7 @@
         </w:tc>
         <w:tc>
           <w:tcPr>
-            <w:tcW w:w="1288" w:type="dxa"/>
+            <w:tcW w:w="1199" w:type="dxa"/>
             <w:tcBorders>
               <w:top w:val="single" w:sz="4" w:space="0" w:color="000000"/>
               <w:left w:val="single" w:sz="4" w:space="0" w:color="000000"/>
@@ -14758,6 +14969,9 @@
         </w:tc>
       </w:tr>
       <w:tr>
+        <w:trPr>
+          <w:cantSplit/>
+        </w:trPr>
         <w:tc>
           <w:tcPr>
             <w:tcW w:w="700" w:type="dxa"/>
@@ -14792,7 +15006,7 @@
         </w:tc>
         <w:tc>
           <w:tcPr>
-            <w:tcW w:w="3300" w:type="dxa"/>
+            <w:tcW w:w="3073" w:type="dxa"/>
             <w:tcBorders>
               <w:top w:val="single" w:sz="4" w:space="0" w:color="000000"/>
               <w:left w:val="single" w:sz="4" w:space="0" w:color="000000"/>
@@ -14824,7 +15038,7 @@
         </w:tc>
         <w:tc>
           <w:tcPr>
-            <w:tcW w:w="1300" w:type="dxa"/>
+            <w:tcW w:w="1210" w:type="dxa"/>
             <w:tcBorders>
               <w:top w:val="single" w:sz="4" w:space="0" w:color="000000"/>
               <w:left w:val="single" w:sz="4" w:space="0" w:color="000000"/>
@@ -14856,7 +15070,7 @@
         </w:tc>
         <w:tc>
           <w:tcPr>
-            <w:tcW w:w="1300" w:type="dxa"/>
+            <w:tcW w:w="1210" w:type="dxa"/>
             <w:tcBorders>
               <w:top w:val="single" w:sz="4" w:space="0" w:color="000000"/>
               <w:left w:val="single" w:sz="4" w:space="0" w:color="000000"/>
@@ -14888,7 +15102,7 @@
         </w:tc>
         <w:tc>
           <w:tcPr>
-            <w:tcW w:w="1500" w:type="dxa"/>
+            <w:tcW w:w="1396" w:type="dxa"/>
             <w:tcBorders>
               <w:top w:val="single" w:sz="4" w:space="0" w:color="000000"/>
               <w:left w:val="single" w:sz="4" w:space="0" w:color="000000"/>
@@ -14920,7 +15134,7 @@
         </w:tc>
         <w:tc>
           <w:tcPr>
-            <w:tcW w:w="1288" w:type="dxa"/>
+            <w:tcW w:w="1199" w:type="dxa"/>
             <w:tcBorders>
               <w:top w:val="single" w:sz="4" w:space="0" w:color="000000"/>
               <w:left w:val="single" w:sz="4" w:space="0" w:color="000000"/>
@@ -14952,6 +15166,9 @@
         </w:tc>
       </w:tr>
       <w:tr>
+        <w:trPr>
+          <w:cantSplit/>
+        </w:trPr>
         <w:tc>
           <w:tcPr>
             <w:tcW w:w="700" w:type="dxa"/>
@@ -14986,7 +15203,7 @@
         </w:tc>
         <w:tc>
           <w:tcPr>
-            <w:tcW w:w="3300" w:type="dxa"/>
+            <w:tcW w:w="3073" w:type="dxa"/>
             <w:tcBorders>
               <w:top w:val="single" w:sz="4" w:space="0" w:color="000000"/>
               <w:left w:val="single" w:sz="4" w:space="0" w:color="000000"/>
@@ -15018,7 +15235,7 @@
         </w:tc>
         <w:tc>
           <w:tcPr>
-            <w:tcW w:w="1300" w:type="dxa"/>
+            <w:tcW w:w="1210" w:type="dxa"/>
             <w:tcBorders>
               <w:top w:val="single" w:sz="4" w:space="0" w:color="000000"/>
               <w:left w:val="single" w:sz="4" w:space="0" w:color="000000"/>
@@ -15050,7 +15267,7 @@
         </w:tc>
         <w:tc>
           <w:tcPr>
-            <w:tcW w:w="1300" w:type="dxa"/>
+            <w:tcW w:w="1210" w:type="dxa"/>
             <w:tcBorders>
               <w:top w:val="single" w:sz="4" w:space="0" w:color="000000"/>
               <w:left w:val="single" w:sz="4" w:space="0" w:color="000000"/>
@@ -15082,7 +15299,7 @@
         </w:tc>
         <w:tc>
           <w:tcPr>
-            <w:tcW w:w="1500" w:type="dxa"/>
+            <w:tcW w:w="1396" w:type="dxa"/>
             <w:tcBorders>
               <w:top w:val="single" w:sz="4" w:space="0" w:color="000000"/>
               <w:left w:val="single" w:sz="4" w:space="0" w:color="000000"/>
@@ -15114,7 +15331,7 @@
         </w:tc>
         <w:tc>
           <w:tcPr>
-            <w:tcW w:w="1288" w:type="dxa"/>
+            <w:tcW w:w="1199" w:type="dxa"/>
             <w:tcBorders>
               <w:top w:val="single" w:sz="4" w:space="0" w:color="000000"/>
               <w:left w:val="single" w:sz="4" w:space="0" w:color="000000"/>
@@ -15146,6 +15363,9 @@
         </w:tc>
       </w:tr>
       <w:tr>
+        <w:trPr>
+          <w:cantSplit/>
+        </w:trPr>
         <w:tc>
           <w:tcPr>
             <w:tcW w:w="700" w:type="dxa"/>
@@ -15180,7 +15400,7 @@
         </w:tc>
         <w:tc>
           <w:tcPr>
-            <w:tcW w:w="3300" w:type="dxa"/>
+            <w:tcW w:w="3073" w:type="dxa"/>
             <w:tcBorders>
               <w:top w:val="single" w:sz="4" w:space="0" w:color="000000"/>
               <w:left w:val="single" w:sz="4" w:space="0" w:color="000000"/>
@@ -15220,7 +15440,7 @@
         </w:tc>
         <w:tc>
           <w:tcPr>
-            <w:tcW w:w="1300" w:type="dxa"/>
+            <w:tcW w:w="1210" w:type="dxa"/>
             <w:tcBorders>
               <w:top w:val="single" w:sz="4" w:space="0" w:color="000000"/>
               <w:left w:val="single" w:sz="4" w:space="0" w:color="000000"/>
@@ -15252,7 +15472,7 @@
         </w:tc>
         <w:tc>
           <w:tcPr>
-            <w:tcW w:w="1300" w:type="dxa"/>
+            <w:tcW w:w="1210" w:type="dxa"/>
             <w:tcBorders>
               <w:top w:val="single" w:sz="4" w:space="0" w:color="000000"/>
               <w:left w:val="single" w:sz="4" w:space="0" w:color="000000"/>
@@ -15284,7 +15504,7 @@
         </w:tc>
         <w:tc>
           <w:tcPr>
-            <w:tcW w:w="1500" w:type="dxa"/>
+            <w:tcW w:w="1396" w:type="dxa"/>
             <w:tcBorders>
               <w:top w:val="single" w:sz="4" w:space="0" w:color="000000"/>
               <w:left w:val="single" w:sz="4" w:space="0" w:color="000000"/>
@@ -15316,7 +15536,7 @@
         </w:tc>
         <w:tc>
           <w:tcPr>
-            <w:tcW w:w="1288" w:type="dxa"/>
+            <w:tcW w:w="1199" w:type="dxa"/>
             <w:tcBorders>
               <w:top w:val="single" w:sz="4" w:space="0" w:color="000000"/>
               <w:left w:val="single" w:sz="4" w:space="0" w:color="000000"/>
@@ -15348,6 +15568,9 @@
         </w:tc>
       </w:tr>
       <w:tr>
+        <w:trPr>
+          <w:cantSplit/>
+        </w:trPr>
         <w:tc>
           <w:tcPr>
             <w:tcW w:w="700" w:type="dxa"/>
@@ -15382,7 +15605,7 @@
         </w:tc>
         <w:tc>
           <w:tcPr>
-            <w:tcW w:w="3300" w:type="dxa"/>
+            <w:tcW w:w="3073" w:type="dxa"/>
             <w:tcBorders>
               <w:top w:val="single" w:sz="4" w:space="0" w:color="000000"/>
               <w:left w:val="single" w:sz="4" w:space="0" w:color="000000"/>
@@ -15414,7 +15637,7 @@
         </w:tc>
         <w:tc>
           <w:tcPr>
-            <w:tcW w:w="1300" w:type="dxa"/>
+            <w:tcW w:w="1210" w:type="dxa"/>
             <w:tcBorders>
               <w:top w:val="single" w:sz="4" w:space="0" w:color="000000"/>
               <w:left w:val="single" w:sz="4" w:space="0" w:color="000000"/>
@@ -15446,7 +15669,7 @@
         </w:tc>
         <w:tc>
           <w:tcPr>
-            <w:tcW w:w="1300" w:type="dxa"/>
+            <w:tcW w:w="1210" w:type="dxa"/>
             <w:tcBorders>
               <w:top w:val="single" w:sz="4" w:space="0" w:color="000000"/>
               <w:left w:val="single" w:sz="4" w:space="0" w:color="000000"/>
@@ -15478,7 +15701,7 @@
         </w:tc>
         <w:tc>
           <w:tcPr>
-            <w:tcW w:w="1500" w:type="dxa"/>
+            <w:tcW w:w="1396" w:type="dxa"/>
             <w:tcBorders>
               <w:top w:val="single" w:sz="4" w:space="0" w:color="000000"/>
               <w:left w:val="single" w:sz="4" w:space="0" w:color="000000"/>
@@ -15510,7 +15733,7 @@
         </w:tc>
         <w:tc>
           <w:tcPr>
-            <w:tcW w:w="1288" w:type="dxa"/>
+            <w:tcW w:w="1199" w:type="dxa"/>
             <w:tcBorders>
               <w:top w:val="single" w:sz="4" w:space="0" w:color="000000"/>
               <w:left w:val="single" w:sz="4" w:space="0" w:color="000000"/>
@@ -15542,6 +15765,9 @@
         </w:tc>
       </w:tr>
       <w:tr>
+        <w:trPr>
+          <w:cantSplit/>
+        </w:trPr>
         <w:tc>
           <w:tcPr>
             <w:tcW w:w="700" w:type="dxa"/>
@@ -15576,7 +15802,7 @@
         </w:tc>
         <w:tc>
           <w:tcPr>
-            <w:tcW w:w="3300" w:type="dxa"/>
+            <w:tcW w:w="3073" w:type="dxa"/>
             <w:tcBorders>
               <w:top w:val="single" w:sz="4" w:space="0" w:color="000000"/>
               <w:left w:val="single" w:sz="4" w:space="0" w:color="000000"/>
@@ -15608,7 +15834,7 @@
         </w:tc>
         <w:tc>
           <w:tcPr>
-            <w:tcW w:w="1300" w:type="dxa"/>
+            <w:tcW w:w="1210" w:type="dxa"/>
             <w:tcBorders>
               <w:top w:val="single" w:sz="4" w:space="0" w:color="000000"/>
               <w:left w:val="single" w:sz="4" w:space="0" w:color="000000"/>
@@ -15640,7 +15866,7 @@
         </w:tc>
         <w:tc>
           <w:tcPr>
-            <w:tcW w:w="1300" w:type="dxa"/>
+            <w:tcW w:w="1210" w:type="dxa"/>
             <w:tcBorders>
               <w:top w:val="single" w:sz="4" w:space="0" w:color="000000"/>
               <w:left w:val="single" w:sz="4" w:space="0" w:color="000000"/>
@@ -15672,7 +15898,7 @@
         </w:tc>
         <w:tc>
           <w:tcPr>
-            <w:tcW w:w="1500" w:type="dxa"/>
+            <w:tcW w:w="1396" w:type="dxa"/>
             <w:tcBorders>
               <w:top w:val="single" w:sz="4" w:space="0" w:color="000000"/>
               <w:left w:val="single" w:sz="4" w:space="0" w:color="000000"/>
@@ -15704,7 +15930,7 @@
         </w:tc>
         <w:tc>
           <w:tcPr>
-            <w:tcW w:w="1288" w:type="dxa"/>
+            <w:tcW w:w="1199" w:type="dxa"/>
             <w:tcBorders>
               <w:top w:val="single" w:sz="4" w:space="0" w:color="000000"/>
               <w:left w:val="single" w:sz="4" w:space="0" w:color="000000"/>
@@ -15736,6 +15962,9 @@
         </w:tc>
       </w:tr>
       <w:tr>
+        <w:trPr>
+          <w:cantSplit/>
+        </w:trPr>
         <w:tc>
           <w:tcPr>
             <w:tcW w:w="700" w:type="dxa"/>
@@ -15770,7 +15999,7 @@
         </w:tc>
         <w:tc>
           <w:tcPr>
-            <w:tcW w:w="3300" w:type="dxa"/>
+            <w:tcW w:w="3073" w:type="dxa"/>
             <w:tcBorders>
               <w:top w:val="single" w:sz="4" w:space="0" w:color="000000"/>
               <w:left w:val="single" w:sz="4" w:space="0" w:color="000000"/>
@@ -15802,7 +16031,7 @@
         </w:tc>
         <w:tc>
           <w:tcPr>
-            <w:tcW w:w="1300" w:type="dxa"/>
+            <w:tcW w:w="1210" w:type="dxa"/>
             <w:tcBorders>
               <w:top w:val="single" w:sz="4" w:space="0" w:color="000000"/>
               <w:left w:val="single" w:sz="4" w:space="0" w:color="000000"/>
@@ -15834,7 +16063,7 @@
         </w:tc>
         <w:tc>
           <w:tcPr>
-            <w:tcW w:w="1300" w:type="dxa"/>
+            <w:tcW w:w="1210" w:type="dxa"/>
             <w:tcBorders>
               <w:top w:val="single" w:sz="4" w:space="0" w:color="000000"/>
               <w:left w:val="single" w:sz="4" w:space="0" w:color="000000"/>
@@ -15866,7 +16095,7 @@
         </w:tc>
         <w:tc>
           <w:tcPr>
-            <w:tcW w:w="1500" w:type="dxa"/>
+            <w:tcW w:w="1396" w:type="dxa"/>
             <w:tcBorders>
               <w:top w:val="single" w:sz="4" w:space="0" w:color="000000"/>
               <w:left w:val="single" w:sz="4" w:space="0" w:color="000000"/>
@@ -15898,7 +16127,7 @@
         </w:tc>
         <w:tc>
           <w:tcPr>
-            <w:tcW w:w="1288" w:type="dxa"/>
+            <w:tcW w:w="1199" w:type="dxa"/>
             <w:tcBorders>
               <w:top w:val="single" w:sz="4" w:space="0" w:color="000000"/>
               <w:left w:val="single" w:sz="4" w:space="0" w:color="000000"/>
@@ -15930,6 +16159,9 @@
         </w:tc>
       </w:tr>
       <w:tr>
+        <w:trPr>
+          <w:cantSplit/>
+        </w:trPr>
         <w:tc>
           <w:tcPr>
             <w:tcW w:w="700" w:type="dxa"/>
@@ -15964,7 +16196,7 @@
         </w:tc>
         <w:tc>
           <w:tcPr>
-            <w:tcW w:w="3300" w:type="dxa"/>
+            <w:tcW w:w="3073" w:type="dxa"/>
             <w:tcBorders>
               <w:top w:val="single" w:sz="4" w:space="0" w:color="000000"/>
               <w:left w:val="single" w:sz="4" w:space="0" w:color="000000"/>
@@ -16004,7 +16236,7 @@
         </w:tc>
         <w:tc>
           <w:tcPr>
-            <w:tcW w:w="1300" w:type="dxa"/>
+            <w:tcW w:w="1210" w:type="dxa"/>
             <w:tcBorders>
               <w:top w:val="single" w:sz="4" w:space="0" w:color="000000"/>
               <w:left w:val="single" w:sz="4" w:space="0" w:color="000000"/>
@@ -16036,7 +16268,7 @@
         </w:tc>
         <w:tc>
           <w:tcPr>
-            <w:tcW w:w="1300" w:type="dxa"/>
+            <w:tcW w:w="1210" w:type="dxa"/>
             <w:tcBorders>
               <w:top w:val="single" w:sz="4" w:space="0" w:color="000000"/>
               <w:left w:val="single" w:sz="4" w:space="0" w:color="000000"/>
@@ -16068,7 +16300,7 @@
         </w:tc>
         <w:tc>
           <w:tcPr>
-            <w:tcW w:w="1500" w:type="dxa"/>
+            <w:tcW w:w="1396" w:type="dxa"/>
             <w:tcBorders>
               <w:top w:val="single" w:sz="4" w:space="0" w:color="000000"/>
               <w:left w:val="single" w:sz="4" w:space="0" w:color="000000"/>
@@ -16100,7 +16332,7 @@
         </w:tc>
         <w:tc>
           <w:tcPr>
-            <w:tcW w:w="1288" w:type="dxa"/>
+            <w:tcW w:w="1199" w:type="dxa"/>
             <w:tcBorders>
               <w:top w:val="single" w:sz="4" w:space="0" w:color="000000"/>
               <w:left w:val="single" w:sz="4" w:space="0" w:color="000000"/>
@@ -16137,17 +16369,6 @@
         <w:bidi/>
         <w:jc w:val="lowKashida"/>
       </w:pPr>
-    </w:p>
-    <w:p>
-      <w:pPr>
-        <w:pStyle w:val="CaptionSource"/>
-        <w:keepNext/>
-        <w:spacing w:after="80"/>
-        <w:jc w:val="lowKashida"/>
-      </w:pPr>
-      <w:r>
-        <w:t xml:space="preserve"> (منبع: یافته‌های پژوهش)</w:t>
-      </w:r>
     </w:p>
     <w:p>
       <w:pPr>
@@ -16222,8 +16443,8 @@
       <w:pPr>
         <w:pStyle w:val="TableCaption"/>
         <w:keepNext/>
-        <w:spacing w:before="160"/>
-        <w:jc w:val="lowKashida"/>
+        <w:spacing w:before="160" w:after="80"/>
+        <w:jc w:val="center"/>
         <w:rPr>
           <w:vanish/>
         </w:rPr>
@@ -16231,11 +16452,14 @@
       <w:r>
         <w:t>جدول ۴-۹ نتایج آزمون ضریب هماهنگی کندال (W) برای سنجش اجماع در دورهای دلفی</w:t>
       </w:r>
+      <w:r>
+        <w:t xml:space="preserve"> (منبع: یافته‌های پژوهش)</w:t>
+      </w:r>
     </w:p>
     <w:tbl>
       <w:tblPr>
         <w:bidiVisual/>
-        <w:tblW w:w="9188" w:type="dxa"/>
+        <w:tblW w:w="8788" w:type="dxa"/>
         <w:tblBorders>
           <w:top w:val="single" w:sz="4" w:space="0" w:color="auto"/>
           <w:left w:val="single" w:sz="4" w:space="0" w:color="auto"/>
@@ -16251,19 +16475,20 @@
         <w:tblLook w:val="04A0" w:firstRow="1" w:lastRow="0" w:firstColumn="1" w:lastColumn="0" w:noHBand="0" w:noVBand="1"/>
       </w:tblPr>
       <w:tblGrid>
-        <w:gridCol w:w="1200"/>
-        <w:gridCol w:w="1800"/>
-        <w:gridCol w:w="1800"/>
-        <w:gridCol w:w="1800"/>
-        <w:gridCol w:w="2588"/>
+        <w:gridCol w:w="1147"/>
+        <w:gridCol w:w="1722"/>
+        <w:gridCol w:w="1722"/>
+        <w:gridCol w:w="1722"/>
+        <w:gridCol w:w="2475"/>
       </w:tblGrid>
       <w:tr>
         <w:trPr>
           <w:tblHeader/>
+          <w:cantSplit/>
         </w:trPr>
         <w:tc>
           <w:tcPr>
-            <w:tcW w:w="1200" w:type="dxa"/>
+            <w:tcW w:w="1147" w:type="dxa"/>
             <w:tcBorders>
               <w:top w:val="single" w:sz="4" w:space="0" w:color="000000"/>
               <w:left w:val="single" w:sz="4" w:space="0" w:color="000000"/>
@@ -16297,7 +16522,7 @@
         </w:tc>
         <w:tc>
           <w:tcPr>
-            <w:tcW w:w="1800" w:type="dxa"/>
+            <w:tcW w:w="1722" w:type="dxa"/>
             <w:tcBorders>
               <w:top w:val="single" w:sz="4" w:space="0" w:color="000000"/>
               <w:left w:val="single" w:sz="4" w:space="0" w:color="000000"/>
@@ -16331,7 +16556,7 @@
         </w:tc>
         <w:tc>
           <w:tcPr>
-            <w:tcW w:w="1800" w:type="dxa"/>
+            <w:tcW w:w="1722" w:type="dxa"/>
             <w:tcBorders>
               <w:top w:val="single" w:sz="4" w:space="0" w:color="000000"/>
               <w:left w:val="single" w:sz="4" w:space="0" w:color="000000"/>
@@ -16375,7 +16600,7 @@
         </w:tc>
         <w:tc>
           <w:tcPr>
-            <w:tcW w:w="1800" w:type="dxa"/>
+            <w:tcW w:w="1722" w:type="dxa"/>
             <w:tcBorders>
               <w:top w:val="single" w:sz="4" w:space="0" w:color="000000"/>
               <w:left w:val="single" w:sz="4" w:space="0" w:color="000000"/>
@@ -16409,7 +16634,7 @@
         </w:tc>
         <w:tc>
           <w:tcPr>
-            <w:tcW w:w="2588" w:type="dxa"/>
+            <w:tcW w:w="2475" w:type="dxa"/>
             <w:tcBorders>
               <w:top w:val="single" w:sz="4" w:space="0" w:color="000000"/>
               <w:left w:val="single" w:sz="4" w:space="0" w:color="000000"/>
@@ -16443,9 +16668,12 @@
         </w:tc>
       </w:tr>
       <w:tr>
-        <w:tc>
-          <w:tcPr>
-            <w:tcW w:w="1200" w:type="dxa"/>
+        <w:trPr>
+          <w:cantSplit/>
+        </w:trPr>
+        <w:tc>
+          <w:tcPr>
+            <w:tcW w:w="1147" w:type="dxa"/>
             <w:tcBorders>
               <w:top w:val="single" w:sz="4" w:space="0" w:color="000000"/>
               <w:left w:val="single" w:sz="4" w:space="0" w:color="000000"/>
@@ -16477,7 +16705,7 @@
         </w:tc>
         <w:tc>
           <w:tcPr>
-            <w:tcW w:w="1800" w:type="dxa"/>
+            <w:tcW w:w="1722" w:type="dxa"/>
             <w:tcBorders>
               <w:top w:val="single" w:sz="4" w:space="0" w:color="000000"/>
               <w:left w:val="single" w:sz="4" w:space="0" w:color="000000"/>
@@ -16509,7 +16737,7 @@
         </w:tc>
         <w:tc>
           <w:tcPr>
-            <w:tcW w:w="1800" w:type="dxa"/>
+            <w:tcW w:w="1722" w:type="dxa"/>
             <w:tcBorders>
               <w:top w:val="single" w:sz="4" w:space="0" w:color="000000"/>
               <w:left w:val="single" w:sz="4" w:space="0" w:color="000000"/>
@@ -16541,7 +16769,7 @@
         </w:tc>
         <w:tc>
           <w:tcPr>
-            <w:tcW w:w="1800" w:type="dxa"/>
+            <w:tcW w:w="1722" w:type="dxa"/>
             <w:tcBorders>
               <w:top w:val="single" w:sz="4" w:space="0" w:color="000000"/>
               <w:left w:val="single" w:sz="4" w:space="0" w:color="000000"/>
@@ -16573,7 +16801,7 @@
         </w:tc>
         <w:tc>
           <w:tcPr>
-            <w:tcW w:w="2588" w:type="dxa"/>
+            <w:tcW w:w="2475" w:type="dxa"/>
             <w:tcBorders>
               <w:top w:val="single" w:sz="4" w:space="0" w:color="000000"/>
               <w:left w:val="single" w:sz="4" w:space="0" w:color="000000"/>
@@ -16605,9 +16833,12 @@
         </w:tc>
       </w:tr>
       <w:tr>
-        <w:tc>
-          <w:tcPr>
-            <w:tcW w:w="1200" w:type="dxa"/>
+        <w:trPr>
+          <w:cantSplit/>
+        </w:trPr>
+        <w:tc>
+          <w:tcPr>
+            <w:tcW w:w="1147" w:type="dxa"/>
             <w:tcBorders>
               <w:top w:val="single" w:sz="4" w:space="0" w:color="000000"/>
               <w:left w:val="single" w:sz="4" w:space="0" w:color="000000"/>
@@ -16639,7 +16870,7 @@
         </w:tc>
         <w:tc>
           <w:tcPr>
-            <w:tcW w:w="1800" w:type="dxa"/>
+            <w:tcW w:w="1722" w:type="dxa"/>
             <w:tcBorders>
               <w:top w:val="single" w:sz="4" w:space="0" w:color="000000"/>
               <w:left w:val="single" w:sz="4" w:space="0" w:color="000000"/>
@@ -16671,7 +16902,7 @@
         </w:tc>
         <w:tc>
           <w:tcPr>
-            <w:tcW w:w="1800" w:type="dxa"/>
+            <w:tcW w:w="1722" w:type="dxa"/>
             <w:tcBorders>
               <w:top w:val="single" w:sz="4" w:space="0" w:color="000000"/>
               <w:left w:val="single" w:sz="4" w:space="0" w:color="000000"/>
@@ -16703,7 +16934,7 @@
         </w:tc>
         <w:tc>
           <w:tcPr>
-            <w:tcW w:w="1800" w:type="dxa"/>
+            <w:tcW w:w="1722" w:type="dxa"/>
             <w:tcBorders>
               <w:top w:val="single" w:sz="4" w:space="0" w:color="000000"/>
               <w:left w:val="single" w:sz="4" w:space="0" w:color="000000"/>
@@ -16735,7 +16966,7 @@
         </w:tc>
         <w:tc>
           <w:tcPr>
-            <w:tcW w:w="2588" w:type="dxa"/>
+            <w:tcW w:w="2475" w:type="dxa"/>
             <w:tcBorders>
               <w:top w:val="single" w:sz="4" w:space="0" w:color="000000"/>
               <w:left w:val="single" w:sz="4" w:space="0" w:color="000000"/>
@@ -16772,17 +17003,6 @@
         <w:bidi/>
         <w:jc w:val="lowKashida"/>
       </w:pPr>
-    </w:p>
-    <w:p>
-      <w:pPr>
-        <w:pStyle w:val="CaptionSource"/>
-        <w:keepNext/>
-        <w:spacing w:after="80"/>
-        <w:jc w:val="lowKashida"/>
-      </w:pPr>
-      <w:r>
-        <w:t xml:space="preserve"> (منبع: یافته‌های پژوهش)</w:t>
-      </w:r>
     </w:p>
     <w:p>
       <w:pPr>
@@ -16813,13 +17033,7 @@
         <w:rPr>
           <w:rtl/>
         </w:rPr>
-        <w:t>علاوه بر معناداری توافق درون هر دور، ثبات نسبی رتبه‌بندی‌ها میان دو دور متوالی — که در بخش ۳-۷-۲ به عنوان ملاک توقف دورهای دلفی معرفی شد — نیز به‌صورت آماری بررسی شد. جدول ۴-۱۰ ضریب همبستگی رتبه‌ای اسپیرمن میان امتیازهای میانگین گوی</w:t>
-      </w:r>
-      <w:r>
-        <w:rPr>
-          <w:rtl/>
-        </w:rPr>
-        <w:t>ه‌ها در دور دوم و دور سوم را، به همراه سطح معناداری آن، نشان می‌دهد. رسیدن همبستگی به سطح بالا و معنادار، ملاک توقف فرایند دلفی در پژوهش حاضر بود (بر پایه رویکرد شیفانو و نیدربرگر، ۲۰۲۵)</w:t>
+        <w:t xml:space="preserve">علاوه بر معناداری توافق درون هر دور، ثبات نسبی رتبه‌بندی‌ها میان دو دور متوالی — که در بخش ۳-۷-۲ به عنوان ملاک توقف دورهای دلفی معرفی شد — نیز به‌صورت آماری بررسی شد. جدول ۴-۱۰ ضریب همبستگی رتبه‌ای اسپیرمن میان امتیازهای میانگین گویه‌ها و میانگین مؤلفه‌ها در دور دوم و دور سوم را، به همراه سطح معناداری آن، نشان می‌دهد. رسیدن همبستگی به سطح بالا و معنادار، ملاک توقف فرایند دلفی در پژوهش حاضر بود (بر پایه رویکرد شیفانو و نیدربرگر، ۲۰۲۵)</w:t>
       </w:r>
       <w:r>
         <w:rPr>
@@ -16838,24 +17052,23 @@
       <w:pPr>
         <w:pStyle w:val="TableCaption"/>
         <w:keepNext/>
-        <w:spacing w:before="160"/>
-        <w:jc w:val="lowKashida"/>
+        <w:spacing w:before="160" w:after="80"/>
+        <w:jc w:val="center"/>
         <w:rPr>
           <w:vanish/>
         </w:rPr>
       </w:pPr>
       <w:r>
-        <w:lastRenderedPageBreak/>
-        <w:t xml:space="preserve">جدول ۴-۱۰ ضریب همبستگی رتبه‌ای میان امتیازهای گویه‌ها در دور </w:t>
+        <w:t xml:space="preserve">جدول ۴-۱۰ ضریب همبستگی رتبه‌ای میان امتیازهای گویه‌ها و مؤلفه‌ها در دور دوم و دور سوم</w:t>
       </w:r>
       <w:r>
-        <w:t>دوم و دور سوم</w:t>
+        <w:t xml:space="preserve"> (منبع: یافته‌های پژوهش)</w:t>
       </w:r>
     </w:p>
     <w:tbl>
       <w:tblPr>
         <w:bidiVisual/>
-        <w:tblW w:w="9000" w:type="dxa"/>
+        <w:tblW w:w="8788" w:type="dxa"/>
         <w:tblBorders>
           <w:top w:val="single" w:sz="4" w:space="0" w:color="auto"/>
           <w:left w:val="single" w:sz="4" w:space="0" w:color="auto"/>
@@ -16871,18 +17084,19 @@
         <w:tblLook w:val="04A0" w:firstRow="1" w:lastRow="0" w:firstColumn="1" w:lastColumn="0" w:noHBand="0" w:noVBand="1"/>
       </w:tblPr>
       <w:tblGrid>
-        <w:gridCol w:w="3000"/>
-        <w:gridCol w:w="2000"/>
-        <w:gridCol w:w="2000"/>
-        <w:gridCol w:w="2000"/>
+        <w:gridCol w:w="2929"/>
+        <w:gridCol w:w="1953"/>
+        <w:gridCol w:w="1953"/>
+        <w:gridCol w:w="1953"/>
       </w:tblGrid>
       <w:tr>
         <w:trPr>
           <w:tblHeader/>
+          <w:cantSplit/>
         </w:trPr>
         <w:tc>
           <w:tcPr>
-            <w:tcW w:w="3000" w:type="dxa"/>
+            <w:tcW w:w="2929" w:type="dxa"/>
             <w:tcBorders>
               <w:top w:val="single" w:sz="4" w:space="0" w:color="000000"/>
               <w:left w:val="single" w:sz="4" w:space="0" w:color="000000"/>
@@ -16916,7 +17130,7 @@
         </w:tc>
         <w:tc>
           <w:tcPr>
-            <w:tcW w:w="2000" w:type="dxa"/>
+            <w:tcW w:w="1953" w:type="dxa"/>
             <w:tcBorders>
               <w:top w:val="single" w:sz="4" w:space="0" w:color="000000"/>
               <w:left w:val="single" w:sz="4" w:space="0" w:color="000000"/>
@@ -16950,7 +17164,7 @@
         </w:tc>
         <w:tc>
           <w:tcPr>
-            <w:tcW w:w="2000" w:type="dxa"/>
+            <w:tcW w:w="1953" w:type="dxa"/>
             <w:tcBorders>
               <w:top w:val="single" w:sz="4" w:space="0" w:color="000000"/>
               <w:left w:val="single" w:sz="4" w:space="0" w:color="000000"/>
@@ -16984,7 +17198,7 @@
         </w:tc>
         <w:tc>
           <w:tcPr>
-            <w:tcW w:w="2000" w:type="dxa"/>
+            <w:tcW w:w="1953" w:type="dxa"/>
             <w:tcBorders>
               <w:top w:val="single" w:sz="4" w:space="0" w:color="000000"/>
               <w:left w:val="single" w:sz="4" w:space="0" w:color="000000"/>
@@ -17018,41 +17232,44 @@
         </w:tc>
       </w:tr>
       <w:tr>
-        <w:tc>
-          <w:tcPr>
-            <w:tcW w:w="3000" w:type="dxa"/>
-            <w:tcBorders>
-              <w:top w:val="single" w:sz="4" w:space="0" w:color="000000"/>
-              <w:left w:val="single" w:sz="4" w:space="0" w:color="000000"/>
-              <w:bottom w:val="single" w:sz="4" w:space="0" w:color="000000"/>
-              <w:right w:val="single" w:sz="4" w:space="0" w:color="000000"/>
-            </w:tcBorders>
-            <w:tcMar>
-              <w:top w:w="40" w:type="dxa"/>
-              <w:left w:w="80" w:type="dxa"/>
-              <w:bottom w:w="40" w:type="dxa"/>
-              <w:right w:w="80" w:type="dxa"/>
-            </w:tcMar>
-            <w:vAlign w:val="center"/>
-          </w:tcPr>
-          <w:p>
-            <w:pPr>
-              <w:bidi/>
-              <w:jc w:val="center"/>
-            </w:pPr>
-            <w:r>
-              <w:rPr>
-                <w:sz w:val="22"/>
-                <w:szCs w:val="22"/>
-                <w:rtl/>
-              </w:rPr>
-              <w:t>دور دوم با دور سوم</w:t>
-            </w:r>
-          </w:p>
-        </w:tc>
-        <w:tc>
-          <w:tcPr>
-            <w:tcW w:w="2000" w:type="dxa"/>
+        <w:trPr>
+          <w:cantSplit/>
+        </w:trPr>
+        <w:tc>
+          <w:tcPr>
+            <w:tcW w:w="2929" w:type="dxa"/>
+            <w:tcBorders>
+              <w:top w:val="single" w:sz="4" w:space="0" w:color="000000"/>
+              <w:left w:val="single" w:sz="4" w:space="0" w:color="000000"/>
+              <w:bottom w:val="single" w:sz="4" w:space="0" w:color="000000"/>
+              <w:right w:val="single" w:sz="4" w:space="0" w:color="000000"/>
+            </w:tcBorders>
+            <w:tcMar>
+              <w:top w:w="40" w:type="dxa"/>
+              <w:left w:w="80" w:type="dxa"/>
+              <w:bottom w:w="40" w:type="dxa"/>
+              <w:right w:w="80" w:type="dxa"/>
+            </w:tcMar>
+            <w:vAlign w:val="center"/>
+          </w:tcPr>
+          <w:p>
+            <w:pPr>
+              <w:bidi/>
+              <w:jc w:val="center"/>
+            </w:pPr>
+            <w:r>
+              <w:rPr>
+                <w:sz w:val="22"/>
+                <w:szCs w:val="22"/>
+                <w:rtl/>
+              </w:rPr>
+              <w:t xml:space="preserve">دور دوم با دور سوم (سطح گویه، ۲۹ گویه)</w:t>
+            </w:r>
+          </w:p>
+        </w:tc>
+        <w:tc>
+          <w:tcPr>
+            <w:tcW w:w="1953" w:type="dxa"/>
             <w:tcBorders>
               <w:top w:val="single" w:sz="4" w:space="0" w:color="000000"/>
               <w:left w:val="single" w:sz="4" w:space="0" w:color="000000"/>
@@ -17084,7 +17301,7 @@
         </w:tc>
         <w:tc>
           <w:tcPr>
-            <w:tcW w:w="2000" w:type="dxa"/>
+            <w:tcW w:w="1953" w:type="dxa"/>
             <w:tcBorders>
               <w:top w:val="single" w:sz="4" w:space="0" w:color="000000"/>
               <w:left w:val="single" w:sz="4" w:space="0" w:color="000000"/>
@@ -17116,7 +17333,7 @@
         </w:tc>
         <w:tc>
           <w:tcPr>
-            <w:tcW w:w="2000" w:type="dxa"/>
+            <w:tcW w:w="1953" w:type="dxa"/>
             <w:tcBorders>
               <w:top w:val="single" w:sz="4" w:space="0" w:color="000000"/>
               <w:left w:val="single" w:sz="4" w:space="0" w:color="000000"/>
@@ -17143,6 +17360,139 @@
                 <w:rtl/>
               </w:rPr>
               <w:t>همبستگی بالا و معنادار</w:t>
+            </w:r>
+          </w:p>
+        </w:tc>
+      </w:tr>
+      <w:tr>
+        <w:trPr>
+          <w:cantSplit/>
+        </w:trPr>
+        <w:tc>
+          <w:tcPr>
+            <w:tcW w:w="2929" w:type="dxa"/>
+            <w:tcBorders>
+              <w:top w:val="single" w:sz="4" w:space="0" w:color="000000"/>
+              <w:left w:val="single" w:sz="4" w:space="0" w:color="000000"/>
+              <w:bottom w:val="single" w:sz="4" w:space="0" w:color="000000"/>
+              <w:right w:val="single" w:sz="4" w:space="0" w:color="000000"/>
+            </w:tcBorders>
+            <w:tcMar>
+              <w:top w:w="40" w:type="dxa"/>
+              <w:left w:w="80" w:type="dxa"/>
+              <w:bottom w:w="40" w:type="dxa"/>
+              <w:right w:w="80" w:type="dxa"/>
+            </w:tcMar>
+            <w:vAlign w:val="center"/>
+          </w:tcPr>
+          <w:p>
+            <w:pPr>
+              <w:bidi/>
+              <w:jc w:val="center"/>
+            </w:pPr>
+            <w:r>
+              <w:rPr>
+                <w:sz w:val="22"/>
+                <w:szCs w:val="22"/>
+                <w:rtl/>
+              </w:rPr>
+              <w:t xml:space="preserve">دور دوم با دور سوم (سطح مؤلفه، ۹ مؤلفه)</w:t>
+            </w:r>
+          </w:p>
+        </w:tc>
+        <w:tc>
+          <w:tcPr>
+            <w:tcW w:w="1953" w:type="dxa"/>
+            <w:tcBorders>
+              <w:top w:val="single" w:sz="4" w:space="0" w:color="000000"/>
+              <w:left w:val="single" w:sz="4" w:space="0" w:color="000000"/>
+              <w:bottom w:val="single" w:sz="4" w:space="0" w:color="000000"/>
+              <w:right w:val="single" w:sz="4" w:space="0" w:color="000000"/>
+            </w:tcBorders>
+            <w:tcMar>
+              <w:top w:w="40" w:type="dxa"/>
+              <w:left w:w="80" w:type="dxa"/>
+              <w:bottom w:w="40" w:type="dxa"/>
+              <w:right w:w="80" w:type="dxa"/>
+            </w:tcMar>
+            <w:vAlign w:val="center"/>
+          </w:tcPr>
+          <w:p>
+            <w:pPr>
+              <w:bidi/>
+              <w:jc w:val="center"/>
+            </w:pPr>
+            <w:r>
+              <w:rPr>
+                <w:sz w:val="22"/>
+                <w:szCs w:val="22"/>
+                <w:rtl/>
+              </w:rPr>
+              <w:t xml:space="preserve">۰٫۸۳۳</w:t>
+            </w:r>
+          </w:p>
+        </w:tc>
+        <w:tc>
+          <w:tcPr>
+            <w:tcW w:w="1953" w:type="dxa"/>
+            <w:tcBorders>
+              <w:top w:val="single" w:sz="4" w:space="0" w:color="000000"/>
+              <w:left w:val="single" w:sz="4" w:space="0" w:color="000000"/>
+              <w:bottom w:val="single" w:sz="4" w:space="0" w:color="000000"/>
+              <w:right w:val="single" w:sz="4" w:space="0" w:color="000000"/>
+            </w:tcBorders>
+            <w:tcMar>
+              <w:top w:w="40" w:type="dxa"/>
+              <w:left w:w="80" w:type="dxa"/>
+              <w:bottom w:w="40" w:type="dxa"/>
+              <w:right w:w="80" w:type="dxa"/>
+            </w:tcMar>
+            <w:vAlign w:val="center"/>
+          </w:tcPr>
+          <w:p>
+            <w:pPr>
+              <w:bidi/>
+              <w:jc w:val="center"/>
+            </w:pPr>
+            <w:r>
+              <w:rPr>
+                <w:sz w:val="22"/>
+                <w:szCs w:val="22"/>
+                <w:rtl/>
+              </w:rPr>
+              <w:t xml:space="preserve">کمتر از ۰٫۰۱</w:t>
+            </w:r>
+          </w:p>
+        </w:tc>
+        <w:tc>
+          <w:tcPr>
+            <w:tcW w:w="1953" w:type="dxa"/>
+            <w:tcBorders>
+              <w:top w:val="single" w:sz="4" w:space="0" w:color="000000"/>
+              <w:left w:val="single" w:sz="4" w:space="0" w:color="000000"/>
+              <w:bottom w:val="single" w:sz="4" w:space="0" w:color="000000"/>
+              <w:right w:val="single" w:sz="4" w:space="0" w:color="000000"/>
+            </w:tcBorders>
+            <w:tcMar>
+              <w:top w:w="40" w:type="dxa"/>
+              <w:left w:w="80" w:type="dxa"/>
+              <w:bottom w:w="40" w:type="dxa"/>
+              <w:right w:w="80" w:type="dxa"/>
+            </w:tcMar>
+            <w:vAlign w:val="center"/>
+          </w:tcPr>
+          <w:p>
+            <w:pPr>
+              <w:bidi/>
+              <w:jc w:val="center"/>
+            </w:pPr>
+            <w:r>
+              <w:rPr>
+                <w:sz w:val="22"/>
+                <w:szCs w:val="22"/>
+                <w:rtl/>
+              </w:rPr>
+              <w:t xml:space="preserve">همبستگی بالا و معنادار</w:t>
             </w:r>
           </w:p>
         </w:tc>
@@ -17153,17 +17503,6 @@
         <w:bidi/>
         <w:jc w:val="lowKashida"/>
       </w:pPr>
-    </w:p>
-    <w:p>
-      <w:pPr>
-        <w:pStyle w:val="CaptionSource"/>
-        <w:keepNext/>
-        <w:spacing w:after="80"/>
-        <w:jc w:val="lowKashida"/>
-      </w:pPr>
-      <w:r>
-        <w:t xml:space="preserve"> (منبع: یافته‌های پژوهش؛ بر پایه ۲۹ گویه)</w:t>
-      </w:r>
     </w:p>
     <w:p>
       <w:pPr>
@@ -17307,13 +17646,7 @@
         <w:rPr>
           <w:rtl/>
         </w:rPr>
-        <w:t xml:space="preserve">فرضیه صفر (H0) در مقابل این فرضیه عبارت است از: میان رتبه‌بندی دور دوم و دور سوم همبستگی معناداری وجود ندارد. ملاک تصمیم‌گیری به این صورت است: اگر سطح معناداری ضریب همبستگی رتبه‌ای میان دو دور (جدول ۴-۱۰) کمتر از ۰٫۰۵ و مقدار ضریب همبستگی بالا باشد، فرضیه </w:t>
-      </w:r>
-      <w:r>
-        <w:rPr>
-          <w:rtl/>
-        </w:rPr>
-        <w:t>صفر رد و فرضیه دوم پژوهش تأیید می‌شود؛ یعنی فرایند دلفی به ثبات آماری رسیده و ادامه دورها ضرورتی ندارد.</w:t>
+        <w:t xml:space="preserve">فرضیه صفر (H0) در مقابل این فرضیه عبارت است از: میان رتبه‌بندی دور دوم و دور سوم همبستگی معناداری وجود ندارد. ملاک تصمیم‌گیری به این صورت است: اگر سطح معناداری ضریب همبستگی رتبه‌ای میان دو دور (جدول ۴-۱۰) هم در سطح گویه‌ها و هم در سطح مؤلفه‌ها کمتر از ۰٫۰۵ و مقدار ضریب همبستگی بالا باشد، فرضیه صفر رد و فرضیه دوم پژوهش تأیید می‌شود؛ یعنی فرایند دلفی به ثبات آماری رسیده و ادامه دورها ضرورتی ندارد.</w:t>
       </w:r>
     </w:p>
     <w:p>
@@ -17326,19 +17659,7 @@
         <w:rPr>
           <w:rtl/>
         </w:rPr>
-        <w:t>نتیجه آزمون: ضریب همبستگی رتبه‌ای اسپیرمن میان امتیازهای میانگین گویه‌ها در دور دوم و دور سوم (جدول ۴-۱۰) برابر با ۰٫۸۴۷ و سطح معناداری آن کمتر از ۰٫۰۰۰</w:t>
-      </w:r>
-      <w:r>
-        <w:rPr>
-          <w:rtl/>
-        </w:rPr>
-        <w:t>۱ است. از آنجا که این همبستگی هم بالا و هم از نظر آماری معنادار است، فرضیه صفر رد می‌شود و فرضیه دوم پژوهش تأیید می‌شود: رتبه‌بندی گویه‌های چالش فروش میان دور دوم و دور سوم تفاوت معناداری ندارد و فرایند دلفی به ثبات نسبی رسیده است. بر این اساس، ادامه دورها</w:t>
-      </w:r>
-      <w:r>
-        <w:rPr>
-          <w:rtl/>
-        </w:rPr>
-        <w:t>ی دلفی پس از دور سوم ضرورتی نداشت.</w:t>
+        <w:t xml:space="preserve">نتیجه آزمون: ضریب همبستگی رتبه‌ای اسپیرمن میان امتیازهای میانگین گویه‌ها در دور دوم و دور سوم (جدول ۴-۱۰) برابر با ۰٫۸۴۷ و سطح معناداری آن کمتر از ۰٫۰۰۰۱ است؛ در سطح مؤلفه نیز ضریب همبستگی میان میانگین‌های نُه مؤلفه در دو دور (جدول ۴-۱۲) برابر با ۰٫۸۳۳ و سطح معناداری آن کمتر از ۰٫۰۱ است. از آنجا که این همبستگی در هر دو سطح هم بالا و هم از نظر آماری معنادار است، فرضیه صفر رد می‌شود و فرضیه دوم پژوهش تأیید می‌شود: رتبه‌بندی گویه‌ها و مؤلفه‌های چالش فروش میان دور دوم و دور سوم تفاوت معناداری ندارد و فرایند دلفی به ثبات نسبی رسیده است. بر این اساس، ادامه دورهای دلفی پس از دور سوم ضرورتی نداشت.</w:t>
       </w:r>
     </w:p>
     <w:p>
@@ -17363,21 +17684,15 @@
         <w:rPr>
           <w:rtl/>
         </w:rPr>
-        <w:t>تأیید فرضیه اول و دوم، مبنای آماری لازم را برای اتکا به نتایج اجماع پانل در پاسخ به پرسش‌های پژوهش (بخش ۱-۵) فراهم می‌آورد. پرسش نخست پژوهش عبارت بود از: «چالش‌های فروش در شرکت‌های تک‌محصولی</w:t>
-      </w:r>
-      <w:r>
-        <w:rPr>
-          <w:rtl/>
-        </w:rPr>
-        <w:t xml:space="preserve"> فعال در صنعت مواد غذایی کدام‌اند؟» جدول ۴-۱۱، بر پایه تحلیل مضمون پاسخ‌های دور نخست پانل (بخش ۴-۲-۱-۳)، پاسخ این پرسش را نشان می‌دهد.</w:t>
+        <w:t xml:space="preserve">تأیید فرضیه اول و دوم، مبنای آماری لازم را برای اتکا به نتایج اجماع پانل در پاسخ به پرسش‌های پژوهش (بخش ۱-۵) فراهم می‌آورد. پرسش نخست پژوهش عبارت بود از: «چالش‌های فروش در شرکت‌های تک‌محصولی فعال در صنعت مواد غذایی کدام‌اند؟» جدول ۴-۱۱، بر پایه تحلیل مضمون پاسخ‌های دور نخست پانل (بخش ۴-۲-۱-۳)، پاسخ این پرسش را در قالب نُه مؤلفه و بیست‌ونه گویه نشان می‌دهد.</w:t>
       </w:r>
     </w:p>
     <w:p>
       <w:pPr>
         <w:pStyle w:val="TableCaption"/>
         <w:keepNext/>
-        <w:spacing w:before="160"/>
-        <w:jc w:val="lowKashida"/>
+        <w:spacing w:before="160" w:after="80"/>
+        <w:jc w:val="center"/>
         <w:rPr>
           <w:vanish/>
         </w:rPr>
@@ -17385,11 +17700,14 @@
       <w:r>
         <w:t>جدول ۴-۱۱ فهرست چالش‌های فروش شناسایی‌شده به تفکیک مؤلفه</w:t>
       </w:r>
+      <w:r>
+        <w:t xml:space="preserve"> (منبع: یافته‌های پژوهش)</w:t>
+      </w:r>
     </w:p>
     <w:tbl>
       <w:tblPr>
         <w:bidiVisual/>
-        <w:tblW w:w="9788" w:type="dxa"/>
+        <w:tblW w:w="8788" w:type="dxa"/>
         <w:tblBorders>
           <w:top w:val="single" w:sz="4" w:space="0" w:color="auto"/>
           <w:left w:val="single" w:sz="4" w:space="0" w:color="auto"/>
@@ -17406,16 +17724,17 @@
       </w:tblPr>
       <w:tblGrid>
         <w:gridCol w:w="577"/>
-        <w:gridCol w:w="2583"/>
-        <w:gridCol w:w="6628"/>
+        <w:gridCol w:w="2303"/>
+        <w:gridCol w:w="5908"/>
       </w:tblGrid>
       <w:tr>
         <w:trPr>
           <w:tblHeader/>
+          <w:cantSplit/>
         </w:trPr>
         <w:tc>
           <w:tcPr>
-            <w:tcW w:w="500" w:type="dxa"/>
+            <w:tcW w:w="577" w:type="dxa"/>
             <w:tcBorders>
               <w:top w:val="single" w:sz="4" w:space="0" w:color="000000"/>
               <w:left w:val="single" w:sz="4" w:space="0" w:color="000000"/>
@@ -17449,7 +17768,7 @@
         </w:tc>
         <w:tc>
           <w:tcPr>
-            <w:tcW w:w="2600" w:type="dxa"/>
+            <w:tcW w:w="2303" w:type="dxa"/>
             <w:tcBorders>
               <w:top w:val="single" w:sz="4" w:space="0" w:color="000000"/>
               <w:left w:val="single" w:sz="4" w:space="0" w:color="000000"/>
@@ -17483,7 +17802,7 @@
         </w:tc>
         <w:tc>
           <w:tcPr>
-            <w:tcW w:w="6688" w:type="dxa"/>
+            <w:tcW w:w="5908" w:type="dxa"/>
             <w:tcBorders>
               <w:top w:val="single" w:sz="4" w:space="0" w:color="000000"/>
               <w:left w:val="single" w:sz="4" w:space="0" w:color="000000"/>
@@ -17517,9 +17836,12 @@
         </w:tc>
       </w:tr>
       <w:tr>
-        <w:tc>
-          <w:tcPr>
-            <w:tcW w:w="500" w:type="dxa"/>
+        <w:trPr>
+          <w:cantSplit/>
+        </w:trPr>
+        <w:tc>
+          <w:tcPr>
+            <w:tcW w:w="577" w:type="dxa"/>
             <w:tcBorders>
               <w:top w:val="single" w:sz="4" w:space="0" w:color="000000"/>
               <w:left w:val="single" w:sz="4" w:space="0" w:color="000000"/>
@@ -17551,7 +17873,7 @@
         </w:tc>
         <w:tc>
           <w:tcPr>
-            <w:tcW w:w="2600" w:type="dxa"/>
+            <w:tcW w:w="2303" w:type="dxa"/>
             <w:tcBorders>
               <w:top w:val="single" w:sz="4" w:space="0" w:color="000000"/>
               <w:left w:val="single" w:sz="4" w:space="0" w:color="000000"/>
@@ -17591,41 +17913,74 @@
         </w:tc>
         <w:tc>
           <w:tcPr>
-            <w:tcW w:w="6688" w:type="dxa"/>
-            <w:tcBorders>
-              <w:top w:val="single" w:sz="4" w:space="0" w:color="000000"/>
-              <w:left w:val="single" w:sz="4" w:space="0" w:color="000000"/>
-              <w:bottom w:val="single" w:sz="4" w:space="0" w:color="000000"/>
-              <w:right w:val="single" w:sz="4" w:space="0" w:color="000000"/>
-            </w:tcBorders>
-            <w:tcMar>
-              <w:top w:w="40" w:type="dxa"/>
-              <w:left w:w="80" w:type="dxa"/>
-              <w:bottom w:w="40" w:type="dxa"/>
-              <w:right w:w="80" w:type="dxa"/>
-            </w:tcMar>
-            <w:vAlign w:val="center"/>
-          </w:tcPr>
-          <w:p>
-            <w:pPr>
-              <w:bidi/>
-              <w:jc w:val="center"/>
-            </w:pPr>
-            <w:r>
-              <w:rPr>
-                <w:sz w:val="22"/>
-                <w:szCs w:val="22"/>
-                <w:rtl/>
-              </w:rPr>
-              <w:t>وابستگی کامل درآمد و سودآوری شرکت به تقاضای یک محصول</w:t>
+            <w:tcW w:w="5908" w:type="dxa"/>
+            <w:tcBorders>
+              <w:top w:val="single" w:sz="4" w:space="0" w:color="000000"/>
+              <w:left w:val="single" w:sz="4" w:space="0" w:color="000000"/>
+              <w:bottom w:val="single" w:sz="4" w:space="0" w:color="000000"/>
+              <w:right w:val="single" w:sz="4" w:space="0" w:color="000000"/>
+            </w:tcBorders>
+            <w:tcMar>
+              <w:top w:w="40" w:type="dxa"/>
+              <w:left w:w="80" w:type="dxa"/>
+              <w:bottom w:w="40" w:type="dxa"/>
+              <w:right w:w="80" w:type="dxa"/>
+            </w:tcMar>
+            <w:vAlign w:val="center"/>
+          </w:tcPr>
+          <w:p>
+            <w:pPr>
+              <w:bidi/>
+              <w:spacing w:after="60"/>
+              <w:jc w:val="center"/>
+            </w:pPr>
+            <w:r>
+              <w:rPr>
+                <w:sz w:val="22"/>
+                <w:szCs w:val="22"/>
+                <w:rtl/>
+              </w:rPr>
+              <w:t xml:space="preserve">وابستگی کامل درآمد و سودآوری شرکت به تقاضای یک محصول</w:t>
+            </w:r>
+          </w:p>
+          <w:p>
+            <w:pPr>
+              <w:bidi/>
+              <w:spacing w:after="60"/>
+              <w:jc w:val="center"/>
+            </w:pPr>
+            <w:r>
+              <w:rPr>
+                <w:sz w:val="22"/>
+                <w:szCs w:val="22"/>
+                <w:rtl/>
+              </w:rPr>
+              <w:t xml:space="preserve">نبود امکان جبران افت فروش از محل سایر اقلام سبد محصول</w:t>
+            </w:r>
+          </w:p>
+          <w:p>
+            <w:pPr>
+              <w:bidi/>
+              <w:jc w:val="center"/>
+            </w:pPr>
+            <w:r>
+              <w:rPr>
+                <w:sz w:val="22"/>
+                <w:szCs w:val="22"/>
+                <w:rtl/>
+              </w:rPr>
+              <w:t xml:space="preserve">کاهش انعطاف‌پذیری و کندی واکنش شرکت به تغییرات بازار</w:t>
             </w:r>
           </w:p>
         </w:tc>
       </w:tr>
       <w:tr>
-        <w:tc>
-          <w:tcPr>
-            <w:tcW w:w="500" w:type="dxa"/>
+        <w:trPr>
+          <w:cantSplit/>
+        </w:trPr>
+        <w:tc>
+          <w:tcPr>
+            <w:tcW w:w="577" w:type="dxa"/>
             <w:tcBorders>
               <w:top w:val="single" w:sz="4" w:space="0" w:color="000000"/>
               <w:left w:val="single" w:sz="4" w:space="0" w:color="000000"/>
@@ -17657,7 +18012,7 @@
         </w:tc>
         <w:tc>
           <w:tcPr>
-            <w:tcW w:w="2600" w:type="dxa"/>
+            <w:tcW w:w="2303" w:type="dxa"/>
             <w:tcBorders>
               <w:top w:val="single" w:sz="4" w:space="0" w:color="000000"/>
               <w:left w:val="single" w:sz="4" w:space="0" w:color="000000"/>
@@ -17689,41 +18044,89 @@
         </w:tc>
         <w:tc>
           <w:tcPr>
-            <w:tcW w:w="6688" w:type="dxa"/>
-            <w:tcBorders>
-              <w:top w:val="single" w:sz="4" w:space="0" w:color="000000"/>
-              <w:left w:val="single" w:sz="4" w:space="0" w:color="000000"/>
-              <w:bottom w:val="single" w:sz="4" w:space="0" w:color="000000"/>
-              <w:right w:val="single" w:sz="4" w:space="0" w:color="000000"/>
-            </w:tcBorders>
-            <w:tcMar>
-              <w:top w:w="40" w:type="dxa"/>
-              <w:left w:w="80" w:type="dxa"/>
-              <w:bottom w:w="40" w:type="dxa"/>
-              <w:right w:w="80" w:type="dxa"/>
-            </w:tcMar>
-            <w:vAlign w:val="center"/>
-          </w:tcPr>
-          <w:p>
-            <w:pPr>
-              <w:bidi/>
-              <w:jc w:val="center"/>
-            </w:pPr>
-            <w:r>
-              <w:rPr>
-                <w:sz w:val="22"/>
-                <w:szCs w:val="22"/>
-                <w:rtl/>
-              </w:rPr>
-              <w:t>ضعف در برندسازی و تبلیغات و کمرنگ بودن جایگاه برند در ذهن مشتری</w:t>
+            <w:tcW w:w="5908" w:type="dxa"/>
+            <w:tcBorders>
+              <w:top w:val="single" w:sz="4" w:space="0" w:color="000000"/>
+              <w:left w:val="single" w:sz="4" w:space="0" w:color="000000"/>
+              <w:bottom w:val="single" w:sz="4" w:space="0" w:color="000000"/>
+              <w:right w:val="single" w:sz="4" w:space="0" w:color="000000"/>
+            </w:tcBorders>
+            <w:tcMar>
+              <w:top w:w="40" w:type="dxa"/>
+              <w:left w:w="80" w:type="dxa"/>
+              <w:bottom w:w="40" w:type="dxa"/>
+              <w:right w:w="80" w:type="dxa"/>
+            </w:tcMar>
+            <w:vAlign w:val="center"/>
+          </w:tcPr>
+          <w:p>
+            <w:pPr>
+              <w:bidi/>
+              <w:spacing w:after="60"/>
+              <w:jc w:val="center"/>
+            </w:pPr>
+            <w:r>
+              <w:rPr>
+                <w:sz w:val="22"/>
+                <w:szCs w:val="22"/>
+                <w:rtl/>
+              </w:rPr>
+              <w:t xml:space="preserve">ضعف در برندسازی و تبلیغات و کمرنگ بودن جایگاه برند در ذهن مشتری</w:t>
+            </w:r>
+          </w:p>
+          <w:p>
+            <w:pPr>
+              <w:bidi/>
+              <w:spacing w:after="60"/>
+              <w:jc w:val="center"/>
+            </w:pPr>
+            <w:r>
+              <w:rPr>
+                <w:sz w:val="22"/>
+                <w:szCs w:val="22"/>
+                <w:rtl/>
+              </w:rPr>
+              <w:t xml:space="preserve">دشواری ایجاد تمایز نسبت به محصولات رقیب</w:t>
+            </w:r>
+          </w:p>
+          <w:p>
+            <w:pPr>
+              <w:bidi/>
+              <w:spacing w:after="60"/>
+              <w:jc w:val="center"/>
+            </w:pPr>
+            <w:r>
+              <w:rPr>
+                <w:sz w:val="22"/>
+                <w:szCs w:val="22"/>
+                <w:rtl/>
+              </w:rPr>
+              <w:t xml:space="preserve">نبود نوآوری و توسعه محصول</w:t>
+            </w:r>
+          </w:p>
+          <w:p>
+            <w:pPr>
+              <w:bidi/>
+              <w:jc w:val="center"/>
+            </w:pPr>
+            <w:r>
+              <w:rPr>
+                <w:sz w:val="22"/>
+                <w:szCs w:val="22"/>
+                <w:rtl/>
+              </w:rPr>
+              <w:t xml:space="preserve">کم‌توجهی به تحقیقات بازار و مطالعه رفتار مصرف‌کننده</w:t>
             </w:r>
           </w:p>
         </w:tc>
       </w:tr>
       <w:tr>
-        <w:tc>
-          <w:tcPr>
-            <w:tcW w:w="500" w:type="dxa"/>
+        <w:trPr>
+          <w:cantSplit/>
+        </w:trPr>
+        <w:tc>
+          <w:tcPr>
+            <w:tcW w:w="577" w:type="dxa"/>
             <w:tcBorders>
               <w:top w:val="single" w:sz="4" w:space="0" w:color="000000"/>
               <w:left w:val="single" w:sz="4" w:space="0" w:color="000000"/>
@@ -17755,7 +18158,7 @@
         </w:tc>
         <w:tc>
           <w:tcPr>
-            <w:tcW w:w="2600" w:type="dxa"/>
+            <w:tcW w:w="2303" w:type="dxa"/>
             <w:tcBorders>
               <w:top w:val="single" w:sz="4" w:space="0" w:color="000000"/>
               <w:left w:val="single" w:sz="4" w:space="0" w:color="000000"/>
@@ -17787,41 +18190,74 @@
         </w:tc>
         <w:tc>
           <w:tcPr>
-            <w:tcW w:w="6688" w:type="dxa"/>
-            <w:tcBorders>
-              <w:top w:val="single" w:sz="4" w:space="0" w:color="000000"/>
-              <w:left w:val="single" w:sz="4" w:space="0" w:color="000000"/>
-              <w:bottom w:val="single" w:sz="4" w:space="0" w:color="000000"/>
-              <w:right w:val="single" w:sz="4" w:space="0" w:color="000000"/>
-            </w:tcBorders>
-            <w:tcMar>
-              <w:top w:w="40" w:type="dxa"/>
-              <w:left w:w="80" w:type="dxa"/>
-              <w:bottom w:w="40" w:type="dxa"/>
-              <w:right w:w="80" w:type="dxa"/>
-            </w:tcMar>
-            <w:vAlign w:val="center"/>
-          </w:tcPr>
-          <w:p>
-            <w:pPr>
-              <w:bidi/>
-              <w:jc w:val="center"/>
-            </w:pPr>
-            <w:r>
-              <w:rPr>
-                <w:sz w:val="22"/>
-                <w:szCs w:val="22"/>
-                <w:rtl/>
-              </w:rPr>
-              <w:t>دشواری جذب مشتری جدید</w:t>
+            <w:tcW w:w="5908" w:type="dxa"/>
+            <w:tcBorders>
+              <w:top w:val="single" w:sz="4" w:space="0" w:color="000000"/>
+              <w:left w:val="single" w:sz="4" w:space="0" w:color="000000"/>
+              <w:bottom w:val="single" w:sz="4" w:space="0" w:color="000000"/>
+              <w:right w:val="single" w:sz="4" w:space="0" w:color="000000"/>
+            </w:tcBorders>
+            <w:tcMar>
+              <w:top w:w="40" w:type="dxa"/>
+              <w:left w:w="80" w:type="dxa"/>
+              <w:bottom w:w="40" w:type="dxa"/>
+              <w:right w:w="80" w:type="dxa"/>
+            </w:tcMar>
+            <w:vAlign w:val="center"/>
+          </w:tcPr>
+          <w:p>
+            <w:pPr>
+              <w:bidi/>
+              <w:spacing w:after="60"/>
+              <w:jc w:val="center"/>
+            </w:pPr>
+            <w:r>
+              <w:rPr>
+                <w:sz w:val="22"/>
+                <w:szCs w:val="22"/>
+                <w:rtl/>
+              </w:rPr>
+              <w:t xml:space="preserve">دشواری جذب مشتری جدید</w:t>
+            </w:r>
+          </w:p>
+          <w:p>
+            <w:pPr>
+              <w:bidi/>
+              <w:spacing w:after="60"/>
+              <w:jc w:val="center"/>
+            </w:pPr>
+            <w:r>
+              <w:rPr>
+                <w:sz w:val="22"/>
+                <w:szCs w:val="22"/>
+                <w:rtl/>
+              </w:rPr>
+              <w:t xml:space="preserve">وفاداری پایین مشتری به شرکت تک‌محصولی</w:t>
+            </w:r>
+          </w:p>
+          <w:p>
+            <w:pPr>
+              <w:bidi/>
+              <w:jc w:val="center"/>
+            </w:pPr>
+            <w:r>
+              <w:rPr>
+                <w:sz w:val="22"/>
+                <w:szCs w:val="22"/>
+                <w:rtl/>
+              </w:rPr>
+              <w:t xml:space="preserve">نبود پیشنهاد تازه برای حفظ و فعال‌سازی مجدد مشتریان فعلی</w:t>
             </w:r>
           </w:p>
         </w:tc>
       </w:tr>
       <w:tr>
-        <w:tc>
-          <w:tcPr>
-            <w:tcW w:w="500" w:type="dxa"/>
+        <w:trPr>
+          <w:cantSplit/>
+        </w:trPr>
+        <w:tc>
+          <w:tcPr>
+            <w:tcW w:w="577" w:type="dxa"/>
             <w:tcBorders>
               <w:top w:val="single" w:sz="4" w:space="0" w:color="000000"/>
               <w:left w:val="single" w:sz="4" w:space="0" w:color="000000"/>
@@ -17853,7 +18289,7 @@
         </w:tc>
         <w:tc>
           <w:tcPr>
-            <w:tcW w:w="2600" w:type="dxa"/>
+            <w:tcW w:w="2303" w:type="dxa"/>
             <w:tcBorders>
               <w:top w:val="single" w:sz="4" w:space="0" w:color="000000"/>
               <w:left w:val="single" w:sz="4" w:space="0" w:color="000000"/>
@@ -17893,41 +18329,89 @@
         </w:tc>
         <w:tc>
           <w:tcPr>
-            <w:tcW w:w="6688" w:type="dxa"/>
-            <w:tcBorders>
-              <w:top w:val="single" w:sz="4" w:space="0" w:color="000000"/>
-              <w:left w:val="single" w:sz="4" w:space="0" w:color="000000"/>
-              <w:bottom w:val="single" w:sz="4" w:space="0" w:color="000000"/>
-              <w:right w:val="single" w:sz="4" w:space="0" w:color="000000"/>
-            </w:tcBorders>
-            <w:tcMar>
-              <w:top w:w="40" w:type="dxa"/>
-              <w:left w:w="80" w:type="dxa"/>
-              <w:bottom w:w="40" w:type="dxa"/>
-              <w:right w:w="80" w:type="dxa"/>
-            </w:tcMar>
-            <w:vAlign w:val="center"/>
-          </w:tcPr>
-          <w:p>
-            <w:pPr>
-              <w:bidi/>
-              <w:jc w:val="center"/>
-            </w:pPr>
-            <w:r>
-              <w:rPr>
-                <w:sz w:val="22"/>
-                <w:szCs w:val="22"/>
-                <w:rtl/>
-              </w:rPr>
-              <w:t>ضعف در پیش‌بینی دقیق تقاضای بازار</w:t>
+            <w:tcW w:w="5908" w:type="dxa"/>
+            <w:tcBorders>
+              <w:top w:val="single" w:sz="4" w:space="0" w:color="000000"/>
+              <w:left w:val="single" w:sz="4" w:space="0" w:color="000000"/>
+              <w:bottom w:val="single" w:sz="4" w:space="0" w:color="000000"/>
+              <w:right w:val="single" w:sz="4" w:space="0" w:color="000000"/>
+            </w:tcBorders>
+            <w:tcMar>
+              <w:top w:w="40" w:type="dxa"/>
+              <w:left w:w="80" w:type="dxa"/>
+              <w:bottom w:w="40" w:type="dxa"/>
+              <w:right w:w="80" w:type="dxa"/>
+            </w:tcMar>
+            <w:vAlign w:val="center"/>
+          </w:tcPr>
+          <w:p>
+            <w:pPr>
+              <w:bidi/>
+              <w:spacing w:after="60"/>
+              <w:jc w:val="center"/>
+            </w:pPr>
+            <w:r>
+              <w:rPr>
+                <w:sz w:val="22"/>
+                <w:szCs w:val="22"/>
+                <w:rtl/>
+              </w:rPr>
+              <w:t xml:space="preserve">ضعف در پیش‌بینی دقیق تقاضای بازار</w:t>
+            </w:r>
+          </w:p>
+          <w:p>
+            <w:pPr>
+              <w:bidi/>
+              <w:spacing w:after="60"/>
+              <w:jc w:val="center"/>
+            </w:pPr>
+            <w:r>
+              <w:rPr>
+                <w:sz w:val="22"/>
+                <w:szCs w:val="22"/>
+                <w:rtl/>
+              </w:rPr>
+              <w:t xml:space="preserve">ضعف در برنامه‌ریزی و مدیریت موجودی</w:t>
+            </w:r>
+          </w:p>
+          <w:p>
+            <w:pPr>
+              <w:bidi/>
+              <w:spacing w:after="60"/>
+              <w:jc w:val="center"/>
+            </w:pPr>
+            <w:r>
+              <w:rPr>
+                <w:sz w:val="22"/>
+                <w:szCs w:val="22"/>
+                <w:rtl/>
+              </w:rPr>
+              <w:t xml:space="preserve">ضعف در نظام برنامه‌ریزی و اطلاعات فروش</w:t>
+            </w:r>
+          </w:p>
+          <w:p>
+            <w:pPr>
+              <w:bidi/>
+              <w:jc w:val="center"/>
+            </w:pPr>
+            <w:r>
+              <w:rPr>
+                <w:sz w:val="22"/>
+                <w:szCs w:val="22"/>
+                <w:rtl/>
+              </w:rPr>
+              <w:t xml:space="preserve">محدودیت منابع مالی برای توزیع و ترویج محصول</w:t>
             </w:r>
           </w:p>
         </w:tc>
       </w:tr>
       <w:tr>
-        <w:tc>
-          <w:tcPr>
-            <w:tcW w:w="500" w:type="dxa"/>
+        <w:trPr>
+          <w:cantSplit/>
+        </w:trPr>
+        <w:tc>
+          <w:tcPr>
+            <w:tcW w:w="577" w:type="dxa"/>
             <w:tcBorders>
               <w:top w:val="single" w:sz="4" w:space="0" w:color="000000"/>
               <w:left w:val="single" w:sz="4" w:space="0" w:color="000000"/>
@@ -17960,7 +18444,7 @@
         </w:tc>
         <w:tc>
           <w:tcPr>
-            <w:tcW w:w="2600" w:type="dxa"/>
+            <w:tcW w:w="2303" w:type="dxa"/>
             <w:tcBorders>
               <w:top w:val="single" w:sz="4" w:space="0" w:color="000000"/>
               <w:left w:val="single" w:sz="4" w:space="0" w:color="000000"/>
@@ -17992,41 +18476,89 @@
         </w:tc>
         <w:tc>
           <w:tcPr>
-            <w:tcW w:w="6688" w:type="dxa"/>
-            <w:tcBorders>
-              <w:top w:val="single" w:sz="4" w:space="0" w:color="000000"/>
-              <w:left w:val="single" w:sz="4" w:space="0" w:color="000000"/>
-              <w:bottom w:val="single" w:sz="4" w:space="0" w:color="000000"/>
-              <w:right w:val="single" w:sz="4" w:space="0" w:color="000000"/>
-            </w:tcBorders>
-            <w:tcMar>
-              <w:top w:w="40" w:type="dxa"/>
-              <w:left w:w="80" w:type="dxa"/>
-              <w:bottom w:w="40" w:type="dxa"/>
-              <w:right w:w="80" w:type="dxa"/>
-            </w:tcMar>
-            <w:vAlign w:val="center"/>
-          </w:tcPr>
-          <w:p>
-            <w:pPr>
-              <w:bidi/>
-              <w:jc w:val="center"/>
-            </w:pPr>
-            <w:r>
-              <w:rPr>
-                <w:sz w:val="22"/>
-                <w:szCs w:val="22"/>
-                <w:rtl/>
-              </w:rPr>
-              <w:t>هزینه بالای پخش و توزیع به ازای یک قلم کالا</w:t>
+            <w:tcW w:w="5908" w:type="dxa"/>
+            <w:tcBorders>
+              <w:top w:val="single" w:sz="4" w:space="0" w:color="000000"/>
+              <w:left w:val="single" w:sz="4" w:space="0" w:color="000000"/>
+              <w:bottom w:val="single" w:sz="4" w:space="0" w:color="000000"/>
+              <w:right w:val="single" w:sz="4" w:space="0" w:color="000000"/>
+            </w:tcBorders>
+            <w:tcMar>
+              <w:top w:w="40" w:type="dxa"/>
+              <w:left w:w="80" w:type="dxa"/>
+              <w:bottom w:w="40" w:type="dxa"/>
+              <w:right w:w="80" w:type="dxa"/>
+            </w:tcMar>
+            <w:vAlign w:val="center"/>
+          </w:tcPr>
+          <w:p>
+            <w:pPr>
+              <w:bidi/>
+              <w:spacing w:after="60"/>
+              <w:jc w:val="center"/>
+            </w:pPr>
+            <w:r>
+              <w:rPr>
+                <w:sz w:val="22"/>
+                <w:szCs w:val="22"/>
+                <w:rtl/>
+              </w:rPr>
+              <w:t xml:space="preserve">هزینه بالای پخش و توزیع به ازای یک قلم کالا</w:t>
+            </w:r>
+          </w:p>
+          <w:p>
+            <w:pPr>
+              <w:bidi/>
+              <w:spacing w:after="60"/>
+              <w:jc w:val="center"/>
+            </w:pPr>
+            <w:r>
+              <w:rPr>
+                <w:sz w:val="22"/>
+                <w:szCs w:val="22"/>
+                <w:rtl/>
+              </w:rPr>
+              <w:t xml:space="preserve">کوچک بودن شبکه فروش و پوشش محدود بازار</w:t>
+            </w:r>
+          </w:p>
+          <w:p>
+            <w:pPr>
+              <w:bidi/>
+              <w:spacing w:after="60"/>
+              <w:jc w:val="center"/>
+            </w:pPr>
+            <w:r>
+              <w:rPr>
+                <w:sz w:val="22"/>
+                <w:szCs w:val="22"/>
+                <w:rtl/>
+              </w:rPr>
+              <w:t xml:space="preserve">کاهش قدرت چانه‌زنی در برابر شبکه توزیع و خرده‌فروشی چندمحصولی</w:t>
+            </w:r>
+          </w:p>
+          <w:p>
+            <w:pPr>
+              <w:bidi/>
+              <w:jc w:val="center"/>
+            </w:pPr>
+            <w:r>
+              <w:rPr>
+                <w:sz w:val="22"/>
+                <w:szCs w:val="22"/>
+                <w:rtl/>
+              </w:rPr>
+              <w:t xml:space="preserve">وابستگی به تعداد محدودی مشتری یا کانال فروش</w:t>
             </w:r>
           </w:p>
         </w:tc>
       </w:tr>
       <w:tr>
-        <w:tc>
-          <w:tcPr>
-            <w:tcW w:w="500" w:type="dxa"/>
+        <w:trPr>
+          <w:cantSplit/>
+        </w:trPr>
+        <w:tc>
+          <w:tcPr>
+            <w:tcW w:w="577" w:type="dxa"/>
             <w:tcBorders>
               <w:top w:val="single" w:sz="4" w:space="0" w:color="000000"/>
               <w:left w:val="single" w:sz="4" w:space="0" w:color="000000"/>
@@ -18058,7 +18590,7 @@
         </w:tc>
         <w:tc>
           <w:tcPr>
-            <w:tcW w:w="2600" w:type="dxa"/>
+            <w:tcW w:w="2303" w:type="dxa"/>
             <w:tcBorders>
               <w:top w:val="single" w:sz="4" w:space="0" w:color="000000"/>
               <w:left w:val="single" w:sz="4" w:space="0" w:color="000000"/>
@@ -18090,41 +18622,74 @@
         </w:tc>
         <w:tc>
           <w:tcPr>
-            <w:tcW w:w="6688" w:type="dxa"/>
-            <w:tcBorders>
-              <w:top w:val="single" w:sz="4" w:space="0" w:color="000000"/>
-              <w:left w:val="single" w:sz="4" w:space="0" w:color="000000"/>
-              <w:bottom w:val="single" w:sz="4" w:space="0" w:color="000000"/>
-              <w:right w:val="single" w:sz="4" w:space="0" w:color="000000"/>
-            </w:tcBorders>
-            <w:tcMar>
-              <w:top w:w="40" w:type="dxa"/>
-              <w:left w:w="80" w:type="dxa"/>
-              <w:bottom w:w="40" w:type="dxa"/>
-              <w:right w:w="80" w:type="dxa"/>
-            </w:tcMar>
-            <w:vAlign w:val="center"/>
-          </w:tcPr>
-          <w:p>
-            <w:pPr>
-              <w:bidi/>
-              <w:jc w:val="center"/>
-            </w:pPr>
-            <w:r>
-              <w:rPr>
-                <w:sz w:val="22"/>
-                <w:szCs w:val="22"/>
-                <w:rtl/>
-              </w:rPr>
-              <w:t>ورود رقبای جدید و افزایش شدت رقابت</w:t>
+            <w:tcW w:w="5908" w:type="dxa"/>
+            <w:tcBorders>
+              <w:top w:val="single" w:sz="4" w:space="0" w:color="000000"/>
+              <w:left w:val="single" w:sz="4" w:space="0" w:color="000000"/>
+              <w:bottom w:val="single" w:sz="4" w:space="0" w:color="000000"/>
+              <w:right w:val="single" w:sz="4" w:space="0" w:color="000000"/>
+            </w:tcBorders>
+            <w:tcMar>
+              <w:top w:w="40" w:type="dxa"/>
+              <w:left w:w="80" w:type="dxa"/>
+              <w:bottom w:w="40" w:type="dxa"/>
+              <w:right w:w="80" w:type="dxa"/>
+            </w:tcMar>
+            <w:vAlign w:val="center"/>
+          </w:tcPr>
+          <w:p>
+            <w:pPr>
+              <w:bidi/>
+              <w:spacing w:after="60"/>
+              <w:jc w:val="center"/>
+            </w:pPr>
+            <w:r>
+              <w:rPr>
+                <w:sz w:val="22"/>
+                <w:szCs w:val="22"/>
+                <w:rtl/>
+              </w:rPr>
+              <w:t xml:space="preserve">ورود رقبای جدید و افزایش شدت رقابت</w:t>
+            </w:r>
+          </w:p>
+          <w:p>
+            <w:pPr>
+              <w:bidi/>
+              <w:spacing w:after="60"/>
+              <w:jc w:val="center"/>
+            </w:pPr>
+            <w:r>
+              <w:rPr>
+                <w:sz w:val="22"/>
+                <w:szCs w:val="22"/>
+                <w:rtl/>
+              </w:rPr>
+              <w:t xml:space="preserve">حضور محصولات جایگزین و برندهای رقیب دارای سبد متنوع</w:t>
+            </w:r>
+          </w:p>
+          <w:p>
+            <w:pPr>
+              <w:bidi/>
+              <w:jc w:val="center"/>
+            </w:pPr>
+            <w:r>
+              <w:rPr>
+                <w:sz w:val="22"/>
+                <w:szCs w:val="22"/>
+                <w:rtl/>
+              </w:rPr>
+              <w:t xml:space="preserve">رقابت قیمتی و نوسان قیمت رقبا</w:t>
             </w:r>
           </w:p>
         </w:tc>
       </w:tr>
       <w:tr>
-        <w:tc>
-          <w:tcPr>
-            <w:tcW w:w="500" w:type="dxa"/>
+        <w:trPr>
+          <w:cantSplit/>
+        </w:trPr>
+        <w:tc>
+          <w:tcPr>
+            <w:tcW w:w="577" w:type="dxa"/>
             <w:tcBorders>
               <w:top w:val="single" w:sz="4" w:space="0" w:color="000000"/>
               <w:left w:val="single" w:sz="4" w:space="0" w:color="000000"/>
@@ -18156,7 +18721,7 @@
         </w:tc>
         <w:tc>
           <w:tcPr>
-            <w:tcW w:w="2600" w:type="dxa"/>
+            <w:tcW w:w="2303" w:type="dxa"/>
             <w:tcBorders>
               <w:top w:val="single" w:sz="4" w:space="0" w:color="000000"/>
               <w:left w:val="single" w:sz="4" w:space="0" w:color="000000"/>
@@ -18196,41 +18761,74 @@
         </w:tc>
         <w:tc>
           <w:tcPr>
-            <w:tcW w:w="6688" w:type="dxa"/>
-            <w:tcBorders>
-              <w:top w:val="single" w:sz="4" w:space="0" w:color="000000"/>
-              <w:left w:val="single" w:sz="4" w:space="0" w:color="000000"/>
-              <w:bottom w:val="single" w:sz="4" w:space="0" w:color="000000"/>
-              <w:right w:val="single" w:sz="4" w:space="0" w:color="000000"/>
-            </w:tcBorders>
-            <w:tcMar>
-              <w:top w:w="40" w:type="dxa"/>
-              <w:left w:w="80" w:type="dxa"/>
-              <w:bottom w:w="40" w:type="dxa"/>
-              <w:right w:w="80" w:type="dxa"/>
-            </w:tcMar>
-            <w:vAlign w:val="center"/>
-          </w:tcPr>
-          <w:p>
-            <w:pPr>
-              <w:bidi/>
-              <w:jc w:val="center"/>
-            </w:pPr>
-            <w:r>
-              <w:rPr>
-                <w:sz w:val="22"/>
-                <w:szCs w:val="22"/>
-                <w:rtl/>
-              </w:rPr>
-              <w:t>تغییر سریع ذائقه و ترجیحات مصرف‌کننده در گذر زمان</w:t>
+            <w:tcW w:w="5908" w:type="dxa"/>
+            <w:tcBorders>
+              <w:top w:val="single" w:sz="4" w:space="0" w:color="000000"/>
+              <w:left w:val="single" w:sz="4" w:space="0" w:color="000000"/>
+              <w:bottom w:val="single" w:sz="4" w:space="0" w:color="000000"/>
+              <w:right w:val="single" w:sz="4" w:space="0" w:color="000000"/>
+            </w:tcBorders>
+            <w:tcMar>
+              <w:top w:w="40" w:type="dxa"/>
+              <w:left w:w="80" w:type="dxa"/>
+              <w:bottom w:w="40" w:type="dxa"/>
+              <w:right w:w="80" w:type="dxa"/>
+            </w:tcMar>
+            <w:vAlign w:val="center"/>
+          </w:tcPr>
+          <w:p>
+            <w:pPr>
+              <w:bidi/>
+              <w:spacing w:after="60"/>
+              <w:jc w:val="center"/>
+            </w:pPr>
+            <w:r>
+              <w:rPr>
+                <w:sz w:val="22"/>
+                <w:szCs w:val="22"/>
+                <w:rtl/>
+              </w:rPr>
+              <w:t xml:space="preserve">تغییر سریع ذائقه و ترجیحات مصرف‌کننده در گذر زمان</w:t>
+            </w:r>
+          </w:p>
+          <w:p>
+            <w:pPr>
+              <w:bidi/>
+              <w:spacing w:after="60"/>
+              <w:jc w:val="center"/>
+            </w:pPr>
+            <w:r>
+              <w:rPr>
+                <w:sz w:val="22"/>
+                <w:szCs w:val="22"/>
+                <w:rtl/>
+              </w:rPr>
+              <w:t xml:space="preserve">محدود بودن بازار هدف به یک گروه خاص از مشتریان</w:t>
+            </w:r>
+          </w:p>
+          <w:p>
+            <w:pPr>
+              <w:bidi/>
+              <w:jc w:val="center"/>
+            </w:pPr>
+            <w:r>
+              <w:rPr>
+                <w:sz w:val="22"/>
+                <w:szCs w:val="22"/>
+                <w:rtl/>
+              </w:rPr>
+              <w:t xml:space="preserve">افت ناگهانی تقاضا</w:t>
             </w:r>
           </w:p>
         </w:tc>
       </w:tr>
       <w:tr>
-        <w:tc>
-          <w:tcPr>
-            <w:tcW w:w="500" w:type="dxa"/>
+        <w:trPr>
+          <w:cantSplit/>
+        </w:trPr>
+        <w:tc>
+          <w:tcPr>
+            <w:tcW w:w="577" w:type="dxa"/>
             <w:tcBorders>
               <w:top w:val="single" w:sz="4" w:space="0" w:color="000000"/>
               <w:left w:val="single" w:sz="4" w:space="0" w:color="000000"/>
@@ -18262,7 +18860,7 @@
         </w:tc>
         <w:tc>
           <w:tcPr>
-            <w:tcW w:w="2600" w:type="dxa"/>
+            <w:tcW w:w="2303" w:type="dxa"/>
             <w:tcBorders>
               <w:top w:val="single" w:sz="4" w:space="0" w:color="000000"/>
               <w:left w:val="single" w:sz="4" w:space="0" w:color="000000"/>
@@ -18294,41 +18892,74 @@
         </w:tc>
         <w:tc>
           <w:tcPr>
-            <w:tcW w:w="6688" w:type="dxa"/>
-            <w:tcBorders>
-              <w:top w:val="single" w:sz="4" w:space="0" w:color="000000"/>
-              <w:left w:val="single" w:sz="4" w:space="0" w:color="000000"/>
-              <w:bottom w:val="single" w:sz="4" w:space="0" w:color="000000"/>
-              <w:right w:val="single" w:sz="4" w:space="0" w:color="000000"/>
-            </w:tcBorders>
-            <w:tcMar>
-              <w:top w:w="40" w:type="dxa"/>
-              <w:left w:w="80" w:type="dxa"/>
-              <w:bottom w:w="40" w:type="dxa"/>
-              <w:right w:w="80" w:type="dxa"/>
-            </w:tcMar>
-            <w:vAlign w:val="center"/>
-          </w:tcPr>
-          <w:p>
-            <w:pPr>
-              <w:bidi/>
-              <w:jc w:val="center"/>
-            </w:pPr>
-            <w:r>
-              <w:rPr>
-                <w:sz w:val="22"/>
-                <w:szCs w:val="22"/>
-                <w:rtl/>
-              </w:rPr>
-              <w:t>نوسان و کمبود در تأمین مواد اولیه</w:t>
+            <w:tcW w:w="5908" w:type="dxa"/>
+            <w:tcBorders>
+              <w:top w:val="single" w:sz="4" w:space="0" w:color="000000"/>
+              <w:left w:val="single" w:sz="4" w:space="0" w:color="000000"/>
+              <w:bottom w:val="single" w:sz="4" w:space="0" w:color="000000"/>
+              <w:right w:val="single" w:sz="4" w:space="0" w:color="000000"/>
+            </w:tcBorders>
+            <w:tcMar>
+              <w:top w:w="40" w:type="dxa"/>
+              <w:left w:w="80" w:type="dxa"/>
+              <w:bottom w:w="40" w:type="dxa"/>
+              <w:right w:w="80" w:type="dxa"/>
+            </w:tcMar>
+            <w:vAlign w:val="center"/>
+          </w:tcPr>
+          <w:p>
+            <w:pPr>
+              <w:bidi/>
+              <w:spacing w:after="60"/>
+              <w:jc w:val="center"/>
+            </w:pPr>
+            <w:r>
+              <w:rPr>
+                <w:sz w:val="22"/>
+                <w:szCs w:val="22"/>
+                <w:rtl/>
+              </w:rPr>
+              <w:t xml:space="preserve">نوسان و کمبود در تأمین مواد اولیه</w:t>
+            </w:r>
+          </w:p>
+          <w:p>
+            <w:pPr>
+              <w:bidi/>
+              <w:spacing w:after="60"/>
+              <w:jc w:val="center"/>
+            </w:pPr>
+            <w:r>
+              <w:rPr>
+                <w:sz w:val="22"/>
+                <w:szCs w:val="22"/>
+                <w:rtl/>
+              </w:rPr>
+              <w:t xml:space="preserve">وابستگی تأمین به واردات و اثر تحریم و محدودیت‌های اقتصادی</w:t>
+            </w:r>
+          </w:p>
+          <w:p>
+            <w:pPr>
+              <w:bidi/>
+              <w:jc w:val="center"/>
+            </w:pPr>
+            <w:r>
+              <w:rPr>
+                <w:sz w:val="22"/>
+                <w:szCs w:val="22"/>
+                <w:rtl/>
+              </w:rPr>
+              <w:t xml:space="preserve">ناپیوستگی عرضه و کسری محصول در بازار</w:t>
             </w:r>
           </w:p>
         </w:tc>
       </w:tr>
       <w:tr>
-        <w:tc>
-          <w:tcPr>
-            <w:tcW w:w="500" w:type="dxa"/>
+        <w:trPr>
+          <w:cantSplit/>
+        </w:trPr>
+        <w:tc>
+          <w:tcPr>
+            <w:tcW w:w="577" w:type="dxa"/>
             <w:tcBorders>
               <w:top w:val="single" w:sz="4" w:space="0" w:color="000000"/>
               <w:left w:val="single" w:sz="4" w:space="0" w:color="000000"/>
@@ -18360,7 +18991,7 @@
         </w:tc>
         <w:tc>
           <w:tcPr>
-            <w:tcW w:w="2600" w:type="dxa"/>
+            <w:tcW w:w="2303" w:type="dxa"/>
             <w:tcBorders>
               <w:top w:val="single" w:sz="4" w:space="0" w:color="000000"/>
               <w:left w:val="single" w:sz="4" w:space="0" w:color="000000"/>
@@ -18392,33 +19023,48 @@
         </w:tc>
         <w:tc>
           <w:tcPr>
-            <w:tcW w:w="6688" w:type="dxa"/>
-            <w:tcBorders>
-              <w:top w:val="single" w:sz="4" w:space="0" w:color="000000"/>
-              <w:left w:val="single" w:sz="4" w:space="0" w:color="000000"/>
-              <w:bottom w:val="single" w:sz="4" w:space="0" w:color="000000"/>
-              <w:right w:val="single" w:sz="4" w:space="0" w:color="000000"/>
-            </w:tcBorders>
-            <w:tcMar>
-              <w:top w:w="40" w:type="dxa"/>
-              <w:left w:w="80" w:type="dxa"/>
-              <w:bottom w:w="40" w:type="dxa"/>
-              <w:right w:w="80" w:type="dxa"/>
-            </w:tcMar>
-            <w:vAlign w:val="center"/>
-          </w:tcPr>
-          <w:p>
-            <w:pPr>
-              <w:bidi/>
-              <w:jc w:val="center"/>
-            </w:pPr>
-            <w:r>
-              <w:rPr>
-                <w:sz w:val="22"/>
-                <w:szCs w:val="22"/>
-                <w:rtl/>
-              </w:rPr>
-              <w:t>افزایش بهای تمام‌شده و فشار بر حاشیه سود</w:t>
+            <w:tcW w:w="5908" w:type="dxa"/>
+            <w:tcBorders>
+              <w:top w:val="single" w:sz="4" w:space="0" w:color="000000"/>
+              <w:left w:val="single" w:sz="4" w:space="0" w:color="000000"/>
+              <w:bottom w:val="single" w:sz="4" w:space="0" w:color="000000"/>
+              <w:right w:val="single" w:sz="4" w:space="0" w:color="000000"/>
+            </w:tcBorders>
+            <w:tcMar>
+              <w:top w:w="40" w:type="dxa"/>
+              <w:left w:w="80" w:type="dxa"/>
+              <w:bottom w:w="40" w:type="dxa"/>
+              <w:right w:w="80" w:type="dxa"/>
+            </w:tcMar>
+            <w:vAlign w:val="center"/>
+          </w:tcPr>
+          <w:p>
+            <w:pPr>
+              <w:bidi/>
+              <w:spacing w:after="60"/>
+              <w:jc w:val="center"/>
+            </w:pPr>
+            <w:r>
+              <w:rPr>
+                <w:sz w:val="22"/>
+                <w:szCs w:val="22"/>
+                <w:rtl/>
+              </w:rPr>
+              <w:t xml:space="preserve">افزایش بهای تمام‌شده و فشار بر حاشیه سود</w:t>
+            </w:r>
+          </w:p>
+          <w:p>
+            <w:pPr>
+              <w:bidi/>
+              <w:jc w:val="center"/>
+            </w:pPr>
+            <w:r>
+              <w:rPr>
+                <w:sz w:val="22"/>
+                <w:szCs w:val="22"/>
+                <w:rtl/>
+              </w:rPr>
+              <w:t xml:space="preserve">کاهش قدرت خرید و مشکلات اقتصادی مصرف‌کننده</w:t>
             </w:r>
           </w:p>
         </w:tc>
@@ -18429,17 +19075,6 @@
         <w:bidi/>
         <w:jc w:val="lowKashida"/>
       </w:pPr>
-    </w:p>
-    <w:p>
-      <w:pPr>
-        <w:pStyle w:val="CaptionSource"/>
-        <w:keepNext/>
-        <w:spacing w:after="80"/>
-        <w:jc w:val="lowKashida"/>
-      </w:pPr>
-      <w:r>
-        <w:t xml:space="preserve"> (منبع: یافته‌های پژوهش)</w:t>
-      </w:r>
     </w:p>
     <w:p>
       <w:pPr>
@@ -18464,14 +19099,17 @@
       <w:pPr>
         <w:pStyle w:val="TableCaption"/>
         <w:keepNext/>
-        <w:spacing w:before="160"/>
-        <w:jc w:val="lowKashida"/>
+        <w:spacing w:before="160" w:after="80"/>
+        <w:jc w:val="center"/>
         <w:rPr>
           <w:vanish/>
         </w:rPr>
       </w:pPr>
       <w:r>
         <w:t>جدول ۴-۱۲ رتبه‌بندی نهایی مؤلفه‌های چالش فروش بر پایه اجماع پانل دلفی (دور سوم)</w:t>
+      </w:r>
+      <w:r>
+        <w:t xml:space="preserve"> (منبع: یافته‌های پژوهش)</w:t>
       </w:r>
     </w:p>
     <w:tbl>
@@ -18502,6 +19140,7 @@
       <w:tr>
         <w:trPr>
           <w:tblHeader/>
+          <w:cantSplit/>
         </w:trPr>
         <w:tc>
           <w:tcPr>
@@ -18685,6 +19324,9 @@
         </w:tc>
       </w:tr>
       <w:tr>
+        <w:trPr>
+          <w:cantSplit/>
+        </w:trPr>
         <w:tc>
           <w:tcPr>
             <w:tcW w:w="600" w:type="dxa"/>
@@ -18847,6 +19489,9 @@
         </w:tc>
       </w:tr>
       <w:tr>
+        <w:trPr>
+          <w:cantSplit/>
+        </w:trPr>
         <w:tc>
           <w:tcPr>
             <w:tcW w:w="600" w:type="dxa"/>
@@ -19009,6 +19654,9 @@
         </w:tc>
       </w:tr>
       <w:tr>
+        <w:trPr>
+          <w:cantSplit/>
+        </w:trPr>
         <w:tc>
           <w:tcPr>
             <w:tcW w:w="600" w:type="dxa"/>
@@ -19171,6 +19819,9 @@
         </w:tc>
       </w:tr>
       <w:tr>
+        <w:trPr>
+          <w:cantSplit/>
+        </w:trPr>
         <w:tc>
           <w:tcPr>
             <w:tcW w:w="600" w:type="dxa"/>
@@ -19333,6 +19984,9 @@
         </w:tc>
       </w:tr>
       <w:tr>
+        <w:trPr>
+          <w:cantSplit/>
+        </w:trPr>
         <w:tc>
           <w:tcPr>
             <w:tcW w:w="600" w:type="dxa"/>
@@ -19503,6 +20157,9 @@
         </w:tc>
       </w:tr>
       <w:tr>
+        <w:trPr>
+          <w:cantSplit/>
+        </w:trPr>
         <w:tc>
           <w:tcPr>
             <w:tcW w:w="600" w:type="dxa"/>
@@ -19666,6 +20323,9 @@
         </w:tc>
       </w:tr>
       <w:tr>
+        <w:trPr>
+          <w:cantSplit/>
+        </w:trPr>
         <w:tc>
           <w:tcPr>
             <w:tcW w:w="600" w:type="dxa"/>
@@ -19828,6 +20488,9 @@
         </w:tc>
       </w:tr>
       <w:tr>
+        <w:trPr>
+          <w:cantSplit/>
+        </w:trPr>
         <w:tc>
           <w:tcPr>
             <w:tcW w:w="600" w:type="dxa"/>
@@ -19990,6 +20653,9 @@
         </w:tc>
       </w:tr>
       <w:tr>
+        <w:trPr>
+          <w:cantSplit/>
+        </w:trPr>
         <w:tc>
           <w:tcPr>
             <w:tcW w:w="600" w:type="dxa"/>
@@ -20160,13 +20826,15 @@
     </w:p>
     <w:p>
       <w:pPr>
-        <w:pStyle w:val="CaptionSource"/>
-        <w:keepNext/>
+        <w:bidi/>
         <w:spacing w:after="80"/>
         <w:jc w:val="lowKashida"/>
       </w:pPr>
       <w:r>
-        <w:t xml:space="preserve"> (منبع: یافته‌های پژوهش)</w:t>
+        <w:rPr>
+          <w:rtl/>
+        </w:rPr>
+        <w:t xml:space="preserve">در مقایسه با رتبه‌بندی دور دوم، ترتیب چند مؤلفه نخست در دور سوم دستخوش جابه‌جایی جزئی شد؛ برای نمونه، مؤلفه «فشارهای اقتصاد کلان و کاهش قدرت خرید» از رتبه سوم به رتبه نخست رسید. این جابه‌جایی با همبستگی رتبه‌ای بالا و معنادار گزارش‌شده در جدول ۴-۱۰ — هم در سطح گویه‌ها و هم در سطح مؤلفه‌ها — ناسازگار نیست و از نوسان طبیعی رتبه‌بندی در میان گزینه‌های دارای امتیاز نزدیک به هم ناشی می‌شود.</w:t>
       </w:r>
     </w:p>
     <w:p>
@@ -20179,13 +20847,4080 @@
         <w:rPr>
           <w:rtl/>
         </w:rPr>
-        <w:t>در مقایسه با رتبه‌بندی دور دوم، ترتیب چند مؤلفه نخست در دور سوم دستخوش جابه‌جایی جزئی شد؛ برای نمونه، مؤلفه «فشارهای اقتصاد کلان و کاهش قدرت خرید» از رتبه سوم به رتبه نخست رسید. این جابه‌جایی با همبستگی رتبه‌ای بالا و معنادار گزارش</w:t>
+        <w:t xml:space="preserve">تفکیک مؤلفه‌ها بر پایه دسته نیز الگوی روشنی نشان می‌دهد: هر چهار مؤلفه برون‌سازمانی (رتبه‌های ۱، ۲، ۳ و ۵) در پنج رتبه نخست جای دارند و میانگین آن‌ها (۴٫۳۶) از میانگین پنج مؤلفه درون‌سازمانی (۳٫۹۱) بیشتر است؛ تفسیر این الگو در فصل پنجم ارائه خواهد شد.</w:t>
       </w:r>
+    </w:p>
+    <w:p>
+      <w:pPr>
+        <w:bidi/>
+        <w:spacing w:after="80"/>
+        <w:jc w:val="lowKashida"/>
+      </w:pPr>
       <w:r>
         <w:rPr>
           <w:rtl/>
         </w:rPr>
-        <w:t>‌شده در جدول ۴-۱۰ — که بر پایه امتیاز تک‌تک گویه‌ها محاسبه شده، نه سطح مؤلفه — ناسازگار نیست و از نوسان طبیعی رتبه‌بندی در میان گزینه‌های دارای امتیاز نزدیک به هم ناشی می‌شود.</w:t>
+        <w:t xml:space="preserve">رتبه‌بندی نهایی در سطح گویه، که در بخش ۳-۷-۲ به عنوان سطح نخست رتبه‌بندی معرفی شد، در جدول ۴-۱۳ بر پایه میانگین امتیاز هر گویه در دور سوم ارائه شده است؛ گویه‌های دارای میانگین یکسان، رتبه یکسان گرفته‌اند.</w:t>
+      </w:r>
+    </w:p>
+    <w:p>
+      <w:pPr>
+        <w:pStyle w:val="TableCaption"/>
+        <w:keepNext/>
+        <w:spacing w:before="160" w:after="80"/>
+        <w:jc w:val="center"/>
+        <w:rPr>
+          <w:vanish/>
+        </w:rPr>
+      </w:pPr>
+      <w:r>
+        <w:t xml:space="preserve">جدول ۴-۱۳ رتبه‌بندی نهایی گویه‌های چالش فروش بر پایه اجماع پانل دلفی (دور سوم)</w:t>
+      </w:r>
+      <w:r>
+        <w:t xml:space="preserve"> (منبع: یافته‌های پژوهش)</w:t>
+      </w:r>
+    </w:p>
+    <w:tbl>
+      <w:tblPr>
+        <w:bidiVisual/>
+        <w:tblW w:w="8788" w:type="dxa"/>
+        <w:tblBorders>
+          <w:top w:val="single" w:sz="4" w:space="0" w:color="auto"/>
+          <w:left w:val="single" w:sz="4" w:space="0" w:color="auto"/>
+          <w:bottom w:val="single" w:sz="4" w:space="0" w:color="auto"/>
+          <w:right w:val="single" w:sz="4" w:space="0" w:color="auto"/>
+          <w:insideH w:val="single" w:sz="4" w:space="0" w:color="auto"/>
+          <w:insideV w:val="single" w:sz="4" w:space="0" w:color="auto"/>
+        </w:tblBorders>
+        <w:tblCellMar>
+          <w:left w:w="10" w:type="dxa"/>
+          <w:right w:w="10" w:type="dxa"/>
+        </w:tblCellMar>
+        <w:tblLook w:val="04A0" w:firstRow="1" w:lastRow="0" w:firstColumn="1" w:lastColumn="0" w:noHBand="0" w:noVBand="1"/>
+      </w:tblPr>
+      <w:tblGrid>
+        <w:gridCol w:w="640"/>
+        <w:gridCol w:w="3700"/>
+        <w:gridCol w:w="2960"/>
+        <w:gridCol w:w="1488"/>
+      </w:tblGrid>
+      <w:tr>
+        <w:trPr>
+          <w:tblHeader/>
+          <w:cantSplit/>
+        </w:trPr>
+        <w:tc>
+          <w:tcPr>
+            <w:tcW w:w="640" w:type="dxa"/>
+            <w:tcBorders>
+              <w:top w:val="single" w:sz="4" w:space="0" w:color="000000"/>
+              <w:left w:val="single" w:sz="4" w:space="0" w:color="000000"/>
+              <w:bottom w:val="single" w:sz="4" w:space="0" w:color="000000"/>
+              <w:right w:val="single" w:sz="4" w:space="0" w:color="000000"/>
+            </w:tcBorders>
+            <w:tcMar>
+              <w:top w:w="40" w:type="dxa"/>
+              <w:left w:w="80" w:type="dxa"/>
+              <w:bottom w:w="40" w:type="dxa"/>
+              <w:right w:w="80" w:type="dxa"/>
+            </w:tcMar>
+            <w:vAlign w:val="center"/>
+          </w:tcPr>
+          <w:p>
+            <w:pPr>
+              <w:bidi/>
+              <w:jc w:val="center"/>
+            </w:pPr>
+            <w:r>
+              <w:rPr>
+                <w:b/>
+                <w:bCs/>
+                <w:sz w:val="22"/>
+                <w:szCs w:val="22"/>
+                <w:rtl/>
+              </w:rPr>
+              <w:t xml:space="preserve">رتبه</w:t>
+            </w:r>
+          </w:p>
+        </w:tc>
+        <w:tc>
+          <w:tcPr>
+            <w:tcW w:w="3700" w:type="dxa"/>
+            <w:tcBorders>
+              <w:top w:val="single" w:sz="4" w:space="0" w:color="000000"/>
+              <w:left w:val="single" w:sz="4" w:space="0" w:color="000000"/>
+              <w:bottom w:val="single" w:sz="4" w:space="0" w:color="000000"/>
+              <w:right w:val="single" w:sz="4" w:space="0" w:color="000000"/>
+            </w:tcBorders>
+            <w:tcMar>
+              <w:top w:w="40" w:type="dxa"/>
+              <w:left w:w="80" w:type="dxa"/>
+              <w:bottom w:w="40" w:type="dxa"/>
+              <w:right w:w="80" w:type="dxa"/>
+            </w:tcMar>
+            <w:vAlign w:val="center"/>
+          </w:tcPr>
+          <w:p>
+            <w:pPr>
+              <w:bidi/>
+              <w:jc w:val="center"/>
+            </w:pPr>
+            <w:r>
+              <w:rPr>
+                <w:b/>
+                <w:bCs/>
+                <w:sz w:val="22"/>
+                <w:szCs w:val="22"/>
+                <w:rtl/>
+              </w:rPr>
+              <w:t xml:space="preserve">گویه</w:t>
+            </w:r>
+          </w:p>
+        </w:tc>
+        <w:tc>
+          <w:tcPr>
+            <w:tcW w:w="2960" w:type="dxa"/>
+            <w:tcBorders>
+              <w:top w:val="single" w:sz="4" w:space="0" w:color="000000"/>
+              <w:left w:val="single" w:sz="4" w:space="0" w:color="000000"/>
+              <w:bottom w:val="single" w:sz="4" w:space="0" w:color="000000"/>
+              <w:right w:val="single" w:sz="4" w:space="0" w:color="000000"/>
+            </w:tcBorders>
+            <w:tcMar>
+              <w:top w:w="40" w:type="dxa"/>
+              <w:left w:w="80" w:type="dxa"/>
+              <w:bottom w:w="40" w:type="dxa"/>
+              <w:right w:w="80" w:type="dxa"/>
+            </w:tcMar>
+            <w:vAlign w:val="center"/>
+          </w:tcPr>
+          <w:p>
+            <w:pPr>
+              <w:bidi/>
+              <w:jc w:val="center"/>
+            </w:pPr>
+            <w:r>
+              <w:rPr>
+                <w:b/>
+                <w:bCs/>
+                <w:sz w:val="22"/>
+                <w:szCs w:val="22"/>
+                <w:rtl/>
+              </w:rPr>
+              <w:t xml:space="preserve">مؤلفه</w:t>
+            </w:r>
+          </w:p>
+        </w:tc>
+        <w:tc>
+          <w:tcPr>
+            <w:tcW w:w="1488" w:type="dxa"/>
+            <w:tcBorders>
+              <w:top w:val="single" w:sz="4" w:space="0" w:color="000000"/>
+              <w:left w:val="single" w:sz="4" w:space="0" w:color="000000"/>
+              <w:bottom w:val="single" w:sz="4" w:space="0" w:color="000000"/>
+              <w:right w:val="single" w:sz="4" w:space="0" w:color="000000"/>
+            </w:tcBorders>
+            <w:tcMar>
+              <w:top w:w="40" w:type="dxa"/>
+              <w:left w:w="80" w:type="dxa"/>
+              <w:bottom w:w="40" w:type="dxa"/>
+              <w:right w:w="80" w:type="dxa"/>
+            </w:tcMar>
+            <w:vAlign w:val="center"/>
+          </w:tcPr>
+          <w:p>
+            <w:pPr>
+              <w:bidi/>
+              <w:jc w:val="center"/>
+            </w:pPr>
+            <w:r>
+              <w:rPr>
+                <w:b/>
+                <w:bCs/>
+                <w:sz w:val="22"/>
+                <w:szCs w:val="22"/>
+                <w:rtl/>
+              </w:rPr>
+              <w:t xml:space="preserve">میانگین امتیاز (دور سوم)</w:t>
+            </w:r>
+          </w:p>
+        </w:tc>
+      </w:tr>
+      <w:tr>
+        <w:trPr>
+          <w:cantSplit/>
+        </w:trPr>
+        <w:tc>
+          <w:tcPr>
+            <w:tcW w:w="640" w:type="dxa"/>
+            <w:tcBorders>
+              <w:top w:val="single" w:sz="4" w:space="0" w:color="000000"/>
+              <w:left w:val="single" w:sz="4" w:space="0" w:color="000000"/>
+              <w:bottom w:val="single" w:sz="4" w:space="0" w:color="000000"/>
+              <w:right w:val="single" w:sz="4" w:space="0" w:color="000000"/>
+            </w:tcBorders>
+            <w:tcMar>
+              <w:top w:w="40" w:type="dxa"/>
+              <w:left w:w="80" w:type="dxa"/>
+              <w:bottom w:w="40" w:type="dxa"/>
+              <w:right w:w="80" w:type="dxa"/>
+            </w:tcMar>
+            <w:vAlign w:val="center"/>
+          </w:tcPr>
+          <w:p>
+            <w:pPr>
+              <w:bidi/>
+              <w:jc w:val="center"/>
+            </w:pPr>
+            <w:r>
+              <w:rPr>
+                <w:sz w:val="22"/>
+                <w:szCs w:val="22"/>
+                <w:rtl/>
+              </w:rPr>
+              <w:t xml:space="preserve">۱</w:t>
+            </w:r>
+          </w:p>
+        </w:tc>
+        <w:tc>
+          <w:tcPr>
+            <w:tcW w:w="3700" w:type="dxa"/>
+            <w:tcBorders>
+              <w:top w:val="single" w:sz="4" w:space="0" w:color="000000"/>
+              <w:left w:val="single" w:sz="4" w:space="0" w:color="000000"/>
+              <w:bottom w:val="single" w:sz="4" w:space="0" w:color="000000"/>
+              <w:right w:val="single" w:sz="4" w:space="0" w:color="000000"/>
+            </w:tcBorders>
+            <w:tcMar>
+              <w:top w:w="40" w:type="dxa"/>
+              <w:left w:w="80" w:type="dxa"/>
+              <w:bottom w:w="40" w:type="dxa"/>
+              <w:right w:w="80" w:type="dxa"/>
+            </w:tcMar>
+            <w:vAlign w:val="center"/>
+          </w:tcPr>
+          <w:p>
+            <w:pPr>
+              <w:bidi/>
+              <w:jc w:val="center"/>
+            </w:pPr>
+            <w:r>
+              <w:rPr>
+                <w:sz w:val="22"/>
+                <w:szCs w:val="22"/>
+                <w:rtl/>
+              </w:rPr>
+              <w:t xml:space="preserve">ورود رقبای جدید و افزایش شدت رقابت</w:t>
+            </w:r>
+          </w:p>
+        </w:tc>
+        <w:tc>
+          <w:tcPr>
+            <w:tcW w:w="2960" w:type="dxa"/>
+            <w:tcBorders>
+              <w:top w:val="single" w:sz="4" w:space="0" w:color="000000"/>
+              <w:left w:val="single" w:sz="4" w:space="0" w:color="000000"/>
+              <w:bottom w:val="single" w:sz="4" w:space="0" w:color="000000"/>
+              <w:right w:val="single" w:sz="4" w:space="0" w:color="000000"/>
+            </w:tcBorders>
+            <w:tcMar>
+              <w:top w:w="40" w:type="dxa"/>
+              <w:left w:w="80" w:type="dxa"/>
+              <w:bottom w:w="40" w:type="dxa"/>
+              <w:right w:w="80" w:type="dxa"/>
+            </w:tcMar>
+            <w:vAlign w:val="center"/>
+          </w:tcPr>
+          <w:p>
+            <w:pPr>
+              <w:bidi/>
+              <w:jc w:val="center"/>
+            </w:pPr>
+            <w:r>
+              <w:rPr>
+                <w:sz w:val="22"/>
+                <w:szCs w:val="22"/>
+                <w:rtl/>
+              </w:rPr>
+              <w:t xml:space="preserve">شدت رقابت و فشار قیمتی بازار</w:t>
+            </w:r>
+          </w:p>
+        </w:tc>
+        <w:tc>
+          <w:tcPr>
+            <w:tcW w:w="1488" w:type="dxa"/>
+            <w:tcBorders>
+              <w:top w:val="single" w:sz="4" w:space="0" w:color="000000"/>
+              <w:left w:val="single" w:sz="4" w:space="0" w:color="000000"/>
+              <w:bottom w:val="single" w:sz="4" w:space="0" w:color="000000"/>
+              <w:right w:val="single" w:sz="4" w:space="0" w:color="000000"/>
+            </w:tcBorders>
+            <w:tcMar>
+              <w:top w:w="40" w:type="dxa"/>
+              <w:left w:w="80" w:type="dxa"/>
+              <w:bottom w:w="40" w:type="dxa"/>
+              <w:right w:w="80" w:type="dxa"/>
+            </w:tcMar>
+            <w:vAlign w:val="center"/>
+          </w:tcPr>
+          <w:p>
+            <w:pPr>
+              <w:bidi/>
+              <w:jc w:val="center"/>
+            </w:pPr>
+            <w:r>
+              <w:rPr>
+                <w:sz w:val="22"/>
+                <w:szCs w:val="22"/>
+                <w:rtl/>
+              </w:rPr>
+              <w:t xml:space="preserve">۵٫۰۰</w:t>
+            </w:r>
+          </w:p>
+        </w:tc>
+      </w:tr>
+      <w:tr>
+        <w:trPr>
+          <w:cantSplit/>
+        </w:trPr>
+        <w:tc>
+          <w:tcPr>
+            <w:tcW w:w="640" w:type="dxa"/>
+            <w:tcBorders>
+              <w:top w:val="single" w:sz="4" w:space="0" w:color="000000"/>
+              <w:left w:val="single" w:sz="4" w:space="0" w:color="000000"/>
+              <w:bottom w:val="single" w:sz="4" w:space="0" w:color="000000"/>
+              <w:right w:val="single" w:sz="4" w:space="0" w:color="000000"/>
+            </w:tcBorders>
+            <w:tcMar>
+              <w:top w:w="40" w:type="dxa"/>
+              <w:left w:w="80" w:type="dxa"/>
+              <w:bottom w:w="40" w:type="dxa"/>
+              <w:right w:w="80" w:type="dxa"/>
+            </w:tcMar>
+            <w:vAlign w:val="center"/>
+          </w:tcPr>
+          <w:p>
+            <w:pPr>
+              <w:bidi/>
+              <w:jc w:val="center"/>
+            </w:pPr>
+            <w:r>
+              <w:rPr>
+                <w:sz w:val="22"/>
+                <w:szCs w:val="22"/>
+                <w:rtl/>
+              </w:rPr>
+              <w:t xml:space="preserve">۱</w:t>
+            </w:r>
+          </w:p>
+        </w:tc>
+        <w:tc>
+          <w:tcPr>
+            <w:tcW w:w="3700" w:type="dxa"/>
+            <w:tcBorders>
+              <w:top w:val="single" w:sz="4" w:space="0" w:color="000000"/>
+              <w:left w:val="single" w:sz="4" w:space="0" w:color="000000"/>
+              <w:bottom w:val="single" w:sz="4" w:space="0" w:color="000000"/>
+              <w:right w:val="single" w:sz="4" w:space="0" w:color="000000"/>
+            </w:tcBorders>
+            <w:tcMar>
+              <w:top w:w="40" w:type="dxa"/>
+              <w:left w:w="80" w:type="dxa"/>
+              <w:bottom w:w="40" w:type="dxa"/>
+              <w:right w:w="80" w:type="dxa"/>
+            </w:tcMar>
+            <w:vAlign w:val="center"/>
+          </w:tcPr>
+          <w:p>
+            <w:pPr>
+              <w:bidi/>
+              <w:jc w:val="center"/>
+            </w:pPr>
+            <w:r>
+              <w:rPr>
+                <w:sz w:val="22"/>
+                <w:szCs w:val="22"/>
+                <w:rtl/>
+              </w:rPr>
+              <w:t xml:space="preserve">افزایش بهای تمام‌شده و فشار بر حاشیه سود</w:t>
+            </w:r>
+          </w:p>
+        </w:tc>
+        <w:tc>
+          <w:tcPr>
+            <w:tcW w:w="2960" w:type="dxa"/>
+            <w:tcBorders>
+              <w:top w:val="single" w:sz="4" w:space="0" w:color="000000"/>
+              <w:left w:val="single" w:sz="4" w:space="0" w:color="000000"/>
+              <w:bottom w:val="single" w:sz="4" w:space="0" w:color="000000"/>
+              <w:right w:val="single" w:sz="4" w:space="0" w:color="000000"/>
+            </w:tcBorders>
+            <w:tcMar>
+              <w:top w:w="40" w:type="dxa"/>
+              <w:left w:w="80" w:type="dxa"/>
+              <w:bottom w:w="40" w:type="dxa"/>
+              <w:right w:w="80" w:type="dxa"/>
+            </w:tcMar>
+            <w:vAlign w:val="center"/>
+          </w:tcPr>
+          <w:p>
+            <w:pPr>
+              <w:bidi/>
+              <w:jc w:val="center"/>
+            </w:pPr>
+            <w:r>
+              <w:rPr>
+                <w:sz w:val="22"/>
+                <w:szCs w:val="22"/>
+                <w:rtl/>
+              </w:rPr>
+              <w:t xml:space="preserve">فشارهای اقتصاد کلان و کاهش قدرت خرید</w:t>
+            </w:r>
+          </w:p>
+        </w:tc>
+        <w:tc>
+          <w:tcPr>
+            <w:tcW w:w="1488" w:type="dxa"/>
+            <w:tcBorders>
+              <w:top w:val="single" w:sz="4" w:space="0" w:color="000000"/>
+              <w:left w:val="single" w:sz="4" w:space="0" w:color="000000"/>
+              <w:bottom w:val="single" w:sz="4" w:space="0" w:color="000000"/>
+              <w:right w:val="single" w:sz="4" w:space="0" w:color="000000"/>
+            </w:tcBorders>
+            <w:tcMar>
+              <w:top w:w="40" w:type="dxa"/>
+              <w:left w:w="80" w:type="dxa"/>
+              <w:bottom w:w="40" w:type="dxa"/>
+              <w:right w:w="80" w:type="dxa"/>
+            </w:tcMar>
+            <w:vAlign w:val="center"/>
+          </w:tcPr>
+          <w:p>
+            <w:pPr>
+              <w:bidi/>
+              <w:jc w:val="center"/>
+            </w:pPr>
+            <w:r>
+              <w:rPr>
+                <w:sz w:val="22"/>
+                <w:szCs w:val="22"/>
+                <w:rtl/>
+              </w:rPr>
+              <w:t xml:space="preserve">۵٫۰۰</w:t>
+            </w:r>
+          </w:p>
+        </w:tc>
+      </w:tr>
+      <w:tr>
+        <w:trPr>
+          <w:cantSplit/>
+        </w:trPr>
+        <w:tc>
+          <w:tcPr>
+            <w:tcW w:w="640" w:type="dxa"/>
+            <w:tcBorders>
+              <w:top w:val="single" w:sz="4" w:space="0" w:color="000000"/>
+              <w:left w:val="single" w:sz="4" w:space="0" w:color="000000"/>
+              <w:bottom w:val="single" w:sz="4" w:space="0" w:color="000000"/>
+              <w:right w:val="single" w:sz="4" w:space="0" w:color="000000"/>
+            </w:tcBorders>
+            <w:tcMar>
+              <w:top w:w="40" w:type="dxa"/>
+              <w:left w:w="80" w:type="dxa"/>
+              <w:bottom w:w="40" w:type="dxa"/>
+              <w:right w:w="80" w:type="dxa"/>
+            </w:tcMar>
+            <w:vAlign w:val="center"/>
+          </w:tcPr>
+          <w:p>
+            <w:pPr>
+              <w:bidi/>
+              <w:jc w:val="center"/>
+            </w:pPr>
+            <w:r>
+              <w:rPr>
+                <w:sz w:val="22"/>
+                <w:szCs w:val="22"/>
+                <w:rtl/>
+              </w:rPr>
+              <w:t xml:space="preserve">۳</w:t>
+            </w:r>
+          </w:p>
+        </w:tc>
+        <w:tc>
+          <w:tcPr>
+            <w:tcW w:w="3700" w:type="dxa"/>
+            <w:tcBorders>
+              <w:top w:val="single" w:sz="4" w:space="0" w:color="000000"/>
+              <w:left w:val="single" w:sz="4" w:space="0" w:color="000000"/>
+              <w:bottom w:val="single" w:sz="4" w:space="0" w:color="000000"/>
+              <w:right w:val="single" w:sz="4" w:space="0" w:color="000000"/>
+            </w:tcBorders>
+            <w:tcMar>
+              <w:top w:w="40" w:type="dxa"/>
+              <w:left w:w="80" w:type="dxa"/>
+              <w:bottom w:w="40" w:type="dxa"/>
+              <w:right w:w="80" w:type="dxa"/>
+            </w:tcMar>
+            <w:vAlign w:val="center"/>
+          </w:tcPr>
+          <w:p>
+            <w:pPr>
+              <w:bidi/>
+              <w:jc w:val="center"/>
+            </w:pPr>
+            <w:r>
+              <w:rPr>
+                <w:sz w:val="22"/>
+                <w:szCs w:val="22"/>
+                <w:rtl/>
+              </w:rPr>
+              <w:t xml:space="preserve">تغییر سریع ذائقه و ترجیحات مصرف‌کننده در گذر زمان</w:t>
+            </w:r>
+          </w:p>
+        </w:tc>
+        <w:tc>
+          <w:tcPr>
+            <w:tcW w:w="2960" w:type="dxa"/>
+            <w:tcBorders>
+              <w:top w:val="single" w:sz="4" w:space="0" w:color="000000"/>
+              <w:left w:val="single" w:sz="4" w:space="0" w:color="000000"/>
+              <w:bottom w:val="single" w:sz="4" w:space="0" w:color="000000"/>
+              <w:right w:val="single" w:sz="4" w:space="0" w:color="000000"/>
+            </w:tcBorders>
+            <w:tcMar>
+              <w:top w:w="40" w:type="dxa"/>
+              <w:left w:w="80" w:type="dxa"/>
+              <w:bottom w:w="40" w:type="dxa"/>
+              <w:right w:w="80" w:type="dxa"/>
+            </w:tcMar>
+            <w:vAlign w:val="center"/>
+          </w:tcPr>
+          <w:p>
+            <w:pPr>
+              <w:bidi/>
+              <w:jc w:val="center"/>
+            </w:pPr>
+            <w:r>
+              <w:rPr>
+                <w:sz w:val="22"/>
+                <w:szCs w:val="22"/>
+                <w:rtl/>
+              </w:rPr>
+              <w:t xml:space="preserve">تغییر ذائقه مصرف‌کننده و محدودیت بازار هدف</w:t>
+            </w:r>
+          </w:p>
+        </w:tc>
+        <w:tc>
+          <w:tcPr>
+            <w:tcW w:w="1488" w:type="dxa"/>
+            <w:tcBorders>
+              <w:top w:val="single" w:sz="4" w:space="0" w:color="000000"/>
+              <w:left w:val="single" w:sz="4" w:space="0" w:color="000000"/>
+              <w:bottom w:val="single" w:sz="4" w:space="0" w:color="000000"/>
+              <w:right w:val="single" w:sz="4" w:space="0" w:color="000000"/>
+            </w:tcBorders>
+            <w:tcMar>
+              <w:top w:w="40" w:type="dxa"/>
+              <w:left w:w="80" w:type="dxa"/>
+              <w:bottom w:w="40" w:type="dxa"/>
+              <w:right w:w="80" w:type="dxa"/>
+            </w:tcMar>
+            <w:vAlign w:val="center"/>
+          </w:tcPr>
+          <w:p>
+            <w:pPr>
+              <w:bidi/>
+              <w:jc w:val="center"/>
+            </w:pPr>
+            <w:r>
+              <w:rPr>
+                <w:sz w:val="22"/>
+                <w:szCs w:val="22"/>
+                <w:rtl/>
+              </w:rPr>
+              <w:t xml:space="preserve">۴٫۷۱</w:t>
+            </w:r>
+          </w:p>
+        </w:tc>
+      </w:tr>
+      <w:tr>
+        <w:trPr>
+          <w:cantSplit/>
+        </w:trPr>
+        <w:tc>
+          <w:tcPr>
+            <w:tcW w:w="640" w:type="dxa"/>
+            <w:tcBorders>
+              <w:top w:val="single" w:sz="4" w:space="0" w:color="000000"/>
+              <w:left w:val="single" w:sz="4" w:space="0" w:color="000000"/>
+              <w:bottom w:val="single" w:sz="4" w:space="0" w:color="000000"/>
+              <w:right w:val="single" w:sz="4" w:space="0" w:color="000000"/>
+            </w:tcBorders>
+            <w:tcMar>
+              <w:top w:w="40" w:type="dxa"/>
+              <w:left w:w="80" w:type="dxa"/>
+              <w:bottom w:w="40" w:type="dxa"/>
+              <w:right w:w="80" w:type="dxa"/>
+            </w:tcMar>
+            <w:vAlign w:val="center"/>
+          </w:tcPr>
+          <w:p>
+            <w:pPr>
+              <w:bidi/>
+              <w:jc w:val="center"/>
+            </w:pPr>
+            <w:r>
+              <w:rPr>
+                <w:sz w:val="22"/>
+                <w:szCs w:val="22"/>
+                <w:rtl/>
+              </w:rPr>
+              <w:t xml:space="preserve">۴</w:t>
+            </w:r>
+          </w:p>
+        </w:tc>
+        <w:tc>
+          <w:tcPr>
+            <w:tcW w:w="3700" w:type="dxa"/>
+            <w:tcBorders>
+              <w:top w:val="single" w:sz="4" w:space="0" w:color="000000"/>
+              <w:left w:val="single" w:sz="4" w:space="0" w:color="000000"/>
+              <w:bottom w:val="single" w:sz="4" w:space="0" w:color="000000"/>
+              <w:right w:val="single" w:sz="4" w:space="0" w:color="000000"/>
+            </w:tcBorders>
+            <w:tcMar>
+              <w:top w:w="40" w:type="dxa"/>
+              <w:left w:w="80" w:type="dxa"/>
+              <w:bottom w:w="40" w:type="dxa"/>
+              <w:right w:w="80" w:type="dxa"/>
+            </w:tcMar>
+            <w:vAlign w:val="center"/>
+          </w:tcPr>
+          <w:p>
+            <w:pPr>
+              <w:bidi/>
+              <w:jc w:val="center"/>
+            </w:pPr>
+            <w:r>
+              <w:rPr>
+                <w:sz w:val="22"/>
+                <w:szCs w:val="22"/>
+                <w:rtl/>
+              </w:rPr>
+              <w:t xml:space="preserve">محدود بودن بازار هدف به یک گروه خاص از مشتریان</w:t>
+            </w:r>
+          </w:p>
+        </w:tc>
+        <w:tc>
+          <w:tcPr>
+            <w:tcW w:w="2960" w:type="dxa"/>
+            <w:tcBorders>
+              <w:top w:val="single" w:sz="4" w:space="0" w:color="000000"/>
+              <w:left w:val="single" w:sz="4" w:space="0" w:color="000000"/>
+              <w:bottom w:val="single" w:sz="4" w:space="0" w:color="000000"/>
+              <w:right w:val="single" w:sz="4" w:space="0" w:color="000000"/>
+            </w:tcBorders>
+            <w:tcMar>
+              <w:top w:w="40" w:type="dxa"/>
+              <w:left w:w="80" w:type="dxa"/>
+              <w:bottom w:w="40" w:type="dxa"/>
+              <w:right w:w="80" w:type="dxa"/>
+            </w:tcMar>
+            <w:vAlign w:val="center"/>
+          </w:tcPr>
+          <w:p>
+            <w:pPr>
+              <w:bidi/>
+              <w:jc w:val="center"/>
+            </w:pPr>
+            <w:r>
+              <w:rPr>
+                <w:sz w:val="22"/>
+                <w:szCs w:val="22"/>
+                <w:rtl/>
+              </w:rPr>
+              <w:t xml:space="preserve">تغییر ذائقه مصرف‌کننده و محدودیت بازار هدف</w:t>
+            </w:r>
+          </w:p>
+        </w:tc>
+        <w:tc>
+          <w:tcPr>
+            <w:tcW w:w="1488" w:type="dxa"/>
+            <w:tcBorders>
+              <w:top w:val="single" w:sz="4" w:space="0" w:color="000000"/>
+              <w:left w:val="single" w:sz="4" w:space="0" w:color="000000"/>
+              <w:bottom w:val="single" w:sz="4" w:space="0" w:color="000000"/>
+              <w:right w:val="single" w:sz="4" w:space="0" w:color="000000"/>
+            </w:tcBorders>
+            <w:tcMar>
+              <w:top w:w="40" w:type="dxa"/>
+              <w:left w:w="80" w:type="dxa"/>
+              <w:bottom w:w="40" w:type="dxa"/>
+              <w:right w:w="80" w:type="dxa"/>
+            </w:tcMar>
+            <w:vAlign w:val="center"/>
+          </w:tcPr>
+          <w:p>
+            <w:pPr>
+              <w:bidi/>
+              <w:jc w:val="center"/>
+            </w:pPr>
+            <w:r>
+              <w:rPr>
+                <w:sz w:val="22"/>
+                <w:szCs w:val="22"/>
+                <w:rtl/>
+              </w:rPr>
+              <w:t xml:space="preserve">۴٫۵۷</w:t>
+            </w:r>
+          </w:p>
+        </w:tc>
+      </w:tr>
+      <w:tr>
+        <w:trPr>
+          <w:cantSplit/>
+        </w:trPr>
+        <w:tc>
+          <w:tcPr>
+            <w:tcW w:w="640" w:type="dxa"/>
+            <w:tcBorders>
+              <w:top w:val="single" w:sz="4" w:space="0" w:color="000000"/>
+              <w:left w:val="single" w:sz="4" w:space="0" w:color="000000"/>
+              <w:bottom w:val="single" w:sz="4" w:space="0" w:color="000000"/>
+              <w:right w:val="single" w:sz="4" w:space="0" w:color="000000"/>
+            </w:tcBorders>
+            <w:tcMar>
+              <w:top w:w="40" w:type="dxa"/>
+              <w:left w:w="80" w:type="dxa"/>
+              <w:bottom w:w="40" w:type="dxa"/>
+              <w:right w:w="80" w:type="dxa"/>
+            </w:tcMar>
+            <w:vAlign w:val="center"/>
+          </w:tcPr>
+          <w:p>
+            <w:pPr>
+              <w:bidi/>
+              <w:jc w:val="center"/>
+            </w:pPr>
+            <w:r>
+              <w:rPr>
+                <w:sz w:val="22"/>
+                <w:szCs w:val="22"/>
+                <w:rtl/>
+              </w:rPr>
+              <w:t xml:space="preserve">۴</w:t>
+            </w:r>
+          </w:p>
+        </w:tc>
+        <w:tc>
+          <w:tcPr>
+            <w:tcW w:w="3700" w:type="dxa"/>
+            <w:tcBorders>
+              <w:top w:val="single" w:sz="4" w:space="0" w:color="000000"/>
+              <w:left w:val="single" w:sz="4" w:space="0" w:color="000000"/>
+              <w:bottom w:val="single" w:sz="4" w:space="0" w:color="000000"/>
+              <w:right w:val="single" w:sz="4" w:space="0" w:color="000000"/>
+            </w:tcBorders>
+            <w:tcMar>
+              <w:top w:w="40" w:type="dxa"/>
+              <w:left w:w="80" w:type="dxa"/>
+              <w:bottom w:w="40" w:type="dxa"/>
+              <w:right w:w="80" w:type="dxa"/>
+            </w:tcMar>
+            <w:vAlign w:val="center"/>
+          </w:tcPr>
+          <w:p>
+            <w:pPr>
+              <w:bidi/>
+              <w:jc w:val="center"/>
+            </w:pPr>
+            <w:r>
+              <w:rPr>
+                <w:sz w:val="22"/>
+                <w:szCs w:val="22"/>
+                <w:rtl/>
+              </w:rPr>
+              <w:t xml:space="preserve">نوسان و کمبود در تأمین مواد اولیه</w:t>
+            </w:r>
+          </w:p>
+        </w:tc>
+        <w:tc>
+          <w:tcPr>
+            <w:tcW w:w="2960" w:type="dxa"/>
+            <w:tcBorders>
+              <w:top w:val="single" w:sz="4" w:space="0" w:color="000000"/>
+              <w:left w:val="single" w:sz="4" w:space="0" w:color="000000"/>
+              <w:bottom w:val="single" w:sz="4" w:space="0" w:color="000000"/>
+              <w:right w:val="single" w:sz="4" w:space="0" w:color="000000"/>
+            </w:tcBorders>
+            <w:tcMar>
+              <w:top w:w="40" w:type="dxa"/>
+              <w:left w:w="80" w:type="dxa"/>
+              <w:bottom w:w="40" w:type="dxa"/>
+              <w:right w:w="80" w:type="dxa"/>
+            </w:tcMar>
+            <w:vAlign w:val="center"/>
+          </w:tcPr>
+          <w:p>
+            <w:pPr>
+              <w:bidi/>
+              <w:jc w:val="center"/>
+            </w:pPr>
+            <w:r>
+              <w:rPr>
+                <w:sz w:val="22"/>
+                <w:szCs w:val="22"/>
+                <w:rtl/>
+              </w:rPr>
+              <w:t xml:space="preserve">ناپایداری تأمین و نوسان بهای مواد اولیه</w:t>
+            </w:r>
+          </w:p>
+        </w:tc>
+        <w:tc>
+          <w:tcPr>
+            <w:tcW w:w="1488" w:type="dxa"/>
+            <w:tcBorders>
+              <w:top w:val="single" w:sz="4" w:space="0" w:color="000000"/>
+              <w:left w:val="single" w:sz="4" w:space="0" w:color="000000"/>
+              <w:bottom w:val="single" w:sz="4" w:space="0" w:color="000000"/>
+              <w:right w:val="single" w:sz="4" w:space="0" w:color="000000"/>
+            </w:tcBorders>
+            <w:tcMar>
+              <w:top w:w="40" w:type="dxa"/>
+              <w:left w:w="80" w:type="dxa"/>
+              <w:bottom w:w="40" w:type="dxa"/>
+              <w:right w:w="80" w:type="dxa"/>
+            </w:tcMar>
+            <w:vAlign w:val="center"/>
+          </w:tcPr>
+          <w:p>
+            <w:pPr>
+              <w:bidi/>
+              <w:jc w:val="center"/>
+            </w:pPr>
+            <w:r>
+              <w:rPr>
+                <w:sz w:val="22"/>
+                <w:szCs w:val="22"/>
+                <w:rtl/>
+              </w:rPr>
+              <w:t xml:space="preserve">۴٫۵۷</w:t>
+            </w:r>
+          </w:p>
+        </w:tc>
+      </w:tr>
+      <w:tr>
+        <w:trPr>
+          <w:cantSplit/>
+        </w:trPr>
+        <w:tc>
+          <w:tcPr>
+            <w:tcW w:w="640" w:type="dxa"/>
+            <w:tcBorders>
+              <w:top w:val="single" w:sz="4" w:space="0" w:color="000000"/>
+              <w:left w:val="single" w:sz="4" w:space="0" w:color="000000"/>
+              <w:bottom w:val="single" w:sz="4" w:space="0" w:color="000000"/>
+              <w:right w:val="single" w:sz="4" w:space="0" w:color="000000"/>
+            </w:tcBorders>
+            <w:tcMar>
+              <w:top w:w="40" w:type="dxa"/>
+              <w:left w:w="80" w:type="dxa"/>
+              <w:bottom w:w="40" w:type="dxa"/>
+              <w:right w:w="80" w:type="dxa"/>
+            </w:tcMar>
+            <w:vAlign w:val="center"/>
+          </w:tcPr>
+          <w:p>
+            <w:pPr>
+              <w:bidi/>
+              <w:jc w:val="center"/>
+            </w:pPr>
+            <w:r>
+              <w:rPr>
+                <w:sz w:val="22"/>
+                <w:szCs w:val="22"/>
+                <w:rtl/>
+              </w:rPr>
+              <w:t xml:space="preserve">۶</w:t>
+            </w:r>
+          </w:p>
+        </w:tc>
+        <w:tc>
+          <w:tcPr>
+            <w:tcW w:w="3700" w:type="dxa"/>
+            <w:tcBorders>
+              <w:top w:val="single" w:sz="4" w:space="0" w:color="000000"/>
+              <w:left w:val="single" w:sz="4" w:space="0" w:color="000000"/>
+              <w:bottom w:val="single" w:sz="4" w:space="0" w:color="000000"/>
+              <w:right w:val="single" w:sz="4" w:space="0" w:color="000000"/>
+            </w:tcBorders>
+            <w:tcMar>
+              <w:top w:w="40" w:type="dxa"/>
+              <w:left w:w="80" w:type="dxa"/>
+              <w:bottom w:w="40" w:type="dxa"/>
+              <w:right w:w="80" w:type="dxa"/>
+            </w:tcMar>
+            <w:vAlign w:val="center"/>
+          </w:tcPr>
+          <w:p>
+            <w:pPr>
+              <w:bidi/>
+              <w:jc w:val="center"/>
+            </w:pPr>
+            <w:r>
+              <w:rPr>
+                <w:sz w:val="22"/>
+                <w:szCs w:val="22"/>
+                <w:rtl/>
+              </w:rPr>
+              <w:t xml:space="preserve">وابستگی کامل درآمد و سودآوری شرکت به تقاضای یک محصول</w:t>
+            </w:r>
+          </w:p>
+        </w:tc>
+        <w:tc>
+          <w:tcPr>
+            <w:tcW w:w="2960" w:type="dxa"/>
+            <w:tcBorders>
+              <w:top w:val="single" w:sz="4" w:space="0" w:color="000000"/>
+              <w:left w:val="single" w:sz="4" w:space="0" w:color="000000"/>
+              <w:bottom w:val="single" w:sz="4" w:space="0" w:color="000000"/>
+              <w:right w:val="single" w:sz="4" w:space="0" w:color="000000"/>
+            </w:tcBorders>
+            <w:tcMar>
+              <w:top w:w="40" w:type="dxa"/>
+              <w:left w:w="80" w:type="dxa"/>
+              <w:bottom w:w="40" w:type="dxa"/>
+              <w:right w:w="80" w:type="dxa"/>
+            </w:tcMar>
+            <w:vAlign w:val="center"/>
+          </w:tcPr>
+          <w:p>
+            <w:pPr>
+              <w:bidi/>
+              <w:jc w:val="center"/>
+            </w:pPr>
+            <w:r>
+              <w:rPr>
+                <w:sz w:val="22"/>
+                <w:szCs w:val="22"/>
+                <w:rtl/>
+              </w:rPr>
+              <w:t xml:space="preserve">آسیب‌پذیری ساختاری ناشی از تمرکز بر محصول واحد</w:t>
+            </w:r>
+          </w:p>
+        </w:tc>
+        <w:tc>
+          <w:tcPr>
+            <w:tcW w:w="1488" w:type="dxa"/>
+            <w:tcBorders>
+              <w:top w:val="single" w:sz="4" w:space="0" w:color="000000"/>
+              <w:left w:val="single" w:sz="4" w:space="0" w:color="000000"/>
+              <w:bottom w:val="single" w:sz="4" w:space="0" w:color="000000"/>
+              <w:right w:val="single" w:sz="4" w:space="0" w:color="000000"/>
+            </w:tcBorders>
+            <w:tcMar>
+              <w:top w:w="40" w:type="dxa"/>
+              <w:left w:w="80" w:type="dxa"/>
+              <w:bottom w:w="40" w:type="dxa"/>
+              <w:right w:w="80" w:type="dxa"/>
+            </w:tcMar>
+            <w:vAlign w:val="center"/>
+          </w:tcPr>
+          <w:p>
+            <w:pPr>
+              <w:bidi/>
+              <w:jc w:val="center"/>
+            </w:pPr>
+            <w:r>
+              <w:rPr>
+                <w:sz w:val="22"/>
+                <w:szCs w:val="22"/>
+                <w:rtl/>
+              </w:rPr>
+              <w:t xml:space="preserve">۴٫۴۳</w:t>
+            </w:r>
+          </w:p>
+        </w:tc>
+      </w:tr>
+      <w:tr>
+        <w:trPr>
+          <w:cantSplit/>
+        </w:trPr>
+        <w:tc>
+          <w:tcPr>
+            <w:tcW w:w="640" w:type="dxa"/>
+            <w:tcBorders>
+              <w:top w:val="single" w:sz="4" w:space="0" w:color="000000"/>
+              <w:left w:val="single" w:sz="4" w:space="0" w:color="000000"/>
+              <w:bottom w:val="single" w:sz="4" w:space="0" w:color="000000"/>
+              <w:right w:val="single" w:sz="4" w:space="0" w:color="000000"/>
+            </w:tcBorders>
+            <w:tcMar>
+              <w:top w:w="40" w:type="dxa"/>
+              <w:left w:w="80" w:type="dxa"/>
+              <w:bottom w:w="40" w:type="dxa"/>
+              <w:right w:w="80" w:type="dxa"/>
+            </w:tcMar>
+            <w:vAlign w:val="center"/>
+          </w:tcPr>
+          <w:p>
+            <w:pPr>
+              <w:bidi/>
+              <w:jc w:val="center"/>
+            </w:pPr>
+            <w:r>
+              <w:rPr>
+                <w:sz w:val="22"/>
+                <w:szCs w:val="22"/>
+                <w:rtl/>
+              </w:rPr>
+              <w:t xml:space="preserve">۶</w:t>
+            </w:r>
+          </w:p>
+        </w:tc>
+        <w:tc>
+          <w:tcPr>
+            <w:tcW w:w="3700" w:type="dxa"/>
+            <w:tcBorders>
+              <w:top w:val="single" w:sz="4" w:space="0" w:color="000000"/>
+              <w:left w:val="single" w:sz="4" w:space="0" w:color="000000"/>
+              <w:bottom w:val="single" w:sz="4" w:space="0" w:color="000000"/>
+              <w:right w:val="single" w:sz="4" w:space="0" w:color="000000"/>
+            </w:tcBorders>
+            <w:tcMar>
+              <w:top w:w="40" w:type="dxa"/>
+              <w:left w:w="80" w:type="dxa"/>
+              <w:bottom w:w="40" w:type="dxa"/>
+              <w:right w:w="80" w:type="dxa"/>
+            </w:tcMar>
+            <w:vAlign w:val="center"/>
+          </w:tcPr>
+          <w:p>
+            <w:pPr>
+              <w:bidi/>
+              <w:jc w:val="center"/>
+            </w:pPr>
+            <w:r>
+              <w:rPr>
+                <w:sz w:val="22"/>
+                <w:szCs w:val="22"/>
+                <w:rtl/>
+              </w:rPr>
+              <w:t xml:space="preserve">نبود امکان جبران افت فروش از محل سایر اقلام سبد محصول</w:t>
+            </w:r>
+          </w:p>
+        </w:tc>
+        <w:tc>
+          <w:tcPr>
+            <w:tcW w:w="2960" w:type="dxa"/>
+            <w:tcBorders>
+              <w:top w:val="single" w:sz="4" w:space="0" w:color="000000"/>
+              <w:left w:val="single" w:sz="4" w:space="0" w:color="000000"/>
+              <w:bottom w:val="single" w:sz="4" w:space="0" w:color="000000"/>
+              <w:right w:val="single" w:sz="4" w:space="0" w:color="000000"/>
+            </w:tcBorders>
+            <w:tcMar>
+              <w:top w:w="40" w:type="dxa"/>
+              <w:left w:w="80" w:type="dxa"/>
+              <w:bottom w:w="40" w:type="dxa"/>
+              <w:right w:w="80" w:type="dxa"/>
+            </w:tcMar>
+            <w:vAlign w:val="center"/>
+          </w:tcPr>
+          <w:p>
+            <w:pPr>
+              <w:bidi/>
+              <w:jc w:val="center"/>
+            </w:pPr>
+            <w:r>
+              <w:rPr>
+                <w:sz w:val="22"/>
+                <w:szCs w:val="22"/>
+                <w:rtl/>
+              </w:rPr>
+              <w:t xml:space="preserve">آسیب‌پذیری ساختاری ناشی از تمرکز بر محصول واحد</w:t>
+            </w:r>
+          </w:p>
+        </w:tc>
+        <w:tc>
+          <w:tcPr>
+            <w:tcW w:w="1488" w:type="dxa"/>
+            <w:tcBorders>
+              <w:top w:val="single" w:sz="4" w:space="0" w:color="000000"/>
+              <w:left w:val="single" w:sz="4" w:space="0" w:color="000000"/>
+              <w:bottom w:val="single" w:sz="4" w:space="0" w:color="000000"/>
+              <w:right w:val="single" w:sz="4" w:space="0" w:color="000000"/>
+            </w:tcBorders>
+            <w:tcMar>
+              <w:top w:w="40" w:type="dxa"/>
+              <w:left w:w="80" w:type="dxa"/>
+              <w:bottom w:w="40" w:type="dxa"/>
+              <w:right w:w="80" w:type="dxa"/>
+            </w:tcMar>
+            <w:vAlign w:val="center"/>
+          </w:tcPr>
+          <w:p>
+            <w:pPr>
+              <w:bidi/>
+              <w:jc w:val="center"/>
+            </w:pPr>
+            <w:r>
+              <w:rPr>
+                <w:sz w:val="22"/>
+                <w:szCs w:val="22"/>
+                <w:rtl/>
+              </w:rPr>
+              <w:t xml:space="preserve">۴٫۴۳</w:t>
+            </w:r>
+          </w:p>
+        </w:tc>
+      </w:tr>
+      <w:tr>
+        <w:trPr>
+          <w:cantSplit/>
+        </w:trPr>
+        <w:tc>
+          <w:tcPr>
+            <w:tcW w:w="640" w:type="dxa"/>
+            <w:tcBorders>
+              <w:top w:val="single" w:sz="4" w:space="0" w:color="000000"/>
+              <w:left w:val="single" w:sz="4" w:space="0" w:color="000000"/>
+              <w:bottom w:val="single" w:sz="4" w:space="0" w:color="000000"/>
+              <w:right w:val="single" w:sz="4" w:space="0" w:color="000000"/>
+            </w:tcBorders>
+            <w:tcMar>
+              <w:top w:w="40" w:type="dxa"/>
+              <w:left w:w="80" w:type="dxa"/>
+              <w:bottom w:w="40" w:type="dxa"/>
+              <w:right w:w="80" w:type="dxa"/>
+            </w:tcMar>
+            <w:vAlign w:val="center"/>
+          </w:tcPr>
+          <w:p>
+            <w:pPr>
+              <w:bidi/>
+              <w:jc w:val="center"/>
+            </w:pPr>
+            <w:r>
+              <w:rPr>
+                <w:sz w:val="22"/>
+                <w:szCs w:val="22"/>
+                <w:rtl/>
+              </w:rPr>
+              <w:t xml:space="preserve">۶</w:t>
+            </w:r>
+          </w:p>
+        </w:tc>
+        <w:tc>
+          <w:tcPr>
+            <w:tcW w:w="3700" w:type="dxa"/>
+            <w:tcBorders>
+              <w:top w:val="single" w:sz="4" w:space="0" w:color="000000"/>
+              <w:left w:val="single" w:sz="4" w:space="0" w:color="000000"/>
+              <w:bottom w:val="single" w:sz="4" w:space="0" w:color="000000"/>
+              <w:right w:val="single" w:sz="4" w:space="0" w:color="000000"/>
+            </w:tcBorders>
+            <w:tcMar>
+              <w:top w:w="40" w:type="dxa"/>
+              <w:left w:w="80" w:type="dxa"/>
+              <w:bottom w:w="40" w:type="dxa"/>
+              <w:right w:w="80" w:type="dxa"/>
+            </w:tcMar>
+            <w:vAlign w:val="center"/>
+          </w:tcPr>
+          <w:p>
+            <w:pPr>
+              <w:bidi/>
+              <w:jc w:val="center"/>
+            </w:pPr>
+            <w:r>
+              <w:rPr>
+                <w:sz w:val="22"/>
+                <w:szCs w:val="22"/>
+                <w:rtl/>
+              </w:rPr>
+              <w:t xml:space="preserve">هزینه بالای پخش و توزیع به ازای یک قلم کالا</w:t>
+            </w:r>
+          </w:p>
+        </w:tc>
+        <w:tc>
+          <w:tcPr>
+            <w:tcW w:w="2960" w:type="dxa"/>
+            <w:tcBorders>
+              <w:top w:val="single" w:sz="4" w:space="0" w:color="000000"/>
+              <w:left w:val="single" w:sz="4" w:space="0" w:color="000000"/>
+              <w:bottom w:val="single" w:sz="4" w:space="0" w:color="000000"/>
+              <w:right w:val="single" w:sz="4" w:space="0" w:color="000000"/>
+            </w:tcBorders>
+            <w:tcMar>
+              <w:top w:w="40" w:type="dxa"/>
+              <w:left w:w="80" w:type="dxa"/>
+              <w:bottom w:w="40" w:type="dxa"/>
+              <w:right w:w="80" w:type="dxa"/>
+            </w:tcMar>
+            <w:vAlign w:val="center"/>
+          </w:tcPr>
+          <w:p>
+            <w:pPr>
+              <w:bidi/>
+              <w:jc w:val="center"/>
+            </w:pPr>
+            <w:r>
+              <w:rPr>
+                <w:sz w:val="22"/>
+                <w:szCs w:val="22"/>
+                <w:rtl/>
+              </w:rPr>
+              <w:t xml:space="preserve">ناکارآمدی و هزینه‌بری شبکه توزیع و فروش</w:t>
+            </w:r>
+          </w:p>
+        </w:tc>
+        <w:tc>
+          <w:tcPr>
+            <w:tcW w:w="1488" w:type="dxa"/>
+            <w:tcBorders>
+              <w:top w:val="single" w:sz="4" w:space="0" w:color="000000"/>
+              <w:left w:val="single" w:sz="4" w:space="0" w:color="000000"/>
+              <w:bottom w:val="single" w:sz="4" w:space="0" w:color="000000"/>
+              <w:right w:val="single" w:sz="4" w:space="0" w:color="000000"/>
+            </w:tcBorders>
+            <w:tcMar>
+              <w:top w:w="40" w:type="dxa"/>
+              <w:left w:w="80" w:type="dxa"/>
+              <w:bottom w:w="40" w:type="dxa"/>
+              <w:right w:w="80" w:type="dxa"/>
+            </w:tcMar>
+            <w:vAlign w:val="center"/>
+          </w:tcPr>
+          <w:p>
+            <w:pPr>
+              <w:bidi/>
+              <w:jc w:val="center"/>
+            </w:pPr>
+            <w:r>
+              <w:rPr>
+                <w:sz w:val="22"/>
+                <w:szCs w:val="22"/>
+                <w:rtl/>
+              </w:rPr>
+              <w:t xml:space="preserve">۴٫۴۳</w:t>
+            </w:r>
+          </w:p>
+        </w:tc>
+      </w:tr>
+      <w:tr>
+        <w:trPr>
+          <w:cantSplit/>
+        </w:trPr>
+        <w:tc>
+          <w:tcPr>
+            <w:tcW w:w="640" w:type="dxa"/>
+            <w:tcBorders>
+              <w:top w:val="single" w:sz="4" w:space="0" w:color="000000"/>
+              <w:left w:val="single" w:sz="4" w:space="0" w:color="000000"/>
+              <w:bottom w:val="single" w:sz="4" w:space="0" w:color="000000"/>
+              <w:right w:val="single" w:sz="4" w:space="0" w:color="000000"/>
+            </w:tcBorders>
+            <w:tcMar>
+              <w:top w:w="40" w:type="dxa"/>
+              <w:left w:w="80" w:type="dxa"/>
+              <w:bottom w:w="40" w:type="dxa"/>
+              <w:right w:w="80" w:type="dxa"/>
+            </w:tcMar>
+            <w:vAlign w:val="center"/>
+          </w:tcPr>
+          <w:p>
+            <w:pPr>
+              <w:bidi/>
+              <w:jc w:val="center"/>
+            </w:pPr>
+            <w:r>
+              <w:rPr>
+                <w:sz w:val="22"/>
+                <w:szCs w:val="22"/>
+                <w:rtl/>
+              </w:rPr>
+              <w:t xml:space="preserve">۹</w:t>
+            </w:r>
+          </w:p>
+        </w:tc>
+        <w:tc>
+          <w:tcPr>
+            <w:tcW w:w="3700" w:type="dxa"/>
+            <w:tcBorders>
+              <w:top w:val="single" w:sz="4" w:space="0" w:color="000000"/>
+              <w:left w:val="single" w:sz="4" w:space="0" w:color="000000"/>
+              <w:bottom w:val="single" w:sz="4" w:space="0" w:color="000000"/>
+              <w:right w:val="single" w:sz="4" w:space="0" w:color="000000"/>
+            </w:tcBorders>
+            <w:tcMar>
+              <w:top w:w="40" w:type="dxa"/>
+              <w:left w:w="80" w:type="dxa"/>
+              <w:bottom w:w="40" w:type="dxa"/>
+              <w:right w:w="80" w:type="dxa"/>
+            </w:tcMar>
+            <w:vAlign w:val="center"/>
+          </w:tcPr>
+          <w:p>
+            <w:pPr>
+              <w:bidi/>
+              <w:jc w:val="center"/>
+            </w:pPr>
+            <w:r>
+              <w:rPr>
+                <w:sz w:val="22"/>
+                <w:szCs w:val="22"/>
+                <w:rtl/>
+              </w:rPr>
+              <w:t xml:space="preserve">کاهش انعطاف‌پذیری و کندی واکنش شرکت به تغییرات بازار</w:t>
+            </w:r>
+          </w:p>
+        </w:tc>
+        <w:tc>
+          <w:tcPr>
+            <w:tcW w:w="2960" w:type="dxa"/>
+            <w:tcBorders>
+              <w:top w:val="single" w:sz="4" w:space="0" w:color="000000"/>
+              <w:left w:val="single" w:sz="4" w:space="0" w:color="000000"/>
+              <w:bottom w:val="single" w:sz="4" w:space="0" w:color="000000"/>
+              <w:right w:val="single" w:sz="4" w:space="0" w:color="000000"/>
+            </w:tcBorders>
+            <w:tcMar>
+              <w:top w:w="40" w:type="dxa"/>
+              <w:left w:w="80" w:type="dxa"/>
+              <w:bottom w:w="40" w:type="dxa"/>
+              <w:right w:w="80" w:type="dxa"/>
+            </w:tcMar>
+            <w:vAlign w:val="center"/>
+          </w:tcPr>
+          <w:p>
+            <w:pPr>
+              <w:bidi/>
+              <w:jc w:val="center"/>
+            </w:pPr>
+            <w:r>
+              <w:rPr>
+                <w:sz w:val="22"/>
+                <w:szCs w:val="22"/>
+                <w:rtl/>
+              </w:rPr>
+              <w:t xml:space="preserve">آسیب‌پذیری ساختاری ناشی از تمرکز بر محصول واحد</w:t>
+            </w:r>
+          </w:p>
+        </w:tc>
+        <w:tc>
+          <w:tcPr>
+            <w:tcW w:w="1488" w:type="dxa"/>
+            <w:tcBorders>
+              <w:top w:val="single" w:sz="4" w:space="0" w:color="000000"/>
+              <w:left w:val="single" w:sz="4" w:space="0" w:color="000000"/>
+              <w:bottom w:val="single" w:sz="4" w:space="0" w:color="000000"/>
+              <w:right w:val="single" w:sz="4" w:space="0" w:color="000000"/>
+            </w:tcBorders>
+            <w:tcMar>
+              <w:top w:w="40" w:type="dxa"/>
+              <w:left w:w="80" w:type="dxa"/>
+              <w:bottom w:w="40" w:type="dxa"/>
+              <w:right w:w="80" w:type="dxa"/>
+            </w:tcMar>
+            <w:vAlign w:val="center"/>
+          </w:tcPr>
+          <w:p>
+            <w:pPr>
+              <w:bidi/>
+              <w:jc w:val="center"/>
+            </w:pPr>
+            <w:r>
+              <w:rPr>
+                <w:sz w:val="22"/>
+                <w:szCs w:val="22"/>
+                <w:rtl/>
+              </w:rPr>
+              <w:t xml:space="preserve">۴٫۰۰</w:t>
+            </w:r>
+          </w:p>
+        </w:tc>
+      </w:tr>
+      <w:tr>
+        <w:trPr>
+          <w:cantSplit/>
+        </w:trPr>
+        <w:tc>
+          <w:tcPr>
+            <w:tcW w:w="640" w:type="dxa"/>
+            <w:tcBorders>
+              <w:top w:val="single" w:sz="4" w:space="0" w:color="000000"/>
+              <w:left w:val="single" w:sz="4" w:space="0" w:color="000000"/>
+              <w:bottom w:val="single" w:sz="4" w:space="0" w:color="000000"/>
+              <w:right w:val="single" w:sz="4" w:space="0" w:color="000000"/>
+            </w:tcBorders>
+            <w:tcMar>
+              <w:top w:w="40" w:type="dxa"/>
+              <w:left w:w="80" w:type="dxa"/>
+              <w:bottom w:w="40" w:type="dxa"/>
+              <w:right w:w="80" w:type="dxa"/>
+            </w:tcMar>
+            <w:vAlign w:val="center"/>
+          </w:tcPr>
+          <w:p>
+            <w:pPr>
+              <w:bidi/>
+              <w:jc w:val="center"/>
+            </w:pPr>
+            <w:r>
+              <w:rPr>
+                <w:sz w:val="22"/>
+                <w:szCs w:val="22"/>
+                <w:rtl/>
+              </w:rPr>
+              <w:t xml:space="preserve">۹</w:t>
+            </w:r>
+          </w:p>
+        </w:tc>
+        <w:tc>
+          <w:tcPr>
+            <w:tcW w:w="3700" w:type="dxa"/>
+            <w:tcBorders>
+              <w:top w:val="single" w:sz="4" w:space="0" w:color="000000"/>
+              <w:left w:val="single" w:sz="4" w:space="0" w:color="000000"/>
+              <w:bottom w:val="single" w:sz="4" w:space="0" w:color="000000"/>
+              <w:right w:val="single" w:sz="4" w:space="0" w:color="000000"/>
+            </w:tcBorders>
+            <w:tcMar>
+              <w:top w:w="40" w:type="dxa"/>
+              <w:left w:w="80" w:type="dxa"/>
+              <w:bottom w:w="40" w:type="dxa"/>
+              <w:right w:w="80" w:type="dxa"/>
+            </w:tcMar>
+            <w:vAlign w:val="center"/>
+          </w:tcPr>
+          <w:p>
+            <w:pPr>
+              <w:bidi/>
+              <w:jc w:val="center"/>
+            </w:pPr>
+            <w:r>
+              <w:rPr>
+                <w:sz w:val="22"/>
+                <w:szCs w:val="22"/>
+                <w:rtl/>
+              </w:rPr>
+              <w:t xml:space="preserve">ضعف در برندسازی و تبلیغات و کمرنگ بودن جایگاه برند در ذهن مشتری</w:t>
+            </w:r>
+          </w:p>
+        </w:tc>
+        <w:tc>
+          <w:tcPr>
+            <w:tcW w:w="2960" w:type="dxa"/>
+            <w:tcBorders>
+              <w:top w:val="single" w:sz="4" w:space="0" w:color="000000"/>
+              <w:left w:val="single" w:sz="4" w:space="0" w:color="000000"/>
+              <w:bottom w:val="single" w:sz="4" w:space="0" w:color="000000"/>
+              <w:right w:val="single" w:sz="4" w:space="0" w:color="000000"/>
+            </w:tcBorders>
+            <w:tcMar>
+              <w:top w:w="40" w:type="dxa"/>
+              <w:left w:w="80" w:type="dxa"/>
+              <w:bottom w:w="40" w:type="dxa"/>
+              <w:right w:w="80" w:type="dxa"/>
+            </w:tcMar>
+            <w:vAlign w:val="center"/>
+          </w:tcPr>
+          <w:p>
+            <w:pPr>
+              <w:bidi/>
+              <w:jc w:val="center"/>
+            </w:pPr>
+            <w:r>
+              <w:rPr>
+                <w:sz w:val="22"/>
+                <w:szCs w:val="22"/>
+                <w:rtl/>
+              </w:rPr>
+              <w:t xml:space="preserve">ضعف برندسازی و دشواری تمایز محصول</w:t>
+            </w:r>
+          </w:p>
+        </w:tc>
+        <w:tc>
+          <w:tcPr>
+            <w:tcW w:w="1488" w:type="dxa"/>
+            <w:tcBorders>
+              <w:top w:val="single" w:sz="4" w:space="0" w:color="000000"/>
+              <w:left w:val="single" w:sz="4" w:space="0" w:color="000000"/>
+              <w:bottom w:val="single" w:sz="4" w:space="0" w:color="000000"/>
+              <w:right w:val="single" w:sz="4" w:space="0" w:color="000000"/>
+            </w:tcBorders>
+            <w:tcMar>
+              <w:top w:w="40" w:type="dxa"/>
+              <w:left w:w="80" w:type="dxa"/>
+              <w:bottom w:w="40" w:type="dxa"/>
+              <w:right w:w="80" w:type="dxa"/>
+            </w:tcMar>
+            <w:vAlign w:val="center"/>
+          </w:tcPr>
+          <w:p>
+            <w:pPr>
+              <w:bidi/>
+              <w:jc w:val="center"/>
+            </w:pPr>
+            <w:r>
+              <w:rPr>
+                <w:sz w:val="22"/>
+                <w:szCs w:val="22"/>
+                <w:rtl/>
+              </w:rPr>
+              <w:t xml:space="preserve">۴٫۰۰</w:t>
+            </w:r>
+          </w:p>
+        </w:tc>
+      </w:tr>
+      <w:tr>
+        <w:trPr>
+          <w:cantSplit/>
+        </w:trPr>
+        <w:tc>
+          <w:tcPr>
+            <w:tcW w:w="640" w:type="dxa"/>
+            <w:tcBorders>
+              <w:top w:val="single" w:sz="4" w:space="0" w:color="000000"/>
+              <w:left w:val="single" w:sz="4" w:space="0" w:color="000000"/>
+              <w:bottom w:val="single" w:sz="4" w:space="0" w:color="000000"/>
+              <w:right w:val="single" w:sz="4" w:space="0" w:color="000000"/>
+            </w:tcBorders>
+            <w:tcMar>
+              <w:top w:w="40" w:type="dxa"/>
+              <w:left w:w="80" w:type="dxa"/>
+              <w:bottom w:w="40" w:type="dxa"/>
+              <w:right w:w="80" w:type="dxa"/>
+            </w:tcMar>
+            <w:vAlign w:val="center"/>
+          </w:tcPr>
+          <w:p>
+            <w:pPr>
+              <w:bidi/>
+              <w:jc w:val="center"/>
+            </w:pPr>
+            <w:r>
+              <w:rPr>
+                <w:sz w:val="22"/>
+                <w:szCs w:val="22"/>
+                <w:rtl/>
+              </w:rPr>
+              <w:t xml:space="preserve">۹</w:t>
+            </w:r>
+          </w:p>
+        </w:tc>
+        <w:tc>
+          <w:tcPr>
+            <w:tcW w:w="3700" w:type="dxa"/>
+            <w:tcBorders>
+              <w:top w:val="single" w:sz="4" w:space="0" w:color="000000"/>
+              <w:left w:val="single" w:sz="4" w:space="0" w:color="000000"/>
+              <w:bottom w:val="single" w:sz="4" w:space="0" w:color="000000"/>
+              <w:right w:val="single" w:sz="4" w:space="0" w:color="000000"/>
+            </w:tcBorders>
+            <w:tcMar>
+              <w:top w:w="40" w:type="dxa"/>
+              <w:left w:w="80" w:type="dxa"/>
+              <w:bottom w:w="40" w:type="dxa"/>
+              <w:right w:w="80" w:type="dxa"/>
+            </w:tcMar>
+            <w:vAlign w:val="center"/>
+          </w:tcPr>
+          <w:p>
+            <w:pPr>
+              <w:bidi/>
+              <w:jc w:val="center"/>
+            </w:pPr>
+            <w:r>
+              <w:rPr>
+                <w:sz w:val="22"/>
+                <w:szCs w:val="22"/>
+                <w:rtl/>
+              </w:rPr>
+              <w:t xml:space="preserve">دشواری ایجاد تمایز نسبت به محصولات رقیب</w:t>
+            </w:r>
+          </w:p>
+        </w:tc>
+        <w:tc>
+          <w:tcPr>
+            <w:tcW w:w="2960" w:type="dxa"/>
+            <w:tcBorders>
+              <w:top w:val="single" w:sz="4" w:space="0" w:color="000000"/>
+              <w:left w:val="single" w:sz="4" w:space="0" w:color="000000"/>
+              <w:bottom w:val="single" w:sz="4" w:space="0" w:color="000000"/>
+              <w:right w:val="single" w:sz="4" w:space="0" w:color="000000"/>
+            </w:tcBorders>
+            <w:tcMar>
+              <w:top w:w="40" w:type="dxa"/>
+              <w:left w:w="80" w:type="dxa"/>
+              <w:bottom w:w="40" w:type="dxa"/>
+              <w:right w:w="80" w:type="dxa"/>
+            </w:tcMar>
+            <w:vAlign w:val="center"/>
+          </w:tcPr>
+          <w:p>
+            <w:pPr>
+              <w:bidi/>
+              <w:jc w:val="center"/>
+            </w:pPr>
+            <w:r>
+              <w:rPr>
+                <w:sz w:val="22"/>
+                <w:szCs w:val="22"/>
+                <w:rtl/>
+              </w:rPr>
+              <w:t xml:space="preserve">ضعف برندسازی و دشواری تمایز محصول</w:t>
+            </w:r>
+          </w:p>
+        </w:tc>
+        <w:tc>
+          <w:tcPr>
+            <w:tcW w:w="1488" w:type="dxa"/>
+            <w:tcBorders>
+              <w:top w:val="single" w:sz="4" w:space="0" w:color="000000"/>
+              <w:left w:val="single" w:sz="4" w:space="0" w:color="000000"/>
+              <w:bottom w:val="single" w:sz="4" w:space="0" w:color="000000"/>
+              <w:right w:val="single" w:sz="4" w:space="0" w:color="000000"/>
+            </w:tcBorders>
+            <w:tcMar>
+              <w:top w:w="40" w:type="dxa"/>
+              <w:left w:w="80" w:type="dxa"/>
+              <w:bottom w:w="40" w:type="dxa"/>
+              <w:right w:w="80" w:type="dxa"/>
+            </w:tcMar>
+            <w:vAlign w:val="center"/>
+          </w:tcPr>
+          <w:p>
+            <w:pPr>
+              <w:bidi/>
+              <w:jc w:val="center"/>
+            </w:pPr>
+            <w:r>
+              <w:rPr>
+                <w:sz w:val="22"/>
+                <w:szCs w:val="22"/>
+                <w:rtl/>
+              </w:rPr>
+              <w:t xml:space="preserve">۴٫۰۰</w:t>
+            </w:r>
+          </w:p>
+        </w:tc>
+      </w:tr>
+      <w:tr>
+        <w:trPr>
+          <w:cantSplit/>
+        </w:trPr>
+        <w:tc>
+          <w:tcPr>
+            <w:tcW w:w="640" w:type="dxa"/>
+            <w:tcBorders>
+              <w:top w:val="single" w:sz="4" w:space="0" w:color="000000"/>
+              <w:left w:val="single" w:sz="4" w:space="0" w:color="000000"/>
+              <w:bottom w:val="single" w:sz="4" w:space="0" w:color="000000"/>
+              <w:right w:val="single" w:sz="4" w:space="0" w:color="000000"/>
+            </w:tcBorders>
+            <w:tcMar>
+              <w:top w:w="40" w:type="dxa"/>
+              <w:left w:w="80" w:type="dxa"/>
+              <w:bottom w:w="40" w:type="dxa"/>
+              <w:right w:w="80" w:type="dxa"/>
+            </w:tcMar>
+            <w:vAlign w:val="center"/>
+          </w:tcPr>
+          <w:p>
+            <w:pPr>
+              <w:bidi/>
+              <w:jc w:val="center"/>
+            </w:pPr>
+            <w:r>
+              <w:rPr>
+                <w:sz w:val="22"/>
+                <w:szCs w:val="22"/>
+                <w:rtl/>
+              </w:rPr>
+              <w:t xml:space="preserve">۹</w:t>
+            </w:r>
+          </w:p>
+        </w:tc>
+        <w:tc>
+          <w:tcPr>
+            <w:tcW w:w="3700" w:type="dxa"/>
+            <w:tcBorders>
+              <w:top w:val="single" w:sz="4" w:space="0" w:color="000000"/>
+              <w:left w:val="single" w:sz="4" w:space="0" w:color="000000"/>
+              <w:bottom w:val="single" w:sz="4" w:space="0" w:color="000000"/>
+              <w:right w:val="single" w:sz="4" w:space="0" w:color="000000"/>
+            </w:tcBorders>
+            <w:tcMar>
+              <w:top w:w="40" w:type="dxa"/>
+              <w:left w:w="80" w:type="dxa"/>
+              <w:bottom w:w="40" w:type="dxa"/>
+              <w:right w:w="80" w:type="dxa"/>
+            </w:tcMar>
+            <w:vAlign w:val="center"/>
+          </w:tcPr>
+          <w:p>
+            <w:pPr>
+              <w:bidi/>
+              <w:jc w:val="center"/>
+            </w:pPr>
+            <w:r>
+              <w:rPr>
+                <w:sz w:val="22"/>
+                <w:szCs w:val="22"/>
+                <w:rtl/>
+              </w:rPr>
+              <w:t xml:space="preserve">دشواری جذب مشتری جدید</w:t>
+            </w:r>
+          </w:p>
+        </w:tc>
+        <w:tc>
+          <w:tcPr>
+            <w:tcW w:w="2960" w:type="dxa"/>
+            <w:tcBorders>
+              <w:top w:val="single" w:sz="4" w:space="0" w:color="000000"/>
+              <w:left w:val="single" w:sz="4" w:space="0" w:color="000000"/>
+              <w:bottom w:val="single" w:sz="4" w:space="0" w:color="000000"/>
+              <w:right w:val="single" w:sz="4" w:space="0" w:color="000000"/>
+            </w:tcBorders>
+            <w:tcMar>
+              <w:top w:w="40" w:type="dxa"/>
+              <w:left w:w="80" w:type="dxa"/>
+              <w:bottom w:w="40" w:type="dxa"/>
+              <w:right w:w="80" w:type="dxa"/>
+            </w:tcMar>
+            <w:vAlign w:val="center"/>
+          </w:tcPr>
+          <w:p>
+            <w:pPr>
+              <w:bidi/>
+              <w:jc w:val="center"/>
+            </w:pPr>
+            <w:r>
+              <w:rPr>
+                <w:sz w:val="22"/>
+                <w:szCs w:val="22"/>
+                <w:rtl/>
+              </w:rPr>
+              <w:t xml:space="preserve">دشواری جذب و حفظ مشتری و وفاداری پایین</w:t>
+            </w:r>
+          </w:p>
+        </w:tc>
+        <w:tc>
+          <w:tcPr>
+            <w:tcW w:w="1488" w:type="dxa"/>
+            <w:tcBorders>
+              <w:top w:val="single" w:sz="4" w:space="0" w:color="000000"/>
+              <w:left w:val="single" w:sz="4" w:space="0" w:color="000000"/>
+              <w:bottom w:val="single" w:sz="4" w:space="0" w:color="000000"/>
+              <w:right w:val="single" w:sz="4" w:space="0" w:color="000000"/>
+            </w:tcBorders>
+            <w:tcMar>
+              <w:top w:w="40" w:type="dxa"/>
+              <w:left w:w="80" w:type="dxa"/>
+              <w:bottom w:w="40" w:type="dxa"/>
+              <w:right w:w="80" w:type="dxa"/>
+            </w:tcMar>
+            <w:vAlign w:val="center"/>
+          </w:tcPr>
+          <w:p>
+            <w:pPr>
+              <w:bidi/>
+              <w:jc w:val="center"/>
+            </w:pPr>
+            <w:r>
+              <w:rPr>
+                <w:sz w:val="22"/>
+                <w:szCs w:val="22"/>
+                <w:rtl/>
+              </w:rPr>
+              <w:t xml:space="preserve">۴٫۰۰</w:t>
+            </w:r>
+          </w:p>
+        </w:tc>
+      </w:tr>
+      <w:tr>
+        <w:trPr>
+          <w:cantSplit/>
+        </w:trPr>
+        <w:tc>
+          <w:tcPr>
+            <w:tcW w:w="640" w:type="dxa"/>
+            <w:tcBorders>
+              <w:top w:val="single" w:sz="4" w:space="0" w:color="000000"/>
+              <w:left w:val="single" w:sz="4" w:space="0" w:color="000000"/>
+              <w:bottom w:val="single" w:sz="4" w:space="0" w:color="000000"/>
+              <w:right w:val="single" w:sz="4" w:space="0" w:color="000000"/>
+            </w:tcBorders>
+            <w:tcMar>
+              <w:top w:w="40" w:type="dxa"/>
+              <w:left w:w="80" w:type="dxa"/>
+              <w:bottom w:w="40" w:type="dxa"/>
+              <w:right w:w="80" w:type="dxa"/>
+            </w:tcMar>
+            <w:vAlign w:val="center"/>
+          </w:tcPr>
+          <w:p>
+            <w:pPr>
+              <w:bidi/>
+              <w:jc w:val="center"/>
+            </w:pPr>
+            <w:r>
+              <w:rPr>
+                <w:sz w:val="22"/>
+                <w:szCs w:val="22"/>
+                <w:rtl/>
+              </w:rPr>
+              <w:t xml:space="preserve">۹</w:t>
+            </w:r>
+          </w:p>
+        </w:tc>
+        <w:tc>
+          <w:tcPr>
+            <w:tcW w:w="3700" w:type="dxa"/>
+            <w:tcBorders>
+              <w:top w:val="single" w:sz="4" w:space="0" w:color="000000"/>
+              <w:left w:val="single" w:sz="4" w:space="0" w:color="000000"/>
+              <w:bottom w:val="single" w:sz="4" w:space="0" w:color="000000"/>
+              <w:right w:val="single" w:sz="4" w:space="0" w:color="000000"/>
+            </w:tcBorders>
+            <w:tcMar>
+              <w:top w:w="40" w:type="dxa"/>
+              <w:left w:w="80" w:type="dxa"/>
+              <w:bottom w:w="40" w:type="dxa"/>
+              <w:right w:w="80" w:type="dxa"/>
+            </w:tcMar>
+            <w:vAlign w:val="center"/>
+          </w:tcPr>
+          <w:p>
+            <w:pPr>
+              <w:bidi/>
+              <w:jc w:val="center"/>
+            </w:pPr>
+            <w:r>
+              <w:rPr>
+                <w:sz w:val="22"/>
+                <w:szCs w:val="22"/>
+                <w:rtl/>
+              </w:rPr>
+              <w:t xml:space="preserve">وفاداری پایین مشتری به شرکت تک‌محصولی</w:t>
+            </w:r>
+          </w:p>
+        </w:tc>
+        <w:tc>
+          <w:tcPr>
+            <w:tcW w:w="2960" w:type="dxa"/>
+            <w:tcBorders>
+              <w:top w:val="single" w:sz="4" w:space="0" w:color="000000"/>
+              <w:left w:val="single" w:sz="4" w:space="0" w:color="000000"/>
+              <w:bottom w:val="single" w:sz="4" w:space="0" w:color="000000"/>
+              <w:right w:val="single" w:sz="4" w:space="0" w:color="000000"/>
+            </w:tcBorders>
+            <w:tcMar>
+              <w:top w:w="40" w:type="dxa"/>
+              <w:left w:w="80" w:type="dxa"/>
+              <w:bottom w:w="40" w:type="dxa"/>
+              <w:right w:w="80" w:type="dxa"/>
+            </w:tcMar>
+            <w:vAlign w:val="center"/>
+          </w:tcPr>
+          <w:p>
+            <w:pPr>
+              <w:bidi/>
+              <w:jc w:val="center"/>
+            </w:pPr>
+            <w:r>
+              <w:rPr>
+                <w:sz w:val="22"/>
+                <w:szCs w:val="22"/>
+                <w:rtl/>
+              </w:rPr>
+              <w:t xml:space="preserve">دشواری جذب و حفظ مشتری و وفاداری پایین</w:t>
+            </w:r>
+          </w:p>
+        </w:tc>
+        <w:tc>
+          <w:tcPr>
+            <w:tcW w:w="1488" w:type="dxa"/>
+            <w:tcBorders>
+              <w:top w:val="single" w:sz="4" w:space="0" w:color="000000"/>
+              <w:left w:val="single" w:sz="4" w:space="0" w:color="000000"/>
+              <w:bottom w:val="single" w:sz="4" w:space="0" w:color="000000"/>
+              <w:right w:val="single" w:sz="4" w:space="0" w:color="000000"/>
+            </w:tcBorders>
+            <w:tcMar>
+              <w:top w:w="40" w:type="dxa"/>
+              <w:left w:w="80" w:type="dxa"/>
+              <w:bottom w:w="40" w:type="dxa"/>
+              <w:right w:w="80" w:type="dxa"/>
+            </w:tcMar>
+            <w:vAlign w:val="center"/>
+          </w:tcPr>
+          <w:p>
+            <w:pPr>
+              <w:bidi/>
+              <w:jc w:val="center"/>
+            </w:pPr>
+            <w:r>
+              <w:rPr>
+                <w:sz w:val="22"/>
+                <w:szCs w:val="22"/>
+                <w:rtl/>
+              </w:rPr>
+              <w:t xml:space="preserve">۴٫۰۰</w:t>
+            </w:r>
+          </w:p>
+        </w:tc>
+      </w:tr>
+      <w:tr>
+        <w:trPr>
+          <w:cantSplit/>
+        </w:trPr>
+        <w:tc>
+          <w:tcPr>
+            <w:tcW w:w="640" w:type="dxa"/>
+            <w:tcBorders>
+              <w:top w:val="single" w:sz="4" w:space="0" w:color="000000"/>
+              <w:left w:val="single" w:sz="4" w:space="0" w:color="000000"/>
+              <w:bottom w:val="single" w:sz="4" w:space="0" w:color="000000"/>
+              <w:right w:val="single" w:sz="4" w:space="0" w:color="000000"/>
+            </w:tcBorders>
+            <w:tcMar>
+              <w:top w:w="40" w:type="dxa"/>
+              <w:left w:w="80" w:type="dxa"/>
+              <w:bottom w:w="40" w:type="dxa"/>
+              <w:right w:w="80" w:type="dxa"/>
+            </w:tcMar>
+            <w:vAlign w:val="center"/>
+          </w:tcPr>
+          <w:p>
+            <w:pPr>
+              <w:bidi/>
+              <w:jc w:val="center"/>
+            </w:pPr>
+            <w:r>
+              <w:rPr>
+                <w:sz w:val="22"/>
+                <w:szCs w:val="22"/>
+                <w:rtl/>
+              </w:rPr>
+              <w:t xml:space="preserve">۹</w:t>
+            </w:r>
+          </w:p>
+        </w:tc>
+        <w:tc>
+          <w:tcPr>
+            <w:tcW w:w="3700" w:type="dxa"/>
+            <w:tcBorders>
+              <w:top w:val="single" w:sz="4" w:space="0" w:color="000000"/>
+              <w:left w:val="single" w:sz="4" w:space="0" w:color="000000"/>
+              <w:bottom w:val="single" w:sz="4" w:space="0" w:color="000000"/>
+              <w:right w:val="single" w:sz="4" w:space="0" w:color="000000"/>
+            </w:tcBorders>
+            <w:tcMar>
+              <w:top w:w="40" w:type="dxa"/>
+              <w:left w:w="80" w:type="dxa"/>
+              <w:bottom w:w="40" w:type="dxa"/>
+              <w:right w:w="80" w:type="dxa"/>
+            </w:tcMar>
+            <w:vAlign w:val="center"/>
+          </w:tcPr>
+          <w:p>
+            <w:pPr>
+              <w:bidi/>
+              <w:jc w:val="center"/>
+            </w:pPr>
+            <w:r>
+              <w:rPr>
+                <w:sz w:val="22"/>
+                <w:szCs w:val="22"/>
+                <w:rtl/>
+              </w:rPr>
+              <w:t xml:space="preserve">ضعف در پیش‌بینی دقیق تقاضای بازار</w:t>
+            </w:r>
+          </w:p>
+        </w:tc>
+        <w:tc>
+          <w:tcPr>
+            <w:tcW w:w="2960" w:type="dxa"/>
+            <w:tcBorders>
+              <w:top w:val="single" w:sz="4" w:space="0" w:color="000000"/>
+              <w:left w:val="single" w:sz="4" w:space="0" w:color="000000"/>
+              <w:bottom w:val="single" w:sz="4" w:space="0" w:color="000000"/>
+              <w:right w:val="single" w:sz="4" w:space="0" w:color="000000"/>
+            </w:tcBorders>
+            <w:tcMar>
+              <w:top w:w="40" w:type="dxa"/>
+              <w:left w:w="80" w:type="dxa"/>
+              <w:bottom w:w="40" w:type="dxa"/>
+              <w:right w:w="80" w:type="dxa"/>
+            </w:tcMar>
+            <w:vAlign w:val="center"/>
+          </w:tcPr>
+          <w:p>
+            <w:pPr>
+              <w:bidi/>
+              <w:jc w:val="center"/>
+            </w:pPr>
+            <w:r>
+              <w:rPr>
+                <w:sz w:val="22"/>
+                <w:szCs w:val="22"/>
+                <w:rtl/>
+              </w:rPr>
+              <w:t xml:space="preserve">ضعف در برنامه‌ریزی، پیش‌بینی و مدیریت فروش</w:t>
+            </w:r>
+          </w:p>
+        </w:tc>
+        <w:tc>
+          <w:tcPr>
+            <w:tcW w:w="1488" w:type="dxa"/>
+            <w:tcBorders>
+              <w:top w:val="single" w:sz="4" w:space="0" w:color="000000"/>
+              <w:left w:val="single" w:sz="4" w:space="0" w:color="000000"/>
+              <w:bottom w:val="single" w:sz="4" w:space="0" w:color="000000"/>
+              <w:right w:val="single" w:sz="4" w:space="0" w:color="000000"/>
+            </w:tcBorders>
+            <w:tcMar>
+              <w:top w:w="40" w:type="dxa"/>
+              <w:left w:w="80" w:type="dxa"/>
+              <w:bottom w:w="40" w:type="dxa"/>
+              <w:right w:w="80" w:type="dxa"/>
+            </w:tcMar>
+            <w:vAlign w:val="center"/>
+          </w:tcPr>
+          <w:p>
+            <w:pPr>
+              <w:bidi/>
+              <w:jc w:val="center"/>
+            </w:pPr>
+            <w:r>
+              <w:rPr>
+                <w:sz w:val="22"/>
+                <w:szCs w:val="22"/>
+                <w:rtl/>
+              </w:rPr>
+              <w:t xml:space="preserve">۴٫۰۰</w:t>
+            </w:r>
+          </w:p>
+        </w:tc>
+      </w:tr>
+      <w:tr>
+        <w:trPr>
+          <w:cantSplit/>
+        </w:trPr>
+        <w:tc>
+          <w:tcPr>
+            <w:tcW w:w="640" w:type="dxa"/>
+            <w:tcBorders>
+              <w:top w:val="single" w:sz="4" w:space="0" w:color="000000"/>
+              <w:left w:val="single" w:sz="4" w:space="0" w:color="000000"/>
+              <w:bottom w:val="single" w:sz="4" w:space="0" w:color="000000"/>
+              <w:right w:val="single" w:sz="4" w:space="0" w:color="000000"/>
+            </w:tcBorders>
+            <w:tcMar>
+              <w:top w:w="40" w:type="dxa"/>
+              <w:left w:w="80" w:type="dxa"/>
+              <w:bottom w:w="40" w:type="dxa"/>
+              <w:right w:w="80" w:type="dxa"/>
+            </w:tcMar>
+            <w:vAlign w:val="center"/>
+          </w:tcPr>
+          <w:p>
+            <w:pPr>
+              <w:bidi/>
+              <w:jc w:val="center"/>
+            </w:pPr>
+            <w:r>
+              <w:rPr>
+                <w:sz w:val="22"/>
+                <w:szCs w:val="22"/>
+                <w:rtl/>
+              </w:rPr>
+              <w:t xml:space="preserve">۹</w:t>
+            </w:r>
+          </w:p>
+        </w:tc>
+        <w:tc>
+          <w:tcPr>
+            <w:tcW w:w="3700" w:type="dxa"/>
+            <w:tcBorders>
+              <w:top w:val="single" w:sz="4" w:space="0" w:color="000000"/>
+              <w:left w:val="single" w:sz="4" w:space="0" w:color="000000"/>
+              <w:bottom w:val="single" w:sz="4" w:space="0" w:color="000000"/>
+              <w:right w:val="single" w:sz="4" w:space="0" w:color="000000"/>
+            </w:tcBorders>
+            <w:tcMar>
+              <w:top w:w="40" w:type="dxa"/>
+              <w:left w:w="80" w:type="dxa"/>
+              <w:bottom w:w="40" w:type="dxa"/>
+              <w:right w:w="80" w:type="dxa"/>
+            </w:tcMar>
+            <w:vAlign w:val="center"/>
+          </w:tcPr>
+          <w:p>
+            <w:pPr>
+              <w:bidi/>
+              <w:jc w:val="center"/>
+            </w:pPr>
+            <w:r>
+              <w:rPr>
+                <w:sz w:val="22"/>
+                <w:szCs w:val="22"/>
+                <w:rtl/>
+              </w:rPr>
+              <w:t xml:space="preserve">ضعف در برنامه‌ریزی و مدیریت موجودی</w:t>
+            </w:r>
+          </w:p>
+        </w:tc>
+        <w:tc>
+          <w:tcPr>
+            <w:tcW w:w="2960" w:type="dxa"/>
+            <w:tcBorders>
+              <w:top w:val="single" w:sz="4" w:space="0" w:color="000000"/>
+              <w:left w:val="single" w:sz="4" w:space="0" w:color="000000"/>
+              <w:bottom w:val="single" w:sz="4" w:space="0" w:color="000000"/>
+              <w:right w:val="single" w:sz="4" w:space="0" w:color="000000"/>
+            </w:tcBorders>
+            <w:tcMar>
+              <w:top w:w="40" w:type="dxa"/>
+              <w:left w:w="80" w:type="dxa"/>
+              <w:bottom w:w="40" w:type="dxa"/>
+              <w:right w:w="80" w:type="dxa"/>
+            </w:tcMar>
+            <w:vAlign w:val="center"/>
+          </w:tcPr>
+          <w:p>
+            <w:pPr>
+              <w:bidi/>
+              <w:jc w:val="center"/>
+            </w:pPr>
+            <w:r>
+              <w:rPr>
+                <w:sz w:val="22"/>
+                <w:szCs w:val="22"/>
+                <w:rtl/>
+              </w:rPr>
+              <w:t xml:space="preserve">ضعف در برنامه‌ریزی، پیش‌بینی و مدیریت فروش</w:t>
+            </w:r>
+          </w:p>
+        </w:tc>
+        <w:tc>
+          <w:tcPr>
+            <w:tcW w:w="1488" w:type="dxa"/>
+            <w:tcBorders>
+              <w:top w:val="single" w:sz="4" w:space="0" w:color="000000"/>
+              <w:left w:val="single" w:sz="4" w:space="0" w:color="000000"/>
+              <w:bottom w:val="single" w:sz="4" w:space="0" w:color="000000"/>
+              <w:right w:val="single" w:sz="4" w:space="0" w:color="000000"/>
+            </w:tcBorders>
+            <w:tcMar>
+              <w:top w:w="40" w:type="dxa"/>
+              <w:left w:w="80" w:type="dxa"/>
+              <w:bottom w:w="40" w:type="dxa"/>
+              <w:right w:w="80" w:type="dxa"/>
+            </w:tcMar>
+            <w:vAlign w:val="center"/>
+          </w:tcPr>
+          <w:p>
+            <w:pPr>
+              <w:bidi/>
+              <w:jc w:val="center"/>
+            </w:pPr>
+            <w:r>
+              <w:rPr>
+                <w:sz w:val="22"/>
+                <w:szCs w:val="22"/>
+                <w:rtl/>
+              </w:rPr>
+              <w:t xml:space="preserve">۴٫۰۰</w:t>
+            </w:r>
+          </w:p>
+        </w:tc>
+      </w:tr>
+      <w:tr>
+        <w:trPr>
+          <w:cantSplit/>
+        </w:trPr>
+        <w:tc>
+          <w:tcPr>
+            <w:tcW w:w="640" w:type="dxa"/>
+            <w:tcBorders>
+              <w:top w:val="single" w:sz="4" w:space="0" w:color="000000"/>
+              <w:left w:val="single" w:sz="4" w:space="0" w:color="000000"/>
+              <w:bottom w:val="single" w:sz="4" w:space="0" w:color="000000"/>
+              <w:right w:val="single" w:sz="4" w:space="0" w:color="000000"/>
+            </w:tcBorders>
+            <w:tcMar>
+              <w:top w:w="40" w:type="dxa"/>
+              <w:left w:w="80" w:type="dxa"/>
+              <w:bottom w:w="40" w:type="dxa"/>
+              <w:right w:w="80" w:type="dxa"/>
+            </w:tcMar>
+            <w:vAlign w:val="center"/>
+          </w:tcPr>
+          <w:p>
+            <w:pPr>
+              <w:bidi/>
+              <w:jc w:val="center"/>
+            </w:pPr>
+            <w:r>
+              <w:rPr>
+                <w:sz w:val="22"/>
+                <w:szCs w:val="22"/>
+                <w:rtl/>
+              </w:rPr>
+              <w:t xml:space="preserve">۹</w:t>
+            </w:r>
+          </w:p>
+        </w:tc>
+        <w:tc>
+          <w:tcPr>
+            <w:tcW w:w="3700" w:type="dxa"/>
+            <w:tcBorders>
+              <w:top w:val="single" w:sz="4" w:space="0" w:color="000000"/>
+              <w:left w:val="single" w:sz="4" w:space="0" w:color="000000"/>
+              <w:bottom w:val="single" w:sz="4" w:space="0" w:color="000000"/>
+              <w:right w:val="single" w:sz="4" w:space="0" w:color="000000"/>
+            </w:tcBorders>
+            <w:tcMar>
+              <w:top w:w="40" w:type="dxa"/>
+              <w:left w:w="80" w:type="dxa"/>
+              <w:bottom w:w="40" w:type="dxa"/>
+              <w:right w:w="80" w:type="dxa"/>
+            </w:tcMar>
+            <w:vAlign w:val="center"/>
+          </w:tcPr>
+          <w:p>
+            <w:pPr>
+              <w:bidi/>
+              <w:jc w:val="center"/>
+            </w:pPr>
+            <w:r>
+              <w:rPr>
+                <w:sz w:val="22"/>
+                <w:szCs w:val="22"/>
+                <w:rtl/>
+              </w:rPr>
+              <w:t xml:space="preserve">محدودیت منابع مالی برای توزیع و ترویج محصول</w:t>
+            </w:r>
+          </w:p>
+        </w:tc>
+        <w:tc>
+          <w:tcPr>
+            <w:tcW w:w="2960" w:type="dxa"/>
+            <w:tcBorders>
+              <w:top w:val="single" w:sz="4" w:space="0" w:color="000000"/>
+              <w:left w:val="single" w:sz="4" w:space="0" w:color="000000"/>
+              <w:bottom w:val="single" w:sz="4" w:space="0" w:color="000000"/>
+              <w:right w:val="single" w:sz="4" w:space="0" w:color="000000"/>
+            </w:tcBorders>
+            <w:tcMar>
+              <w:top w:w="40" w:type="dxa"/>
+              <w:left w:w="80" w:type="dxa"/>
+              <w:bottom w:w="40" w:type="dxa"/>
+              <w:right w:w="80" w:type="dxa"/>
+            </w:tcMar>
+            <w:vAlign w:val="center"/>
+          </w:tcPr>
+          <w:p>
+            <w:pPr>
+              <w:bidi/>
+              <w:jc w:val="center"/>
+            </w:pPr>
+            <w:r>
+              <w:rPr>
+                <w:sz w:val="22"/>
+                <w:szCs w:val="22"/>
+                <w:rtl/>
+              </w:rPr>
+              <w:t xml:space="preserve">ضعف در برنامه‌ریزی، پیش‌بینی و مدیریت فروش</w:t>
+            </w:r>
+          </w:p>
+        </w:tc>
+        <w:tc>
+          <w:tcPr>
+            <w:tcW w:w="1488" w:type="dxa"/>
+            <w:tcBorders>
+              <w:top w:val="single" w:sz="4" w:space="0" w:color="000000"/>
+              <w:left w:val="single" w:sz="4" w:space="0" w:color="000000"/>
+              <w:bottom w:val="single" w:sz="4" w:space="0" w:color="000000"/>
+              <w:right w:val="single" w:sz="4" w:space="0" w:color="000000"/>
+            </w:tcBorders>
+            <w:tcMar>
+              <w:top w:w="40" w:type="dxa"/>
+              <w:left w:w="80" w:type="dxa"/>
+              <w:bottom w:w="40" w:type="dxa"/>
+              <w:right w:w="80" w:type="dxa"/>
+            </w:tcMar>
+            <w:vAlign w:val="center"/>
+          </w:tcPr>
+          <w:p>
+            <w:pPr>
+              <w:bidi/>
+              <w:jc w:val="center"/>
+            </w:pPr>
+            <w:r>
+              <w:rPr>
+                <w:sz w:val="22"/>
+                <w:szCs w:val="22"/>
+                <w:rtl/>
+              </w:rPr>
+              <w:t xml:space="preserve">۴٫۰۰</w:t>
+            </w:r>
+          </w:p>
+        </w:tc>
+      </w:tr>
+      <w:tr>
+        <w:trPr>
+          <w:cantSplit/>
+        </w:trPr>
+        <w:tc>
+          <w:tcPr>
+            <w:tcW w:w="640" w:type="dxa"/>
+            <w:tcBorders>
+              <w:top w:val="single" w:sz="4" w:space="0" w:color="000000"/>
+              <w:left w:val="single" w:sz="4" w:space="0" w:color="000000"/>
+              <w:bottom w:val="single" w:sz="4" w:space="0" w:color="000000"/>
+              <w:right w:val="single" w:sz="4" w:space="0" w:color="000000"/>
+            </w:tcBorders>
+            <w:tcMar>
+              <w:top w:w="40" w:type="dxa"/>
+              <w:left w:w="80" w:type="dxa"/>
+              <w:bottom w:w="40" w:type="dxa"/>
+              <w:right w:w="80" w:type="dxa"/>
+            </w:tcMar>
+            <w:vAlign w:val="center"/>
+          </w:tcPr>
+          <w:p>
+            <w:pPr>
+              <w:bidi/>
+              <w:jc w:val="center"/>
+            </w:pPr>
+            <w:r>
+              <w:rPr>
+                <w:sz w:val="22"/>
+                <w:szCs w:val="22"/>
+                <w:rtl/>
+              </w:rPr>
+              <w:t xml:space="preserve">۹</w:t>
+            </w:r>
+          </w:p>
+        </w:tc>
+        <w:tc>
+          <w:tcPr>
+            <w:tcW w:w="3700" w:type="dxa"/>
+            <w:tcBorders>
+              <w:top w:val="single" w:sz="4" w:space="0" w:color="000000"/>
+              <w:left w:val="single" w:sz="4" w:space="0" w:color="000000"/>
+              <w:bottom w:val="single" w:sz="4" w:space="0" w:color="000000"/>
+              <w:right w:val="single" w:sz="4" w:space="0" w:color="000000"/>
+            </w:tcBorders>
+            <w:tcMar>
+              <w:top w:w="40" w:type="dxa"/>
+              <w:left w:w="80" w:type="dxa"/>
+              <w:bottom w:w="40" w:type="dxa"/>
+              <w:right w:w="80" w:type="dxa"/>
+            </w:tcMar>
+            <w:vAlign w:val="center"/>
+          </w:tcPr>
+          <w:p>
+            <w:pPr>
+              <w:bidi/>
+              <w:jc w:val="center"/>
+            </w:pPr>
+            <w:r>
+              <w:rPr>
+                <w:sz w:val="22"/>
+                <w:szCs w:val="22"/>
+                <w:rtl/>
+              </w:rPr>
+              <w:t xml:space="preserve">کوچک بودن شبکه فروش و پوشش محدود بازار</w:t>
+            </w:r>
+          </w:p>
+        </w:tc>
+        <w:tc>
+          <w:tcPr>
+            <w:tcW w:w="2960" w:type="dxa"/>
+            <w:tcBorders>
+              <w:top w:val="single" w:sz="4" w:space="0" w:color="000000"/>
+              <w:left w:val="single" w:sz="4" w:space="0" w:color="000000"/>
+              <w:bottom w:val="single" w:sz="4" w:space="0" w:color="000000"/>
+              <w:right w:val="single" w:sz="4" w:space="0" w:color="000000"/>
+            </w:tcBorders>
+            <w:tcMar>
+              <w:top w:w="40" w:type="dxa"/>
+              <w:left w:w="80" w:type="dxa"/>
+              <w:bottom w:w="40" w:type="dxa"/>
+              <w:right w:w="80" w:type="dxa"/>
+            </w:tcMar>
+            <w:vAlign w:val="center"/>
+          </w:tcPr>
+          <w:p>
+            <w:pPr>
+              <w:bidi/>
+              <w:jc w:val="center"/>
+            </w:pPr>
+            <w:r>
+              <w:rPr>
+                <w:sz w:val="22"/>
+                <w:szCs w:val="22"/>
+                <w:rtl/>
+              </w:rPr>
+              <w:t xml:space="preserve">ناکارآمدی و هزینه‌بری شبکه توزیع و فروش</w:t>
+            </w:r>
+          </w:p>
+        </w:tc>
+        <w:tc>
+          <w:tcPr>
+            <w:tcW w:w="1488" w:type="dxa"/>
+            <w:tcBorders>
+              <w:top w:val="single" w:sz="4" w:space="0" w:color="000000"/>
+              <w:left w:val="single" w:sz="4" w:space="0" w:color="000000"/>
+              <w:bottom w:val="single" w:sz="4" w:space="0" w:color="000000"/>
+              <w:right w:val="single" w:sz="4" w:space="0" w:color="000000"/>
+            </w:tcBorders>
+            <w:tcMar>
+              <w:top w:w="40" w:type="dxa"/>
+              <w:left w:w="80" w:type="dxa"/>
+              <w:bottom w:w="40" w:type="dxa"/>
+              <w:right w:w="80" w:type="dxa"/>
+            </w:tcMar>
+            <w:vAlign w:val="center"/>
+          </w:tcPr>
+          <w:p>
+            <w:pPr>
+              <w:bidi/>
+              <w:jc w:val="center"/>
+            </w:pPr>
+            <w:r>
+              <w:rPr>
+                <w:sz w:val="22"/>
+                <w:szCs w:val="22"/>
+                <w:rtl/>
+              </w:rPr>
+              <w:t xml:space="preserve">۴٫۰۰</w:t>
+            </w:r>
+          </w:p>
+        </w:tc>
+      </w:tr>
+      <w:tr>
+        <w:trPr>
+          <w:cantSplit/>
+        </w:trPr>
+        <w:tc>
+          <w:tcPr>
+            <w:tcW w:w="640" w:type="dxa"/>
+            <w:tcBorders>
+              <w:top w:val="single" w:sz="4" w:space="0" w:color="000000"/>
+              <w:left w:val="single" w:sz="4" w:space="0" w:color="000000"/>
+              <w:bottom w:val="single" w:sz="4" w:space="0" w:color="000000"/>
+              <w:right w:val="single" w:sz="4" w:space="0" w:color="000000"/>
+            </w:tcBorders>
+            <w:tcMar>
+              <w:top w:w="40" w:type="dxa"/>
+              <w:left w:w="80" w:type="dxa"/>
+              <w:bottom w:w="40" w:type="dxa"/>
+              <w:right w:w="80" w:type="dxa"/>
+            </w:tcMar>
+            <w:vAlign w:val="center"/>
+          </w:tcPr>
+          <w:p>
+            <w:pPr>
+              <w:bidi/>
+              <w:jc w:val="center"/>
+            </w:pPr>
+            <w:r>
+              <w:rPr>
+                <w:sz w:val="22"/>
+                <w:szCs w:val="22"/>
+                <w:rtl/>
+              </w:rPr>
+              <w:t xml:space="preserve">۹</w:t>
+            </w:r>
+          </w:p>
+        </w:tc>
+        <w:tc>
+          <w:tcPr>
+            <w:tcW w:w="3700" w:type="dxa"/>
+            <w:tcBorders>
+              <w:top w:val="single" w:sz="4" w:space="0" w:color="000000"/>
+              <w:left w:val="single" w:sz="4" w:space="0" w:color="000000"/>
+              <w:bottom w:val="single" w:sz="4" w:space="0" w:color="000000"/>
+              <w:right w:val="single" w:sz="4" w:space="0" w:color="000000"/>
+            </w:tcBorders>
+            <w:tcMar>
+              <w:top w:w="40" w:type="dxa"/>
+              <w:left w:w="80" w:type="dxa"/>
+              <w:bottom w:w="40" w:type="dxa"/>
+              <w:right w:w="80" w:type="dxa"/>
+            </w:tcMar>
+            <w:vAlign w:val="center"/>
+          </w:tcPr>
+          <w:p>
+            <w:pPr>
+              <w:bidi/>
+              <w:jc w:val="center"/>
+            </w:pPr>
+            <w:r>
+              <w:rPr>
+                <w:sz w:val="22"/>
+                <w:szCs w:val="22"/>
+                <w:rtl/>
+              </w:rPr>
+              <w:t xml:space="preserve">کاهش قدرت چانه‌زنی در برابر شبکه توزیع و خرده‌فروشی چندمحصولی</w:t>
+            </w:r>
+          </w:p>
+        </w:tc>
+        <w:tc>
+          <w:tcPr>
+            <w:tcW w:w="2960" w:type="dxa"/>
+            <w:tcBorders>
+              <w:top w:val="single" w:sz="4" w:space="0" w:color="000000"/>
+              <w:left w:val="single" w:sz="4" w:space="0" w:color="000000"/>
+              <w:bottom w:val="single" w:sz="4" w:space="0" w:color="000000"/>
+              <w:right w:val="single" w:sz="4" w:space="0" w:color="000000"/>
+            </w:tcBorders>
+            <w:tcMar>
+              <w:top w:w="40" w:type="dxa"/>
+              <w:left w:w="80" w:type="dxa"/>
+              <w:bottom w:w="40" w:type="dxa"/>
+              <w:right w:w="80" w:type="dxa"/>
+            </w:tcMar>
+            <w:vAlign w:val="center"/>
+          </w:tcPr>
+          <w:p>
+            <w:pPr>
+              <w:bidi/>
+              <w:jc w:val="center"/>
+            </w:pPr>
+            <w:r>
+              <w:rPr>
+                <w:sz w:val="22"/>
+                <w:szCs w:val="22"/>
+                <w:rtl/>
+              </w:rPr>
+              <w:t xml:space="preserve">ناکارآمدی و هزینه‌بری شبکه توزیع و فروش</w:t>
+            </w:r>
+          </w:p>
+        </w:tc>
+        <w:tc>
+          <w:tcPr>
+            <w:tcW w:w="1488" w:type="dxa"/>
+            <w:tcBorders>
+              <w:top w:val="single" w:sz="4" w:space="0" w:color="000000"/>
+              <w:left w:val="single" w:sz="4" w:space="0" w:color="000000"/>
+              <w:bottom w:val="single" w:sz="4" w:space="0" w:color="000000"/>
+              <w:right w:val="single" w:sz="4" w:space="0" w:color="000000"/>
+            </w:tcBorders>
+            <w:tcMar>
+              <w:top w:w="40" w:type="dxa"/>
+              <w:left w:w="80" w:type="dxa"/>
+              <w:bottom w:w="40" w:type="dxa"/>
+              <w:right w:w="80" w:type="dxa"/>
+            </w:tcMar>
+            <w:vAlign w:val="center"/>
+          </w:tcPr>
+          <w:p>
+            <w:pPr>
+              <w:bidi/>
+              <w:jc w:val="center"/>
+            </w:pPr>
+            <w:r>
+              <w:rPr>
+                <w:sz w:val="22"/>
+                <w:szCs w:val="22"/>
+                <w:rtl/>
+              </w:rPr>
+              <w:t xml:space="preserve">۴٫۰۰</w:t>
+            </w:r>
+          </w:p>
+        </w:tc>
+      </w:tr>
+      <w:tr>
+        <w:trPr>
+          <w:cantSplit/>
+        </w:trPr>
+        <w:tc>
+          <w:tcPr>
+            <w:tcW w:w="640" w:type="dxa"/>
+            <w:tcBorders>
+              <w:top w:val="single" w:sz="4" w:space="0" w:color="000000"/>
+              <w:left w:val="single" w:sz="4" w:space="0" w:color="000000"/>
+              <w:bottom w:val="single" w:sz="4" w:space="0" w:color="000000"/>
+              <w:right w:val="single" w:sz="4" w:space="0" w:color="000000"/>
+            </w:tcBorders>
+            <w:tcMar>
+              <w:top w:w="40" w:type="dxa"/>
+              <w:left w:w="80" w:type="dxa"/>
+              <w:bottom w:w="40" w:type="dxa"/>
+              <w:right w:w="80" w:type="dxa"/>
+            </w:tcMar>
+            <w:vAlign w:val="center"/>
+          </w:tcPr>
+          <w:p>
+            <w:pPr>
+              <w:bidi/>
+              <w:jc w:val="center"/>
+            </w:pPr>
+            <w:r>
+              <w:rPr>
+                <w:sz w:val="22"/>
+                <w:szCs w:val="22"/>
+                <w:rtl/>
+              </w:rPr>
+              <w:t xml:space="preserve">۹</w:t>
+            </w:r>
+          </w:p>
+        </w:tc>
+        <w:tc>
+          <w:tcPr>
+            <w:tcW w:w="3700" w:type="dxa"/>
+            <w:tcBorders>
+              <w:top w:val="single" w:sz="4" w:space="0" w:color="000000"/>
+              <w:left w:val="single" w:sz="4" w:space="0" w:color="000000"/>
+              <w:bottom w:val="single" w:sz="4" w:space="0" w:color="000000"/>
+              <w:right w:val="single" w:sz="4" w:space="0" w:color="000000"/>
+            </w:tcBorders>
+            <w:tcMar>
+              <w:top w:w="40" w:type="dxa"/>
+              <w:left w:w="80" w:type="dxa"/>
+              <w:bottom w:w="40" w:type="dxa"/>
+              <w:right w:w="80" w:type="dxa"/>
+            </w:tcMar>
+            <w:vAlign w:val="center"/>
+          </w:tcPr>
+          <w:p>
+            <w:pPr>
+              <w:bidi/>
+              <w:jc w:val="center"/>
+            </w:pPr>
+            <w:r>
+              <w:rPr>
+                <w:sz w:val="22"/>
+                <w:szCs w:val="22"/>
+                <w:rtl/>
+              </w:rPr>
+              <w:t xml:space="preserve">وابستگی به تعداد محدودی مشتری یا کانال فروش</w:t>
+            </w:r>
+          </w:p>
+        </w:tc>
+        <w:tc>
+          <w:tcPr>
+            <w:tcW w:w="2960" w:type="dxa"/>
+            <w:tcBorders>
+              <w:top w:val="single" w:sz="4" w:space="0" w:color="000000"/>
+              <w:left w:val="single" w:sz="4" w:space="0" w:color="000000"/>
+              <w:bottom w:val="single" w:sz="4" w:space="0" w:color="000000"/>
+              <w:right w:val="single" w:sz="4" w:space="0" w:color="000000"/>
+            </w:tcBorders>
+            <w:tcMar>
+              <w:top w:w="40" w:type="dxa"/>
+              <w:left w:w="80" w:type="dxa"/>
+              <w:bottom w:w="40" w:type="dxa"/>
+              <w:right w:w="80" w:type="dxa"/>
+            </w:tcMar>
+            <w:vAlign w:val="center"/>
+          </w:tcPr>
+          <w:p>
+            <w:pPr>
+              <w:bidi/>
+              <w:jc w:val="center"/>
+            </w:pPr>
+            <w:r>
+              <w:rPr>
+                <w:sz w:val="22"/>
+                <w:szCs w:val="22"/>
+                <w:rtl/>
+              </w:rPr>
+              <w:t xml:space="preserve">ناکارآمدی و هزینه‌بری شبکه توزیع و فروش</w:t>
+            </w:r>
+          </w:p>
+        </w:tc>
+        <w:tc>
+          <w:tcPr>
+            <w:tcW w:w="1488" w:type="dxa"/>
+            <w:tcBorders>
+              <w:top w:val="single" w:sz="4" w:space="0" w:color="000000"/>
+              <w:left w:val="single" w:sz="4" w:space="0" w:color="000000"/>
+              <w:bottom w:val="single" w:sz="4" w:space="0" w:color="000000"/>
+              <w:right w:val="single" w:sz="4" w:space="0" w:color="000000"/>
+            </w:tcBorders>
+            <w:tcMar>
+              <w:top w:w="40" w:type="dxa"/>
+              <w:left w:w="80" w:type="dxa"/>
+              <w:bottom w:w="40" w:type="dxa"/>
+              <w:right w:w="80" w:type="dxa"/>
+            </w:tcMar>
+            <w:vAlign w:val="center"/>
+          </w:tcPr>
+          <w:p>
+            <w:pPr>
+              <w:bidi/>
+              <w:jc w:val="center"/>
+            </w:pPr>
+            <w:r>
+              <w:rPr>
+                <w:sz w:val="22"/>
+                <w:szCs w:val="22"/>
+                <w:rtl/>
+              </w:rPr>
+              <w:t xml:space="preserve">۴٫۰۰</w:t>
+            </w:r>
+          </w:p>
+        </w:tc>
+      </w:tr>
+      <w:tr>
+        <w:trPr>
+          <w:cantSplit/>
+        </w:trPr>
+        <w:tc>
+          <w:tcPr>
+            <w:tcW w:w="640" w:type="dxa"/>
+            <w:tcBorders>
+              <w:top w:val="single" w:sz="4" w:space="0" w:color="000000"/>
+              <w:left w:val="single" w:sz="4" w:space="0" w:color="000000"/>
+              <w:bottom w:val="single" w:sz="4" w:space="0" w:color="000000"/>
+              <w:right w:val="single" w:sz="4" w:space="0" w:color="000000"/>
+            </w:tcBorders>
+            <w:tcMar>
+              <w:top w:w="40" w:type="dxa"/>
+              <w:left w:w="80" w:type="dxa"/>
+              <w:bottom w:w="40" w:type="dxa"/>
+              <w:right w:w="80" w:type="dxa"/>
+            </w:tcMar>
+            <w:vAlign w:val="center"/>
+          </w:tcPr>
+          <w:p>
+            <w:pPr>
+              <w:bidi/>
+              <w:jc w:val="center"/>
+            </w:pPr>
+            <w:r>
+              <w:rPr>
+                <w:sz w:val="22"/>
+                <w:szCs w:val="22"/>
+                <w:rtl/>
+              </w:rPr>
+              <w:t xml:space="preserve">۹</w:t>
+            </w:r>
+          </w:p>
+        </w:tc>
+        <w:tc>
+          <w:tcPr>
+            <w:tcW w:w="3700" w:type="dxa"/>
+            <w:tcBorders>
+              <w:top w:val="single" w:sz="4" w:space="0" w:color="000000"/>
+              <w:left w:val="single" w:sz="4" w:space="0" w:color="000000"/>
+              <w:bottom w:val="single" w:sz="4" w:space="0" w:color="000000"/>
+              <w:right w:val="single" w:sz="4" w:space="0" w:color="000000"/>
+            </w:tcBorders>
+            <w:tcMar>
+              <w:top w:w="40" w:type="dxa"/>
+              <w:left w:w="80" w:type="dxa"/>
+              <w:bottom w:w="40" w:type="dxa"/>
+              <w:right w:w="80" w:type="dxa"/>
+            </w:tcMar>
+            <w:vAlign w:val="center"/>
+          </w:tcPr>
+          <w:p>
+            <w:pPr>
+              <w:bidi/>
+              <w:jc w:val="center"/>
+            </w:pPr>
+            <w:r>
+              <w:rPr>
+                <w:sz w:val="22"/>
+                <w:szCs w:val="22"/>
+                <w:rtl/>
+              </w:rPr>
+              <w:t xml:space="preserve">حضور محصولات جایگزین و برندهای رقیب دارای سبد متنوع</w:t>
+            </w:r>
+          </w:p>
+        </w:tc>
+        <w:tc>
+          <w:tcPr>
+            <w:tcW w:w="2960" w:type="dxa"/>
+            <w:tcBorders>
+              <w:top w:val="single" w:sz="4" w:space="0" w:color="000000"/>
+              <w:left w:val="single" w:sz="4" w:space="0" w:color="000000"/>
+              <w:bottom w:val="single" w:sz="4" w:space="0" w:color="000000"/>
+              <w:right w:val="single" w:sz="4" w:space="0" w:color="000000"/>
+            </w:tcBorders>
+            <w:tcMar>
+              <w:top w:w="40" w:type="dxa"/>
+              <w:left w:w="80" w:type="dxa"/>
+              <w:bottom w:w="40" w:type="dxa"/>
+              <w:right w:w="80" w:type="dxa"/>
+            </w:tcMar>
+            <w:vAlign w:val="center"/>
+          </w:tcPr>
+          <w:p>
+            <w:pPr>
+              <w:bidi/>
+              <w:jc w:val="center"/>
+            </w:pPr>
+            <w:r>
+              <w:rPr>
+                <w:sz w:val="22"/>
+                <w:szCs w:val="22"/>
+                <w:rtl/>
+              </w:rPr>
+              <w:t xml:space="preserve">شدت رقابت و فشار قیمتی بازار</w:t>
+            </w:r>
+          </w:p>
+        </w:tc>
+        <w:tc>
+          <w:tcPr>
+            <w:tcW w:w="1488" w:type="dxa"/>
+            <w:tcBorders>
+              <w:top w:val="single" w:sz="4" w:space="0" w:color="000000"/>
+              <w:left w:val="single" w:sz="4" w:space="0" w:color="000000"/>
+              <w:bottom w:val="single" w:sz="4" w:space="0" w:color="000000"/>
+              <w:right w:val="single" w:sz="4" w:space="0" w:color="000000"/>
+            </w:tcBorders>
+            <w:tcMar>
+              <w:top w:w="40" w:type="dxa"/>
+              <w:left w:w="80" w:type="dxa"/>
+              <w:bottom w:w="40" w:type="dxa"/>
+              <w:right w:w="80" w:type="dxa"/>
+            </w:tcMar>
+            <w:vAlign w:val="center"/>
+          </w:tcPr>
+          <w:p>
+            <w:pPr>
+              <w:bidi/>
+              <w:jc w:val="center"/>
+            </w:pPr>
+            <w:r>
+              <w:rPr>
+                <w:sz w:val="22"/>
+                <w:szCs w:val="22"/>
+                <w:rtl/>
+              </w:rPr>
+              <w:t xml:space="preserve">۴٫۰۰</w:t>
+            </w:r>
+          </w:p>
+        </w:tc>
+      </w:tr>
+      <w:tr>
+        <w:trPr>
+          <w:cantSplit/>
+        </w:trPr>
+        <w:tc>
+          <w:tcPr>
+            <w:tcW w:w="640" w:type="dxa"/>
+            <w:tcBorders>
+              <w:top w:val="single" w:sz="4" w:space="0" w:color="000000"/>
+              <w:left w:val="single" w:sz="4" w:space="0" w:color="000000"/>
+              <w:bottom w:val="single" w:sz="4" w:space="0" w:color="000000"/>
+              <w:right w:val="single" w:sz="4" w:space="0" w:color="000000"/>
+            </w:tcBorders>
+            <w:tcMar>
+              <w:top w:w="40" w:type="dxa"/>
+              <w:left w:w="80" w:type="dxa"/>
+              <w:bottom w:w="40" w:type="dxa"/>
+              <w:right w:w="80" w:type="dxa"/>
+            </w:tcMar>
+            <w:vAlign w:val="center"/>
+          </w:tcPr>
+          <w:p>
+            <w:pPr>
+              <w:bidi/>
+              <w:jc w:val="center"/>
+            </w:pPr>
+            <w:r>
+              <w:rPr>
+                <w:sz w:val="22"/>
+                <w:szCs w:val="22"/>
+                <w:rtl/>
+              </w:rPr>
+              <w:t xml:space="preserve">۹</w:t>
+            </w:r>
+          </w:p>
+        </w:tc>
+        <w:tc>
+          <w:tcPr>
+            <w:tcW w:w="3700" w:type="dxa"/>
+            <w:tcBorders>
+              <w:top w:val="single" w:sz="4" w:space="0" w:color="000000"/>
+              <w:left w:val="single" w:sz="4" w:space="0" w:color="000000"/>
+              <w:bottom w:val="single" w:sz="4" w:space="0" w:color="000000"/>
+              <w:right w:val="single" w:sz="4" w:space="0" w:color="000000"/>
+            </w:tcBorders>
+            <w:tcMar>
+              <w:top w:w="40" w:type="dxa"/>
+              <w:left w:w="80" w:type="dxa"/>
+              <w:bottom w:w="40" w:type="dxa"/>
+              <w:right w:w="80" w:type="dxa"/>
+            </w:tcMar>
+            <w:vAlign w:val="center"/>
+          </w:tcPr>
+          <w:p>
+            <w:pPr>
+              <w:bidi/>
+              <w:jc w:val="center"/>
+            </w:pPr>
+            <w:r>
+              <w:rPr>
+                <w:sz w:val="22"/>
+                <w:szCs w:val="22"/>
+                <w:rtl/>
+              </w:rPr>
+              <w:t xml:space="preserve">رقابت قیمتی و نوسان قیمت رقبا</w:t>
+            </w:r>
+          </w:p>
+        </w:tc>
+        <w:tc>
+          <w:tcPr>
+            <w:tcW w:w="2960" w:type="dxa"/>
+            <w:tcBorders>
+              <w:top w:val="single" w:sz="4" w:space="0" w:color="000000"/>
+              <w:left w:val="single" w:sz="4" w:space="0" w:color="000000"/>
+              <w:bottom w:val="single" w:sz="4" w:space="0" w:color="000000"/>
+              <w:right w:val="single" w:sz="4" w:space="0" w:color="000000"/>
+            </w:tcBorders>
+            <w:tcMar>
+              <w:top w:w="40" w:type="dxa"/>
+              <w:left w:w="80" w:type="dxa"/>
+              <w:bottom w:w="40" w:type="dxa"/>
+              <w:right w:w="80" w:type="dxa"/>
+            </w:tcMar>
+            <w:vAlign w:val="center"/>
+          </w:tcPr>
+          <w:p>
+            <w:pPr>
+              <w:bidi/>
+              <w:jc w:val="center"/>
+            </w:pPr>
+            <w:r>
+              <w:rPr>
+                <w:sz w:val="22"/>
+                <w:szCs w:val="22"/>
+                <w:rtl/>
+              </w:rPr>
+              <w:t xml:space="preserve">شدت رقابت و فشار قیمتی بازار</w:t>
+            </w:r>
+          </w:p>
+        </w:tc>
+        <w:tc>
+          <w:tcPr>
+            <w:tcW w:w="1488" w:type="dxa"/>
+            <w:tcBorders>
+              <w:top w:val="single" w:sz="4" w:space="0" w:color="000000"/>
+              <w:left w:val="single" w:sz="4" w:space="0" w:color="000000"/>
+              <w:bottom w:val="single" w:sz="4" w:space="0" w:color="000000"/>
+              <w:right w:val="single" w:sz="4" w:space="0" w:color="000000"/>
+            </w:tcBorders>
+            <w:tcMar>
+              <w:top w:w="40" w:type="dxa"/>
+              <w:left w:w="80" w:type="dxa"/>
+              <w:bottom w:w="40" w:type="dxa"/>
+              <w:right w:w="80" w:type="dxa"/>
+            </w:tcMar>
+            <w:vAlign w:val="center"/>
+          </w:tcPr>
+          <w:p>
+            <w:pPr>
+              <w:bidi/>
+              <w:jc w:val="center"/>
+            </w:pPr>
+            <w:r>
+              <w:rPr>
+                <w:sz w:val="22"/>
+                <w:szCs w:val="22"/>
+                <w:rtl/>
+              </w:rPr>
+              <w:t xml:space="preserve">۴٫۰۰</w:t>
+            </w:r>
+          </w:p>
+        </w:tc>
+      </w:tr>
+      <w:tr>
+        <w:trPr>
+          <w:cantSplit/>
+        </w:trPr>
+        <w:tc>
+          <w:tcPr>
+            <w:tcW w:w="640" w:type="dxa"/>
+            <w:tcBorders>
+              <w:top w:val="single" w:sz="4" w:space="0" w:color="000000"/>
+              <w:left w:val="single" w:sz="4" w:space="0" w:color="000000"/>
+              <w:bottom w:val="single" w:sz="4" w:space="0" w:color="000000"/>
+              <w:right w:val="single" w:sz="4" w:space="0" w:color="000000"/>
+            </w:tcBorders>
+            <w:tcMar>
+              <w:top w:w="40" w:type="dxa"/>
+              <w:left w:w="80" w:type="dxa"/>
+              <w:bottom w:w="40" w:type="dxa"/>
+              <w:right w:w="80" w:type="dxa"/>
+            </w:tcMar>
+            <w:vAlign w:val="center"/>
+          </w:tcPr>
+          <w:p>
+            <w:pPr>
+              <w:bidi/>
+              <w:jc w:val="center"/>
+            </w:pPr>
+            <w:r>
+              <w:rPr>
+                <w:sz w:val="22"/>
+                <w:szCs w:val="22"/>
+                <w:rtl/>
+              </w:rPr>
+              <w:t xml:space="preserve">۹</w:t>
+            </w:r>
+          </w:p>
+        </w:tc>
+        <w:tc>
+          <w:tcPr>
+            <w:tcW w:w="3700" w:type="dxa"/>
+            <w:tcBorders>
+              <w:top w:val="single" w:sz="4" w:space="0" w:color="000000"/>
+              <w:left w:val="single" w:sz="4" w:space="0" w:color="000000"/>
+              <w:bottom w:val="single" w:sz="4" w:space="0" w:color="000000"/>
+              <w:right w:val="single" w:sz="4" w:space="0" w:color="000000"/>
+            </w:tcBorders>
+            <w:tcMar>
+              <w:top w:w="40" w:type="dxa"/>
+              <w:left w:w="80" w:type="dxa"/>
+              <w:bottom w:w="40" w:type="dxa"/>
+              <w:right w:w="80" w:type="dxa"/>
+            </w:tcMar>
+            <w:vAlign w:val="center"/>
+          </w:tcPr>
+          <w:p>
+            <w:pPr>
+              <w:bidi/>
+              <w:jc w:val="center"/>
+            </w:pPr>
+            <w:r>
+              <w:rPr>
+                <w:sz w:val="22"/>
+                <w:szCs w:val="22"/>
+                <w:rtl/>
+              </w:rPr>
+              <w:t xml:space="preserve">افت ناگهانی تقاضا</w:t>
+            </w:r>
+          </w:p>
+        </w:tc>
+        <w:tc>
+          <w:tcPr>
+            <w:tcW w:w="2960" w:type="dxa"/>
+            <w:tcBorders>
+              <w:top w:val="single" w:sz="4" w:space="0" w:color="000000"/>
+              <w:left w:val="single" w:sz="4" w:space="0" w:color="000000"/>
+              <w:bottom w:val="single" w:sz="4" w:space="0" w:color="000000"/>
+              <w:right w:val="single" w:sz="4" w:space="0" w:color="000000"/>
+            </w:tcBorders>
+            <w:tcMar>
+              <w:top w:w="40" w:type="dxa"/>
+              <w:left w:w="80" w:type="dxa"/>
+              <w:bottom w:w="40" w:type="dxa"/>
+              <w:right w:w="80" w:type="dxa"/>
+            </w:tcMar>
+            <w:vAlign w:val="center"/>
+          </w:tcPr>
+          <w:p>
+            <w:pPr>
+              <w:bidi/>
+              <w:jc w:val="center"/>
+            </w:pPr>
+            <w:r>
+              <w:rPr>
+                <w:sz w:val="22"/>
+                <w:szCs w:val="22"/>
+                <w:rtl/>
+              </w:rPr>
+              <w:t xml:space="preserve">تغییر ذائقه مصرف‌کننده و محدودیت بازار هدف</w:t>
+            </w:r>
+          </w:p>
+        </w:tc>
+        <w:tc>
+          <w:tcPr>
+            <w:tcW w:w="1488" w:type="dxa"/>
+            <w:tcBorders>
+              <w:top w:val="single" w:sz="4" w:space="0" w:color="000000"/>
+              <w:left w:val="single" w:sz="4" w:space="0" w:color="000000"/>
+              <w:bottom w:val="single" w:sz="4" w:space="0" w:color="000000"/>
+              <w:right w:val="single" w:sz="4" w:space="0" w:color="000000"/>
+            </w:tcBorders>
+            <w:tcMar>
+              <w:top w:w="40" w:type="dxa"/>
+              <w:left w:w="80" w:type="dxa"/>
+              <w:bottom w:w="40" w:type="dxa"/>
+              <w:right w:w="80" w:type="dxa"/>
+            </w:tcMar>
+            <w:vAlign w:val="center"/>
+          </w:tcPr>
+          <w:p>
+            <w:pPr>
+              <w:bidi/>
+              <w:jc w:val="center"/>
+            </w:pPr>
+            <w:r>
+              <w:rPr>
+                <w:sz w:val="22"/>
+                <w:szCs w:val="22"/>
+                <w:rtl/>
+              </w:rPr>
+              <w:t xml:space="preserve">۴٫۰۰</w:t>
+            </w:r>
+          </w:p>
+        </w:tc>
+      </w:tr>
+      <w:tr>
+        <w:trPr>
+          <w:cantSplit/>
+        </w:trPr>
+        <w:tc>
+          <w:tcPr>
+            <w:tcW w:w="640" w:type="dxa"/>
+            <w:tcBorders>
+              <w:top w:val="single" w:sz="4" w:space="0" w:color="000000"/>
+              <w:left w:val="single" w:sz="4" w:space="0" w:color="000000"/>
+              <w:bottom w:val="single" w:sz="4" w:space="0" w:color="000000"/>
+              <w:right w:val="single" w:sz="4" w:space="0" w:color="000000"/>
+            </w:tcBorders>
+            <w:tcMar>
+              <w:top w:w="40" w:type="dxa"/>
+              <w:left w:w="80" w:type="dxa"/>
+              <w:bottom w:w="40" w:type="dxa"/>
+              <w:right w:w="80" w:type="dxa"/>
+            </w:tcMar>
+            <w:vAlign w:val="center"/>
+          </w:tcPr>
+          <w:p>
+            <w:pPr>
+              <w:bidi/>
+              <w:jc w:val="center"/>
+            </w:pPr>
+            <w:r>
+              <w:rPr>
+                <w:sz w:val="22"/>
+                <w:szCs w:val="22"/>
+                <w:rtl/>
+              </w:rPr>
+              <w:t xml:space="preserve">۹</w:t>
+            </w:r>
+          </w:p>
+        </w:tc>
+        <w:tc>
+          <w:tcPr>
+            <w:tcW w:w="3700" w:type="dxa"/>
+            <w:tcBorders>
+              <w:top w:val="single" w:sz="4" w:space="0" w:color="000000"/>
+              <w:left w:val="single" w:sz="4" w:space="0" w:color="000000"/>
+              <w:bottom w:val="single" w:sz="4" w:space="0" w:color="000000"/>
+              <w:right w:val="single" w:sz="4" w:space="0" w:color="000000"/>
+            </w:tcBorders>
+            <w:tcMar>
+              <w:top w:w="40" w:type="dxa"/>
+              <w:left w:w="80" w:type="dxa"/>
+              <w:bottom w:w="40" w:type="dxa"/>
+              <w:right w:w="80" w:type="dxa"/>
+            </w:tcMar>
+            <w:vAlign w:val="center"/>
+          </w:tcPr>
+          <w:p>
+            <w:pPr>
+              <w:bidi/>
+              <w:jc w:val="center"/>
+            </w:pPr>
+            <w:r>
+              <w:rPr>
+                <w:sz w:val="22"/>
+                <w:szCs w:val="22"/>
+                <w:rtl/>
+              </w:rPr>
+              <w:t xml:space="preserve">وابستگی تأمین به واردات و اثر تحریم و محدودیت‌های اقتصادی</w:t>
+            </w:r>
+          </w:p>
+        </w:tc>
+        <w:tc>
+          <w:tcPr>
+            <w:tcW w:w="2960" w:type="dxa"/>
+            <w:tcBorders>
+              <w:top w:val="single" w:sz="4" w:space="0" w:color="000000"/>
+              <w:left w:val="single" w:sz="4" w:space="0" w:color="000000"/>
+              <w:bottom w:val="single" w:sz="4" w:space="0" w:color="000000"/>
+              <w:right w:val="single" w:sz="4" w:space="0" w:color="000000"/>
+            </w:tcBorders>
+            <w:tcMar>
+              <w:top w:w="40" w:type="dxa"/>
+              <w:left w:w="80" w:type="dxa"/>
+              <w:bottom w:w="40" w:type="dxa"/>
+              <w:right w:w="80" w:type="dxa"/>
+            </w:tcMar>
+            <w:vAlign w:val="center"/>
+          </w:tcPr>
+          <w:p>
+            <w:pPr>
+              <w:bidi/>
+              <w:jc w:val="center"/>
+            </w:pPr>
+            <w:r>
+              <w:rPr>
+                <w:sz w:val="22"/>
+                <w:szCs w:val="22"/>
+                <w:rtl/>
+              </w:rPr>
+              <w:t xml:space="preserve">ناپایداری تأمین و نوسان بهای مواد اولیه</w:t>
+            </w:r>
+          </w:p>
+        </w:tc>
+        <w:tc>
+          <w:tcPr>
+            <w:tcW w:w="1488" w:type="dxa"/>
+            <w:tcBorders>
+              <w:top w:val="single" w:sz="4" w:space="0" w:color="000000"/>
+              <w:left w:val="single" w:sz="4" w:space="0" w:color="000000"/>
+              <w:bottom w:val="single" w:sz="4" w:space="0" w:color="000000"/>
+              <w:right w:val="single" w:sz="4" w:space="0" w:color="000000"/>
+            </w:tcBorders>
+            <w:tcMar>
+              <w:top w:w="40" w:type="dxa"/>
+              <w:left w:w="80" w:type="dxa"/>
+              <w:bottom w:w="40" w:type="dxa"/>
+              <w:right w:w="80" w:type="dxa"/>
+            </w:tcMar>
+            <w:vAlign w:val="center"/>
+          </w:tcPr>
+          <w:p>
+            <w:pPr>
+              <w:bidi/>
+              <w:jc w:val="center"/>
+            </w:pPr>
+            <w:r>
+              <w:rPr>
+                <w:sz w:val="22"/>
+                <w:szCs w:val="22"/>
+                <w:rtl/>
+              </w:rPr>
+              <w:t xml:space="preserve">۴٫۰۰</w:t>
+            </w:r>
+          </w:p>
+        </w:tc>
+      </w:tr>
+      <w:tr>
+        <w:trPr>
+          <w:cantSplit/>
+        </w:trPr>
+        <w:tc>
+          <w:tcPr>
+            <w:tcW w:w="640" w:type="dxa"/>
+            <w:tcBorders>
+              <w:top w:val="single" w:sz="4" w:space="0" w:color="000000"/>
+              <w:left w:val="single" w:sz="4" w:space="0" w:color="000000"/>
+              <w:bottom w:val="single" w:sz="4" w:space="0" w:color="000000"/>
+              <w:right w:val="single" w:sz="4" w:space="0" w:color="000000"/>
+            </w:tcBorders>
+            <w:tcMar>
+              <w:top w:w="40" w:type="dxa"/>
+              <w:left w:w="80" w:type="dxa"/>
+              <w:bottom w:w="40" w:type="dxa"/>
+              <w:right w:w="80" w:type="dxa"/>
+            </w:tcMar>
+            <w:vAlign w:val="center"/>
+          </w:tcPr>
+          <w:p>
+            <w:pPr>
+              <w:bidi/>
+              <w:jc w:val="center"/>
+            </w:pPr>
+            <w:r>
+              <w:rPr>
+                <w:sz w:val="22"/>
+                <w:szCs w:val="22"/>
+                <w:rtl/>
+              </w:rPr>
+              <w:t xml:space="preserve">۹</w:t>
+            </w:r>
+          </w:p>
+        </w:tc>
+        <w:tc>
+          <w:tcPr>
+            <w:tcW w:w="3700" w:type="dxa"/>
+            <w:tcBorders>
+              <w:top w:val="single" w:sz="4" w:space="0" w:color="000000"/>
+              <w:left w:val="single" w:sz="4" w:space="0" w:color="000000"/>
+              <w:bottom w:val="single" w:sz="4" w:space="0" w:color="000000"/>
+              <w:right w:val="single" w:sz="4" w:space="0" w:color="000000"/>
+            </w:tcBorders>
+            <w:tcMar>
+              <w:top w:w="40" w:type="dxa"/>
+              <w:left w:w="80" w:type="dxa"/>
+              <w:bottom w:w="40" w:type="dxa"/>
+              <w:right w:w="80" w:type="dxa"/>
+            </w:tcMar>
+            <w:vAlign w:val="center"/>
+          </w:tcPr>
+          <w:p>
+            <w:pPr>
+              <w:bidi/>
+              <w:jc w:val="center"/>
+            </w:pPr>
+            <w:r>
+              <w:rPr>
+                <w:sz w:val="22"/>
+                <w:szCs w:val="22"/>
+                <w:rtl/>
+              </w:rPr>
+              <w:t xml:space="preserve">ناپیوستگی عرضه و کسری محصول در بازار</w:t>
+            </w:r>
+          </w:p>
+        </w:tc>
+        <w:tc>
+          <w:tcPr>
+            <w:tcW w:w="2960" w:type="dxa"/>
+            <w:tcBorders>
+              <w:top w:val="single" w:sz="4" w:space="0" w:color="000000"/>
+              <w:left w:val="single" w:sz="4" w:space="0" w:color="000000"/>
+              <w:bottom w:val="single" w:sz="4" w:space="0" w:color="000000"/>
+              <w:right w:val="single" w:sz="4" w:space="0" w:color="000000"/>
+            </w:tcBorders>
+            <w:tcMar>
+              <w:top w:w="40" w:type="dxa"/>
+              <w:left w:w="80" w:type="dxa"/>
+              <w:bottom w:w="40" w:type="dxa"/>
+              <w:right w:w="80" w:type="dxa"/>
+            </w:tcMar>
+            <w:vAlign w:val="center"/>
+          </w:tcPr>
+          <w:p>
+            <w:pPr>
+              <w:bidi/>
+              <w:jc w:val="center"/>
+            </w:pPr>
+            <w:r>
+              <w:rPr>
+                <w:sz w:val="22"/>
+                <w:szCs w:val="22"/>
+                <w:rtl/>
+              </w:rPr>
+              <w:t xml:space="preserve">ناپایداری تأمین و نوسان بهای مواد اولیه</w:t>
+            </w:r>
+          </w:p>
+        </w:tc>
+        <w:tc>
+          <w:tcPr>
+            <w:tcW w:w="1488" w:type="dxa"/>
+            <w:tcBorders>
+              <w:top w:val="single" w:sz="4" w:space="0" w:color="000000"/>
+              <w:left w:val="single" w:sz="4" w:space="0" w:color="000000"/>
+              <w:bottom w:val="single" w:sz="4" w:space="0" w:color="000000"/>
+              <w:right w:val="single" w:sz="4" w:space="0" w:color="000000"/>
+            </w:tcBorders>
+            <w:tcMar>
+              <w:top w:w="40" w:type="dxa"/>
+              <w:left w:w="80" w:type="dxa"/>
+              <w:bottom w:w="40" w:type="dxa"/>
+              <w:right w:w="80" w:type="dxa"/>
+            </w:tcMar>
+            <w:vAlign w:val="center"/>
+          </w:tcPr>
+          <w:p>
+            <w:pPr>
+              <w:bidi/>
+              <w:jc w:val="center"/>
+            </w:pPr>
+            <w:r>
+              <w:rPr>
+                <w:sz w:val="22"/>
+                <w:szCs w:val="22"/>
+                <w:rtl/>
+              </w:rPr>
+              <w:t xml:space="preserve">۴٫۰۰</w:t>
+            </w:r>
+          </w:p>
+        </w:tc>
+      </w:tr>
+      <w:tr>
+        <w:trPr>
+          <w:cantSplit/>
+        </w:trPr>
+        <w:tc>
+          <w:tcPr>
+            <w:tcW w:w="640" w:type="dxa"/>
+            <w:tcBorders>
+              <w:top w:val="single" w:sz="4" w:space="0" w:color="000000"/>
+              <w:left w:val="single" w:sz="4" w:space="0" w:color="000000"/>
+              <w:bottom w:val="single" w:sz="4" w:space="0" w:color="000000"/>
+              <w:right w:val="single" w:sz="4" w:space="0" w:color="000000"/>
+            </w:tcBorders>
+            <w:tcMar>
+              <w:top w:w="40" w:type="dxa"/>
+              <w:left w:w="80" w:type="dxa"/>
+              <w:bottom w:w="40" w:type="dxa"/>
+              <w:right w:w="80" w:type="dxa"/>
+            </w:tcMar>
+            <w:vAlign w:val="center"/>
+          </w:tcPr>
+          <w:p>
+            <w:pPr>
+              <w:bidi/>
+              <w:jc w:val="center"/>
+            </w:pPr>
+            <w:r>
+              <w:rPr>
+                <w:sz w:val="22"/>
+                <w:szCs w:val="22"/>
+                <w:rtl/>
+              </w:rPr>
+              <w:t xml:space="preserve">۹</w:t>
+            </w:r>
+          </w:p>
+        </w:tc>
+        <w:tc>
+          <w:tcPr>
+            <w:tcW w:w="3700" w:type="dxa"/>
+            <w:tcBorders>
+              <w:top w:val="single" w:sz="4" w:space="0" w:color="000000"/>
+              <w:left w:val="single" w:sz="4" w:space="0" w:color="000000"/>
+              <w:bottom w:val="single" w:sz="4" w:space="0" w:color="000000"/>
+              <w:right w:val="single" w:sz="4" w:space="0" w:color="000000"/>
+            </w:tcBorders>
+            <w:tcMar>
+              <w:top w:w="40" w:type="dxa"/>
+              <w:left w:w="80" w:type="dxa"/>
+              <w:bottom w:w="40" w:type="dxa"/>
+              <w:right w:w="80" w:type="dxa"/>
+            </w:tcMar>
+            <w:vAlign w:val="center"/>
+          </w:tcPr>
+          <w:p>
+            <w:pPr>
+              <w:bidi/>
+              <w:jc w:val="center"/>
+            </w:pPr>
+            <w:r>
+              <w:rPr>
+                <w:sz w:val="22"/>
+                <w:szCs w:val="22"/>
+                <w:rtl/>
+              </w:rPr>
+              <w:t xml:space="preserve">کاهش قدرت خرید و مشکلات اقتصادی مصرف‌کننده</w:t>
+            </w:r>
+          </w:p>
+        </w:tc>
+        <w:tc>
+          <w:tcPr>
+            <w:tcW w:w="2960" w:type="dxa"/>
+            <w:tcBorders>
+              <w:top w:val="single" w:sz="4" w:space="0" w:color="000000"/>
+              <w:left w:val="single" w:sz="4" w:space="0" w:color="000000"/>
+              <w:bottom w:val="single" w:sz="4" w:space="0" w:color="000000"/>
+              <w:right w:val="single" w:sz="4" w:space="0" w:color="000000"/>
+            </w:tcBorders>
+            <w:tcMar>
+              <w:top w:w="40" w:type="dxa"/>
+              <w:left w:w="80" w:type="dxa"/>
+              <w:bottom w:w="40" w:type="dxa"/>
+              <w:right w:w="80" w:type="dxa"/>
+            </w:tcMar>
+            <w:vAlign w:val="center"/>
+          </w:tcPr>
+          <w:p>
+            <w:pPr>
+              <w:bidi/>
+              <w:jc w:val="center"/>
+            </w:pPr>
+            <w:r>
+              <w:rPr>
+                <w:sz w:val="22"/>
+                <w:szCs w:val="22"/>
+                <w:rtl/>
+              </w:rPr>
+              <w:t xml:space="preserve">فشارهای اقتصاد کلان و کاهش قدرت خرید</w:t>
+            </w:r>
+          </w:p>
+        </w:tc>
+        <w:tc>
+          <w:tcPr>
+            <w:tcW w:w="1488" w:type="dxa"/>
+            <w:tcBorders>
+              <w:top w:val="single" w:sz="4" w:space="0" w:color="000000"/>
+              <w:left w:val="single" w:sz="4" w:space="0" w:color="000000"/>
+              <w:bottom w:val="single" w:sz="4" w:space="0" w:color="000000"/>
+              <w:right w:val="single" w:sz="4" w:space="0" w:color="000000"/>
+            </w:tcBorders>
+            <w:tcMar>
+              <w:top w:w="40" w:type="dxa"/>
+              <w:left w:w="80" w:type="dxa"/>
+              <w:bottom w:w="40" w:type="dxa"/>
+              <w:right w:w="80" w:type="dxa"/>
+            </w:tcMar>
+            <w:vAlign w:val="center"/>
+          </w:tcPr>
+          <w:p>
+            <w:pPr>
+              <w:bidi/>
+              <w:jc w:val="center"/>
+            </w:pPr>
+            <w:r>
+              <w:rPr>
+                <w:sz w:val="22"/>
+                <w:szCs w:val="22"/>
+                <w:rtl/>
+              </w:rPr>
+              <w:t xml:space="preserve">۴٫۰۰</w:t>
+            </w:r>
+          </w:p>
+        </w:tc>
+      </w:tr>
+      <w:tr>
+        <w:trPr>
+          <w:cantSplit/>
+        </w:trPr>
+        <w:tc>
+          <w:tcPr>
+            <w:tcW w:w="640" w:type="dxa"/>
+            <w:tcBorders>
+              <w:top w:val="single" w:sz="4" w:space="0" w:color="000000"/>
+              <w:left w:val="single" w:sz="4" w:space="0" w:color="000000"/>
+              <w:bottom w:val="single" w:sz="4" w:space="0" w:color="000000"/>
+              <w:right w:val="single" w:sz="4" w:space="0" w:color="000000"/>
+            </w:tcBorders>
+            <w:tcMar>
+              <w:top w:w="40" w:type="dxa"/>
+              <w:left w:w="80" w:type="dxa"/>
+              <w:bottom w:w="40" w:type="dxa"/>
+              <w:right w:w="80" w:type="dxa"/>
+            </w:tcMar>
+            <w:vAlign w:val="center"/>
+          </w:tcPr>
+          <w:p>
+            <w:pPr>
+              <w:bidi/>
+              <w:jc w:val="center"/>
+            </w:pPr>
+            <w:r>
+              <w:rPr>
+                <w:sz w:val="22"/>
+                <w:szCs w:val="22"/>
+                <w:rtl/>
+              </w:rPr>
+              <w:t xml:space="preserve">۲۶</w:t>
+            </w:r>
+          </w:p>
+        </w:tc>
+        <w:tc>
+          <w:tcPr>
+            <w:tcW w:w="3700" w:type="dxa"/>
+            <w:tcBorders>
+              <w:top w:val="single" w:sz="4" w:space="0" w:color="000000"/>
+              <w:left w:val="single" w:sz="4" w:space="0" w:color="000000"/>
+              <w:bottom w:val="single" w:sz="4" w:space="0" w:color="000000"/>
+              <w:right w:val="single" w:sz="4" w:space="0" w:color="000000"/>
+            </w:tcBorders>
+            <w:tcMar>
+              <w:top w:w="40" w:type="dxa"/>
+              <w:left w:w="80" w:type="dxa"/>
+              <w:bottom w:w="40" w:type="dxa"/>
+              <w:right w:w="80" w:type="dxa"/>
+            </w:tcMar>
+            <w:vAlign w:val="center"/>
+          </w:tcPr>
+          <w:p>
+            <w:pPr>
+              <w:bidi/>
+              <w:jc w:val="center"/>
+            </w:pPr>
+            <w:r>
+              <w:rPr>
+                <w:sz w:val="22"/>
+                <w:szCs w:val="22"/>
+                <w:rtl/>
+              </w:rPr>
+              <w:t xml:space="preserve">نبود پیشنهاد تازه برای حفظ و فعال‌سازی مجدد مشتریان فعلی</w:t>
+            </w:r>
+          </w:p>
+        </w:tc>
+        <w:tc>
+          <w:tcPr>
+            <w:tcW w:w="2960" w:type="dxa"/>
+            <w:tcBorders>
+              <w:top w:val="single" w:sz="4" w:space="0" w:color="000000"/>
+              <w:left w:val="single" w:sz="4" w:space="0" w:color="000000"/>
+              <w:bottom w:val="single" w:sz="4" w:space="0" w:color="000000"/>
+              <w:right w:val="single" w:sz="4" w:space="0" w:color="000000"/>
+            </w:tcBorders>
+            <w:tcMar>
+              <w:top w:w="40" w:type="dxa"/>
+              <w:left w:w="80" w:type="dxa"/>
+              <w:bottom w:w="40" w:type="dxa"/>
+              <w:right w:w="80" w:type="dxa"/>
+            </w:tcMar>
+            <w:vAlign w:val="center"/>
+          </w:tcPr>
+          <w:p>
+            <w:pPr>
+              <w:bidi/>
+              <w:jc w:val="center"/>
+            </w:pPr>
+            <w:r>
+              <w:rPr>
+                <w:sz w:val="22"/>
+                <w:szCs w:val="22"/>
+                <w:rtl/>
+              </w:rPr>
+              <w:t xml:space="preserve">دشواری جذب و حفظ مشتری و وفاداری پایین</w:t>
+            </w:r>
+          </w:p>
+        </w:tc>
+        <w:tc>
+          <w:tcPr>
+            <w:tcW w:w="1488" w:type="dxa"/>
+            <w:tcBorders>
+              <w:top w:val="single" w:sz="4" w:space="0" w:color="000000"/>
+              <w:left w:val="single" w:sz="4" w:space="0" w:color="000000"/>
+              <w:bottom w:val="single" w:sz="4" w:space="0" w:color="000000"/>
+              <w:right w:val="single" w:sz="4" w:space="0" w:color="000000"/>
+            </w:tcBorders>
+            <w:tcMar>
+              <w:top w:w="40" w:type="dxa"/>
+              <w:left w:w="80" w:type="dxa"/>
+              <w:bottom w:w="40" w:type="dxa"/>
+              <w:right w:w="80" w:type="dxa"/>
+            </w:tcMar>
+            <w:vAlign w:val="center"/>
+          </w:tcPr>
+          <w:p>
+            <w:pPr>
+              <w:bidi/>
+              <w:jc w:val="center"/>
+            </w:pPr>
+            <w:r>
+              <w:rPr>
+                <w:sz w:val="22"/>
+                <w:szCs w:val="22"/>
+                <w:rtl/>
+              </w:rPr>
+              <w:t xml:space="preserve">۳٫۴۳</w:t>
+            </w:r>
+          </w:p>
+        </w:tc>
+      </w:tr>
+      <w:tr>
+        <w:trPr>
+          <w:cantSplit/>
+        </w:trPr>
+        <w:tc>
+          <w:tcPr>
+            <w:tcW w:w="640" w:type="dxa"/>
+            <w:tcBorders>
+              <w:top w:val="single" w:sz="4" w:space="0" w:color="000000"/>
+              <w:left w:val="single" w:sz="4" w:space="0" w:color="000000"/>
+              <w:bottom w:val="single" w:sz="4" w:space="0" w:color="000000"/>
+              <w:right w:val="single" w:sz="4" w:space="0" w:color="000000"/>
+            </w:tcBorders>
+            <w:tcMar>
+              <w:top w:w="40" w:type="dxa"/>
+              <w:left w:w="80" w:type="dxa"/>
+              <w:bottom w:w="40" w:type="dxa"/>
+              <w:right w:w="80" w:type="dxa"/>
+            </w:tcMar>
+            <w:vAlign w:val="center"/>
+          </w:tcPr>
+          <w:p>
+            <w:pPr>
+              <w:bidi/>
+              <w:jc w:val="center"/>
+            </w:pPr>
+            <w:r>
+              <w:rPr>
+                <w:sz w:val="22"/>
+                <w:szCs w:val="22"/>
+                <w:rtl/>
+              </w:rPr>
+              <w:t xml:space="preserve">۲۷</w:t>
+            </w:r>
+          </w:p>
+        </w:tc>
+        <w:tc>
+          <w:tcPr>
+            <w:tcW w:w="3700" w:type="dxa"/>
+            <w:tcBorders>
+              <w:top w:val="single" w:sz="4" w:space="0" w:color="000000"/>
+              <w:left w:val="single" w:sz="4" w:space="0" w:color="000000"/>
+              <w:bottom w:val="single" w:sz="4" w:space="0" w:color="000000"/>
+              <w:right w:val="single" w:sz="4" w:space="0" w:color="000000"/>
+            </w:tcBorders>
+            <w:tcMar>
+              <w:top w:w="40" w:type="dxa"/>
+              <w:left w:w="80" w:type="dxa"/>
+              <w:bottom w:w="40" w:type="dxa"/>
+              <w:right w:w="80" w:type="dxa"/>
+            </w:tcMar>
+            <w:vAlign w:val="center"/>
+          </w:tcPr>
+          <w:p>
+            <w:pPr>
+              <w:bidi/>
+              <w:jc w:val="center"/>
+            </w:pPr>
+            <w:r>
+              <w:rPr>
+                <w:sz w:val="22"/>
+                <w:szCs w:val="22"/>
+                <w:rtl/>
+              </w:rPr>
+              <w:t xml:space="preserve">نبود نوآوری و توسعه محصول</w:t>
+            </w:r>
+          </w:p>
+        </w:tc>
+        <w:tc>
+          <w:tcPr>
+            <w:tcW w:w="2960" w:type="dxa"/>
+            <w:tcBorders>
+              <w:top w:val="single" w:sz="4" w:space="0" w:color="000000"/>
+              <w:left w:val="single" w:sz="4" w:space="0" w:color="000000"/>
+              <w:bottom w:val="single" w:sz="4" w:space="0" w:color="000000"/>
+              <w:right w:val="single" w:sz="4" w:space="0" w:color="000000"/>
+            </w:tcBorders>
+            <w:tcMar>
+              <w:top w:w="40" w:type="dxa"/>
+              <w:left w:w="80" w:type="dxa"/>
+              <w:bottom w:w="40" w:type="dxa"/>
+              <w:right w:w="80" w:type="dxa"/>
+            </w:tcMar>
+            <w:vAlign w:val="center"/>
+          </w:tcPr>
+          <w:p>
+            <w:pPr>
+              <w:bidi/>
+              <w:jc w:val="center"/>
+            </w:pPr>
+            <w:r>
+              <w:rPr>
+                <w:sz w:val="22"/>
+                <w:szCs w:val="22"/>
+                <w:rtl/>
+              </w:rPr>
+              <w:t xml:space="preserve">ضعف برندسازی و دشواری تمایز محصول</w:t>
+            </w:r>
+          </w:p>
+        </w:tc>
+        <w:tc>
+          <w:tcPr>
+            <w:tcW w:w="1488" w:type="dxa"/>
+            <w:tcBorders>
+              <w:top w:val="single" w:sz="4" w:space="0" w:color="000000"/>
+              <w:left w:val="single" w:sz="4" w:space="0" w:color="000000"/>
+              <w:bottom w:val="single" w:sz="4" w:space="0" w:color="000000"/>
+              <w:right w:val="single" w:sz="4" w:space="0" w:color="000000"/>
+            </w:tcBorders>
+            <w:tcMar>
+              <w:top w:w="40" w:type="dxa"/>
+              <w:left w:w="80" w:type="dxa"/>
+              <w:bottom w:w="40" w:type="dxa"/>
+              <w:right w:w="80" w:type="dxa"/>
+            </w:tcMar>
+            <w:vAlign w:val="center"/>
+          </w:tcPr>
+          <w:p>
+            <w:pPr>
+              <w:bidi/>
+              <w:jc w:val="center"/>
+            </w:pPr>
+            <w:r>
+              <w:rPr>
+                <w:sz w:val="22"/>
+                <w:szCs w:val="22"/>
+                <w:rtl/>
+              </w:rPr>
+              <w:t xml:space="preserve">۳٫۱۴</w:t>
+            </w:r>
+          </w:p>
+        </w:tc>
+      </w:tr>
+      <w:tr>
+        <w:trPr>
+          <w:cantSplit/>
+        </w:trPr>
+        <w:tc>
+          <w:tcPr>
+            <w:tcW w:w="640" w:type="dxa"/>
+            <w:tcBorders>
+              <w:top w:val="single" w:sz="4" w:space="0" w:color="000000"/>
+              <w:left w:val="single" w:sz="4" w:space="0" w:color="000000"/>
+              <w:bottom w:val="single" w:sz="4" w:space="0" w:color="000000"/>
+              <w:right w:val="single" w:sz="4" w:space="0" w:color="000000"/>
+            </w:tcBorders>
+            <w:tcMar>
+              <w:top w:w="40" w:type="dxa"/>
+              <w:left w:w="80" w:type="dxa"/>
+              <w:bottom w:w="40" w:type="dxa"/>
+              <w:right w:w="80" w:type="dxa"/>
+            </w:tcMar>
+            <w:vAlign w:val="center"/>
+          </w:tcPr>
+          <w:p>
+            <w:pPr>
+              <w:bidi/>
+              <w:jc w:val="center"/>
+            </w:pPr>
+            <w:r>
+              <w:rPr>
+                <w:sz w:val="22"/>
+                <w:szCs w:val="22"/>
+                <w:rtl/>
+              </w:rPr>
+              <w:t xml:space="preserve">۲۷</w:t>
+            </w:r>
+          </w:p>
+        </w:tc>
+        <w:tc>
+          <w:tcPr>
+            <w:tcW w:w="3700" w:type="dxa"/>
+            <w:tcBorders>
+              <w:top w:val="single" w:sz="4" w:space="0" w:color="000000"/>
+              <w:left w:val="single" w:sz="4" w:space="0" w:color="000000"/>
+              <w:bottom w:val="single" w:sz="4" w:space="0" w:color="000000"/>
+              <w:right w:val="single" w:sz="4" w:space="0" w:color="000000"/>
+            </w:tcBorders>
+            <w:tcMar>
+              <w:top w:w="40" w:type="dxa"/>
+              <w:left w:w="80" w:type="dxa"/>
+              <w:bottom w:w="40" w:type="dxa"/>
+              <w:right w:w="80" w:type="dxa"/>
+            </w:tcMar>
+            <w:vAlign w:val="center"/>
+          </w:tcPr>
+          <w:p>
+            <w:pPr>
+              <w:bidi/>
+              <w:jc w:val="center"/>
+            </w:pPr>
+            <w:r>
+              <w:rPr>
+                <w:sz w:val="22"/>
+                <w:szCs w:val="22"/>
+                <w:rtl/>
+              </w:rPr>
+              <w:t xml:space="preserve">کم‌توجهی به تحقیقات بازار و مطالعه رفتار مصرف‌کننده</w:t>
+            </w:r>
+          </w:p>
+        </w:tc>
+        <w:tc>
+          <w:tcPr>
+            <w:tcW w:w="2960" w:type="dxa"/>
+            <w:tcBorders>
+              <w:top w:val="single" w:sz="4" w:space="0" w:color="000000"/>
+              <w:left w:val="single" w:sz="4" w:space="0" w:color="000000"/>
+              <w:bottom w:val="single" w:sz="4" w:space="0" w:color="000000"/>
+              <w:right w:val="single" w:sz="4" w:space="0" w:color="000000"/>
+            </w:tcBorders>
+            <w:tcMar>
+              <w:top w:w="40" w:type="dxa"/>
+              <w:left w:w="80" w:type="dxa"/>
+              <w:bottom w:w="40" w:type="dxa"/>
+              <w:right w:w="80" w:type="dxa"/>
+            </w:tcMar>
+            <w:vAlign w:val="center"/>
+          </w:tcPr>
+          <w:p>
+            <w:pPr>
+              <w:bidi/>
+              <w:jc w:val="center"/>
+            </w:pPr>
+            <w:r>
+              <w:rPr>
+                <w:sz w:val="22"/>
+                <w:szCs w:val="22"/>
+                <w:rtl/>
+              </w:rPr>
+              <w:t xml:space="preserve">ضعف برندسازی و دشواری تمایز محصول</w:t>
+            </w:r>
+          </w:p>
+        </w:tc>
+        <w:tc>
+          <w:tcPr>
+            <w:tcW w:w="1488" w:type="dxa"/>
+            <w:tcBorders>
+              <w:top w:val="single" w:sz="4" w:space="0" w:color="000000"/>
+              <w:left w:val="single" w:sz="4" w:space="0" w:color="000000"/>
+              <w:bottom w:val="single" w:sz="4" w:space="0" w:color="000000"/>
+              <w:right w:val="single" w:sz="4" w:space="0" w:color="000000"/>
+            </w:tcBorders>
+            <w:tcMar>
+              <w:top w:w="40" w:type="dxa"/>
+              <w:left w:w="80" w:type="dxa"/>
+              <w:bottom w:w="40" w:type="dxa"/>
+              <w:right w:w="80" w:type="dxa"/>
+            </w:tcMar>
+            <w:vAlign w:val="center"/>
+          </w:tcPr>
+          <w:p>
+            <w:pPr>
+              <w:bidi/>
+              <w:jc w:val="center"/>
+            </w:pPr>
+            <w:r>
+              <w:rPr>
+                <w:sz w:val="22"/>
+                <w:szCs w:val="22"/>
+                <w:rtl/>
+              </w:rPr>
+              <w:t xml:space="preserve">۳٫۱۴</w:t>
+            </w:r>
+          </w:p>
+        </w:tc>
+      </w:tr>
+      <w:tr>
+        <w:trPr>
+          <w:cantSplit/>
+        </w:trPr>
+        <w:tc>
+          <w:tcPr>
+            <w:tcW w:w="640" w:type="dxa"/>
+            <w:tcBorders>
+              <w:top w:val="single" w:sz="4" w:space="0" w:color="000000"/>
+              <w:left w:val="single" w:sz="4" w:space="0" w:color="000000"/>
+              <w:bottom w:val="single" w:sz="4" w:space="0" w:color="000000"/>
+              <w:right w:val="single" w:sz="4" w:space="0" w:color="000000"/>
+            </w:tcBorders>
+            <w:tcMar>
+              <w:top w:w="40" w:type="dxa"/>
+              <w:left w:w="80" w:type="dxa"/>
+              <w:bottom w:w="40" w:type="dxa"/>
+              <w:right w:w="80" w:type="dxa"/>
+            </w:tcMar>
+            <w:vAlign w:val="center"/>
+          </w:tcPr>
+          <w:p>
+            <w:pPr>
+              <w:bidi/>
+              <w:jc w:val="center"/>
+            </w:pPr>
+            <w:r>
+              <w:rPr>
+                <w:sz w:val="22"/>
+                <w:szCs w:val="22"/>
+                <w:rtl/>
+              </w:rPr>
+              <w:t xml:space="preserve">۲۷</w:t>
+            </w:r>
+          </w:p>
+        </w:tc>
+        <w:tc>
+          <w:tcPr>
+            <w:tcW w:w="3700" w:type="dxa"/>
+            <w:tcBorders>
+              <w:top w:val="single" w:sz="4" w:space="0" w:color="000000"/>
+              <w:left w:val="single" w:sz="4" w:space="0" w:color="000000"/>
+              <w:bottom w:val="single" w:sz="4" w:space="0" w:color="000000"/>
+              <w:right w:val="single" w:sz="4" w:space="0" w:color="000000"/>
+            </w:tcBorders>
+            <w:tcMar>
+              <w:top w:w="40" w:type="dxa"/>
+              <w:left w:w="80" w:type="dxa"/>
+              <w:bottom w:w="40" w:type="dxa"/>
+              <w:right w:w="80" w:type="dxa"/>
+            </w:tcMar>
+            <w:vAlign w:val="center"/>
+          </w:tcPr>
+          <w:p>
+            <w:pPr>
+              <w:bidi/>
+              <w:jc w:val="center"/>
+            </w:pPr>
+            <w:r>
+              <w:rPr>
+                <w:sz w:val="22"/>
+                <w:szCs w:val="22"/>
+                <w:rtl/>
+              </w:rPr>
+              <w:t xml:space="preserve">ضعف در نظام برنامه‌ریزی و اطلاعات فروش</w:t>
+            </w:r>
+          </w:p>
+        </w:tc>
+        <w:tc>
+          <w:tcPr>
+            <w:tcW w:w="2960" w:type="dxa"/>
+            <w:tcBorders>
+              <w:top w:val="single" w:sz="4" w:space="0" w:color="000000"/>
+              <w:left w:val="single" w:sz="4" w:space="0" w:color="000000"/>
+              <w:bottom w:val="single" w:sz="4" w:space="0" w:color="000000"/>
+              <w:right w:val="single" w:sz="4" w:space="0" w:color="000000"/>
+            </w:tcBorders>
+            <w:tcMar>
+              <w:top w:w="40" w:type="dxa"/>
+              <w:left w:w="80" w:type="dxa"/>
+              <w:bottom w:w="40" w:type="dxa"/>
+              <w:right w:w="80" w:type="dxa"/>
+            </w:tcMar>
+            <w:vAlign w:val="center"/>
+          </w:tcPr>
+          <w:p>
+            <w:pPr>
+              <w:bidi/>
+              <w:jc w:val="center"/>
+            </w:pPr>
+            <w:r>
+              <w:rPr>
+                <w:sz w:val="22"/>
+                <w:szCs w:val="22"/>
+                <w:rtl/>
+              </w:rPr>
+              <w:t xml:space="preserve">ضعف در برنامه‌ریزی، پیش‌بینی و مدیریت فروش</w:t>
+            </w:r>
+          </w:p>
+        </w:tc>
+        <w:tc>
+          <w:tcPr>
+            <w:tcW w:w="1488" w:type="dxa"/>
+            <w:tcBorders>
+              <w:top w:val="single" w:sz="4" w:space="0" w:color="000000"/>
+              <w:left w:val="single" w:sz="4" w:space="0" w:color="000000"/>
+              <w:bottom w:val="single" w:sz="4" w:space="0" w:color="000000"/>
+              <w:right w:val="single" w:sz="4" w:space="0" w:color="000000"/>
+            </w:tcBorders>
+            <w:tcMar>
+              <w:top w:w="40" w:type="dxa"/>
+              <w:left w:w="80" w:type="dxa"/>
+              <w:bottom w:w="40" w:type="dxa"/>
+              <w:right w:w="80" w:type="dxa"/>
+            </w:tcMar>
+            <w:vAlign w:val="center"/>
+          </w:tcPr>
+          <w:p>
+            <w:pPr>
+              <w:bidi/>
+              <w:jc w:val="center"/>
+            </w:pPr>
+            <w:r>
+              <w:rPr>
+                <w:sz w:val="22"/>
+                <w:szCs w:val="22"/>
+                <w:rtl/>
+              </w:rPr>
+              <w:t xml:space="preserve">۳٫۱۴</w:t>
+            </w:r>
+          </w:p>
+        </w:tc>
+      </w:tr>
+    </w:tbl>
+    <w:p>
+      <w:pPr>
+        <w:bidi/>
+        <w:jc w:val="lowKashida"/>
+      </w:pPr>
+    </w:p>
+    <w:p>
+      <w:pPr>
+        <w:bidi/>
+        <w:spacing w:after="80"/>
+        <w:jc w:val="lowKashida"/>
+      </w:pPr>
+      <w:r>
+        <w:rPr>
+          <w:rtl/>
+        </w:rPr>
+        <w:t xml:space="preserve">همان‌گونه که جدول ۴-۱۳ نشان می‌دهد، دو گویه «ورود رقبای جدید و افزایش شدت رقابت» و «افزایش بهای تمام‌شده و فشار بر حاشیه سود» با میانگین ۵٫۰۰ در رتبه نخست قرار دارند؛ پس از آن‌ها گویه «تغییر سریع ذائقه و ترجیحات مصرف‌کننده در گذر زمان» (۴٫۷۱) و دو گویه «محدود بودن بازار هدف به یک گروه خاص از مشتریان» و «نوسان و کمبود در تأمین مواد اولیه» (هر دو ۴٫۵۷) آمده‌اند. هر پنج گویه‌ای که میانگین آن‌ها دست‌کم ۴٫۵۷ است، به مؤلفه‌های برون‌سازمانی تعلق دارند. در سوی دیگر، گویه‌های «نبود نوآوری و توسعه محصول»، «کم‌توجهی به تحقیقات بازار و مطالعه رفتار مصرف‌کننده» و «ضعف در نظام برنامه‌ریزی و اطلاعات فروش» با میانگین ۳٫۱۴ در پایین‌ترین رتبه جای دارند و هر سه درون‌سازمانی‌اند. هفده گویه نیز میانگین دقیقاً ۴٫۰۰ و انحراف معیار صفر دارند؛ یعنی هر هفت عضو پانل به آن‌ها امتیاز ۴ داده‌اند و از این رو میان این گویه‌ها تمایز رتبه‌ای وجود ندارد.</w:t>
       </w:r>
     </w:p>
     <w:p>
@@ -20218,30 +24953,12 @@
         <w:rPr>
           <w:rtl/>
         </w:rPr>
-        <w:t>این فصل، یافته‌های حاصل از اجرای کامل فرایند دلفی سه‌دوره‌ای با</w:t>
-      </w:r>
-      <w:r>
-        <w:rPr>
-          <w:rtl/>
-        </w:rPr>
-        <w:t xml:space="preserve"> پانل هفت نفره خبرگان صنعت مواد غذایی را ارائه کرد: ترکیب جمعیت‌شناختی پانل؛ فهرست بیست‌ونه گویه و نُه مؤلفه چالش فروش برگرفته از دور نخست؛ و آمار توصیفی و استنباطی دورهای دوم و سوم رتبه‌بندی. ضریب هماهنگی کندال از دور دوم (W=۰٫۲۲۴) به دور سوم (W=۰٫۷۵۶) اف</w:t>
-      </w:r>
-      <w:r>
-        <w:rPr>
-          <w:rtl/>
-        </w:rPr>
-        <w:t>زایش معناداری یافت که اثربخشی بازخورد کنترل‌شده را در نزدیک‌تر کردن دیدگاه پانل نشان داد؛ همبستگی رتبه‌ای بالا و معنادار میان دو دور (rho=۰٫۸۴۷) نیز نشان داد فرایند به ثبات رسیده است. بر این پایه، هر دو فرضیه آماری پژوهش تأیید شد و رتبه‌بندی نهایی مؤلفه‌ها</w:t>
-      </w:r>
-      <w:r>
-        <w:rPr>
-          <w:rtl/>
-        </w:rPr>
-        <w:t>ی چالش فروش (جدول ۴-۱۲) به دست آمد. تحلیل و تفسیر عمیق‌تر این یافته‌ها، مقایسه آن‌ها با فهرست چالش‌های برگرفته از ادبیات نظری فصل دوم (جدول ۲-۱)، و ارائه پیشنهادهای کاربردی و پژوهشی بر این اساس، موضوع فصل پنجم این پژوهش خواهد بود.</w:t>
+        <w:t xml:space="preserve">این فصل، یافته‌های حاصل از اجرای کامل فرایند دلفی سه‌دوره‌ای با پانل هفت نفره خبرگان صنعت مواد غذایی را ارائه کرد: ترکیب جمعیت‌شناختی پانل؛ فهرست بیست‌ونه گویه و نُه مؤلفه چالش فروش برگرفته از دور نخست؛ و آمار توصیفی و استنباطی دورهای دوم و سوم رتبه‌بندی. ضریب هماهنگی کندال از دور دوم (W=۰٫۲۲۴) به دور سوم (W=۰٫۷۵۶) افزایش معناداری یافت که اثربخشی بازخورد کنترل‌شده را در نزدیک‌تر کردن دیدگاه پانل نشان داد؛ همبستگی رتبه‌ای بالا و معنادار میان دو دور (rho=۰٫۸۴۷ در سطح گویه و rho=۰٫۸۳۳ در سطح مؤلفه) نیز نشان داد فرایند به ثبات رسیده است. بر این پایه، هر دو فرضیه آماری پژوهش تأیید شد و رتبه‌بندی نهایی مؤلفه‌ها (جدول ۴-۱۲) و گویه‌های چالش فروش (جدول ۴-۱۳) به دست آمد؛ بر اساس این رتبه‌بندی، هر چهار مؤلفه برون‌سازمانی در پنج رتبه نخست جای گرفتند. تحلیل و تفسیر عمیق‌تر این یافته‌ها، مقایسه آن‌ها با فهرست چالش‌های برگرفته از ادبیات نظری فصل دوم (جدول ۲-۱)، و ارائه پیشنهادهای کاربردی و پژوهشی بر این اساس، موضوع فصل پنجم این پژوهش خواهد بود.</w:t>
       </w:r>
     </w:p>
     <w:sectPr>
-      <w:pgSz w:w="12240" w:h="15840"/>
-      <w:pgMar w:top="1440" w:right="1440" w:bottom="1440" w:left="1440" w:header="720" w:footer="720" w:gutter="0"/>
+      <w:pgSz w:w="11906" w:h="16838"/>
+      <w:pgMar w:top="1701" w:right="1701" w:bottom="1417" w:left="1417" w:header="709" w:footer="709" w:gutter="0"/>
       <w:cols w:space="720"/>
       <w:docGrid w:linePitch="360"/>
     </w:sectPr>

--- a/chapter4_with_charts.docx
+++ b/chapter4_with_charts.docx
@@ -10326,26 +10326,7 @@
         <w:rPr>
           <w:rtl/>
         </w:rPr>
-        <w:t>در دور دوم و سوم، از هر عضو پانل خواسته می‌شد اهمیت هر گویه را بر پایه طیف پنج‌درجه‌ای رتبه‌بندی کند (شرح کامل این فرایند در بخش ۳-۷-۲ ارائه شده است). هر دو دور با مشارکت کامل هفت عضو پانل اجرا شدند؛ در دور سوم، بازخورد ناشناس دور دوم — شامل امتی</w:t>
-      </w:r>
-      <w:r>
-        <w:rPr>
-          <w:rtl/>
-        </w:rPr>
-        <w:t xml:space="preserve">از خود هر عضو و میانگین و میانه کل پانل به هر گویه — در اختیار اعضا قرار گرفت تا رتبه‌بندی خود را در صورت تمایل بازبینی کنند. جدول ۴-۸ شاخص‌های </w:t>
-      </w:r>
-      <w:r>
-        <w:rPr>
-          <w:rtl/>
-        </w:rPr>
-        <w:lastRenderedPageBreak/>
-        <w:t>توصیفی امتیاز اهمیت هر یک از بیست‌ونه گویه را در دور نهایی (سوم) — میانگین، میانه، انحراف معیار و دامنه بین‌چارک</w:t>
-      </w:r>
-      <w:r>
-        <w:rPr>
-          <w:rtl/>
-        </w:rPr>
-        <w:t>ی — نشان می‌دهد. این شاخص‌ها مبنای تحلیل استنباطی بخش ۴-۲-۲ و پاسخ به پرسش‌های پژوهش در بخش ۴-۲-۳ قرار می‌گیرند.</w:t>
+        <w:t xml:space="preserve">در دور دوم و سوم، از هر عضو پانل خواسته می‌شد اهمیت هر گویه را بر پایه طیف پنج‌درجه‌ای رتبه‌بندی کند (شرح کامل این فرایند در بخش ۳-۷-۲ ارائه شده است). هر دو دور با مشارکت کامل هفت عضو پانل اجرا شدند؛ در دور سوم، بازخورد ناشناس دور دوم — شامل امتیاز خود هر عضو و میانگین و میانه کل پانل به هر گویه — در اختیار اعضا قرار گرفت تا رتبه‌بندی خود را در صورت تمایل بازبینی کنند. جدول‌های ۴-۸ و ۴-۹ شاخص‌های توصیفی امتیاز اهمیت هر یک از بیست‌ونه گویه را به ترتیب در دور دوم و دور نهایی (سوم) — میانگین، میانه، انحراف معیار و دامنه بین‌چارکی — نشان می‌دهند؛ پاسخ‌های کامل‌شده هر عضو پانل در دور دوم نیز در پیوست ب آمده است. این شاخص‌ها مبنای تحلیل استنباطی بخش ۴-۲-۲ و پاسخ به پرسش‌های پژوهش در بخش ۴-۲-۳ قرار می‌گیرند.</w:t>
       </w:r>
     </w:p>
     <w:p>
@@ -10359,10 +10340,7 @@
         </w:rPr>
       </w:pPr>
       <w:r>
-        <w:t>جدول ۴-۸ آمار توصیفی امتیاز اهمیت گویه‌ها در دور نهایی (سوم) رتبه‌بندی</w:t>
-      </w:r>
-      <w:r>
-        <w:t xml:space="preserve"> (منبع: یافته‌های پژوهش)</w:t>
+        <w:t xml:space="preserve">جدول ۴-۸ آمار توصیفی امتیاز اهمیت گویه‌ها در دور دوم رتبه‌بندی (منبع: یافته‌های پژوهش)</w:t>
       </w:r>
     </w:p>
     <w:tbl>
@@ -10705,7 +10683,7 @@
                 <w:szCs w:val="22"/>
                 <w:rtl/>
               </w:rPr>
-              <w:t>۴٫۴۳</w:t>
+              <w:t xml:space="preserve">۴٫۴۳</w:t>
             </w:r>
           </w:p>
         </w:tc>
@@ -10737,7 +10715,7 @@
                 <w:szCs w:val="22"/>
                 <w:rtl/>
               </w:rPr>
-              <w:t>۴</w:t>
+              <w:t xml:space="preserve">۴</w:t>
             </w:r>
           </w:p>
         </w:tc>
@@ -10769,7 +10747,7 @@
                 <w:szCs w:val="22"/>
                 <w:rtl/>
               </w:rPr>
-              <w:t>۰٫۵۳</w:t>
+              <w:t xml:space="preserve">۰٫۵۳</w:t>
             </w:r>
           </w:p>
         </w:tc>
@@ -10801,7 +10779,7 @@
                 <w:szCs w:val="22"/>
                 <w:rtl/>
               </w:rPr>
-              <w:t>۱٫۰</w:t>
+              <w:t xml:space="preserve">۱٫۰</w:t>
             </w:r>
           </w:p>
         </w:tc>
@@ -10902,7 +10880,7 @@
                 <w:szCs w:val="22"/>
                 <w:rtl/>
               </w:rPr>
-              <w:t>۴٫۴۳</w:t>
+              <w:t xml:space="preserve">۴٫۴۳</w:t>
             </w:r>
           </w:p>
         </w:tc>
@@ -10934,7 +10912,7 @@
                 <w:szCs w:val="22"/>
                 <w:rtl/>
               </w:rPr>
-              <w:t>۴</w:t>
+              <w:t xml:space="preserve">۴</w:t>
             </w:r>
           </w:p>
         </w:tc>
@@ -10966,7 +10944,7 @@
                 <w:szCs w:val="22"/>
                 <w:rtl/>
               </w:rPr>
-              <w:t>۰٫۵۳</w:t>
+              <w:t xml:space="preserve">۰٫۵۳</w:t>
             </w:r>
           </w:p>
         </w:tc>
@@ -10998,7 +10976,7 @@
                 <w:szCs w:val="22"/>
                 <w:rtl/>
               </w:rPr>
-              <w:t>۱٫۰</w:t>
+              <w:t xml:space="preserve">۱٫۰</w:t>
             </w:r>
           </w:p>
         </w:tc>
@@ -11099,7 +11077,7 @@
                 <w:szCs w:val="22"/>
                 <w:rtl/>
               </w:rPr>
-              <w:t>۴٫۰۰</w:t>
+              <w:t xml:space="preserve">۴٫۲۹</w:t>
             </w:r>
           </w:p>
         </w:tc>
@@ -11131,7 +11109,7 @@
                 <w:szCs w:val="22"/>
                 <w:rtl/>
               </w:rPr>
-              <w:t>۴</w:t>
+              <w:t xml:space="preserve">۴</w:t>
             </w:r>
           </w:p>
         </w:tc>
@@ -11163,7 +11141,7 @@
                 <w:szCs w:val="22"/>
                 <w:rtl/>
               </w:rPr>
-              <w:t>۰٫۰۰</w:t>
+              <w:t xml:space="preserve">۰٫۷۶</w:t>
             </w:r>
           </w:p>
         </w:tc>
@@ -11195,7 +11173,7 @@
                 <w:szCs w:val="22"/>
                 <w:rtl/>
               </w:rPr>
-              <w:t>۰٫۰</w:t>
+              <w:t xml:space="preserve">۱٫۰</w:t>
             </w:r>
           </w:p>
         </w:tc>
@@ -11304,7 +11282,7 @@
                 <w:szCs w:val="22"/>
                 <w:rtl/>
               </w:rPr>
-              <w:t>۴٫۰۰</w:t>
+              <w:t xml:space="preserve">۳٫۸۶</w:t>
             </w:r>
           </w:p>
         </w:tc>
@@ -11336,7 +11314,7 @@
                 <w:szCs w:val="22"/>
                 <w:rtl/>
               </w:rPr>
-              <w:t>۴</w:t>
+              <w:t xml:space="preserve">۳</w:t>
             </w:r>
           </w:p>
         </w:tc>
@@ -11368,7 +11346,7 @@
                 <w:szCs w:val="22"/>
                 <w:rtl/>
               </w:rPr>
-              <w:t>۰٫۰۰</w:t>
+              <w:t xml:space="preserve">۱٫۰۷</w:t>
             </w:r>
           </w:p>
         </w:tc>
@@ -11400,7 +11378,7 @@
                 <w:szCs w:val="22"/>
                 <w:rtl/>
               </w:rPr>
-              <w:t>۰٫۰</w:t>
+              <w:t xml:space="preserve">۲٫۰</w:t>
             </w:r>
           </w:p>
         </w:tc>
@@ -11501,7 +11479,7 @@
                 <w:szCs w:val="22"/>
                 <w:rtl/>
               </w:rPr>
-              <w:t>۴٫۰۰</w:t>
+              <w:t xml:space="preserve">۳٫۸۶</w:t>
             </w:r>
           </w:p>
         </w:tc>
@@ -11533,7 +11511,7 @@
                 <w:szCs w:val="22"/>
                 <w:rtl/>
               </w:rPr>
-              <w:t>۴</w:t>
+              <w:t xml:space="preserve">۴</w:t>
             </w:r>
           </w:p>
         </w:tc>
@@ -11565,7 +11543,7 @@
                 <w:szCs w:val="22"/>
                 <w:rtl/>
               </w:rPr>
-              <w:t>۰٫۰۰</w:t>
+              <w:t xml:space="preserve">۰٫۹۰</w:t>
             </w:r>
           </w:p>
         </w:tc>
@@ -11597,7 +11575,7 @@
                 <w:szCs w:val="22"/>
                 <w:rtl/>
               </w:rPr>
-              <w:t>۰٫۰</w:t>
+              <w:t xml:space="preserve">۱٫۵</w:t>
             </w:r>
           </w:p>
         </w:tc>
@@ -11698,7 +11676,7 @@
                 <w:szCs w:val="22"/>
                 <w:rtl/>
               </w:rPr>
-              <w:t>۳٫۱۴</w:t>
+              <w:t xml:space="preserve">۳٫۴۳</w:t>
             </w:r>
           </w:p>
         </w:tc>
@@ -11730,7 +11708,7 @@
                 <w:szCs w:val="22"/>
                 <w:rtl/>
               </w:rPr>
-              <w:t>۳</w:t>
+              <w:t xml:space="preserve">۳</w:t>
             </w:r>
           </w:p>
         </w:tc>
@@ -11762,7 +11740,7 @@
                 <w:szCs w:val="22"/>
                 <w:rtl/>
               </w:rPr>
-              <w:t>۰٫۳۸</w:t>
+              <w:t xml:space="preserve">۰٫۷۹</w:t>
             </w:r>
           </w:p>
         </w:tc>
@@ -11794,7 +11772,7 @@
                 <w:szCs w:val="22"/>
                 <w:rtl/>
               </w:rPr>
-              <w:t>۰٫۰</w:t>
+              <w:t xml:space="preserve">۰٫۵</w:t>
             </w:r>
           </w:p>
         </w:tc>
@@ -11895,7 +11873,7 @@
                 <w:szCs w:val="22"/>
                 <w:rtl/>
               </w:rPr>
-              <w:t>۳٫۱۴</w:t>
+              <w:t xml:space="preserve">۳٫۲۹</w:t>
             </w:r>
           </w:p>
         </w:tc>
@@ -11927,7 +11905,7 @@
                 <w:szCs w:val="22"/>
                 <w:rtl/>
               </w:rPr>
-              <w:t>۳</w:t>
+              <w:t xml:space="preserve">۳</w:t>
             </w:r>
           </w:p>
         </w:tc>
@@ -11959,7 +11937,7 @@
                 <w:szCs w:val="22"/>
                 <w:rtl/>
               </w:rPr>
-              <w:t>۰٫۳۸</w:t>
+              <w:t xml:space="preserve">۰٫۹۵</w:t>
             </w:r>
           </w:p>
         </w:tc>
@@ -11991,7 +11969,7 @@
                 <w:szCs w:val="22"/>
                 <w:rtl/>
               </w:rPr>
-              <w:t>۰٫۰</w:t>
+              <w:t xml:space="preserve">۰٫۵</w:t>
             </w:r>
           </w:p>
         </w:tc>
@@ -12092,7 +12070,7 @@
                 <w:szCs w:val="22"/>
                 <w:rtl/>
               </w:rPr>
-              <w:t>۴٫۰۰</w:t>
+              <w:t xml:space="preserve">۴٫۰۰</w:t>
             </w:r>
           </w:p>
         </w:tc>
@@ -12124,7 +12102,7 @@
                 <w:szCs w:val="22"/>
                 <w:rtl/>
               </w:rPr>
-              <w:t>۴</w:t>
+              <w:t xml:space="preserve">۴</w:t>
             </w:r>
           </w:p>
         </w:tc>
@@ -12156,7 +12134,7 @@
                 <w:szCs w:val="22"/>
                 <w:rtl/>
               </w:rPr>
-              <w:t>۰٫۰۰</w:t>
+              <w:t xml:space="preserve">۰٫۸۲</w:t>
             </w:r>
           </w:p>
         </w:tc>
@@ -12188,7 +12166,7 @@
                 <w:szCs w:val="22"/>
                 <w:rtl/>
               </w:rPr>
-              <w:t>۰٫۰</w:t>
+              <w:t xml:space="preserve">۱٫۰</w:t>
             </w:r>
           </w:p>
         </w:tc>
@@ -12289,7 +12267,7 @@
                 <w:szCs w:val="22"/>
                 <w:rtl/>
               </w:rPr>
-              <w:t>۴٫۰۰</w:t>
+              <w:t xml:space="preserve">۳٫۷۱</w:t>
             </w:r>
           </w:p>
         </w:tc>
@@ -12321,7 +12299,7 @@
                 <w:szCs w:val="22"/>
                 <w:rtl/>
               </w:rPr>
-              <w:t>۴</w:t>
+              <w:t xml:space="preserve">۴</w:t>
             </w:r>
           </w:p>
         </w:tc>
@@ -12353,7 +12331,7 @@
                 <w:szCs w:val="22"/>
                 <w:rtl/>
               </w:rPr>
-              <w:t>۰٫۰۰</w:t>
+              <w:t xml:space="preserve">۰٫۷۶</w:t>
             </w:r>
           </w:p>
         </w:tc>
@@ -12385,7 +12363,7 @@
                 <w:szCs w:val="22"/>
                 <w:rtl/>
               </w:rPr>
-              <w:t>۰٫۰</w:t>
+              <w:t xml:space="preserve">۱٫۰</w:t>
             </w:r>
           </w:p>
         </w:tc>
@@ -12486,7 +12464,7 @@
                 <w:szCs w:val="22"/>
                 <w:rtl/>
               </w:rPr>
-              <w:t>۳٫۴۳</w:t>
+              <w:t xml:space="preserve">۳٫۵۷</w:t>
             </w:r>
           </w:p>
         </w:tc>
@@ -12518,7 +12496,7 @@
                 <w:szCs w:val="22"/>
                 <w:rtl/>
               </w:rPr>
-              <w:t>۳</w:t>
+              <w:t xml:space="preserve">۳</w:t>
             </w:r>
           </w:p>
         </w:tc>
@@ -12550,7 +12528,7 @@
                 <w:szCs w:val="22"/>
                 <w:rtl/>
               </w:rPr>
-              <w:t>۰٫۵۳</w:t>
+              <w:t xml:space="preserve">۰٫۷۹</w:t>
             </w:r>
           </w:p>
         </w:tc>
@@ -12582,7 +12560,7 @@
                 <w:szCs w:val="22"/>
                 <w:rtl/>
               </w:rPr>
-              <w:t>۱٫۰</w:t>
+              <w:t xml:space="preserve">۱٫۰</w:t>
             </w:r>
           </w:p>
         </w:tc>
@@ -12683,7 +12661,7 @@
                 <w:szCs w:val="22"/>
                 <w:rtl/>
               </w:rPr>
-              <w:t>۴٫۰۰</w:t>
+              <w:t xml:space="preserve">۴٫۰۰</w:t>
             </w:r>
           </w:p>
         </w:tc>
@@ -12715,7 +12693,7 @@
                 <w:szCs w:val="22"/>
                 <w:rtl/>
               </w:rPr>
-              <w:t>۴</w:t>
+              <w:t xml:space="preserve">۴</w:t>
             </w:r>
           </w:p>
         </w:tc>
@@ -12747,7 +12725,7 @@
                 <w:szCs w:val="22"/>
                 <w:rtl/>
               </w:rPr>
-              <w:t>۰٫۰۰</w:t>
+              <w:t xml:space="preserve">۰٫۸۲</w:t>
             </w:r>
           </w:p>
         </w:tc>
@@ -12779,7 +12757,7 @@
                 <w:szCs w:val="22"/>
                 <w:rtl/>
               </w:rPr>
-              <w:t>۰٫۰</w:t>
+              <w:t xml:space="preserve">۱٫۰</w:t>
             </w:r>
           </w:p>
         </w:tc>
@@ -12880,7 +12858,7 @@
                 <w:szCs w:val="22"/>
                 <w:rtl/>
               </w:rPr>
-              <w:t>۴٫۰۰</w:t>
+              <w:t xml:space="preserve">۳٫۸۶</w:t>
             </w:r>
           </w:p>
         </w:tc>
@@ -12912,7 +12890,7 @@
                 <w:szCs w:val="22"/>
                 <w:rtl/>
               </w:rPr>
-              <w:t>۴</w:t>
+              <w:t xml:space="preserve">۴</w:t>
             </w:r>
           </w:p>
         </w:tc>
@@ -12944,7 +12922,7 @@
                 <w:szCs w:val="22"/>
                 <w:rtl/>
               </w:rPr>
-              <w:t>۰٫۰۰</w:t>
+              <w:t xml:space="preserve">۰٫۹۰</w:t>
             </w:r>
           </w:p>
         </w:tc>
@@ -12976,7 +12954,7 @@
                 <w:szCs w:val="22"/>
                 <w:rtl/>
               </w:rPr>
-              <w:t>۰٫۰</w:t>
+              <w:t xml:space="preserve">۱٫۵</w:t>
             </w:r>
           </w:p>
         </w:tc>
@@ -13085,7 +13063,7 @@
                 <w:szCs w:val="22"/>
                 <w:rtl/>
               </w:rPr>
-              <w:t>۳٫۱۴</w:t>
+              <w:t xml:space="preserve">۳٫۴۳</w:t>
             </w:r>
           </w:p>
         </w:tc>
@@ -13117,7 +13095,7 @@
                 <w:szCs w:val="22"/>
                 <w:rtl/>
               </w:rPr>
-              <w:t>۳</w:t>
+              <w:t xml:space="preserve">۳</w:t>
             </w:r>
           </w:p>
         </w:tc>
@@ -13149,7 +13127,7 @@
                 <w:szCs w:val="22"/>
                 <w:rtl/>
               </w:rPr>
-              <w:t>۰٫۳۸</w:t>
+              <w:t xml:space="preserve">۰٫۷۹</w:t>
             </w:r>
           </w:p>
         </w:tc>
@@ -13181,7 +13159,7 @@
                 <w:szCs w:val="22"/>
                 <w:rtl/>
               </w:rPr>
-              <w:t>۰٫۰</w:t>
+              <w:t xml:space="preserve">۰٫۵</w:t>
             </w:r>
           </w:p>
         </w:tc>
@@ -13282,7 +13260,7 @@
                 <w:szCs w:val="22"/>
                 <w:rtl/>
               </w:rPr>
-              <w:t>۴٫۰۰</w:t>
+              <w:t xml:space="preserve">۳٫۸۶</w:t>
             </w:r>
           </w:p>
         </w:tc>
@@ -13314,7 +13292,7 @@
                 <w:szCs w:val="22"/>
                 <w:rtl/>
               </w:rPr>
-              <w:t>۴</w:t>
+              <w:t xml:space="preserve">۴</w:t>
             </w:r>
           </w:p>
         </w:tc>
@@ -13346,7 +13324,7 @@
                 <w:szCs w:val="22"/>
                 <w:rtl/>
               </w:rPr>
-              <w:t>۰٫۰۰</w:t>
+              <w:t xml:space="preserve">۰٫۶۹</w:t>
             </w:r>
           </w:p>
         </w:tc>
@@ -13378,7 +13356,7 @@
                 <w:szCs w:val="22"/>
                 <w:rtl/>
               </w:rPr>
-              <w:t>۰٫۰</w:t>
+              <w:t xml:space="preserve">۰٫۵</w:t>
             </w:r>
           </w:p>
         </w:tc>
@@ -13479,7 +13457,7 @@
                 <w:szCs w:val="22"/>
                 <w:rtl/>
               </w:rPr>
-              <w:t>۴٫۴۳</w:t>
+              <w:t xml:space="preserve">۴٫۴۳</w:t>
             </w:r>
           </w:p>
         </w:tc>
@@ -13511,7 +13489,7 @@
                 <w:szCs w:val="22"/>
                 <w:rtl/>
               </w:rPr>
-              <w:t>۴</w:t>
+              <w:t xml:space="preserve">۴</w:t>
             </w:r>
           </w:p>
         </w:tc>
@@ -13543,7 +13521,7 @@
                 <w:szCs w:val="22"/>
                 <w:rtl/>
               </w:rPr>
-              <w:t>۰٫۵۳</w:t>
+              <w:t xml:space="preserve">۰٫۵۳</w:t>
             </w:r>
           </w:p>
         </w:tc>
@@ -13575,7 +13553,7 @@
                 <w:szCs w:val="22"/>
                 <w:rtl/>
               </w:rPr>
-              <w:t>۱٫۰</w:t>
+              <w:t xml:space="preserve">۱٫۰</w:t>
             </w:r>
           </w:p>
         </w:tc>
@@ -13677,7 +13655,7 @@
                 <w:szCs w:val="22"/>
                 <w:rtl/>
               </w:rPr>
-              <w:t>۴٫۰۰</w:t>
+              <w:t xml:space="preserve">۳٫۷۱</w:t>
             </w:r>
           </w:p>
         </w:tc>
@@ -13709,7 +13687,7 @@
                 <w:szCs w:val="22"/>
                 <w:rtl/>
               </w:rPr>
-              <w:t>۴</w:t>
+              <w:t xml:space="preserve">۴</w:t>
             </w:r>
           </w:p>
         </w:tc>
@@ -13741,7 +13719,7 @@
                 <w:szCs w:val="22"/>
                 <w:rtl/>
               </w:rPr>
-              <w:t>۰٫۰۰</w:t>
+              <w:t xml:space="preserve">۰٫۷۶</w:t>
             </w:r>
           </w:p>
         </w:tc>
@@ -13773,7 +13751,7 @@
                 <w:szCs w:val="22"/>
                 <w:rtl/>
               </w:rPr>
-              <w:t>۰٫۰</w:t>
+              <w:t xml:space="preserve">۱٫۰</w:t>
             </w:r>
           </w:p>
         </w:tc>
@@ -13882,7 +13860,7 @@
                 <w:szCs w:val="22"/>
                 <w:rtl/>
               </w:rPr>
-              <w:t>۴٫۰۰</w:t>
+              <w:t xml:space="preserve">۴٫۱۴</w:t>
             </w:r>
           </w:p>
         </w:tc>
@@ -13914,7 +13892,7 @@
                 <w:szCs w:val="22"/>
                 <w:rtl/>
               </w:rPr>
-              <w:t>۴</w:t>
+              <w:t xml:space="preserve">۴</w:t>
             </w:r>
           </w:p>
         </w:tc>
@@ -13946,7 +13924,7 @@
                 <w:szCs w:val="22"/>
                 <w:rtl/>
               </w:rPr>
-              <w:t>۰٫۰۰</w:t>
+              <w:t xml:space="preserve">۰٫۶۹</w:t>
             </w:r>
           </w:p>
         </w:tc>
@@ -13978,7 +13956,7 @@
                 <w:szCs w:val="22"/>
                 <w:rtl/>
               </w:rPr>
-              <w:t>۰٫۰</w:t>
+              <w:t xml:space="preserve">۰٫۵</w:t>
             </w:r>
           </w:p>
         </w:tc>
@@ -14079,7 +14057,7 @@
                 <w:szCs w:val="22"/>
                 <w:rtl/>
               </w:rPr>
-              <w:t>۴٫۰۰</w:t>
+              <w:t xml:space="preserve">۳٫۸۶</w:t>
             </w:r>
           </w:p>
         </w:tc>
@@ -14111,7 +14089,7 @@
                 <w:szCs w:val="22"/>
                 <w:rtl/>
               </w:rPr>
-              <w:t>۴</w:t>
+              <w:t xml:space="preserve">۴</w:t>
             </w:r>
           </w:p>
         </w:tc>
@@ -14143,7 +14121,7 @@
                 <w:szCs w:val="22"/>
                 <w:rtl/>
               </w:rPr>
-              <w:t>۰٫۰۰</w:t>
+              <w:t xml:space="preserve">۰٫۶۹</w:t>
             </w:r>
           </w:p>
         </w:tc>
@@ -14175,7 +14153,7 @@
                 <w:szCs w:val="22"/>
                 <w:rtl/>
               </w:rPr>
-              <w:t>۰٫۰</w:t>
+              <w:t xml:space="preserve">۰٫۵</w:t>
             </w:r>
           </w:p>
         </w:tc>
@@ -14276,7 +14254,7 @@
                 <w:szCs w:val="22"/>
                 <w:rtl/>
               </w:rPr>
-              <w:t>۵٫۰۰</w:t>
+              <w:t xml:space="preserve">۴٫۵۷</w:t>
             </w:r>
           </w:p>
         </w:tc>
@@ -14308,7 +14286,7 @@
                 <w:szCs w:val="22"/>
                 <w:rtl/>
               </w:rPr>
-              <w:t>۵</w:t>
+              <w:t xml:space="preserve">۵</w:t>
             </w:r>
           </w:p>
         </w:tc>
@@ -14340,7 +14318,7 @@
                 <w:szCs w:val="22"/>
                 <w:rtl/>
               </w:rPr>
-              <w:t>۰٫۰۰</w:t>
+              <w:t xml:space="preserve">۰٫۵۳</w:t>
             </w:r>
           </w:p>
         </w:tc>
@@ -14372,7 +14350,7 @@
                 <w:szCs w:val="22"/>
                 <w:rtl/>
               </w:rPr>
-              <w:t>۰٫۰</w:t>
+              <w:t xml:space="preserve">۱٫۰</w:t>
             </w:r>
           </w:p>
         </w:tc>
@@ -14473,7 +14451,7 @@
                 <w:szCs w:val="22"/>
                 <w:rtl/>
               </w:rPr>
-              <w:t>۴٫۰۰</w:t>
+              <w:t xml:space="preserve">۴٫۴۳</w:t>
             </w:r>
           </w:p>
         </w:tc>
@@ -14505,7 +14483,7 @@
                 <w:szCs w:val="22"/>
                 <w:rtl/>
               </w:rPr>
-              <w:t>۴</w:t>
+              <w:t xml:space="preserve">۴</w:t>
             </w:r>
           </w:p>
         </w:tc>
@@ -14537,7 +14515,7 @@
                 <w:szCs w:val="22"/>
                 <w:rtl/>
               </w:rPr>
-              <w:t>۰٫۰۰</w:t>
+              <w:t xml:space="preserve">۰٫۵۳</w:t>
             </w:r>
           </w:p>
         </w:tc>
@@ -14569,7 +14547,7 @@
                 <w:szCs w:val="22"/>
                 <w:rtl/>
               </w:rPr>
-              <w:t>۰٫۰</w:t>
+              <w:t xml:space="preserve">۱٫۰</w:t>
             </w:r>
           </w:p>
         </w:tc>
@@ -14670,7 +14648,7 @@
                 <w:szCs w:val="22"/>
                 <w:rtl/>
               </w:rPr>
-              <w:t>۴٫۰۰</w:t>
+              <w:t xml:space="preserve">۴٫۴۳</w:t>
             </w:r>
           </w:p>
         </w:tc>
@@ -14702,7 +14680,7 @@
                 <w:szCs w:val="22"/>
                 <w:rtl/>
               </w:rPr>
-              <w:t>۴</w:t>
+              <w:t xml:space="preserve">۴</w:t>
             </w:r>
           </w:p>
         </w:tc>
@@ -14734,7 +14712,7 @@
                 <w:szCs w:val="22"/>
                 <w:rtl/>
               </w:rPr>
-              <w:t>۰٫۰۰</w:t>
+              <w:t xml:space="preserve">۰٫۵۳</w:t>
             </w:r>
           </w:p>
         </w:tc>
@@ -14766,7 +14744,7 @@
                 <w:szCs w:val="22"/>
                 <w:rtl/>
               </w:rPr>
-              <w:t>۰٫۰</w:t>
+              <w:t xml:space="preserve">۱٫۰</w:t>
             </w:r>
           </w:p>
         </w:tc>
@@ -14867,7 +14845,7 @@
                 <w:szCs w:val="22"/>
                 <w:rtl/>
               </w:rPr>
-              <w:t>۴٫۷۱</w:t>
+              <w:t xml:space="preserve">۴٫۴۳</w:t>
             </w:r>
           </w:p>
         </w:tc>
@@ -14899,7 +14877,7 @@
                 <w:szCs w:val="22"/>
                 <w:rtl/>
               </w:rPr>
-              <w:t>۵</w:t>
+              <w:t xml:space="preserve">۵</w:t>
             </w:r>
           </w:p>
         </w:tc>
@@ -14931,7 +14909,7 @@
                 <w:szCs w:val="22"/>
                 <w:rtl/>
               </w:rPr>
-              <w:t>۰٫۴۹</w:t>
+              <w:t xml:space="preserve">۰٫۷۹</w:t>
             </w:r>
           </w:p>
         </w:tc>
@@ -14963,7 +14941,7 @@
                 <w:szCs w:val="22"/>
                 <w:rtl/>
               </w:rPr>
-              <w:t>۰٫۵</w:t>
+              <w:t xml:space="preserve">۱٫۰</w:t>
             </w:r>
           </w:p>
         </w:tc>
@@ -15064,7 +15042,7 @@
                 <w:szCs w:val="22"/>
                 <w:rtl/>
               </w:rPr>
-              <w:t>۴٫۵۷</w:t>
+              <w:t xml:space="preserve">۴٫۴۳</w:t>
             </w:r>
           </w:p>
         </w:tc>
@@ -15096,7 +15074,7 @@
                 <w:szCs w:val="22"/>
                 <w:rtl/>
               </w:rPr>
-              <w:t>۵</w:t>
+              <w:t xml:space="preserve">۵</w:t>
             </w:r>
           </w:p>
         </w:tc>
@@ -15128,7 +15106,7 @@
                 <w:szCs w:val="22"/>
                 <w:rtl/>
               </w:rPr>
-              <w:t>۰٫۵۳</w:t>
+              <w:t xml:space="preserve">۰٫۷۹</w:t>
             </w:r>
           </w:p>
         </w:tc>
@@ -15160,7 +15138,7 @@
                 <w:szCs w:val="22"/>
                 <w:rtl/>
               </w:rPr>
-              <w:t>۱٫۰</w:t>
+              <w:t xml:space="preserve">۱٫۰</w:t>
             </w:r>
           </w:p>
         </w:tc>
@@ -15261,7 +15239,7 @@
                 <w:szCs w:val="22"/>
                 <w:rtl/>
               </w:rPr>
-              <w:t>۴٫۰۰</w:t>
+              <w:t xml:space="preserve">۴٫۱۴</w:t>
             </w:r>
           </w:p>
         </w:tc>
@@ -15293,7 +15271,7 @@
                 <w:szCs w:val="22"/>
                 <w:rtl/>
               </w:rPr>
-              <w:t>۴</w:t>
+              <w:t xml:space="preserve">۴</w:t>
             </w:r>
           </w:p>
         </w:tc>
@@ -15325,7 +15303,7 @@
                 <w:szCs w:val="22"/>
                 <w:rtl/>
               </w:rPr>
-              <w:t>۰٫۰۰</w:t>
+              <w:t xml:space="preserve">۰٫۶۹</w:t>
             </w:r>
           </w:p>
         </w:tc>
@@ -15357,7 +15335,7 @@
                 <w:szCs w:val="22"/>
                 <w:rtl/>
               </w:rPr>
-              <w:t>۰٫۰</w:t>
+              <w:t xml:space="preserve">۰٫۵</w:t>
             </w:r>
           </w:p>
         </w:tc>
@@ -15466,7 +15444,7 @@
                 <w:szCs w:val="22"/>
                 <w:rtl/>
               </w:rPr>
-              <w:t>۴٫۵۷</w:t>
+              <w:t xml:space="preserve">۴٫۲۹</w:t>
             </w:r>
           </w:p>
         </w:tc>
@@ -15498,7 +15476,7 @@
                 <w:szCs w:val="22"/>
                 <w:rtl/>
               </w:rPr>
-              <w:t>۵</w:t>
+              <w:t xml:space="preserve">۵</w:t>
             </w:r>
           </w:p>
         </w:tc>
@@ -15530,7 +15508,7 @@
                 <w:szCs w:val="22"/>
                 <w:rtl/>
               </w:rPr>
-              <w:t>۰٫۵۳</w:t>
+              <w:t xml:space="preserve">۰٫۹۵</w:t>
             </w:r>
           </w:p>
         </w:tc>
@@ -15562,7 +15540,7 @@
                 <w:szCs w:val="22"/>
                 <w:rtl/>
               </w:rPr>
-              <w:t>۱٫۰</w:t>
+              <w:t xml:space="preserve">۱٫۵</w:t>
             </w:r>
           </w:p>
         </w:tc>
@@ -15663,7 +15641,7 @@
                 <w:szCs w:val="22"/>
                 <w:rtl/>
               </w:rPr>
-              <w:t>۴٫۰۰</w:t>
+              <w:t xml:space="preserve">۳٫۸۶</w:t>
             </w:r>
           </w:p>
         </w:tc>
@@ -15695,7 +15673,7 @@
                 <w:szCs w:val="22"/>
                 <w:rtl/>
               </w:rPr>
-              <w:t>۴</w:t>
+              <w:t xml:space="preserve">۴</w:t>
             </w:r>
           </w:p>
         </w:tc>
@@ -15727,7 +15705,7 @@
                 <w:szCs w:val="22"/>
                 <w:rtl/>
               </w:rPr>
-              <w:t>۰٫۰۰</w:t>
+              <w:t xml:space="preserve">۰٫۹۰</w:t>
             </w:r>
           </w:p>
         </w:tc>
@@ -15759,7 +15737,7 @@
                 <w:szCs w:val="22"/>
                 <w:rtl/>
               </w:rPr>
-              <w:t>۰٫۰</w:t>
+              <w:t xml:space="preserve">۱٫۵</w:t>
             </w:r>
           </w:p>
         </w:tc>
@@ -15860,7 +15838,7 @@
                 <w:szCs w:val="22"/>
                 <w:rtl/>
               </w:rPr>
-              <w:t>۴٫۰۰</w:t>
+              <w:t xml:space="preserve">۳٫۸۶</w:t>
             </w:r>
           </w:p>
         </w:tc>
@@ -15892,7 +15870,7 @@
                 <w:szCs w:val="22"/>
                 <w:rtl/>
               </w:rPr>
-              <w:t>۴</w:t>
+              <w:t xml:space="preserve">۴</w:t>
             </w:r>
           </w:p>
         </w:tc>
@@ -15924,7 +15902,7 @@
                 <w:szCs w:val="22"/>
                 <w:rtl/>
               </w:rPr>
-              <w:t>۰٫۰۰</w:t>
+              <w:t xml:space="preserve">۰٫۹۰</w:t>
             </w:r>
           </w:p>
         </w:tc>
@@ -15956,7 +15934,7 @@
                 <w:szCs w:val="22"/>
                 <w:rtl/>
               </w:rPr>
-              <w:t>۰٫۰</w:t>
+              <w:t xml:space="preserve">۱٫۵</w:t>
             </w:r>
           </w:p>
         </w:tc>
@@ -16057,7 +16035,7 @@
                 <w:szCs w:val="22"/>
                 <w:rtl/>
               </w:rPr>
-              <w:t>۵٫۰۰</w:t>
+              <w:t xml:space="preserve">۴٫۵۷</w:t>
             </w:r>
           </w:p>
         </w:tc>
@@ -16089,7 +16067,7 @@
                 <w:szCs w:val="22"/>
                 <w:rtl/>
               </w:rPr>
-              <w:t>۵</w:t>
+              <w:t xml:space="preserve">۵</w:t>
             </w:r>
           </w:p>
         </w:tc>
@@ -16121,7 +16099,7 @@
                 <w:szCs w:val="22"/>
                 <w:rtl/>
               </w:rPr>
-              <w:t>۰٫۰۰</w:t>
+              <w:t xml:space="preserve">۰٫۵۳</w:t>
             </w:r>
           </w:p>
         </w:tc>
@@ -16153,7 +16131,7 @@
                 <w:szCs w:val="22"/>
                 <w:rtl/>
               </w:rPr>
-              <w:t>۰٫۰</w:t>
+              <w:t xml:space="preserve">۱٫۰</w:t>
             </w:r>
           </w:p>
         </w:tc>
@@ -16262,7 +16240,7 @@
                 <w:szCs w:val="22"/>
                 <w:rtl/>
               </w:rPr>
-              <w:t>۴٫۰۰</w:t>
+              <w:t xml:space="preserve">۴٫۱۴</w:t>
             </w:r>
           </w:p>
         </w:tc>
@@ -16294,7 +16272,7 @@
                 <w:szCs w:val="22"/>
                 <w:rtl/>
               </w:rPr>
-              <w:t>۴</w:t>
+              <w:t xml:space="preserve">۴</w:t>
             </w:r>
           </w:p>
         </w:tc>
@@ -16326,7 +16304,7 @@
                 <w:szCs w:val="22"/>
                 <w:rtl/>
               </w:rPr>
-              <w:t>۰٫۰۰</w:t>
+              <w:t xml:space="preserve">۰٫۳۸</w:t>
             </w:r>
           </w:p>
         </w:tc>
@@ -16358,7 +16336,7 @@
                 <w:szCs w:val="22"/>
                 <w:rtl/>
               </w:rPr>
-              <w:t>۰٫۰</w:t>
+              <w:t xml:space="preserve">۰٫۰</w:t>
             </w:r>
           </w:p>
         </w:tc>
@@ -16369,6 +16347,6038 @@
         <w:bidi/>
         <w:jc w:val="lowKashida"/>
       </w:pPr>
+    </w:p>
+    <w:p>
+      <w:pPr>
+        <w:pStyle w:val="TableCaption"/>
+        <w:keepNext/>
+        <w:spacing w:before="160" w:after="80"/>
+        <w:jc w:val="center"/>
+        <w:rPr>
+          <w:vanish/>
+        </w:rPr>
+      </w:pPr>
+      <w:r>
+        <w:t xml:space="preserve">جدول ۴-۹ آمار توصیفی امتیاز اهمیت گویه‌ها در دور نهایی (سوم) رتبه‌بندی (منبع: یافته‌های پژوهش)</w:t>
+      </w:r>
+    </w:p>
+    <w:tbl>
+      <w:tblPr>
+        <w:bidiVisual/>
+        <w:tblW w:w="8788" w:type="dxa"/>
+        <w:tblBorders>
+          <w:top w:val="single" w:sz="4" w:space="0" w:color="auto"/>
+          <w:left w:val="single" w:sz="4" w:space="0" w:color="auto"/>
+          <w:bottom w:val="single" w:sz="4" w:space="0" w:color="auto"/>
+          <w:right w:val="single" w:sz="4" w:space="0" w:color="auto"/>
+          <w:insideH w:val="single" w:sz="4" w:space="0" w:color="auto"/>
+          <w:insideV w:val="single" w:sz="4" w:space="0" w:color="auto"/>
+        </w:tblBorders>
+        <w:tblCellMar>
+          <w:left w:w="10" w:type="dxa"/>
+          <w:right w:w="10" w:type="dxa"/>
+        </w:tblCellMar>
+        <w:tblLook w:val="04A0" w:firstRow="1" w:lastRow="0" w:firstColumn="1" w:lastColumn="0" w:noHBand="0" w:noVBand="1"/>
+      </w:tblPr>
+      <w:tblGrid>
+        <w:gridCol w:w="700"/>
+        <w:gridCol w:w="3073"/>
+        <w:gridCol w:w="1210"/>
+        <w:gridCol w:w="1210"/>
+        <w:gridCol w:w="1396"/>
+        <w:gridCol w:w="1199"/>
+      </w:tblGrid>
+      <w:tr>
+        <w:trPr>
+          <w:tblHeader/>
+          <w:cantSplit/>
+        </w:trPr>
+        <w:tc>
+          <w:tcPr>
+            <w:tcW w:w="700" w:type="dxa"/>
+            <w:tcBorders>
+              <w:top w:val="single" w:sz="4" w:space="0" w:color="000000"/>
+              <w:left w:val="single" w:sz="4" w:space="0" w:color="000000"/>
+              <w:bottom w:val="single" w:sz="4" w:space="0" w:color="000000"/>
+              <w:right w:val="single" w:sz="4" w:space="0" w:color="000000"/>
+            </w:tcBorders>
+            <w:tcMar>
+              <w:top w:w="40" w:type="dxa"/>
+              <w:left w:w="80" w:type="dxa"/>
+              <w:bottom w:w="40" w:type="dxa"/>
+              <w:right w:w="80" w:type="dxa"/>
+            </w:tcMar>
+            <w:vAlign w:val="center"/>
+          </w:tcPr>
+          <w:p>
+            <w:pPr>
+              <w:bidi/>
+              <w:jc w:val="center"/>
+            </w:pPr>
+            <w:r>
+              <w:rPr>
+                <w:b/>
+                <w:bCs/>
+                <w:sz w:val="22"/>
+                <w:szCs w:val="22"/>
+                <w:rtl/>
+              </w:rPr>
+              <w:t>ردیف</w:t>
+            </w:r>
+          </w:p>
+        </w:tc>
+        <w:tc>
+          <w:tcPr>
+            <w:tcW w:w="3073" w:type="dxa"/>
+            <w:tcBorders>
+              <w:top w:val="single" w:sz="4" w:space="0" w:color="000000"/>
+              <w:left w:val="single" w:sz="4" w:space="0" w:color="000000"/>
+              <w:bottom w:val="single" w:sz="4" w:space="0" w:color="000000"/>
+              <w:right w:val="single" w:sz="4" w:space="0" w:color="000000"/>
+            </w:tcBorders>
+            <w:tcMar>
+              <w:top w:w="40" w:type="dxa"/>
+              <w:left w:w="80" w:type="dxa"/>
+              <w:bottom w:w="40" w:type="dxa"/>
+              <w:right w:w="80" w:type="dxa"/>
+            </w:tcMar>
+            <w:vAlign w:val="center"/>
+          </w:tcPr>
+          <w:p>
+            <w:pPr>
+              <w:bidi/>
+              <w:jc w:val="center"/>
+            </w:pPr>
+            <w:r>
+              <w:rPr>
+                <w:b/>
+                <w:bCs/>
+                <w:sz w:val="22"/>
+                <w:szCs w:val="22"/>
+                <w:rtl/>
+              </w:rPr>
+              <w:t>گویه</w:t>
+            </w:r>
+          </w:p>
+        </w:tc>
+        <w:tc>
+          <w:tcPr>
+            <w:tcW w:w="1210" w:type="dxa"/>
+            <w:tcBorders>
+              <w:top w:val="single" w:sz="4" w:space="0" w:color="000000"/>
+              <w:left w:val="single" w:sz="4" w:space="0" w:color="000000"/>
+              <w:bottom w:val="single" w:sz="4" w:space="0" w:color="000000"/>
+              <w:right w:val="single" w:sz="4" w:space="0" w:color="000000"/>
+            </w:tcBorders>
+            <w:tcMar>
+              <w:top w:w="40" w:type="dxa"/>
+              <w:left w:w="80" w:type="dxa"/>
+              <w:bottom w:w="40" w:type="dxa"/>
+              <w:right w:w="80" w:type="dxa"/>
+            </w:tcMar>
+            <w:vAlign w:val="center"/>
+          </w:tcPr>
+          <w:p>
+            <w:pPr>
+              <w:bidi/>
+              <w:jc w:val="center"/>
+            </w:pPr>
+            <w:r>
+              <w:rPr>
+                <w:b/>
+                <w:bCs/>
+                <w:sz w:val="22"/>
+                <w:szCs w:val="22"/>
+                <w:rtl/>
+              </w:rPr>
+              <w:t>میانگین</w:t>
+            </w:r>
+          </w:p>
+        </w:tc>
+        <w:tc>
+          <w:tcPr>
+            <w:tcW w:w="1210" w:type="dxa"/>
+            <w:tcBorders>
+              <w:top w:val="single" w:sz="4" w:space="0" w:color="000000"/>
+              <w:left w:val="single" w:sz="4" w:space="0" w:color="000000"/>
+              <w:bottom w:val="single" w:sz="4" w:space="0" w:color="000000"/>
+              <w:right w:val="single" w:sz="4" w:space="0" w:color="000000"/>
+            </w:tcBorders>
+            <w:tcMar>
+              <w:top w:w="40" w:type="dxa"/>
+              <w:left w:w="80" w:type="dxa"/>
+              <w:bottom w:w="40" w:type="dxa"/>
+              <w:right w:w="80" w:type="dxa"/>
+            </w:tcMar>
+            <w:vAlign w:val="center"/>
+          </w:tcPr>
+          <w:p>
+            <w:pPr>
+              <w:bidi/>
+              <w:jc w:val="center"/>
+            </w:pPr>
+            <w:r>
+              <w:rPr>
+                <w:b/>
+                <w:bCs/>
+                <w:sz w:val="22"/>
+                <w:szCs w:val="22"/>
+                <w:rtl/>
+              </w:rPr>
+              <w:t>میانه</w:t>
+            </w:r>
+          </w:p>
+        </w:tc>
+        <w:tc>
+          <w:tcPr>
+            <w:tcW w:w="1396" w:type="dxa"/>
+            <w:tcBorders>
+              <w:top w:val="single" w:sz="4" w:space="0" w:color="000000"/>
+              <w:left w:val="single" w:sz="4" w:space="0" w:color="000000"/>
+              <w:bottom w:val="single" w:sz="4" w:space="0" w:color="000000"/>
+              <w:right w:val="single" w:sz="4" w:space="0" w:color="000000"/>
+            </w:tcBorders>
+            <w:tcMar>
+              <w:top w:w="40" w:type="dxa"/>
+              <w:left w:w="80" w:type="dxa"/>
+              <w:bottom w:w="40" w:type="dxa"/>
+              <w:right w:w="80" w:type="dxa"/>
+            </w:tcMar>
+            <w:vAlign w:val="center"/>
+          </w:tcPr>
+          <w:p>
+            <w:pPr>
+              <w:bidi/>
+              <w:jc w:val="center"/>
+            </w:pPr>
+            <w:r>
+              <w:rPr>
+                <w:b/>
+                <w:bCs/>
+                <w:sz w:val="22"/>
+                <w:szCs w:val="22"/>
+                <w:rtl/>
+              </w:rPr>
+              <w:t>انحراف معیار</w:t>
+            </w:r>
+          </w:p>
+        </w:tc>
+        <w:tc>
+          <w:tcPr>
+            <w:tcW w:w="1199" w:type="dxa"/>
+            <w:tcBorders>
+              <w:top w:val="single" w:sz="4" w:space="0" w:color="000000"/>
+              <w:left w:val="single" w:sz="4" w:space="0" w:color="000000"/>
+              <w:bottom w:val="single" w:sz="4" w:space="0" w:color="000000"/>
+              <w:right w:val="single" w:sz="4" w:space="0" w:color="000000"/>
+            </w:tcBorders>
+            <w:tcMar>
+              <w:top w:w="40" w:type="dxa"/>
+              <w:left w:w="80" w:type="dxa"/>
+              <w:bottom w:w="40" w:type="dxa"/>
+              <w:right w:w="80" w:type="dxa"/>
+            </w:tcMar>
+            <w:vAlign w:val="center"/>
+          </w:tcPr>
+          <w:p>
+            <w:pPr>
+              <w:bidi/>
+              <w:jc w:val="center"/>
+            </w:pPr>
+            <w:r>
+              <w:rPr>
+                <w:b/>
+                <w:bCs/>
+                <w:sz w:val="22"/>
+                <w:szCs w:val="22"/>
+                <w:rtl/>
+              </w:rPr>
+              <w:t>دامنه بین‌چارکی</w:t>
+            </w:r>
+          </w:p>
+        </w:tc>
+      </w:tr>
+      <w:tr>
+        <w:trPr>
+          <w:cantSplit/>
+        </w:trPr>
+        <w:tc>
+          <w:tcPr>
+            <w:tcW w:w="700" w:type="dxa"/>
+            <w:tcBorders>
+              <w:top w:val="single" w:sz="4" w:space="0" w:color="000000"/>
+              <w:left w:val="single" w:sz="4" w:space="0" w:color="000000"/>
+              <w:bottom w:val="single" w:sz="4" w:space="0" w:color="000000"/>
+              <w:right w:val="single" w:sz="4" w:space="0" w:color="000000"/>
+            </w:tcBorders>
+            <w:tcMar>
+              <w:top w:w="40" w:type="dxa"/>
+              <w:left w:w="80" w:type="dxa"/>
+              <w:bottom w:w="40" w:type="dxa"/>
+              <w:right w:w="80" w:type="dxa"/>
+            </w:tcMar>
+            <w:vAlign w:val="center"/>
+          </w:tcPr>
+          <w:p>
+            <w:pPr>
+              <w:bidi/>
+              <w:jc w:val="center"/>
+            </w:pPr>
+            <w:r>
+              <w:rPr>
+                <w:sz w:val="22"/>
+                <w:szCs w:val="22"/>
+                <w:rtl/>
+              </w:rPr>
+              <w:t>۱</w:t>
+            </w:r>
+          </w:p>
+        </w:tc>
+        <w:tc>
+          <w:tcPr>
+            <w:tcW w:w="3073" w:type="dxa"/>
+            <w:tcBorders>
+              <w:top w:val="single" w:sz="4" w:space="0" w:color="000000"/>
+              <w:left w:val="single" w:sz="4" w:space="0" w:color="000000"/>
+              <w:bottom w:val="single" w:sz="4" w:space="0" w:color="000000"/>
+              <w:right w:val="single" w:sz="4" w:space="0" w:color="000000"/>
+            </w:tcBorders>
+            <w:tcMar>
+              <w:top w:w="40" w:type="dxa"/>
+              <w:left w:w="80" w:type="dxa"/>
+              <w:bottom w:w="40" w:type="dxa"/>
+              <w:right w:w="80" w:type="dxa"/>
+            </w:tcMar>
+            <w:vAlign w:val="center"/>
+          </w:tcPr>
+          <w:p>
+            <w:pPr>
+              <w:bidi/>
+              <w:jc w:val="center"/>
+            </w:pPr>
+            <w:r>
+              <w:rPr>
+                <w:sz w:val="22"/>
+                <w:szCs w:val="22"/>
+                <w:rtl/>
+              </w:rPr>
+              <w:t xml:space="preserve">وابستگی کامل </w:t>
+            </w:r>
+            <w:r>
+              <w:rPr>
+                <w:sz w:val="22"/>
+                <w:szCs w:val="22"/>
+                <w:rtl/>
+              </w:rPr>
+              <w:t>درآمد و سودآوری شرکت به تقاضای یک محصول</w:t>
+            </w:r>
+          </w:p>
+        </w:tc>
+        <w:tc>
+          <w:tcPr>
+            <w:tcW w:w="1210" w:type="dxa"/>
+            <w:tcBorders>
+              <w:top w:val="single" w:sz="4" w:space="0" w:color="000000"/>
+              <w:left w:val="single" w:sz="4" w:space="0" w:color="000000"/>
+              <w:bottom w:val="single" w:sz="4" w:space="0" w:color="000000"/>
+              <w:right w:val="single" w:sz="4" w:space="0" w:color="000000"/>
+            </w:tcBorders>
+            <w:tcMar>
+              <w:top w:w="40" w:type="dxa"/>
+              <w:left w:w="80" w:type="dxa"/>
+              <w:bottom w:w="40" w:type="dxa"/>
+              <w:right w:w="80" w:type="dxa"/>
+            </w:tcMar>
+            <w:vAlign w:val="center"/>
+          </w:tcPr>
+          <w:p>
+            <w:pPr>
+              <w:bidi/>
+              <w:jc w:val="center"/>
+            </w:pPr>
+            <w:r>
+              <w:rPr>
+                <w:sz w:val="22"/>
+                <w:szCs w:val="22"/>
+                <w:rtl/>
+              </w:rPr>
+              <w:t>۴٫۴۳</w:t>
+            </w:r>
+          </w:p>
+        </w:tc>
+        <w:tc>
+          <w:tcPr>
+            <w:tcW w:w="1210" w:type="dxa"/>
+            <w:tcBorders>
+              <w:top w:val="single" w:sz="4" w:space="0" w:color="000000"/>
+              <w:left w:val="single" w:sz="4" w:space="0" w:color="000000"/>
+              <w:bottom w:val="single" w:sz="4" w:space="0" w:color="000000"/>
+              <w:right w:val="single" w:sz="4" w:space="0" w:color="000000"/>
+            </w:tcBorders>
+            <w:tcMar>
+              <w:top w:w="40" w:type="dxa"/>
+              <w:left w:w="80" w:type="dxa"/>
+              <w:bottom w:w="40" w:type="dxa"/>
+              <w:right w:w="80" w:type="dxa"/>
+            </w:tcMar>
+            <w:vAlign w:val="center"/>
+          </w:tcPr>
+          <w:p>
+            <w:pPr>
+              <w:bidi/>
+              <w:jc w:val="center"/>
+            </w:pPr>
+            <w:r>
+              <w:rPr>
+                <w:sz w:val="22"/>
+                <w:szCs w:val="22"/>
+                <w:rtl/>
+              </w:rPr>
+              <w:t>۴</w:t>
+            </w:r>
+          </w:p>
+        </w:tc>
+        <w:tc>
+          <w:tcPr>
+            <w:tcW w:w="1396" w:type="dxa"/>
+            <w:tcBorders>
+              <w:top w:val="single" w:sz="4" w:space="0" w:color="000000"/>
+              <w:left w:val="single" w:sz="4" w:space="0" w:color="000000"/>
+              <w:bottom w:val="single" w:sz="4" w:space="0" w:color="000000"/>
+              <w:right w:val="single" w:sz="4" w:space="0" w:color="000000"/>
+            </w:tcBorders>
+            <w:tcMar>
+              <w:top w:w="40" w:type="dxa"/>
+              <w:left w:w="80" w:type="dxa"/>
+              <w:bottom w:w="40" w:type="dxa"/>
+              <w:right w:w="80" w:type="dxa"/>
+            </w:tcMar>
+            <w:vAlign w:val="center"/>
+          </w:tcPr>
+          <w:p>
+            <w:pPr>
+              <w:bidi/>
+              <w:jc w:val="center"/>
+            </w:pPr>
+            <w:r>
+              <w:rPr>
+                <w:sz w:val="22"/>
+                <w:szCs w:val="22"/>
+                <w:rtl/>
+              </w:rPr>
+              <w:t>۰٫۵۳</w:t>
+            </w:r>
+          </w:p>
+        </w:tc>
+        <w:tc>
+          <w:tcPr>
+            <w:tcW w:w="1199" w:type="dxa"/>
+            <w:tcBorders>
+              <w:top w:val="single" w:sz="4" w:space="0" w:color="000000"/>
+              <w:left w:val="single" w:sz="4" w:space="0" w:color="000000"/>
+              <w:bottom w:val="single" w:sz="4" w:space="0" w:color="000000"/>
+              <w:right w:val="single" w:sz="4" w:space="0" w:color="000000"/>
+            </w:tcBorders>
+            <w:tcMar>
+              <w:top w:w="40" w:type="dxa"/>
+              <w:left w:w="80" w:type="dxa"/>
+              <w:bottom w:w="40" w:type="dxa"/>
+              <w:right w:w="80" w:type="dxa"/>
+            </w:tcMar>
+            <w:vAlign w:val="center"/>
+          </w:tcPr>
+          <w:p>
+            <w:pPr>
+              <w:bidi/>
+              <w:jc w:val="center"/>
+            </w:pPr>
+            <w:r>
+              <w:rPr>
+                <w:sz w:val="22"/>
+                <w:szCs w:val="22"/>
+                <w:rtl/>
+              </w:rPr>
+              <w:t>۱٫۰</w:t>
+            </w:r>
+          </w:p>
+        </w:tc>
+      </w:tr>
+      <w:tr>
+        <w:trPr>
+          <w:cantSplit/>
+        </w:trPr>
+        <w:tc>
+          <w:tcPr>
+            <w:tcW w:w="700" w:type="dxa"/>
+            <w:tcBorders>
+              <w:top w:val="single" w:sz="4" w:space="0" w:color="000000"/>
+              <w:left w:val="single" w:sz="4" w:space="0" w:color="000000"/>
+              <w:bottom w:val="single" w:sz="4" w:space="0" w:color="000000"/>
+              <w:right w:val="single" w:sz="4" w:space="0" w:color="000000"/>
+            </w:tcBorders>
+            <w:tcMar>
+              <w:top w:w="40" w:type="dxa"/>
+              <w:left w:w="80" w:type="dxa"/>
+              <w:bottom w:w="40" w:type="dxa"/>
+              <w:right w:w="80" w:type="dxa"/>
+            </w:tcMar>
+            <w:vAlign w:val="center"/>
+          </w:tcPr>
+          <w:p>
+            <w:pPr>
+              <w:bidi/>
+              <w:jc w:val="center"/>
+            </w:pPr>
+            <w:r>
+              <w:rPr>
+                <w:sz w:val="22"/>
+                <w:szCs w:val="22"/>
+                <w:rtl/>
+              </w:rPr>
+              <w:t>۲</w:t>
+            </w:r>
+          </w:p>
+        </w:tc>
+        <w:tc>
+          <w:tcPr>
+            <w:tcW w:w="3073" w:type="dxa"/>
+            <w:tcBorders>
+              <w:top w:val="single" w:sz="4" w:space="0" w:color="000000"/>
+              <w:left w:val="single" w:sz="4" w:space="0" w:color="000000"/>
+              <w:bottom w:val="single" w:sz="4" w:space="0" w:color="000000"/>
+              <w:right w:val="single" w:sz="4" w:space="0" w:color="000000"/>
+            </w:tcBorders>
+            <w:tcMar>
+              <w:top w:w="40" w:type="dxa"/>
+              <w:left w:w="80" w:type="dxa"/>
+              <w:bottom w:w="40" w:type="dxa"/>
+              <w:right w:w="80" w:type="dxa"/>
+            </w:tcMar>
+            <w:vAlign w:val="center"/>
+          </w:tcPr>
+          <w:p>
+            <w:pPr>
+              <w:bidi/>
+              <w:jc w:val="center"/>
+            </w:pPr>
+            <w:r>
+              <w:rPr>
+                <w:sz w:val="22"/>
+                <w:szCs w:val="22"/>
+                <w:rtl/>
+              </w:rPr>
+              <w:t>نبود امکان جبران افت فروش از محل سایر اقلام سبد محصول</w:t>
+            </w:r>
+          </w:p>
+        </w:tc>
+        <w:tc>
+          <w:tcPr>
+            <w:tcW w:w="1210" w:type="dxa"/>
+            <w:tcBorders>
+              <w:top w:val="single" w:sz="4" w:space="0" w:color="000000"/>
+              <w:left w:val="single" w:sz="4" w:space="0" w:color="000000"/>
+              <w:bottom w:val="single" w:sz="4" w:space="0" w:color="000000"/>
+              <w:right w:val="single" w:sz="4" w:space="0" w:color="000000"/>
+            </w:tcBorders>
+            <w:tcMar>
+              <w:top w:w="40" w:type="dxa"/>
+              <w:left w:w="80" w:type="dxa"/>
+              <w:bottom w:w="40" w:type="dxa"/>
+              <w:right w:w="80" w:type="dxa"/>
+            </w:tcMar>
+            <w:vAlign w:val="center"/>
+          </w:tcPr>
+          <w:p>
+            <w:pPr>
+              <w:bidi/>
+              <w:jc w:val="center"/>
+            </w:pPr>
+            <w:r>
+              <w:rPr>
+                <w:sz w:val="22"/>
+                <w:szCs w:val="22"/>
+                <w:rtl/>
+              </w:rPr>
+              <w:t>۴٫۴۳</w:t>
+            </w:r>
+          </w:p>
+        </w:tc>
+        <w:tc>
+          <w:tcPr>
+            <w:tcW w:w="1210" w:type="dxa"/>
+            <w:tcBorders>
+              <w:top w:val="single" w:sz="4" w:space="0" w:color="000000"/>
+              <w:left w:val="single" w:sz="4" w:space="0" w:color="000000"/>
+              <w:bottom w:val="single" w:sz="4" w:space="0" w:color="000000"/>
+              <w:right w:val="single" w:sz="4" w:space="0" w:color="000000"/>
+            </w:tcBorders>
+            <w:tcMar>
+              <w:top w:w="40" w:type="dxa"/>
+              <w:left w:w="80" w:type="dxa"/>
+              <w:bottom w:w="40" w:type="dxa"/>
+              <w:right w:w="80" w:type="dxa"/>
+            </w:tcMar>
+            <w:vAlign w:val="center"/>
+          </w:tcPr>
+          <w:p>
+            <w:pPr>
+              <w:bidi/>
+              <w:jc w:val="center"/>
+            </w:pPr>
+            <w:r>
+              <w:rPr>
+                <w:sz w:val="22"/>
+                <w:szCs w:val="22"/>
+                <w:rtl/>
+              </w:rPr>
+              <w:t>۴</w:t>
+            </w:r>
+          </w:p>
+        </w:tc>
+        <w:tc>
+          <w:tcPr>
+            <w:tcW w:w="1396" w:type="dxa"/>
+            <w:tcBorders>
+              <w:top w:val="single" w:sz="4" w:space="0" w:color="000000"/>
+              <w:left w:val="single" w:sz="4" w:space="0" w:color="000000"/>
+              <w:bottom w:val="single" w:sz="4" w:space="0" w:color="000000"/>
+              <w:right w:val="single" w:sz="4" w:space="0" w:color="000000"/>
+            </w:tcBorders>
+            <w:tcMar>
+              <w:top w:w="40" w:type="dxa"/>
+              <w:left w:w="80" w:type="dxa"/>
+              <w:bottom w:w="40" w:type="dxa"/>
+              <w:right w:w="80" w:type="dxa"/>
+            </w:tcMar>
+            <w:vAlign w:val="center"/>
+          </w:tcPr>
+          <w:p>
+            <w:pPr>
+              <w:bidi/>
+              <w:jc w:val="center"/>
+            </w:pPr>
+            <w:r>
+              <w:rPr>
+                <w:sz w:val="22"/>
+                <w:szCs w:val="22"/>
+                <w:rtl/>
+              </w:rPr>
+              <w:t>۰٫۵۳</w:t>
+            </w:r>
+          </w:p>
+        </w:tc>
+        <w:tc>
+          <w:tcPr>
+            <w:tcW w:w="1199" w:type="dxa"/>
+            <w:tcBorders>
+              <w:top w:val="single" w:sz="4" w:space="0" w:color="000000"/>
+              <w:left w:val="single" w:sz="4" w:space="0" w:color="000000"/>
+              <w:bottom w:val="single" w:sz="4" w:space="0" w:color="000000"/>
+              <w:right w:val="single" w:sz="4" w:space="0" w:color="000000"/>
+            </w:tcBorders>
+            <w:tcMar>
+              <w:top w:w="40" w:type="dxa"/>
+              <w:left w:w="80" w:type="dxa"/>
+              <w:bottom w:w="40" w:type="dxa"/>
+              <w:right w:w="80" w:type="dxa"/>
+            </w:tcMar>
+            <w:vAlign w:val="center"/>
+          </w:tcPr>
+          <w:p>
+            <w:pPr>
+              <w:bidi/>
+              <w:jc w:val="center"/>
+            </w:pPr>
+            <w:r>
+              <w:rPr>
+                <w:sz w:val="22"/>
+                <w:szCs w:val="22"/>
+                <w:rtl/>
+              </w:rPr>
+              <w:t>۱٫۰</w:t>
+            </w:r>
+          </w:p>
+        </w:tc>
+      </w:tr>
+      <w:tr>
+        <w:trPr>
+          <w:cantSplit/>
+        </w:trPr>
+        <w:tc>
+          <w:tcPr>
+            <w:tcW w:w="700" w:type="dxa"/>
+            <w:tcBorders>
+              <w:top w:val="single" w:sz="4" w:space="0" w:color="000000"/>
+              <w:left w:val="single" w:sz="4" w:space="0" w:color="000000"/>
+              <w:bottom w:val="single" w:sz="4" w:space="0" w:color="000000"/>
+              <w:right w:val="single" w:sz="4" w:space="0" w:color="000000"/>
+            </w:tcBorders>
+            <w:tcMar>
+              <w:top w:w="40" w:type="dxa"/>
+              <w:left w:w="80" w:type="dxa"/>
+              <w:bottom w:w="40" w:type="dxa"/>
+              <w:right w:w="80" w:type="dxa"/>
+            </w:tcMar>
+            <w:vAlign w:val="center"/>
+          </w:tcPr>
+          <w:p>
+            <w:pPr>
+              <w:bidi/>
+              <w:jc w:val="center"/>
+            </w:pPr>
+            <w:r>
+              <w:rPr>
+                <w:sz w:val="22"/>
+                <w:szCs w:val="22"/>
+                <w:rtl/>
+              </w:rPr>
+              <w:t>۳</w:t>
+            </w:r>
+          </w:p>
+        </w:tc>
+        <w:tc>
+          <w:tcPr>
+            <w:tcW w:w="3073" w:type="dxa"/>
+            <w:tcBorders>
+              <w:top w:val="single" w:sz="4" w:space="0" w:color="000000"/>
+              <w:left w:val="single" w:sz="4" w:space="0" w:color="000000"/>
+              <w:bottom w:val="single" w:sz="4" w:space="0" w:color="000000"/>
+              <w:right w:val="single" w:sz="4" w:space="0" w:color="000000"/>
+            </w:tcBorders>
+            <w:tcMar>
+              <w:top w:w="40" w:type="dxa"/>
+              <w:left w:w="80" w:type="dxa"/>
+              <w:bottom w:w="40" w:type="dxa"/>
+              <w:right w:w="80" w:type="dxa"/>
+            </w:tcMar>
+            <w:vAlign w:val="center"/>
+          </w:tcPr>
+          <w:p>
+            <w:pPr>
+              <w:bidi/>
+              <w:jc w:val="center"/>
+            </w:pPr>
+            <w:r>
+              <w:rPr>
+                <w:sz w:val="22"/>
+                <w:szCs w:val="22"/>
+                <w:rtl/>
+              </w:rPr>
+              <w:t>کاهش انعطاف‌پذیری و کندی واکنش شرکت به تغییرات بازار</w:t>
+            </w:r>
+          </w:p>
+        </w:tc>
+        <w:tc>
+          <w:tcPr>
+            <w:tcW w:w="1210" w:type="dxa"/>
+            <w:tcBorders>
+              <w:top w:val="single" w:sz="4" w:space="0" w:color="000000"/>
+              <w:left w:val="single" w:sz="4" w:space="0" w:color="000000"/>
+              <w:bottom w:val="single" w:sz="4" w:space="0" w:color="000000"/>
+              <w:right w:val="single" w:sz="4" w:space="0" w:color="000000"/>
+            </w:tcBorders>
+            <w:tcMar>
+              <w:top w:w="40" w:type="dxa"/>
+              <w:left w:w="80" w:type="dxa"/>
+              <w:bottom w:w="40" w:type="dxa"/>
+              <w:right w:w="80" w:type="dxa"/>
+            </w:tcMar>
+            <w:vAlign w:val="center"/>
+          </w:tcPr>
+          <w:p>
+            <w:pPr>
+              <w:bidi/>
+              <w:jc w:val="center"/>
+            </w:pPr>
+            <w:r>
+              <w:rPr>
+                <w:sz w:val="22"/>
+                <w:szCs w:val="22"/>
+                <w:rtl/>
+              </w:rPr>
+              <w:t>۴٫۰۰</w:t>
+            </w:r>
+          </w:p>
+        </w:tc>
+        <w:tc>
+          <w:tcPr>
+            <w:tcW w:w="1210" w:type="dxa"/>
+            <w:tcBorders>
+              <w:top w:val="single" w:sz="4" w:space="0" w:color="000000"/>
+              <w:left w:val="single" w:sz="4" w:space="0" w:color="000000"/>
+              <w:bottom w:val="single" w:sz="4" w:space="0" w:color="000000"/>
+              <w:right w:val="single" w:sz="4" w:space="0" w:color="000000"/>
+            </w:tcBorders>
+            <w:tcMar>
+              <w:top w:w="40" w:type="dxa"/>
+              <w:left w:w="80" w:type="dxa"/>
+              <w:bottom w:w="40" w:type="dxa"/>
+              <w:right w:w="80" w:type="dxa"/>
+            </w:tcMar>
+            <w:vAlign w:val="center"/>
+          </w:tcPr>
+          <w:p>
+            <w:pPr>
+              <w:bidi/>
+              <w:jc w:val="center"/>
+            </w:pPr>
+            <w:r>
+              <w:rPr>
+                <w:sz w:val="22"/>
+                <w:szCs w:val="22"/>
+                <w:rtl/>
+              </w:rPr>
+              <w:t>۴</w:t>
+            </w:r>
+          </w:p>
+        </w:tc>
+        <w:tc>
+          <w:tcPr>
+            <w:tcW w:w="1396" w:type="dxa"/>
+            <w:tcBorders>
+              <w:top w:val="single" w:sz="4" w:space="0" w:color="000000"/>
+              <w:left w:val="single" w:sz="4" w:space="0" w:color="000000"/>
+              <w:bottom w:val="single" w:sz="4" w:space="0" w:color="000000"/>
+              <w:right w:val="single" w:sz="4" w:space="0" w:color="000000"/>
+            </w:tcBorders>
+            <w:tcMar>
+              <w:top w:w="40" w:type="dxa"/>
+              <w:left w:w="80" w:type="dxa"/>
+              <w:bottom w:w="40" w:type="dxa"/>
+              <w:right w:w="80" w:type="dxa"/>
+            </w:tcMar>
+            <w:vAlign w:val="center"/>
+          </w:tcPr>
+          <w:p>
+            <w:pPr>
+              <w:bidi/>
+              <w:jc w:val="center"/>
+            </w:pPr>
+            <w:r>
+              <w:rPr>
+                <w:sz w:val="22"/>
+                <w:szCs w:val="22"/>
+                <w:rtl/>
+              </w:rPr>
+              <w:t>۰٫۰۰</w:t>
+            </w:r>
+          </w:p>
+        </w:tc>
+        <w:tc>
+          <w:tcPr>
+            <w:tcW w:w="1199" w:type="dxa"/>
+            <w:tcBorders>
+              <w:top w:val="single" w:sz="4" w:space="0" w:color="000000"/>
+              <w:left w:val="single" w:sz="4" w:space="0" w:color="000000"/>
+              <w:bottom w:val="single" w:sz="4" w:space="0" w:color="000000"/>
+              <w:right w:val="single" w:sz="4" w:space="0" w:color="000000"/>
+            </w:tcBorders>
+            <w:tcMar>
+              <w:top w:w="40" w:type="dxa"/>
+              <w:left w:w="80" w:type="dxa"/>
+              <w:bottom w:w="40" w:type="dxa"/>
+              <w:right w:w="80" w:type="dxa"/>
+            </w:tcMar>
+            <w:vAlign w:val="center"/>
+          </w:tcPr>
+          <w:p>
+            <w:pPr>
+              <w:bidi/>
+              <w:jc w:val="center"/>
+            </w:pPr>
+            <w:r>
+              <w:rPr>
+                <w:sz w:val="22"/>
+                <w:szCs w:val="22"/>
+                <w:rtl/>
+              </w:rPr>
+              <w:t>۰٫۰</w:t>
+            </w:r>
+          </w:p>
+        </w:tc>
+      </w:tr>
+      <w:tr>
+        <w:trPr>
+          <w:cantSplit/>
+        </w:trPr>
+        <w:tc>
+          <w:tcPr>
+            <w:tcW w:w="700" w:type="dxa"/>
+            <w:tcBorders>
+              <w:top w:val="single" w:sz="4" w:space="0" w:color="000000"/>
+              <w:left w:val="single" w:sz="4" w:space="0" w:color="000000"/>
+              <w:bottom w:val="single" w:sz="4" w:space="0" w:color="000000"/>
+              <w:right w:val="single" w:sz="4" w:space="0" w:color="000000"/>
+            </w:tcBorders>
+            <w:tcMar>
+              <w:top w:w="40" w:type="dxa"/>
+              <w:left w:w="80" w:type="dxa"/>
+              <w:bottom w:w="40" w:type="dxa"/>
+              <w:right w:w="80" w:type="dxa"/>
+            </w:tcMar>
+            <w:vAlign w:val="center"/>
+          </w:tcPr>
+          <w:p>
+            <w:pPr>
+              <w:bidi/>
+              <w:jc w:val="center"/>
+            </w:pPr>
+            <w:r>
+              <w:rPr>
+                <w:sz w:val="22"/>
+                <w:szCs w:val="22"/>
+                <w:rtl/>
+              </w:rPr>
+              <w:t>۴</w:t>
+            </w:r>
+          </w:p>
+        </w:tc>
+        <w:tc>
+          <w:tcPr>
+            <w:tcW w:w="3073" w:type="dxa"/>
+            <w:tcBorders>
+              <w:top w:val="single" w:sz="4" w:space="0" w:color="000000"/>
+              <w:left w:val="single" w:sz="4" w:space="0" w:color="000000"/>
+              <w:bottom w:val="single" w:sz="4" w:space="0" w:color="000000"/>
+              <w:right w:val="single" w:sz="4" w:space="0" w:color="000000"/>
+            </w:tcBorders>
+            <w:tcMar>
+              <w:top w:w="40" w:type="dxa"/>
+              <w:left w:w="80" w:type="dxa"/>
+              <w:bottom w:w="40" w:type="dxa"/>
+              <w:right w:w="80" w:type="dxa"/>
+            </w:tcMar>
+            <w:vAlign w:val="center"/>
+          </w:tcPr>
+          <w:p>
+            <w:pPr>
+              <w:bidi/>
+              <w:jc w:val="center"/>
+            </w:pPr>
+            <w:r>
+              <w:rPr>
+                <w:sz w:val="22"/>
+                <w:szCs w:val="22"/>
+                <w:rtl/>
+              </w:rPr>
+              <w:t xml:space="preserve">ضعف در برندسازی و تبلیغات و کمرنگ بودن جایگاه </w:t>
+            </w:r>
+            <w:r>
+              <w:rPr>
+                <w:sz w:val="22"/>
+                <w:szCs w:val="22"/>
+                <w:rtl/>
+              </w:rPr>
+              <w:t>برند در ذهن مشتری</w:t>
+            </w:r>
+          </w:p>
+        </w:tc>
+        <w:tc>
+          <w:tcPr>
+            <w:tcW w:w="1210" w:type="dxa"/>
+            <w:tcBorders>
+              <w:top w:val="single" w:sz="4" w:space="0" w:color="000000"/>
+              <w:left w:val="single" w:sz="4" w:space="0" w:color="000000"/>
+              <w:bottom w:val="single" w:sz="4" w:space="0" w:color="000000"/>
+              <w:right w:val="single" w:sz="4" w:space="0" w:color="000000"/>
+            </w:tcBorders>
+            <w:tcMar>
+              <w:top w:w="40" w:type="dxa"/>
+              <w:left w:w="80" w:type="dxa"/>
+              <w:bottom w:w="40" w:type="dxa"/>
+              <w:right w:w="80" w:type="dxa"/>
+            </w:tcMar>
+            <w:vAlign w:val="center"/>
+          </w:tcPr>
+          <w:p>
+            <w:pPr>
+              <w:bidi/>
+              <w:jc w:val="center"/>
+            </w:pPr>
+            <w:r>
+              <w:rPr>
+                <w:sz w:val="22"/>
+                <w:szCs w:val="22"/>
+                <w:rtl/>
+              </w:rPr>
+              <w:t>۴٫۰۰</w:t>
+            </w:r>
+          </w:p>
+        </w:tc>
+        <w:tc>
+          <w:tcPr>
+            <w:tcW w:w="1210" w:type="dxa"/>
+            <w:tcBorders>
+              <w:top w:val="single" w:sz="4" w:space="0" w:color="000000"/>
+              <w:left w:val="single" w:sz="4" w:space="0" w:color="000000"/>
+              <w:bottom w:val="single" w:sz="4" w:space="0" w:color="000000"/>
+              <w:right w:val="single" w:sz="4" w:space="0" w:color="000000"/>
+            </w:tcBorders>
+            <w:tcMar>
+              <w:top w:w="40" w:type="dxa"/>
+              <w:left w:w="80" w:type="dxa"/>
+              <w:bottom w:w="40" w:type="dxa"/>
+              <w:right w:w="80" w:type="dxa"/>
+            </w:tcMar>
+            <w:vAlign w:val="center"/>
+          </w:tcPr>
+          <w:p>
+            <w:pPr>
+              <w:bidi/>
+              <w:jc w:val="center"/>
+            </w:pPr>
+            <w:r>
+              <w:rPr>
+                <w:sz w:val="22"/>
+                <w:szCs w:val="22"/>
+                <w:rtl/>
+              </w:rPr>
+              <w:t>۴</w:t>
+            </w:r>
+          </w:p>
+        </w:tc>
+        <w:tc>
+          <w:tcPr>
+            <w:tcW w:w="1396" w:type="dxa"/>
+            <w:tcBorders>
+              <w:top w:val="single" w:sz="4" w:space="0" w:color="000000"/>
+              <w:left w:val="single" w:sz="4" w:space="0" w:color="000000"/>
+              <w:bottom w:val="single" w:sz="4" w:space="0" w:color="000000"/>
+              <w:right w:val="single" w:sz="4" w:space="0" w:color="000000"/>
+            </w:tcBorders>
+            <w:tcMar>
+              <w:top w:w="40" w:type="dxa"/>
+              <w:left w:w="80" w:type="dxa"/>
+              <w:bottom w:w="40" w:type="dxa"/>
+              <w:right w:w="80" w:type="dxa"/>
+            </w:tcMar>
+            <w:vAlign w:val="center"/>
+          </w:tcPr>
+          <w:p>
+            <w:pPr>
+              <w:bidi/>
+              <w:jc w:val="center"/>
+            </w:pPr>
+            <w:r>
+              <w:rPr>
+                <w:sz w:val="22"/>
+                <w:szCs w:val="22"/>
+                <w:rtl/>
+              </w:rPr>
+              <w:t>۰٫۰۰</w:t>
+            </w:r>
+          </w:p>
+        </w:tc>
+        <w:tc>
+          <w:tcPr>
+            <w:tcW w:w="1199" w:type="dxa"/>
+            <w:tcBorders>
+              <w:top w:val="single" w:sz="4" w:space="0" w:color="000000"/>
+              <w:left w:val="single" w:sz="4" w:space="0" w:color="000000"/>
+              <w:bottom w:val="single" w:sz="4" w:space="0" w:color="000000"/>
+              <w:right w:val="single" w:sz="4" w:space="0" w:color="000000"/>
+            </w:tcBorders>
+            <w:tcMar>
+              <w:top w:w="40" w:type="dxa"/>
+              <w:left w:w="80" w:type="dxa"/>
+              <w:bottom w:w="40" w:type="dxa"/>
+              <w:right w:w="80" w:type="dxa"/>
+            </w:tcMar>
+            <w:vAlign w:val="center"/>
+          </w:tcPr>
+          <w:p>
+            <w:pPr>
+              <w:bidi/>
+              <w:jc w:val="center"/>
+            </w:pPr>
+            <w:r>
+              <w:rPr>
+                <w:sz w:val="22"/>
+                <w:szCs w:val="22"/>
+                <w:rtl/>
+              </w:rPr>
+              <w:t>۰٫۰</w:t>
+            </w:r>
+          </w:p>
+        </w:tc>
+      </w:tr>
+      <w:tr>
+        <w:trPr>
+          <w:cantSplit/>
+        </w:trPr>
+        <w:tc>
+          <w:tcPr>
+            <w:tcW w:w="700" w:type="dxa"/>
+            <w:tcBorders>
+              <w:top w:val="single" w:sz="4" w:space="0" w:color="000000"/>
+              <w:left w:val="single" w:sz="4" w:space="0" w:color="000000"/>
+              <w:bottom w:val="single" w:sz="4" w:space="0" w:color="000000"/>
+              <w:right w:val="single" w:sz="4" w:space="0" w:color="000000"/>
+            </w:tcBorders>
+            <w:tcMar>
+              <w:top w:w="40" w:type="dxa"/>
+              <w:left w:w="80" w:type="dxa"/>
+              <w:bottom w:w="40" w:type="dxa"/>
+              <w:right w:w="80" w:type="dxa"/>
+            </w:tcMar>
+            <w:vAlign w:val="center"/>
+          </w:tcPr>
+          <w:p>
+            <w:pPr>
+              <w:bidi/>
+              <w:jc w:val="center"/>
+            </w:pPr>
+            <w:r>
+              <w:rPr>
+                <w:sz w:val="22"/>
+                <w:szCs w:val="22"/>
+                <w:rtl/>
+              </w:rPr>
+              <w:t>۵</w:t>
+            </w:r>
+          </w:p>
+        </w:tc>
+        <w:tc>
+          <w:tcPr>
+            <w:tcW w:w="3073" w:type="dxa"/>
+            <w:tcBorders>
+              <w:top w:val="single" w:sz="4" w:space="0" w:color="000000"/>
+              <w:left w:val="single" w:sz="4" w:space="0" w:color="000000"/>
+              <w:bottom w:val="single" w:sz="4" w:space="0" w:color="000000"/>
+              <w:right w:val="single" w:sz="4" w:space="0" w:color="000000"/>
+            </w:tcBorders>
+            <w:tcMar>
+              <w:top w:w="40" w:type="dxa"/>
+              <w:left w:w="80" w:type="dxa"/>
+              <w:bottom w:w="40" w:type="dxa"/>
+              <w:right w:w="80" w:type="dxa"/>
+            </w:tcMar>
+            <w:vAlign w:val="center"/>
+          </w:tcPr>
+          <w:p>
+            <w:pPr>
+              <w:bidi/>
+              <w:jc w:val="center"/>
+            </w:pPr>
+            <w:r>
+              <w:rPr>
+                <w:sz w:val="22"/>
+                <w:szCs w:val="22"/>
+                <w:rtl/>
+              </w:rPr>
+              <w:t>دشواری ایجاد تمایز نسبت به محصولات رقیب</w:t>
+            </w:r>
+          </w:p>
+        </w:tc>
+        <w:tc>
+          <w:tcPr>
+            <w:tcW w:w="1210" w:type="dxa"/>
+            <w:tcBorders>
+              <w:top w:val="single" w:sz="4" w:space="0" w:color="000000"/>
+              <w:left w:val="single" w:sz="4" w:space="0" w:color="000000"/>
+              <w:bottom w:val="single" w:sz="4" w:space="0" w:color="000000"/>
+              <w:right w:val="single" w:sz="4" w:space="0" w:color="000000"/>
+            </w:tcBorders>
+            <w:tcMar>
+              <w:top w:w="40" w:type="dxa"/>
+              <w:left w:w="80" w:type="dxa"/>
+              <w:bottom w:w="40" w:type="dxa"/>
+              <w:right w:w="80" w:type="dxa"/>
+            </w:tcMar>
+            <w:vAlign w:val="center"/>
+          </w:tcPr>
+          <w:p>
+            <w:pPr>
+              <w:bidi/>
+              <w:jc w:val="center"/>
+            </w:pPr>
+            <w:r>
+              <w:rPr>
+                <w:sz w:val="22"/>
+                <w:szCs w:val="22"/>
+                <w:rtl/>
+              </w:rPr>
+              <w:t>۴٫۰۰</w:t>
+            </w:r>
+          </w:p>
+        </w:tc>
+        <w:tc>
+          <w:tcPr>
+            <w:tcW w:w="1210" w:type="dxa"/>
+            <w:tcBorders>
+              <w:top w:val="single" w:sz="4" w:space="0" w:color="000000"/>
+              <w:left w:val="single" w:sz="4" w:space="0" w:color="000000"/>
+              <w:bottom w:val="single" w:sz="4" w:space="0" w:color="000000"/>
+              <w:right w:val="single" w:sz="4" w:space="0" w:color="000000"/>
+            </w:tcBorders>
+            <w:tcMar>
+              <w:top w:w="40" w:type="dxa"/>
+              <w:left w:w="80" w:type="dxa"/>
+              <w:bottom w:w="40" w:type="dxa"/>
+              <w:right w:w="80" w:type="dxa"/>
+            </w:tcMar>
+            <w:vAlign w:val="center"/>
+          </w:tcPr>
+          <w:p>
+            <w:pPr>
+              <w:bidi/>
+              <w:jc w:val="center"/>
+            </w:pPr>
+            <w:r>
+              <w:rPr>
+                <w:sz w:val="22"/>
+                <w:szCs w:val="22"/>
+                <w:rtl/>
+              </w:rPr>
+              <w:t>۴</w:t>
+            </w:r>
+          </w:p>
+        </w:tc>
+        <w:tc>
+          <w:tcPr>
+            <w:tcW w:w="1396" w:type="dxa"/>
+            <w:tcBorders>
+              <w:top w:val="single" w:sz="4" w:space="0" w:color="000000"/>
+              <w:left w:val="single" w:sz="4" w:space="0" w:color="000000"/>
+              <w:bottom w:val="single" w:sz="4" w:space="0" w:color="000000"/>
+              <w:right w:val="single" w:sz="4" w:space="0" w:color="000000"/>
+            </w:tcBorders>
+            <w:tcMar>
+              <w:top w:w="40" w:type="dxa"/>
+              <w:left w:w="80" w:type="dxa"/>
+              <w:bottom w:w="40" w:type="dxa"/>
+              <w:right w:w="80" w:type="dxa"/>
+            </w:tcMar>
+            <w:vAlign w:val="center"/>
+          </w:tcPr>
+          <w:p>
+            <w:pPr>
+              <w:bidi/>
+              <w:jc w:val="center"/>
+            </w:pPr>
+            <w:r>
+              <w:rPr>
+                <w:sz w:val="22"/>
+                <w:szCs w:val="22"/>
+                <w:rtl/>
+              </w:rPr>
+              <w:t>۰٫۰۰</w:t>
+            </w:r>
+          </w:p>
+        </w:tc>
+        <w:tc>
+          <w:tcPr>
+            <w:tcW w:w="1199" w:type="dxa"/>
+            <w:tcBorders>
+              <w:top w:val="single" w:sz="4" w:space="0" w:color="000000"/>
+              <w:left w:val="single" w:sz="4" w:space="0" w:color="000000"/>
+              <w:bottom w:val="single" w:sz="4" w:space="0" w:color="000000"/>
+              <w:right w:val="single" w:sz="4" w:space="0" w:color="000000"/>
+            </w:tcBorders>
+            <w:tcMar>
+              <w:top w:w="40" w:type="dxa"/>
+              <w:left w:w="80" w:type="dxa"/>
+              <w:bottom w:w="40" w:type="dxa"/>
+              <w:right w:w="80" w:type="dxa"/>
+            </w:tcMar>
+            <w:vAlign w:val="center"/>
+          </w:tcPr>
+          <w:p>
+            <w:pPr>
+              <w:bidi/>
+              <w:jc w:val="center"/>
+            </w:pPr>
+            <w:r>
+              <w:rPr>
+                <w:sz w:val="22"/>
+                <w:szCs w:val="22"/>
+                <w:rtl/>
+              </w:rPr>
+              <w:t>۰٫۰</w:t>
+            </w:r>
+          </w:p>
+        </w:tc>
+      </w:tr>
+      <w:tr>
+        <w:trPr>
+          <w:cantSplit/>
+        </w:trPr>
+        <w:tc>
+          <w:tcPr>
+            <w:tcW w:w="700" w:type="dxa"/>
+            <w:tcBorders>
+              <w:top w:val="single" w:sz="4" w:space="0" w:color="000000"/>
+              <w:left w:val="single" w:sz="4" w:space="0" w:color="000000"/>
+              <w:bottom w:val="single" w:sz="4" w:space="0" w:color="000000"/>
+              <w:right w:val="single" w:sz="4" w:space="0" w:color="000000"/>
+            </w:tcBorders>
+            <w:tcMar>
+              <w:top w:w="40" w:type="dxa"/>
+              <w:left w:w="80" w:type="dxa"/>
+              <w:bottom w:w="40" w:type="dxa"/>
+              <w:right w:w="80" w:type="dxa"/>
+            </w:tcMar>
+            <w:vAlign w:val="center"/>
+          </w:tcPr>
+          <w:p>
+            <w:pPr>
+              <w:bidi/>
+              <w:jc w:val="center"/>
+            </w:pPr>
+            <w:r>
+              <w:rPr>
+                <w:sz w:val="22"/>
+                <w:szCs w:val="22"/>
+                <w:rtl/>
+              </w:rPr>
+              <w:t>۶</w:t>
+            </w:r>
+          </w:p>
+        </w:tc>
+        <w:tc>
+          <w:tcPr>
+            <w:tcW w:w="3073" w:type="dxa"/>
+            <w:tcBorders>
+              <w:top w:val="single" w:sz="4" w:space="0" w:color="000000"/>
+              <w:left w:val="single" w:sz="4" w:space="0" w:color="000000"/>
+              <w:bottom w:val="single" w:sz="4" w:space="0" w:color="000000"/>
+              <w:right w:val="single" w:sz="4" w:space="0" w:color="000000"/>
+            </w:tcBorders>
+            <w:tcMar>
+              <w:top w:w="40" w:type="dxa"/>
+              <w:left w:w="80" w:type="dxa"/>
+              <w:bottom w:w="40" w:type="dxa"/>
+              <w:right w:w="80" w:type="dxa"/>
+            </w:tcMar>
+            <w:vAlign w:val="center"/>
+          </w:tcPr>
+          <w:p>
+            <w:pPr>
+              <w:bidi/>
+              <w:jc w:val="center"/>
+            </w:pPr>
+            <w:r>
+              <w:rPr>
+                <w:sz w:val="22"/>
+                <w:szCs w:val="22"/>
+                <w:rtl/>
+              </w:rPr>
+              <w:t>نبود نوآوری و توسعه محصول</w:t>
+            </w:r>
+          </w:p>
+        </w:tc>
+        <w:tc>
+          <w:tcPr>
+            <w:tcW w:w="1210" w:type="dxa"/>
+            <w:tcBorders>
+              <w:top w:val="single" w:sz="4" w:space="0" w:color="000000"/>
+              <w:left w:val="single" w:sz="4" w:space="0" w:color="000000"/>
+              <w:bottom w:val="single" w:sz="4" w:space="0" w:color="000000"/>
+              <w:right w:val="single" w:sz="4" w:space="0" w:color="000000"/>
+            </w:tcBorders>
+            <w:tcMar>
+              <w:top w:w="40" w:type="dxa"/>
+              <w:left w:w="80" w:type="dxa"/>
+              <w:bottom w:w="40" w:type="dxa"/>
+              <w:right w:w="80" w:type="dxa"/>
+            </w:tcMar>
+            <w:vAlign w:val="center"/>
+          </w:tcPr>
+          <w:p>
+            <w:pPr>
+              <w:bidi/>
+              <w:jc w:val="center"/>
+            </w:pPr>
+            <w:r>
+              <w:rPr>
+                <w:sz w:val="22"/>
+                <w:szCs w:val="22"/>
+                <w:rtl/>
+              </w:rPr>
+              <w:t>۳٫۱۴</w:t>
+            </w:r>
+          </w:p>
+        </w:tc>
+        <w:tc>
+          <w:tcPr>
+            <w:tcW w:w="1210" w:type="dxa"/>
+            <w:tcBorders>
+              <w:top w:val="single" w:sz="4" w:space="0" w:color="000000"/>
+              <w:left w:val="single" w:sz="4" w:space="0" w:color="000000"/>
+              <w:bottom w:val="single" w:sz="4" w:space="0" w:color="000000"/>
+              <w:right w:val="single" w:sz="4" w:space="0" w:color="000000"/>
+            </w:tcBorders>
+            <w:tcMar>
+              <w:top w:w="40" w:type="dxa"/>
+              <w:left w:w="80" w:type="dxa"/>
+              <w:bottom w:w="40" w:type="dxa"/>
+              <w:right w:w="80" w:type="dxa"/>
+            </w:tcMar>
+            <w:vAlign w:val="center"/>
+          </w:tcPr>
+          <w:p>
+            <w:pPr>
+              <w:bidi/>
+              <w:jc w:val="center"/>
+            </w:pPr>
+            <w:r>
+              <w:rPr>
+                <w:sz w:val="22"/>
+                <w:szCs w:val="22"/>
+                <w:rtl/>
+              </w:rPr>
+              <w:t>۳</w:t>
+            </w:r>
+          </w:p>
+        </w:tc>
+        <w:tc>
+          <w:tcPr>
+            <w:tcW w:w="1396" w:type="dxa"/>
+            <w:tcBorders>
+              <w:top w:val="single" w:sz="4" w:space="0" w:color="000000"/>
+              <w:left w:val="single" w:sz="4" w:space="0" w:color="000000"/>
+              <w:bottom w:val="single" w:sz="4" w:space="0" w:color="000000"/>
+              <w:right w:val="single" w:sz="4" w:space="0" w:color="000000"/>
+            </w:tcBorders>
+            <w:tcMar>
+              <w:top w:w="40" w:type="dxa"/>
+              <w:left w:w="80" w:type="dxa"/>
+              <w:bottom w:w="40" w:type="dxa"/>
+              <w:right w:w="80" w:type="dxa"/>
+            </w:tcMar>
+            <w:vAlign w:val="center"/>
+          </w:tcPr>
+          <w:p>
+            <w:pPr>
+              <w:bidi/>
+              <w:jc w:val="center"/>
+            </w:pPr>
+            <w:r>
+              <w:rPr>
+                <w:sz w:val="22"/>
+                <w:szCs w:val="22"/>
+                <w:rtl/>
+              </w:rPr>
+              <w:t>۰٫۳۸</w:t>
+            </w:r>
+          </w:p>
+        </w:tc>
+        <w:tc>
+          <w:tcPr>
+            <w:tcW w:w="1199" w:type="dxa"/>
+            <w:tcBorders>
+              <w:top w:val="single" w:sz="4" w:space="0" w:color="000000"/>
+              <w:left w:val="single" w:sz="4" w:space="0" w:color="000000"/>
+              <w:bottom w:val="single" w:sz="4" w:space="0" w:color="000000"/>
+              <w:right w:val="single" w:sz="4" w:space="0" w:color="000000"/>
+            </w:tcBorders>
+            <w:tcMar>
+              <w:top w:w="40" w:type="dxa"/>
+              <w:left w:w="80" w:type="dxa"/>
+              <w:bottom w:w="40" w:type="dxa"/>
+              <w:right w:w="80" w:type="dxa"/>
+            </w:tcMar>
+            <w:vAlign w:val="center"/>
+          </w:tcPr>
+          <w:p>
+            <w:pPr>
+              <w:bidi/>
+              <w:jc w:val="center"/>
+            </w:pPr>
+            <w:r>
+              <w:rPr>
+                <w:sz w:val="22"/>
+                <w:szCs w:val="22"/>
+                <w:rtl/>
+              </w:rPr>
+              <w:t>۰٫۰</w:t>
+            </w:r>
+          </w:p>
+        </w:tc>
+      </w:tr>
+      <w:tr>
+        <w:trPr>
+          <w:cantSplit/>
+        </w:trPr>
+        <w:tc>
+          <w:tcPr>
+            <w:tcW w:w="700" w:type="dxa"/>
+            <w:tcBorders>
+              <w:top w:val="single" w:sz="4" w:space="0" w:color="000000"/>
+              <w:left w:val="single" w:sz="4" w:space="0" w:color="000000"/>
+              <w:bottom w:val="single" w:sz="4" w:space="0" w:color="000000"/>
+              <w:right w:val="single" w:sz="4" w:space="0" w:color="000000"/>
+            </w:tcBorders>
+            <w:tcMar>
+              <w:top w:w="40" w:type="dxa"/>
+              <w:left w:w="80" w:type="dxa"/>
+              <w:bottom w:w="40" w:type="dxa"/>
+              <w:right w:w="80" w:type="dxa"/>
+            </w:tcMar>
+            <w:vAlign w:val="center"/>
+          </w:tcPr>
+          <w:p>
+            <w:pPr>
+              <w:bidi/>
+              <w:jc w:val="center"/>
+            </w:pPr>
+            <w:r>
+              <w:rPr>
+                <w:sz w:val="22"/>
+                <w:szCs w:val="22"/>
+                <w:rtl/>
+              </w:rPr>
+              <w:t>۷</w:t>
+            </w:r>
+          </w:p>
+        </w:tc>
+        <w:tc>
+          <w:tcPr>
+            <w:tcW w:w="3073" w:type="dxa"/>
+            <w:tcBorders>
+              <w:top w:val="single" w:sz="4" w:space="0" w:color="000000"/>
+              <w:left w:val="single" w:sz="4" w:space="0" w:color="000000"/>
+              <w:bottom w:val="single" w:sz="4" w:space="0" w:color="000000"/>
+              <w:right w:val="single" w:sz="4" w:space="0" w:color="000000"/>
+            </w:tcBorders>
+            <w:tcMar>
+              <w:top w:w="40" w:type="dxa"/>
+              <w:left w:w="80" w:type="dxa"/>
+              <w:bottom w:w="40" w:type="dxa"/>
+              <w:right w:w="80" w:type="dxa"/>
+            </w:tcMar>
+            <w:vAlign w:val="center"/>
+          </w:tcPr>
+          <w:p>
+            <w:pPr>
+              <w:bidi/>
+              <w:jc w:val="center"/>
+            </w:pPr>
+            <w:r>
+              <w:rPr>
+                <w:sz w:val="22"/>
+                <w:szCs w:val="22"/>
+                <w:rtl/>
+              </w:rPr>
+              <w:t>کم‌توجهی به تحقیقات بازار و مطالعه رفتار مصرف‌کننده</w:t>
+            </w:r>
+          </w:p>
+        </w:tc>
+        <w:tc>
+          <w:tcPr>
+            <w:tcW w:w="1210" w:type="dxa"/>
+            <w:tcBorders>
+              <w:top w:val="single" w:sz="4" w:space="0" w:color="000000"/>
+              <w:left w:val="single" w:sz="4" w:space="0" w:color="000000"/>
+              <w:bottom w:val="single" w:sz="4" w:space="0" w:color="000000"/>
+              <w:right w:val="single" w:sz="4" w:space="0" w:color="000000"/>
+            </w:tcBorders>
+            <w:tcMar>
+              <w:top w:w="40" w:type="dxa"/>
+              <w:left w:w="80" w:type="dxa"/>
+              <w:bottom w:w="40" w:type="dxa"/>
+              <w:right w:w="80" w:type="dxa"/>
+            </w:tcMar>
+            <w:vAlign w:val="center"/>
+          </w:tcPr>
+          <w:p>
+            <w:pPr>
+              <w:bidi/>
+              <w:jc w:val="center"/>
+            </w:pPr>
+            <w:r>
+              <w:rPr>
+                <w:sz w:val="22"/>
+                <w:szCs w:val="22"/>
+                <w:rtl/>
+              </w:rPr>
+              <w:t>۳٫۱۴</w:t>
+            </w:r>
+          </w:p>
+        </w:tc>
+        <w:tc>
+          <w:tcPr>
+            <w:tcW w:w="1210" w:type="dxa"/>
+            <w:tcBorders>
+              <w:top w:val="single" w:sz="4" w:space="0" w:color="000000"/>
+              <w:left w:val="single" w:sz="4" w:space="0" w:color="000000"/>
+              <w:bottom w:val="single" w:sz="4" w:space="0" w:color="000000"/>
+              <w:right w:val="single" w:sz="4" w:space="0" w:color="000000"/>
+            </w:tcBorders>
+            <w:tcMar>
+              <w:top w:w="40" w:type="dxa"/>
+              <w:left w:w="80" w:type="dxa"/>
+              <w:bottom w:w="40" w:type="dxa"/>
+              <w:right w:w="80" w:type="dxa"/>
+            </w:tcMar>
+            <w:vAlign w:val="center"/>
+          </w:tcPr>
+          <w:p>
+            <w:pPr>
+              <w:bidi/>
+              <w:jc w:val="center"/>
+            </w:pPr>
+            <w:r>
+              <w:rPr>
+                <w:sz w:val="22"/>
+                <w:szCs w:val="22"/>
+                <w:rtl/>
+              </w:rPr>
+              <w:t>۳</w:t>
+            </w:r>
+          </w:p>
+        </w:tc>
+        <w:tc>
+          <w:tcPr>
+            <w:tcW w:w="1396" w:type="dxa"/>
+            <w:tcBorders>
+              <w:top w:val="single" w:sz="4" w:space="0" w:color="000000"/>
+              <w:left w:val="single" w:sz="4" w:space="0" w:color="000000"/>
+              <w:bottom w:val="single" w:sz="4" w:space="0" w:color="000000"/>
+              <w:right w:val="single" w:sz="4" w:space="0" w:color="000000"/>
+            </w:tcBorders>
+            <w:tcMar>
+              <w:top w:w="40" w:type="dxa"/>
+              <w:left w:w="80" w:type="dxa"/>
+              <w:bottom w:w="40" w:type="dxa"/>
+              <w:right w:w="80" w:type="dxa"/>
+            </w:tcMar>
+            <w:vAlign w:val="center"/>
+          </w:tcPr>
+          <w:p>
+            <w:pPr>
+              <w:bidi/>
+              <w:jc w:val="center"/>
+            </w:pPr>
+            <w:r>
+              <w:rPr>
+                <w:sz w:val="22"/>
+                <w:szCs w:val="22"/>
+                <w:rtl/>
+              </w:rPr>
+              <w:t>۰٫۳۸</w:t>
+            </w:r>
+          </w:p>
+        </w:tc>
+        <w:tc>
+          <w:tcPr>
+            <w:tcW w:w="1199" w:type="dxa"/>
+            <w:tcBorders>
+              <w:top w:val="single" w:sz="4" w:space="0" w:color="000000"/>
+              <w:left w:val="single" w:sz="4" w:space="0" w:color="000000"/>
+              <w:bottom w:val="single" w:sz="4" w:space="0" w:color="000000"/>
+              <w:right w:val="single" w:sz="4" w:space="0" w:color="000000"/>
+            </w:tcBorders>
+            <w:tcMar>
+              <w:top w:w="40" w:type="dxa"/>
+              <w:left w:w="80" w:type="dxa"/>
+              <w:bottom w:w="40" w:type="dxa"/>
+              <w:right w:w="80" w:type="dxa"/>
+            </w:tcMar>
+            <w:vAlign w:val="center"/>
+          </w:tcPr>
+          <w:p>
+            <w:pPr>
+              <w:bidi/>
+              <w:jc w:val="center"/>
+            </w:pPr>
+            <w:r>
+              <w:rPr>
+                <w:sz w:val="22"/>
+                <w:szCs w:val="22"/>
+                <w:rtl/>
+              </w:rPr>
+              <w:t>۰٫۰</w:t>
+            </w:r>
+          </w:p>
+        </w:tc>
+      </w:tr>
+      <w:tr>
+        <w:trPr>
+          <w:cantSplit/>
+        </w:trPr>
+        <w:tc>
+          <w:tcPr>
+            <w:tcW w:w="700" w:type="dxa"/>
+            <w:tcBorders>
+              <w:top w:val="single" w:sz="4" w:space="0" w:color="000000"/>
+              <w:left w:val="single" w:sz="4" w:space="0" w:color="000000"/>
+              <w:bottom w:val="single" w:sz="4" w:space="0" w:color="000000"/>
+              <w:right w:val="single" w:sz="4" w:space="0" w:color="000000"/>
+            </w:tcBorders>
+            <w:tcMar>
+              <w:top w:w="40" w:type="dxa"/>
+              <w:left w:w="80" w:type="dxa"/>
+              <w:bottom w:w="40" w:type="dxa"/>
+              <w:right w:w="80" w:type="dxa"/>
+            </w:tcMar>
+            <w:vAlign w:val="center"/>
+          </w:tcPr>
+          <w:p>
+            <w:pPr>
+              <w:bidi/>
+              <w:jc w:val="center"/>
+            </w:pPr>
+            <w:r>
+              <w:rPr>
+                <w:sz w:val="22"/>
+                <w:szCs w:val="22"/>
+                <w:rtl/>
+              </w:rPr>
+              <w:t>۸</w:t>
+            </w:r>
+          </w:p>
+        </w:tc>
+        <w:tc>
+          <w:tcPr>
+            <w:tcW w:w="3073" w:type="dxa"/>
+            <w:tcBorders>
+              <w:top w:val="single" w:sz="4" w:space="0" w:color="000000"/>
+              <w:left w:val="single" w:sz="4" w:space="0" w:color="000000"/>
+              <w:bottom w:val="single" w:sz="4" w:space="0" w:color="000000"/>
+              <w:right w:val="single" w:sz="4" w:space="0" w:color="000000"/>
+            </w:tcBorders>
+            <w:tcMar>
+              <w:top w:w="40" w:type="dxa"/>
+              <w:left w:w="80" w:type="dxa"/>
+              <w:bottom w:w="40" w:type="dxa"/>
+              <w:right w:w="80" w:type="dxa"/>
+            </w:tcMar>
+            <w:vAlign w:val="center"/>
+          </w:tcPr>
+          <w:p>
+            <w:pPr>
+              <w:bidi/>
+              <w:jc w:val="center"/>
+            </w:pPr>
+            <w:r>
+              <w:rPr>
+                <w:sz w:val="22"/>
+                <w:szCs w:val="22"/>
+                <w:rtl/>
+              </w:rPr>
+              <w:t>دشواری جذب مشتری جدید</w:t>
+            </w:r>
+          </w:p>
+        </w:tc>
+        <w:tc>
+          <w:tcPr>
+            <w:tcW w:w="1210" w:type="dxa"/>
+            <w:tcBorders>
+              <w:top w:val="single" w:sz="4" w:space="0" w:color="000000"/>
+              <w:left w:val="single" w:sz="4" w:space="0" w:color="000000"/>
+              <w:bottom w:val="single" w:sz="4" w:space="0" w:color="000000"/>
+              <w:right w:val="single" w:sz="4" w:space="0" w:color="000000"/>
+            </w:tcBorders>
+            <w:tcMar>
+              <w:top w:w="40" w:type="dxa"/>
+              <w:left w:w="80" w:type="dxa"/>
+              <w:bottom w:w="40" w:type="dxa"/>
+              <w:right w:w="80" w:type="dxa"/>
+            </w:tcMar>
+            <w:vAlign w:val="center"/>
+          </w:tcPr>
+          <w:p>
+            <w:pPr>
+              <w:bidi/>
+              <w:jc w:val="center"/>
+            </w:pPr>
+            <w:r>
+              <w:rPr>
+                <w:sz w:val="22"/>
+                <w:szCs w:val="22"/>
+                <w:rtl/>
+              </w:rPr>
+              <w:t>۴٫۰۰</w:t>
+            </w:r>
+          </w:p>
+        </w:tc>
+        <w:tc>
+          <w:tcPr>
+            <w:tcW w:w="1210" w:type="dxa"/>
+            <w:tcBorders>
+              <w:top w:val="single" w:sz="4" w:space="0" w:color="000000"/>
+              <w:left w:val="single" w:sz="4" w:space="0" w:color="000000"/>
+              <w:bottom w:val="single" w:sz="4" w:space="0" w:color="000000"/>
+              <w:right w:val="single" w:sz="4" w:space="0" w:color="000000"/>
+            </w:tcBorders>
+            <w:tcMar>
+              <w:top w:w="40" w:type="dxa"/>
+              <w:left w:w="80" w:type="dxa"/>
+              <w:bottom w:w="40" w:type="dxa"/>
+              <w:right w:w="80" w:type="dxa"/>
+            </w:tcMar>
+            <w:vAlign w:val="center"/>
+          </w:tcPr>
+          <w:p>
+            <w:pPr>
+              <w:bidi/>
+              <w:jc w:val="center"/>
+            </w:pPr>
+            <w:r>
+              <w:rPr>
+                <w:sz w:val="22"/>
+                <w:szCs w:val="22"/>
+                <w:rtl/>
+              </w:rPr>
+              <w:t>۴</w:t>
+            </w:r>
+          </w:p>
+        </w:tc>
+        <w:tc>
+          <w:tcPr>
+            <w:tcW w:w="1396" w:type="dxa"/>
+            <w:tcBorders>
+              <w:top w:val="single" w:sz="4" w:space="0" w:color="000000"/>
+              <w:left w:val="single" w:sz="4" w:space="0" w:color="000000"/>
+              <w:bottom w:val="single" w:sz="4" w:space="0" w:color="000000"/>
+              <w:right w:val="single" w:sz="4" w:space="0" w:color="000000"/>
+            </w:tcBorders>
+            <w:tcMar>
+              <w:top w:w="40" w:type="dxa"/>
+              <w:left w:w="80" w:type="dxa"/>
+              <w:bottom w:w="40" w:type="dxa"/>
+              <w:right w:w="80" w:type="dxa"/>
+            </w:tcMar>
+            <w:vAlign w:val="center"/>
+          </w:tcPr>
+          <w:p>
+            <w:pPr>
+              <w:bidi/>
+              <w:jc w:val="center"/>
+            </w:pPr>
+            <w:r>
+              <w:rPr>
+                <w:sz w:val="22"/>
+                <w:szCs w:val="22"/>
+                <w:rtl/>
+              </w:rPr>
+              <w:t>۰٫۰۰</w:t>
+            </w:r>
+          </w:p>
+        </w:tc>
+        <w:tc>
+          <w:tcPr>
+            <w:tcW w:w="1199" w:type="dxa"/>
+            <w:tcBorders>
+              <w:top w:val="single" w:sz="4" w:space="0" w:color="000000"/>
+              <w:left w:val="single" w:sz="4" w:space="0" w:color="000000"/>
+              <w:bottom w:val="single" w:sz="4" w:space="0" w:color="000000"/>
+              <w:right w:val="single" w:sz="4" w:space="0" w:color="000000"/>
+            </w:tcBorders>
+            <w:tcMar>
+              <w:top w:w="40" w:type="dxa"/>
+              <w:left w:w="80" w:type="dxa"/>
+              <w:bottom w:w="40" w:type="dxa"/>
+              <w:right w:w="80" w:type="dxa"/>
+            </w:tcMar>
+            <w:vAlign w:val="center"/>
+          </w:tcPr>
+          <w:p>
+            <w:pPr>
+              <w:bidi/>
+              <w:jc w:val="center"/>
+            </w:pPr>
+            <w:r>
+              <w:rPr>
+                <w:sz w:val="22"/>
+                <w:szCs w:val="22"/>
+                <w:rtl/>
+              </w:rPr>
+              <w:t>۰٫۰</w:t>
+            </w:r>
+          </w:p>
+        </w:tc>
+      </w:tr>
+      <w:tr>
+        <w:trPr>
+          <w:cantSplit/>
+        </w:trPr>
+        <w:tc>
+          <w:tcPr>
+            <w:tcW w:w="700" w:type="dxa"/>
+            <w:tcBorders>
+              <w:top w:val="single" w:sz="4" w:space="0" w:color="000000"/>
+              <w:left w:val="single" w:sz="4" w:space="0" w:color="000000"/>
+              <w:bottom w:val="single" w:sz="4" w:space="0" w:color="000000"/>
+              <w:right w:val="single" w:sz="4" w:space="0" w:color="000000"/>
+            </w:tcBorders>
+            <w:tcMar>
+              <w:top w:w="40" w:type="dxa"/>
+              <w:left w:w="80" w:type="dxa"/>
+              <w:bottom w:w="40" w:type="dxa"/>
+              <w:right w:w="80" w:type="dxa"/>
+            </w:tcMar>
+            <w:vAlign w:val="center"/>
+          </w:tcPr>
+          <w:p>
+            <w:pPr>
+              <w:bidi/>
+              <w:jc w:val="center"/>
+            </w:pPr>
+            <w:r>
+              <w:rPr>
+                <w:sz w:val="22"/>
+                <w:szCs w:val="22"/>
+                <w:rtl/>
+              </w:rPr>
+              <w:t>۹</w:t>
+            </w:r>
+          </w:p>
+        </w:tc>
+        <w:tc>
+          <w:tcPr>
+            <w:tcW w:w="3073" w:type="dxa"/>
+            <w:tcBorders>
+              <w:top w:val="single" w:sz="4" w:space="0" w:color="000000"/>
+              <w:left w:val="single" w:sz="4" w:space="0" w:color="000000"/>
+              <w:bottom w:val="single" w:sz="4" w:space="0" w:color="000000"/>
+              <w:right w:val="single" w:sz="4" w:space="0" w:color="000000"/>
+            </w:tcBorders>
+            <w:tcMar>
+              <w:top w:w="40" w:type="dxa"/>
+              <w:left w:w="80" w:type="dxa"/>
+              <w:bottom w:w="40" w:type="dxa"/>
+              <w:right w:w="80" w:type="dxa"/>
+            </w:tcMar>
+            <w:vAlign w:val="center"/>
+          </w:tcPr>
+          <w:p>
+            <w:pPr>
+              <w:bidi/>
+              <w:jc w:val="center"/>
+            </w:pPr>
+            <w:r>
+              <w:rPr>
+                <w:sz w:val="22"/>
+                <w:szCs w:val="22"/>
+                <w:rtl/>
+              </w:rPr>
+              <w:t>وفاداری پایین مشتری به شرکت تک‌محصولی</w:t>
+            </w:r>
+          </w:p>
+        </w:tc>
+        <w:tc>
+          <w:tcPr>
+            <w:tcW w:w="1210" w:type="dxa"/>
+            <w:tcBorders>
+              <w:top w:val="single" w:sz="4" w:space="0" w:color="000000"/>
+              <w:left w:val="single" w:sz="4" w:space="0" w:color="000000"/>
+              <w:bottom w:val="single" w:sz="4" w:space="0" w:color="000000"/>
+              <w:right w:val="single" w:sz="4" w:space="0" w:color="000000"/>
+            </w:tcBorders>
+            <w:tcMar>
+              <w:top w:w="40" w:type="dxa"/>
+              <w:left w:w="80" w:type="dxa"/>
+              <w:bottom w:w="40" w:type="dxa"/>
+              <w:right w:w="80" w:type="dxa"/>
+            </w:tcMar>
+            <w:vAlign w:val="center"/>
+          </w:tcPr>
+          <w:p>
+            <w:pPr>
+              <w:bidi/>
+              <w:jc w:val="center"/>
+            </w:pPr>
+            <w:r>
+              <w:rPr>
+                <w:sz w:val="22"/>
+                <w:szCs w:val="22"/>
+                <w:rtl/>
+              </w:rPr>
+              <w:t>۴٫۰۰</w:t>
+            </w:r>
+          </w:p>
+        </w:tc>
+        <w:tc>
+          <w:tcPr>
+            <w:tcW w:w="1210" w:type="dxa"/>
+            <w:tcBorders>
+              <w:top w:val="single" w:sz="4" w:space="0" w:color="000000"/>
+              <w:left w:val="single" w:sz="4" w:space="0" w:color="000000"/>
+              <w:bottom w:val="single" w:sz="4" w:space="0" w:color="000000"/>
+              <w:right w:val="single" w:sz="4" w:space="0" w:color="000000"/>
+            </w:tcBorders>
+            <w:tcMar>
+              <w:top w:w="40" w:type="dxa"/>
+              <w:left w:w="80" w:type="dxa"/>
+              <w:bottom w:w="40" w:type="dxa"/>
+              <w:right w:w="80" w:type="dxa"/>
+            </w:tcMar>
+            <w:vAlign w:val="center"/>
+          </w:tcPr>
+          <w:p>
+            <w:pPr>
+              <w:bidi/>
+              <w:jc w:val="center"/>
+            </w:pPr>
+            <w:r>
+              <w:rPr>
+                <w:sz w:val="22"/>
+                <w:szCs w:val="22"/>
+                <w:rtl/>
+              </w:rPr>
+              <w:t>۴</w:t>
+            </w:r>
+          </w:p>
+        </w:tc>
+        <w:tc>
+          <w:tcPr>
+            <w:tcW w:w="1396" w:type="dxa"/>
+            <w:tcBorders>
+              <w:top w:val="single" w:sz="4" w:space="0" w:color="000000"/>
+              <w:left w:val="single" w:sz="4" w:space="0" w:color="000000"/>
+              <w:bottom w:val="single" w:sz="4" w:space="0" w:color="000000"/>
+              <w:right w:val="single" w:sz="4" w:space="0" w:color="000000"/>
+            </w:tcBorders>
+            <w:tcMar>
+              <w:top w:w="40" w:type="dxa"/>
+              <w:left w:w="80" w:type="dxa"/>
+              <w:bottom w:w="40" w:type="dxa"/>
+              <w:right w:w="80" w:type="dxa"/>
+            </w:tcMar>
+            <w:vAlign w:val="center"/>
+          </w:tcPr>
+          <w:p>
+            <w:pPr>
+              <w:bidi/>
+              <w:jc w:val="center"/>
+            </w:pPr>
+            <w:r>
+              <w:rPr>
+                <w:sz w:val="22"/>
+                <w:szCs w:val="22"/>
+                <w:rtl/>
+              </w:rPr>
+              <w:t>۰٫۰۰</w:t>
+            </w:r>
+          </w:p>
+        </w:tc>
+        <w:tc>
+          <w:tcPr>
+            <w:tcW w:w="1199" w:type="dxa"/>
+            <w:tcBorders>
+              <w:top w:val="single" w:sz="4" w:space="0" w:color="000000"/>
+              <w:left w:val="single" w:sz="4" w:space="0" w:color="000000"/>
+              <w:bottom w:val="single" w:sz="4" w:space="0" w:color="000000"/>
+              <w:right w:val="single" w:sz="4" w:space="0" w:color="000000"/>
+            </w:tcBorders>
+            <w:tcMar>
+              <w:top w:w="40" w:type="dxa"/>
+              <w:left w:w="80" w:type="dxa"/>
+              <w:bottom w:w="40" w:type="dxa"/>
+              <w:right w:w="80" w:type="dxa"/>
+            </w:tcMar>
+            <w:vAlign w:val="center"/>
+          </w:tcPr>
+          <w:p>
+            <w:pPr>
+              <w:bidi/>
+              <w:jc w:val="center"/>
+            </w:pPr>
+            <w:r>
+              <w:rPr>
+                <w:sz w:val="22"/>
+                <w:szCs w:val="22"/>
+                <w:rtl/>
+              </w:rPr>
+              <w:t>۰٫۰</w:t>
+            </w:r>
+          </w:p>
+        </w:tc>
+      </w:tr>
+      <w:tr>
+        <w:trPr>
+          <w:cantSplit/>
+        </w:trPr>
+        <w:tc>
+          <w:tcPr>
+            <w:tcW w:w="700" w:type="dxa"/>
+            <w:tcBorders>
+              <w:top w:val="single" w:sz="4" w:space="0" w:color="000000"/>
+              <w:left w:val="single" w:sz="4" w:space="0" w:color="000000"/>
+              <w:bottom w:val="single" w:sz="4" w:space="0" w:color="000000"/>
+              <w:right w:val="single" w:sz="4" w:space="0" w:color="000000"/>
+            </w:tcBorders>
+            <w:tcMar>
+              <w:top w:w="40" w:type="dxa"/>
+              <w:left w:w="80" w:type="dxa"/>
+              <w:bottom w:w="40" w:type="dxa"/>
+              <w:right w:w="80" w:type="dxa"/>
+            </w:tcMar>
+            <w:vAlign w:val="center"/>
+          </w:tcPr>
+          <w:p>
+            <w:pPr>
+              <w:bidi/>
+              <w:jc w:val="center"/>
+            </w:pPr>
+            <w:r>
+              <w:rPr>
+                <w:sz w:val="22"/>
+                <w:szCs w:val="22"/>
+                <w:rtl/>
+              </w:rPr>
+              <w:t>۱۰</w:t>
+            </w:r>
+          </w:p>
+        </w:tc>
+        <w:tc>
+          <w:tcPr>
+            <w:tcW w:w="3073" w:type="dxa"/>
+            <w:tcBorders>
+              <w:top w:val="single" w:sz="4" w:space="0" w:color="000000"/>
+              <w:left w:val="single" w:sz="4" w:space="0" w:color="000000"/>
+              <w:bottom w:val="single" w:sz="4" w:space="0" w:color="000000"/>
+              <w:right w:val="single" w:sz="4" w:space="0" w:color="000000"/>
+            </w:tcBorders>
+            <w:tcMar>
+              <w:top w:w="40" w:type="dxa"/>
+              <w:left w:w="80" w:type="dxa"/>
+              <w:bottom w:w="40" w:type="dxa"/>
+              <w:right w:w="80" w:type="dxa"/>
+            </w:tcMar>
+            <w:vAlign w:val="center"/>
+          </w:tcPr>
+          <w:p>
+            <w:pPr>
+              <w:bidi/>
+              <w:jc w:val="center"/>
+            </w:pPr>
+            <w:r>
+              <w:rPr>
+                <w:sz w:val="22"/>
+                <w:szCs w:val="22"/>
+                <w:rtl/>
+              </w:rPr>
+              <w:t>نبود پیشنهاد تازه برای حفظ و فعال‌سازی مجدد مشتریان فعلی</w:t>
+            </w:r>
+          </w:p>
+        </w:tc>
+        <w:tc>
+          <w:tcPr>
+            <w:tcW w:w="1210" w:type="dxa"/>
+            <w:tcBorders>
+              <w:top w:val="single" w:sz="4" w:space="0" w:color="000000"/>
+              <w:left w:val="single" w:sz="4" w:space="0" w:color="000000"/>
+              <w:bottom w:val="single" w:sz="4" w:space="0" w:color="000000"/>
+              <w:right w:val="single" w:sz="4" w:space="0" w:color="000000"/>
+            </w:tcBorders>
+            <w:tcMar>
+              <w:top w:w="40" w:type="dxa"/>
+              <w:left w:w="80" w:type="dxa"/>
+              <w:bottom w:w="40" w:type="dxa"/>
+              <w:right w:w="80" w:type="dxa"/>
+            </w:tcMar>
+            <w:vAlign w:val="center"/>
+          </w:tcPr>
+          <w:p>
+            <w:pPr>
+              <w:bidi/>
+              <w:jc w:val="center"/>
+            </w:pPr>
+            <w:r>
+              <w:rPr>
+                <w:sz w:val="22"/>
+                <w:szCs w:val="22"/>
+                <w:rtl/>
+              </w:rPr>
+              <w:t>۳٫۴۳</w:t>
+            </w:r>
+          </w:p>
+        </w:tc>
+        <w:tc>
+          <w:tcPr>
+            <w:tcW w:w="1210" w:type="dxa"/>
+            <w:tcBorders>
+              <w:top w:val="single" w:sz="4" w:space="0" w:color="000000"/>
+              <w:left w:val="single" w:sz="4" w:space="0" w:color="000000"/>
+              <w:bottom w:val="single" w:sz="4" w:space="0" w:color="000000"/>
+              <w:right w:val="single" w:sz="4" w:space="0" w:color="000000"/>
+            </w:tcBorders>
+            <w:tcMar>
+              <w:top w:w="40" w:type="dxa"/>
+              <w:left w:w="80" w:type="dxa"/>
+              <w:bottom w:w="40" w:type="dxa"/>
+              <w:right w:w="80" w:type="dxa"/>
+            </w:tcMar>
+            <w:vAlign w:val="center"/>
+          </w:tcPr>
+          <w:p>
+            <w:pPr>
+              <w:bidi/>
+              <w:jc w:val="center"/>
+            </w:pPr>
+            <w:r>
+              <w:rPr>
+                <w:sz w:val="22"/>
+                <w:szCs w:val="22"/>
+                <w:rtl/>
+              </w:rPr>
+              <w:t>۳</w:t>
+            </w:r>
+          </w:p>
+        </w:tc>
+        <w:tc>
+          <w:tcPr>
+            <w:tcW w:w="1396" w:type="dxa"/>
+            <w:tcBorders>
+              <w:top w:val="single" w:sz="4" w:space="0" w:color="000000"/>
+              <w:left w:val="single" w:sz="4" w:space="0" w:color="000000"/>
+              <w:bottom w:val="single" w:sz="4" w:space="0" w:color="000000"/>
+              <w:right w:val="single" w:sz="4" w:space="0" w:color="000000"/>
+            </w:tcBorders>
+            <w:tcMar>
+              <w:top w:w="40" w:type="dxa"/>
+              <w:left w:w="80" w:type="dxa"/>
+              <w:bottom w:w="40" w:type="dxa"/>
+              <w:right w:w="80" w:type="dxa"/>
+            </w:tcMar>
+            <w:vAlign w:val="center"/>
+          </w:tcPr>
+          <w:p>
+            <w:pPr>
+              <w:bidi/>
+              <w:jc w:val="center"/>
+            </w:pPr>
+            <w:r>
+              <w:rPr>
+                <w:sz w:val="22"/>
+                <w:szCs w:val="22"/>
+                <w:rtl/>
+              </w:rPr>
+              <w:t>۰٫۵۳</w:t>
+            </w:r>
+          </w:p>
+        </w:tc>
+        <w:tc>
+          <w:tcPr>
+            <w:tcW w:w="1199" w:type="dxa"/>
+            <w:tcBorders>
+              <w:top w:val="single" w:sz="4" w:space="0" w:color="000000"/>
+              <w:left w:val="single" w:sz="4" w:space="0" w:color="000000"/>
+              <w:bottom w:val="single" w:sz="4" w:space="0" w:color="000000"/>
+              <w:right w:val="single" w:sz="4" w:space="0" w:color="000000"/>
+            </w:tcBorders>
+            <w:tcMar>
+              <w:top w:w="40" w:type="dxa"/>
+              <w:left w:w="80" w:type="dxa"/>
+              <w:bottom w:w="40" w:type="dxa"/>
+              <w:right w:w="80" w:type="dxa"/>
+            </w:tcMar>
+            <w:vAlign w:val="center"/>
+          </w:tcPr>
+          <w:p>
+            <w:pPr>
+              <w:bidi/>
+              <w:jc w:val="center"/>
+            </w:pPr>
+            <w:r>
+              <w:rPr>
+                <w:sz w:val="22"/>
+                <w:szCs w:val="22"/>
+                <w:rtl/>
+              </w:rPr>
+              <w:t>۱٫۰</w:t>
+            </w:r>
+          </w:p>
+        </w:tc>
+      </w:tr>
+      <w:tr>
+        <w:trPr>
+          <w:cantSplit/>
+        </w:trPr>
+        <w:tc>
+          <w:tcPr>
+            <w:tcW w:w="700" w:type="dxa"/>
+            <w:tcBorders>
+              <w:top w:val="single" w:sz="4" w:space="0" w:color="000000"/>
+              <w:left w:val="single" w:sz="4" w:space="0" w:color="000000"/>
+              <w:bottom w:val="single" w:sz="4" w:space="0" w:color="000000"/>
+              <w:right w:val="single" w:sz="4" w:space="0" w:color="000000"/>
+            </w:tcBorders>
+            <w:tcMar>
+              <w:top w:w="40" w:type="dxa"/>
+              <w:left w:w="80" w:type="dxa"/>
+              <w:bottom w:w="40" w:type="dxa"/>
+              <w:right w:w="80" w:type="dxa"/>
+            </w:tcMar>
+            <w:vAlign w:val="center"/>
+          </w:tcPr>
+          <w:p>
+            <w:pPr>
+              <w:bidi/>
+              <w:jc w:val="center"/>
+            </w:pPr>
+            <w:r>
+              <w:rPr>
+                <w:sz w:val="22"/>
+                <w:szCs w:val="22"/>
+                <w:rtl/>
+              </w:rPr>
+              <w:t>۱۱</w:t>
+            </w:r>
+          </w:p>
+        </w:tc>
+        <w:tc>
+          <w:tcPr>
+            <w:tcW w:w="3073" w:type="dxa"/>
+            <w:tcBorders>
+              <w:top w:val="single" w:sz="4" w:space="0" w:color="000000"/>
+              <w:left w:val="single" w:sz="4" w:space="0" w:color="000000"/>
+              <w:bottom w:val="single" w:sz="4" w:space="0" w:color="000000"/>
+              <w:right w:val="single" w:sz="4" w:space="0" w:color="000000"/>
+            </w:tcBorders>
+            <w:tcMar>
+              <w:top w:w="40" w:type="dxa"/>
+              <w:left w:w="80" w:type="dxa"/>
+              <w:bottom w:w="40" w:type="dxa"/>
+              <w:right w:w="80" w:type="dxa"/>
+            </w:tcMar>
+            <w:vAlign w:val="center"/>
+          </w:tcPr>
+          <w:p>
+            <w:pPr>
+              <w:bidi/>
+              <w:jc w:val="center"/>
+            </w:pPr>
+            <w:r>
+              <w:rPr>
+                <w:sz w:val="22"/>
+                <w:szCs w:val="22"/>
+                <w:rtl/>
+              </w:rPr>
+              <w:t>ضعف در پیش‌بینی دقیق تقاضای بازار</w:t>
+            </w:r>
+          </w:p>
+        </w:tc>
+        <w:tc>
+          <w:tcPr>
+            <w:tcW w:w="1210" w:type="dxa"/>
+            <w:tcBorders>
+              <w:top w:val="single" w:sz="4" w:space="0" w:color="000000"/>
+              <w:left w:val="single" w:sz="4" w:space="0" w:color="000000"/>
+              <w:bottom w:val="single" w:sz="4" w:space="0" w:color="000000"/>
+              <w:right w:val="single" w:sz="4" w:space="0" w:color="000000"/>
+            </w:tcBorders>
+            <w:tcMar>
+              <w:top w:w="40" w:type="dxa"/>
+              <w:left w:w="80" w:type="dxa"/>
+              <w:bottom w:w="40" w:type="dxa"/>
+              <w:right w:w="80" w:type="dxa"/>
+            </w:tcMar>
+            <w:vAlign w:val="center"/>
+          </w:tcPr>
+          <w:p>
+            <w:pPr>
+              <w:bidi/>
+              <w:jc w:val="center"/>
+            </w:pPr>
+            <w:r>
+              <w:rPr>
+                <w:sz w:val="22"/>
+                <w:szCs w:val="22"/>
+                <w:rtl/>
+              </w:rPr>
+              <w:t>۴٫۰۰</w:t>
+            </w:r>
+          </w:p>
+        </w:tc>
+        <w:tc>
+          <w:tcPr>
+            <w:tcW w:w="1210" w:type="dxa"/>
+            <w:tcBorders>
+              <w:top w:val="single" w:sz="4" w:space="0" w:color="000000"/>
+              <w:left w:val="single" w:sz="4" w:space="0" w:color="000000"/>
+              <w:bottom w:val="single" w:sz="4" w:space="0" w:color="000000"/>
+              <w:right w:val="single" w:sz="4" w:space="0" w:color="000000"/>
+            </w:tcBorders>
+            <w:tcMar>
+              <w:top w:w="40" w:type="dxa"/>
+              <w:left w:w="80" w:type="dxa"/>
+              <w:bottom w:w="40" w:type="dxa"/>
+              <w:right w:w="80" w:type="dxa"/>
+            </w:tcMar>
+            <w:vAlign w:val="center"/>
+          </w:tcPr>
+          <w:p>
+            <w:pPr>
+              <w:bidi/>
+              <w:jc w:val="center"/>
+            </w:pPr>
+            <w:r>
+              <w:rPr>
+                <w:sz w:val="22"/>
+                <w:szCs w:val="22"/>
+                <w:rtl/>
+              </w:rPr>
+              <w:t>۴</w:t>
+            </w:r>
+          </w:p>
+        </w:tc>
+        <w:tc>
+          <w:tcPr>
+            <w:tcW w:w="1396" w:type="dxa"/>
+            <w:tcBorders>
+              <w:top w:val="single" w:sz="4" w:space="0" w:color="000000"/>
+              <w:left w:val="single" w:sz="4" w:space="0" w:color="000000"/>
+              <w:bottom w:val="single" w:sz="4" w:space="0" w:color="000000"/>
+              <w:right w:val="single" w:sz="4" w:space="0" w:color="000000"/>
+            </w:tcBorders>
+            <w:tcMar>
+              <w:top w:w="40" w:type="dxa"/>
+              <w:left w:w="80" w:type="dxa"/>
+              <w:bottom w:w="40" w:type="dxa"/>
+              <w:right w:w="80" w:type="dxa"/>
+            </w:tcMar>
+            <w:vAlign w:val="center"/>
+          </w:tcPr>
+          <w:p>
+            <w:pPr>
+              <w:bidi/>
+              <w:jc w:val="center"/>
+            </w:pPr>
+            <w:r>
+              <w:rPr>
+                <w:sz w:val="22"/>
+                <w:szCs w:val="22"/>
+                <w:rtl/>
+              </w:rPr>
+              <w:t>۰٫۰۰</w:t>
+            </w:r>
+          </w:p>
+        </w:tc>
+        <w:tc>
+          <w:tcPr>
+            <w:tcW w:w="1199" w:type="dxa"/>
+            <w:tcBorders>
+              <w:top w:val="single" w:sz="4" w:space="0" w:color="000000"/>
+              <w:left w:val="single" w:sz="4" w:space="0" w:color="000000"/>
+              <w:bottom w:val="single" w:sz="4" w:space="0" w:color="000000"/>
+              <w:right w:val="single" w:sz="4" w:space="0" w:color="000000"/>
+            </w:tcBorders>
+            <w:tcMar>
+              <w:top w:w="40" w:type="dxa"/>
+              <w:left w:w="80" w:type="dxa"/>
+              <w:bottom w:w="40" w:type="dxa"/>
+              <w:right w:w="80" w:type="dxa"/>
+            </w:tcMar>
+            <w:vAlign w:val="center"/>
+          </w:tcPr>
+          <w:p>
+            <w:pPr>
+              <w:bidi/>
+              <w:jc w:val="center"/>
+            </w:pPr>
+            <w:r>
+              <w:rPr>
+                <w:sz w:val="22"/>
+                <w:szCs w:val="22"/>
+                <w:rtl/>
+              </w:rPr>
+              <w:t>۰٫۰</w:t>
+            </w:r>
+          </w:p>
+        </w:tc>
+      </w:tr>
+      <w:tr>
+        <w:trPr>
+          <w:cantSplit/>
+        </w:trPr>
+        <w:tc>
+          <w:tcPr>
+            <w:tcW w:w="700" w:type="dxa"/>
+            <w:tcBorders>
+              <w:top w:val="single" w:sz="4" w:space="0" w:color="000000"/>
+              <w:left w:val="single" w:sz="4" w:space="0" w:color="000000"/>
+              <w:bottom w:val="single" w:sz="4" w:space="0" w:color="000000"/>
+              <w:right w:val="single" w:sz="4" w:space="0" w:color="000000"/>
+            </w:tcBorders>
+            <w:tcMar>
+              <w:top w:w="40" w:type="dxa"/>
+              <w:left w:w="80" w:type="dxa"/>
+              <w:bottom w:w="40" w:type="dxa"/>
+              <w:right w:w="80" w:type="dxa"/>
+            </w:tcMar>
+            <w:vAlign w:val="center"/>
+          </w:tcPr>
+          <w:p>
+            <w:pPr>
+              <w:bidi/>
+              <w:jc w:val="center"/>
+            </w:pPr>
+            <w:r>
+              <w:rPr>
+                <w:sz w:val="22"/>
+                <w:szCs w:val="22"/>
+                <w:rtl/>
+              </w:rPr>
+              <w:t>۱۲</w:t>
+            </w:r>
+          </w:p>
+        </w:tc>
+        <w:tc>
+          <w:tcPr>
+            <w:tcW w:w="3073" w:type="dxa"/>
+            <w:tcBorders>
+              <w:top w:val="single" w:sz="4" w:space="0" w:color="000000"/>
+              <w:left w:val="single" w:sz="4" w:space="0" w:color="000000"/>
+              <w:bottom w:val="single" w:sz="4" w:space="0" w:color="000000"/>
+              <w:right w:val="single" w:sz="4" w:space="0" w:color="000000"/>
+            </w:tcBorders>
+            <w:tcMar>
+              <w:top w:w="40" w:type="dxa"/>
+              <w:left w:w="80" w:type="dxa"/>
+              <w:bottom w:w="40" w:type="dxa"/>
+              <w:right w:w="80" w:type="dxa"/>
+            </w:tcMar>
+            <w:vAlign w:val="center"/>
+          </w:tcPr>
+          <w:p>
+            <w:pPr>
+              <w:bidi/>
+              <w:jc w:val="center"/>
+            </w:pPr>
+            <w:r>
+              <w:rPr>
+                <w:sz w:val="22"/>
+                <w:szCs w:val="22"/>
+                <w:rtl/>
+              </w:rPr>
+              <w:t>ضعف در برنامه‌ریزی و مدیریت موجودی</w:t>
+            </w:r>
+          </w:p>
+        </w:tc>
+        <w:tc>
+          <w:tcPr>
+            <w:tcW w:w="1210" w:type="dxa"/>
+            <w:tcBorders>
+              <w:top w:val="single" w:sz="4" w:space="0" w:color="000000"/>
+              <w:left w:val="single" w:sz="4" w:space="0" w:color="000000"/>
+              <w:bottom w:val="single" w:sz="4" w:space="0" w:color="000000"/>
+              <w:right w:val="single" w:sz="4" w:space="0" w:color="000000"/>
+            </w:tcBorders>
+            <w:tcMar>
+              <w:top w:w="40" w:type="dxa"/>
+              <w:left w:w="80" w:type="dxa"/>
+              <w:bottom w:w="40" w:type="dxa"/>
+              <w:right w:w="80" w:type="dxa"/>
+            </w:tcMar>
+            <w:vAlign w:val="center"/>
+          </w:tcPr>
+          <w:p>
+            <w:pPr>
+              <w:bidi/>
+              <w:jc w:val="center"/>
+            </w:pPr>
+            <w:r>
+              <w:rPr>
+                <w:sz w:val="22"/>
+                <w:szCs w:val="22"/>
+                <w:rtl/>
+              </w:rPr>
+              <w:t>۴٫۰۰</w:t>
+            </w:r>
+          </w:p>
+        </w:tc>
+        <w:tc>
+          <w:tcPr>
+            <w:tcW w:w="1210" w:type="dxa"/>
+            <w:tcBorders>
+              <w:top w:val="single" w:sz="4" w:space="0" w:color="000000"/>
+              <w:left w:val="single" w:sz="4" w:space="0" w:color="000000"/>
+              <w:bottom w:val="single" w:sz="4" w:space="0" w:color="000000"/>
+              <w:right w:val="single" w:sz="4" w:space="0" w:color="000000"/>
+            </w:tcBorders>
+            <w:tcMar>
+              <w:top w:w="40" w:type="dxa"/>
+              <w:left w:w="80" w:type="dxa"/>
+              <w:bottom w:w="40" w:type="dxa"/>
+              <w:right w:w="80" w:type="dxa"/>
+            </w:tcMar>
+            <w:vAlign w:val="center"/>
+          </w:tcPr>
+          <w:p>
+            <w:pPr>
+              <w:bidi/>
+              <w:jc w:val="center"/>
+            </w:pPr>
+            <w:r>
+              <w:rPr>
+                <w:sz w:val="22"/>
+                <w:szCs w:val="22"/>
+                <w:rtl/>
+              </w:rPr>
+              <w:t>۴</w:t>
+            </w:r>
+          </w:p>
+        </w:tc>
+        <w:tc>
+          <w:tcPr>
+            <w:tcW w:w="1396" w:type="dxa"/>
+            <w:tcBorders>
+              <w:top w:val="single" w:sz="4" w:space="0" w:color="000000"/>
+              <w:left w:val="single" w:sz="4" w:space="0" w:color="000000"/>
+              <w:bottom w:val="single" w:sz="4" w:space="0" w:color="000000"/>
+              <w:right w:val="single" w:sz="4" w:space="0" w:color="000000"/>
+            </w:tcBorders>
+            <w:tcMar>
+              <w:top w:w="40" w:type="dxa"/>
+              <w:left w:w="80" w:type="dxa"/>
+              <w:bottom w:w="40" w:type="dxa"/>
+              <w:right w:w="80" w:type="dxa"/>
+            </w:tcMar>
+            <w:vAlign w:val="center"/>
+          </w:tcPr>
+          <w:p>
+            <w:pPr>
+              <w:bidi/>
+              <w:jc w:val="center"/>
+            </w:pPr>
+            <w:r>
+              <w:rPr>
+                <w:sz w:val="22"/>
+                <w:szCs w:val="22"/>
+                <w:rtl/>
+              </w:rPr>
+              <w:t>۰٫۰۰</w:t>
+            </w:r>
+          </w:p>
+        </w:tc>
+        <w:tc>
+          <w:tcPr>
+            <w:tcW w:w="1199" w:type="dxa"/>
+            <w:tcBorders>
+              <w:top w:val="single" w:sz="4" w:space="0" w:color="000000"/>
+              <w:left w:val="single" w:sz="4" w:space="0" w:color="000000"/>
+              <w:bottom w:val="single" w:sz="4" w:space="0" w:color="000000"/>
+              <w:right w:val="single" w:sz="4" w:space="0" w:color="000000"/>
+            </w:tcBorders>
+            <w:tcMar>
+              <w:top w:w="40" w:type="dxa"/>
+              <w:left w:w="80" w:type="dxa"/>
+              <w:bottom w:w="40" w:type="dxa"/>
+              <w:right w:w="80" w:type="dxa"/>
+            </w:tcMar>
+            <w:vAlign w:val="center"/>
+          </w:tcPr>
+          <w:p>
+            <w:pPr>
+              <w:bidi/>
+              <w:jc w:val="center"/>
+            </w:pPr>
+            <w:r>
+              <w:rPr>
+                <w:sz w:val="22"/>
+                <w:szCs w:val="22"/>
+                <w:rtl/>
+              </w:rPr>
+              <w:t>۰٫۰</w:t>
+            </w:r>
+          </w:p>
+        </w:tc>
+      </w:tr>
+      <w:tr>
+        <w:trPr>
+          <w:cantSplit/>
+        </w:trPr>
+        <w:tc>
+          <w:tcPr>
+            <w:tcW w:w="700" w:type="dxa"/>
+            <w:tcBorders>
+              <w:top w:val="single" w:sz="4" w:space="0" w:color="000000"/>
+              <w:left w:val="single" w:sz="4" w:space="0" w:color="000000"/>
+              <w:bottom w:val="single" w:sz="4" w:space="0" w:color="000000"/>
+              <w:right w:val="single" w:sz="4" w:space="0" w:color="000000"/>
+            </w:tcBorders>
+            <w:tcMar>
+              <w:top w:w="40" w:type="dxa"/>
+              <w:left w:w="80" w:type="dxa"/>
+              <w:bottom w:w="40" w:type="dxa"/>
+              <w:right w:w="80" w:type="dxa"/>
+            </w:tcMar>
+            <w:vAlign w:val="center"/>
+          </w:tcPr>
+          <w:p>
+            <w:pPr>
+              <w:bidi/>
+              <w:jc w:val="center"/>
+            </w:pPr>
+            <w:r>
+              <w:rPr>
+                <w:sz w:val="22"/>
+                <w:szCs w:val="22"/>
+                <w:rtl/>
+              </w:rPr>
+              <w:t>۱۳</w:t>
+            </w:r>
+          </w:p>
+        </w:tc>
+        <w:tc>
+          <w:tcPr>
+            <w:tcW w:w="3073" w:type="dxa"/>
+            <w:tcBorders>
+              <w:top w:val="single" w:sz="4" w:space="0" w:color="000000"/>
+              <w:left w:val="single" w:sz="4" w:space="0" w:color="000000"/>
+              <w:bottom w:val="single" w:sz="4" w:space="0" w:color="000000"/>
+              <w:right w:val="single" w:sz="4" w:space="0" w:color="000000"/>
+            </w:tcBorders>
+            <w:tcMar>
+              <w:top w:w="40" w:type="dxa"/>
+              <w:left w:w="80" w:type="dxa"/>
+              <w:bottom w:w="40" w:type="dxa"/>
+              <w:right w:w="80" w:type="dxa"/>
+            </w:tcMar>
+            <w:vAlign w:val="center"/>
+          </w:tcPr>
+          <w:p>
+            <w:pPr>
+              <w:bidi/>
+              <w:jc w:val="center"/>
+            </w:pPr>
+            <w:r>
+              <w:rPr>
+                <w:sz w:val="22"/>
+                <w:szCs w:val="22"/>
+                <w:rtl/>
+              </w:rPr>
+              <w:t xml:space="preserve">ضعف در </w:t>
+            </w:r>
+            <w:r>
+              <w:rPr>
+                <w:sz w:val="22"/>
+                <w:szCs w:val="22"/>
+                <w:rtl/>
+              </w:rPr>
+              <w:t>نظام برنامه‌ریزی و اطلاعات فروش</w:t>
+            </w:r>
+          </w:p>
+        </w:tc>
+        <w:tc>
+          <w:tcPr>
+            <w:tcW w:w="1210" w:type="dxa"/>
+            <w:tcBorders>
+              <w:top w:val="single" w:sz="4" w:space="0" w:color="000000"/>
+              <w:left w:val="single" w:sz="4" w:space="0" w:color="000000"/>
+              <w:bottom w:val="single" w:sz="4" w:space="0" w:color="000000"/>
+              <w:right w:val="single" w:sz="4" w:space="0" w:color="000000"/>
+            </w:tcBorders>
+            <w:tcMar>
+              <w:top w:w="40" w:type="dxa"/>
+              <w:left w:w="80" w:type="dxa"/>
+              <w:bottom w:w="40" w:type="dxa"/>
+              <w:right w:w="80" w:type="dxa"/>
+            </w:tcMar>
+            <w:vAlign w:val="center"/>
+          </w:tcPr>
+          <w:p>
+            <w:pPr>
+              <w:bidi/>
+              <w:jc w:val="center"/>
+            </w:pPr>
+            <w:r>
+              <w:rPr>
+                <w:sz w:val="22"/>
+                <w:szCs w:val="22"/>
+                <w:rtl/>
+              </w:rPr>
+              <w:t>۳٫۱۴</w:t>
+            </w:r>
+          </w:p>
+        </w:tc>
+        <w:tc>
+          <w:tcPr>
+            <w:tcW w:w="1210" w:type="dxa"/>
+            <w:tcBorders>
+              <w:top w:val="single" w:sz="4" w:space="0" w:color="000000"/>
+              <w:left w:val="single" w:sz="4" w:space="0" w:color="000000"/>
+              <w:bottom w:val="single" w:sz="4" w:space="0" w:color="000000"/>
+              <w:right w:val="single" w:sz="4" w:space="0" w:color="000000"/>
+            </w:tcBorders>
+            <w:tcMar>
+              <w:top w:w="40" w:type="dxa"/>
+              <w:left w:w="80" w:type="dxa"/>
+              <w:bottom w:w="40" w:type="dxa"/>
+              <w:right w:w="80" w:type="dxa"/>
+            </w:tcMar>
+            <w:vAlign w:val="center"/>
+          </w:tcPr>
+          <w:p>
+            <w:pPr>
+              <w:bidi/>
+              <w:jc w:val="center"/>
+            </w:pPr>
+            <w:r>
+              <w:rPr>
+                <w:sz w:val="22"/>
+                <w:szCs w:val="22"/>
+                <w:rtl/>
+              </w:rPr>
+              <w:t>۳</w:t>
+            </w:r>
+          </w:p>
+        </w:tc>
+        <w:tc>
+          <w:tcPr>
+            <w:tcW w:w="1396" w:type="dxa"/>
+            <w:tcBorders>
+              <w:top w:val="single" w:sz="4" w:space="0" w:color="000000"/>
+              <w:left w:val="single" w:sz="4" w:space="0" w:color="000000"/>
+              <w:bottom w:val="single" w:sz="4" w:space="0" w:color="000000"/>
+              <w:right w:val="single" w:sz="4" w:space="0" w:color="000000"/>
+            </w:tcBorders>
+            <w:tcMar>
+              <w:top w:w="40" w:type="dxa"/>
+              <w:left w:w="80" w:type="dxa"/>
+              <w:bottom w:w="40" w:type="dxa"/>
+              <w:right w:w="80" w:type="dxa"/>
+            </w:tcMar>
+            <w:vAlign w:val="center"/>
+          </w:tcPr>
+          <w:p>
+            <w:pPr>
+              <w:bidi/>
+              <w:jc w:val="center"/>
+            </w:pPr>
+            <w:r>
+              <w:rPr>
+                <w:sz w:val="22"/>
+                <w:szCs w:val="22"/>
+                <w:rtl/>
+              </w:rPr>
+              <w:t>۰٫۳۸</w:t>
+            </w:r>
+          </w:p>
+        </w:tc>
+        <w:tc>
+          <w:tcPr>
+            <w:tcW w:w="1199" w:type="dxa"/>
+            <w:tcBorders>
+              <w:top w:val="single" w:sz="4" w:space="0" w:color="000000"/>
+              <w:left w:val="single" w:sz="4" w:space="0" w:color="000000"/>
+              <w:bottom w:val="single" w:sz="4" w:space="0" w:color="000000"/>
+              <w:right w:val="single" w:sz="4" w:space="0" w:color="000000"/>
+            </w:tcBorders>
+            <w:tcMar>
+              <w:top w:w="40" w:type="dxa"/>
+              <w:left w:w="80" w:type="dxa"/>
+              <w:bottom w:w="40" w:type="dxa"/>
+              <w:right w:w="80" w:type="dxa"/>
+            </w:tcMar>
+            <w:vAlign w:val="center"/>
+          </w:tcPr>
+          <w:p>
+            <w:pPr>
+              <w:bidi/>
+              <w:jc w:val="center"/>
+            </w:pPr>
+            <w:r>
+              <w:rPr>
+                <w:sz w:val="22"/>
+                <w:szCs w:val="22"/>
+                <w:rtl/>
+              </w:rPr>
+              <w:t>۰٫۰</w:t>
+            </w:r>
+          </w:p>
+        </w:tc>
+      </w:tr>
+      <w:tr>
+        <w:trPr>
+          <w:cantSplit/>
+        </w:trPr>
+        <w:tc>
+          <w:tcPr>
+            <w:tcW w:w="700" w:type="dxa"/>
+            <w:tcBorders>
+              <w:top w:val="single" w:sz="4" w:space="0" w:color="000000"/>
+              <w:left w:val="single" w:sz="4" w:space="0" w:color="000000"/>
+              <w:bottom w:val="single" w:sz="4" w:space="0" w:color="000000"/>
+              <w:right w:val="single" w:sz="4" w:space="0" w:color="000000"/>
+            </w:tcBorders>
+            <w:tcMar>
+              <w:top w:w="40" w:type="dxa"/>
+              <w:left w:w="80" w:type="dxa"/>
+              <w:bottom w:w="40" w:type="dxa"/>
+              <w:right w:w="80" w:type="dxa"/>
+            </w:tcMar>
+            <w:vAlign w:val="center"/>
+          </w:tcPr>
+          <w:p>
+            <w:pPr>
+              <w:bidi/>
+              <w:jc w:val="center"/>
+            </w:pPr>
+            <w:r>
+              <w:rPr>
+                <w:sz w:val="22"/>
+                <w:szCs w:val="22"/>
+                <w:rtl/>
+              </w:rPr>
+              <w:t>۱۴</w:t>
+            </w:r>
+          </w:p>
+        </w:tc>
+        <w:tc>
+          <w:tcPr>
+            <w:tcW w:w="3073" w:type="dxa"/>
+            <w:tcBorders>
+              <w:top w:val="single" w:sz="4" w:space="0" w:color="000000"/>
+              <w:left w:val="single" w:sz="4" w:space="0" w:color="000000"/>
+              <w:bottom w:val="single" w:sz="4" w:space="0" w:color="000000"/>
+              <w:right w:val="single" w:sz="4" w:space="0" w:color="000000"/>
+            </w:tcBorders>
+            <w:tcMar>
+              <w:top w:w="40" w:type="dxa"/>
+              <w:left w:w="80" w:type="dxa"/>
+              <w:bottom w:w="40" w:type="dxa"/>
+              <w:right w:w="80" w:type="dxa"/>
+            </w:tcMar>
+            <w:vAlign w:val="center"/>
+          </w:tcPr>
+          <w:p>
+            <w:pPr>
+              <w:bidi/>
+              <w:jc w:val="center"/>
+            </w:pPr>
+            <w:r>
+              <w:rPr>
+                <w:sz w:val="22"/>
+                <w:szCs w:val="22"/>
+                <w:rtl/>
+              </w:rPr>
+              <w:t>محدودیت منابع مالی برای توزیع و ترویج محصول</w:t>
+            </w:r>
+          </w:p>
+        </w:tc>
+        <w:tc>
+          <w:tcPr>
+            <w:tcW w:w="1210" w:type="dxa"/>
+            <w:tcBorders>
+              <w:top w:val="single" w:sz="4" w:space="0" w:color="000000"/>
+              <w:left w:val="single" w:sz="4" w:space="0" w:color="000000"/>
+              <w:bottom w:val="single" w:sz="4" w:space="0" w:color="000000"/>
+              <w:right w:val="single" w:sz="4" w:space="0" w:color="000000"/>
+            </w:tcBorders>
+            <w:tcMar>
+              <w:top w:w="40" w:type="dxa"/>
+              <w:left w:w="80" w:type="dxa"/>
+              <w:bottom w:w="40" w:type="dxa"/>
+              <w:right w:w="80" w:type="dxa"/>
+            </w:tcMar>
+            <w:vAlign w:val="center"/>
+          </w:tcPr>
+          <w:p>
+            <w:pPr>
+              <w:bidi/>
+              <w:jc w:val="center"/>
+            </w:pPr>
+            <w:r>
+              <w:rPr>
+                <w:sz w:val="22"/>
+                <w:szCs w:val="22"/>
+                <w:rtl/>
+              </w:rPr>
+              <w:t>۴٫۰۰</w:t>
+            </w:r>
+          </w:p>
+        </w:tc>
+        <w:tc>
+          <w:tcPr>
+            <w:tcW w:w="1210" w:type="dxa"/>
+            <w:tcBorders>
+              <w:top w:val="single" w:sz="4" w:space="0" w:color="000000"/>
+              <w:left w:val="single" w:sz="4" w:space="0" w:color="000000"/>
+              <w:bottom w:val="single" w:sz="4" w:space="0" w:color="000000"/>
+              <w:right w:val="single" w:sz="4" w:space="0" w:color="000000"/>
+            </w:tcBorders>
+            <w:tcMar>
+              <w:top w:w="40" w:type="dxa"/>
+              <w:left w:w="80" w:type="dxa"/>
+              <w:bottom w:w="40" w:type="dxa"/>
+              <w:right w:w="80" w:type="dxa"/>
+            </w:tcMar>
+            <w:vAlign w:val="center"/>
+          </w:tcPr>
+          <w:p>
+            <w:pPr>
+              <w:bidi/>
+              <w:jc w:val="center"/>
+            </w:pPr>
+            <w:r>
+              <w:rPr>
+                <w:sz w:val="22"/>
+                <w:szCs w:val="22"/>
+                <w:rtl/>
+              </w:rPr>
+              <w:t>۴</w:t>
+            </w:r>
+          </w:p>
+        </w:tc>
+        <w:tc>
+          <w:tcPr>
+            <w:tcW w:w="1396" w:type="dxa"/>
+            <w:tcBorders>
+              <w:top w:val="single" w:sz="4" w:space="0" w:color="000000"/>
+              <w:left w:val="single" w:sz="4" w:space="0" w:color="000000"/>
+              <w:bottom w:val="single" w:sz="4" w:space="0" w:color="000000"/>
+              <w:right w:val="single" w:sz="4" w:space="0" w:color="000000"/>
+            </w:tcBorders>
+            <w:tcMar>
+              <w:top w:w="40" w:type="dxa"/>
+              <w:left w:w="80" w:type="dxa"/>
+              <w:bottom w:w="40" w:type="dxa"/>
+              <w:right w:w="80" w:type="dxa"/>
+            </w:tcMar>
+            <w:vAlign w:val="center"/>
+          </w:tcPr>
+          <w:p>
+            <w:pPr>
+              <w:bidi/>
+              <w:jc w:val="center"/>
+            </w:pPr>
+            <w:r>
+              <w:rPr>
+                <w:sz w:val="22"/>
+                <w:szCs w:val="22"/>
+                <w:rtl/>
+              </w:rPr>
+              <w:t>۰٫۰۰</w:t>
+            </w:r>
+          </w:p>
+        </w:tc>
+        <w:tc>
+          <w:tcPr>
+            <w:tcW w:w="1199" w:type="dxa"/>
+            <w:tcBorders>
+              <w:top w:val="single" w:sz="4" w:space="0" w:color="000000"/>
+              <w:left w:val="single" w:sz="4" w:space="0" w:color="000000"/>
+              <w:bottom w:val="single" w:sz="4" w:space="0" w:color="000000"/>
+              <w:right w:val="single" w:sz="4" w:space="0" w:color="000000"/>
+            </w:tcBorders>
+            <w:tcMar>
+              <w:top w:w="40" w:type="dxa"/>
+              <w:left w:w="80" w:type="dxa"/>
+              <w:bottom w:w="40" w:type="dxa"/>
+              <w:right w:w="80" w:type="dxa"/>
+            </w:tcMar>
+            <w:vAlign w:val="center"/>
+          </w:tcPr>
+          <w:p>
+            <w:pPr>
+              <w:bidi/>
+              <w:jc w:val="center"/>
+            </w:pPr>
+            <w:r>
+              <w:rPr>
+                <w:sz w:val="22"/>
+                <w:szCs w:val="22"/>
+                <w:rtl/>
+              </w:rPr>
+              <w:t>۰٫۰</w:t>
+            </w:r>
+          </w:p>
+        </w:tc>
+      </w:tr>
+      <w:tr>
+        <w:trPr>
+          <w:cantSplit/>
+        </w:trPr>
+        <w:tc>
+          <w:tcPr>
+            <w:tcW w:w="700" w:type="dxa"/>
+            <w:tcBorders>
+              <w:top w:val="single" w:sz="4" w:space="0" w:color="000000"/>
+              <w:left w:val="single" w:sz="4" w:space="0" w:color="000000"/>
+              <w:bottom w:val="single" w:sz="4" w:space="0" w:color="000000"/>
+              <w:right w:val="single" w:sz="4" w:space="0" w:color="000000"/>
+            </w:tcBorders>
+            <w:tcMar>
+              <w:top w:w="40" w:type="dxa"/>
+              <w:left w:w="80" w:type="dxa"/>
+              <w:bottom w:w="40" w:type="dxa"/>
+              <w:right w:w="80" w:type="dxa"/>
+            </w:tcMar>
+            <w:vAlign w:val="center"/>
+          </w:tcPr>
+          <w:p>
+            <w:pPr>
+              <w:bidi/>
+              <w:jc w:val="center"/>
+            </w:pPr>
+            <w:r>
+              <w:rPr>
+                <w:sz w:val="22"/>
+                <w:szCs w:val="22"/>
+                <w:rtl/>
+              </w:rPr>
+              <w:t>۱۵</w:t>
+            </w:r>
+          </w:p>
+        </w:tc>
+        <w:tc>
+          <w:tcPr>
+            <w:tcW w:w="3073" w:type="dxa"/>
+            <w:tcBorders>
+              <w:top w:val="single" w:sz="4" w:space="0" w:color="000000"/>
+              <w:left w:val="single" w:sz="4" w:space="0" w:color="000000"/>
+              <w:bottom w:val="single" w:sz="4" w:space="0" w:color="000000"/>
+              <w:right w:val="single" w:sz="4" w:space="0" w:color="000000"/>
+            </w:tcBorders>
+            <w:tcMar>
+              <w:top w:w="40" w:type="dxa"/>
+              <w:left w:w="80" w:type="dxa"/>
+              <w:bottom w:w="40" w:type="dxa"/>
+              <w:right w:w="80" w:type="dxa"/>
+            </w:tcMar>
+            <w:vAlign w:val="center"/>
+          </w:tcPr>
+          <w:p>
+            <w:pPr>
+              <w:bidi/>
+              <w:jc w:val="center"/>
+            </w:pPr>
+            <w:r>
+              <w:rPr>
+                <w:sz w:val="22"/>
+                <w:szCs w:val="22"/>
+                <w:rtl/>
+              </w:rPr>
+              <w:t>هزینه بالای پخش و توزیع به ازای یک قلم کالا</w:t>
+            </w:r>
+          </w:p>
+        </w:tc>
+        <w:tc>
+          <w:tcPr>
+            <w:tcW w:w="1210" w:type="dxa"/>
+            <w:tcBorders>
+              <w:top w:val="single" w:sz="4" w:space="0" w:color="000000"/>
+              <w:left w:val="single" w:sz="4" w:space="0" w:color="000000"/>
+              <w:bottom w:val="single" w:sz="4" w:space="0" w:color="000000"/>
+              <w:right w:val="single" w:sz="4" w:space="0" w:color="000000"/>
+            </w:tcBorders>
+            <w:tcMar>
+              <w:top w:w="40" w:type="dxa"/>
+              <w:left w:w="80" w:type="dxa"/>
+              <w:bottom w:w="40" w:type="dxa"/>
+              <w:right w:w="80" w:type="dxa"/>
+            </w:tcMar>
+            <w:vAlign w:val="center"/>
+          </w:tcPr>
+          <w:p>
+            <w:pPr>
+              <w:bidi/>
+              <w:jc w:val="center"/>
+            </w:pPr>
+            <w:r>
+              <w:rPr>
+                <w:sz w:val="22"/>
+                <w:szCs w:val="22"/>
+                <w:rtl/>
+              </w:rPr>
+              <w:t>۴٫۴۳</w:t>
+            </w:r>
+          </w:p>
+        </w:tc>
+        <w:tc>
+          <w:tcPr>
+            <w:tcW w:w="1210" w:type="dxa"/>
+            <w:tcBorders>
+              <w:top w:val="single" w:sz="4" w:space="0" w:color="000000"/>
+              <w:left w:val="single" w:sz="4" w:space="0" w:color="000000"/>
+              <w:bottom w:val="single" w:sz="4" w:space="0" w:color="000000"/>
+              <w:right w:val="single" w:sz="4" w:space="0" w:color="000000"/>
+            </w:tcBorders>
+            <w:tcMar>
+              <w:top w:w="40" w:type="dxa"/>
+              <w:left w:w="80" w:type="dxa"/>
+              <w:bottom w:w="40" w:type="dxa"/>
+              <w:right w:w="80" w:type="dxa"/>
+            </w:tcMar>
+            <w:vAlign w:val="center"/>
+          </w:tcPr>
+          <w:p>
+            <w:pPr>
+              <w:bidi/>
+              <w:jc w:val="center"/>
+            </w:pPr>
+            <w:r>
+              <w:rPr>
+                <w:sz w:val="22"/>
+                <w:szCs w:val="22"/>
+                <w:rtl/>
+              </w:rPr>
+              <w:t>۴</w:t>
+            </w:r>
+          </w:p>
+        </w:tc>
+        <w:tc>
+          <w:tcPr>
+            <w:tcW w:w="1396" w:type="dxa"/>
+            <w:tcBorders>
+              <w:top w:val="single" w:sz="4" w:space="0" w:color="000000"/>
+              <w:left w:val="single" w:sz="4" w:space="0" w:color="000000"/>
+              <w:bottom w:val="single" w:sz="4" w:space="0" w:color="000000"/>
+              <w:right w:val="single" w:sz="4" w:space="0" w:color="000000"/>
+            </w:tcBorders>
+            <w:tcMar>
+              <w:top w:w="40" w:type="dxa"/>
+              <w:left w:w="80" w:type="dxa"/>
+              <w:bottom w:w="40" w:type="dxa"/>
+              <w:right w:w="80" w:type="dxa"/>
+            </w:tcMar>
+            <w:vAlign w:val="center"/>
+          </w:tcPr>
+          <w:p>
+            <w:pPr>
+              <w:bidi/>
+              <w:jc w:val="center"/>
+            </w:pPr>
+            <w:r>
+              <w:rPr>
+                <w:sz w:val="22"/>
+                <w:szCs w:val="22"/>
+                <w:rtl/>
+              </w:rPr>
+              <w:t>۰٫۵۳</w:t>
+            </w:r>
+          </w:p>
+        </w:tc>
+        <w:tc>
+          <w:tcPr>
+            <w:tcW w:w="1199" w:type="dxa"/>
+            <w:tcBorders>
+              <w:top w:val="single" w:sz="4" w:space="0" w:color="000000"/>
+              <w:left w:val="single" w:sz="4" w:space="0" w:color="000000"/>
+              <w:bottom w:val="single" w:sz="4" w:space="0" w:color="000000"/>
+              <w:right w:val="single" w:sz="4" w:space="0" w:color="000000"/>
+            </w:tcBorders>
+            <w:tcMar>
+              <w:top w:w="40" w:type="dxa"/>
+              <w:left w:w="80" w:type="dxa"/>
+              <w:bottom w:w="40" w:type="dxa"/>
+              <w:right w:w="80" w:type="dxa"/>
+            </w:tcMar>
+            <w:vAlign w:val="center"/>
+          </w:tcPr>
+          <w:p>
+            <w:pPr>
+              <w:bidi/>
+              <w:jc w:val="center"/>
+            </w:pPr>
+            <w:r>
+              <w:rPr>
+                <w:sz w:val="22"/>
+                <w:szCs w:val="22"/>
+                <w:rtl/>
+              </w:rPr>
+              <w:t>۱٫۰</w:t>
+            </w:r>
+          </w:p>
+        </w:tc>
+      </w:tr>
+      <w:tr>
+        <w:trPr>
+          <w:cantSplit/>
+        </w:trPr>
+        <w:tc>
+          <w:tcPr>
+            <w:tcW w:w="700" w:type="dxa"/>
+            <w:tcBorders>
+              <w:top w:val="single" w:sz="4" w:space="0" w:color="000000"/>
+              <w:left w:val="single" w:sz="4" w:space="0" w:color="000000"/>
+              <w:bottom w:val="single" w:sz="4" w:space="0" w:color="000000"/>
+              <w:right w:val="single" w:sz="4" w:space="0" w:color="000000"/>
+            </w:tcBorders>
+            <w:tcMar>
+              <w:top w:w="40" w:type="dxa"/>
+              <w:left w:w="80" w:type="dxa"/>
+              <w:bottom w:w="40" w:type="dxa"/>
+              <w:right w:w="80" w:type="dxa"/>
+            </w:tcMar>
+            <w:vAlign w:val="center"/>
+          </w:tcPr>
+          <w:p>
+            <w:pPr>
+              <w:bidi/>
+              <w:jc w:val="center"/>
+            </w:pPr>
+            <w:r>
+              <w:rPr>
+                <w:sz w:val="22"/>
+                <w:szCs w:val="22"/>
+                <w:rtl/>
+              </w:rPr>
+              <w:lastRenderedPageBreak/>
+              <w:t>۱۶</w:t>
+            </w:r>
+          </w:p>
+        </w:tc>
+        <w:tc>
+          <w:tcPr>
+            <w:tcW w:w="3073" w:type="dxa"/>
+            <w:tcBorders>
+              <w:top w:val="single" w:sz="4" w:space="0" w:color="000000"/>
+              <w:left w:val="single" w:sz="4" w:space="0" w:color="000000"/>
+              <w:bottom w:val="single" w:sz="4" w:space="0" w:color="000000"/>
+              <w:right w:val="single" w:sz="4" w:space="0" w:color="000000"/>
+            </w:tcBorders>
+            <w:tcMar>
+              <w:top w:w="40" w:type="dxa"/>
+              <w:left w:w="80" w:type="dxa"/>
+              <w:bottom w:w="40" w:type="dxa"/>
+              <w:right w:w="80" w:type="dxa"/>
+            </w:tcMar>
+            <w:vAlign w:val="center"/>
+          </w:tcPr>
+          <w:p>
+            <w:pPr>
+              <w:bidi/>
+              <w:jc w:val="center"/>
+            </w:pPr>
+            <w:r>
+              <w:rPr>
+                <w:sz w:val="22"/>
+                <w:szCs w:val="22"/>
+                <w:rtl/>
+              </w:rPr>
+              <w:t>کوچک بودن شبکه فروش و پوشش محدود بازار</w:t>
+            </w:r>
+          </w:p>
+        </w:tc>
+        <w:tc>
+          <w:tcPr>
+            <w:tcW w:w="1210" w:type="dxa"/>
+            <w:tcBorders>
+              <w:top w:val="single" w:sz="4" w:space="0" w:color="000000"/>
+              <w:left w:val="single" w:sz="4" w:space="0" w:color="000000"/>
+              <w:bottom w:val="single" w:sz="4" w:space="0" w:color="000000"/>
+              <w:right w:val="single" w:sz="4" w:space="0" w:color="000000"/>
+            </w:tcBorders>
+            <w:tcMar>
+              <w:top w:w="40" w:type="dxa"/>
+              <w:left w:w="80" w:type="dxa"/>
+              <w:bottom w:w="40" w:type="dxa"/>
+              <w:right w:w="80" w:type="dxa"/>
+            </w:tcMar>
+            <w:vAlign w:val="center"/>
+          </w:tcPr>
+          <w:p>
+            <w:pPr>
+              <w:bidi/>
+              <w:jc w:val="center"/>
+            </w:pPr>
+            <w:r>
+              <w:rPr>
+                <w:sz w:val="22"/>
+                <w:szCs w:val="22"/>
+                <w:rtl/>
+              </w:rPr>
+              <w:t>۴٫۰۰</w:t>
+            </w:r>
+          </w:p>
+        </w:tc>
+        <w:tc>
+          <w:tcPr>
+            <w:tcW w:w="1210" w:type="dxa"/>
+            <w:tcBorders>
+              <w:top w:val="single" w:sz="4" w:space="0" w:color="000000"/>
+              <w:left w:val="single" w:sz="4" w:space="0" w:color="000000"/>
+              <w:bottom w:val="single" w:sz="4" w:space="0" w:color="000000"/>
+              <w:right w:val="single" w:sz="4" w:space="0" w:color="000000"/>
+            </w:tcBorders>
+            <w:tcMar>
+              <w:top w:w="40" w:type="dxa"/>
+              <w:left w:w="80" w:type="dxa"/>
+              <w:bottom w:w="40" w:type="dxa"/>
+              <w:right w:w="80" w:type="dxa"/>
+            </w:tcMar>
+            <w:vAlign w:val="center"/>
+          </w:tcPr>
+          <w:p>
+            <w:pPr>
+              <w:bidi/>
+              <w:jc w:val="center"/>
+            </w:pPr>
+            <w:r>
+              <w:rPr>
+                <w:sz w:val="22"/>
+                <w:szCs w:val="22"/>
+                <w:rtl/>
+              </w:rPr>
+              <w:t>۴</w:t>
+            </w:r>
+          </w:p>
+        </w:tc>
+        <w:tc>
+          <w:tcPr>
+            <w:tcW w:w="1396" w:type="dxa"/>
+            <w:tcBorders>
+              <w:top w:val="single" w:sz="4" w:space="0" w:color="000000"/>
+              <w:left w:val="single" w:sz="4" w:space="0" w:color="000000"/>
+              <w:bottom w:val="single" w:sz="4" w:space="0" w:color="000000"/>
+              <w:right w:val="single" w:sz="4" w:space="0" w:color="000000"/>
+            </w:tcBorders>
+            <w:tcMar>
+              <w:top w:w="40" w:type="dxa"/>
+              <w:left w:w="80" w:type="dxa"/>
+              <w:bottom w:w="40" w:type="dxa"/>
+              <w:right w:w="80" w:type="dxa"/>
+            </w:tcMar>
+            <w:vAlign w:val="center"/>
+          </w:tcPr>
+          <w:p>
+            <w:pPr>
+              <w:bidi/>
+              <w:jc w:val="center"/>
+            </w:pPr>
+            <w:r>
+              <w:rPr>
+                <w:sz w:val="22"/>
+                <w:szCs w:val="22"/>
+                <w:rtl/>
+              </w:rPr>
+              <w:t>۰٫۰۰</w:t>
+            </w:r>
+          </w:p>
+        </w:tc>
+        <w:tc>
+          <w:tcPr>
+            <w:tcW w:w="1199" w:type="dxa"/>
+            <w:tcBorders>
+              <w:top w:val="single" w:sz="4" w:space="0" w:color="000000"/>
+              <w:left w:val="single" w:sz="4" w:space="0" w:color="000000"/>
+              <w:bottom w:val="single" w:sz="4" w:space="0" w:color="000000"/>
+              <w:right w:val="single" w:sz="4" w:space="0" w:color="000000"/>
+            </w:tcBorders>
+            <w:tcMar>
+              <w:top w:w="40" w:type="dxa"/>
+              <w:left w:w="80" w:type="dxa"/>
+              <w:bottom w:w="40" w:type="dxa"/>
+              <w:right w:w="80" w:type="dxa"/>
+            </w:tcMar>
+            <w:vAlign w:val="center"/>
+          </w:tcPr>
+          <w:p>
+            <w:pPr>
+              <w:bidi/>
+              <w:jc w:val="center"/>
+            </w:pPr>
+            <w:r>
+              <w:rPr>
+                <w:sz w:val="22"/>
+                <w:szCs w:val="22"/>
+                <w:rtl/>
+              </w:rPr>
+              <w:t>۰٫۰</w:t>
+            </w:r>
+          </w:p>
+        </w:tc>
+      </w:tr>
+      <w:tr>
+        <w:trPr>
+          <w:cantSplit/>
+        </w:trPr>
+        <w:tc>
+          <w:tcPr>
+            <w:tcW w:w="700" w:type="dxa"/>
+            <w:tcBorders>
+              <w:top w:val="single" w:sz="4" w:space="0" w:color="000000"/>
+              <w:left w:val="single" w:sz="4" w:space="0" w:color="000000"/>
+              <w:bottom w:val="single" w:sz="4" w:space="0" w:color="000000"/>
+              <w:right w:val="single" w:sz="4" w:space="0" w:color="000000"/>
+            </w:tcBorders>
+            <w:tcMar>
+              <w:top w:w="40" w:type="dxa"/>
+              <w:left w:w="80" w:type="dxa"/>
+              <w:bottom w:w="40" w:type="dxa"/>
+              <w:right w:w="80" w:type="dxa"/>
+            </w:tcMar>
+            <w:vAlign w:val="center"/>
+          </w:tcPr>
+          <w:p>
+            <w:pPr>
+              <w:bidi/>
+              <w:jc w:val="center"/>
+            </w:pPr>
+            <w:r>
+              <w:rPr>
+                <w:sz w:val="22"/>
+                <w:szCs w:val="22"/>
+                <w:rtl/>
+              </w:rPr>
+              <w:t>۱۷</w:t>
+            </w:r>
+          </w:p>
+        </w:tc>
+        <w:tc>
+          <w:tcPr>
+            <w:tcW w:w="3073" w:type="dxa"/>
+            <w:tcBorders>
+              <w:top w:val="single" w:sz="4" w:space="0" w:color="000000"/>
+              <w:left w:val="single" w:sz="4" w:space="0" w:color="000000"/>
+              <w:bottom w:val="single" w:sz="4" w:space="0" w:color="000000"/>
+              <w:right w:val="single" w:sz="4" w:space="0" w:color="000000"/>
+            </w:tcBorders>
+            <w:tcMar>
+              <w:top w:w="40" w:type="dxa"/>
+              <w:left w:w="80" w:type="dxa"/>
+              <w:bottom w:w="40" w:type="dxa"/>
+              <w:right w:w="80" w:type="dxa"/>
+            </w:tcMar>
+            <w:vAlign w:val="center"/>
+          </w:tcPr>
+          <w:p>
+            <w:pPr>
+              <w:bidi/>
+              <w:jc w:val="center"/>
+            </w:pPr>
+            <w:r>
+              <w:rPr>
+                <w:sz w:val="22"/>
+                <w:szCs w:val="22"/>
+                <w:rtl/>
+              </w:rPr>
+              <w:t xml:space="preserve">کاهش قدرت </w:t>
+            </w:r>
+            <w:r>
+              <w:rPr>
+                <w:sz w:val="22"/>
+                <w:szCs w:val="22"/>
+                <w:rtl/>
+              </w:rPr>
+              <w:t>چانه‌زنی در برابر شبکه توزیع و خرده‌فروشی چندمحصولی</w:t>
+            </w:r>
+          </w:p>
+        </w:tc>
+        <w:tc>
+          <w:tcPr>
+            <w:tcW w:w="1210" w:type="dxa"/>
+            <w:tcBorders>
+              <w:top w:val="single" w:sz="4" w:space="0" w:color="000000"/>
+              <w:left w:val="single" w:sz="4" w:space="0" w:color="000000"/>
+              <w:bottom w:val="single" w:sz="4" w:space="0" w:color="000000"/>
+              <w:right w:val="single" w:sz="4" w:space="0" w:color="000000"/>
+            </w:tcBorders>
+            <w:tcMar>
+              <w:top w:w="40" w:type="dxa"/>
+              <w:left w:w="80" w:type="dxa"/>
+              <w:bottom w:w="40" w:type="dxa"/>
+              <w:right w:w="80" w:type="dxa"/>
+            </w:tcMar>
+            <w:vAlign w:val="center"/>
+          </w:tcPr>
+          <w:p>
+            <w:pPr>
+              <w:bidi/>
+              <w:jc w:val="center"/>
+            </w:pPr>
+            <w:r>
+              <w:rPr>
+                <w:sz w:val="22"/>
+                <w:szCs w:val="22"/>
+                <w:rtl/>
+              </w:rPr>
+              <w:t>۴٫۰۰</w:t>
+            </w:r>
+          </w:p>
+        </w:tc>
+        <w:tc>
+          <w:tcPr>
+            <w:tcW w:w="1210" w:type="dxa"/>
+            <w:tcBorders>
+              <w:top w:val="single" w:sz="4" w:space="0" w:color="000000"/>
+              <w:left w:val="single" w:sz="4" w:space="0" w:color="000000"/>
+              <w:bottom w:val="single" w:sz="4" w:space="0" w:color="000000"/>
+              <w:right w:val="single" w:sz="4" w:space="0" w:color="000000"/>
+            </w:tcBorders>
+            <w:tcMar>
+              <w:top w:w="40" w:type="dxa"/>
+              <w:left w:w="80" w:type="dxa"/>
+              <w:bottom w:w="40" w:type="dxa"/>
+              <w:right w:w="80" w:type="dxa"/>
+            </w:tcMar>
+            <w:vAlign w:val="center"/>
+          </w:tcPr>
+          <w:p>
+            <w:pPr>
+              <w:bidi/>
+              <w:jc w:val="center"/>
+            </w:pPr>
+            <w:r>
+              <w:rPr>
+                <w:sz w:val="22"/>
+                <w:szCs w:val="22"/>
+                <w:rtl/>
+              </w:rPr>
+              <w:t>۴</w:t>
+            </w:r>
+          </w:p>
+        </w:tc>
+        <w:tc>
+          <w:tcPr>
+            <w:tcW w:w="1396" w:type="dxa"/>
+            <w:tcBorders>
+              <w:top w:val="single" w:sz="4" w:space="0" w:color="000000"/>
+              <w:left w:val="single" w:sz="4" w:space="0" w:color="000000"/>
+              <w:bottom w:val="single" w:sz="4" w:space="0" w:color="000000"/>
+              <w:right w:val="single" w:sz="4" w:space="0" w:color="000000"/>
+            </w:tcBorders>
+            <w:tcMar>
+              <w:top w:w="40" w:type="dxa"/>
+              <w:left w:w="80" w:type="dxa"/>
+              <w:bottom w:w="40" w:type="dxa"/>
+              <w:right w:w="80" w:type="dxa"/>
+            </w:tcMar>
+            <w:vAlign w:val="center"/>
+          </w:tcPr>
+          <w:p>
+            <w:pPr>
+              <w:bidi/>
+              <w:jc w:val="center"/>
+            </w:pPr>
+            <w:r>
+              <w:rPr>
+                <w:sz w:val="22"/>
+                <w:szCs w:val="22"/>
+                <w:rtl/>
+              </w:rPr>
+              <w:t>۰٫۰۰</w:t>
+            </w:r>
+          </w:p>
+        </w:tc>
+        <w:tc>
+          <w:tcPr>
+            <w:tcW w:w="1199" w:type="dxa"/>
+            <w:tcBorders>
+              <w:top w:val="single" w:sz="4" w:space="0" w:color="000000"/>
+              <w:left w:val="single" w:sz="4" w:space="0" w:color="000000"/>
+              <w:bottom w:val="single" w:sz="4" w:space="0" w:color="000000"/>
+              <w:right w:val="single" w:sz="4" w:space="0" w:color="000000"/>
+            </w:tcBorders>
+            <w:tcMar>
+              <w:top w:w="40" w:type="dxa"/>
+              <w:left w:w="80" w:type="dxa"/>
+              <w:bottom w:w="40" w:type="dxa"/>
+              <w:right w:w="80" w:type="dxa"/>
+            </w:tcMar>
+            <w:vAlign w:val="center"/>
+          </w:tcPr>
+          <w:p>
+            <w:pPr>
+              <w:bidi/>
+              <w:jc w:val="center"/>
+            </w:pPr>
+            <w:r>
+              <w:rPr>
+                <w:sz w:val="22"/>
+                <w:szCs w:val="22"/>
+                <w:rtl/>
+              </w:rPr>
+              <w:t>۰٫۰</w:t>
+            </w:r>
+          </w:p>
+        </w:tc>
+      </w:tr>
+      <w:tr>
+        <w:trPr>
+          <w:cantSplit/>
+        </w:trPr>
+        <w:tc>
+          <w:tcPr>
+            <w:tcW w:w="700" w:type="dxa"/>
+            <w:tcBorders>
+              <w:top w:val="single" w:sz="4" w:space="0" w:color="000000"/>
+              <w:left w:val="single" w:sz="4" w:space="0" w:color="000000"/>
+              <w:bottom w:val="single" w:sz="4" w:space="0" w:color="000000"/>
+              <w:right w:val="single" w:sz="4" w:space="0" w:color="000000"/>
+            </w:tcBorders>
+            <w:tcMar>
+              <w:top w:w="40" w:type="dxa"/>
+              <w:left w:w="80" w:type="dxa"/>
+              <w:bottom w:w="40" w:type="dxa"/>
+              <w:right w:w="80" w:type="dxa"/>
+            </w:tcMar>
+            <w:vAlign w:val="center"/>
+          </w:tcPr>
+          <w:p>
+            <w:pPr>
+              <w:bidi/>
+              <w:jc w:val="center"/>
+            </w:pPr>
+            <w:r>
+              <w:rPr>
+                <w:sz w:val="22"/>
+                <w:szCs w:val="22"/>
+                <w:rtl/>
+              </w:rPr>
+              <w:t>۱۸</w:t>
+            </w:r>
+          </w:p>
+        </w:tc>
+        <w:tc>
+          <w:tcPr>
+            <w:tcW w:w="3073" w:type="dxa"/>
+            <w:tcBorders>
+              <w:top w:val="single" w:sz="4" w:space="0" w:color="000000"/>
+              <w:left w:val="single" w:sz="4" w:space="0" w:color="000000"/>
+              <w:bottom w:val="single" w:sz="4" w:space="0" w:color="000000"/>
+              <w:right w:val="single" w:sz="4" w:space="0" w:color="000000"/>
+            </w:tcBorders>
+            <w:tcMar>
+              <w:top w:w="40" w:type="dxa"/>
+              <w:left w:w="80" w:type="dxa"/>
+              <w:bottom w:w="40" w:type="dxa"/>
+              <w:right w:w="80" w:type="dxa"/>
+            </w:tcMar>
+            <w:vAlign w:val="center"/>
+          </w:tcPr>
+          <w:p>
+            <w:pPr>
+              <w:bidi/>
+              <w:jc w:val="center"/>
+            </w:pPr>
+            <w:r>
+              <w:rPr>
+                <w:sz w:val="22"/>
+                <w:szCs w:val="22"/>
+                <w:rtl/>
+              </w:rPr>
+              <w:t>وابستگی به تعداد محدودی مشتری یا کانال فروش</w:t>
+            </w:r>
+          </w:p>
+        </w:tc>
+        <w:tc>
+          <w:tcPr>
+            <w:tcW w:w="1210" w:type="dxa"/>
+            <w:tcBorders>
+              <w:top w:val="single" w:sz="4" w:space="0" w:color="000000"/>
+              <w:left w:val="single" w:sz="4" w:space="0" w:color="000000"/>
+              <w:bottom w:val="single" w:sz="4" w:space="0" w:color="000000"/>
+              <w:right w:val="single" w:sz="4" w:space="0" w:color="000000"/>
+            </w:tcBorders>
+            <w:tcMar>
+              <w:top w:w="40" w:type="dxa"/>
+              <w:left w:w="80" w:type="dxa"/>
+              <w:bottom w:w="40" w:type="dxa"/>
+              <w:right w:w="80" w:type="dxa"/>
+            </w:tcMar>
+            <w:vAlign w:val="center"/>
+          </w:tcPr>
+          <w:p>
+            <w:pPr>
+              <w:bidi/>
+              <w:jc w:val="center"/>
+            </w:pPr>
+            <w:r>
+              <w:rPr>
+                <w:sz w:val="22"/>
+                <w:szCs w:val="22"/>
+                <w:rtl/>
+              </w:rPr>
+              <w:t>۴٫۰۰</w:t>
+            </w:r>
+          </w:p>
+        </w:tc>
+        <w:tc>
+          <w:tcPr>
+            <w:tcW w:w="1210" w:type="dxa"/>
+            <w:tcBorders>
+              <w:top w:val="single" w:sz="4" w:space="0" w:color="000000"/>
+              <w:left w:val="single" w:sz="4" w:space="0" w:color="000000"/>
+              <w:bottom w:val="single" w:sz="4" w:space="0" w:color="000000"/>
+              <w:right w:val="single" w:sz="4" w:space="0" w:color="000000"/>
+            </w:tcBorders>
+            <w:tcMar>
+              <w:top w:w="40" w:type="dxa"/>
+              <w:left w:w="80" w:type="dxa"/>
+              <w:bottom w:w="40" w:type="dxa"/>
+              <w:right w:w="80" w:type="dxa"/>
+            </w:tcMar>
+            <w:vAlign w:val="center"/>
+          </w:tcPr>
+          <w:p>
+            <w:pPr>
+              <w:bidi/>
+              <w:jc w:val="center"/>
+            </w:pPr>
+            <w:r>
+              <w:rPr>
+                <w:sz w:val="22"/>
+                <w:szCs w:val="22"/>
+                <w:rtl/>
+              </w:rPr>
+              <w:t>۴</w:t>
+            </w:r>
+          </w:p>
+        </w:tc>
+        <w:tc>
+          <w:tcPr>
+            <w:tcW w:w="1396" w:type="dxa"/>
+            <w:tcBorders>
+              <w:top w:val="single" w:sz="4" w:space="0" w:color="000000"/>
+              <w:left w:val="single" w:sz="4" w:space="0" w:color="000000"/>
+              <w:bottom w:val="single" w:sz="4" w:space="0" w:color="000000"/>
+              <w:right w:val="single" w:sz="4" w:space="0" w:color="000000"/>
+            </w:tcBorders>
+            <w:tcMar>
+              <w:top w:w="40" w:type="dxa"/>
+              <w:left w:w="80" w:type="dxa"/>
+              <w:bottom w:w="40" w:type="dxa"/>
+              <w:right w:w="80" w:type="dxa"/>
+            </w:tcMar>
+            <w:vAlign w:val="center"/>
+          </w:tcPr>
+          <w:p>
+            <w:pPr>
+              <w:bidi/>
+              <w:jc w:val="center"/>
+            </w:pPr>
+            <w:r>
+              <w:rPr>
+                <w:sz w:val="22"/>
+                <w:szCs w:val="22"/>
+                <w:rtl/>
+              </w:rPr>
+              <w:t>۰٫۰۰</w:t>
+            </w:r>
+          </w:p>
+        </w:tc>
+        <w:tc>
+          <w:tcPr>
+            <w:tcW w:w="1199" w:type="dxa"/>
+            <w:tcBorders>
+              <w:top w:val="single" w:sz="4" w:space="0" w:color="000000"/>
+              <w:left w:val="single" w:sz="4" w:space="0" w:color="000000"/>
+              <w:bottom w:val="single" w:sz="4" w:space="0" w:color="000000"/>
+              <w:right w:val="single" w:sz="4" w:space="0" w:color="000000"/>
+            </w:tcBorders>
+            <w:tcMar>
+              <w:top w:w="40" w:type="dxa"/>
+              <w:left w:w="80" w:type="dxa"/>
+              <w:bottom w:w="40" w:type="dxa"/>
+              <w:right w:w="80" w:type="dxa"/>
+            </w:tcMar>
+            <w:vAlign w:val="center"/>
+          </w:tcPr>
+          <w:p>
+            <w:pPr>
+              <w:bidi/>
+              <w:jc w:val="center"/>
+            </w:pPr>
+            <w:r>
+              <w:rPr>
+                <w:sz w:val="22"/>
+                <w:szCs w:val="22"/>
+                <w:rtl/>
+              </w:rPr>
+              <w:t>۰٫۰</w:t>
+            </w:r>
+          </w:p>
+        </w:tc>
+      </w:tr>
+      <w:tr>
+        <w:trPr>
+          <w:cantSplit/>
+        </w:trPr>
+        <w:tc>
+          <w:tcPr>
+            <w:tcW w:w="700" w:type="dxa"/>
+            <w:tcBorders>
+              <w:top w:val="single" w:sz="4" w:space="0" w:color="000000"/>
+              <w:left w:val="single" w:sz="4" w:space="0" w:color="000000"/>
+              <w:bottom w:val="single" w:sz="4" w:space="0" w:color="000000"/>
+              <w:right w:val="single" w:sz="4" w:space="0" w:color="000000"/>
+            </w:tcBorders>
+            <w:tcMar>
+              <w:top w:w="40" w:type="dxa"/>
+              <w:left w:w="80" w:type="dxa"/>
+              <w:bottom w:w="40" w:type="dxa"/>
+              <w:right w:w="80" w:type="dxa"/>
+            </w:tcMar>
+            <w:vAlign w:val="center"/>
+          </w:tcPr>
+          <w:p>
+            <w:pPr>
+              <w:bidi/>
+              <w:jc w:val="center"/>
+            </w:pPr>
+            <w:r>
+              <w:rPr>
+                <w:sz w:val="22"/>
+                <w:szCs w:val="22"/>
+                <w:rtl/>
+              </w:rPr>
+              <w:t>۱۹</w:t>
+            </w:r>
+          </w:p>
+        </w:tc>
+        <w:tc>
+          <w:tcPr>
+            <w:tcW w:w="3073" w:type="dxa"/>
+            <w:tcBorders>
+              <w:top w:val="single" w:sz="4" w:space="0" w:color="000000"/>
+              <w:left w:val="single" w:sz="4" w:space="0" w:color="000000"/>
+              <w:bottom w:val="single" w:sz="4" w:space="0" w:color="000000"/>
+              <w:right w:val="single" w:sz="4" w:space="0" w:color="000000"/>
+            </w:tcBorders>
+            <w:tcMar>
+              <w:top w:w="40" w:type="dxa"/>
+              <w:left w:w="80" w:type="dxa"/>
+              <w:bottom w:w="40" w:type="dxa"/>
+              <w:right w:w="80" w:type="dxa"/>
+            </w:tcMar>
+            <w:vAlign w:val="center"/>
+          </w:tcPr>
+          <w:p>
+            <w:pPr>
+              <w:bidi/>
+              <w:jc w:val="center"/>
+            </w:pPr>
+            <w:r>
+              <w:rPr>
+                <w:sz w:val="22"/>
+                <w:szCs w:val="22"/>
+                <w:rtl/>
+              </w:rPr>
+              <w:t>ورود رقبای جدید و افزایش شدت رقابت</w:t>
+            </w:r>
+          </w:p>
+        </w:tc>
+        <w:tc>
+          <w:tcPr>
+            <w:tcW w:w="1210" w:type="dxa"/>
+            <w:tcBorders>
+              <w:top w:val="single" w:sz="4" w:space="0" w:color="000000"/>
+              <w:left w:val="single" w:sz="4" w:space="0" w:color="000000"/>
+              <w:bottom w:val="single" w:sz="4" w:space="0" w:color="000000"/>
+              <w:right w:val="single" w:sz="4" w:space="0" w:color="000000"/>
+            </w:tcBorders>
+            <w:tcMar>
+              <w:top w:w="40" w:type="dxa"/>
+              <w:left w:w="80" w:type="dxa"/>
+              <w:bottom w:w="40" w:type="dxa"/>
+              <w:right w:w="80" w:type="dxa"/>
+            </w:tcMar>
+            <w:vAlign w:val="center"/>
+          </w:tcPr>
+          <w:p>
+            <w:pPr>
+              <w:bidi/>
+              <w:jc w:val="center"/>
+            </w:pPr>
+            <w:r>
+              <w:rPr>
+                <w:sz w:val="22"/>
+                <w:szCs w:val="22"/>
+                <w:rtl/>
+              </w:rPr>
+              <w:t>۵٫۰۰</w:t>
+            </w:r>
+          </w:p>
+        </w:tc>
+        <w:tc>
+          <w:tcPr>
+            <w:tcW w:w="1210" w:type="dxa"/>
+            <w:tcBorders>
+              <w:top w:val="single" w:sz="4" w:space="0" w:color="000000"/>
+              <w:left w:val="single" w:sz="4" w:space="0" w:color="000000"/>
+              <w:bottom w:val="single" w:sz="4" w:space="0" w:color="000000"/>
+              <w:right w:val="single" w:sz="4" w:space="0" w:color="000000"/>
+            </w:tcBorders>
+            <w:tcMar>
+              <w:top w:w="40" w:type="dxa"/>
+              <w:left w:w="80" w:type="dxa"/>
+              <w:bottom w:w="40" w:type="dxa"/>
+              <w:right w:w="80" w:type="dxa"/>
+            </w:tcMar>
+            <w:vAlign w:val="center"/>
+          </w:tcPr>
+          <w:p>
+            <w:pPr>
+              <w:bidi/>
+              <w:jc w:val="center"/>
+            </w:pPr>
+            <w:r>
+              <w:rPr>
+                <w:sz w:val="22"/>
+                <w:szCs w:val="22"/>
+                <w:rtl/>
+              </w:rPr>
+              <w:t>۵</w:t>
+            </w:r>
+          </w:p>
+        </w:tc>
+        <w:tc>
+          <w:tcPr>
+            <w:tcW w:w="1396" w:type="dxa"/>
+            <w:tcBorders>
+              <w:top w:val="single" w:sz="4" w:space="0" w:color="000000"/>
+              <w:left w:val="single" w:sz="4" w:space="0" w:color="000000"/>
+              <w:bottom w:val="single" w:sz="4" w:space="0" w:color="000000"/>
+              <w:right w:val="single" w:sz="4" w:space="0" w:color="000000"/>
+            </w:tcBorders>
+            <w:tcMar>
+              <w:top w:w="40" w:type="dxa"/>
+              <w:left w:w="80" w:type="dxa"/>
+              <w:bottom w:w="40" w:type="dxa"/>
+              <w:right w:w="80" w:type="dxa"/>
+            </w:tcMar>
+            <w:vAlign w:val="center"/>
+          </w:tcPr>
+          <w:p>
+            <w:pPr>
+              <w:bidi/>
+              <w:jc w:val="center"/>
+            </w:pPr>
+            <w:r>
+              <w:rPr>
+                <w:sz w:val="22"/>
+                <w:szCs w:val="22"/>
+                <w:rtl/>
+              </w:rPr>
+              <w:t>۰٫۰۰</w:t>
+            </w:r>
+          </w:p>
+        </w:tc>
+        <w:tc>
+          <w:tcPr>
+            <w:tcW w:w="1199" w:type="dxa"/>
+            <w:tcBorders>
+              <w:top w:val="single" w:sz="4" w:space="0" w:color="000000"/>
+              <w:left w:val="single" w:sz="4" w:space="0" w:color="000000"/>
+              <w:bottom w:val="single" w:sz="4" w:space="0" w:color="000000"/>
+              <w:right w:val="single" w:sz="4" w:space="0" w:color="000000"/>
+            </w:tcBorders>
+            <w:tcMar>
+              <w:top w:w="40" w:type="dxa"/>
+              <w:left w:w="80" w:type="dxa"/>
+              <w:bottom w:w="40" w:type="dxa"/>
+              <w:right w:w="80" w:type="dxa"/>
+            </w:tcMar>
+            <w:vAlign w:val="center"/>
+          </w:tcPr>
+          <w:p>
+            <w:pPr>
+              <w:bidi/>
+              <w:jc w:val="center"/>
+            </w:pPr>
+            <w:r>
+              <w:rPr>
+                <w:sz w:val="22"/>
+                <w:szCs w:val="22"/>
+                <w:rtl/>
+              </w:rPr>
+              <w:t>۰٫۰</w:t>
+            </w:r>
+          </w:p>
+        </w:tc>
+      </w:tr>
+      <w:tr>
+        <w:trPr>
+          <w:cantSplit/>
+        </w:trPr>
+        <w:tc>
+          <w:tcPr>
+            <w:tcW w:w="700" w:type="dxa"/>
+            <w:tcBorders>
+              <w:top w:val="single" w:sz="4" w:space="0" w:color="000000"/>
+              <w:left w:val="single" w:sz="4" w:space="0" w:color="000000"/>
+              <w:bottom w:val="single" w:sz="4" w:space="0" w:color="000000"/>
+              <w:right w:val="single" w:sz="4" w:space="0" w:color="000000"/>
+            </w:tcBorders>
+            <w:tcMar>
+              <w:top w:w="40" w:type="dxa"/>
+              <w:left w:w="80" w:type="dxa"/>
+              <w:bottom w:w="40" w:type="dxa"/>
+              <w:right w:w="80" w:type="dxa"/>
+            </w:tcMar>
+            <w:vAlign w:val="center"/>
+          </w:tcPr>
+          <w:p>
+            <w:pPr>
+              <w:bidi/>
+              <w:jc w:val="center"/>
+            </w:pPr>
+            <w:r>
+              <w:rPr>
+                <w:sz w:val="22"/>
+                <w:szCs w:val="22"/>
+                <w:rtl/>
+              </w:rPr>
+              <w:t>۲۰</w:t>
+            </w:r>
+          </w:p>
+        </w:tc>
+        <w:tc>
+          <w:tcPr>
+            <w:tcW w:w="3073" w:type="dxa"/>
+            <w:tcBorders>
+              <w:top w:val="single" w:sz="4" w:space="0" w:color="000000"/>
+              <w:left w:val="single" w:sz="4" w:space="0" w:color="000000"/>
+              <w:bottom w:val="single" w:sz="4" w:space="0" w:color="000000"/>
+              <w:right w:val="single" w:sz="4" w:space="0" w:color="000000"/>
+            </w:tcBorders>
+            <w:tcMar>
+              <w:top w:w="40" w:type="dxa"/>
+              <w:left w:w="80" w:type="dxa"/>
+              <w:bottom w:w="40" w:type="dxa"/>
+              <w:right w:w="80" w:type="dxa"/>
+            </w:tcMar>
+            <w:vAlign w:val="center"/>
+          </w:tcPr>
+          <w:p>
+            <w:pPr>
+              <w:bidi/>
+              <w:jc w:val="center"/>
+            </w:pPr>
+            <w:r>
+              <w:rPr>
+                <w:sz w:val="22"/>
+                <w:szCs w:val="22"/>
+                <w:rtl/>
+              </w:rPr>
+              <w:t>حضور محصولات جایگزین و برندهای رقیب دارای سبد متنوع</w:t>
+            </w:r>
+          </w:p>
+        </w:tc>
+        <w:tc>
+          <w:tcPr>
+            <w:tcW w:w="1210" w:type="dxa"/>
+            <w:tcBorders>
+              <w:top w:val="single" w:sz="4" w:space="0" w:color="000000"/>
+              <w:left w:val="single" w:sz="4" w:space="0" w:color="000000"/>
+              <w:bottom w:val="single" w:sz="4" w:space="0" w:color="000000"/>
+              <w:right w:val="single" w:sz="4" w:space="0" w:color="000000"/>
+            </w:tcBorders>
+            <w:tcMar>
+              <w:top w:w="40" w:type="dxa"/>
+              <w:left w:w="80" w:type="dxa"/>
+              <w:bottom w:w="40" w:type="dxa"/>
+              <w:right w:w="80" w:type="dxa"/>
+            </w:tcMar>
+            <w:vAlign w:val="center"/>
+          </w:tcPr>
+          <w:p>
+            <w:pPr>
+              <w:bidi/>
+              <w:jc w:val="center"/>
+            </w:pPr>
+            <w:r>
+              <w:rPr>
+                <w:sz w:val="22"/>
+                <w:szCs w:val="22"/>
+                <w:rtl/>
+              </w:rPr>
+              <w:t>۴٫۰۰</w:t>
+            </w:r>
+          </w:p>
+        </w:tc>
+        <w:tc>
+          <w:tcPr>
+            <w:tcW w:w="1210" w:type="dxa"/>
+            <w:tcBorders>
+              <w:top w:val="single" w:sz="4" w:space="0" w:color="000000"/>
+              <w:left w:val="single" w:sz="4" w:space="0" w:color="000000"/>
+              <w:bottom w:val="single" w:sz="4" w:space="0" w:color="000000"/>
+              <w:right w:val="single" w:sz="4" w:space="0" w:color="000000"/>
+            </w:tcBorders>
+            <w:tcMar>
+              <w:top w:w="40" w:type="dxa"/>
+              <w:left w:w="80" w:type="dxa"/>
+              <w:bottom w:w="40" w:type="dxa"/>
+              <w:right w:w="80" w:type="dxa"/>
+            </w:tcMar>
+            <w:vAlign w:val="center"/>
+          </w:tcPr>
+          <w:p>
+            <w:pPr>
+              <w:bidi/>
+              <w:jc w:val="center"/>
+            </w:pPr>
+            <w:r>
+              <w:rPr>
+                <w:sz w:val="22"/>
+                <w:szCs w:val="22"/>
+                <w:rtl/>
+              </w:rPr>
+              <w:t>۴</w:t>
+            </w:r>
+          </w:p>
+        </w:tc>
+        <w:tc>
+          <w:tcPr>
+            <w:tcW w:w="1396" w:type="dxa"/>
+            <w:tcBorders>
+              <w:top w:val="single" w:sz="4" w:space="0" w:color="000000"/>
+              <w:left w:val="single" w:sz="4" w:space="0" w:color="000000"/>
+              <w:bottom w:val="single" w:sz="4" w:space="0" w:color="000000"/>
+              <w:right w:val="single" w:sz="4" w:space="0" w:color="000000"/>
+            </w:tcBorders>
+            <w:tcMar>
+              <w:top w:w="40" w:type="dxa"/>
+              <w:left w:w="80" w:type="dxa"/>
+              <w:bottom w:w="40" w:type="dxa"/>
+              <w:right w:w="80" w:type="dxa"/>
+            </w:tcMar>
+            <w:vAlign w:val="center"/>
+          </w:tcPr>
+          <w:p>
+            <w:pPr>
+              <w:bidi/>
+              <w:jc w:val="center"/>
+            </w:pPr>
+            <w:r>
+              <w:rPr>
+                <w:sz w:val="22"/>
+                <w:szCs w:val="22"/>
+                <w:rtl/>
+              </w:rPr>
+              <w:t>۰٫۰۰</w:t>
+            </w:r>
+          </w:p>
+        </w:tc>
+        <w:tc>
+          <w:tcPr>
+            <w:tcW w:w="1199" w:type="dxa"/>
+            <w:tcBorders>
+              <w:top w:val="single" w:sz="4" w:space="0" w:color="000000"/>
+              <w:left w:val="single" w:sz="4" w:space="0" w:color="000000"/>
+              <w:bottom w:val="single" w:sz="4" w:space="0" w:color="000000"/>
+              <w:right w:val="single" w:sz="4" w:space="0" w:color="000000"/>
+            </w:tcBorders>
+            <w:tcMar>
+              <w:top w:w="40" w:type="dxa"/>
+              <w:left w:w="80" w:type="dxa"/>
+              <w:bottom w:w="40" w:type="dxa"/>
+              <w:right w:w="80" w:type="dxa"/>
+            </w:tcMar>
+            <w:vAlign w:val="center"/>
+          </w:tcPr>
+          <w:p>
+            <w:pPr>
+              <w:bidi/>
+              <w:jc w:val="center"/>
+            </w:pPr>
+            <w:r>
+              <w:rPr>
+                <w:sz w:val="22"/>
+                <w:szCs w:val="22"/>
+                <w:rtl/>
+              </w:rPr>
+              <w:t>۰٫۰</w:t>
+            </w:r>
+          </w:p>
+        </w:tc>
+      </w:tr>
+      <w:tr>
+        <w:trPr>
+          <w:cantSplit/>
+        </w:trPr>
+        <w:tc>
+          <w:tcPr>
+            <w:tcW w:w="700" w:type="dxa"/>
+            <w:tcBorders>
+              <w:top w:val="single" w:sz="4" w:space="0" w:color="000000"/>
+              <w:left w:val="single" w:sz="4" w:space="0" w:color="000000"/>
+              <w:bottom w:val="single" w:sz="4" w:space="0" w:color="000000"/>
+              <w:right w:val="single" w:sz="4" w:space="0" w:color="000000"/>
+            </w:tcBorders>
+            <w:tcMar>
+              <w:top w:w="40" w:type="dxa"/>
+              <w:left w:w="80" w:type="dxa"/>
+              <w:bottom w:w="40" w:type="dxa"/>
+              <w:right w:w="80" w:type="dxa"/>
+            </w:tcMar>
+            <w:vAlign w:val="center"/>
+          </w:tcPr>
+          <w:p>
+            <w:pPr>
+              <w:bidi/>
+              <w:jc w:val="center"/>
+            </w:pPr>
+            <w:r>
+              <w:rPr>
+                <w:sz w:val="22"/>
+                <w:szCs w:val="22"/>
+                <w:rtl/>
+              </w:rPr>
+              <w:t>۲۱</w:t>
+            </w:r>
+          </w:p>
+        </w:tc>
+        <w:tc>
+          <w:tcPr>
+            <w:tcW w:w="3073" w:type="dxa"/>
+            <w:tcBorders>
+              <w:top w:val="single" w:sz="4" w:space="0" w:color="000000"/>
+              <w:left w:val="single" w:sz="4" w:space="0" w:color="000000"/>
+              <w:bottom w:val="single" w:sz="4" w:space="0" w:color="000000"/>
+              <w:right w:val="single" w:sz="4" w:space="0" w:color="000000"/>
+            </w:tcBorders>
+            <w:tcMar>
+              <w:top w:w="40" w:type="dxa"/>
+              <w:left w:w="80" w:type="dxa"/>
+              <w:bottom w:w="40" w:type="dxa"/>
+              <w:right w:w="80" w:type="dxa"/>
+            </w:tcMar>
+            <w:vAlign w:val="center"/>
+          </w:tcPr>
+          <w:p>
+            <w:pPr>
+              <w:bidi/>
+              <w:jc w:val="center"/>
+            </w:pPr>
+            <w:r>
+              <w:rPr>
+                <w:sz w:val="22"/>
+                <w:szCs w:val="22"/>
+                <w:rtl/>
+              </w:rPr>
+              <w:t>رقابت قیمتی و نوسان قیمت رقبا</w:t>
+            </w:r>
+          </w:p>
+        </w:tc>
+        <w:tc>
+          <w:tcPr>
+            <w:tcW w:w="1210" w:type="dxa"/>
+            <w:tcBorders>
+              <w:top w:val="single" w:sz="4" w:space="0" w:color="000000"/>
+              <w:left w:val="single" w:sz="4" w:space="0" w:color="000000"/>
+              <w:bottom w:val="single" w:sz="4" w:space="0" w:color="000000"/>
+              <w:right w:val="single" w:sz="4" w:space="0" w:color="000000"/>
+            </w:tcBorders>
+            <w:tcMar>
+              <w:top w:w="40" w:type="dxa"/>
+              <w:left w:w="80" w:type="dxa"/>
+              <w:bottom w:w="40" w:type="dxa"/>
+              <w:right w:w="80" w:type="dxa"/>
+            </w:tcMar>
+            <w:vAlign w:val="center"/>
+          </w:tcPr>
+          <w:p>
+            <w:pPr>
+              <w:bidi/>
+              <w:jc w:val="center"/>
+            </w:pPr>
+            <w:r>
+              <w:rPr>
+                <w:sz w:val="22"/>
+                <w:szCs w:val="22"/>
+                <w:rtl/>
+              </w:rPr>
+              <w:t>۴٫۰۰</w:t>
+            </w:r>
+          </w:p>
+        </w:tc>
+        <w:tc>
+          <w:tcPr>
+            <w:tcW w:w="1210" w:type="dxa"/>
+            <w:tcBorders>
+              <w:top w:val="single" w:sz="4" w:space="0" w:color="000000"/>
+              <w:left w:val="single" w:sz="4" w:space="0" w:color="000000"/>
+              <w:bottom w:val="single" w:sz="4" w:space="0" w:color="000000"/>
+              <w:right w:val="single" w:sz="4" w:space="0" w:color="000000"/>
+            </w:tcBorders>
+            <w:tcMar>
+              <w:top w:w="40" w:type="dxa"/>
+              <w:left w:w="80" w:type="dxa"/>
+              <w:bottom w:w="40" w:type="dxa"/>
+              <w:right w:w="80" w:type="dxa"/>
+            </w:tcMar>
+            <w:vAlign w:val="center"/>
+          </w:tcPr>
+          <w:p>
+            <w:pPr>
+              <w:bidi/>
+              <w:jc w:val="center"/>
+            </w:pPr>
+            <w:r>
+              <w:rPr>
+                <w:sz w:val="22"/>
+                <w:szCs w:val="22"/>
+                <w:rtl/>
+              </w:rPr>
+              <w:t>۴</w:t>
+            </w:r>
+          </w:p>
+        </w:tc>
+        <w:tc>
+          <w:tcPr>
+            <w:tcW w:w="1396" w:type="dxa"/>
+            <w:tcBorders>
+              <w:top w:val="single" w:sz="4" w:space="0" w:color="000000"/>
+              <w:left w:val="single" w:sz="4" w:space="0" w:color="000000"/>
+              <w:bottom w:val="single" w:sz="4" w:space="0" w:color="000000"/>
+              <w:right w:val="single" w:sz="4" w:space="0" w:color="000000"/>
+            </w:tcBorders>
+            <w:tcMar>
+              <w:top w:w="40" w:type="dxa"/>
+              <w:left w:w="80" w:type="dxa"/>
+              <w:bottom w:w="40" w:type="dxa"/>
+              <w:right w:w="80" w:type="dxa"/>
+            </w:tcMar>
+            <w:vAlign w:val="center"/>
+          </w:tcPr>
+          <w:p>
+            <w:pPr>
+              <w:bidi/>
+              <w:jc w:val="center"/>
+            </w:pPr>
+            <w:r>
+              <w:rPr>
+                <w:sz w:val="22"/>
+                <w:szCs w:val="22"/>
+                <w:rtl/>
+              </w:rPr>
+              <w:t>۰٫۰۰</w:t>
+            </w:r>
+          </w:p>
+        </w:tc>
+        <w:tc>
+          <w:tcPr>
+            <w:tcW w:w="1199" w:type="dxa"/>
+            <w:tcBorders>
+              <w:top w:val="single" w:sz="4" w:space="0" w:color="000000"/>
+              <w:left w:val="single" w:sz="4" w:space="0" w:color="000000"/>
+              <w:bottom w:val="single" w:sz="4" w:space="0" w:color="000000"/>
+              <w:right w:val="single" w:sz="4" w:space="0" w:color="000000"/>
+            </w:tcBorders>
+            <w:tcMar>
+              <w:top w:w="40" w:type="dxa"/>
+              <w:left w:w="80" w:type="dxa"/>
+              <w:bottom w:w="40" w:type="dxa"/>
+              <w:right w:w="80" w:type="dxa"/>
+            </w:tcMar>
+            <w:vAlign w:val="center"/>
+          </w:tcPr>
+          <w:p>
+            <w:pPr>
+              <w:bidi/>
+              <w:jc w:val="center"/>
+            </w:pPr>
+            <w:r>
+              <w:rPr>
+                <w:sz w:val="22"/>
+                <w:szCs w:val="22"/>
+                <w:rtl/>
+              </w:rPr>
+              <w:t>۰٫۰</w:t>
+            </w:r>
+          </w:p>
+        </w:tc>
+      </w:tr>
+      <w:tr>
+        <w:trPr>
+          <w:cantSplit/>
+        </w:trPr>
+        <w:tc>
+          <w:tcPr>
+            <w:tcW w:w="700" w:type="dxa"/>
+            <w:tcBorders>
+              <w:top w:val="single" w:sz="4" w:space="0" w:color="000000"/>
+              <w:left w:val="single" w:sz="4" w:space="0" w:color="000000"/>
+              <w:bottom w:val="single" w:sz="4" w:space="0" w:color="000000"/>
+              <w:right w:val="single" w:sz="4" w:space="0" w:color="000000"/>
+            </w:tcBorders>
+            <w:tcMar>
+              <w:top w:w="40" w:type="dxa"/>
+              <w:left w:w="80" w:type="dxa"/>
+              <w:bottom w:w="40" w:type="dxa"/>
+              <w:right w:w="80" w:type="dxa"/>
+            </w:tcMar>
+            <w:vAlign w:val="center"/>
+          </w:tcPr>
+          <w:p>
+            <w:pPr>
+              <w:bidi/>
+              <w:jc w:val="center"/>
+            </w:pPr>
+            <w:r>
+              <w:rPr>
+                <w:sz w:val="22"/>
+                <w:szCs w:val="22"/>
+                <w:rtl/>
+              </w:rPr>
+              <w:t>۲۲</w:t>
+            </w:r>
+          </w:p>
+        </w:tc>
+        <w:tc>
+          <w:tcPr>
+            <w:tcW w:w="3073" w:type="dxa"/>
+            <w:tcBorders>
+              <w:top w:val="single" w:sz="4" w:space="0" w:color="000000"/>
+              <w:left w:val="single" w:sz="4" w:space="0" w:color="000000"/>
+              <w:bottom w:val="single" w:sz="4" w:space="0" w:color="000000"/>
+              <w:right w:val="single" w:sz="4" w:space="0" w:color="000000"/>
+            </w:tcBorders>
+            <w:tcMar>
+              <w:top w:w="40" w:type="dxa"/>
+              <w:left w:w="80" w:type="dxa"/>
+              <w:bottom w:w="40" w:type="dxa"/>
+              <w:right w:w="80" w:type="dxa"/>
+            </w:tcMar>
+            <w:vAlign w:val="center"/>
+          </w:tcPr>
+          <w:p>
+            <w:pPr>
+              <w:bidi/>
+              <w:jc w:val="center"/>
+            </w:pPr>
+            <w:r>
+              <w:rPr>
+                <w:sz w:val="22"/>
+                <w:szCs w:val="22"/>
+                <w:rtl/>
+              </w:rPr>
+              <w:t>تغییر سریع ذائقه و ترجیحات مصرف‌کننده در گذر زمان</w:t>
+            </w:r>
+          </w:p>
+        </w:tc>
+        <w:tc>
+          <w:tcPr>
+            <w:tcW w:w="1210" w:type="dxa"/>
+            <w:tcBorders>
+              <w:top w:val="single" w:sz="4" w:space="0" w:color="000000"/>
+              <w:left w:val="single" w:sz="4" w:space="0" w:color="000000"/>
+              <w:bottom w:val="single" w:sz="4" w:space="0" w:color="000000"/>
+              <w:right w:val="single" w:sz="4" w:space="0" w:color="000000"/>
+            </w:tcBorders>
+            <w:tcMar>
+              <w:top w:w="40" w:type="dxa"/>
+              <w:left w:w="80" w:type="dxa"/>
+              <w:bottom w:w="40" w:type="dxa"/>
+              <w:right w:w="80" w:type="dxa"/>
+            </w:tcMar>
+            <w:vAlign w:val="center"/>
+          </w:tcPr>
+          <w:p>
+            <w:pPr>
+              <w:bidi/>
+              <w:jc w:val="center"/>
+            </w:pPr>
+            <w:r>
+              <w:rPr>
+                <w:sz w:val="22"/>
+                <w:szCs w:val="22"/>
+                <w:rtl/>
+              </w:rPr>
+              <w:t>۴٫۷۱</w:t>
+            </w:r>
+          </w:p>
+        </w:tc>
+        <w:tc>
+          <w:tcPr>
+            <w:tcW w:w="1210" w:type="dxa"/>
+            <w:tcBorders>
+              <w:top w:val="single" w:sz="4" w:space="0" w:color="000000"/>
+              <w:left w:val="single" w:sz="4" w:space="0" w:color="000000"/>
+              <w:bottom w:val="single" w:sz="4" w:space="0" w:color="000000"/>
+              <w:right w:val="single" w:sz="4" w:space="0" w:color="000000"/>
+            </w:tcBorders>
+            <w:tcMar>
+              <w:top w:w="40" w:type="dxa"/>
+              <w:left w:w="80" w:type="dxa"/>
+              <w:bottom w:w="40" w:type="dxa"/>
+              <w:right w:w="80" w:type="dxa"/>
+            </w:tcMar>
+            <w:vAlign w:val="center"/>
+          </w:tcPr>
+          <w:p>
+            <w:pPr>
+              <w:bidi/>
+              <w:jc w:val="center"/>
+            </w:pPr>
+            <w:r>
+              <w:rPr>
+                <w:sz w:val="22"/>
+                <w:szCs w:val="22"/>
+                <w:rtl/>
+              </w:rPr>
+              <w:t>۵</w:t>
+            </w:r>
+          </w:p>
+        </w:tc>
+        <w:tc>
+          <w:tcPr>
+            <w:tcW w:w="1396" w:type="dxa"/>
+            <w:tcBorders>
+              <w:top w:val="single" w:sz="4" w:space="0" w:color="000000"/>
+              <w:left w:val="single" w:sz="4" w:space="0" w:color="000000"/>
+              <w:bottom w:val="single" w:sz="4" w:space="0" w:color="000000"/>
+              <w:right w:val="single" w:sz="4" w:space="0" w:color="000000"/>
+            </w:tcBorders>
+            <w:tcMar>
+              <w:top w:w="40" w:type="dxa"/>
+              <w:left w:w="80" w:type="dxa"/>
+              <w:bottom w:w="40" w:type="dxa"/>
+              <w:right w:w="80" w:type="dxa"/>
+            </w:tcMar>
+            <w:vAlign w:val="center"/>
+          </w:tcPr>
+          <w:p>
+            <w:pPr>
+              <w:bidi/>
+              <w:jc w:val="center"/>
+            </w:pPr>
+            <w:r>
+              <w:rPr>
+                <w:sz w:val="22"/>
+                <w:szCs w:val="22"/>
+                <w:rtl/>
+              </w:rPr>
+              <w:t>۰٫۴۹</w:t>
+            </w:r>
+          </w:p>
+        </w:tc>
+        <w:tc>
+          <w:tcPr>
+            <w:tcW w:w="1199" w:type="dxa"/>
+            <w:tcBorders>
+              <w:top w:val="single" w:sz="4" w:space="0" w:color="000000"/>
+              <w:left w:val="single" w:sz="4" w:space="0" w:color="000000"/>
+              <w:bottom w:val="single" w:sz="4" w:space="0" w:color="000000"/>
+              <w:right w:val="single" w:sz="4" w:space="0" w:color="000000"/>
+            </w:tcBorders>
+            <w:tcMar>
+              <w:top w:w="40" w:type="dxa"/>
+              <w:left w:w="80" w:type="dxa"/>
+              <w:bottom w:w="40" w:type="dxa"/>
+              <w:right w:w="80" w:type="dxa"/>
+            </w:tcMar>
+            <w:vAlign w:val="center"/>
+          </w:tcPr>
+          <w:p>
+            <w:pPr>
+              <w:bidi/>
+              <w:jc w:val="center"/>
+            </w:pPr>
+            <w:r>
+              <w:rPr>
+                <w:sz w:val="22"/>
+                <w:szCs w:val="22"/>
+                <w:rtl/>
+              </w:rPr>
+              <w:t>۰٫۵</w:t>
+            </w:r>
+          </w:p>
+        </w:tc>
+      </w:tr>
+      <w:tr>
+        <w:trPr>
+          <w:cantSplit/>
+        </w:trPr>
+        <w:tc>
+          <w:tcPr>
+            <w:tcW w:w="700" w:type="dxa"/>
+            <w:tcBorders>
+              <w:top w:val="single" w:sz="4" w:space="0" w:color="000000"/>
+              <w:left w:val="single" w:sz="4" w:space="0" w:color="000000"/>
+              <w:bottom w:val="single" w:sz="4" w:space="0" w:color="000000"/>
+              <w:right w:val="single" w:sz="4" w:space="0" w:color="000000"/>
+            </w:tcBorders>
+            <w:tcMar>
+              <w:top w:w="40" w:type="dxa"/>
+              <w:left w:w="80" w:type="dxa"/>
+              <w:bottom w:w="40" w:type="dxa"/>
+              <w:right w:w="80" w:type="dxa"/>
+            </w:tcMar>
+            <w:vAlign w:val="center"/>
+          </w:tcPr>
+          <w:p>
+            <w:pPr>
+              <w:bidi/>
+              <w:jc w:val="center"/>
+            </w:pPr>
+            <w:r>
+              <w:rPr>
+                <w:sz w:val="22"/>
+                <w:szCs w:val="22"/>
+                <w:rtl/>
+              </w:rPr>
+              <w:t>۲۳</w:t>
+            </w:r>
+          </w:p>
+        </w:tc>
+        <w:tc>
+          <w:tcPr>
+            <w:tcW w:w="3073" w:type="dxa"/>
+            <w:tcBorders>
+              <w:top w:val="single" w:sz="4" w:space="0" w:color="000000"/>
+              <w:left w:val="single" w:sz="4" w:space="0" w:color="000000"/>
+              <w:bottom w:val="single" w:sz="4" w:space="0" w:color="000000"/>
+              <w:right w:val="single" w:sz="4" w:space="0" w:color="000000"/>
+            </w:tcBorders>
+            <w:tcMar>
+              <w:top w:w="40" w:type="dxa"/>
+              <w:left w:w="80" w:type="dxa"/>
+              <w:bottom w:w="40" w:type="dxa"/>
+              <w:right w:w="80" w:type="dxa"/>
+            </w:tcMar>
+            <w:vAlign w:val="center"/>
+          </w:tcPr>
+          <w:p>
+            <w:pPr>
+              <w:bidi/>
+              <w:jc w:val="center"/>
+            </w:pPr>
+            <w:r>
+              <w:rPr>
+                <w:sz w:val="22"/>
+                <w:szCs w:val="22"/>
+                <w:rtl/>
+              </w:rPr>
+              <w:t>محدود بودن بازار هدف به یک گروه خاص از مشتریان</w:t>
+            </w:r>
+          </w:p>
+        </w:tc>
+        <w:tc>
+          <w:tcPr>
+            <w:tcW w:w="1210" w:type="dxa"/>
+            <w:tcBorders>
+              <w:top w:val="single" w:sz="4" w:space="0" w:color="000000"/>
+              <w:left w:val="single" w:sz="4" w:space="0" w:color="000000"/>
+              <w:bottom w:val="single" w:sz="4" w:space="0" w:color="000000"/>
+              <w:right w:val="single" w:sz="4" w:space="0" w:color="000000"/>
+            </w:tcBorders>
+            <w:tcMar>
+              <w:top w:w="40" w:type="dxa"/>
+              <w:left w:w="80" w:type="dxa"/>
+              <w:bottom w:w="40" w:type="dxa"/>
+              <w:right w:w="80" w:type="dxa"/>
+            </w:tcMar>
+            <w:vAlign w:val="center"/>
+          </w:tcPr>
+          <w:p>
+            <w:pPr>
+              <w:bidi/>
+              <w:jc w:val="center"/>
+            </w:pPr>
+            <w:r>
+              <w:rPr>
+                <w:sz w:val="22"/>
+                <w:szCs w:val="22"/>
+                <w:rtl/>
+              </w:rPr>
+              <w:t>۴٫۵۷</w:t>
+            </w:r>
+          </w:p>
+        </w:tc>
+        <w:tc>
+          <w:tcPr>
+            <w:tcW w:w="1210" w:type="dxa"/>
+            <w:tcBorders>
+              <w:top w:val="single" w:sz="4" w:space="0" w:color="000000"/>
+              <w:left w:val="single" w:sz="4" w:space="0" w:color="000000"/>
+              <w:bottom w:val="single" w:sz="4" w:space="0" w:color="000000"/>
+              <w:right w:val="single" w:sz="4" w:space="0" w:color="000000"/>
+            </w:tcBorders>
+            <w:tcMar>
+              <w:top w:w="40" w:type="dxa"/>
+              <w:left w:w="80" w:type="dxa"/>
+              <w:bottom w:w="40" w:type="dxa"/>
+              <w:right w:w="80" w:type="dxa"/>
+            </w:tcMar>
+            <w:vAlign w:val="center"/>
+          </w:tcPr>
+          <w:p>
+            <w:pPr>
+              <w:bidi/>
+              <w:jc w:val="center"/>
+            </w:pPr>
+            <w:r>
+              <w:rPr>
+                <w:sz w:val="22"/>
+                <w:szCs w:val="22"/>
+                <w:rtl/>
+              </w:rPr>
+              <w:t>۵</w:t>
+            </w:r>
+          </w:p>
+        </w:tc>
+        <w:tc>
+          <w:tcPr>
+            <w:tcW w:w="1396" w:type="dxa"/>
+            <w:tcBorders>
+              <w:top w:val="single" w:sz="4" w:space="0" w:color="000000"/>
+              <w:left w:val="single" w:sz="4" w:space="0" w:color="000000"/>
+              <w:bottom w:val="single" w:sz="4" w:space="0" w:color="000000"/>
+              <w:right w:val="single" w:sz="4" w:space="0" w:color="000000"/>
+            </w:tcBorders>
+            <w:tcMar>
+              <w:top w:w="40" w:type="dxa"/>
+              <w:left w:w="80" w:type="dxa"/>
+              <w:bottom w:w="40" w:type="dxa"/>
+              <w:right w:w="80" w:type="dxa"/>
+            </w:tcMar>
+            <w:vAlign w:val="center"/>
+          </w:tcPr>
+          <w:p>
+            <w:pPr>
+              <w:bidi/>
+              <w:jc w:val="center"/>
+            </w:pPr>
+            <w:r>
+              <w:rPr>
+                <w:sz w:val="22"/>
+                <w:szCs w:val="22"/>
+                <w:rtl/>
+              </w:rPr>
+              <w:t>۰٫۵۳</w:t>
+            </w:r>
+          </w:p>
+        </w:tc>
+        <w:tc>
+          <w:tcPr>
+            <w:tcW w:w="1199" w:type="dxa"/>
+            <w:tcBorders>
+              <w:top w:val="single" w:sz="4" w:space="0" w:color="000000"/>
+              <w:left w:val="single" w:sz="4" w:space="0" w:color="000000"/>
+              <w:bottom w:val="single" w:sz="4" w:space="0" w:color="000000"/>
+              <w:right w:val="single" w:sz="4" w:space="0" w:color="000000"/>
+            </w:tcBorders>
+            <w:tcMar>
+              <w:top w:w="40" w:type="dxa"/>
+              <w:left w:w="80" w:type="dxa"/>
+              <w:bottom w:w="40" w:type="dxa"/>
+              <w:right w:w="80" w:type="dxa"/>
+            </w:tcMar>
+            <w:vAlign w:val="center"/>
+          </w:tcPr>
+          <w:p>
+            <w:pPr>
+              <w:bidi/>
+              <w:jc w:val="center"/>
+            </w:pPr>
+            <w:r>
+              <w:rPr>
+                <w:sz w:val="22"/>
+                <w:szCs w:val="22"/>
+                <w:rtl/>
+              </w:rPr>
+              <w:t>۱٫۰</w:t>
+            </w:r>
+          </w:p>
+        </w:tc>
+      </w:tr>
+      <w:tr>
+        <w:trPr>
+          <w:cantSplit/>
+        </w:trPr>
+        <w:tc>
+          <w:tcPr>
+            <w:tcW w:w="700" w:type="dxa"/>
+            <w:tcBorders>
+              <w:top w:val="single" w:sz="4" w:space="0" w:color="000000"/>
+              <w:left w:val="single" w:sz="4" w:space="0" w:color="000000"/>
+              <w:bottom w:val="single" w:sz="4" w:space="0" w:color="000000"/>
+              <w:right w:val="single" w:sz="4" w:space="0" w:color="000000"/>
+            </w:tcBorders>
+            <w:tcMar>
+              <w:top w:w="40" w:type="dxa"/>
+              <w:left w:w="80" w:type="dxa"/>
+              <w:bottom w:w="40" w:type="dxa"/>
+              <w:right w:w="80" w:type="dxa"/>
+            </w:tcMar>
+            <w:vAlign w:val="center"/>
+          </w:tcPr>
+          <w:p>
+            <w:pPr>
+              <w:bidi/>
+              <w:jc w:val="center"/>
+            </w:pPr>
+            <w:r>
+              <w:rPr>
+                <w:sz w:val="22"/>
+                <w:szCs w:val="22"/>
+                <w:rtl/>
+              </w:rPr>
+              <w:t>۲۴</w:t>
+            </w:r>
+          </w:p>
+        </w:tc>
+        <w:tc>
+          <w:tcPr>
+            <w:tcW w:w="3073" w:type="dxa"/>
+            <w:tcBorders>
+              <w:top w:val="single" w:sz="4" w:space="0" w:color="000000"/>
+              <w:left w:val="single" w:sz="4" w:space="0" w:color="000000"/>
+              <w:bottom w:val="single" w:sz="4" w:space="0" w:color="000000"/>
+              <w:right w:val="single" w:sz="4" w:space="0" w:color="000000"/>
+            </w:tcBorders>
+            <w:tcMar>
+              <w:top w:w="40" w:type="dxa"/>
+              <w:left w:w="80" w:type="dxa"/>
+              <w:bottom w:w="40" w:type="dxa"/>
+              <w:right w:w="80" w:type="dxa"/>
+            </w:tcMar>
+            <w:vAlign w:val="center"/>
+          </w:tcPr>
+          <w:p>
+            <w:pPr>
+              <w:bidi/>
+              <w:jc w:val="center"/>
+            </w:pPr>
+            <w:r>
+              <w:rPr>
+                <w:sz w:val="22"/>
+                <w:szCs w:val="22"/>
+                <w:rtl/>
+              </w:rPr>
+              <w:t>افت ناگهانی تقاضا</w:t>
+            </w:r>
+          </w:p>
+        </w:tc>
+        <w:tc>
+          <w:tcPr>
+            <w:tcW w:w="1210" w:type="dxa"/>
+            <w:tcBorders>
+              <w:top w:val="single" w:sz="4" w:space="0" w:color="000000"/>
+              <w:left w:val="single" w:sz="4" w:space="0" w:color="000000"/>
+              <w:bottom w:val="single" w:sz="4" w:space="0" w:color="000000"/>
+              <w:right w:val="single" w:sz="4" w:space="0" w:color="000000"/>
+            </w:tcBorders>
+            <w:tcMar>
+              <w:top w:w="40" w:type="dxa"/>
+              <w:left w:w="80" w:type="dxa"/>
+              <w:bottom w:w="40" w:type="dxa"/>
+              <w:right w:w="80" w:type="dxa"/>
+            </w:tcMar>
+            <w:vAlign w:val="center"/>
+          </w:tcPr>
+          <w:p>
+            <w:pPr>
+              <w:bidi/>
+              <w:jc w:val="center"/>
+            </w:pPr>
+            <w:r>
+              <w:rPr>
+                <w:sz w:val="22"/>
+                <w:szCs w:val="22"/>
+                <w:rtl/>
+              </w:rPr>
+              <w:t>۴٫۰۰</w:t>
+            </w:r>
+          </w:p>
+        </w:tc>
+        <w:tc>
+          <w:tcPr>
+            <w:tcW w:w="1210" w:type="dxa"/>
+            <w:tcBorders>
+              <w:top w:val="single" w:sz="4" w:space="0" w:color="000000"/>
+              <w:left w:val="single" w:sz="4" w:space="0" w:color="000000"/>
+              <w:bottom w:val="single" w:sz="4" w:space="0" w:color="000000"/>
+              <w:right w:val="single" w:sz="4" w:space="0" w:color="000000"/>
+            </w:tcBorders>
+            <w:tcMar>
+              <w:top w:w="40" w:type="dxa"/>
+              <w:left w:w="80" w:type="dxa"/>
+              <w:bottom w:w="40" w:type="dxa"/>
+              <w:right w:w="80" w:type="dxa"/>
+            </w:tcMar>
+            <w:vAlign w:val="center"/>
+          </w:tcPr>
+          <w:p>
+            <w:pPr>
+              <w:bidi/>
+              <w:jc w:val="center"/>
+            </w:pPr>
+            <w:r>
+              <w:rPr>
+                <w:sz w:val="22"/>
+                <w:szCs w:val="22"/>
+                <w:rtl/>
+              </w:rPr>
+              <w:t>۴</w:t>
+            </w:r>
+          </w:p>
+        </w:tc>
+        <w:tc>
+          <w:tcPr>
+            <w:tcW w:w="1396" w:type="dxa"/>
+            <w:tcBorders>
+              <w:top w:val="single" w:sz="4" w:space="0" w:color="000000"/>
+              <w:left w:val="single" w:sz="4" w:space="0" w:color="000000"/>
+              <w:bottom w:val="single" w:sz="4" w:space="0" w:color="000000"/>
+              <w:right w:val="single" w:sz="4" w:space="0" w:color="000000"/>
+            </w:tcBorders>
+            <w:tcMar>
+              <w:top w:w="40" w:type="dxa"/>
+              <w:left w:w="80" w:type="dxa"/>
+              <w:bottom w:w="40" w:type="dxa"/>
+              <w:right w:w="80" w:type="dxa"/>
+            </w:tcMar>
+            <w:vAlign w:val="center"/>
+          </w:tcPr>
+          <w:p>
+            <w:pPr>
+              <w:bidi/>
+              <w:jc w:val="center"/>
+            </w:pPr>
+            <w:r>
+              <w:rPr>
+                <w:sz w:val="22"/>
+                <w:szCs w:val="22"/>
+                <w:rtl/>
+              </w:rPr>
+              <w:t>۰٫۰۰</w:t>
+            </w:r>
+          </w:p>
+        </w:tc>
+        <w:tc>
+          <w:tcPr>
+            <w:tcW w:w="1199" w:type="dxa"/>
+            <w:tcBorders>
+              <w:top w:val="single" w:sz="4" w:space="0" w:color="000000"/>
+              <w:left w:val="single" w:sz="4" w:space="0" w:color="000000"/>
+              <w:bottom w:val="single" w:sz="4" w:space="0" w:color="000000"/>
+              <w:right w:val="single" w:sz="4" w:space="0" w:color="000000"/>
+            </w:tcBorders>
+            <w:tcMar>
+              <w:top w:w="40" w:type="dxa"/>
+              <w:left w:w="80" w:type="dxa"/>
+              <w:bottom w:w="40" w:type="dxa"/>
+              <w:right w:w="80" w:type="dxa"/>
+            </w:tcMar>
+            <w:vAlign w:val="center"/>
+          </w:tcPr>
+          <w:p>
+            <w:pPr>
+              <w:bidi/>
+              <w:jc w:val="center"/>
+            </w:pPr>
+            <w:r>
+              <w:rPr>
+                <w:sz w:val="22"/>
+                <w:szCs w:val="22"/>
+                <w:rtl/>
+              </w:rPr>
+              <w:t>۰٫۰</w:t>
+            </w:r>
+          </w:p>
+        </w:tc>
+      </w:tr>
+      <w:tr>
+        <w:trPr>
+          <w:cantSplit/>
+        </w:trPr>
+        <w:tc>
+          <w:tcPr>
+            <w:tcW w:w="700" w:type="dxa"/>
+            <w:tcBorders>
+              <w:top w:val="single" w:sz="4" w:space="0" w:color="000000"/>
+              <w:left w:val="single" w:sz="4" w:space="0" w:color="000000"/>
+              <w:bottom w:val="single" w:sz="4" w:space="0" w:color="000000"/>
+              <w:right w:val="single" w:sz="4" w:space="0" w:color="000000"/>
+            </w:tcBorders>
+            <w:tcMar>
+              <w:top w:w="40" w:type="dxa"/>
+              <w:left w:w="80" w:type="dxa"/>
+              <w:bottom w:w="40" w:type="dxa"/>
+              <w:right w:w="80" w:type="dxa"/>
+            </w:tcMar>
+            <w:vAlign w:val="center"/>
+          </w:tcPr>
+          <w:p>
+            <w:pPr>
+              <w:bidi/>
+              <w:jc w:val="center"/>
+            </w:pPr>
+            <w:r>
+              <w:rPr>
+                <w:sz w:val="22"/>
+                <w:szCs w:val="22"/>
+                <w:rtl/>
+              </w:rPr>
+              <w:t>۲۵</w:t>
+            </w:r>
+          </w:p>
+        </w:tc>
+        <w:tc>
+          <w:tcPr>
+            <w:tcW w:w="3073" w:type="dxa"/>
+            <w:tcBorders>
+              <w:top w:val="single" w:sz="4" w:space="0" w:color="000000"/>
+              <w:left w:val="single" w:sz="4" w:space="0" w:color="000000"/>
+              <w:bottom w:val="single" w:sz="4" w:space="0" w:color="000000"/>
+              <w:right w:val="single" w:sz="4" w:space="0" w:color="000000"/>
+            </w:tcBorders>
+            <w:tcMar>
+              <w:top w:w="40" w:type="dxa"/>
+              <w:left w:w="80" w:type="dxa"/>
+              <w:bottom w:w="40" w:type="dxa"/>
+              <w:right w:w="80" w:type="dxa"/>
+            </w:tcMar>
+            <w:vAlign w:val="center"/>
+          </w:tcPr>
+          <w:p>
+            <w:pPr>
+              <w:bidi/>
+              <w:jc w:val="center"/>
+            </w:pPr>
+            <w:r>
+              <w:rPr>
+                <w:sz w:val="22"/>
+                <w:szCs w:val="22"/>
+                <w:rtl/>
+              </w:rPr>
+              <w:t xml:space="preserve">نوسان و کمبود در </w:t>
+            </w:r>
+            <w:r>
+              <w:rPr>
+                <w:sz w:val="22"/>
+                <w:szCs w:val="22"/>
+                <w:rtl/>
+              </w:rPr>
+              <w:t>تأمین مواد اولیه</w:t>
+            </w:r>
+          </w:p>
+        </w:tc>
+        <w:tc>
+          <w:tcPr>
+            <w:tcW w:w="1210" w:type="dxa"/>
+            <w:tcBorders>
+              <w:top w:val="single" w:sz="4" w:space="0" w:color="000000"/>
+              <w:left w:val="single" w:sz="4" w:space="0" w:color="000000"/>
+              <w:bottom w:val="single" w:sz="4" w:space="0" w:color="000000"/>
+              <w:right w:val="single" w:sz="4" w:space="0" w:color="000000"/>
+            </w:tcBorders>
+            <w:tcMar>
+              <w:top w:w="40" w:type="dxa"/>
+              <w:left w:w="80" w:type="dxa"/>
+              <w:bottom w:w="40" w:type="dxa"/>
+              <w:right w:w="80" w:type="dxa"/>
+            </w:tcMar>
+            <w:vAlign w:val="center"/>
+          </w:tcPr>
+          <w:p>
+            <w:pPr>
+              <w:bidi/>
+              <w:jc w:val="center"/>
+            </w:pPr>
+            <w:r>
+              <w:rPr>
+                <w:sz w:val="22"/>
+                <w:szCs w:val="22"/>
+                <w:rtl/>
+              </w:rPr>
+              <w:t>۴٫۵۷</w:t>
+            </w:r>
+          </w:p>
+        </w:tc>
+        <w:tc>
+          <w:tcPr>
+            <w:tcW w:w="1210" w:type="dxa"/>
+            <w:tcBorders>
+              <w:top w:val="single" w:sz="4" w:space="0" w:color="000000"/>
+              <w:left w:val="single" w:sz="4" w:space="0" w:color="000000"/>
+              <w:bottom w:val="single" w:sz="4" w:space="0" w:color="000000"/>
+              <w:right w:val="single" w:sz="4" w:space="0" w:color="000000"/>
+            </w:tcBorders>
+            <w:tcMar>
+              <w:top w:w="40" w:type="dxa"/>
+              <w:left w:w="80" w:type="dxa"/>
+              <w:bottom w:w="40" w:type="dxa"/>
+              <w:right w:w="80" w:type="dxa"/>
+            </w:tcMar>
+            <w:vAlign w:val="center"/>
+          </w:tcPr>
+          <w:p>
+            <w:pPr>
+              <w:bidi/>
+              <w:jc w:val="center"/>
+            </w:pPr>
+            <w:r>
+              <w:rPr>
+                <w:sz w:val="22"/>
+                <w:szCs w:val="22"/>
+                <w:rtl/>
+              </w:rPr>
+              <w:t>۵</w:t>
+            </w:r>
+          </w:p>
+        </w:tc>
+        <w:tc>
+          <w:tcPr>
+            <w:tcW w:w="1396" w:type="dxa"/>
+            <w:tcBorders>
+              <w:top w:val="single" w:sz="4" w:space="0" w:color="000000"/>
+              <w:left w:val="single" w:sz="4" w:space="0" w:color="000000"/>
+              <w:bottom w:val="single" w:sz="4" w:space="0" w:color="000000"/>
+              <w:right w:val="single" w:sz="4" w:space="0" w:color="000000"/>
+            </w:tcBorders>
+            <w:tcMar>
+              <w:top w:w="40" w:type="dxa"/>
+              <w:left w:w="80" w:type="dxa"/>
+              <w:bottom w:w="40" w:type="dxa"/>
+              <w:right w:w="80" w:type="dxa"/>
+            </w:tcMar>
+            <w:vAlign w:val="center"/>
+          </w:tcPr>
+          <w:p>
+            <w:pPr>
+              <w:bidi/>
+              <w:jc w:val="center"/>
+            </w:pPr>
+            <w:r>
+              <w:rPr>
+                <w:sz w:val="22"/>
+                <w:szCs w:val="22"/>
+                <w:rtl/>
+              </w:rPr>
+              <w:t>۰٫۵۳</w:t>
+            </w:r>
+          </w:p>
+        </w:tc>
+        <w:tc>
+          <w:tcPr>
+            <w:tcW w:w="1199" w:type="dxa"/>
+            <w:tcBorders>
+              <w:top w:val="single" w:sz="4" w:space="0" w:color="000000"/>
+              <w:left w:val="single" w:sz="4" w:space="0" w:color="000000"/>
+              <w:bottom w:val="single" w:sz="4" w:space="0" w:color="000000"/>
+              <w:right w:val="single" w:sz="4" w:space="0" w:color="000000"/>
+            </w:tcBorders>
+            <w:tcMar>
+              <w:top w:w="40" w:type="dxa"/>
+              <w:left w:w="80" w:type="dxa"/>
+              <w:bottom w:w="40" w:type="dxa"/>
+              <w:right w:w="80" w:type="dxa"/>
+            </w:tcMar>
+            <w:vAlign w:val="center"/>
+          </w:tcPr>
+          <w:p>
+            <w:pPr>
+              <w:bidi/>
+              <w:jc w:val="center"/>
+            </w:pPr>
+            <w:r>
+              <w:rPr>
+                <w:sz w:val="22"/>
+                <w:szCs w:val="22"/>
+                <w:rtl/>
+              </w:rPr>
+              <w:t>۱٫۰</w:t>
+            </w:r>
+          </w:p>
+        </w:tc>
+      </w:tr>
+      <w:tr>
+        <w:trPr>
+          <w:cantSplit/>
+        </w:trPr>
+        <w:tc>
+          <w:tcPr>
+            <w:tcW w:w="700" w:type="dxa"/>
+            <w:tcBorders>
+              <w:top w:val="single" w:sz="4" w:space="0" w:color="000000"/>
+              <w:left w:val="single" w:sz="4" w:space="0" w:color="000000"/>
+              <w:bottom w:val="single" w:sz="4" w:space="0" w:color="000000"/>
+              <w:right w:val="single" w:sz="4" w:space="0" w:color="000000"/>
+            </w:tcBorders>
+            <w:tcMar>
+              <w:top w:w="40" w:type="dxa"/>
+              <w:left w:w="80" w:type="dxa"/>
+              <w:bottom w:w="40" w:type="dxa"/>
+              <w:right w:w="80" w:type="dxa"/>
+            </w:tcMar>
+            <w:vAlign w:val="center"/>
+          </w:tcPr>
+          <w:p>
+            <w:pPr>
+              <w:bidi/>
+              <w:jc w:val="center"/>
+            </w:pPr>
+            <w:r>
+              <w:rPr>
+                <w:sz w:val="22"/>
+                <w:szCs w:val="22"/>
+                <w:rtl/>
+              </w:rPr>
+              <w:t>۲۶</w:t>
+            </w:r>
+          </w:p>
+        </w:tc>
+        <w:tc>
+          <w:tcPr>
+            <w:tcW w:w="3073" w:type="dxa"/>
+            <w:tcBorders>
+              <w:top w:val="single" w:sz="4" w:space="0" w:color="000000"/>
+              <w:left w:val="single" w:sz="4" w:space="0" w:color="000000"/>
+              <w:bottom w:val="single" w:sz="4" w:space="0" w:color="000000"/>
+              <w:right w:val="single" w:sz="4" w:space="0" w:color="000000"/>
+            </w:tcBorders>
+            <w:tcMar>
+              <w:top w:w="40" w:type="dxa"/>
+              <w:left w:w="80" w:type="dxa"/>
+              <w:bottom w:w="40" w:type="dxa"/>
+              <w:right w:w="80" w:type="dxa"/>
+            </w:tcMar>
+            <w:vAlign w:val="center"/>
+          </w:tcPr>
+          <w:p>
+            <w:pPr>
+              <w:bidi/>
+              <w:jc w:val="center"/>
+            </w:pPr>
+            <w:r>
+              <w:rPr>
+                <w:sz w:val="22"/>
+                <w:szCs w:val="22"/>
+                <w:rtl/>
+              </w:rPr>
+              <w:t>وابستگی تأمین به واردات و اثر تحریم و محدودیت‌های اقتصادی</w:t>
+            </w:r>
+          </w:p>
+        </w:tc>
+        <w:tc>
+          <w:tcPr>
+            <w:tcW w:w="1210" w:type="dxa"/>
+            <w:tcBorders>
+              <w:top w:val="single" w:sz="4" w:space="0" w:color="000000"/>
+              <w:left w:val="single" w:sz="4" w:space="0" w:color="000000"/>
+              <w:bottom w:val="single" w:sz="4" w:space="0" w:color="000000"/>
+              <w:right w:val="single" w:sz="4" w:space="0" w:color="000000"/>
+            </w:tcBorders>
+            <w:tcMar>
+              <w:top w:w="40" w:type="dxa"/>
+              <w:left w:w="80" w:type="dxa"/>
+              <w:bottom w:w="40" w:type="dxa"/>
+              <w:right w:w="80" w:type="dxa"/>
+            </w:tcMar>
+            <w:vAlign w:val="center"/>
+          </w:tcPr>
+          <w:p>
+            <w:pPr>
+              <w:bidi/>
+              <w:jc w:val="center"/>
+            </w:pPr>
+            <w:r>
+              <w:rPr>
+                <w:sz w:val="22"/>
+                <w:szCs w:val="22"/>
+                <w:rtl/>
+              </w:rPr>
+              <w:t>۴٫۰۰</w:t>
+            </w:r>
+          </w:p>
+        </w:tc>
+        <w:tc>
+          <w:tcPr>
+            <w:tcW w:w="1210" w:type="dxa"/>
+            <w:tcBorders>
+              <w:top w:val="single" w:sz="4" w:space="0" w:color="000000"/>
+              <w:left w:val="single" w:sz="4" w:space="0" w:color="000000"/>
+              <w:bottom w:val="single" w:sz="4" w:space="0" w:color="000000"/>
+              <w:right w:val="single" w:sz="4" w:space="0" w:color="000000"/>
+            </w:tcBorders>
+            <w:tcMar>
+              <w:top w:w="40" w:type="dxa"/>
+              <w:left w:w="80" w:type="dxa"/>
+              <w:bottom w:w="40" w:type="dxa"/>
+              <w:right w:w="80" w:type="dxa"/>
+            </w:tcMar>
+            <w:vAlign w:val="center"/>
+          </w:tcPr>
+          <w:p>
+            <w:pPr>
+              <w:bidi/>
+              <w:jc w:val="center"/>
+            </w:pPr>
+            <w:r>
+              <w:rPr>
+                <w:sz w:val="22"/>
+                <w:szCs w:val="22"/>
+                <w:rtl/>
+              </w:rPr>
+              <w:t>۴</w:t>
+            </w:r>
+          </w:p>
+        </w:tc>
+        <w:tc>
+          <w:tcPr>
+            <w:tcW w:w="1396" w:type="dxa"/>
+            <w:tcBorders>
+              <w:top w:val="single" w:sz="4" w:space="0" w:color="000000"/>
+              <w:left w:val="single" w:sz="4" w:space="0" w:color="000000"/>
+              <w:bottom w:val="single" w:sz="4" w:space="0" w:color="000000"/>
+              <w:right w:val="single" w:sz="4" w:space="0" w:color="000000"/>
+            </w:tcBorders>
+            <w:tcMar>
+              <w:top w:w="40" w:type="dxa"/>
+              <w:left w:w="80" w:type="dxa"/>
+              <w:bottom w:w="40" w:type="dxa"/>
+              <w:right w:w="80" w:type="dxa"/>
+            </w:tcMar>
+            <w:vAlign w:val="center"/>
+          </w:tcPr>
+          <w:p>
+            <w:pPr>
+              <w:bidi/>
+              <w:jc w:val="center"/>
+            </w:pPr>
+            <w:r>
+              <w:rPr>
+                <w:sz w:val="22"/>
+                <w:szCs w:val="22"/>
+                <w:rtl/>
+              </w:rPr>
+              <w:t>۰٫۰۰</w:t>
+            </w:r>
+          </w:p>
+        </w:tc>
+        <w:tc>
+          <w:tcPr>
+            <w:tcW w:w="1199" w:type="dxa"/>
+            <w:tcBorders>
+              <w:top w:val="single" w:sz="4" w:space="0" w:color="000000"/>
+              <w:left w:val="single" w:sz="4" w:space="0" w:color="000000"/>
+              <w:bottom w:val="single" w:sz="4" w:space="0" w:color="000000"/>
+              <w:right w:val="single" w:sz="4" w:space="0" w:color="000000"/>
+            </w:tcBorders>
+            <w:tcMar>
+              <w:top w:w="40" w:type="dxa"/>
+              <w:left w:w="80" w:type="dxa"/>
+              <w:bottom w:w="40" w:type="dxa"/>
+              <w:right w:w="80" w:type="dxa"/>
+            </w:tcMar>
+            <w:vAlign w:val="center"/>
+          </w:tcPr>
+          <w:p>
+            <w:pPr>
+              <w:bidi/>
+              <w:jc w:val="center"/>
+            </w:pPr>
+            <w:r>
+              <w:rPr>
+                <w:sz w:val="22"/>
+                <w:szCs w:val="22"/>
+                <w:rtl/>
+              </w:rPr>
+              <w:t>۰٫۰</w:t>
+            </w:r>
+          </w:p>
+        </w:tc>
+      </w:tr>
+      <w:tr>
+        <w:trPr>
+          <w:cantSplit/>
+        </w:trPr>
+        <w:tc>
+          <w:tcPr>
+            <w:tcW w:w="700" w:type="dxa"/>
+            <w:tcBorders>
+              <w:top w:val="single" w:sz="4" w:space="0" w:color="000000"/>
+              <w:left w:val="single" w:sz="4" w:space="0" w:color="000000"/>
+              <w:bottom w:val="single" w:sz="4" w:space="0" w:color="000000"/>
+              <w:right w:val="single" w:sz="4" w:space="0" w:color="000000"/>
+            </w:tcBorders>
+            <w:tcMar>
+              <w:top w:w="40" w:type="dxa"/>
+              <w:left w:w="80" w:type="dxa"/>
+              <w:bottom w:w="40" w:type="dxa"/>
+              <w:right w:w="80" w:type="dxa"/>
+            </w:tcMar>
+            <w:vAlign w:val="center"/>
+          </w:tcPr>
+          <w:p>
+            <w:pPr>
+              <w:bidi/>
+              <w:jc w:val="center"/>
+            </w:pPr>
+            <w:r>
+              <w:rPr>
+                <w:sz w:val="22"/>
+                <w:szCs w:val="22"/>
+                <w:rtl/>
+              </w:rPr>
+              <w:t>۲۷</w:t>
+            </w:r>
+          </w:p>
+        </w:tc>
+        <w:tc>
+          <w:tcPr>
+            <w:tcW w:w="3073" w:type="dxa"/>
+            <w:tcBorders>
+              <w:top w:val="single" w:sz="4" w:space="0" w:color="000000"/>
+              <w:left w:val="single" w:sz="4" w:space="0" w:color="000000"/>
+              <w:bottom w:val="single" w:sz="4" w:space="0" w:color="000000"/>
+              <w:right w:val="single" w:sz="4" w:space="0" w:color="000000"/>
+            </w:tcBorders>
+            <w:tcMar>
+              <w:top w:w="40" w:type="dxa"/>
+              <w:left w:w="80" w:type="dxa"/>
+              <w:bottom w:w="40" w:type="dxa"/>
+              <w:right w:w="80" w:type="dxa"/>
+            </w:tcMar>
+            <w:vAlign w:val="center"/>
+          </w:tcPr>
+          <w:p>
+            <w:pPr>
+              <w:bidi/>
+              <w:jc w:val="center"/>
+            </w:pPr>
+            <w:r>
+              <w:rPr>
+                <w:sz w:val="22"/>
+                <w:szCs w:val="22"/>
+                <w:rtl/>
+              </w:rPr>
+              <w:t>ناپیوستگی عرضه و کسری محصول در بازار</w:t>
+            </w:r>
+          </w:p>
+        </w:tc>
+        <w:tc>
+          <w:tcPr>
+            <w:tcW w:w="1210" w:type="dxa"/>
+            <w:tcBorders>
+              <w:top w:val="single" w:sz="4" w:space="0" w:color="000000"/>
+              <w:left w:val="single" w:sz="4" w:space="0" w:color="000000"/>
+              <w:bottom w:val="single" w:sz="4" w:space="0" w:color="000000"/>
+              <w:right w:val="single" w:sz="4" w:space="0" w:color="000000"/>
+            </w:tcBorders>
+            <w:tcMar>
+              <w:top w:w="40" w:type="dxa"/>
+              <w:left w:w="80" w:type="dxa"/>
+              <w:bottom w:w="40" w:type="dxa"/>
+              <w:right w:w="80" w:type="dxa"/>
+            </w:tcMar>
+            <w:vAlign w:val="center"/>
+          </w:tcPr>
+          <w:p>
+            <w:pPr>
+              <w:bidi/>
+              <w:jc w:val="center"/>
+            </w:pPr>
+            <w:r>
+              <w:rPr>
+                <w:sz w:val="22"/>
+                <w:szCs w:val="22"/>
+                <w:rtl/>
+              </w:rPr>
+              <w:t>۴٫۰۰</w:t>
+            </w:r>
+          </w:p>
+        </w:tc>
+        <w:tc>
+          <w:tcPr>
+            <w:tcW w:w="1210" w:type="dxa"/>
+            <w:tcBorders>
+              <w:top w:val="single" w:sz="4" w:space="0" w:color="000000"/>
+              <w:left w:val="single" w:sz="4" w:space="0" w:color="000000"/>
+              <w:bottom w:val="single" w:sz="4" w:space="0" w:color="000000"/>
+              <w:right w:val="single" w:sz="4" w:space="0" w:color="000000"/>
+            </w:tcBorders>
+            <w:tcMar>
+              <w:top w:w="40" w:type="dxa"/>
+              <w:left w:w="80" w:type="dxa"/>
+              <w:bottom w:w="40" w:type="dxa"/>
+              <w:right w:w="80" w:type="dxa"/>
+            </w:tcMar>
+            <w:vAlign w:val="center"/>
+          </w:tcPr>
+          <w:p>
+            <w:pPr>
+              <w:bidi/>
+              <w:jc w:val="center"/>
+            </w:pPr>
+            <w:r>
+              <w:rPr>
+                <w:sz w:val="22"/>
+                <w:szCs w:val="22"/>
+                <w:rtl/>
+              </w:rPr>
+              <w:t>۴</w:t>
+            </w:r>
+          </w:p>
+        </w:tc>
+        <w:tc>
+          <w:tcPr>
+            <w:tcW w:w="1396" w:type="dxa"/>
+            <w:tcBorders>
+              <w:top w:val="single" w:sz="4" w:space="0" w:color="000000"/>
+              <w:left w:val="single" w:sz="4" w:space="0" w:color="000000"/>
+              <w:bottom w:val="single" w:sz="4" w:space="0" w:color="000000"/>
+              <w:right w:val="single" w:sz="4" w:space="0" w:color="000000"/>
+            </w:tcBorders>
+            <w:tcMar>
+              <w:top w:w="40" w:type="dxa"/>
+              <w:left w:w="80" w:type="dxa"/>
+              <w:bottom w:w="40" w:type="dxa"/>
+              <w:right w:w="80" w:type="dxa"/>
+            </w:tcMar>
+            <w:vAlign w:val="center"/>
+          </w:tcPr>
+          <w:p>
+            <w:pPr>
+              <w:bidi/>
+              <w:jc w:val="center"/>
+            </w:pPr>
+            <w:r>
+              <w:rPr>
+                <w:sz w:val="22"/>
+                <w:szCs w:val="22"/>
+                <w:rtl/>
+              </w:rPr>
+              <w:t>۰٫۰۰</w:t>
+            </w:r>
+          </w:p>
+        </w:tc>
+        <w:tc>
+          <w:tcPr>
+            <w:tcW w:w="1199" w:type="dxa"/>
+            <w:tcBorders>
+              <w:top w:val="single" w:sz="4" w:space="0" w:color="000000"/>
+              <w:left w:val="single" w:sz="4" w:space="0" w:color="000000"/>
+              <w:bottom w:val="single" w:sz="4" w:space="0" w:color="000000"/>
+              <w:right w:val="single" w:sz="4" w:space="0" w:color="000000"/>
+            </w:tcBorders>
+            <w:tcMar>
+              <w:top w:w="40" w:type="dxa"/>
+              <w:left w:w="80" w:type="dxa"/>
+              <w:bottom w:w="40" w:type="dxa"/>
+              <w:right w:w="80" w:type="dxa"/>
+            </w:tcMar>
+            <w:vAlign w:val="center"/>
+          </w:tcPr>
+          <w:p>
+            <w:pPr>
+              <w:bidi/>
+              <w:jc w:val="center"/>
+            </w:pPr>
+            <w:r>
+              <w:rPr>
+                <w:sz w:val="22"/>
+                <w:szCs w:val="22"/>
+                <w:rtl/>
+              </w:rPr>
+              <w:t>۰٫۰</w:t>
+            </w:r>
+          </w:p>
+        </w:tc>
+      </w:tr>
+      <w:tr>
+        <w:trPr>
+          <w:cantSplit/>
+        </w:trPr>
+        <w:tc>
+          <w:tcPr>
+            <w:tcW w:w="700" w:type="dxa"/>
+            <w:tcBorders>
+              <w:top w:val="single" w:sz="4" w:space="0" w:color="000000"/>
+              <w:left w:val="single" w:sz="4" w:space="0" w:color="000000"/>
+              <w:bottom w:val="single" w:sz="4" w:space="0" w:color="000000"/>
+              <w:right w:val="single" w:sz="4" w:space="0" w:color="000000"/>
+            </w:tcBorders>
+            <w:tcMar>
+              <w:top w:w="40" w:type="dxa"/>
+              <w:left w:w="80" w:type="dxa"/>
+              <w:bottom w:w="40" w:type="dxa"/>
+              <w:right w:w="80" w:type="dxa"/>
+            </w:tcMar>
+            <w:vAlign w:val="center"/>
+          </w:tcPr>
+          <w:p>
+            <w:pPr>
+              <w:bidi/>
+              <w:jc w:val="center"/>
+            </w:pPr>
+            <w:r>
+              <w:rPr>
+                <w:sz w:val="22"/>
+                <w:szCs w:val="22"/>
+                <w:rtl/>
+              </w:rPr>
+              <w:t>۲۸</w:t>
+            </w:r>
+          </w:p>
+        </w:tc>
+        <w:tc>
+          <w:tcPr>
+            <w:tcW w:w="3073" w:type="dxa"/>
+            <w:tcBorders>
+              <w:top w:val="single" w:sz="4" w:space="0" w:color="000000"/>
+              <w:left w:val="single" w:sz="4" w:space="0" w:color="000000"/>
+              <w:bottom w:val="single" w:sz="4" w:space="0" w:color="000000"/>
+              <w:right w:val="single" w:sz="4" w:space="0" w:color="000000"/>
+            </w:tcBorders>
+            <w:tcMar>
+              <w:top w:w="40" w:type="dxa"/>
+              <w:left w:w="80" w:type="dxa"/>
+              <w:bottom w:w="40" w:type="dxa"/>
+              <w:right w:w="80" w:type="dxa"/>
+            </w:tcMar>
+            <w:vAlign w:val="center"/>
+          </w:tcPr>
+          <w:p>
+            <w:pPr>
+              <w:bidi/>
+              <w:jc w:val="center"/>
+            </w:pPr>
+            <w:r>
+              <w:rPr>
+                <w:sz w:val="22"/>
+                <w:szCs w:val="22"/>
+                <w:rtl/>
+              </w:rPr>
+              <w:t>افزایش بهای تمام‌شده و فشار بر حاشیه سود</w:t>
+            </w:r>
+          </w:p>
+        </w:tc>
+        <w:tc>
+          <w:tcPr>
+            <w:tcW w:w="1210" w:type="dxa"/>
+            <w:tcBorders>
+              <w:top w:val="single" w:sz="4" w:space="0" w:color="000000"/>
+              <w:left w:val="single" w:sz="4" w:space="0" w:color="000000"/>
+              <w:bottom w:val="single" w:sz="4" w:space="0" w:color="000000"/>
+              <w:right w:val="single" w:sz="4" w:space="0" w:color="000000"/>
+            </w:tcBorders>
+            <w:tcMar>
+              <w:top w:w="40" w:type="dxa"/>
+              <w:left w:w="80" w:type="dxa"/>
+              <w:bottom w:w="40" w:type="dxa"/>
+              <w:right w:w="80" w:type="dxa"/>
+            </w:tcMar>
+            <w:vAlign w:val="center"/>
+          </w:tcPr>
+          <w:p>
+            <w:pPr>
+              <w:bidi/>
+              <w:jc w:val="center"/>
+            </w:pPr>
+            <w:r>
+              <w:rPr>
+                <w:sz w:val="22"/>
+                <w:szCs w:val="22"/>
+                <w:rtl/>
+              </w:rPr>
+              <w:t>۵٫۰۰</w:t>
+            </w:r>
+          </w:p>
+        </w:tc>
+        <w:tc>
+          <w:tcPr>
+            <w:tcW w:w="1210" w:type="dxa"/>
+            <w:tcBorders>
+              <w:top w:val="single" w:sz="4" w:space="0" w:color="000000"/>
+              <w:left w:val="single" w:sz="4" w:space="0" w:color="000000"/>
+              <w:bottom w:val="single" w:sz="4" w:space="0" w:color="000000"/>
+              <w:right w:val="single" w:sz="4" w:space="0" w:color="000000"/>
+            </w:tcBorders>
+            <w:tcMar>
+              <w:top w:w="40" w:type="dxa"/>
+              <w:left w:w="80" w:type="dxa"/>
+              <w:bottom w:w="40" w:type="dxa"/>
+              <w:right w:w="80" w:type="dxa"/>
+            </w:tcMar>
+            <w:vAlign w:val="center"/>
+          </w:tcPr>
+          <w:p>
+            <w:pPr>
+              <w:bidi/>
+              <w:jc w:val="center"/>
+            </w:pPr>
+            <w:r>
+              <w:rPr>
+                <w:sz w:val="22"/>
+                <w:szCs w:val="22"/>
+                <w:rtl/>
+              </w:rPr>
+              <w:t>۵</w:t>
+            </w:r>
+          </w:p>
+        </w:tc>
+        <w:tc>
+          <w:tcPr>
+            <w:tcW w:w="1396" w:type="dxa"/>
+            <w:tcBorders>
+              <w:top w:val="single" w:sz="4" w:space="0" w:color="000000"/>
+              <w:left w:val="single" w:sz="4" w:space="0" w:color="000000"/>
+              <w:bottom w:val="single" w:sz="4" w:space="0" w:color="000000"/>
+              <w:right w:val="single" w:sz="4" w:space="0" w:color="000000"/>
+            </w:tcBorders>
+            <w:tcMar>
+              <w:top w:w="40" w:type="dxa"/>
+              <w:left w:w="80" w:type="dxa"/>
+              <w:bottom w:w="40" w:type="dxa"/>
+              <w:right w:w="80" w:type="dxa"/>
+            </w:tcMar>
+            <w:vAlign w:val="center"/>
+          </w:tcPr>
+          <w:p>
+            <w:pPr>
+              <w:bidi/>
+              <w:jc w:val="center"/>
+            </w:pPr>
+            <w:r>
+              <w:rPr>
+                <w:sz w:val="22"/>
+                <w:szCs w:val="22"/>
+                <w:rtl/>
+              </w:rPr>
+              <w:t>۰٫۰۰</w:t>
+            </w:r>
+          </w:p>
+        </w:tc>
+        <w:tc>
+          <w:tcPr>
+            <w:tcW w:w="1199" w:type="dxa"/>
+            <w:tcBorders>
+              <w:top w:val="single" w:sz="4" w:space="0" w:color="000000"/>
+              <w:left w:val="single" w:sz="4" w:space="0" w:color="000000"/>
+              <w:bottom w:val="single" w:sz="4" w:space="0" w:color="000000"/>
+              <w:right w:val="single" w:sz="4" w:space="0" w:color="000000"/>
+            </w:tcBorders>
+            <w:tcMar>
+              <w:top w:w="40" w:type="dxa"/>
+              <w:left w:w="80" w:type="dxa"/>
+              <w:bottom w:w="40" w:type="dxa"/>
+              <w:right w:w="80" w:type="dxa"/>
+            </w:tcMar>
+            <w:vAlign w:val="center"/>
+          </w:tcPr>
+          <w:p>
+            <w:pPr>
+              <w:bidi/>
+              <w:jc w:val="center"/>
+            </w:pPr>
+            <w:r>
+              <w:rPr>
+                <w:sz w:val="22"/>
+                <w:szCs w:val="22"/>
+                <w:rtl/>
+              </w:rPr>
+              <w:t>۰٫۰</w:t>
+            </w:r>
+          </w:p>
+        </w:tc>
+      </w:tr>
+      <w:tr>
+        <w:trPr>
+          <w:cantSplit/>
+        </w:trPr>
+        <w:tc>
+          <w:tcPr>
+            <w:tcW w:w="700" w:type="dxa"/>
+            <w:tcBorders>
+              <w:top w:val="single" w:sz="4" w:space="0" w:color="000000"/>
+              <w:left w:val="single" w:sz="4" w:space="0" w:color="000000"/>
+              <w:bottom w:val="single" w:sz="4" w:space="0" w:color="000000"/>
+              <w:right w:val="single" w:sz="4" w:space="0" w:color="000000"/>
+            </w:tcBorders>
+            <w:tcMar>
+              <w:top w:w="40" w:type="dxa"/>
+              <w:left w:w="80" w:type="dxa"/>
+              <w:bottom w:w="40" w:type="dxa"/>
+              <w:right w:w="80" w:type="dxa"/>
+            </w:tcMar>
+            <w:vAlign w:val="center"/>
+          </w:tcPr>
+          <w:p>
+            <w:pPr>
+              <w:bidi/>
+              <w:jc w:val="center"/>
+            </w:pPr>
+            <w:r>
+              <w:rPr>
+                <w:sz w:val="22"/>
+                <w:szCs w:val="22"/>
+                <w:rtl/>
+              </w:rPr>
+              <w:t>۲۹</w:t>
+            </w:r>
+          </w:p>
+        </w:tc>
+        <w:tc>
+          <w:tcPr>
+            <w:tcW w:w="3073" w:type="dxa"/>
+            <w:tcBorders>
+              <w:top w:val="single" w:sz="4" w:space="0" w:color="000000"/>
+              <w:left w:val="single" w:sz="4" w:space="0" w:color="000000"/>
+              <w:bottom w:val="single" w:sz="4" w:space="0" w:color="000000"/>
+              <w:right w:val="single" w:sz="4" w:space="0" w:color="000000"/>
+            </w:tcBorders>
+            <w:tcMar>
+              <w:top w:w="40" w:type="dxa"/>
+              <w:left w:w="80" w:type="dxa"/>
+              <w:bottom w:w="40" w:type="dxa"/>
+              <w:right w:w="80" w:type="dxa"/>
+            </w:tcMar>
+            <w:vAlign w:val="center"/>
+          </w:tcPr>
+          <w:p>
+            <w:pPr>
+              <w:bidi/>
+              <w:jc w:val="center"/>
+            </w:pPr>
+            <w:r>
+              <w:rPr>
+                <w:sz w:val="22"/>
+                <w:szCs w:val="22"/>
+                <w:rtl/>
+              </w:rPr>
+              <w:t xml:space="preserve">کاهش قدرت خرید و </w:t>
+            </w:r>
+            <w:r>
+              <w:rPr>
+                <w:sz w:val="22"/>
+                <w:szCs w:val="22"/>
+                <w:rtl/>
+              </w:rPr>
+              <w:t>مشکلات اقتصادی مصرف‌کننده</w:t>
+            </w:r>
+          </w:p>
+        </w:tc>
+        <w:tc>
+          <w:tcPr>
+            <w:tcW w:w="1210" w:type="dxa"/>
+            <w:tcBorders>
+              <w:top w:val="single" w:sz="4" w:space="0" w:color="000000"/>
+              <w:left w:val="single" w:sz="4" w:space="0" w:color="000000"/>
+              <w:bottom w:val="single" w:sz="4" w:space="0" w:color="000000"/>
+              <w:right w:val="single" w:sz="4" w:space="0" w:color="000000"/>
+            </w:tcBorders>
+            <w:tcMar>
+              <w:top w:w="40" w:type="dxa"/>
+              <w:left w:w="80" w:type="dxa"/>
+              <w:bottom w:w="40" w:type="dxa"/>
+              <w:right w:w="80" w:type="dxa"/>
+            </w:tcMar>
+            <w:vAlign w:val="center"/>
+          </w:tcPr>
+          <w:p>
+            <w:pPr>
+              <w:bidi/>
+              <w:jc w:val="center"/>
+            </w:pPr>
+            <w:r>
+              <w:rPr>
+                <w:sz w:val="22"/>
+                <w:szCs w:val="22"/>
+                <w:rtl/>
+              </w:rPr>
+              <w:t>۴٫۰۰</w:t>
+            </w:r>
+          </w:p>
+        </w:tc>
+        <w:tc>
+          <w:tcPr>
+            <w:tcW w:w="1210" w:type="dxa"/>
+            <w:tcBorders>
+              <w:top w:val="single" w:sz="4" w:space="0" w:color="000000"/>
+              <w:left w:val="single" w:sz="4" w:space="0" w:color="000000"/>
+              <w:bottom w:val="single" w:sz="4" w:space="0" w:color="000000"/>
+              <w:right w:val="single" w:sz="4" w:space="0" w:color="000000"/>
+            </w:tcBorders>
+            <w:tcMar>
+              <w:top w:w="40" w:type="dxa"/>
+              <w:left w:w="80" w:type="dxa"/>
+              <w:bottom w:w="40" w:type="dxa"/>
+              <w:right w:w="80" w:type="dxa"/>
+            </w:tcMar>
+            <w:vAlign w:val="center"/>
+          </w:tcPr>
+          <w:p>
+            <w:pPr>
+              <w:bidi/>
+              <w:jc w:val="center"/>
+            </w:pPr>
+            <w:r>
+              <w:rPr>
+                <w:sz w:val="22"/>
+                <w:szCs w:val="22"/>
+                <w:rtl/>
+              </w:rPr>
+              <w:t>۴</w:t>
+            </w:r>
+          </w:p>
+        </w:tc>
+        <w:tc>
+          <w:tcPr>
+            <w:tcW w:w="1396" w:type="dxa"/>
+            <w:tcBorders>
+              <w:top w:val="single" w:sz="4" w:space="0" w:color="000000"/>
+              <w:left w:val="single" w:sz="4" w:space="0" w:color="000000"/>
+              <w:bottom w:val="single" w:sz="4" w:space="0" w:color="000000"/>
+              <w:right w:val="single" w:sz="4" w:space="0" w:color="000000"/>
+            </w:tcBorders>
+            <w:tcMar>
+              <w:top w:w="40" w:type="dxa"/>
+              <w:left w:w="80" w:type="dxa"/>
+              <w:bottom w:w="40" w:type="dxa"/>
+              <w:right w:w="80" w:type="dxa"/>
+            </w:tcMar>
+            <w:vAlign w:val="center"/>
+          </w:tcPr>
+          <w:p>
+            <w:pPr>
+              <w:bidi/>
+              <w:jc w:val="center"/>
+            </w:pPr>
+            <w:r>
+              <w:rPr>
+                <w:sz w:val="22"/>
+                <w:szCs w:val="22"/>
+                <w:rtl/>
+              </w:rPr>
+              <w:t>۰٫۰۰</w:t>
+            </w:r>
+          </w:p>
+        </w:tc>
+        <w:tc>
+          <w:tcPr>
+            <w:tcW w:w="1199" w:type="dxa"/>
+            <w:tcBorders>
+              <w:top w:val="single" w:sz="4" w:space="0" w:color="000000"/>
+              <w:left w:val="single" w:sz="4" w:space="0" w:color="000000"/>
+              <w:bottom w:val="single" w:sz="4" w:space="0" w:color="000000"/>
+              <w:right w:val="single" w:sz="4" w:space="0" w:color="000000"/>
+            </w:tcBorders>
+            <w:tcMar>
+              <w:top w:w="40" w:type="dxa"/>
+              <w:left w:w="80" w:type="dxa"/>
+              <w:bottom w:w="40" w:type="dxa"/>
+              <w:right w:w="80" w:type="dxa"/>
+            </w:tcMar>
+            <w:vAlign w:val="center"/>
+          </w:tcPr>
+          <w:p>
+            <w:pPr>
+              <w:bidi/>
+              <w:jc w:val="center"/>
+            </w:pPr>
+            <w:r>
+              <w:rPr>
+                <w:sz w:val="22"/>
+                <w:szCs w:val="22"/>
+                <w:rtl/>
+              </w:rPr>
+              <w:t>۰٫۰</w:t>
+            </w:r>
+          </w:p>
+        </w:tc>
+      </w:tr>
+    </w:tbl>
+    <w:p>
+      <w:pPr>
+        <w:bidi/>
+        <w:jc w:val="lowKashida"/>
+      </w:pPr>
+    </w:p>
+    <w:p>
+      <w:pPr>
+        <w:bidi/>
+        <w:spacing w:after="80"/>
+        <w:jc w:val="lowKashida"/>
+      </w:pPr>
+      <w:r>
+        <w:rPr>
+          <w:rtl/>
+        </w:rPr>
+        <w:t xml:space="preserve">مقایسه دو جدول نشان می‌دهد که بازخورد کنترل‌شده پراکندگی پاسخ‌ها را به‌طور چشمگیری کاهش داده است: میانگین انحراف معیار گویه‌ها از ۰٫۷۳ در دور دوم به ۰٫۱۷ در دور سوم رسید و انحراف معیار هر بیست‌ونه گویه کاهش یافت. در دور دوم برای هیچ گویه‌ای توافق کامل میان اعضا وجود نداشت، حال آنکه در دور سوم برای نوزده گویه هر هفت عضو پانل امتیاز یکسانی دادند (انحراف معیار صفر). دامنه بین‌چارکی نیز در دور دوم برای بیست‌وسه گویه و در دور سوم برای هر بیست‌ونه گویه از ۱ بیشتر نبود. در مقابل، میانگین گویه‌ها جابه‌جایی چندانی نداشت: هیچ گویه‌ای بیش از ۰٫۴۳ واحد تغییر نکرد؛ بیشترین تغییر، افزایش میانگین دو گویه «ورود رقبای جدید و افزایش شدت رقابت» و «افزایش بهای تمام‌شده و فشار بر حاشیه سود» از ۴٫۵۷ به ۵٫۰۰ و کاهش میانگین دو گویه «حضور محصولات جایگزین و برندهای رقیب دارای سبد متنوع» و «رقابت قیمتی و نوسان قیمت رقبا» از ۴٫۴۳ به ۴٫۰۰ بود. بنابراین بازخورد دور دوم بیش از آنکه جهت قضاوت گروهی را تغییر دهد، نظرها را به یکدیگر نزدیک کرد.</w:t>
+      </w:r>
     </w:p>
     <w:p>
       <w:pPr>
@@ -16430,13 +22440,7 @@
         <w:rPr>
           <w:rtl/>
         </w:rPr>
-        <w:t xml:space="preserve">این آزمون به داده هر دور </w:t>
-      </w:r>
-      <w:r>
-        <w:rPr>
-          <w:rtl/>
-        </w:rPr>
-        <w:t>رتبه‌بندی نیاز دارد. ضریب هماهنگی کندال برای دور دوم و دور سوم، که هر دو با مشارکت کامل هفت عضو پانل اجرا شدند، محاسبه و در جدول ۴-۹ گزارش شده است.</w:t>
+        <w:t xml:space="preserve">این آزمون به داده هر دور رتبه‌بندی نیاز دارد. ضریب هماهنگی کندال برای دور دوم و دور سوم، که هر دو با مشارکت کامل هفت عضو پانل اجرا شدند، محاسبه و در جدول ۴-۱۰ گزارش شده است.</w:t>
       </w:r>
     </w:p>
     <w:p>
@@ -16450,10 +22454,7 @@
         </w:rPr>
       </w:pPr>
       <w:r>
-        <w:t>جدول ۴-۹ نتایج آزمون ضریب هماهنگی کندال (W) برای سنجش اجماع در دورهای دلفی</w:t>
-      </w:r>
-      <w:r>
-        <w:t xml:space="preserve"> (منبع: یافته‌های پژوهش)</w:t>
+        <w:t xml:space="preserve">جدول ۴-۱۰ نتایج آزمون ضریب هماهنگی کندال (W) برای سنجش اجماع در دورهای دلفی (منبع: یافته‌های پژوهش)</w:t>
       </w:r>
     </w:p>
     <w:tbl>
@@ -17014,13 +23015,7 @@
         <w:rPr>
           <w:rtl/>
         </w:rPr>
-        <w:t>همان‌گونه که جدول ۴-۹ نشان می‌دهد، ضریب W کندال از دور دوم (۰٫۲۲۴) به دور سوم (۰٫۷۵۶) افزایش چشمگیری یافته است؛ این افزایش، اثربخشی بازخورد کنترل‌شده و ناشناس دور سوم را در نزدیک‌تر کردن دیدگاه اعضای پانل به یکدیگر نشان می‌دهد و با الگوی مورد انتظار در فرا</w:t>
-      </w:r>
-      <w:r>
-        <w:rPr>
-          <w:rtl/>
-        </w:rPr>
-        <w:t>یندهای دلفی سازگار است.</w:t>
+        <w:t xml:space="preserve">همان‌گونه که جدول ۴-۱۰ نشان می‌دهد، ضریب W کندال از دور دوم (۰٫۲۲۴) به دور سوم (۰٫۷۵۶) افزایش چشمگیری یافته است؛ این افزایش، اثربخشی بازخورد کنترل‌شده و ناشناس دور سوم را در نزدیک‌تر کردن دیدگاه اعضای پانل به یکدیگر نشان می‌دهد و با الگوی مورد انتظار در فرایندهای دلفی سازگار است.</w:t>
       </w:r>
     </w:p>
     <w:p>
@@ -17033,7 +23028,7 @@
         <w:rPr>
           <w:rtl/>
         </w:rPr>
-        <w:t xml:space="preserve">علاوه بر معناداری توافق درون هر دور، ثبات نسبی رتبه‌بندی‌ها میان دو دور متوالی — که در بخش ۳-۷-۲ به عنوان ملاک توقف دورهای دلفی معرفی شد — نیز به‌صورت آماری بررسی شد. جدول ۴-۱۰ ضریب همبستگی رتبه‌ای اسپیرمن میان امتیازهای میانگین گویه‌ها و میانگین مؤلفه‌ها در دور دوم و دور سوم را، به همراه سطح معناداری آن، نشان می‌دهد. رسیدن همبستگی به سطح بالا و معنادار، ملاک توقف فرایند دلفی در پژوهش حاضر بود (بر پایه رویکرد شیفانو و نیدربرگر، ۲۰۲۵)</w:t>
+        <w:t xml:space="preserve">علاوه بر معناداری توافق درون هر دور، ثبات نسبی رتبه‌بندی‌ها میان دو دور متوالی — که در بخش ۳-۷-۲ به عنوان ملاک توقف دورهای دلفی معرفی شد — نیز به‌صورت آماری بررسی شد. جدول ۴-۱۱ ضریب همبستگی رتبه‌ای اسپیرمن میان امتیازهای میانگین گویه‌ها و میانگین مؤلفه‌ها در دور دوم و دور سوم را، به همراه سطح معناداری آن، نشان می‌دهد. رسیدن همبستگی به سطح بالا و معنادار، ملاک توقف فرایند دلفی در پژوهش حاضر بود (بر پایه رویکرد شیفانو و نیدربرگر، ۲۰۲۵)</w:t>
       </w:r>
       <w:r>
         <w:rPr>
@@ -17059,10 +23054,7 @@
         </w:rPr>
       </w:pPr>
       <w:r>
-        <w:t xml:space="preserve">جدول ۴-۱۰ ضریب همبستگی رتبه‌ای میان امتیازهای گویه‌ها و مؤلفه‌ها در دور دوم و دور سوم</w:t>
-      </w:r>
-      <w:r>
-        <w:t xml:space="preserve"> (منبع: یافته‌های پژوهش)</w:t>
+        <w:t xml:space="preserve">جدول ۴-۱۱ ضریب همبستگی رتبه‌ای میان امتیازهای گویه‌ها و مؤلفه‌ها در دور دوم و دور سوم (منبع: یافته‌های پژوهش)</w:t>
       </w:r>
     </w:p>
     <w:tbl>
@@ -17526,13 +23518,7 @@
         <w:rPr>
           <w:rtl/>
         </w:rPr>
-        <w:t>همان‌گونه که در بخش ۱-۶ تشریح شد، پژوهش حاضر دو فرضیه آماری درباره اعتبار فرایند اجماع‌سازی دلفی مطرح کرده است: فرضیه اول درباره معناداری توافق میان اعضای پانل در دور نهایی، و فرضیه دوم درباره ثبات آماری رتبه‌بندی میان دو دور پایانی. این دو فرضیه در ادامه،</w:t>
-      </w:r>
-      <w:r>
-        <w:rPr>
-          <w:rtl/>
-        </w:rPr>
-        <w:t xml:space="preserve"> بر پایه نتایج جدول‌های ۴-۹ و ۴-۱۰ (بخش ۴-۲-۲)، آزمون می‌شوند.</w:t>
+        <w:t xml:space="preserve">همان‌گونه که در بخش ۱-۶ تشریح شد، پژوهش حاضر دو فرضیه آماری درباره اعتبار فرایند اجماع‌سازی دلفی مطرح کرده است: فرضیه اول درباره معناداری توافق میان اعضای پانل در دور نهایی، و فرضیه دوم درباره ثبات آماری رتبه‌بندی میان دو دور پایانی. این دو فرضیه در ادامه، بر پایه نتایج جدول‌های ۴-۱۰ و ۴-۱۱ (بخش ۴-۲-۲)، آزمون می‌شوند.</w:t>
       </w:r>
     </w:p>
     <w:p>
@@ -17570,19 +23556,7 @@
         <w:rPr>
           <w:rtl/>
         </w:rPr>
-        <w:t xml:space="preserve">فرضیه صفر (H0) در مقابل این فرضیه عبارت است از: </w:t>
-      </w:r>
-      <w:r>
-        <w:rPr>
-          <w:rtl/>
-        </w:rPr>
-        <w:t>ضریب هماهنگی کندال میان رتبه‌بندی‌های اعضای پانل، از نظر آماری معنادار نیست. ملاک تصمیم‌گیری به این صورت است: اگر سطح معناداری آزمون مجذور کای مربوط به ضریب W کندال (جدول ۴-۹) کمتر از ۰٫۰۵ باشد، فرضیه صفر رد و فرضیه اول پژوهش تأیید می‌شود؛ در غیر این صورت،</w:t>
-      </w:r>
-      <w:r>
-        <w:rPr>
-          <w:rtl/>
-        </w:rPr>
-        <w:t xml:space="preserve"> فرضیه صفر رد نمی‌شود.</w:t>
+        <w:t xml:space="preserve">فرضیه صفر (H0) در مقابل این فرضیه عبارت است از: ضریب هماهنگی کندال میان رتبه‌بندی‌های اعضای پانل، از نظر آماری معنادار نیست. ملاک تصمیم‌گیری به این صورت است: اگر سطح معناداری آزمون مجذور کای مربوط به ضریب W کندال (جدول ۴-۱۰) کمتر از ۰٫۰۵ باشد، فرضیه صفر رد و فرضیه اول پژوهش تأیید می‌شود؛ در غیر این صورت، فرضیه صفر رد نمی‌شود.</w:t>
       </w:r>
     </w:p>
     <w:p>
@@ -17595,19 +23569,7 @@
         <w:rPr>
           <w:rtl/>
         </w:rPr>
-        <w:t>نتیجه آزمون: سطح معناداری آزمون مجذور کای مربوط به ضریب W کندال در دور نهایی (سوم) (جدول ۴-۹) کمتر از ۰٫۰۰۰۱ است که به‌طور قابل‌توجهی کمتر از ۰٫۰۵ است؛ بنابراین فرضیه صفر رد می‌شود و فرضیه اول پژوهش تأیید می‌شود: میان رتبه‌بندی گویه‌</w:t>
-      </w:r>
-      <w:r>
-        <w:rPr>
-          <w:rtl/>
-        </w:rPr>
-        <w:t>های چالش فروش توسط اعضای پانل خبرگان در دور نهایی دلفی، توافق معناداری وجود دارد. ضریب W به‌دست‌آمده در این دور (۰٫۷۵۶) در مقایسه با دور دوم (۰٫۲۲۴) افزایش قابل‌توجهی نشان می‌دهد که بیانگر اثربخشی بازخورد کنترل‌شده دور سوم در نزدیک‌تر کردن دیدگاه اعضای پان</w:t>
-      </w:r>
-      <w:r>
-        <w:rPr>
-          <w:rtl/>
-        </w:rPr>
-        <w:t>ل به یکدیگر است.</w:t>
+        <w:t xml:space="preserve">نتیجه آزمون: سطح معناداری آزمون مجذور کای مربوط به ضریب W کندال در دور نهایی (سوم) (جدول ۴-۱۰) کمتر از ۰٫۰۰۰۱ است که به‌طور قابل‌توجهی کمتر از ۰٫۰۵ است؛ بنابراین فرضیه صفر رد می‌شود و فرضیه اول پژوهش تأیید می‌شود: میان رتبه‌بندی گویه‌های چالش فروش توسط اعضای پانل خبرگان در دور نهایی دلفی، توافق معناداری وجود دارد. ضریب W به‌دست‌آمده در این دور (۰٫۷۵۶) در مقایسه با دور دوم (۰٫۲۲۴) افزایش قابل‌توجهی نشان می‌دهد که بیانگر اثربخشی بازخورد کنترل‌شده دور سوم در نزدیک‌تر کردن دیدگاه اعضای پانل به یکدیگر است.</w:t>
       </w:r>
     </w:p>
     <w:p>
@@ -17646,7 +23608,7 @@
         <w:rPr>
           <w:rtl/>
         </w:rPr>
-        <w:t xml:space="preserve">فرضیه صفر (H0) در مقابل این فرضیه عبارت است از: میان رتبه‌بندی دور دوم و دور سوم همبستگی معناداری وجود ندارد. ملاک تصمیم‌گیری به این صورت است: اگر سطح معناداری ضریب همبستگی رتبه‌ای میان دو دور (جدول ۴-۱۰) هم در سطح گویه‌ها و هم در سطح مؤلفه‌ها کمتر از ۰٫۰۵ و مقدار ضریب همبستگی بالا باشد، فرضیه صفر رد و فرضیه دوم پژوهش تأیید می‌شود؛ یعنی فرایند دلفی به ثبات آماری رسیده و ادامه دورها ضرورتی ندارد.</w:t>
+        <w:t xml:space="preserve">فرضیه صفر (H0) در مقابل این فرضیه عبارت است از: میان رتبه‌بندی دور دوم و دور سوم همبستگی معناداری وجود ندارد. ملاک تصمیم‌گیری به این صورت است: اگر سطح معناداری ضریب همبستگی رتبه‌ای میان دو دور (جدول ۴-۱۱) هم در سطح گویه‌ها و هم در سطح مؤلفه‌ها کمتر از ۰٫۰۵ و مقدار ضریب همبستگی بالا باشد، فرضیه صفر رد و فرضیه دوم پژوهش تأیید می‌شود؛ یعنی فرایند دلفی به ثبات آماری رسیده و ادامه دورها ضرورتی ندارد.</w:t>
       </w:r>
     </w:p>
     <w:p>
@@ -17659,7 +23621,7 @@
         <w:rPr>
           <w:rtl/>
         </w:rPr>
-        <w:t xml:space="preserve">نتیجه آزمون: ضریب همبستگی رتبه‌ای اسپیرمن میان امتیازهای میانگین گویه‌ها در دور دوم و دور سوم (جدول ۴-۱۰) برابر با ۰٫۸۴۷ و سطح معناداری آن کمتر از ۰٫۰۰۰۱ است؛ در سطح مؤلفه نیز ضریب همبستگی میان میانگین‌های نُه مؤلفه در دو دور (جدول ۴-۱۲) برابر با ۰٫۸۳۳ و سطح معناداری آن کمتر از ۰٫۰۱ است. از آنجا که این همبستگی در هر دو سطح هم بالا و هم از نظر آماری معنادار است، فرضیه صفر رد می‌شود و فرضیه دوم پژوهش تأیید می‌شود: رتبه‌بندی گویه‌ها و مؤلفه‌های چالش فروش میان دور دوم و دور سوم تفاوت معناداری ندارد و فرایند دلفی به ثبات نسبی رسیده است. بر این اساس، ادامه دورهای دلفی پس از دور سوم ضرورتی نداشت.</w:t>
+        <w:t xml:space="preserve">نتیجه آزمون: ضریب همبستگی رتبه‌ای اسپیرمن میان امتیازهای میانگین گویه‌ها در دور دوم و دور سوم (جدول ۴-۱۱) برابر با ۰٫۸۴۷ و سطح معناداری آن کمتر از ۰٫۰۰۰۱ است؛ در سطح مؤلفه نیز ضریب همبستگی میان میانگین‌های نُه مؤلفه در دو دور (جدول ۴-۱۳) برابر با ۰٫۸۳۳ و سطح معناداری آن کمتر از ۰٫۰۱ است. از آنجا که این همبستگی در هر دو سطح هم بالا و هم از نظر آماری معنادار است، فرضیه صفر رد می‌شود و فرضیه دوم پژوهش تأیید می‌شود: رتبه‌بندی گویه‌ها و مؤلفه‌های چالش فروش میان دور دوم و دور سوم تفاوت معناداری ندارد و فرایند دلفی به ثبات نسبی رسیده است. بر این اساس، ادامه دورهای دلفی پس از دور سوم ضرورتی نداشت.</w:t>
       </w:r>
     </w:p>
     <w:p>
@@ -17684,7 +23646,7 @@
         <w:rPr>
           <w:rtl/>
         </w:rPr>
-        <w:t xml:space="preserve">تأیید فرضیه اول و دوم، مبنای آماری لازم را برای اتکا به نتایج اجماع پانل در پاسخ به پرسش‌های پژوهش (بخش ۱-۵) فراهم می‌آورد. پرسش نخست پژوهش عبارت بود از: «چالش‌های فروش در شرکت‌های تک‌محصولی فعال در صنعت مواد غذایی کدام‌اند؟» جدول ۴-۱۱، بر پایه تحلیل مضمون پاسخ‌های دور نخست پانل (بخش ۴-۲-۱-۳)، پاسخ این پرسش را در قالب نُه مؤلفه و بیست‌ونه گویه نشان می‌دهد.</w:t>
+        <w:t xml:space="preserve">تأیید فرضیه اول و دوم، مبنای آماری لازم را برای اتکا به نتایج اجماع پانل در پاسخ به پرسش‌های پژوهش (بخش ۱-۵) فراهم می‌آورد. پرسش نخست پژوهش عبارت بود از: «چالش‌های فروش در شرکت‌های تک‌محصولی فعال در صنعت مواد غذایی کدام‌اند؟» جدول ۴-۱۲، بر پایه تحلیل مضمون پاسخ‌های دور نخست پانل (بخش ۴-۲-۱-۳)، پاسخ این پرسش را در قالب نُه مؤلفه و بیست‌ونه گویه نشان می‌دهد.</w:t>
       </w:r>
     </w:p>
     <w:p>
@@ -17698,10 +23660,7 @@
         </w:rPr>
       </w:pPr>
       <w:r>
-        <w:t>جدول ۴-۱۱ فهرست چالش‌های فروش شناسایی‌شده به تفکیک مؤلفه</w:t>
-      </w:r>
-      <w:r>
-        <w:t xml:space="preserve"> (منبع: یافته‌های پژوهش)</w:t>
+        <w:t xml:space="preserve">جدول ۴-۱۲ فهرست چالش‌های فروش شناسایی‌شده به تفکیک مؤلفه (منبع: یافته‌های پژوهش)</w:t>
       </w:r>
     </w:p>
     <w:tbl>
@@ -19086,13 +25045,7 @@
         <w:rPr>
           <w:rtl/>
         </w:rPr>
-        <w:t xml:space="preserve">پرسش دوم پژوهش عبارت بود از: «اولویت چالش‌های فروش در شرکت‌های تک‌محصولی فعال در صنعت مواد غذایی چگونه است؟» با تکمیل سه دور فرایند دلفی و تأیید فرضیه اول و دوم، رتبه‌بندی نهایی مؤلفه‌ها بر پایه میانگین امتیاز گویه‌های هر مؤلفه در </w:t>
-      </w:r>
-      <w:r>
-        <w:rPr>
-          <w:rtl/>
-        </w:rPr>
-        <w:t>دور سوم (دور پایانی) محاسبه شد؛ جدول ۴-۱۲ این رتبه‌بندی نهایی را، به همراه میانگین دور دوم برای مقایسه، نشان می‌دهد.</w:t>
+        <w:t xml:space="preserve">پرسش دوم پژوهش عبارت بود از: «اولویت چالش‌های فروش در شرکت‌های تک‌محصولی فعال در صنعت مواد غذایی چگونه است؟» با تکمیل سه دور فرایند دلفی و تأیید فرضیه اول و دوم، رتبه‌بندی نهایی مؤلفه‌ها بر پایه میانگین امتیاز گویه‌های هر مؤلفه در دور سوم (دور پایانی) محاسبه شد؛ جدول ۴-۱۳ این رتبه‌بندی نهایی را، به همراه میانگین دور دوم برای مقایسه، نشان می‌دهد.</w:t>
       </w:r>
     </w:p>
     <w:p>
@@ -19106,10 +25059,7 @@
         </w:rPr>
       </w:pPr>
       <w:r>
-        <w:t>جدول ۴-۱۲ رتبه‌بندی نهایی مؤلفه‌های چالش فروش بر پایه اجماع پانل دلفی (دور سوم)</w:t>
-      </w:r>
-      <w:r>
-        <w:t xml:space="preserve"> (منبع: یافته‌های پژوهش)</w:t>
+        <w:t xml:space="preserve">جدول ۴-۱۳ رتبه‌بندی نهایی مؤلفه‌های چالش فروش بر پایه اجماع پانل دلفی (دور سوم) (منبع: یافته‌های پژوهش)</w:t>
       </w:r>
     </w:p>
     <w:tbl>
@@ -20834,7 +26784,7 @@
         <w:rPr>
           <w:rtl/>
         </w:rPr>
-        <w:t xml:space="preserve">در مقایسه با رتبه‌بندی دور دوم، ترتیب چند مؤلفه نخست در دور سوم دستخوش جابه‌جایی جزئی شد؛ برای نمونه، مؤلفه «فشارهای اقتصاد کلان و کاهش قدرت خرید» از رتبه سوم به رتبه نخست رسید. این جابه‌جایی با همبستگی رتبه‌ای بالا و معنادار گزارش‌شده در جدول ۴-۱۰ — هم در سطح گویه‌ها و هم در سطح مؤلفه‌ها — ناسازگار نیست و از نوسان طبیعی رتبه‌بندی در میان گزینه‌های دارای امتیاز نزدیک به هم ناشی می‌شود.</w:t>
+        <w:t xml:space="preserve">در مقایسه با رتبه‌بندی دور دوم، ترتیب چند مؤلفه نخست در دور سوم دستخوش جابه‌جایی جزئی شد؛ برای نمونه، مؤلفه «فشارهای اقتصاد کلان و کاهش قدرت خرید» از رتبه سوم به رتبه نخست رسید. این جابه‌جایی با همبستگی رتبه‌ای بالا و معنادار گزارش‌شده در جدول ۴-۱۱ — هم در سطح گویه‌ها و هم در سطح مؤلفه‌ها — ناسازگار نیست و از نوسان طبیعی رتبه‌بندی در میان گزینه‌های دارای امتیاز نزدیک به هم ناشی می‌شود.</w:t>
       </w:r>
     </w:p>
     <w:p>
@@ -20860,7 +26810,7 @@
         <w:rPr>
           <w:rtl/>
         </w:rPr>
-        <w:t xml:space="preserve">رتبه‌بندی نهایی در سطح گویه، که در بخش ۳-۷-۲ به عنوان سطح نخست رتبه‌بندی معرفی شد، در جدول ۴-۱۳ بر پایه میانگین امتیاز هر گویه در دور سوم ارائه شده است؛ گویه‌های دارای میانگین یکسان، رتبه یکسان گرفته‌اند.</w:t>
+        <w:t xml:space="preserve">رتبه‌بندی نهایی در سطح گویه، که در بخش ۳-۷-۲ به عنوان سطح نخست رتبه‌بندی معرفی شد، در جدول ۴-۱۴ بر پایه میانگین امتیاز هر گویه در دور سوم ارائه شده است؛ گویه‌های دارای میانگین یکسان، رتبه یکسان گرفته‌اند.</w:t>
       </w:r>
     </w:p>
     <w:p>
@@ -20874,10 +26824,7 @@
         </w:rPr>
       </w:pPr>
       <w:r>
-        <w:t xml:space="preserve">جدول ۴-۱۳ رتبه‌بندی نهایی گویه‌های چالش فروش بر پایه اجماع پانل دلفی (دور سوم)</w:t>
-      </w:r>
-      <w:r>
-        <w:t xml:space="preserve"> (منبع: یافته‌های پژوهش)</w:t>
+        <w:t xml:space="preserve">جدول ۴-۱۴ رتبه‌بندی نهایی گویه‌های چالش فروش بر پایه اجماع پانل دلفی (دور سوم) (منبع: یافته‌های پژوهش)</w:t>
       </w:r>
     </w:p>
     <w:tbl>
@@ -24920,7 +30867,7 @@
         <w:rPr>
           <w:rtl/>
         </w:rPr>
-        <w:t xml:space="preserve">همان‌گونه که جدول ۴-۱۳ نشان می‌دهد، دو گویه «ورود رقبای جدید و افزایش شدت رقابت» و «افزایش بهای تمام‌شده و فشار بر حاشیه سود» با میانگین ۵٫۰۰ در رتبه نخست قرار دارند؛ پس از آن‌ها گویه «تغییر سریع ذائقه و ترجیحات مصرف‌کننده در گذر زمان» (۴٫۷۱) و دو گویه «محدود بودن بازار هدف به یک گروه خاص از مشتریان» و «نوسان و کمبود در تأمین مواد اولیه» (هر دو ۴٫۵۷) آمده‌اند. هر پنج گویه‌ای که میانگین آن‌ها دست‌کم ۴٫۵۷ است، به مؤلفه‌های برون‌سازمانی تعلق دارند. در سوی دیگر، گویه‌های «نبود نوآوری و توسعه محصول»، «کم‌توجهی به تحقیقات بازار و مطالعه رفتار مصرف‌کننده» و «ضعف در نظام برنامه‌ریزی و اطلاعات فروش» با میانگین ۳٫۱۴ در پایین‌ترین رتبه جای دارند و هر سه درون‌سازمانی‌اند. هفده گویه نیز میانگین دقیقاً ۴٫۰۰ و انحراف معیار صفر دارند؛ یعنی هر هفت عضو پانل به آن‌ها امتیاز ۴ داده‌اند و از این رو میان این گویه‌ها تمایز رتبه‌ای وجود ندارد.</w:t>
+        <w:t xml:space="preserve">همان‌گونه که جدول ۴-۱۴ نشان می‌دهد، دو گویه «ورود رقبای جدید و افزایش شدت رقابت» و «افزایش بهای تمام‌شده و فشار بر حاشیه سود» با میانگین ۵٫۰۰ در رتبه نخست قرار دارند؛ پس از آن‌ها گویه «تغییر سریع ذائقه و ترجیحات مصرف‌کننده در گذر زمان» (۴٫۷۱) و دو گویه «محدود بودن بازار هدف به یک گروه خاص از مشتریان» و «نوسان و کمبود در تأمین مواد اولیه» (هر دو ۴٫۵۷) آمده‌اند. هر پنج گویه‌ای که میانگین آن‌ها دست‌کم ۴٫۵۷ است، به مؤلفه‌های برون‌سازمانی تعلق دارند. در سوی دیگر، گویه‌های «نبود نوآوری و توسعه محصول»، «کم‌توجهی به تحقیقات بازار و مطالعه رفتار مصرف‌کننده» و «ضعف در نظام برنامه‌ریزی و اطلاعات فروش» با میانگین ۳٫۱۴ در پایین‌ترین رتبه جای دارند و هر سه درون‌سازمانی‌اند. هفده گویه نیز میانگین دقیقاً ۴٫۰۰ و انحراف معیار صفر دارند؛ یعنی هر هفت عضو پانل به آن‌ها امتیاز ۴ داده‌اند و از این رو میان این گویه‌ها تمایز رتبه‌ای وجود ندارد.</w:t>
       </w:r>
     </w:p>
     <w:p>
@@ -24953,7 +30900,7 @@
         <w:rPr>
           <w:rtl/>
         </w:rPr>
-        <w:t xml:space="preserve">این فصل، یافته‌های حاصل از اجرای کامل فرایند دلفی سه‌دوره‌ای با پانل هفت نفره خبرگان صنعت مواد غذایی را ارائه کرد: ترکیب جمعیت‌شناختی پانل؛ فهرست بیست‌ونه گویه و نُه مؤلفه چالش فروش برگرفته از دور نخست؛ و آمار توصیفی و استنباطی دورهای دوم و سوم رتبه‌بندی. ضریب هماهنگی کندال از دور دوم (W=۰٫۲۲۴) به دور سوم (W=۰٫۷۵۶) افزایش معناداری یافت که اثربخشی بازخورد کنترل‌شده را در نزدیک‌تر کردن دیدگاه پانل نشان داد؛ همبستگی رتبه‌ای بالا و معنادار میان دو دور (rho=۰٫۸۴۷ در سطح گویه و rho=۰٫۸۳۳ در سطح مؤلفه) نیز نشان داد فرایند به ثبات رسیده است. بر این پایه، هر دو فرضیه آماری پژوهش تأیید شد و رتبه‌بندی نهایی مؤلفه‌ها (جدول ۴-۱۲) و گویه‌های چالش فروش (جدول ۴-۱۳) به دست آمد؛ بر اساس این رتبه‌بندی، هر چهار مؤلفه برون‌سازمانی در پنج رتبه نخست جای گرفتند. تحلیل و تفسیر عمیق‌تر این یافته‌ها، مقایسه آن‌ها با فهرست چالش‌های برگرفته از ادبیات نظری فصل دوم (جدول ۲-۱)، و ارائه پیشنهادهای کاربردی و پژوهشی بر این اساس، موضوع فصل پنجم این پژوهش خواهد بود.</w:t>
+        <w:t xml:space="preserve">این فصل، یافته‌های حاصل از اجرای کامل فرایند دلفی سه‌دوره‌ای با پانل هفت نفره خبرگان صنعت مواد غذایی را ارائه کرد: ترکیب جمعیت‌شناختی پانل؛ فهرست بیست‌ونه گویه و نُه مؤلفه چالش فروش برگرفته از دور نخست؛ و آمار توصیفی و استنباطی دورهای دوم و سوم رتبه‌بندی. ضریب هماهنگی کندال از دور دوم (W=۰٫۲۲۴) به دور سوم (W=۰٫۷۵۶) افزایش معناداری یافت که اثربخشی بازخورد کنترل‌شده را در نزدیک‌تر کردن دیدگاه پانل نشان داد و با آن همسو، میانگین انحراف معیار گویه‌ها از ۰٫۷۳ در دور دوم به ۰٫۱۷ در دور سوم کاهش یافت؛ همبستگی رتبه‌ای بالا و معنادار میان دو دور (rho=۰٫۸۴۷ در سطح گویه و rho=۰٫۸۳۳ در سطح مؤلفه) نیز نشان داد فرایند به ثبات رسیده است. بر این پایه، هر دو فرضیه آماری پژوهش تأیید شد و رتبه‌بندی نهایی مؤلفه‌ها (جدول ۴-۱۳) و گویه‌های چالش فروش (جدول ۴-۱۴) به دست آمد؛ بر اساس این رتبه‌بندی، هر چهار مؤلفه برون‌سازمانی در پنج رتبه نخست جای گرفتند. تحلیل و تفسیر عمیق‌تر این یافته‌ها، مقایسه آن‌ها با فهرست چالش‌های برگرفته از ادبیات نظری فصل دوم (جدول ۲-۱)، و ارائه پیشنهادهای کاربردی و پژوهشی بر این اساس، موضوع فصل پنجم این پژوهش خواهد بود.</w:t>
       </w:r>
     </w:p>
     <w:sectPr>

--- a/chapter4_with_charts.docx
+++ b/chapter4_with_charts.docx
@@ -72,19 +72,7 @@
         <w:rPr>
           <w:rtl/>
         </w:rPr>
-        <w:t>این فصل به گزارش یافته‌های حاصل از اجرای روش دلفی با پانل هفت نفره خبرگان اختصاص دارد. هر سه دور این فرایند — دور نخست (کیفی و اکتشافی)، و دور دوم و دور سوم (رتبه‌بندی ساختاریافته با بازخورد کنترل‌شده) — تکمیل شده‌اند. دور سوم، دور پایانی فرایند دلفی در ای</w:t>
-      </w:r>
-      <w:r>
-        <w:rPr>
-          <w:rtl/>
-        </w:rPr>
-        <w:t>ن پژوهش بود. ساختار فصل از منطق تحلیل داده در پژوهش‌های دلفی پیروی می‌کند: نخست آمار توصیفی مربوط به ترکیب پانل و خروجی دورهای دلفی ارائه می‌شود؛ سپس آمار استنباطی برای سنجش معناداری اجماع میان دورها به کار می‌رود؛ و در پایان، یافته‌ها برای پاسخ به پرسش‌ها</w:t>
-      </w:r>
-      <w:r>
-        <w:rPr>
-          <w:rtl/>
-        </w:rPr>
-        <w:t>ی پژوهش — نه آزمون فرضیه آماری، چرا که این پژوهش، همان‌گونه که در بخش ۱-۶ تشریح شد، بر پرسش پژوهش استوار است نه فرضیه از پیش تعیین‌شده — تحلیل و جمع‌بندی می‌شوند.</w:t>
+        <w:t xml:space="preserve">این فصل به گزارش یافته‌های حاصل از اجرای روش دلفی با پانل هفت نفره خبرگان اختصاص دارد. هر سه دور این فرایند — دور نخست (کیفی و اکتشافی)، و دور دوم و دور سوم (رتبه‌بندی ساختاریافته با بازخورد کنترل‌شده) — تکمیل شده‌اند. دور سوم، دور پایانی فرایند دلفی در این پژوهش بود. ساختار فصل از منطق تحلیل داده در پژوهش‌های دلفی پیروی می‌کند: نخست آمار توصیفی مربوط به ترکیب پانل و خروجی دورهای دلفی ارائه می‌شود؛ سپس آمار استنباطی برای سنجش معناداری اجماع میان دورها به کار می‌رود؛ و در پایان، دو فرضیه آماری پژوهش — که، همان‌گونه که در بخش ۱-۶ تشریح شد، نه درباره محتوای چالش‌ها بلکه درباره اعتبار فرایند اجماع‌سازی دلفی صورت‌بندی شده‌اند — آزمون می‌شوند و یافته‌ها برای پاسخ به پرسش‌های پژوهش تحلیل و جمع‌بندی می‌گردند.</w:t>
       </w:r>
     </w:p>
     <w:p>
@@ -97,13 +85,7 @@
         <w:rPr>
           <w:rtl/>
         </w:rPr>
-        <w:t>سرتیترهای این فصل به ترتیب عبارت‌اند از: تجزیه و تحلیل داده‌ها (۴-۲)، شامل تجزیه و تحلیل داده</w:t>
-      </w:r>
-      <w:r>
-        <w:rPr>
-          <w:rtl/>
-        </w:rPr>
-        <w:t>‌های آمار توصیفی (۴-۲-۱)، تجزیه و تحلیل داده‌های آمار استنباطی (۴-۲-۲) و بررسی پرسش‌های پژوهش (۴-۲-۳)؛ و در پایان، جمع‌بندی فصل (۴-۳).</w:t>
+        <w:t xml:space="preserve">سرتیترهای این فصل به ترتیب عبارت‌اند از: تجزیه و تحلیل داده‌ها (۴-۲)، شامل تجزیه و تحلیل داده‌های آمار توصیفی (۴-۲-۱)، تجزیه و تحلیل داده‌های آمار استنباطی (۴-۲-۲) و بررسی آزمون فرضیه پژوهش (۴-۲-۳)؛ و در پایان، جمع‌بندی فصل (۴-۳).</w:t>
       </w:r>
     </w:p>
     <w:p>

--- a/chapter4_with_charts.docx
+++ b/chapter4_with_charts.docx
@@ -192,7 +192,6 @@
         <w:rPr>
           <w:rtl/>
         </w:rPr>
-        <w:lastRenderedPageBreak/>
         <w:t>تصمیم استاد راهنما به این فصل منتقل شده است، زیرا ترکیب واقعی نمونه بخشی از یافته‌های پژوهش به شمار می‌رود، نه بخشی از روش‌شناسی.</w:t>
       </w:r>
     </w:p>
@@ -373,7 +372,15 @@
                 <w:szCs w:val="22"/>
                 <w:rtl/>
               </w:rPr>
-              <w:t xml:space="preserve">یک عضو هیئت علمی، دو مدیر فروش، سه کارشناس فروش، یک کارشناس برنامه‌ریزی تولید</w:t>
+              <w:t xml:space="preserve">یک عضو هیئت علمی، دو مدیر فروش، سه کارشناس فروش، </w:t>
+            </w:r>
+            <w:r>
+              <w:rPr>
+                <w:sz w:val="22"/>
+                <w:szCs w:val="22"/>
+                <w:rtl/>
+              </w:rPr>
+              <w:t xml:space="preserve">یک مدیر برنامه‌ریزی تولید</w:t>
             </w:r>
           </w:p>
         </w:tc>
@@ -1277,7 +1284,7 @@
                 <w:szCs w:val="22"/>
                 <w:rtl/>
               </w:rPr>
-              <w:t>کارشناس برنامه‌ریزی تولید</w:t>
+              <w:t xml:space="preserve">مدیر برنامه‌ریزی تولید</w:t>
             </w:r>
           </w:p>
         </w:tc>
@@ -1538,7 +1545,6 @@
         </w:rPr>
       </w:pPr>
       <w:r>
-        <w:lastRenderedPageBreak/>
         <w:t>جدول ۴-۳ توزیع سطح تحصیلات اعضای پانل خبرگان</w:t>
       </w:r>
       <w:r>
@@ -3325,7 +3331,6 @@
         </w:rPr>
       </w:pPr>
       <w:r>
-        <w:lastRenderedPageBreak/>
         <w:t>جدول ۴-۵ توزیع نوع محصول شرکت محل فعالیت اعضای پانل</w:t>
       </w:r>
       <w:r>
@@ -4242,7 +4247,19 @@
         <w:rPr>
           <w:rtl/>
         </w:rPr>
-        <w:t xml:space="preserve"> و بر پایه فرایند کدگذاری پنج‌مرحله‌ای بینگهام (۲۰۲۳)</w:t>
+        <w:t xml:space="preserve"> و </w:t>
+      </w:r>
+      <w:r>
+        <w:rPr>
+          <w:rtl/>
+        </w:rPr>
+        <w:t xml:space="preserve">بر پایه فرایند پنج‌مرحله‌ای تحلیل داده کیفی بینگهام</w:t>
+      </w:r>
+      <w:r>
+        <w:rPr>
+          <w:rtl/>
+        </w:rPr>
+        <w:t xml:space="preserve"> (۲۰۲۳)</w:t>
       </w:r>
       <w:r>
         <w:rPr>
@@ -4297,7 +4314,6 @@
         </w:rPr>
       </w:pPr>
       <w:r>
-        <w:lastRenderedPageBreak/>
         <w:t>جدول ۴-۶ گویه‌های استخراج‌شده از دور نخست به تفکیک مؤلفه و اعضای اشاره‌کننده</w:t>
       </w:r>
       <w:r>
@@ -6558,7 +6574,6 @@
                 <w:szCs w:val="22"/>
                 <w:rtl/>
               </w:rPr>
-              <w:lastRenderedPageBreak/>
               <w:t>۱۷</w:t>
             </w:r>
           </w:p>
@@ -8231,7 +8246,6 @@
         </w:rPr>
       </w:pPr>
       <w:r>
-        <w:lastRenderedPageBreak/>
         <w:t>جدول ۴-۷ شمار گویه‌ها و گستره اشاره اعضا به هر مؤلفه</w:t>
       </w:r>
       <w:r>
@@ -10308,7 +10322,19 @@
         <w:rPr>
           <w:rtl/>
         </w:rPr>
-        <w:t xml:space="preserve">در دور دوم و سوم، از هر عضو پانل خواسته می‌شد اهمیت هر گویه را بر پایه طیف پنج‌درجه‌ای رتبه‌بندی کند (شرح کامل این فرایند در بخش ۳-۷-۲ ارائه شده است). هر دو دور با مشارکت کامل هفت عضو پانل اجرا شدند؛ در دور سوم، بازخورد ناشناس دور دوم — شامل امتیاز خود هر عضو و میانگین و میانه کل پانل به هر گویه — در اختیار اعضا قرار گرفت تا رتبه‌بندی خود را در صورت تمایل بازبینی کنند. جدول‌های ۴-۸ و ۴-۹ شاخص‌های توصیفی امتیاز اهمیت هر یک از بیست‌ونه گویه را به ترتیب در دور دوم و دور نهایی (سوم) — میانگین، میانه، انحراف معیار و دامنه بین‌چارکی — نشان می‌دهند؛ پاسخ‌های کامل‌شده هر عضو پانل در دور دوم نیز در پیوست ب آمده است. این شاخص‌ها مبنای تحلیل استنباطی بخش ۴-۲-۲ و پاسخ به پرسش‌های پژوهش در بخش ۴-۲-۳ قرار می‌گیرند.</w:t>
+        <w:t xml:space="preserve">در دور دوم و سوم، از هر عضو پانل خواسته می‌شد اهمیت هر گویه را بر پایه طیف پنج‌درجه‌ای رتبه‌بندی کند (شرح کامل این فرایند در بخش ۳-۷-۲ ارائه شده است). هر دو دور با مشارکت کامل هفت عضو پانل اجرا شدند؛ در دور سوم، بازخورد ناشناس دور دوم — شامل امتیاز خود هر عضو و میانگین و میانه کل پانل به هر گویه — در اختیار اعضا قرار گرفت تا رتبه‌بندی خود را در صورت تمایل بازبینی کنند. جدول‌های ۴-۸ و ۴-۹ شاخص‌های توصیفی امتیاز اهمیت هر یک از بیست‌ونه گویه را به ترتیب در دور دوم و دور نهایی (سوم) — میانگین، میانه، انحراف معیار و دامنه بین‌چارکی — نشان می‌دهند؛ </w:t>
+      </w:r>
+      <w:r>
+        <w:rPr>
+          <w:rtl/>
+        </w:rPr>
+        <w:t xml:space="preserve">پاسخ‌های کامل‌شده هر عضو پانل در دور دوم و در دور سوم به ترتیب در پیوست‌های ب و پ، و خروجی کامل محاسبه‌های هر سه دور در پیوست ت آمده است</w:t>
+      </w:r>
+      <w:r>
+        <w:rPr>
+          <w:rtl/>
+        </w:rPr>
+        <w:t xml:space="preserve">. این شاخص‌ها مبنای تحلیل استنباطی بخش ۴-۲-۲ و پاسخ به پرسش‌های پژوهش در بخش ۴-۲-۳ قرار می‌گیرند.</w:t>
       </w:r>
     </w:p>
     <w:p>
@@ -13572,7 +13598,6 @@
                 <w:szCs w:val="22"/>
                 <w:rtl/>
               </w:rPr>
-              <w:lastRenderedPageBreak/>
               <w:t>۱۶</w:t>
             </w:r>
           </w:p>
@@ -19591,7 +19616,6 @@
                 <w:szCs w:val="22"/>
                 <w:rtl/>
               </w:rPr>
-              <w:lastRenderedPageBreak/>
               <w:t>۱۶</w:t>
             </w:r>
           </w:p>
@@ -22390,7 +22414,6 @@
         <w:rPr>
           <w:rtl/>
         </w:rPr>
-        <w:lastRenderedPageBreak/>
         <w:t>نیدربرگر (۲۰۲۵)</w:t>
       </w:r>
       <w:r>
@@ -22403,13 +22426,19 @@
         <w:rPr>
           <w:rtl/>
         </w:rPr>
-        <w:t xml:space="preserve"> در مرور دامنه‌ای خود، ضریب هماهنگی کندال </w:t>
+        <w:t xml:space="preserve"> </w:t>
       </w:r>
       <w:r>
         <w:rPr>
           <w:rtl/>
         </w:rPr>
-        <w:t>(W) را از رایج‌ترین آزمون‌های استنباطی برای سنجش میزان توافق میان رتبه‌بندی‌های اعضای پانل دلفی معرفی می‌کنند؛ ضریبی که دامنه آن از صفر (نبود هیچ توافق) تا یک (توافق کامل) است و معناداری آماری آن با آزمون مجذور کای ارزیابی می‌شود.</w:t>
+        <w:t xml:space="preserve">در مرور دامنه‌ای خود بر مطالعات دلفی در علوم سلامت نشان دادند که اجماع در بیشتر مطالعات (۸۱ درصد) به صورت درصد توافق تعریف می‌شود و شاخص‌های آماری تنها در حدود ۳۰ درصد مطالعات به کار رفته است. در پژوهش حاضر، افزون بر شاخص‌های توصیفی، ضریب هماهنگی کندال (W) به عنوان آزمونی برای سنجش میزان توافق میان رتبه‌بندی‌های اعضای پانل به کار رفت</w:t>
+      </w:r>
+      <w:r>
+        <w:rPr>
+          <w:rtl/>
+        </w:rPr>
+        <w:t xml:space="preserve">؛ ضریبی که دامنه آن از صفر (نبود هیچ توافق) تا یک (توافق کامل) است و معناداری آماری آن با آزمون مجذور کای ارزیابی می‌شود.</w:t>
       </w:r>
     </w:p>
     <w:p>
@@ -23010,7 +23039,13 @@
         <w:rPr>
           <w:rtl/>
         </w:rPr>
-        <w:t xml:space="preserve">علاوه بر معناداری توافق درون هر دور، ثبات نسبی رتبه‌بندی‌ها میان دو دور متوالی — که در بخش ۳-۷-۲ به عنوان ملاک توقف دورهای دلفی معرفی شد — نیز به‌صورت آماری بررسی شد. جدول ۴-۱۱ ضریب همبستگی رتبه‌ای اسپیرمن میان امتیازهای میانگین گویه‌ها و میانگین مؤلفه‌ها در دور دوم و دور سوم را، به همراه سطح معناداری آن، نشان می‌دهد. رسیدن همبستگی به سطح بالا و معنادار، ملاک توقف فرایند دلفی در پژوهش حاضر بود (بر پایه رویکرد شیفانو و نیدربرگر، ۲۰۲۵)</w:t>
+        <w:t xml:space="preserve">علاوه بر معناداری توافق درون هر دور، ثبات نسبی رتبه‌بندی‌ها میان دو دور متوالی — که در بخش ۳-۷-۲ به عنوان ملاک توقف دورهای دلفی معرفی شد — نیز به‌صورت آماری بررسی شد. جدول ۴-۱۱ ضریب همبستگی رتبه‌ای اسپیرمن میان امتیازهای میانگین گویه‌ها و میانگین مؤلفه‌ها در دور دوم و دور سوم را، به همراه سطح معناداری آن، نشان می‌دهد. رسیدن همبستگی به سطح بالا و معنادار، ملاک توقف فرایند دلفی در پژوهش حاضر </w:t>
+      </w:r>
+      <w:r>
+        <w:rPr>
+          <w:rtl/>
+        </w:rPr>
+        <w:t xml:space="preserve">بود؛ ثبات پاسخ‌ها میان دورها از ملاک‌های توقف گزارش‌شده در مطالعات دلفی است (شیفانو و نیدربرگر، ۲۰۲۵)</w:t>
       </w:r>
       <w:r>
         <w:rPr>
@@ -23563,7 +23598,6 @@
         <w:jc w:val="lowKashida"/>
       </w:pPr>
       <w:r>
-        <w:lastRenderedPageBreak/>
         <w:t>۴-۲-۳-۲ آزمون فرضیه دوم</w:t>
       </w:r>
     </w:p>
@@ -24378,7 +24412,6 @@
                 <w:szCs w:val="22"/>
                 <w:rtl/>
               </w:rPr>
-              <w:lastRenderedPageBreak/>
               <w:t>۵</w:t>
             </w:r>
           </w:p>
@@ -26120,7 +26153,6 @@
                 <w:szCs w:val="22"/>
                 <w:rtl/>
               </w:rPr>
-              <w:lastRenderedPageBreak/>
               <w:t>۶</w:t>
             </w:r>
           </w:p>
@@ -32885,7 +32917,7 @@
                   <c:v>کارشناس فروش</c:v>
                 </c:pt>
                 <c:pt idx="3">
-                  <c:v>کارشناس برنامه‌ریزی تولید</c:v>
+                  <c:v>مدیر برنامه‌ریزی تولید</c:v>
                 </c:pt>
               </c:strCache>
             </c:strRef>

--- a/chapter4_with_charts.docx
+++ b/chapter4_with_charts.docx
@@ -22432,13 +22432,31 @@
         <w:rPr>
           <w:rtl/>
         </w:rPr>
-        <w:t xml:space="preserve">در مرور دامنه‌ای خود بر مطالعات دلفی در علوم سلامت نشان دادند که اجماع در بیشتر مطالعات (۸۱ درصد) به صورت درصد توافق تعریف می‌شود و شاخص‌های آماری تنها در حدود ۳۰ درصد مطالعات به کار رفته است. در پژوهش حاضر، افزون بر شاخص‌های توصیفی، ضریب هماهنگی کندال (W) به عنوان آزمونی برای سنجش میزان توافق میان رتبه‌بندی‌های اعضای پانل به کار رفت</w:t>
+        <w:t xml:space="preserve">در مرور دامنه‌ای خود بر مطالعات دلفی در علوم سلامت نشان دادند که اجماع در بیشتر مطالعات (۸۱ درصد) به صورت درصد توافق تعریف می‌شود و شاخص‌های آماری تنها در حدود ۳۰ درصد مطالعات به کار رفته است. در پژوهش حاضر، افزون بر شاخص‌های توصیفی، ضریب هماهنگی کندال (W) </w:t>
       </w:r>
       <w:r>
         <w:rPr>
           <w:rtl/>
         </w:rPr>
-        <w:t xml:space="preserve">؛ ضریبی که دامنه آن از صفر (نبود هیچ توافق) تا یک (توافق کامل) است و معناداری آماری آن با آزمون مجذور کای ارزیابی می‌شود.</w:t>
+        <w:t xml:space="preserve">به عنوان آزمونی برای سنجش میزان توافق میان رتبه‌بندی‌های اعضای پانل به کار رفت (اشمیت، ۱۹۹۷)</w:t>
+      </w:r>
+      <w:r>
+        <w:rPr>
+          <w:rStyle w:val="FootnoteReference"/>
+        </w:rPr>
+        <w:footnoteReference w:id="4"/>
+      </w:r>
+      <w:r>
+        <w:rPr>
+          <w:rtl/>
+        </w:rPr>
+        <w:t xml:space="preserve">؛</w:t>
+      </w:r>
+      <w:r>
+        <w:rPr>
+          <w:rtl/>
+        </w:rPr>
+        <w:t xml:space="preserve"> ضریبی که دامنه آن از صفر (نبود هیچ توافق) تا یک (توافق کامل) است و معناداری آماری آن با آزمون مجذور کای ارزیابی می‌شود.</w:t>
       </w:r>
     </w:p>
     <w:p>
@@ -22839,7 +22857,15 @@
                 <w:szCs w:val="22"/>
                 <w:rtl/>
               </w:rPr>
-              <w:t>توافق معنادار (p&lt;۰٫۰۵)؛ میزان توافق ضعیف تا متوسط</w:t>
+              <w:t xml:space="preserve">توافق معنادار (p&lt;۰٫۰۵)؛ </w:t>
+            </w:r>
+            <w:r>
+              <w:rPr>
+                <w:sz w:val="22"/>
+                <w:szCs w:val="22"/>
+                <w:rtl/>
+              </w:rPr>
+              <w:t xml:space="preserve">میزان توافق ضعیف</w:t>
             </w:r>
           </w:p>
         </w:tc>
@@ -23026,7 +23052,25 @@
         <w:rPr>
           <w:rtl/>
         </w:rPr>
-        <w:t xml:space="preserve">همان‌گونه که جدول ۴-۱۰ نشان می‌دهد، ضریب W کندال از دور دوم (۰٫۲۲۴) به دور سوم (۰٫۷۵۶) افزایش چشمگیری یافته است؛ این افزایش، اثربخشی بازخورد کنترل‌شده و ناشناس دور سوم را در نزدیک‌تر کردن دیدگاه اعضای پانل به یکدیگر نشان می‌دهد و با الگوی مورد انتظار در فرایندهای دلفی سازگار است.</w:t>
+        <w:t xml:space="preserve">همان‌گونه که جدول ۴-۱۰ نشان می‌دهد، ضریب W کندال از دور دوم (۰٫۲۲۴) به دور سوم (۰٫۷۵۶) افزایش چشمگیری یافته است؛ این افزایش، اثربخشی بازخورد کنترل‌شده و ناشناس دور سوم را در نزدیک‌تر کردن دیدگاه اعضای پانل به یکدیگر نشان می‌دهد </w:t>
+      </w:r>
+      <w:r>
+        <w:rPr>
+          <w:rtl/>
+        </w:rPr>
+        <w:t xml:space="preserve">و با الگوی مورد انتظار در فرایندهای دلفی سازگار است. بر پایه راهنمای تفسیر اشمیت (۱۹۹۷)</w:t>
+      </w:r>
+      <w:r>
+        <w:rPr>
+          <w:rStyle w:val="FootnoteReference"/>
+        </w:rPr>
+        <w:footnoteReference w:id="5"/>
+      </w:r>
+      <w:r>
+        <w:rPr>
+          <w:rtl/>
+        </w:rPr>
+        <w:t xml:space="preserve">، مقادیر W کمتر از ۰٫۳ توافق ضعیف و مقادیر بالاتر از ۰٫۷ توافق قوی را نشان می‌دهد؛ از این رو توافق دور دوم ضعیف و توافق دور سوم قوی ارزیابی می‌شود.</w:t>
       </w:r>
     </w:p>
     <w:p>
@@ -23051,7 +23095,7 @@
         <w:rPr>
           <w:rStyle w:val="FootnoteReference"/>
         </w:rPr>
-        <w:footnoteReference w:id="4"/>
+        <w:footnoteReference w:id="6"/>
       </w:r>
       <w:r>
         <w:rPr>
@@ -31029,6 +31073,42 @@
     </w:p>
   </w:footnote>
   <w:footnote w:id="4">
+    <w:p>
+      <w:r>
+        <w:rPr>
+          <w:rStyle w:val="FootnoteReference"/>
+        </w:rPr>
+        <w:footnoteRef/>
+      </w:r>
+      <w:r>
+        <w:rPr>
+          <w:rFonts w:ascii="Times New Roman" w:eastAsia="Times New Roman" w:hAnsi="Times New Roman" w:cs="Times New Roman"/>
+          <w:sz w:val="20"/>
+          <w:szCs w:val="20"/>
+        </w:rPr>
+        <w:t xml:space="preserve"> Schmidt, 1997</w:t>
+      </w:r>
+    </w:p>
+  </w:footnote>
+  <w:footnote w:id="5">
+    <w:p>
+      <w:r>
+        <w:rPr>
+          <w:rStyle w:val="FootnoteReference"/>
+        </w:rPr>
+        <w:footnoteRef/>
+      </w:r>
+      <w:r>
+        <w:rPr>
+          <w:rFonts w:ascii="Times New Roman" w:eastAsia="Times New Roman" w:hAnsi="Times New Roman" w:cs="Times New Roman"/>
+          <w:sz w:val="20"/>
+          <w:szCs w:val="20"/>
+        </w:rPr>
+        <w:t xml:space="preserve"> Schmidt, 1997</w:t>
+      </w:r>
+    </w:p>
+  </w:footnote>
+  <w:footnote w:id="6">
     <w:p>
       <w:r>
         <w:rPr>

--- a/chapter4_with_charts.docx
+++ b/chapter4_with_charts.docx
@@ -25,19 +25,6 @@
     </w:p>
     <w:p>
       <w:pPr>
-        <w:pStyle w:val="Heading1"/>
-        <w:bidi/>
-        <w:spacing w:before="5600"/>
-        <w:jc w:val="lowKashida"/>
-        <w:rPr>
-          <w:rFonts w:cs="B Titr"/>
-          <w:sz w:val="40"/>
-          <w:szCs w:val="40"/>
-        </w:rPr>
-      </w:pPr>
-    </w:p>
-    <w:p>
-      <w:pPr>
         <w:bidi/>
         <w:jc w:val="lowKashida"/>
       </w:pPr>
@@ -59,7 +46,7 @@
           <w:sz w:val="32"/>
           <w:szCs w:val="32"/>
         </w:rPr>
-        <w:t>۴-۱ مقدمه</w:t>
+        <w:t xml:space="preserve">مقدمه</w:t>
       </w:r>
     </w:p>
     <w:p>
@@ -72,7 +59,7 @@
         <w:rPr>
           <w:rtl/>
         </w:rPr>
-        <w:t xml:space="preserve">این فصل به گزارش یافته‌های حاصل از اجرای روش دلفی با پانل هفت نفره خبرگان اختصاص دارد. هر سه دور این فرایند — دور نخست (کیفی و اکتشافی)، و دور دوم و دور سوم (رتبه‌بندی ساختاریافته با بازخورد کنترل‌شده) — تکمیل شده‌اند. دور سوم، دور پایانی فرایند دلفی در این پژوهش بود. ساختار فصل از منطق تحلیل داده در پژوهش‌های دلفی پیروی می‌کند: نخست آمار توصیفی مربوط به ترکیب پانل و خروجی دورهای دلفی ارائه می‌شود؛ سپس آمار استنباطی برای سنجش معناداری اجماع میان دورها به کار می‌رود؛ و در پایان، دو فرضیه آماری پژوهش — که، همان‌گونه که در بخش ۱-۶ تشریح شد، نه درباره محتوای چالش‌ها بلکه درباره اعتبار فرایند اجماع‌سازی دلفی صورت‌بندی شده‌اند — آزمون می‌شوند و یافته‌ها برای پاسخ به پرسش‌های پژوهش تحلیل و جمع‌بندی می‌گردند.</w:t>
+        <w:t xml:space="preserve">این فصل یافته‌های سه دور پرسشنامه دلفی را به ترتیبی که اجرا شدند گزارش می‌کند. نخست، ترکیب پانل خبرگان توصیف می‌شود. سپس دور نخست می‌آید که در آن، اعضا بدون دریافت فهرست پیشنهادی به یک پرسش باز پاسخ دادند؛ پاسخ‌ها با روش تحلیل مضمون کدگذاری شد و به فهرستی از ۲۹ گویه در ۹ مؤلفه انجامید. پس از آن، دور دوم و دور سوم می‌آیند؛ در این دو دور اعضا اهمیت گویه‌ها را بر طیف پنج‌درجه‌ای امتیاز دادند و دور سوم با ارائه بازخورد ناشناس گروهی از نتایج دور دوم انجام شد. برای سنجش اجماع، از آمار توصیفی امتیاز هر گویه، ضریب هماهنگی کندال و ضریب همبستگی رتبه‌ای اسپیرمن (بخش ۳-۷-۲) استفاده شده است. در پایان، رتبه‌بندی نهایی مؤلفه‌ها و گویه‌ها گزارش می‌شود.</w:t>
       </w:r>
     </w:p>
     <w:p>
@@ -85,7 +72,7 @@
         <w:rPr>
           <w:rtl/>
         </w:rPr>
-        <w:t xml:space="preserve">سرتیترهای این فصل به ترتیب عبارت‌اند از: تجزیه و تحلیل داده‌ها (۴-۲)، شامل تجزیه و تحلیل داده‌های آمار توصیفی (۴-۲-۱)، تجزیه و تحلیل داده‌های آمار استنباطی (۴-۲-۲) و بررسی آزمون فرضیه پژوهش (۴-۲-۳)؛ و در پایان، جمع‌بندی فصل (۴-۳).</w:t>
+        <w:t xml:space="preserve">این فصل در شش بخش سامان یافته است: ترکیب پانل خبرگان (۴-۱)، دور نخست دلفی (۴-۲)، دور دوم دلفی (۴-۳)، دور سوم دلفی (۴-۴)، پاسخ به پرسش‌های پژوهش و رتبه‌بندی نهایی (۴-۵) و جمع‌بندی فصل (۴-۶).</w:t>
       </w:r>
     </w:p>
     <w:p>
@@ -105,7 +92,7 @@
           <w:sz w:val="32"/>
           <w:szCs w:val="32"/>
         </w:rPr>
-        <w:t>۴-۲ تجزیه و تحلیل داده‌ها</w:t>
+        <w:t xml:space="preserve">۴-۱ ترکیب پانل خبرگان</w:t>
       </w:r>
     </w:p>
     <w:p>
@@ -118,81 +105,7 @@
         <w:rPr>
           <w:rtl/>
         </w:rPr>
-        <w:t>داده‌های این پژوهش در دو سطح تحلیل می‌شوند: نخست در سطح توصیفی، برای شناخت ترکیب پانل و ویژگی‌ه</w:t>
-      </w:r>
-      <w:r>
-        <w:rPr>
-          <w:rtl/>
-        </w:rPr>
-        <w:t>ای کلی پاسخ‌های هر دور؛ و دوم در سطح استنباطی، برای سنجش معناداری آماری اجماع حاصل‌شده میان دورهای متوالی دلفی. در پایان، یافته‌های هر دو سطح برای پاسخ به پرسش‌های پژوهش ترکیب می‌شوند.</w:t>
-      </w:r>
-    </w:p>
-    <w:p>
-      <w:pPr>
-        <w:pStyle w:val="Heading3"/>
-        <w:keepNext/>
-        <w:bidi/>
-        <w:spacing w:before="180" w:after="80"/>
-        <w:jc w:val="lowKashida"/>
-      </w:pPr>
-      <w:r>
-        <w:t>۴-۲-۱ تجزیه و تحلیل داده‌های آمار توصیفی</w:t>
-      </w:r>
-    </w:p>
-    <w:p>
-      <w:pPr>
-        <w:bidi/>
-        <w:spacing w:after="80"/>
-        <w:jc w:val="lowKashida"/>
-      </w:pPr>
-      <w:r>
-        <w:rPr>
-          <w:rtl/>
-        </w:rPr>
-        <w:t xml:space="preserve">این بخش در دو قسمت سازمان‌دهی </w:t>
-      </w:r>
-      <w:r>
-        <w:rPr>
-          <w:rtl/>
-        </w:rPr>
-        <w:t>شده است: نخست، توصیف ترکیب جمعیت‌شناختی پانل خبرگان؛ و دوم، توصیف آماری خروجی هر یک از دورهای دلفی.</w:t>
-      </w:r>
-    </w:p>
-    <w:p>
-      <w:pPr>
-        <w:pStyle w:val="Heading4"/>
-        <w:keepNext/>
-        <w:bidi/>
-        <w:spacing w:before="180" w:after="80"/>
-        <w:jc w:val="lowKashida"/>
-      </w:pPr>
-      <w:r>
-        <w:t>۴-۲-۱-۱ ترکیب نمونه پژوهش</w:t>
-      </w:r>
-    </w:p>
-    <w:p>
-      <w:pPr>
-        <w:bidi/>
-        <w:spacing w:after="80"/>
-        <w:jc w:val="lowKashida"/>
-      </w:pPr>
-      <w:r>
-        <w:rPr>
-          <w:rtl/>
-        </w:rPr>
-        <w:t>جدول ۴-۱ ترکیب پانل پژوهش را از چهار منظر جایگاه شغلی، سطح تحصیلات، سابقه فعالیت و نوع محصول شرکت محل فعالیت نشان می‌دهد. این جدول</w:t>
-      </w:r>
-      <w:r>
-        <w:rPr>
-          <w:rtl/>
-        </w:rPr>
-        <w:t xml:space="preserve">، که در فصل سوم (بخش ۳-۴-۲) به آن اشاره شد، بر اساس </w:t>
-      </w:r>
-      <w:r>
-        <w:rPr>
-          <w:rtl/>
-        </w:rPr>
-        <w:t>تصمیم استاد راهنما به این فصل منتقل شده است، زیرا ترکیب واقعی نمونه بخشی از یافته‌های پژوهش به شمار می‌رود، نه بخشی از روش‌شناسی.</w:t>
+        <w:t xml:space="preserve">جدول ۴-۱ ترکیب پانل پژوهش را از چهار منظر جایگاه شغلی، سطح تحصیلات، سابقه فعالیت و نوع محصول شرکت محل فعالیت نشان می‌دهد. ترکیب واقعی پانل بخشی از یافته‌های پژوهش است؛ فصل سوم تنها معیارهای ورود به پانل را توضیح می‌دهد (بخش ۳-۴-۱).</w:t>
       </w:r>
     </w:p>
     <w:p>
@@ -609,14 +522,14 @@
     </w:p>
     <w:p>
       <w:pPr>
-        <w:pStyle w:val="Heading4"/>
+        <w:pStyle w:val="Heading3"/>
         <w:keepNext/>
         <w:bidi/>
         <w:spacing w:before="180" w:after="80"/>
         <w:jc w:val="lowKashida"/>
       </w:pPr>
       <w:r>
-        <w:t>۴-۲-۱-۲ توزیع فراوانی متغیرهای جمعیت‌شناختی پانل</w:t>
+        <w:t xml:space="preserve">۴-۱-۱ توزیع فراوانی متغیرهای جمعیت‌شناختی پانل</w:t>
       </w:r>
     </w:p>
     <w:p>
@@ -629,13 +542,7 @@
         <w:rPr>
           <w:rtl/>
         </w:rPr>
-        <w:t>به درخواست استاد راهنما، علاوه بر جدول تلفیقی ۴-۱، توزیع هر یک از متغیرهای جمعیت‌شناختی پانل به‌طور جداگانه، همراه با نمودار مربوط به آن، در جدول‌های ۴-۲ تا ۴-۵ ارائه</w:t>
-      </w:r>
-      <w:r>
-        <w:rPr>
-          <w:rtl/>
-        </w:rPr>
-        <w:t xml:space="preserve"> شده است.</w:t>
+        <w:t xml:space="preserve">توزیع هر یک از متغیرهای جمعیت‌شناختی پانل به‌طور جداگانه، همراه با نمودار مربوط به آن، در جدول‌های ۴-۲ تا ۴-۵ ارائه شده است.</w:t>
       </w:r>
     </w:p>
     <w:p>
@@ -4215,14 +4122,14 @@
     </w:p>
     <w:p>
       <w:pPr>
-        <w:pStyle w:val="Heading4"/>
+        <w:pStyle w:val="Heading2"/>
         <w:keepNext/>
         <w:bidi/>
         <w:spacing w:before="180" w:after="80"/>
         <w:jc w:val="lowKashida"/>
       </w:pPr>
       <w:r>
-        <w:t>۴-۲-۱-۳ آمار توصیفی پاسخ‌های دور نخست</w:t>
+        <w:t xml:space="preserve">۴-۲ دور نخست دلفی: شناسایی گویه‌ها و مؤلفه‌ها</w:t>
       </w:r>
     </w:p>
     <w:p>
@@ -4235,7 +4142,7 @@
         <w:rPr>
           <w:rtl/>
         </w:rPr>
-        <w:t>پاسخ‌های باز دور نخست پانل با روش تحلیل مضمون براون و کلارک (۲۰۲۱)</w:t>
+        <w:t xml:space="preserve">در دور نخست، از اعضای پانل خواسته شد بدون ارائه هیچ فهرست پیشنهادی، به این پرسش باز پاسخ دهند: «از نظر شما، چالش‌های فروش محصولات تک‌محصولی چیست؟» پاسخ‌های باز با روش تحلیل مضمون (براون و کلارک، ۲۰۲۱)</w:t>
       </w:r>
       <w:r>
         <w:rPr>
@@ -4247,19 +4154,7 @@
         <w:rPr>
           <w:rtl/>
         </w:rPr>
-        <w:t xml:space="preserve"> و </w:t>
-      </w:r>
-      <w:r>
-        <w:rPr>
-          <w:rtl/>
-        </w:rPr>
-        <w:t xml:space="preserve">بر پایه فرایند پنج‌مرحله‌ای تحلیل داده کیفی بینگهام</w:t>
-      </w:r>
-      <w:r>
-        <w:rPr>
-          <w:rtl/>
-        </w:rPr>
-        <w:t xml:space="preserve"> (۲۰۲۳)</w:t>
+        <w:t xml:space="preserve"> و بر پایه فرایند پنج‌مرحله‌ای تحلیل داده کیفی (بینگهام، ۲۰۲۳)</w:t>
       </w:r>
       <w:r>
         <w:rPr>
@@ -4271,13 +4166,7 @@
         <w:rPr>
           <w:rtl/>
         </w:rPr>
-        <w:t xml:space="preserve"> کدگذاری شدند (شرح کامل این فرایند در بخش ۳-۷-۱ ارائه شده است). این کدگذاری به شناسایی بیست‌ونه گویه در قالب نُه مؤلفه اصلی انجامید؛ </w:t>
-      </w:r>
-      <w:r>
-        <w:rPr>
-          <w:rtl/>
-        </w:rPr>
-        <w:t>پنج مؤلفه در دسته چالش‌های درون‌سازمانی و چهار مؤلفه در دسته چالش‌های برون‌سازمانی و محیطی. جدول ۴-۶ فهرست کامل این گویه‌ها را به تفکیک مؤلفه، به همراه کد اعضای پانل که به هر گویه اشاره کرده‌اند، نشان می‌دهد.</w:t>
+        <w:t xml:space="preserve"> کدگذاری شدند (شرح کامل این فرایند در بخش ۳-۷-۱ آمده است). این کدگذاری به ۲۹ گویه در قالب ۹ مؤلفه انجامید: پنج مؤلفه درون‌سازمانی با ۱۸ گویه و چهار مؤلفه برون‌سازمانی با ۱۱ گویه. جدول ۴-۶ فهرست گویه‌ها را به تفکیک مؤلفه، به همراه کد اعضایی که به هر گویه اشاره کرده‌اند، نشان می‌دهد. این فهرست با چالش‌های برگرفته از مبانی نظری (جدول ۲-۱) سنجیده شد؛ نتیجه این مقایسه در فصل پنجم بحث می‌شود.</w:t>
       </w:r>
     </w:p>
     <w:p>
@@ -4292,15 +4181,7 @@
           <w:iCs/>
           <w:rtl/>
         </w:rPr>
-        <w:t>[کدهای خ۱ تا خ۷ به ترتیب مطابق جدول ۴-۱ به اعضا</w:t>
-      </w:r>
-      <w:r>
-        <w:rPr>
-          <w:i/>
-          <w:iCs/>
-          <w:rtl/>
-        </w:rPr>
-        <w:t>ی پانل اشاره دارند.]</w:t>
+        <w:t xml:space="preserve">کدهای خ۱ تا خ۷ برای حفظ ناشناس بودن اعضای پانل به کار رفته‌اند (بخش ۳-۸).</w:t>
       </w:r>
     </w:p>
     <w:p>
@@ -10299,17 +10180,14 @@
     </w:p>
     <w:p>
       <w:pPr>
-        <w:pStyle w:val="Heading4"/>
+        <w:pStyle w:val="Heading2"/>
         <w:keepNext/>
         <w:bidi/>
         <w:spacing w:before="180" w:after="80"/>
         <w:jc w:val="lowKashida"/>
       </w:pPr>
       <w:r>
-        <w:t xml:space="preserve">۴-۲-۱-۴ آمار توصیفی دورهای </w:t>
-      </w:r>
-      <w:r>
-        <w:t>رتبه‌بندی</w:t>
+        <w:t xml:space="preserve">۴-۳ دور دوم دلفی: امتیازدهی و سنجش نخستین توافق</w:t>
       </w:r>
     </w:p>
     <w:p>
@@ -10322,19 +10200,7 @@
         <w:rPr>
           <w:rtl/>
         </w:rPr>
-        <w:t xml:space="preserve">در دور دوم و سوم، از هر عضو پانل خواسته می‌شد اهمیت هر گویه را بر پایه طیف پنج‌درجه‌ای رتبه‌بندی کند (شرح کامل این فرایند در بخش ۳-۷-۲ ارائه شده است). هر دو دور با مشارکت کامل هفت عضو پانل اجرا شدند؛ در دور سوم، بازخورد ناشناس دور دوم — شامل امتیاز خود هر عضو و میانگین و میانه کل پانل به هر گویه — در اختیار اعضا قرار گرفت تا رتبه‌بندی خود را در صورت تمایل بازبینی کنند. جدول‌های ۴-۸ و ۴-۹ شاخص‌های توصیفی امتیاز اهمیت هر یک از بیست‌ونه گویه را به ترتیب در دور دوم و دور نهایی (سوم) — میانگین، میانه، انحراف معیار و دامنه بین‌چارکی — نشان می‌دهند؛ </w:t>
-      </w:r>
-      <w:r>
-        <w:rPr>
-          <w:rtl/>
-        </w:rPr>
-        <w:t xml:space="preserve">پاسخ‌های کامل‌شده هر عضو پانل در دور دوم و در دور سوم به ترتیب در پیوست‌های ب و پ، و خروجی کامل محاسبه‌های هر سه دور در پیوست ت آمده است</w:t>
-      </w:r>
-      <w:r>
-        <w:rPr>
-          <w:rtl/>
-        </w:rPr>
-        <w:t xml:space="preserve">. این شاخص‌ها مبنای تحلیل استنباطی بخش ۴-۲-۲ و پاسخ به پرسش‌های پژوهش در بخش ۴-۲-۳ قرار می‌گیرند.</w:t>
+        <w:t xml:space="preserve">در دور دوم، فهرست ۲۹ گویه‌ای دور نخست در اختیار هر هفت عضو پانل قرار گرفت تا اهمیت هر گویه را بر طیف پنج‌درجه‌ای رتبه‌بندی کنند: ۱ بدون اهمیت یا کم‌ارتباط با چالش‌های فروش، ۲ کم‌اهمیت، ۳ تا حدی مهم، ۴ مهم، و ۵ بسیار مهم و تعیین‌کننده (بخش ۳-۷-۲). هر هفت عضو در این دور مشارکت کامل داشتند. جدول ۴-۸ میانگین، میانه، انحراف معیار و دامنه بین‌چارکی امتیاز هر گویه را نشان می‌دهد.</w:t>
       </w:r>
     </w:p>
     <w:p>
@@ -16349,6 +16215,57 @@
         </w:tc>
       </w:tr>
     </w:tbl>
+    <w:p>
+      <w:pPr>
+        <w:bidi/>
+        <w:spacing w:after="80"/>
+        <w:jc w:val="lowKashida"/>
+      </w:pPr>
+      <w:r>
+        <w:rPr>
+          <w:rtl/>
+        </w:rPr>
+        <w:t xml:space="preserve">در دور دوم هیچ گویه‌ای میانگین زیر ۳ نداشت؛ کمترین میانگین ۳٫۲۹ بود. از این رو هیچ گویه‌ای از فهرست حذف نشد و توافق اعضا با ضریب هماهنگی کندال سنجیده شد.</w:t>
+      </w:r>
+    </w:p>
+    <w:p>
+      <w:pPr>
+        <w:bidi/>
+        <w:spacing w:after="80"/>
+        <w:jc w:val="lowKashida"/>
+      </w:pPr>
+      <w:r>
+        <w:rPr>
+          <w:rtl/>
+        </w:rPr>
+        <w:t xml:space="preserve">میانگین انحراف معیار گویه‌ها در دور دوم ۰٫۷۳ بود و هیچ گویه‌ای انحراف معیار صفر نداشت؛ یعنی هیچ گویه‌ای را همه اعضا به یک شکل امتیاز نداده بودند. ضریب هماهنگی کندال برای دور دوم ۰٫۲۲۴ به دست آمد که توافقی ضعیف است، هرچند سطح معناداری آن (۰٫۰۲۸۶) توافق معنادار را نشان می‌دهد (جدول ۴-۱۰، بخش ۴-۴).</w:t>
+      </w:r>
+    </w:p>
+    <w:p>
+      <w:pPr>
+        <w:pStyle w:val="Heading2"/>
+        <w:keepNext/>
+        <w:bidi/>
+        <w:spacing w:before="180" w:after="80"/>
+        <w:jc w:val="lowKashida"/>
+      </w:pPr>
+      <w:r>
+        <w:t xml:space="preserve">۴-۴ دور سوم دلفی: بازخورد گروهی و همگرایی پاسخ‌ها</w:t>
+      </w:r>
+    </w:p>
+    <w:p>
+      <w:pPr>
+        <w:bidi/>
+        <w:spacing w:after="80"/>
+        <w:jc w:val="lowKashida"/>
+      </w:pPr>
+      <w:r>
+        <w:rPr>
+          <w:rtl/>
+        </w:rPr>
+        <w:t xml:space="preserve">در دور سوم، میانگین و میانه امتیاز هر گویه در دور دوم، به همراه امتیاز خود هر عضو، به‌صورت ناشناس در اختیار همه اعضا قرار گرفت و از آنان خواسته شد با توجه به این بازخورد گروهی، رتبه‌بندی خود را در صورت تمایل بازبینی کنند (بخش ۳-۷-۲). جدول ۴-۹ شاخص‌های توصیفی امتیاز هر گویه را در دور سوم نشان می‌دهد؛ خروجی کامل محاسبه‌های هر سه دور در پیوست ب آمده است.</w:t>
+      </w:r>
+    </w:p>
     <w:p>
       <w:pPr>
         <w:bidi/>
@@ -22383,7 +22300,19 @@
         <w:rPr>
           <w:rtl/>
         </w:rPr>
-        <w:t xml:space="preserve">مقایسه دو جدول نشان می‌دهد که بازخورد کنترل‌شده پراکندگی پاسخ‌ها را به‌طور چشمگیری کاهش داده است: میانگین انحراف معیار گویه‌ها از ۰٫۷۳ در دور دوم به ۰٫۱۷ در دور سوم رسید و انحراف معیار هر بیست‌ونه گویه کاهش یافت. در دور دوم برای هیچ گویه‌ای توافق کامل میان اعضا وجود نداشت، حال آنکه در دور سوم برای نوزده گویه هر هفت عضو پانل امتیاز یکسانی دادند (انحراف معیار صفر). دامنه بین‌چارکی نیز در دور دوم برای بیست‌وسه گویه و در دور سوم برای هر بیست‌ونه گویه از ۱ بیشتر نبود. در مقابل، میانگین گویه‌ها جابه‌جایی چندانی نداشت: هیچ گویه‌ای بیش از ۰٫۴۳ واحد تغییر نکرد؛ بیشترین تغییر، افزایش میانگین دو گویه «ورود رقبای جدید و افزایش شدت رقابت» و «افزایش بهای تمام‌شده و فشار بر حاشیه سود» از ۴٫۵۷ به ۵٫۰۰ و کاهش میانگین دو گویه «حضور محصولات جایگزین و برندهای رقیب دارای سبد متنوع» و «رقابت قیمتی و نوسان قیمت رقبا» از ۴٫۴۳ به ۴٫۰۰ بود. بنابراین بازخورد دور دوم بیش از آنکه جهت قضاوت گروهی را تغییر دهد، نظرها را به یکدیگر نزدیک کرد.</w:t>
+        <w:t xml:space="preserve">مقایسه دو جدول نشان می‌دهد که بازخورد کنترل‌شده پراکندگی پاسخ‌ها را به‌طور چشمگیری کاهش داده است: میانگین انحراف معیار گویه‌ها از ۰٫۷۳ در دور دوم به ۰٫۱۷ در دور سوم رسید </w:t>
+      </w:r>
+      <w:r>
+        <w:rPr>
+          <w:rtl/>
+        </w:rPr>
+        <w:t xml:space="preserve">و انحراف معیار ۲۶ گویه از ۲۹ گویه کاهش یافت و هیچ گویه‌ای افزایش نیافت</w:t>
+      </w:r>
+      <w:r>
+        <w:rPr>
+          <w:rtl/>
+        </w:rPr>
+        <w:t xml:space="preserve">. در دور دوم برای هیچ گویه‌ای توافق کامل میان اعضا وجود نداشت، حال آنکه در دور سوم برای نوزده گویه هر هفت عضو پانل امتیاز یکسانی دادند (انحراف معیار صفر). دامنه بین‌چارکی نیز در دور دوم برای بیست‌وسه گویه و در دور سوم برای هر بیست‌ونه گویه از ۱ بیشتر نبود. در مقابل، میانگین گویه‌ها جابه‌جایی چندانی نداشت: هیچ گویه‌ای بیش از ۰٫۴۳ واحد تغییر نکرد؛ بیشترین تغییر، افزایش میانگین دو گویه «ورود رقبای جدید و افزایش شدت رقابت» و «افزایش بهای تمام‌شده و فشار بر حاشیه سود» از ۴٫۵۷ به ۵٫۰۰ و کاهش میانگین دو گویه «حضور محصولات جایگزین و برندهای رقیب دارای سبد متنوع» و «رقابت قیمتی و نوسان قیمت رقبا» از ۴٫۴۳ به ۴٫۰۰ بود. بنابراین بازخورد دور دوم بیش از آنکه جهت قضاوت گروهی را تغییر دهد، نظرها را به یکدیگر نزدیک کرد.</w:t>
       </w:r>
     </w:p>
     <w:p>
@@ -22395,7 +22324,7 @@
         <w:jc w:val="lowKashida"/>
       </w:pPr>
       <w:r>
-        <w:t>۴-۲-۲ تجزیه و تحلیل داده‌های آمار استنباطی</w:t>
+        <w:t xml:space="preserve">۴-۴-۱ توافق اعضا: ضریب هماهنگی کندال</w:t>
       </w:r>
     </w:p>
     <w:p>
@@ -23075,6 +23004,26 @@
     </w:p>
     <w:p>
       <w:pPr>
+        <w:pStyle w:val="Heading3"/>
+        <w:keepNext/>
+        <w:bidi/>
+        <w:spacing w:before="240" w:after="80"/>
+        <w:jc w:val="lowKashida"/>
+        <w:rPr>
+          <w:sz w:val="32"/>
+          <w:szCs w:val="32"/>
+        </w:rPr>
+      </w:pPr>
+      <w:r>
+        <w:rPr>
+          <w:sz w:val="32"/>
+          <w:szCs w:val="32"/>
+        </w:rPr>
+        <w:t xml:space="preserve">۴-۴-۲ ثبات رتبه‌بندی: ضریب همبستگی اسپیرمن</w:t>
+      </w:r>
+    </w:p>
+    <w:p>
+      <w:pPr>
         <w:bidi/>
         <w:spacing w:after="80"/>
         <w:jc w:val="lowKashida"/>
@@ -23559,14 +23508,14 @@
     </w:p>
     <w:p>
       <w:pPr>
-        <w:pStyle w:val="Heading3"/>
+        <w:pStyle w:val="Heading2"/>
         <w:keepNext/>
         <w:bidi/>
         <w:spacing w:before="180" w:after="80"/>
         <w:jc w:val="lowKashida"/>
       </w:pPr>
       <w:r>
-        <w:t>۴-۲-۳ بررسی آزمون فرضیه پژوهش</w:t>
+        <w:t xml:space="preserve">۴-۵ پاسخ به پرسش‌های پژوهش و رتبه‌بندی نهایی</w:t>
       </w:r>
     </w:p>
     <w:p>
@@ -23579,134 +23528,7 @@
         <w:rPr>
           <w:rtl/>
         </w:rPr>
-        <w:t xml:space="preserve">همان‌گونه که در بخش ۱-۶ تشریح شد، پژوهش حاضر دو فرضیه آماری درباره اعتبار فرایند اجماع‌سازی دلفی مطرح کرده است: فرضیه اول درباره معناداری توافق میان اعضای پانل در دور نهایی، و فرضیه دوم درباره ثبات آماری رتبه‌بندی میان دو دور پایانی. این دو فرضیه در ادامه، بر پایه نتایج جدول‌های ۴-۱۰ و ۴-۱۱ (بخش ۴-۲-۲)، آزمون می‌شوند.</w:t>
-      </w:r>
-    </w:p>
-    <w:p>
-      <w:pPr>
-        <w:pStyle w:val="Heading4"/>
-        <w:keepNext/>
-        <w:bidi/>
-        <w:spacing w:before="180" w:after="80"/>
-        <w:jc w:val="lowKashida"/>
-      </w:pPr>
-      <w:r>
-        <w:t>۴-۲-۳-۱ آزمون فرضیه اول</w:t>
-      </w:r>
-    </w:p>
-    <w:p>
-      <w:pPr>
-        <w:bidi/>
-        <w:spacing w:after="80"/>
-        <w:jc w:val="lowKashida"/>
-      </w:pPr>
-      <w:r>
-        <w:rPr>
-          <w:rtl/>
-        </w:rPr>
-        <w:t>فرضیه اول: میان رتبه‌بندی گویه‌های چالش فروش توسط اعضای پانل خبرگان در دور نهایی دلفی، توافق (اجماع) معناداری وجود دارد.</w:t>
-      </w:r>
-    </w:p>
-    <w:p>
-      <w:pPr>
-        <w:bidi/>
-        <w:spacing w:after="80"/>
-        <w:jc w:val="lowKashida"/>
-      </w:pPr>
-      <w:r>
-        <w:rPr>
-          <w:rtl/>
-        </w:rPr>
-        <w:t xml:space="preserve">فرضیه صفر (H0) در مقابل این فرضیه عبارت است از: ضریب هماهنگی کندال میان رتبه‌بندی‌های اعضای پانل، از نظر آماری معنادار نیست. ملاک تصمیم‌گیری به این صورت است: اگر سطح معناداری آزمون مجذور کای مربوط به ضریب W کندال (جدول ۴-۱۰) کمتر از ۰٫۰۵ باشد، فرضیه صفر رد و فرضیه اول پژوهش تأیید می‌شود؛ در غیر این صورت، فرضیه صفر رد نمی‌شود.</w:t>
-      </w:r>
-    </w:p>
-    <w:p>
-      <w:pPr>
-        <w:bidi/>
-        <w:spacing w:after="80"/>
-        <w:jc w:val="lowKashida"/>
-      </w:pPr>
-      <w:r>
-        <w:rPr>
-          <w:rtl/>
-        </w:rPr>
-        <w:t xml:space="preserve">نتیجه آزمون: سطح معناداری آزمون مجذور کای مربوط به ضریب W کندال در دور نهایی (سوم) (جدول ۴-۱۰) کمتر از ۰٫۰۰۰۱ است که به‌طور قابل‌توجهی کمتر از ۰٫۰۵ است؛ بنابراین فرضیه صفر رد می‌شود و فرضیه اول پژوهش تأیید می‌شود: میان رتبه‌بندی گویه‌های چالش فروش توسط اعضای پانل خبرگان در دور نهایی دلفی، توافق معناداری وجود دارد. ضریب W به‌دست‌آمده در این دور (۰٫۷۵۶) در مقایسه با دور دوم (۰٫۲۲۴) افزایش قابل‌توجهی نشان می‌دهد که بیانگر اثربخشی بازخورد کنترل‌شده دور سوم در نزدیک‌تر کردن دیدگاه اعضای پانل به یکدیگر است.</w:t>
-      </w:r>
-    </w:p>
-    <w:p>
-      <w:pPr>
-        <w:pStyle w:val="Heading4"/>
-        <w:keepNext/>
-        <w:bidi/>
-        <w:spacing w:before="180" w:after="80"/>
-        <w:jc w:val="lowKashida"/>
-      </w:pPr>
-      <w:r>
-        <w:t>۴-۲-۳-۲ آزمون فرضیه دوم</w:t>
-      </w:r>
-    </w:p>
-    <w:p>
-      <w:pPr>
-        <w:bidi/>
-        <w:spacing w:after="80"/>
-        <w:jc w:val="lowKashida"/>
-      </w:pPr>
-      <w:r>
-        <w:rPr>
-          <w:rtl/>
-        </w:rPr>
-        <w:t>فرضیه دوم: رتبه‌بندی مؤلفه‌های چالش فروش میان دو دور پایانی فرایند دلفی (دور دوم و دور سوم) تفاوت معناداری ندارد.</w:t>
-      </w:r>
-    </w:p>
-    <w:p>
-      <w:pPr>
-        <w:bidi/>
-        <w:spacing w:after="80"/>
-        <w:jc w:val="lowKashida"/>
-      </w:pPr>
-      <w:r>
-        <w:rPr>
-          <w:rtl/>
-        </w:rPr>
-        <w:t xml:space="preserve">فرضیه صفر (H0) در مقابل این فرضیه عبارت است از: میان رتبه‌بندی دور دوم و دور سوم همبستگی معناداری وجود ندارد. ملاک تصمیم‌گیری به این صورت است: اگر سطح معناداری ضریب همبستگی رتبه‌ای میان دو دور (جدول ۴-۱۱) هم در سطح گویه‌ها و هم در سطح مؤلفه‌ها کمتر از ۰٫۰۵ و مقدار ضریب همبستگی بالا باشد، فرضیه صفر رد و فرضیه دوم پژوهش تأیید می‌شود؛ یعنی فرایند دلفی به ثبات آماری رسیده و ادامه دورها ضرورتی ندارد.</w:t>
-      </w:r>
-    </w:p>
-    <w:p>
-      <w:pPr>
-        <w:bidi/>
-        <w:spacing w:after="80"/>
-        <w:jc w:val="lowKashida"/>
-      </w:pPr>
-      <w:r>
-        <w:rPr>
-          <w:rtl/>
-        </w:rPr>
-        <w:t xml:space="preserve">نتیجه آزمون: ضریب همبستگی رتبه‌ای اسپیرمن میان امتیازهای میانگین گویه‌ها در دور دوم و دور سوم (جدول ۴-۱۱) برابر با ۰٫۸۴۷ و سطح معناداری آن کمتر از ۰٫۰۰۰۱ است؛ در سطح مؤلفه نیز ضریب همبستگی میان میانگین‌های نُه مؤلفه در دو دور (جدول ۴-۱۳) برابر با ۰٫۸۳۳ و سطح معناداری آن کمتر از ۰٫۰۱ است. از آنجا که این همبستگی در هر دو سطح هم بالا و هم از نظر آماری معنادار است، فرضیه صفر رد می‌شود و فرضیه دوم پژوهش تأیید می‌شود: رتبه‌بندی گویه‌ها و مؤلفه‌های چالش فروش میان دور دوم و دور سوم تفاوت معناداری ندارد و فرایند دلفی به ثبات نسبی رسیده است. بر این اساس، ادامه دورهای دلفی پس از دور سوم ضرورتی نداشت.</w:t>
-      </w:r>
-    </w:p>
-    <w:p>
-      <w:pPr>
-        <w:pStyle w:val="Heading4"/>
-        <w:keepNext/>
-        <w:bidi/>
-        <w:spacing w:before="180" w:after="80"/>
-        <w:jc w:val="lowKashida"/>
-      </w:pPr>
-      <w:r>
-        <w:t>۴-۲-۳-۳ پاسخ به پرسش‌های پژوهش</w:t>
-      </w:r>
-    </w:p>
-    <w:p>
-      <w:pPr>
-        <w:bidi/>
-        <w:spacing w:after="80"/>
-        <w:jc w:val="lowKashida"/>
-      </w:pPr>
-      <w:r>
-        <w:rPr>
-          <w:rtl/>
-        </w:rPr>
-        <w:t xml:space="preserve">تأیید فرضیه اول و دوم، مبنای آماری لازم را برای اتکا به نتایج اجماع پانل در پاسخ به پرسش‌های پژوهش (بخش ۱-۵) فراهم می‌آورد. پرسش نخست پژوهش عبارت بود از: «چالش‌های فروش در شرکت‌های تک‌محصولی فعال در صنعت مواد غذایی کدام‌اند؟» جدول ۴-۱۲، بر پایه تحلیل مضمون پاسخ‌های دور نخست پانل (بخش ۴-۲-۱-۳)، پاسخ این پرسش را در قالب نُه مؤلفه و بیست‌ونه گویه نشان می‌دهد.</w:t>
+        <w:t xml:space="preserve">پرسش نخست پژوهش عبارت بود از: «چالش‌های فروش در شرکت‌های تک‌محصولی فعال در صنعت مواد غذایی کدام‌اند؟» جدول ۴-۱۲، بر پایه تحلیل مضمون پاسخ‌های دور نخست پانل (بخش ۴-۲)، پاسخ این پرسش را در قالب نُه مؤلفه و بیست‌ونه گویه نشان می‌دهد.</w:t>
       </w:r>
     </w:p>
     <w:p>
@@ -25104,7 +24926,7 @@
         <w:rPr>
           <w:rtl/>
         </w:rPr>
-        <w:t xml:space="preserve">پرسش دوم پژوهش عبارت بود از: «اولویت چالش‌های فروش در شرکت‌های تک‌محصولی فعال در صنعت مواد غذایی چگونه است؟» با تکمیل سه دور فرایند دلفی و تأیید فرضیه اول و دوم، رتبه‌بندی نهایی مؤلفه‌ها بر پایه میانگین امتیاز گویه‌های هر مؤلفه در دور سوم (دور پایانی) محاسبه شد؛ جدول ۴-۱۳ این رتبه‌بندی نهایی را، به همراه میانگین دور دوم برای مقایسه، نشان می‌دهد.</w:t>
+        <w:t xml:space="preserve">پرسش دوم پژوهش عبارت بود از: «اولویت چالش‌های فروش در شرکت‌های تک‌محصولی فعال در صنعت مواد غذایی چگونه است؟» رتبه‌بندی نهایی مؤلفه‌ها بر پایه میانگین امتیاز گویه‌های هر مؤلفه در دور سوم، که دور پایانی بود، محاسبه شد (بخش ۴-۴). جدول ۴-۱۳ این رتبه‌بندی را به همراه میانگین دور دوم برای مقایسه نشان می‌دهد.</w:t>
       </w:r>
     </w:p>
     <w:p>
@@ -30945,7 +30767,7 @@
           <w:sz w:val="32"/>
           <w:szCs w:val="32"/>
         </w:rPr>
-        <w:t>۴-۳ جمع‌بندی فصل</w:t>
+        <w:t xml:space="preserve">۴-۶ جمع‌بندی فصل</w:t>
       </w:r>
     </w:p>
     <w:p>
@@ -30958,7 +30780,19 @@
         <w:rPr>
           <w:rtl/>
         </w:rPr>
-        <w:t xml:space="preserve">این فصل، یافته‌های حاصل از اجرای کامل فرایند دلفی سه‌دوره‌ای با پانل هفت نفره خبرگان صنعت مواد غذایی را ارائه کرد: ترکیب جمعیت‌شناختی پانل؛ فهرست بیست‌ونه گویه و نُه مؤلفه چالش فروش برگرفته از دور نخست؛ و آمار توصیفی و استنباطی دورهای دوم و سوم رتبه‌بندی. ضریب هماهنگی کندال از دور دوم (W=۰٫۲۲۴) به دور سوم (W=۰٫۷۵۶) افزایش معناداری یافت که اثربخشی بازخورد کنترل‌شده را در نزدیک‌تر کردن دیدگاه پانل نشان داد و با آن همسو، میانگین انحراف معیار گویه‌ها از ۰٫۷۳ در دور دوم به ۰٫۱۷ در دور سوم کاهش یافت؛ همبستگی رتبه‌ای بالا و معنادار میان دو دور (rho=۰٫۸۴۷ در سطح گویه و rho=۰٫۸۳۳ در سطح مؤلفه) نیز نشان داد فرایند به ثبات رسیده است. بر این پایه، هر دو فرضیه آماری پژوهش تأیید شد و رتبه‌بندی نهایی مؤلفه‌ها (جدول ۴-۱۳) و گویه‌های چالش فروش (جدول ۴-۱۴) به دست آمد؛ بر اساس این رتبه‌بندی، هر چهار مؤلفه برون‌سازمانی در پنج رتبه نخست جای گرفتند. تحلیل و تفسیر عمیق‌تر این یافته‌ها، مقایسه آن‌ها با فهرست چالش‌های برگرفته از ادبیات نظری فصل دوم (جدول ۲-۱)، و ارائه پیشنهادهای کاربردی و پژوهشی بر این اساس، موضوع فصل پنجم این پژوهش خواهد بود.</w:t>
+        <w:t xml:space="preserve">این فصل، یافته‌های حاصل از اجرای کامل فرایند دلفی سه‌دوره‌ای با پانل هفت نفره خبرگان صنعت مواد غذایی را ارائه کرد: ترکیب جمعیت‌شناختی پانل؛ فهرست بیست‌ونه گویه و نُه مؤلفه چالش فروش برگرفته از دور نخست؛ و آمار توصیفی و استنباطی دورهای دوم و سوم رتبه‌بندی. ضریب هماهنگی کندال از دور دوم (W=۰٫۲۲۴) به دور سوم (W=۰٫۷۵۶) افزایش معناداری یافت که اثربخشی بازخورد کنترل‌شده را در نزدیک‌تر کردن دیدگاه پانل نشان داد و با آن همسو، میانگین انحراف معیار گویه‌ها از ۰٫۷۳ در دور دوم به ۰٫۱۷ در دور سوم کاهش یافت؛ همبستگی رتبه‌ای بالا و معنادار میان دو دور (rho=۰٫۸۴۷ در سطح گویه و rho=۰٫۸۳۳ در سطح مؤلفه) نیز نشان داد فرایند به ثبات رسیده است. </w:t>
+      </w:r>
+      <w:r>
+        <w:rPr>
+          <w:rtl/>
+        </w:rPr>
+        <w:t xml:space="preserve">بر این پایه،</w:t>
+      </w:r>
+      <w:r>
+        <w:rPr>
+          <w:rtl/>
+        </w:rPr>
+        <w:t xml:space="preserve"> رتبه‌بندی نهایی مؤلفه‌ها (جدول ۴-۱۳) و گویه‌های چالش فروش (جدول ۴-۱۴) به دست آمد؛ بر اساس این رتبه‌بندی، هر چهار مؤلفه برون‌سازمانی در پنج رتبه نخست جای گرفتند. تحلیل و تفسیر عمیق‌تر این یافته‌ها، مقایسه آن‌ها با فهرست چالش‌های برگرفته از ادبیات نظری فصل دوم (جدول ۲-۱)، و ارائه پیشنهادهای کاربردی و پژوهشی بر این اساس، موضوع فصل پنجم این پژوهش خواهد بود.</w:t>
       </w:r>
     </w:p>
     <w:sectPr>

--- a/chapter4_with_charts.docx
+++ b/chapter4_with_charts.docx
@@ -46,7 +46,7 @@
           <w:sz w:val="32"/>
           <w:szCs w:val="32"/>
         </w:rPr>
-        <w:t xml:space="preserve">مقدمه</w:t>
+        <w:t xml:space="preserve">۴-۱ مقدمه</w:t>
       </w:r>
     </w:p>
     <w:p>
@@ -72,7 +72,7 @@
         <w:rPr>
           <w:rtl/>
         </w:rPr>
-        <w:t xml:space="preserve">این فصل در شش بخش سامان یافته است: ترکیب پانل خبرگان (۴-۱)، دور نخست دلفی (۴-۲)، دور دوم دلفی (۴-۳)، دور سوم دلفی (۴-۴)، پاسخ به پرسش‌های پژوهش و رتبه‌بندی نهایی (۴-۵) و جمع‌بندی فصل (۴-۶).</w:t>
+        <w:t xml:space="preserve">این فصل در شش بخش سامان یافته است: ترکیب پانل خبرگان، دور نخست دلفی، دور دوم دلفی، دور سوم دلفی، پاسخ به پرسش‌های پژوهش و رتبه‌بندی نهایی و جمع‌بندی فصل.</w:t>
       </w:r>
     </w:p>
     <w:p>
@@ -92,7 +92,7 @@
           <w:sz w:val="32"/>
           <w:szCs w:val="32"/>
         </w:rPr>
-        <w:t xml:space="preserve">۴-۱ ترکیب پانل خبرگان</w:t>
+        <w:t xml:space="preserve">۴-۲ ترکیب پانل خبرگان</w:t>
       </w:r>
     </w:p>
     <w:p>
@@ -529,7 +529,7 @@
         <w:jc w:val="lowKashida"/>
       </w:pPr>
       <w:r>
-        <w:t xml:space="preserve">۴-۱-۱ توزیع فراوانی متغیرهای جمعیت‌شناختی پانل</w:t>
+        <w:t xml:space="preserve">۴-۲-۱ توزیع فراوانی متغیرهای جمعیت‌شناختی پانل</w:t>
       </w:r>
     </w:p>
     <w:p>
@@ -4129,7 +4129,7 @@
         <w:jc w:val="lowKashida"/>
       </w:pPr>
       <w:r>
-        <w:t xml:space="preserve">۴-۲ دور نخست دلفی: شناسایی گویه‌ها و مؤلفه‌ها</w:t>
+        <w:t xml:space="preserve">۴-۳ دور نخست دلفی: شناسایی گویه‌ها و مؤلفه‌ها</w:t>
       </w:r>
     </w:p>
     <w:p>
@@ -4166,7 +4166,7 @@
         <w:rPr>
           <w:rtl/>
         </w:rPr>
-        <w:t xml:space="preserve"> کدگذاری شدند (شرح کامل این فرایند در بخش ۳-۷-۱ آمده است). این کدگذاری به ۲۹ گویه در قالب ۹ مؤلفه انجامید: پنج مؤلفه درون‌سازمانی با ۱۸ گویه و چهار مؤلفه برون‌سازمانی با ۱۱ گویه. جدول ۴-۶ فهرست گویه‌ها را به تفکیک مؤلفه، به همراه کد اعضایی که به هر گویه اشاره کرده‌اند، نشان می‌دهد. این فهرست با چالش‌های برگرفته از مبانی نظری (جدول ۲-۱) سنجیده شد؛ نتیجه این مقایسه در فصل پنجم بحث می‌شود.</w:t>
+        <w:t xml:space="preserve"> کدگذاری شدند (شرح کامل این فرایند در بخش ۳-۷-۱ آمده است). کدهای استخراج‌شده پس از ترکیب و بررسی، در قالب ۹ مؤلفه و ۲۹ گویه سامان یافتند: پنج مؤلفه درون‌سازمانی با ۱۸ گویه و چهار مؤلفه برون‌سازمانی با ۱۱ گویه. جدول ۴-۶ فهرست گویه‌ها را به تفکیک مؤلفه، به همراه کد اعضایی که به هر گویه اشاره کرده‌اند، نشان می‌دهد. این فهرست در دور دوم برای رتبه‌بندی در اختیار خبرگان قرار گرفت. همچنین، این فهرست با چالش‌های برگرفته از مبانی نظری (جدول ۲-۱) سنجیده شد؛ نتیجه این مقایسه در فصل پنجم بحث می‌شود.</w:t>
       </w:r>
     </w:p>
     <w:p>
@@ -10187,7 +10187,7 @@
         <w:jc w:val="lowKashida"/>
       </w:pPr>
       <w:r>
-        <w:t xml:space="preserve">۴-۳ دور دوم دلفی: امتیازدهی و سنجش نخستین توافق</w:t>
+        <w:t xml:space="preserve">۴-۴ دور دوم دلفی: امتیازدهی و سنجش نخستین توافق</w:t>
       </w:r>
     </w:p>
     <w:p>
@@ -16238,7 +16238,7 @@
         <w:rPr>
           <w:rtl/>
         </w:rPr>
-        <w:t xml:space="preserve">میانگین انحراف معیار گویه‌ها در دور دوم ۰٫۷۳ بود و هیچ گویه‌ای انحراف معیار صفر نداشت؛ یعنی هیچ گویه‌ای را همه اعضا به یک شکل امتیاز نداده بودند. ضریب هماهنگی کندال برای دور دوم ۰٫۲۲۴ به دست آمد که توافقی ضعیف است، هرچند سطح معناداری آن (۰٫۰۲۸۶) توافق معنادار را نشان می‌دهد (جدول ۴-۱۰، بخش ۴-۴).</w:t>
+        <w:t xml:space="preserve">میانگین انحراف معیار گویه‌ها در دور دوم ۰٫۷۳ بود و هیچ گویه‌ای انحراف معیار صفر نداشت؛ یعنی هیچ گویه‌ای را همه اعضا به یک شکل امتیاز نداده بودند. ضریب هماهنگی کندال برای دور دوم ۰٫۲۲۴ به دست آمد که توافقی ضعیف است، هرچند سطح معناداری آن (۰٫۰۲۸۶) توافق معنادار را نشان می‌دهد (جدول ۴-۱۰، بخش ۴-۵).</w:t>
       </w:r>
     </w:p>
     <w:p>
@@ -16250,7 +16250,7 @@
         <w:jc w:val="lowKashida"/>
       </w:pPr>
       <w:r>
-        <w:t xml:space="preserve">۴-۴ دور سوم دلفی: بازخورد گروهی و همگرایی پاسخ‌ها</w:t>
+        <w:t xml:space="preserve">۴-۵ دور سوم دلفی: بازخورد گروهی و همگرایی پاسخ‌ها</w:t>
       </w:r>
     </w:p>
     <w:p>
@@ -22324,7 +22324,7 @@
         <w:jc w:val="lowKashida"/>
       </w:pPr>
       <w:r>
-        <w:t xml:space="preserve">۴-۴-۱ توافق اعضا: ضریب هماهنگی کندال</w:t>
+        <w:t xml:space="preserve">۴-۵-۱ توافق اعضا: ضریب هماهنگی کندال</w:t>
       </w:r>
     </w:p>
     <w:p>
@@ -23019,7 +23019,7 @@
           <w:sz w:val="32"/>
           <w:szCs w:val="32"/>
         </w:rPr>
-        <w:t xml:space="preserve">۴-۴-۲ ثبات رتبه‌بندی: ضریب همبستگی اسپیرمن</w:t>
+        <w:t xml:space="preserve">۴-۵-۲ ثبات رتبه‌بندی: ضریب همبستگی اسپیرمن</w:t>
       </w:r>
     </w:p>
     <w:p>
@@ -23515,7 +23515,7 @@
         <w:jc w:val="lowKashida"/>
       </w:pPr>
       <w:r>
-        <w:t xml:space="preserve">۴-۵ پاسخ به پرسش‌های پژوهش و رتبه‌بندی نهایی</w:t>
+        <w:t xml:space="preserve">۴-۶ پاسخ به پرسش‌های پژوهش و رتبه‌بندی نهایی</w:t>
       </w:r>
     </w:p>
     <w:p>
@@ -23528,7 +23528,7 @@
         <w:rPr>
           <w:rtl/>
         </w:rPr>
-        <w:t xml:space="preserve">پرسش نخست پژوهش عبارت بود از: «چالش‌های فروش در شرکت‌های تک‌محصولی فعال در صنعت مواد غذایی کدام‌اند؟» جدول ۴-۱۲، بر پایه تحلیل مضمون پاسخ‌های دور نخست پانل (بخش ۴-۲)، پاسخ این پرسش را در قالب نُه مؤلفه و بیست‌ونه گویه نشان می‌دهد.</w:t>
+        <w:t xml:space="preserve">پرسش نخست پژوهش عبارت بود از: «چالش‌های فروش در شرکت‌های تک‌محصولی فعال در صنعت مواد غذایی کدام‌اند؟» جدول ۴-۱۲، بر پایه تحلیل مضمون پاسخ‌های دور نخست پانل (بخش ۴-۳)، پاسخ این پرسش را در قالب نُه مؤلفه و بیست‌ونه گویه نشان می‌دهد.</w:t>
       </w:r>
     </w:p>
     <w:p>
@@ -24926,7 +24926,7 @@
         <w:rPr>
           <w:rtl/>
         </w:rPr>
-        <w:t xml:space="preserve">پرسش دوم پژوهش عبارت بود از: «اولویت چالش‌های فروش در شرکت‌های تک‌محصولی فعال در صنعت مواد غذایی چگونه است؟» رتبه‌بندی نهایی مؤلفه‌ها بر پایه میانگین امتیاز گویه‌های هر مؤلفه در دور سوم، که دور پایانی بود، محاسبه شد (بخش ۴-۴). جدول ۴-۱۳ این رتبه‌بندی را به همراه میانگین دور دوم برای مقایسه نشان می‌دهد.</w:t>
+        <w:t xml:space="preserve">پرسش دوم پژوهش عبارت بود از: «اولویت چالش‌های فروش در شرکت‌های تک‌محصولی فعال در صنعت مواد غذایی چگونه است؟» رتبه‌بندی نهایی مؤلفه‌ها بر پایه میانگین امتیاز گویه‌های هر مؤلفه در دور سوم، که دور پایانی بود، محاسبه شد (بخش ۴-۵). جدول ۴-۱۳ این رتبه‌بندی را به همراه میانگین دور دوم برای مقایسه نشان می‌دهد.</w:t>
       </w:r>
     </w:p>
     <w:p>
@@ -30767,7 +30767,7 @@
           <w:sz w:val="32"/>
           <w:szCs w:val="32"/>
         </w:rPr>
-        <w:t xml:space="preserve">۴-۶ جمع‌بندی فصل</w:t>
+        <w:t xml:space="preserve">۴-۷ جمع‌بندی فصل</w:t>
       </w:r>
     </w:p>
     <w:p>

--- a/chapter4_with_charts.docx
+++ b/chapter4_with_charts.docx
@@ -59,7 +59,7 @@
         <w:rPr>
           <w:rtl/>
         </w:rPr>
-        <w:t xml:space="preserve">این فصل یافته‌های سه دور پرسشنامه دلفی را به ترتیبی که اجرا شدند گزارش می‌کند. نخست، ترکیب پانل خبرگان توصیف می‌شود. سپس دور نخست می‌آید که در آن، اعضا بدون دریافت فهرست پیشنهادی به یک پرسش باز پاسخ دادند؛ پاسخ‌ها با روش تحلیل مضمون کدگذاری شد و به فهرستی از ۲۹ گویه در ۹ مؤلفه انجامید. پس از آن، دور دوم و دور سوم می‌آیند؛ در این دو دور اعضا اهمیت گویه‌ها را بر طیف پنج‌درجه‌ای امتیاز دادند و دور سوم با ارائه بازخورد ناشناس گروهی از نتایج دور دوم انجام شد. برای سنجش اجماع، از آمار توصیفی امتیاز هر گویه، ضریب هماهنگی کندال و ضریب همبستگی رتبه‌ای اسپیرمن (بخش ۳-۷-۲) استفاده شده است. در پایان، رتبه‌بندی نهایی مؤلفه‌ها و گویه‌ها گزارش می‌شود.</w:t>
+        <w:t xml:space="preserve">این فصل یافته‌های سه دور پرسشنامه دلفی را به ترتیبی که اجرا شدند گزارش می‌کند. نخست، ترکیب پانل خبرگان توصیف می‌شود. سپس دور نخست می‌آید که در آن، اعضا بدون دریافت فهرست پیشنهادی به یک پرسش باز پاسخ دادند؛ پاسخ‌ها با روش تحلیل مضمون کدگذاری شد؛ کدها با چالش‌های برگرفته از ادبیات (جدول ۲-۱) ترکیب و بررسی شدند و به فهرستی از ۲۹ گویه در ۹ مؤلفه انجامیدند. پس از آن، دور دوم و دور سوم می‌آیند؛ در این دو دور اعضا اهمیت گویه‌ها را بر طیف پنج‌درجه‌ای امتیاز دادند و دور سوم با ارائه بازخورد ناشناس گروهی از نتایج دور دوم انجام شد. برای سنجش اجماع، از آمار توصیفی امتیاز هر گویه، ضریب هماهنگی کندال و ضریب همبستگی رتبه‌ای اسپیرمن (بخش ۳-۷-۲) استفاده شده است. در پایان، رتبه‌بندی نهایی مؤلفه‌ها و گویه‌ها و وزن‌های AHP آن‌ها گزارش می‌شود.</w:t>
       </w:r>
     </w:p>
     <w:p>
@@ -4166,7 +4166,7 @@
         <w:rPr>
           <w:rtl/>
         </w:rPr>
-        <w:t xml:space="preserve"> کدگذاری شدند (شرح کامل این فرایند در بخش ۳-۷-۱ آمده است). کدهای استخراج‌شده پس از ترکیب و بررسی، در قالب ۹ مؤلفه و ۲۹ گویه سامان یافتند: پنج مؤلفه درون‌سازمانی با ۱۸ گویه و چهار مؤلفه برون‌سازمانی با ۱۱ گویه. جدول ۴-۶ فهرست گویه‌ها را به تفکیک مؤلفه، به همراه کد اعضایی که به هر گویه اشاره کرده‌اند، نشان می‌دهد. این فهرست در دور دوم برای رتبه‌بندی در اختیار خبرگان قرار گرفت. همچنین، این فهرست با چالش‌های برگرفته از مبانی نظری (جدول ۲-۱) سنجیده شد؛ نتیجه این مقایسه در فصل پنجم بحث می‌شود.</w:t>
+        <w:t xml:space="preserve"> کدگذاری شدند (شرح کامل این فرایند در بخش ۳-۷-۱ آمده است). کدهای استخراج‌شده با چالش‌های برگرفته از ادبیات (جدول ۲-۱) ترکیب و بررسی شدند و در قالب ۹ مؤلفه و ۲۹ گویه سامان یافتند: پنج مؤلفه درون‌سازمانی با ۱۸ گویه و چهار مؤلفه برون‌سازمانی با ۱۱ گویه. جدول ۴-۶ فهرست گویه‌ها را به تفکیک مؤلفه، به همراه کد اعضایی که به هر گویه اشاره کرده‌اند، نشان می‌دهد. این فهرست در دور دوم برای رتبه‌بندی در اختیار خبرگان قرار گرفت. همچنین، این فهرست با چالش‌های برگرفته از مبانی نظری (جدول ۲-۱) سنجیده شد؛ نتیجه این مقایسه در فصل پنجم بحث می‌شود.</w:t>
       </w:r>
     </w:p>
     <w:p>
@@ -30748,6 +30748,7584 @@
           <w:rtl/>
         </w:rPr>
         <w:t xml:space="preserve">همان‌گونه که جدول ۴-۱۴ نشان می‌دهد، دو گویه «ورود رقبای جدید و افزایش شدت رقابت» و «افزایش بهای تمام‌شده و فشار بر حاشیه سود» با میانگین ۵٫۰۰ در رتبه نخست قرار دارند؛ پس از آن‌ها گویه «تغییر سریع ذائقه و ترجیحات مصرف‌کننده در گذر زمان» (۴٫۷۱) و دو گویه «محدود بودن بازار هدف به یک گروه خاص از مشتریان» و «نوسان و کمبود در تأمین مواد اولیه» (هر دو ۴٫۵۷) آمده‌اند. هر پنج گویه‌ای که میانگین آن‌ها دست‌کم ۴٫۵۷ است، به مؤلفه‌های برون‌سازمانی تعلق دارند. در سوی دیگر، گویه‌های «نبود نوآوری و توسعه محصول»، «کم‌توجهی به تحقیقات بازار و مطالعه رفتار مصرف‌کننده» و «ضعف در نظام برنامه‌ریزی و اطلاعات فروش» با میانگین ۳٫۱۴ در پایین‌ترین رتبه جای دارند و هر سه درون‌سازمانی‌اند. هفده گویه نیز میانگین دقیقاً ۴٫۰۰ و انحراف معیار صفر دارند؛ یعنی هر هفت عضو پانل به آن‌ها امتیاز ۴ داده‌اند و از این رو میان این گویه‌ها تمایز رتبه‌ای وجود ندارد.</w:t>
+      </w:r>
+    </w:p>
+    <w:p>
+      <w:pPr>
+        <w:pStyle w:val="Heading3"/>
+        <w:keepNext/>
+        <w:bidi/>
+        <w:spacing w:before="240" w:after="80"/>
+        <w:jc w:val="lowKashida"/>
+        <w:rPr>
+          <w:sz w:val="32"/>
+          <w:szCs w:val="32"/>
+        </w:rPr>
+      </w:pPr>
+      <w:r>
+        <w:rPr>
+          <w:sz w:val="32"/>
+          <w:szCs w:val="32"/>
+        </w:rPr>
+        <w:t xml:space="preserve">۴-۶-۱ وزن‌دهی و رتبه‌بندی به روش AHP</w:t>
+      </w:r>
+    </w:p>
+    <w:p>
+      <w:pPr>
+        <w:bidi/>
+        <w:spacing w:after="80"/>
+        <w:jc w:val="lowKashida"/>
+      </w:pPr>
+      <w:r>
+        <w:rPr>
+          <w:rtl/>
+        </w:rPr>
+        <w:t xml:space="preserve">برای وزن‌دهی و رتبه‌بندی به روش فرایند تحلیل سلسله‌مراتبی (AHP) (ساعتی، ۱۹۸۰)</w:t>
+      </w:r>
+      <w:r>
+        <w:rPr>
+          <w:rStyle w:val="FootnoteReference"/>
+        </w:rPr>
+        <w:footnoteReference w:id="7"/>
+      </w:r>
+      <w:r>
+        <w:rPr>
+          <w:rtl/>
+        </w:rPr>
+        <w:t xml:space="preserve">. سلسله‌مراتب تصمیم در سه سطح تعریف شد: هدف، که شناسایی و اولویت‌بندی چالش‌های فروش است؛ نُه مؤلفه؛ و ۲۹ گویه زیر هر مؤلفه. در این پژوهش مقایسه‌های زوجی از خبرگان گرفته نشد؛ از این رو وزن‌ها در حالت اندازه‌گیری مطلق AHP و بر پایه میانگین امتیاز هر گویه در دور سوم محاسبه شدند.</w:t>
+      </w:r>
+    </w:p>
+    <w:p>
+      <w:pPr>
+        <w:bidi/>
+        <w:spacing w:after="80"/>
+        <w:jc w:val="lowKashida"/>
+      </w:pPr>
+      <w:r>
+        <w:rPr>
+          <w:rtl/>
+        </w:rPr>
+        <w:t xml:space="preserve">وزن هر مؤلفه برابر است با سهم میانگین آن از مجموع میانگین‌های نُه مؤلفه. وزن محلی هر گویه برابر است با سهم میانگین آن از مجموع میانگین‌های گویه‌های همان مؤلفه، و وزن سراسری گویه حاصل ضرب وزن مؤلفه در وزن محلی آن است؛ مجموع وزن‌های سراسری ۲۹ گویه برابر یک است. به دلیل نبود قضاوت زوجی، نرخ ناسازگاری محاسبه نشد. جدول ۴-۱۵ وزن و رتبه مؤلفه‌ها و جدول ۴-۱۶ وزن سراسری گویه‌ها را نشان می‌دهد.</w:t>
+      </w:r>
+    </w:p>
+    <w:p>
+      <w:pPr>
+        <w:pStyle w:val="TableCaption"/>
+        <w:keepNext/>
+        <w:spacing w:before="160" w:after="80"/>
+        <w:jc w:val="center"/>
+        <w:rPr>
+          <w:vanish/>
+        </w:rPr>
+      </w:pPr>
+      <w:r>
+        <w:t xml:space="preserve">جدول ۴-۱۵ وزن AHP و رتبه‌بندی مؤلفه‌های چالش فروش (منبع: یافته‌های پژوهش)</w:t>
+      </w:r>
+    </w:p>
+    <w:tbl>
+      <w:tblPr>
+        <w:bidiVisual/>
+        <w:tblW w:w="8788" w:type="dxa"/>
+        <w:tblBorders>
+          <w:top w:val="single" w:sz="4" w:space="0" w:color="auto"/>
+          <w:left w:val="single" w:sz="4" w:space="0" w:color="auto"/>
+          <w:bottom w:val="single" w:sz="4" w:space="0" w:color="auto"/>
+          <w:right w:val="single" w:sz="4" w:space="0" w:color="auto"/>
+          <w:insideH w:val="single" w:sz="4" w:space="0" w:color="auto"/>
+          <w:insideV w:val="single" w:sz="4" w:space="0" w:color="auto"/>
+        </w:tblBorders>
+        <w:tblLayout w:type="fixed"/>
+        <w:tblCellMar>
+          <w:left w:w="10" w:type="dxa"/>
+          <w:right w:w="10" w:type="dxa"/>
+        </w:tblCellMar>
+        <w:tblLook w:val="04A0"/>
+      </w:tblPr>
+      <w:tblGrid>
+        <w:gridCol w:w="900"/>
+        <w:gridCol w:w="4888"/>
+        <w:gridCol w:w="1500"/>
+        <w:gridCol w:w="1500"/>
+      </w:tblGrid>
+      <w:tr>
+        <w:trPr>
+          <w:cantSplit/>
+          <w:tblHeader/>
+        </w:trPr>
+        <w:tc>
+          <w:tcPr>
+            <w:tcW w:w="900" w:type="dxa"/>
+            <w:tcBorders>
+              <w:top w:val="single" w:sz="4" w:color="000000" w:space="0"/>
+              <w:left w:val="single" w:sz="4" w:color="000000" w:space="0"/>
+              <w:bottom w:val="single" w:sz="4" w:color="000000" w:space="0"/>
+              <w:right w:val="single" w:sz="4" w:color="000000" w:space="0"/>
+            </w:tcBorders>
+            <w:tcMar>
+              <w:top w:w="40" w:type="dxa"/>
+              <w:left w:w="80" w:type="dxa"/>
+              <w:bottom w:w="40" w:type="dxa"/>
+              <w:right w:w="80" w:type="dxa"/>
+            </w:tcMar>
+            <w:vAlign w:val="center"/>
+          </w:tcPr>
+          <w:p>
+            <w:pPr>
+              <w:bidi/>
+              <w:spacing w:after="0"/>
+              <w:jc w:val="center"/>
+            </w:pPr>
+            <w:r>
+              <w:rPr>
+                <w:b/>
+                <w:bCs/>
+                <w:sz w:val="20"/>
+                <w:szCs w:val="20"/>
+                <w:rtl/>
+              </w:rPr>
+              <w:t xml:space="preserve">رتبه</w:t>
+            </w:r>
+          </w:p>
+        </w:tc>
+        <w:tc>
+          <w:tcPr>
+            <w:tcW w:w="4888" w:type="dxa"/>
+            <w:tcBorders>
+              <w:top w:val="single" w:sz="4" w:color="000000" w:space="0"/>
+              <w:left w:val="single" w:sz="4" w:color="000000" w:space="0"/>
+              <w:bottom w:val="single" w:sz="4" w:color="000000" w:space="0"/>
+              <w:right w:val="single" w:sz="4" w:color="000000" w:space="0"/>
+            </w:tcBorders>
+            <w:tcMar>
+              <w:top w:w="40" w:type="dxa"/>
+              <w:left w:w="80" w:type="dxa"/>
+              <w:bottom w:w="40" w:type="dxa"/>
+              <w:right w:w="80" w:type="dxa"/>
+            </w:tcMar>
+            <w:vAlign w:val="center"/>
+          </w:tcPr>
+          <w:p>
+            <w:pPr>
+              <w:bidi/>
+              <w:spacing w:after="0"/>
+            </w:pPr>
+            <w:r>
+              <w:rPr>
+                <w:b/>
+                <w:bCs/>
+                <w:sz w:val="20"/>
+                <w:szCs w:val="20"/>
+                <w:rtl/>
+              </w:rPr>
+              <w:t xml:space="preserve">مؤلفه</w:t>
+            </w:r>
+          </w:p>
+        </w:tc>
+        <w:tc>
+          <w:tcPr>
+            <w:tcW w:w="1500" w:type="dxa"/>
+            <w:tcBorders>
+              <w:top w:val="single" w:sz="4" w:color="000000" w:space="0"/>
+              <w:left w:val="single" w:sz="4" w:color="000000" w:space="0"/>
+              <w:bottom w:val="single" w:sz="4" w:color="000000" w:space="0"/>
+              <w:right w:val="single" w:sz="4" w:color="000000" w:space="0"/>
+            </w:tcBorders>
+            <w:tcMar>
+              <w:top w:w="40" w:type="dxa"/>
+              <w:left w:w="80" w:type="dxa"/>
+              <w:bottom w:w="40" w:type="dxa"/>
+              <w:right w:w="80" w:type="dxa"/>
+            </w:tcMar>
+            <w:vAlign w:val="center"/>
+          </w:tcPr>
+          <w:p>
+            <w:pPr>
+              <w:bidi/>
+              <w:spacing w:after="0"/>
+              <w:jc w:val="center"/>
+            </w:pPr>
+            <w:r>
+              <w:rPr>
+                <w:b/>
+                <w:bCs/>
+                <w:sz w:val="20"/>
+                <w:szCs w:val="20"/>
+                <w:rtl/>
+              </w:rPr>
+              <w:t xml:space="preserve">میانگین امتیاز (دور سوم)</w:t>
+            </w:r>
+          </w:p>
+        </w:tc>
+        <w:tc>
+          <w:tcPr>
+            <w:tcW w:w="1500" w:type="dxa"/>
+            <w:tcBorders>
+              <w:top w:val="single" w:sz="4" w:color="000000" w:space="0"/>
+              <w:left w:val="single" w:sz="4" w:color="000000" w:space="0"/>
+              <w:bottom w:val="single" w:sz="4" w:color="000000" w:space="0"/>
+              <w:right w:val="single" w:sz="4" w:color="000000" w:space="0"/>
+            </w:tcBorders>
+            <w:tcMar>
+              <w:top w:w="40" w:type="dxa"/>
+              <w:left w:w="80" w:type="dxa"/>
+              <w:bottom w:w="40" w:type="dxa"/>
+              <w:right w:w="80" w:type="dxa"/>
+            </w:tcMar>
+            <w:vAlign w:val="center"/>
+          </w:tcPr>
+          <w:p>
+            <w:pPr>
+              <w:bidi/>
+              <w:spacing w:after="0"/>
+              <w:jc w:val="center"/>
+            </w:pPr>
+            <w:r>
+              <w:rPr>
+                <w:b/>
+                <w:bCs/>
+                <w:sz w:val="20"/>
+                <w:szCs w:val="20"/>
+                <w:rtl/>
+              </w:rPr>
+              <w:t xml:space="preserve">وزن AHP</w:t>
+            </w:r>
+          </w:p>
+        </w:tc>
+      </w:tr>
+      <w:tr>
+        <w:trPr>
+          <w:cantSplit/>
+        </w:trPr>
+        <w:tc>
+          <w:tcPr>
+            <w:tcW w:w="900" w:type="dxa"/>
+            <w:tcBorders>
+              <w:top w:val="single" w:sz="4" w:color="000000" w:space="0"/>
+              <w:left w:val="single" w:sz="4" w:color="000000" w:space="0"/>
+              <w:bottom w:val="single" w:sz="4" w:color="000000" w:space="0"/>
+              <w:right w:val="single" w:sz="4" w:color="000000" w:space="0"/>
+            </w:tcBorders>
+            <w:tcMar>
+              <w:top w:w="40" w:type="dxa"/>
+              <w:left w:w="80" w:type="dxa"/>
+              <w:bottom w:w="40" w:type="dxa"/>
+              <w:right w:w="80" w:type="dxa"/>
+            </w:tcMar>
+            <w:vAlign w:val="center"/>
+          </w:tcPr>
+          <w:p>
+            <w:pPr>
+              <w:bidi/>
+              <w:spacing w:after="0"/>
+              <w:jc w:val="center"/>
+            </w:pPr>
+            <w:r>
+              <w:rPr>
+                <w:sz w:val="20"/>
+                <w:szCs w:val="20"/>
+                <w:rtl/>
+              </w:rPr>
+              <w:t xml:space="preserve">۱</w:t>
+            </w:r>
+          </w:p>
+        </w:tc>
+        <w:tc>
+          <w:tcPr>
+            <w:tcW w:w="4888" w:type="dxa"/>
+            <w:tcBorders>
+              <w:top w:val="single" w:sz="4" w:color="000000" w:space="0"/>
+              <w:left w:val="single" w:sz="4" w:color="000000" w:space="0"/>
+              <w:bottom w:val="single" w:sz="4" w:color="000000" w:space="0"/>
+              <w:right w:val="single" w:sz="4" w:color="000000" w:space="0"/>
+            </w:tcBorders>
+            <w:tcMar>
+              <w:top w:w="40" w:type="dxa"/>
+              <w:left w:w="80" w:type="dxa"/>
+              <w:bottom w:w="40" w:type="dxa"/>
+              <w:right w:w="80" w:type="dxa"/>
+            </w:tcMar>
+            <w:vAlign w:val="center"/>
+          </w:tcPr>
+          <w:p>
+            <w:pPr>
+              <w:bidi/>
+              <w:spacing w:after="0"/>
+            </w:pPr>
+            <w:r>
+              <w:rPr>
+                <w:sz w:val="20"/>
+                <w:szCs w:val="20"/>
+                <w:rtl/>
+              </w:rPr>
+              <w:t xml:space="preserve">فشارهای اقتصاد کلان و کاهش قدرت خرید</w:t>
+            </w:r>
+          </w:p>
+        </w:tc>
+        <w:tc>
+          <w:tcPr>
+            <w:tcW w:w="1500" w:type="dxa"/>
+            <w:tcBorders>
+              <w:top w:val="single" w:sz="4" w:color="000000" w:space="0"/>
+              <w:left w:val="single" w:sz="4" w:color="000000" w:space="0"/>
+              <w:bottom w:val="single" w:sz="4" w:color="000000" w:space="0"/>
+              <w:right w:val="single" w:sz="4" w:color="000000" w:space="0"/>
+            </w:tcBorders>
+            <w:tcMar>
+              <w:top w:w="40" w:type="dxa"/>
+              <w:left w:w="80" w:type="dxa"/>
+              <w:bottom w:w="40" w:type="dxa"/>
+              <w:right w:w="80" w:type="dxa"/>
+            </w:tcMar>
+            <w:vAlign w:val="center"/>
+          </w:tcPr>
+          <w:p>
+            <w:pPr>
+              <w:bidi/>
+              <w:spacing w:after="0"/>
+              <w:jc w:val="center"/>
+            </w:pPr>
+            <w:r>
+              <w:rPr>
+                <w:sz w:val="20"/>
+                <w:szCs w:val="20"/>
+                <w:rtl/>
+              </w:rPr>
+              <w:t xml:space="preserve">۴٫۵۰</w:t>
+            </w:r>
+          </w:p>
+        </w:tc>
+        <w:tc>
+          <w:tcPr>
+            <w:tcW w:w="1500" w:type="dxa"/>
+            <w:tcBorders>
+              <w:top w:val="single" w:sz="4" w:color="000000" w:space="0"/>
+              <w:left w:val="single" w:sz="4" w:color="000000" w:space="0"/>
+              <w:bottom w:val="single" w:sz="4" w:color="000000" w:space="0"/>
+              <w:right w:val="single" w:sz="4" w:color="000000" w:space="0"/>
+            </w:tcBorders>
+            <w:tcMar>
+              <w:top w:w="40" w:type="dxa"/>
+              <w:left w:w="80" w:type="dxa"/>
+              <w:bottom w:w="40" w:type="dxa"/>
+              <w:right w:w="80" w:type="dxa"/>
+            </w:tcMar>
+            <w:vAlign w:val="center"/>
+          </w:tcPr>
+          <w:p>
+            <w:pPr>
+              <w:bidi/>
+              <w:spacing w:after="0"/>
+              <w:jc w:val="center"/>
+            </w:pPr>
+            <w:r>
+              <w:rPr>
+                <w:sz w:val="20"/>
+                <w:szCs w:val="20"/>
+                <w:rtl/>
+              </w:rPr>
+              <w:t xml:space="preserve">۰٫۱۲۲</w:t>
+            </w:r>
+          </w:p>
+        </w:tc>
+      </w:tr>
+      <w:tr>
+        <w:trPr>
+          <w:cantSplit/>
+        </w:trPr>
+        <w:tc>
+          <w:tcPr>
+            <w:tcW w:w="900" w:type="dxa"/>
+            <w:tcBorders>
+              <w:top w:val="single" w:sz="4" w:color="000000" w:space="0"/>
+              <w:left w:val="single" w:sz="4" w:color="000000" w:space="0"/>
+              <w:bottom w:val="single" w:sz="4" w:color="000000" w:space="0"/>
+              <w:right w:val="single" w:sz="4" w:color="000000" w:space="0"/>
+            </w:tcBorders>
+            <w:tcMar>
+              <w:top w:w="40" w:type="dxa"/>
+              <w:left w:w="80" w:type="dxa"/>
+              <w:bottom w:w="40" w:type="dxa"/>
+              <w:right w:w="80" w:type="dxa"/>
+            </w:tcMar>
+            <w:vAlign w:val="center"/>
+          </w:tcPr>
+          <w:p>
+            <w:pPr>
+              <w:bidi/>
+              <w:spacing w:after="0"/>
+              <w:jc w:val="center"/>
+            </w:pPr>
+            <w:r>
+              <w:rPr>
+                <w:sz w:val="20"/>
+                <w:szCs w:val="20"/>
+                <w:rtl/>
+              </w:rPr>
+              <w:t xml:space="preserve">۲</w:t>
+            </w:r>
+          </w:p>
+        </w:tc>
+        <w:tc>
+          <w:tcPr>
+            <w:tcW w:w="4888" w:type="dxa"/>
+            <w:tcBorders>
+              <w:top w:val="single" w:sz="4" w:color="000000" w:space="0"/>
+              <w:left w:val="single" w:sz="4" w:color="000000" w:space="0"/>
+              <w:bottom w:val="single" w:sz="4" w:color="000000" w:space="0"/>
+              <w:right w:val="single" w:sz="4" w:color="000000" w:space="0"/>
+            </w:tcBorders>
+            <w:tcMar>
+              <w:top w:w="40" w:type="dxa"/>
+              <w:left w:w="80" w:type="dxa"/>
+              <w:bottom w:w="40" w:type="dxa"/>
+              <w:right w:w="80" w:type="dxa"/>
+            </w:tcMar>
+            <w:vAlign w:val="center"/>
+          </w:tcPr>
+          <w:p>
+            <w:pPr>
+              <w:bidi/>
+              <w:spacing w:after="0"/>
+            </w:pPr>
+            <w:r>
+              <w:rPr>
+                <w:sz w:val="20"/>
+                <w:szCs w:val="20"/>
+                <w:rtl/>
+              </w:rPr>
+              <w:t xml:space="preserve">تغییر ذائقه مصرف‌کننده و محدودیت بازار هدف</w:t>
+            </w:r>
+          </w:p>
+        </w:tc>
+        <w:tc>
+          <w:tcPr>
+            <w:tcW w:w="1500" w:type="dxa"/>
+            <w:tcBorders>
+              <w:top w:val="single" w:sz="4" w:color="000000" w:space="0"/>
+              <w:left w:val="single" w:sz="4" w:color="000000" w:space="0"/>
+              <w:bottom w:val="single" w:sz="4" w:color="000000" w:space="0"/>
+              <w:right w:val="single" w:sz="4" w:color="000000" w:space="0"/>
+            </w:tcBorders>
+            <w:tcMar>
+              <w:top w:w="40" w:type="dxa"/>
+              <w:left w:w="80" w:type="dxa"/>
+              <w:bottom w:w="40" w:type="dxa"/>
+              <w:right w:w="80" w:type="dxa"/>
+            </w:tcMar>
+            <w:vAlign w:val="center"/>
+          </w:tcPr>
+          <w:p>
+            <w:pPr>
+              <w:bidi/>
+              <w:spacing w:after="0"/>
+              <w:jc w:val="center"/>
+            </w:pPr>
+            <w:r>
+              <w:rPr>
+                <w:sz w:val="20"/>
+                <w:szCs w:val="20"/>
+                <w:rtl/>
+              </w:rPr>
+              <w:t xml:space="preserve">۴٫۴۳</w:t>
+            </w:r>
+          </w:p>
+        </w:tc>
+        <w:tc>
+          <w:tcPr>
+            <w:tcW w:w="1500" w:type="dxa"/>
+            <w:tcBorders>
+              <w:top w:val="single" w:sz="4" w:color="000000" w:space="0"/>
+              <w:left w:val="single" w:sz="4" w:color="000000" w:space="0"/>
+              <w:bottom w:val="single" w:sz="4" w:color="000000" w:space="0"/>
+              <w:right w:val="single" w:sz="4" w:color="000000" w:space="0"/>
+            </w:tcBorders>
+            <w:tcMar>
+              <w:top w:w="40" w:type="dxa"/>
+              <w:left w:w="80" w:type="dxa"/>
+              <w:bottom w:w="40" w:type="dxa"/>
+              <w:right w:w="80" w:type="dxa"/>
+            </w:tcMar>
+            <w:vAlign w:val="center"/>
+          </w:tcPr>
+          <w:p>
+            <w:pPr>
+              <w:bidi/>
+              <w:spacing w:after="0"/>
+              <w:jc w:val="center"/>
+            </w:pPr>
+            <w:r>
+              <w:rPr>
+                <w:sz w:val="20"/>
+                <w:szCs w:val="20"/>
+                <w:rtl/>
+              </w:rPr>
+              <w:t xml:space="preserve">۰٫۱۲۰</w:t>
+            </w:r>
+          </w:p>
+        </w:tc>
+      </w:tr>
+      <w:tr>
+        <w:trPr>
+          <w:cantSplit/>
+        </w:trPr>
+        <w:tc>
+          <w:tcPr>
+            <w:tcW w:w="900" w:type="dxa"/>
+            <w:tcBorders>
+              <w:top w:val="single" w:sz="4" w:color="000000" w:space="0"/>
+              <w:left w:val="single" w:sz="4" w:color="000000" w:space="0"/>
+              <w:bottom w:val="single" w:sz="4" w:color="000000" w:space="0"/>
+              <w:right w:val="single" w:sz="4" w:color="000000" w:space="0"/>
+            </w:tcBorders>
+            <w:tcMar>
+              <w:top w:w="40" w:type="dxa"/>
+              <w:left w:w="80" w:type="dxa"/>
+              <w:bottom w:w="40" w:type="dxa"/>
+              <w:right w:w="80" w:type="dxa"/>
+            </w:tcMar>
+            <w:vAlign w:val="center"/>
+          </w:tcPr>
+          <w:p>
+            <w:pPr>
+              <w:bidi/>
+              <w:spacing w:after="0"/>
+              <w:jc w:val="center"/>
+            </w:pPr>
+            <w:r>
+              <w:rPr>
+                <w:sz w:val="20"/>
+                <w:szCs w:val="20"/>
+                <w:rtl/>
+              </w:rPr>
+              <w:t xml:space="preserve">۳</w:t>
+            </w:r>
+          </w:p>
+        </w:tc>
+        <w:tc>
+          <w:tcPr>
+            <w:tcW w:w="4888" w:type="dxa"/>
+            <w:tcBorders>
+              <w:top w:val="single" w:sz="4" w:color="000000" w:space="0"/>
+              <w:left w:val="single" w:sz="4" w:color="000000" w:space="0"/>
+              <w:bottom w:val="single" w:sz="4" w:color="000000" w:space="0"/>
+              <w:right w:val="single" w:sz="4" w:color="000000" w:space="0"/>
+            </w:tcBorders>
+            <w:tcMar>
+              <w:top w:w="40" w:type="dxa"/>
+              <w:left w:w="80" w:type="dxa"/>
+              <w:bottom w:w="40" w:type="dxa"/>
+              <w:right w:w="80" w:type="dxa"/>
+            </w:tcMar>
+            <w:vAlign w:val="center"/>
+          </w:tcPr>
+          <w:p>
+            <w:pPr>
+              <w:bidi/>
+              <w:spacing w:after="0"/>
+            </w:pPr>
+            <w:r>
+              <w:rPr>
+                <w:sz w:val="20"/>
+                <w:szCs w:val="20"/>
+                <w:rtl/>
+              </w:rPr>
+              <w:t xml:space="preserve">شدت رقابت و فشار قیمتی بازار</w:t>
+            </w:r>
+          </w:p>
+        </w:tc>
+        <w:tc>
+          <w:tcPr>
+            <w:tcW w:w="1500" w:type="dxa"/>
+            <w:tcBorders>
+              <w:top w:val="single" w:sz="4" w:color="000000" w:space="0"/>
+              <w:left w:val="single" w:sz="4" w:color="000000" w:space="0"/>
+              <w:bottom w:val="single" w:sz="4" w:color="000000" w:space="0"/>
+              <w:right w:val="single" w:sz="4" w:color="000000" w:space="0"/>
+            </w:tcBorders>
+            <w:tcMar>
+              <w:top w:w="40" w:type="dxa"/>
+              <w:left w:w="80" w:type="dxa"/>
+              <w:bottom w:w="40" w:type="dxa"/>
+              <w:right w:w="80" w:type="dxa"/>
+            </w:tcMar>
+            <w:vAlign w:val="center"/>
+          </w:tcPr>
+          <w:p>
+            <w:pPr>
+              <w:bidi/>
+              <w:spacing w:after="0"/>
+              <w:jc w:val="center"/>
+            </w:pPr>
+            <w:r>
+              <w:rPr>
+                <w:sz w:val="20"/>
+                <w:szCs w:val="20"/>
+                <w:rtl/>
+              </w:rPr>
+              <w:t xml:space="preserve">۴٫۳۳</w:t>
+            </w:r>
+          </w:p>
+        </w:tc>
+        <w:tc>
+          <w:tcPr>
+            <w:tcW w:w="1500" w:type="dxa"/>
+            <w:tcBorders>
+              <w:top w:val="single" w:sz="4" w:color="000000" w:space="0"/>
+              <w:left w:val="single" w:sz="4" w:color="000000" w:space="0"/>
+              <w:bottom w:val="single" w:sz="4" w:color="000000" w:space="0"/>
+              <w:right w:val="single" w:sz="4" w:color="000000" w:space="0"/>
+            </w:tcBorders>
+            <w:tcMar>
+              <w:top w:w="40" w:type="dxa"/>
+              <w:left w:w="80" w:type="dxa"/>
+              <w:bottom w:w="40" w:type="dxa"/>
+              <w:right w:w="80" w:type="dxa"/>
+            </w:tcMar>
+            <w:vAlign w:val="center"/>
+          </w:tcPr>
+          <w:p>
+            <w:pPr>
+              <w:bidi/>
+              <w:spacing w:after="0"/>
+              <w:jc w:val="center"/>
+            </w:pPr>
+            <w:r>
+              <w:rPr>
+                <w:sz w:val="20"/>
+                <w:szCs w:val="20"/>
+                <w:rtl/>
+              </w:rPr>
+              <w:t xml:space="preserve">۰٫۱۱۷</w:t>
+            </w:r>
+          </w:p>
+        </w:tc>
+      </w:tr>
+      <w:tr>
+        <w:trPr>
+          <w:cantSplit/>
+        </w:trPr>
+        <w:tc>
+          <w:tcPr>
+            <w:tcW w:w="900" w:type="dxa"/>
+            <w:tcBorders>
+              <w:top w:val="single" w:sz="4" w:color="000000" w:space="0"/>
+              <w:left w:val="single" w:sz="4" w:color="000000" w:space="0"/>
+              <w:bottom w:val="single" w:sz="4" w:color="000000" w:space="0"/>
+              <w:right w:val="single" w:sz="4" w:color="000000" w:space="0"/>
+            </w:tcBorders>
+            <w:tcMar>
+              <w:top w:w="40" w:type="dxa"/>
+              <w:left w:w="80" w:type="dxa"/>
+              <w:bottom w:w="40" w:type="dxa"/>
+              <w:right w:w="80" w:type="dxa"/>
+            </w:tcMar>
+            <w:vAlign w:val="center"/>
+          </w:tcPr>
+          <w:p>
+            <w:pPr>
+              <w:bidi/>
+              <w:spacing w:after="0"/>
+              <w:jc w:val="center"/>
+            </w:pPr>
+            <w:r>
+              <w:rPr>
+                <w:sz w:val="20"/>
+                <w:szCs w:val="20"/>
+                <w:rtl/>
+              </w:rPr>
+              <w:t xml:space="preserve">۴</w:t>
+            </w:r>
+          </w:p>
+        </w:tc>
+        <w:tc>
+          <w:tcPr>
+            <w:tcW w:w="4888" w:type="dxa"/>
+            <w:tcBorders>
+              <w:top w:val="single" w:sz="4" w:color="000000" w:space="0"/>
+              <w:left w:val="single" w:sz="4" w:color="000000" w:space="0"/>
+              <w:bottom w:val="single" w:sz="4" w:color="000000" w:space="0"/>
+              <w:right w:val="single" w:sz="4" w:color="000000" w:space="0"/>
+            </w:tcBorders>
+            <w:tcMar>
+              <w:top w:w="40" w:type="dxa"/>
+              <w:left w:w="80" w:type="dxa"/>
+              <w:bottom w:w="40" w:type="dxa"/>
+              <w:right w:w="80" w:type="dxa"/>
+            </w:tcMar>
+            <w:vAlign w:val="center"/>
+          </w:tcPr>
+          <w:p>
+            <w:pPr>
+              <w:bidi/>
+              <w:spacing w:after="0"/>
+            </w:pPr>
+            <w:r>
+              <w:rPr>
+                <w:sz w:val="20"/>
+                <w:szCs w:val="20"/>
+                <w:rtl/>
+              </w:rPr>
+              <w:t xml:space="preserve">آسیب‌پذیری ساختاری ناشی از تمرکز بر محصول واحد</w:t>
+            </w:r>
+          </w:p>
+        </w:tc>
+        <w:tc>
+          <w:tcPr>
+            <w:tcW w:w="1500" w:type="dxa"/>
+            <w:tcBorders>
+              <w:top w:val="single" w:sz="4" w:color="000000" w:space="0"/>
+              <w:left w:val="single" w:sz="4" w:color="000000" w:space="0"/>
+              <w:bottom w:val="single" w:sz="4" w:color="000000" w:space="0"/>
+              <w:right w:val="single" w:sz="4" w:color="000000" w:space="0"/>
+            </w:tcBorders>
+            <w:tcMar>
+              <w:top w:w="40" w:type="dxa"/>
+              <w:left w:w="80" w:type="dxa"/>
+              <w:bottom w:w="40" w:type="dxa"/>
+              <w:right w:w="80" w:type="dxa"/>
+            </w:tcMar>
+            <w:vAlign w:val="center"/>
+          </w:tcPr>
+          <w:p>
+            <w:pPr>
+              <w:bidi/>
+              <w:spacing w:after="0"/>
+              <w:jc w:val="center"/>
+            </w:pPr>
+            <w:r>
+              <w:rPr>
+                <w:sz w:val="20"/>
+                <w:szCs w:val="20"/>
+                <w:rtl/>
+              </w:rPr>
+              <w:t xml:space="preserve">۴٫۲۹</w:t>
+            </w:r>
+          </w:p>
+        </w:tc>
+        <w:tc>
+          <w:tcPr>
+            <w:tcW w:w="1500" w:type="dxa"/>
+            <w:tcBorders>
+              <w:top w:val="single" w:sz="4" w:color="000000" w:space="0"/>
+              <w:left w:val="single" w:sz="4" w:color="000000" w:space="0"/>
+              <w:bottom w:val="single" w:sz="4" w:color="000000" w:space="0"/>
+              <w:right w:val="single" w:sz="4" w:color="000000" w:space="0"/>
+            </w:tcBorders>
+            <w:tcMar>
+              <w:top w:w="40" w:type="dxa"/>
+              <w:left w:w="80" w:type="dxa"/>
+              <w:bottom w:w="40" w:type="dxa"/>
+              <w:right w:w="80" w:type="dxa"/>
+            </w:tcMar>
+            <w:vAlign w:val="center"/>
+          </w:tcPr>
+          <w:p>
+            <w:pPr>
+              <w:bidi/>
+              <w:spacing w:after="0"/>
+              <w:jc w:val="center"/>
+            </w:pPr>
+            <w:r>
+              <w:rPr>
+                <w:sz w:val="20"/>
+                <w:szCs w:val="20"/>
+                <w:rtl/>
+              </w:rPr>
+              <w:t xml:space="preserve">۰٫۱۱۶</w:t>
+            </w:r>
+          </w:p>
+        </w:tc>
+      </w:tr>
+      <w:tr>
+        <w:trPr>
+          <w:cantSplit/>
+        </w:trPr>
+        <w:tc>
+          <w:tcPr>
+            <w:tcW w:w="900" w:type="dxa"/>
+            <w:tcBorders>
+              <w:top w:val="single" w:sz="4" w:color="000000" w:space="0"/>
+              <w:left w:val="single" w:sz="4" w:color="000000" w:space="0"/>
+              <w:bottom w:val="single" w:sz="4" w:color="000000" w:space="0"/>
+              <w:right w:val="single" w:sz="4" w:color="000000" w:space="0"/>
+            </w:tcBorders>
+            <w:tcMar>
+              <w:top w:w="40" w:type="dxa"/>
+              <w:left w:w="80" w:type="dxa"/>
+              <w:bottom w:w="40" w:type="dxa"/>
+              <w:right w:w="80" w:type="dxa"/>
+            </w:tcMar>
+            <w:vAlign w:val="center"/>
+          </w:tcPr>
+          <w:p>
+            <w:pPr>
+              <w:bidi/>
+              <w:spacing w:after="0"/>
+              <w:jc w:val="center"/>
+            </w:pPr>
+            <w:r>
+              <w:rPr>
+                <w:sz w:val="20"/>
+                <w:szCs w:val="20"/>
+                <w:rtl/>
+              </w:rPr>
+              <w:t xml:space="preserve">۵</w:t>
+            </w:r>
+          </w:p>
+        </w:tc>
+        <w:tc>
+          <w:tcPr>
+            <w:tcW w:w="4888" w:type="dxa"/>
+            <w:tcBorders>
+              <w:top w:val="single" w:sz="4" w:color="000000" w:space="0"/>
+              <w:left w:val="single" w:sz="4" w:color="000000" w:space="0"/>
+              <w:bottom w:val="single" w:sz="4" w:color="000000" w:space="0"/>
+              <w:right w:val="single" w:sz="4" w:color="000000" w:space="0"/>
+            </w:tcBorders>
+            <w:tcMar>
+              <w:top w:w="40" w:type="dxa"/>
+              <w:left w:w="80" w:type="dxa"/>
+              <w:bottom w:w="40" w:type="dxa"/>
+              <w:right w:w="80" w:type="dxa"/>
+            </w:tcMar>
+            <w:vAlign w:val="center"/>
+          </w:tcPr>
+          <w:p>
+            <w:pPr>
+              <w:bidi/>
+              <w:spacing w:after="0"/>
+            </w:pPr>
+            <w:r>
+              <w:rPr>
+                <w:sz w:val="20"/>
+                <w:szCs w:val="20"/>
+                <w:rtl/>
+              </w:rPr>
+              <w:t xml:space="preserve">ناپایداری تأمین و نوسان بهای مواد اولیه</w:t>
+            </w:r>
+          </w:p>
+        </w:tc>
+        <w:tc>
+          <w:tcPr>
+            <w:tcW w:w="1500" w:type="dxa"/>
+            <w:tcBorders>
+              <w:top w:val="single" w:sz="4" w:color="000000" w:space="0"/>
+              <w:left w:val="single" w:sz="4" w:color="000000" w:space="0"/>
+              <w:bottom w:val="single" w:sz="4" w:color="000000" w:space="0"/>
+              <w:right w:val="single" w:sz="4" w:color="000000" w:space="0"/>
+            </w:tcBorders>
+            <w:tcMar>
+              <w:top w:w="40" w:type="dxa"/>
+              <w:left w:w="80" w:type="dxa"/>
+              <w:bottom w:w="40" w:type="dxa"/>
+              <w:right w:w="80" w:type="dxa"/>
+            </w:tcMar>
+            <w:vAlign w:val="center"/>
+          </w:tcPr>
+          <w:p>
+            <w:pPr>
+              <w:bidi/>
+              <w:spacing w:after="0"/>
+              <w:jc w:val="center"/>
+            </w:pPr>
+            <w:r>
+              <w:rPr>
+                <w:sz w:val="20"/>
+                <w:szCs w:val="20"/>
+                <w:rtl/>
+              </w:rPr>
+              <w:t xml:space="preserve">۴٫۱۹</w:t>
+            </w:r>
+          </w:p>
+        </w:tc>
+        <w:tc>
+          <w:tcPr>
+            <w:tcW w:w="1500" w:type="dxa"/>
+            <w:tcBorders>
+              <w:top w:val="single" w:sz="4" w:color="000000" w:space="0"/>
+              <w:left w:val="single" w:sz="4" w:color="000000" w:space="0"/>
+              <w:bottom w:val="single" w:sz="4" w:color="000000" w:space="0"/>
+              <w:right w:val="single" w:sz="4" w:color="000000" w:space="0"/>
+            </w:tcBorders>
+            <w:tcMar>
+              <w:top w:w="40" w:type="dxa"/>
+              <w:left w:w="80" w:type="dxa"/>
+              <w:bottom w:w="40" w:type="dxa"/>
+              <w:right w:w="80" w:type="dxa"/>
+            </w:tcMar>
+            <w:vAlign w:val="center"/>
+          </w:tcPr>
+          <w:p>
+            <w:pPr>
+              <w:bidi/>
+              <w:spacing w:after="0"/>
+              <w:jc w:val="center"/>
+            </w:pPr>
+            <w:r>
+              <w:rPr>
+                <w:sz w:val="20"/>
+                <w:szCs w:val="20"/>
+                <w:rtl/>
+              </w:rPr>
+              <w:t xml:space="preserve">۰٫۱۱۳</w:t>
+            </w:r>
+          </w:p>
+        </w:tc>
+      </w:tr>
+      <w:tr>
+        <w:trPr>
+          <w:cantSplit/>
+        </w:trPr>
+        <w:tc>
+          <w:tcPr>
+            <w:tcW w:w="900" w:type="dxa"/>
+            <w:tcBorders>
+              <w:top w:val="single" w:sz="4" w:color="000000" w:space="0"/>
+              <w:left w:val="single" w:sz="4" w:color="000000" w:space="0"/>
+              <w:bottom w:val="single" w:sz="4" w:color="000000" w:space="0"/>
+              <w:right w:val="single" w:sz="4" w:color="000000" w:space="0"/>
+            </w:tcBorders>
+            <w:tcMar>
+              <w:top w:w="40" w:type="dxa"/>
+              <w:left w:w="80" w:type="dxa"/>
+              <w:bottom w:w="40" w:type="dxa"/>
+              <w:right w:w="80" w:type="dxa"/>
+            </w:tcMar>
+            <w:vAlign w:val="center"/>
+          </w:tcPr>
+          <w:p>
+            <w:pPr>
+              <w:bidi/>
+              <w:spacing w:after="0"/>
+              <w:jc w:val="center"/>
+            </w:pPr>
+            <w:r>
+              <w:rPr>
+                <w:sz w:val="20"/>
+                <w:szCs w:val="20"/>
+                <w:rtl/>
+              </w:rPr>
+              <w:t xml:space="preserve">۶</w:t>
+            </w:r>
+          </w:p>
+        </w:tc>
+        <w:tc>
+          <w:tcPr>
+            <w:tcW w:w="4888" w:type="dxa"/>
+            <w:tcBorders>
+              <w:top w:val="single" w:sz="4" w:color="000000" w:space="0"/>
+              <w:left w:val="single" w:sz="4" w:color="000000" w:space="0"/>
+              <w:bottom w:val="single" w:sz="4" w:color="000000" w:space="0"/>
+              <w:right w:val="single" w:sz="4" w:color="000000" w:space="0"/>
+            </w:tcBorders>
+            <w:tcMar>
+              <w:top w:w="40" w:type="dxa"/>
+              <w:left w:w="80" w:type="dxa"/>
+              <w:bottom w:w="40" w:type="dxa"/>
+              <w:right w:w="80" w:type="dxa"/>
+            </w:tcMar>
+            <w:vAlign w:val="center"/>
+          </w:tcPr>
+          <w:p>
+            <w:pPr>
+              <w:bidi/>
+              <w:spacing w:after="0"/>
+            </w:pPr>
+            <w:r>
+              <w:rPr>
+                <w:sz w:val="20"/>
+                <w:szCs w:val="20"/>
+                <w:rtl/>
+              </w:rPr>
+              <w:t xml:space="preserve">ناکارآمدی و هزینه‌بری شبکه توزیع و فروش</w:t>
+            </w:r>
+          </w:p>
+        </w:tc>
+        <w:tc>
+          <w:tcPr>
+            <w:tcW w:w="1500" w:type="dxa"/>
+            <w:tcBorders>
+              <w:top w:val="single" w:sz="4" w:color="000000" w:space="0"/>
+              <w:left w:val="single" w:sz="4" w:color="000000" w:space="0"/>
+              <w:bottom w:val="single" w:sz="4" w:color="000000" w:space="0"/>
+              <w:right w:val="single" w:sz="4" w:color="000000" w:space="0"/>
+            </w:tcBorders>
+            <w:tcMar>
+              <w:top w:w="40" w:type="dxa"/>
+              <w:left w:w="80" w:type="dxa"/>
+              <w:bottom w:w="40" w:type="dxa"/>
+              <w:right w:w="80" w:type="dxa"/>
+            </w:tcMar>
+            <w:vAlign w:val="center"/>
+          </w:tcPr>
+          <w:p>
+            <w:pPr>
+              <w:bidi/>
+              <w:spacing w:after="0"/>
+              <w:jc w:val="center"/>
+            </w:pPr>
+            <w:r>
+              <w:rPr>
+                <w:sz w:val="20"/>
+                <w:szCs w:val="20"/>
+                <w:rtl/>
+              </w:rPr>
+              <w:t xml:space="preserve">۴٫۱۱</w:t>
+            </w:r>
+          </w:p>
+        </w:tc>
+        <w:tc>
+          <w:tcPr>
+            <w:tcW w:w="1500" w:type="dxa"/>
+            <w:tcBorders>
+              <w:top w:val="single" w:sz="4" w:color="000000" w:space="0"/>
+              <w:left w:val="single" w:sz="4" w:color="000000" w:space="0"/>
+              <w:bottom w:val="single" w:sz="4" w:color="000000" w:space="0"/>
+              <w:right w:val="single" w:sz="4" w:color="000000" w:space="0"/>
+            </w:tcBorders>
+            <w:tcMar>
+              <w:top w:w="40" w:type="dxa"/>
+              <w:left w:w="80" w:type="dxa"/>
+              <w:bottom w:w="40" w:type="dxa"/>
+              <w:right w:w="80" w:type="dxa"/>
+            </w:tcMar>
+            <w:vAlign w:val="center"/>
+          </w:tcPr>
+          <w:p>
+            <w:pPr>
+              <w:bidi/>
+              <w:spacing w:after="0"/>
+              <w:jc w:val="center"/>
+            </w:pPr>
+            <w:r>
+              <w:rPr>
+                <w:sz w:val="20"/>
+                <w:szCs w:val="20"/>
+                <w:rtl/>
+              </w:rPr>
+              <w:t xml:space="preserve">۰٫۱۱۱</w:t>
+            </w:r>
+          </w:p>
+        </w:tc>
+      </w:tr>
+      <w:tr>
+        <w:trPr>
+          <w:cantSplit/>
+        </w:trPr>
+        <w:tc>
+          <w:tcPr>
+            <w:tcW w:w="900" w:type="dxa"/>
+            <w:tcBorders>
+              <w:top w:val="single" w:sz="4" w:color="000000" w:space="0"/>
+              <w:left w:val="single" w:sz="4" w:color="000000" w:space="0"/>
+              <w:bottom w:val="single" w:sz="4" w:color="000000" w:space="0"/>
+              <w:right w:val="single" w:sz="4" w:color="000000" w:space="0"/>
+            </w:tcBorders>
+            <w:tcMar>
+              <w:top w:w="40" w:type="dxa"/>
+              <w:left w:w="80" w:type="dxa"/>
+              <w:bottom w:w="40" w:type="dxa"/>
+              <w:right w:w="80" w:type="dxa"/>
+            </w:tcMar>
+            <w:vAlign w:val="center"/>
+          </w:tcPr>
+          <w:p>
+            <w:pPr>
+              <w:bidi/>
+              <w:spacing w:after="0"/>
+              <w:jc w:val="center"/>
+            </w:pPr>
+            <w:r>
+              <w:rPr>
+                <w:sz w:val="20"/>
+                <w:szCs w:val="20"/>
+                <w:rtl/>
+              </w:rPr>
+              <w:t xml:space="preserve">۷</w:t>
+            </w:r>
+          </w:p>
+        </w:tc>
+        <w:tc>
+          <w:tcPr>
+            <w:tcW w:w="4888" w:type="dxa"/>
+            <w:tcBorders>
+              <w:top w:val="single" w:sz="4" w:color="000000" w:space="0"/>
+              <w:left w:val="single" w:sz="4" w:color="000000" w:space="0"/>
+              <w:bottom w:val="single" w:sz="4" w:color="000000" w:space="0"/>
+              <w:right w:val="single" w:sz="4" w:color="000000" w:space="0"/>
+            </w:tcBorders>
+            <w:tcMar>
+              <w:top w:w="40" w:type="dxa"/>
+              <w:left w:w="80" w:type="dxa"/>
+              <w:bottom w:w="40" w:type="dxa"/>
+              <w:right w:w="80" w:type="dxa"/>
+            </w:tcMar>
+            <w:vAlign w:val="center"/>
+          </w:tcPr>
+          <w:p>
+            <w:pPr>
+              <w:bidi/>
+              <w:spacing w:after="0"/>
+            </w:pPr>
+            <w:r>
+              <w:rPr>
+                <w:sz w:val="20"/>
+                <w:szCs w:val="20"/>
+                <w:rtl/>
+              </w:rPr>
+              <w:t xml:space="preserve">دشواری جذب و حفظ مشتری و وفاداری پایین</w:t>
+            </w:r>
+          </w:p>
+        </w:tc>
+        <w:tc>
+          <w:tcPr>
+            <w:tcW w:w="1500" w:type="dxa"/>
+            <w:tcBorders>
+              <w:top w:val="single" w:sz="4" w:color="000000" w:space="0"/>
+              <w:left w:val="single" w:sz="4" w:color="000000" w:space="0"/>
+              <w:bottom w:val="single" w:sz="4" w:color="000000" w:space="0"/>
+              <w:right w:val="single" w:sz="4" w:color="000000" w:space="0"/>
+            </w:tcBorders>
+            <w:tcMar>
+              <w:top w:w="40" w:type="dxa"/>
+              <w:left w:w="80" w:type="dxa"/>
+              <w:bottom w:w="40" w:type="dxa"/>
+              <w:right w:w="80" w:type="dxa"/>
+            </w:tcMar>
+            <w:vAlign w:val="center"/>
+          </w:tcPr>
+          <w:p>
+            <w:pPr>
+              <w:bidi/>
+              <w:spacing w:after="0"/>
+              <w:jc w:val="center"/>
+            </w:pPr>
+            <w:r>
+              <w:rPr>
+                <w:sz w:val="20"/>
+                <w:szCs w:val="20"/>
+                <w:rtl/>
+              </w:rPr>
+              <w:t xml:space="preserve">۳٫۸۱</w:t>
+            </w:r>
+          </w:p>
+        </w:tc>
+        <w:tc>
+          <w:tcPr>
+            <w:tcW w:w="1500" w:type="dxa"/>
+            <w:tcBorders>
+              <w:top w:val="single" w:sz="4" w:color="000000" w:space="0"/>
+              <w:left w:val="single" w:sz="4" w:color="000000" w:space="0"/>
+              <w:bottom w:val="single" w:sz="4" w:color="000000" w:space="0"/>
+              <w:right w:val="single" w:sz="4" w:color="000000" w:space="0"/>
+            </w:tcBorders>
+            <w:tcMar>
+              <w:top w:w="40" w:type="dxa"/>
+              <w:left w:w="80" w:type="dxa"/>
+              <w:bottom w:w="40" w:type="dxa"/>
+              <w:right w:w="80" w:type="dxa"/>
+            </w:tcMar>
+            <w:vAlign w:val="center"/>
+          </w:tcPr>
+          <w:p>
+            <w:pPr>
+              <w:bidi/>
+              <w:spacing w:after="0"/>
+              <w:jc w:val="center"/>
+            </w:pPr>
+            <w:r>
+              <w:rPr>
+                <w:sz w:val="20"/>
+                <w:szCs w:val="20"/>
+                <w:rtl/>
+              </w:rPr>
+              <w:t xml:space="preserve">۰٫۱۰۳</w:t>
+            </w:r>
+          </w:p>
+        </w:tc>
+      </w:tr>
+      <w:tr>
+        <w:trPr>
+          <w:cantSplit/>
+        </w:trPr>
+        <w:tc>
+          <w:tcPr>
+            <w:tcW w:w="900" w:type="dxa"/>
+            <w:tcBorders>
+              <w:top w:val="single" w:sz="4" w:color="000000" w:space="0"/>
+              <w:left w:val="single" w:sz="4" w:color="000000" w:space="0"/>
+              <w:bottom w:val="single" w:sz="4" w:color="000000" w:space="0"/>
+              <w:right w:val="single" w:sz="4" w:color="000000" w:space="0"/>
+            </w:tcBorders>
+            <w:tcMar>
+              <w:top w:w="40" w:type="dxa"/>
+              <w:left w:w="80" w:type="dxa"/>
+              <w:bottom w:w="40" w:type="dxa"/>
+              <w:right w:w="80" w:type="dxa"/>
+            </w:tcMar>
+            <w:vAlign w:val="center"/>
+          </w:tcPr>
+          <w:p>
+            <w:pPr>
+              <w:bidi/>
+              <w:spacing w:after="0"/>
+              <w:jc w:val="center"/>
+            </w:pPr>
+            <w:r>
+              <w:rPr>
+                <w:sz w:val="20"/>
+                <w:szCs w:val="20"/>
+                <w:rtl/>
+              </w:rPr>
+              <w:t xml:space="preserve">۸</w:t>
+            </w:r>
+          </w:p>
+        </w:tc>
+        <w:tc>
+          <w:tcPr>
+            <w:tcW w:w="4888" w:type="dxa"/>
+            <w:tcBorders>
+              <w:top w:val="single" w:sz="4" w:color="000000" w:space="0"/>
+              <w:left w:val="single" w:sz="4" w:color="000000" w:space="0"/>
+              <w:bottom w:val="single" w:sz="4" w:color="000000" w:space="0"/>
+              <w:right w:val="single" w:sz="4" w:color="000000" w:space="0"/>
+            </w:tcBorders>
+            <w:tcMar>
+              <w:top w:w="40" w:type="dxa"/>
+              <w:left w:w="80" w:type="dxa"/>
+              <w:bottom w:w="40" w:type="dxa"/>
+              <w:right w:w="80" w:type="dxa"/>
+            </w:tcMar>
+            <w:vAlign w:val="center"/>
+          </w:tcPr>
+          <w:p>
+            <w:pPr>
+              <w:bidi/>
+              <w:spacing w:after="0"/>
+            </w:pPr>
+            <w:r>
+              <w:rPr>
+                <w:sz w:val="20"/>
+                <w:szCs w:val="20"/>
+                <w:rtl/>
+              </w:rPr>
+              <w:t xml:space="preserve">ضعف در برنامه‌ریزی، پیش‌بینی و مدیریت فروش</w:t>
+            </w:r>
+          </w:p>
+        </w:tc>
+        <w:tc>
+          <w:tcPr>
+            <w:tcW w:w="1500" w:type="dxa"/>
+            <w:tcBorders>
+              <w:top w:val="single" w:sz="4" w:color="000000" w:space="0"/>
+              <w:left w:val="single" w:sz="4" w:color="000000" w:space="0"/>
+              <w:bottom w:val="single" w:sz="4" w:color="000000" w:space="0"/>
+              <w:right w:val="single" w:sz="4" w:color="000000" w:space="0"/>
+            </w:tcBorders>
+            <w:tcMar>
+              <w:top w:w="40" w:type="dxa"/>
+              <w:left w:w="80" w:type="dxa"/>
+              <w:bottom w:w="40" w:type="dxa"/>
+              <w:right w:w="80" w:type="dxa"/>
+            </w:tcMar>
+            <w:vAlign w:val="center"/>
+          </w:tcPr>
+          <w:p>
+            <w:pPr>
+              <w:bidi/>
+              <w:spacing w:after="0"/>
+              <w:jc w:val="center"/>
+            </w:pPr>
+            <w:r>
+              <w:rPr>
+                <w:sz w:val="20"/>
+                <w:szCs w:val="20"/>
+                <w:rtl/>
+              </w:rPr>
+              <w:t xml:space="preserve">۳٫۷۹</w:t>
+            </w:r>
+          </w:p>
+        </w:tc>
+        <w:tc>
+          <w:tcPr>
+            <w:tcW w:w="1500" w:type="dxa"/>
+            <w:tcBorders>
+              <w:top w:val="single" w:sz="4" w:color="000000" w:space="0"/>
+              <w:left w:val="single" w:sz="4" w:color="000000" w:space="0"/>
+              <w:bottom w:val="single" w:sz="4" w:color="000000" w:space="0"/>
+              <w:right w:val="single" w:sz="4" w:color="000000" w:space="0"/>
+            </w:tcBorders>
+            <w:tcMar>
+              <w:top w:w="40" w:type="dxa"/>
+              <w:left w:w="80" w:type="dxa"/>
+              <w:bottom w:w="40" w:type="dxa"/>
+              <w:right w:w="80" w:type="dxa"/>
+            </w:tcMar>
+            <w:vAlign w:val="center"/>
+          </w:tcPr>
+          <w:p>
+            <w:pPr>
+              <w:bidi/>
+              <w:spacing w:after="0"/>
+              <w:jc w:val="center"/>
+            </w:pPr>
+            <w:r>
+              <w:rPr>
+                <w:sz w:val="20"/>
+                <w:szCs w:val="20"/>
+                <w:rtl/>
+              </w:rPr>
+              <w:t xml:space="preserve">۰٫۱۰۲</w:t>
+            </w:r>
+          </w:p>
+        </w:tc>
+      </w:tr>
+      <w:tr>
+        <w:trPr>
+          <w:cantSplit/>
+        </w:trPr>
+        <w:tc>
+          <w:tcPr>
+            <w:tcW w:w="900" w:type="dxa"/>
+            <w:tcBorders>
+              <w:top w:val="single" w:sz="4" w:color="000000" w:space="0"/>
+              <w:left w:val="single" w:sz="4" w:color="000000" w:space="0"/>
+              <w:bottom w:val="single" w:sz="4" w:color="000000" w:space="0"/>
+              <w:right w:val="single" w:sz="4" w:color="000000" w:space="0"/>
+            </w:tcBorders>
+            <w:tcMar>
+              <w:top w:w="40" w:type="dxa"/>
+              <w:left w:w="80" w:type="dxa"/>
+              <w:bottom w:w="40" w:type="dxa"/>
+              <w:right w:w="80" w:type="dxa"/>
+            </w:tcMar>
+            <w:vAlign w:val="center"/>
+          </w:tcPr>
+          <w:p>
+            <w:pPr>
+              <w:bidi/>
+              <w:spacing w:after="0"/>
+              <w:jc w:val="center"/>
+            </w:pPr>
+            <w:r>
+              <w:rPr>
+                <w:sz w:val="20"/>
+                <w:szCs w:val="20"/>
+                <w:rtl/>
+              </w:rPr>
+              <w:t xml:space="preserve">۹</w:t>
+            </w:r>
+          </w:p>
+        </w:tc>
+        <w:tc>
+          <w:tcPr>
+            <w:tcW w:w="4888" w:type="dxa"/>
+            <w:tcBorders>
+              <w:top w:val="single" w:sz="4" w:color="000000" w:space="0"/>
+              <w:left w:val="single" w:sz="4" w:color="000000" w:space="0"/>
+              <w:bottom w:val="single" w:sz="4" w:color="000000" w:space="0"/>
+              <w:right w:val="single" w:sz="4" w:color="000000" w:space="0"/>
+            </w:tcBorders>
+            <w:tcMar>
+              <w:top w:w="40" w:type="dxa"/>
+              <w:left w:w="80" w:type="dxa"/>
+              <w:bottom w:w="40" w:type="dxa"/>
+              <w:right w:w="80" w:type="dxa"/>
+            </w:tcMar>
+            <w:vAlign w:val="center"/>
+          </w:tcPr>
+          <w:p>
+            <w:pPr>
+              <w:bidi/>
+              <w:spacing w:after="0"/>
+            </w:pPr>
+            <w:r>
+              <w:rPr>
+                <w:sz w:val="20"/>
+                <w:szCs w:val="20"/>
+                <w:rtl/>
+              </w:rPr>
+              <w:t xml:space="preserve">ضعف برندسازی و دشواری تمایز محصول</w:t>
+            </w:r>
+          </w:p>
+        </w:tc>
+        <w:tc>
+          <w:tcPr>
+            <w:tcW w:w="1500" w:type="dxa"/>
+            <w:tcBorders>
+              <w:top w:val="single" w:sz="4" w:color="000000" w:space="0"/>
+              <w:left w:val="single" w:sz="4" w:color="000000" w:space="0"/>
+              <w:bottom w:val="single" w:sz="4" w:color="000000" w:space="0"/>
+              <w:right w:val="single" w:sz="4" w:color="000000" w:space="0"/>
+            </w:tcBorders>
+            <w:tcMar>
+              <w:top w:w="40" w:type="dxa"/>
+              <w:left w:w="80" w:type="dxa"/>
+              <w:bottom w:w="40" w:type="dxa"/>
+              <w:right w:w="80" w:type="dxa"/>
+            </w:tcMar>
+            <w:vAlign w:val="center"/>
+          </w:tcPr>
+          <w:p>
+            <w:pPr>
+              <w:bidi/>
+              <w:spacing w:after="0"/>
+              <w:jc w:val="center"/>
+            </w:pPr>
+            <w:r>
+              <w:rPr>
+                <w:sz w:val="20"/>
+                <w:szCs w:val="20"/>
+                <w:rtl/>
+              </w:rPr>
+              <w:t xml:space="preserve">۳٫۵۷</w:t>
+            </w:r>
+          </w:p>
+        </w:tc>
+        <w:tc>
+          <w:tcPr>
+            <w:tcW w:w="1500" w:type="dxa"/>
+            <w:tcBorders>
+              <w:top w:val="single" w:sz="4" w:color="000000" w:space="0"/>
+              <w:left w:val="single" w:sz="4" w:color="000000" w:space="0"/>
+              <w:bottom w:val="single" w:sz="4" w:color="000000" w:space="0"/>
+              <w:right w:val="single" w:sz="4" w:color="000000" w:space="0"/>
+            </w:tcBorders>
+            <w:tcMar>
+              <w:top w:w="40" w:type="dxa"/>
+              <w:left w:w="80" w:type="dxa"/>
+              <w:bottom w:w="40" w:type="dxa"/>
+              <w:right w:w="80" w:type="dxa"/>
+            </w:tcMar>
+            <w:vAlign w:val="center"/>
+          </w:tcPr>
+          <w:p>
+            <w:pPr>
+              <w:bidi/>
+              <w:spacing w:after="0"/>
+              <w:jc w:val="center"/>
+            </w:pPr>
+            <w:r>
+              <w:rPr>
+                <w:sz w:val="20"/>
+                <w:szCs w:val="20"/>
+                <w:rtl/>
+              </w:rPr>
+              <w:t xml:space="preserve">۰٫۰۹۶</w:t>
+            </w:r>
+          </w:p>
+        </w:tc>
+      </w:tr>
+    </w:tbl>
+    <w:p>
+      <w:pPr>
+        <w:bidi/>
+        <w:spacing w:after="80"/>
+        <w:jc w:val="lowKashida"/>
+      </w:pPr>
+      <w:r>
+        <w:rPr>
+          <w:rtl/>
+        </w:rPr>
+        <w:t xml:space="preserve">ترتیب مؤلفه‌ها بر پایه وزن AHP با ترتیب بر پایه میانگین امتیاز دور سوم یکسان است، زیرا وزن هر مؤلفه با میانگین آن متناسب است (جدول ۴-۱۵).</w:t>
+      </w:r>
+    </w:p>
+    <w:p>
+      <w:pPr>
+        <w:pStyle w:val="TableCaption"/>
+        <w:keepNext/>
+        <w:spacing w:before="160" w:after="80"/>
+        <w:jc w:val="center"/>
+        <w:rPr>
+          <w:vanish/>
+        </w:rPr>
+      </w:pPr>
+      <w:r>
+        <w:t xml:space="preserve">جدول ۴-۱۶ وزن AHP سراسری و رتبه‌بندی گویه‌های چالش فروش (منبع: یافته‌های پژوهش)</w:t>
+      </w:r>
+    </w:p>
+    <w:tbl>
+      <w:tblPr>
+        <w:bidiVisual/>
+        <w:tblW w:w="8788" w:type="dxa"/>
+        <w:tblBorders>
+          <w:top w:val="single" w:sz="4" w:space="0" w:color="auto"/>
+          <w:left w:val="single" w:sz="4" w:space="0" w:color="auto"/>
+          <w:bottom w:val="single" w:sz="4" w:space="0" w:color="auto"/>
+          <w:right w:val="single" w:sz="4" w:space="0" w:color="auto"/>
+          <w:insideH w:val="single" w:sz="4" w:space="0" w:color="auto"/>
+          <w:insideV w:val="single" w:sz="4" w:space="0" w:color="auto"/>
+        </w:tblBorders>
+        <w:tblLayout w:type="fixed"/>
+        <w:tblCellMar>
+          <w:left w:w="10" w:type="dxa"/>
+          <w:right w:w="10" w:type="dxa"/>
+        </w:tblCellMar>
+        <w:tblLook w:val="04A0"/>
+      </w:tblPr>
+      <w:tblGrid>
+        <w:gridCol w:w="700"/>
+        <w:gridCol w:w="3300"/>
+        <w:gridCol w:w="2200"/>
+        <w:gridCol w:w="900"/>
+        <w:gridCol w:w="1000"/>
+        <w:gridCol w:w="688"/>
+      </w:tblGrid>
+      <w:tr>
+        <w:trPr>
+          <w:cantSplit/>
+          <w:tblHeader/>
+        </w:trPr>
+        <w:tc>
+          <w:tcPr>
+            <w:tcW w:w="700" w:type="dxa"/>
+            <w:tcBorders>
+              <w:top w:val="single" w:sz="4" w:color="000000" w:space="0"/>
+              <w:left w:val="single" w:sz="4" w:color="000000" w:space="0"/>
+              <w:bottom w:val="single" w:sz="4" w:color="000000" w:space="0"/>
+              <w:right w:val="single" w:sz="4" w:color="000000" w:space="0"/>
+            </w:tcBorders>
+            <w:tcMar>
+              <w:top w:w="40" w:type="dxa"/>
+              <w:left w:w="80" w:type="dxa"/>
+              <w:bottom w:w="40" w:type="dxa"/>
+              <w:right w:w="80" w:type="dxa"/>
+            </w:tcMar>
+            <w:vAlign w:val="center"/>
+          </w:tcPr>
+          <w:p>
+            <w:pPr>
+              <w:bidi/>
+              <w:spacing w:after="0"/>
+              <w:jc w:val="center"/>
+            </w:pPr>
+            <w:r>
+              <w:rPr>
+                <w:b/>
+                <w:bCs/>
+                <w:sz w:val="18"/>
+                <w:szCs w:val="18"/>
+                <w:rtl/>
+              </w:rPr>
+              <w:t xml:space="preserve">رتبه</w:t>
+            </w:r>
+          </w:p>
+        </w:tc>
+        <w:tc>
+          <w:tcPr>
+            <w:tcW w:w="3300" w:type="dxa"/>
+            <w:tcBorders>
+              <w:top w:val="single" w:sz="4" w:color="000000" w:space="0"/>
+              <w:left w:val="single" w:sz="4" w:color="000000" w:space="0"/>
+              <w:bottom w:val="single" w:sz="4" w:color="000000" w:space="0"/>
+              <w:right w:val="single" w:sz="4" w:color="000000" w:space="0"/>
+            </w:tcBorders>
+            <w:tcMar>
+              <w:top w:w="40" w:type="dxa"/>
+              <w:left w:w="80" w:type="dxa"/>
+              <w:bottom w:w="40" w:type="dxa"/>
+              <w:right w:w="80" w:type="dxa"/>
+            </w:tcMar>
+            <w:vAlign w:val="center"/>
+          </w:tcPr>
+          <w:p>
+            <w:pPr>
+              <w:bidi/>
+              <w:spacing w:after="0"/>
+            </w:pPr>
+            <w:r>
+              <w:rPr>
+                <w:b/>
+                <w:bCs/>
+                <w:sz w:val="18"/>
+                <w:szCs w:val="18"/>
+                <w:rtl/>
+              </w:rPr>
+              <w:t xml:space="preserve">گویه</w:t>
+            </w:r>
+          </w:p>
+        </w:tc>
+        <w:tc>
+          <w:tcPr>
+            <w:tcW w:w="2200" w:type="dxa"/>
+            <w:tcBorders>
+              <w:top w:val="single" w:sz="4" w:color="000000" w:space="0"/>
+              <w:left w:val="single" w:sz="4" w:color="000000" w:space="0"/>
+              <w:bottom w:val="single" w:sz="4" w:color="000000" w:space="0"/>
+              <w:right w:val="single" w:sz="4" w:color="000000" w:space="0"/>
+            </w:tcBorders>
+            <w:tcMar>
+              <w:top w:w="40" w:type="dxa"/>
+              <w:left w:w="80" w:type="dxa"/>
+              <w:bottom w:w="40" w:type="dxa"/>
+              <w:right w:w="80" w:type="dxa"/>
+            </w:tcMar>
+            <w:vAlign w:val="center"/>
+          </w:tcPr>
+          <w:p>
+            <w:pPr>
+              <w:bidi/>
+              <w:spacing w:after="0"/>
+            </w:pPr>
+            <w:r>
+              <w:rPr>
+                <w:b/>
+                <w:bCs/>
+                <w:sz w:val="18"/>
+                <w:szCs w:val="18"/>
+                <w:rtl/>
+              </w:rPr>
+              <w:t xml:space="preserve">مؤلفه</w:t>
+            </w:r>
+          </w:p>
+        </w:tc>
+        <w:tc>
+          <w:tcPr>
+            <w:tcW w:w="900" w:type="dxa"/>
+            <w:tcBorders>
+              <w:top w:val="single" w:sz="4" w:color="000000" w:space="0"/>
+              <w:left w:val="single" w:sz="4" w:color="000000" w:space="0"/>
+              <w:bottom w:val="single" w:sz="4" w:color="000000" w:space="0"/>
+              <w:right w:val="single" w:sz="4" w:color="000000" w:space="0"/>
+            </w:tcBorders>
+            <w:tcMar>
+              <w:top w:w="40" w:type="dxa"/>
+              <w:left w:w="80" w:type="dxa"/>
+              <w:bottom w:w="40" w:type="dxa"/>
+              <w:right w:w="80" w:type="dxa"/>
+            </w:tcMar>
+            <w:vAlign w:val="center"/>
+          </w:tcPr>
+          <w:p>
+            <w:pPr>
+              <w:bidi/>
+              <w:spacing w:after="0"/>
+              <w:jc w:val="center"/>
+            </w:pPr>
+            <w:r>
+              <w:rPr>
+                <w:b/>
+                <w:bCs/>
+                <w:sz w:val="18"/>
+                <w:szCs w:val="18"/>
+                <w:rtl/>
+              </w:rPr>
+              <w:t xml:space="preserve">وزن محلی</w:t>
+            </w:r>
+          </w:p>
+        </w:tc>
+        <w:tc>
+          <w:tcPr>
+            <w:tcW w:w="1000" w:type="dxa"/>
+            <w:tcBorders>
+              <w:top w:val="single" w:sz="4" w:color="000000" w:space="0"/>
+              <w:left w:val="single" w:sz="4" w:color="000000" w:space="0"/>
+              <w:bottom w:val="single" w:sz="4" w:color="000000" w:space="0"/>
+              <w:right w:val="single" w:sz="4" w:color="000000" w:space="0"/>
+            </w:tcBorders>
+            <w:tcMar>
+              <w:top w:w="40" w:type="dxa"/>
+              <w:left w:w="80" w:type="dxa"/>
+              <w:bottom w:w="40" w:type="dxa"/>
+              <w:right w:w="80" w:type="dxa"/>
+            </w:tcMar>
+            <w:vAlign w:val="center"/>
+          </w:tcPr>
+          <w:p>
+            <w:pPr>
+              <w:bidi/>
+              <w:spacing w:after="0"/>
+              <w:jc w:val="center"/>
+            </w:pPr>
+            <w:r>
+              <w:rPr>
+                <w:b/>
+                <w:bCs/>
+                <w:sz w:val="18"/>
+                <w:szCs w:val="18"/>
+                <w:rtl/>
+              </w:rPr>
+              <w:t xml:space="preserve">وزن سراسری</w:t>
+            </w:r>
+          </w:p>
+        </w:tc>
+        <w:tc>
+          <w:tcPr>
+            <w:tcW w:w="688" w:type="dxa"/>
+            <w:tcBorders>
+              <w:top w:val="single" w:sz="4" w:color="000000" w:space="0"/>
+              <w:left w:val="single" w:sz="4" w:color="000000" w:space="0"/>
+              <w:bottom w:val="single" w:sz="4" w:color="000000" w:space="0"/>
+              <w:right w:val="single" w:sz="4" w:color="000000" w:space="0"/>
+            </w:tcBorders>
+            <w:tcMar>
+              <w:top w:w="40" w:type="dxa"/>
+              <w:left w:w="80" w:type="dxa"/>
+              <w:bottom w:w="40" w:type="dxa"/>
+              <w:right w:w="80" w:type="dxa"/>
+            </w:tcMar>
+            <w:vAlign w:val="center"/>
+          </w:tcPr>
+          <w:p>
+            <w:pPr>
+              <w:bidi/>
+              <w:spacing w:after="0"/>
+              <w:jc w:val="center"/>
+            </w:pPr>
+            <w:r>
+              <w:rPr>
+                <w:b/>
+                <w:bCs/>
+                <w:sz w:val="18"/>
+                <w:szCs w:val="18"/>
+                <w:rtl/>
+              </w:rPr>
+              <w:t xml:space="preserve">میانگین (دور سوم)</w:t>
+            </w:r>
+          </w:p>
+        </w:tc>
+      </w:tr>
+      <w:tr>
+        <w:trPr>
+          <w:cantSplit/>
+        </w:trPr>
+        <w:tc>
+          <w:tcPr>
+            <w:tcW w:w="700" w:type="dxa"/>
+            <w:tcBorders>
+              <w:top w:val="single" w:sz="4" w:color="000000" w:space="0"/>
+              <w:left w:val="single" w:sz="4" w:color="000000" w:space="0"/>
+              <w:bottom w:val="single" w:sz="4" w:color="000000" w:space="0"/>
+              <w:right w:val="single" w:sz="4" w:color="000000" w:space="0"/>
+            </w:tcBorders>
+            <w:tcMar>
+              <w:top w:w="40" w:type="dxa"/>
+              <w:left w:w="80" w:type="dxa"/>
+              <w:bottom w:w="40" w:type="dxa"/>
+              <w:right w:w="80" w:type="dxa"/>
+            </w:tcMar>
+            <w:vAlign w:val="center"/>
+          </w:tcPr>
+          <w:p>
+            <w:pPr>
+              <w:bidi/>
+              <w:spacing w:after="0"/>
+              <w:jc w:val="center"/>
+            </w:pPr>
+            <w:r>
+              <w:rPr>
+                <w:sz w:val="18"/>
+                <w:szCs w:val="18"/>
+                <w:rtl/>
+              </w:rPr>
+              <w:t xml:space="preserve">۱</w:t>
+            </w:r>
+          </w:p>
+        </w:tc>
+        <w:tc>
+          <w:tcPr>
+            <w:tcW w:w="3300" w:type="dxa"/>
+            <w:tcBorders>
+              <w:top w:val="single" w:sz="4" w:color="000000" w:space="0"/>
+              <w:left w:val="single" w:sz="4" w:color="000000" w:space="0"/>
+              <w:bottom w:val="single" w:sz="4" w:color="000000" w:space="0"/>
+              <w:right w:val="single" w:sz="4" w:color="000000" w:space="0"/>
+            </w:tcBorders>
+            <w:tcMar>
+              <w:top w:w="40" w:type="dxa"/>
+              <w:left w:w="80" w:type="dxa"/>
+              <w:bottom w:w="40" w:type="dxa"/>
+              <w:right w:w="80" w:type="dxa"/>
+            </w:tcMar>
+            <w:vAlign w:val="center"/>
+          </w:tcPr>
+          <w:p>
+            <w:pPr>
+              <w:bidi/>
+              <w:spacing w:after="0"/>
+            </w:pPr>
+            <w:r>
+              <w:rPr>
+                <w:sz w:val="18"/>
+                <w:szCs w:val="18"/>
+                <w:rtl/>
+              </w:rPr>
+              <w:t xml:space="preserve">افزایش بهای تمام‌شده و فشار بر حاشیه سود</w:t>
+            </w:r>
+          </w:p>
+        </w:tc>
+        <w:tc>
+          <w:tcPr>
+            <w:tcW w:w="2200" w:type="dxa"/>
+            <w:tcBorders>
+              <w:top w:val="single" w:sz="4" w:color="000000" w:space="0"/>
+              <w:left w:val="single" w:sz="4" w:color="000000" w:space="0"/>
+              <w:bottom w:val="single" w:sz="4" w:color="000000" w:space="0"/>
+              <w:right w:val="single" w:sz="4" w:color="000000" w:space="0"/>
+            </w:tcBorders>
+            <w:tcMar>
+              <w:top w:w="40" w:type="dxa"/>
+              <w:left w:w="80" w:type="dxa"/>
+              <w:bottom w:w="40" w:type="dxa"/>
+              <w:right w:w="80" w:type="dxa"/>
+            </w:tcMar>
+            <w:vAlign w:val="center"/>
+          </w:tcPr>
+          <w:p>
+            <w:pPr>
+              <w:bidi/>
+              <w:spacing w:after="0"/>
+            </w:pPr>
+            <w:r>
+              <w:rPr>
+                <w:sz w:val="18"/>
+                <w:szCs w:val="18"/>
+                <w:rtl/>
+              </w:rPr>
+              <w:t xml:space="preserve">فشارهای اقتصاد کلان و کاهش قدرت خرید</w:t>
+            </w:r>
+          </w:p>
+        </w:tc>
+        <w:tc>
+          <w:tcPr>
+            <w:tcW w:w="900" w:type="dxa"/>
+            <w:tcBorders>
+              <w:top w:val="single" w:sz="4" w:color="000000" w:space="0"/>
+              <w:left w:val="single" w:sz="4" w:color="000000" w:space="0"/>
+              <w:bottom w:val="single" w:sz="4" w:color="000000" w:space="0"/>
+              <w:right w:val="single" w:sz="4" w:color="000000" w:space="0"/>
+            </w:tcBorders>
+            <w:tcMar>
+              <w:top w:w="40" w:type="dxa"/>
+              <w:left w:w="80" w:type="dxa"/>
+              <w:bottom w:w="40" w:type="dxa"/>
+              <w:right w:w="80" w:type="dxa"/>
+            </w:tcMar>
+            <w:vAlign w:val="center"/>
+          </w:tcPr>
+          <w:p>
+            <w:pPr>
+              <w:bidi/>
+              <w:spacing w:after="0"/>
+              <w:jc w:val="center"/>
+            </w:pPr>
+            <w:r>
+              <w:rPr>
+                <w:sz w:val="18"/>
+                <w:szCs w:val="18"/>
+                <w:rtl/>
+              </w:rPr>
+              <w:t xml:space="preserve">۰٫۵۵۶</w:t>
+            </w:r>
+          </w:p>
+        </w:tc>
+        <w:tc>
+          <w:tcPr>
+            <w:tcW w:w="1000" w:type="dxa"/>
+            <w:tcBorders>
+              <w:top w:val="single" w:sz="4" w:color="000000" w:space="0"/>
+              <w:left w:val="single" w:sz="4" w:color="000000" w:space="0"/>
+              <w:bottom w:val="single" w:sz="4" w:color="000000" w:space="0"/>
+              <w:right w:val="single" w:sz="4" w:color="000000" w:space="0"/>
+            </w:tcBorders>
+            <w:tcMar>
+              <w:top w:w="40" w:type="dxa"/>
+              <w:left w:w="80" w:type="dxa"/>
+              <w:bottom w:w="40" w:type="dxa"/>
+              <w:right w:w="80" w:type="dxa"/>
+            </w:tcMar>
+            <w:vAlign w:val="center"/>
+          </w:tcPr>
+          <w:p>
+            <w:pPr>
+              <w:bidi/>
+              <w:spacing w:after="0"/>
+              <w:jc w:val="center"/>
+            </w:pPr>
+            <w:r>
+              <w:rPr>
+                <w:sz w:val="18"/>
+                <w:szCs w:val="18"/>
+                <w:rtl/>
+              </w:rPr>
+              <w:t xml:space="preserve">۰٫۰۶۷۵</w:t>
+            </w:r>
+          </w:p>
+        </w:tc>
+        <w:tc>
+          <w:tcPr>
+            <w:tcW w:w="688" w:type="dxa"/>
+            <w:tcBorders>
+              <w:top w:val="single" w:sz="4" w:color="000000" w:space="0"/>
+              <w:left w:val="single" w:sz="4" w:color="000000" w:space="0"/>
+              <w:bottom w:val="single" w:sz="4" w:color="000000" w:space="0"/>
+              <w:right w:val="single" w:sz="4" w:color="000000" w:space="0"/>
+            </w:tcBorders>
+            <w:tcMar>
+              <w:top w:w="40" w:type="dxa"/>
+              <w:left w:w="80" w:type="dxa"/>
+              <w:bottom w:w="40" w:type="dxa"/>
+              <w:right w:w="80" w:type="dxa"/>
+            </w:tcMar>
+            <w:vAlign w:val="center"/>
+          </w:tcPr>
+          <w:p>
+            <w:pPr>
+              <w:bidi/>
+              <w:spacing w:after="0"/>
+              <w:jc w:val="center"/>
+            </w:pPr>
+            <w:r>
+              <w:rPr>
+                <w:sz w:val="18"/>
+                <w:szCs w:val="18"/>
+                <w:rtl/>
+              </w:rPr>
+              <w:t xml:space="preserve">۵٫۰۰</w:t>
+            </w:r>
+          </w:p>
+        </w:tc>
+      </w:tr>
+      <w:tr>
+        <w:trPr>
+          <w:cantSplit/>
+        </w:trPr>
+        <w:tc>
+          <w:tcPr>
+            <w:tcW w:w="700" w:type="dxa"/>
+            <w:tcBorders>
+              <w:top w:val="single" w:sz="4" w:color="000000" w:space="0"/>
+              <w:left w:val="single" w:sz="4" w:color="000000" w:space="0"/>
+              <w:bottom w:val="single" w:sz="4" w:color="000000" w:space="0"/>
+              <w:right w:val="single" w:sz="4" w:color="000000" w:space="0"/>
+            </w:tcBorders>
+            <w:tcMar>
+              <w:top w:w="40" w:type="dxa"/>
+              <w:left w:w="80" w:type="dxa"/>
+              <w:bottom w:w="40" w:type="dxa"/>
+              <w:right w:w="80" w:type="dxa"/>
+            </w:tcMar>
+            <w:vAlign w:val="center"/>
+          </w:tcPr>
+          <w:p>
+            <w:pPr>
+              <w:bidi/>
+              <w:spacing w:after="0"/>
+              <w:jc w:val="center"/>
+            </w:pPr>
+            <w:r>
+              <w:rPr>
+                <w:sz w:val="18"/>
+                <w:szCs w:val="18"/>
+                <w:rtl/>
+              </w:rPr>
+              <w:t xml:space="preserve">۲</w:t>
+            </w:r>
+          </w:p>
+        </w:tc>
+        <w:tc>
+          <w:tcPr>
+            <w:tcW w:w="3300" w:type="dxa"/>
+            <w:tcBorders>
+              <w:top w:val="single" w:sz="4" w:color="000000" w:space="0"/>
+              <w:left w:val="single" w:sz="4" w:color="000000" w:space="0"/>
+              <w:bottom w:val="single" w:sz="4" w:color="000000" w:space="0"/>
+              <w:right w:val="single" w:sz="4" w:color="000000" w:space="0"/>
+            </w:tcBorders>
+            <w:tcMar>
+              <w:top w:w="40" w:type="dxa"/>
+              <w:left w:w="80" w:type="dxa"/>
+              <w:bottom w:w="40" w:type="dxa"/>
+              <w:right w:w="80" w:type="dxa"/>
+            </w:tcMar>
+            <w:vAlign w:val="center"/>
+          </w:tcPr>
+          <w:p>
+            <w:pPr>
+              <w:bidi/>
+              <w:spacing w:after="0"/>
+            </w:pPr>
+            <w:r>
+              <w:rPr>
+                <w:sz w:val="18"/>
+                <w:szCs w:val="18"/>
+                <w:rtl/>
+              </w:rPr>
+              <w:t xml:space="preserve">کاهش قدرت خرید و مشکلات اقتصادی مصرف‌کننده</w:t>
+            </w:r>
+          </w:p>
+        </w:tc>
+        <w:tc>
+          <w:tcPr>
+            <w:tcW w:w="2200" w:type="dxa"/>
+            <w:tcBorders>
+              <w:top w:val="single" w:sz="4" w:color="000000" w:space="0"/>
+              <w:left w:val="single" w:sz="4" w:color="000000" w:space="0"/>
+              <w:bottom w:val="single" w:sz="4" w:color="000000" w:space="0"/>
+              <w:right w:val="single" w:sz="4" w:color="000000" w:space="0"/>
+            </w:tcBorders>
+            <w:tcMar>
+              <w:top w:w="40" w:type="dxa"/>
+              <w:left w:w="80" w:type="dxa"/>
+              <w:bottom w:w="40" w:type="dxa"/>
+              <w:right w:w="80" w:type="dxa"/>
+            </w:tcMar>
+            <w:vAlign w:val="center"/>
+          </w:tcPr>
+          <w:p>
+            <w:pPr>
+              <w:bidi/>
+              <w:spacing w:after="0"/>
+            </w:pPr>
+            <w:r>
+              <w:rPr>
+                <w:sz w:val="18"/>
+                <w:szCs w:val="18"/>
+                <w:rtl/>
+              </w:rPr>
+              <w:t xml:space="preserve">فشارهای اقتصاد کلان و کاهش قدرت خرید</w:t>
+            </w:r>
+          </w:p>
+        </w:tc>
+        <w:tc>
+          <w:tcPr>
+            <w:tcW w:w="900" w:type="dxa"/>
+            <w:tcBorders>
+              <w:top w:val="single" w:sz="4" w:color="000000" w:space="0"/>
+              <w:left w:val="single" w:sz="4" w:color="000000" w:space="0"/>
+              <w:bottom w:val="single" w:sz="4" w:color="000000" w:space="0"/>
+              <w:right w:val="single" w:sz="4" w:color="000000" w:space="0"/>
+            </w:tcBorders>
+            <w:tcMar>
+              <w:top w:w="40" w:type="dxa"/>
+              <w:left w:w="80" w:type="dxa"/>
+              <w:bottom w:w="40" w:type="dxa"/>
+              <w:right w:w="80" w:type="dxa"/>
+            </w:tcMar>
+            <w:vAlign w:val="center"/>
+          </w:tcPr>
+          <w:p>
+            <w:pPr>
+              <w:bidi/>
+              <w:spacing w:after="0"/>
+              <w:jc w:val="center"/>
+            </w:pPr>
+            <w:r>
+              <w:rPr>
+                <w:sz w:val="18"/>
+                <w:szCs w:val="18"/>
+                <w:rtl/>
+              </w:rPr>
+              <w:t xml:space="preserve">۰٫۴۴۴</w:t>
+            </w:r>
+          </w:p>
+        </w:tc>
+        <w:tc>
+          <w:tcPr>
+            <w:tcW w:w="1000" w:type="dxa"/>
+            <w:tcBorders>
+              <w:top w:val="single" w:sz="4" w:color="000000" w:space="0"/>
+              <w:left w:val="single" w:sz="4" w:color="000000" w:space="0"/>
+              <w:bottom w:val="single" w:sz="4" w:color="000000" w:space="0"/>
+              <w:right w:val="single" w:sz="4" w:color="000000" w:space="0"/>
+            </w:tcBorders>
+            <w:tcMar>
+              <w:top w:w="40" w:type="dxa"/>
+              <w:left w:w="80" w:type="dxa"/>
+              <w:bottom w:w="40" w:type="dxa"/>
+              <w:right w:w="80" w:type="dxa"/>
+            </w:tcMar>
+            <w:vAlign w:val="center"/>
+          </w:tcPr>
+          <w:p>
+            <w:pPr>
+              <w:bidi/>
+              <w:spacing w:after="0"/>
+              <w:jc w:val="center"/>
+            </w:pPr>
+            <w:r>
+              <w:rPr>
+                <w:sz w:val="18"/>
+                <w:szCs w:val="18"/>
+                <w:rtl/>
+              </w:rPr>
+              <w:t xml:space="preserve">۰٫۰۵۴۰</w:t>
+            </w:r>
+          </w:p>
+        </w:tc>
+        <w:tc>
+          <w:tcPr>
+            <w:tcW w:w="688" w:type="dxa"/>
+            <w:tcBorders>
+              <w:top w:val="single" w:sz="4" w:color="000000" w:space="0"/>
+              <w:left w:val="single" w:sz="4" w:color="000000" w:space="0"/>
+              <w:bottom w:val="single" w:sz="4" w:color="000000" w:space="0"/>
+              <w:right w:val="single" w:sz="4" w:color="000000" w:space="0"/>
+            </w:tcBorders>
+            <w:tcMar>
+              <w:top w:w="40" w:type="dxa"/>
+              <w:left w:w="80" w:type="dxa"/>
+              <w:bottom w:w="40" w:type="dxa"/>
+              <w:right w:w="80" w:type="dxa"/>
+            </w:tcMar>
+            <w:vAlign w:val="center"/>
+          </w:tcPr>
+          <w:p>
+            <w:pPr>
+              <w:bidi/>
+              <w:spacing w:after="0"/>
+              <w:jc w:val="center"/>
+            </w:pPr>
+            <w:r>
+              <w:rPr>
+                <w:sz w:val="18"/>
+                <w:szCs w:val="18"/>
+                <w:rtl/>
+              </w:rPr>
+              <w:t xml:space="preserve">۴٫۰۰</w:t>
+            </w:r>
+          </w:p>
+        </w:tc>
+      </w:tr>
+      <w:tr>
+        <w:trPr>
+          <w:cantSplit/>
+        </w:trPr>
+        <w:tc>
+          <w:tcPr>
+            <w:tcW w:w="700" w:type="dxa"/>
+            <w:tcBorders>
+              <w:top w:val="single" w:sz="4" w:color="000000" w:space="0"/>
+              <w:left w:val="single" w:sz="4" w:color="000000" w:space="0"/>
+              <w:bottom w:val="single" w:sz="4" w:color="000000" w:space="0"/>
+              <w:right w:val="single" w:sz="4" w:color="000000" w:space="0"/>
+            </w:tcBorders>
+            <w:tcMar>
+              <w:top w:w="40" w:type="dxa"/>
+              <w:left w:w="80" w:type="dxa"/>
+              <w:bottom w:w="40" w:type="dxa"/>
+              <w:right w:w="80" w:type="dxa"/>
+            </w:tcMar>
+            <w:vAlign w:val="center"/>
+          </w:tcPr>
+          <w:p>
+            <w:pPr>
+              <w:bidi/>
+              <w:spacing w:after="0"/>
+              <w:jc w:val="center"/>
+            </w:pPr>
+            <w:r>
+              <w:rPr>
+                <w:sz w:val="18"/>
+                <w:szCs w:val="18"/>
+                <w:rtl/>
+              </w:rPr>
+              <w:t xml:space="preserve">۳</w:t>
+            </w:r>
+          </w:p>
+        </w:tc>
+        <w:tc>
+          <w:tcPr>
+            <w:tcW w:w="3300" w:type="dxa"/>
+            <w:tcBorders>
+              <w:top w:val="single" w:sz="4" w:color="000000" w:space="0"/>
+              <w:left w:val="single" w:sz="4" w:color="000000" w:space="0"/>
+              <w:bottom w:val="single" w:sz="4" w:color="000000" w:space="0"/>
+              <w:right w:val="single" w:sz="4" w:color="000000" w:space="0"/>
+            </w:tcBorders>
+            <w:tcMar>
+              <w:top w:w="40" w:type="dxa"/>
+              <w:left w:w="80" w:type="dxa"/>
+              <w:bottom w:w="40" w:type="dxa"/>
+              <w:right w:w="80" w:type="dxa"/>
+            </w:tcMar>
+            <w:vAlign w:val="center"/>
+          </w:tcPr>
+          <w:p>
+            <w:pPr>
+              <w:bidi/>
+              <w:spacing w:after="0"/>
+            </w:pPr>
+            <w:r>
+              <w:rPr>
+                <w:sz w:val="18"/>
+                <w:szCs w:val="18"/>
+                <w:rtl/>
+              </w:rPr>
+              <w:t xml:space="preserve">ورود رقبای جدید و افزایش شدت رقابت</w:t>
+            </w:r>
+          </w:p>
+        </w:tc>
+        <w:tc>
+          <w:tcPr>
+            <w:tcW w:w="2200" w:type="dxa"/>
+            <w:tcBorders>
+              <w:top w:val="single" w:sz="4" w:color="000000" w:space="0"/>
+              <w:left w:val="single" w:sz="4" w:color="000000" w:space="0"/>
+              <w:bottom w:val="single" w:sz="4" w:color="000000" w:space="0"/>
+              <w:right w:val="single" w:sz="4" w:color="000000" w:space="0"/>
+            </w:tcBorders>
+            <w:tcMar>
+              <w:top w:w="40" w:type="dxa"/>
+              <w:left w:w="80" w:type="dxa"/>
+              <w:bottom w:w="40" w:type="dxa"/>
+              <w:right w:w="80" w:type="dxa"/>
+            </w:tcMar>
+            <w:vAlign w:val="center"/>
+          </w:tcPr>
+          <w:p>
+            <w:pPr>
+              <w:bidi/>
+              <w:spacing w:after="0"/>
+            </w:pPr>
+            <w:r>
+              <w:rPr>
+                <w:sz w:val="18"/>
+                <w:szCs w:val="18"/>
+                <w:rtl/>
+              </w:rPr>
+              <w:t xml:space="preserve">شدت رقابت و فشار قیمتی بازار</w:t>
+            </w:r>
+          </w:p>
+        </w:tc>
+        <w:tc>
+          <w:tcPr>
+            <w:tcW w:w="900" w:type="dxa"/>
+            <w:tcBorders>
+              <w:top w:val="single" w:sz="4" w:color="000000" w:space="0"/>
+              <w:left w:val="single" w:sz="4" w:color="000000" w:space="0"/>
+              <w:bottom w:val="single" w:sz="4" w:color="000000" w:space="0"/>
+              <w:right w:val="single" w:sz="4" w:color="000000" w:space="0"/>
+            </w:tcBorders>
+            <w:tcMar>
+              <w:top w:w="40" w:type="dxa"/>
+              <w:left w:w="80" w:type="dxa"/>
+              <w:bottom w:w="40" w:type="dxa"/>
+              <w:right w:w="80" w:type="dxa"/>
+            </w:tcMar>
+            <w:vAlign w:val="center"/>
+          </w:tcPr>
+          <w:p>
+            <w:pPr>
+              <w:bidi/>
+              <w:spacing w:after="0"/>
+              <w:jc w:val="center"/>
+            </w:pPr>
+            <w:r>
+              <w:rPr>
+                <w:sz w:val="18"/>
+                <w:szCs w:val="18"/>
+                <w:rtl/>
+              </w:rPr>
+              <w:t xml:space="preserve">۰٫۳۸۵</w:t>
+            </w:r>
+          </w:p>
+        </w:tc>
+        <w:tc>
+          <w:tcPr>
+            <w:tcW w:w="1000" w:type="dxa"/>
+            <w:tcBorders>
+              <w:top w:val="single" w:sz="4" w:color="000000" w:space="0"/>
+              <w:left w:val="single" w:sz="4" w:color="000000" w:space="0"/>
+              <w:bottom w:val="single" w:sz="4" w:color="000000" w:space="0"/>
+              <w:right w:val="single" w:sz="4" w:color="000000" w:space="0"/>
+            </w:tcBorders>
+            <w:tcMar>
+              <w:top w:w="40" w:type="dxa"/>
+              <w:left w:w="80" w:type="dxa"/>
+              <w:bottom w:w="40" w:type="dxa"/>
+              <w:right w:w="80" w:type="dxa"/>
+            </w:tcMar>
+            <w:vAlign w:val="center"/>
+          </w:tcPr>
+          <w:p>
+            <w:pPr>
+              <w:bidi/>
+              <w:spacing w:after="0"/>
+              <w:jc w:val="center"/>
+            </w:pPr>
+            <w:r>
+              <w:rPr>
+                <w:sz w:val="18"/>
+                <w:szCs w:val="18"/>
+                <w:rtl/>
+              </w:rPr>
+              <w:t xml:space="preserve">۰٫۰۴۵۰</w:t>
+            </w:r>
+          </w:p>
+        </w:tc>
+        <w:tc>
+          <w:tcPr>
+            <w:tcW w:w="688" w:type="dxa"/>
+            <w:tcBorders>
+              <w:top w:val="single" w:sz="4" w:color="000000" w:space="0"/>
+              <w:left w:val="single" w:sz="4" w:color="000000" w:space="0"/>
+              <w:bottom w:val="single" w:sz="4" w:color="000000" w:space="0"/>
+              <w:right w:val="single" w:sz="4" w:color="000000" w:space="0"/>
+            </w:tcBorders>
+            <w:tcMar>
+              <w:top w:w="40" w:type="dxa"/>
+              <w:left w:w="80" w:type="dxa"/>
+              <w:bottom w:w="40" w:type="dxa"/>
+              <w:right w:w="80" w:type="dxa"/>
+            </w:tcMar>
+            <w:vAlign w:val="center"/>
+          </w:tcPr>
+          <w:p>
+            <w:pPr>
+              <w:bidi/>
+              <w:spacing w:after="0"/>
+              <w:jc w:val="center"/>
+            </w:pPr>
+            <w:r>
+              <w:rPr>
+                <w:sz w:val="18"/>
+                <w:szCs w:val="18"/>
+                <w:rtl/>
+              </w:rPr>
+              <w:t xml:space="preserve">۵٫۰۰</w:t>
+            </w:r>
+          </w:p>
+        </w:tc>
+      </w:tr>
+      <w:tr>
+        <w:trPr>
+          <w:cantSplit/>
+        </w:trPr>
+        <w:tc>
+          <w:tcPr>
+            <w:tcW w:w="700" w:type="dxa"/>
+            <w:tcBorders>
+              <w:top w:val="single" w:sz="4" w:color="000000" w:space="0"/>
+              <w:left w:val="single" w:sz="4" w:color="000000" w:space="0"/>
+              <w:bottom w:val="single" w:sz="4" w:color="000000" w:space="0"/>
+              <w:right w:val="single" w:sz="4" w:color="000000" w:space="0"/>
+            </w:tcBorders>
+            <w:tcMar>
+              <w:top w:w="40" w:type="dxa"/>
+              <w:left w:w="80" w:type="dxa"/>
+              <w:bottom w:w="40" w:type="dxa"/>
+              <w:right w:w="80" w:type="dxa"/>
+            </w:tcMar>
+            <w:vAlign w:val="center"/>
+          </w:tcPr>
+          <w:p>
+            <w:pPr>
+              <w:bidi/>
+              <w:spacing w:after="0"/>
+              <w:jc w:val="center"/>
+            </w:pPr>
+            <w:r>
+              <w:rPr>
+                <w:sz w:val="18"/>
+                <w:szCs w:val="18"/>
+                <w:rtl/>
+              </w:rPr>
+              <w:t xml:space="preserve">۴</w:t>
+            </w:r>
+          </w:p>
+        </w:tc>
+        <w:tc>
+          <w:tcPr>
+            <w:tcW w:w="3300" w:type="dxa"/>
+            <w:tcBorders>
+              <w:top w:val="single" w:sz="4" w:color="000000" w:space="0"/>
+              <w:left w:val="single" w:sz="4" w:color="000000" w:space="0"/>
+              <w:bottom w:val="single" w:sz="4" w:color="000000" w:space="0"/>
+              <w:right w:val="single" w:sz="4" w:color="000000" w:space="0"/>
+            </w:tcBorders>
+            <w:tcMar>
+              <w:top w:w="40" w:type="dxa"/>
+              <w:left w:w="80" w:type="dxa"/>
+              <w:bottom w:w="40" w:type="dxa"/>
+              <w:right w:w="80" w:type="dxa"/>
+            </w:tcMar>
+            <w:vAlign w:val="center"/>
+          </w:tcPr>
+          <w:p>
+            <w:pPr>
+              <w:bidi/>
+              <w:spacing w:after="0"/>
+            </w:pPr>
+            <w:r>
+              <w:rPr>
+                <w:sz w:val="18"/>
+                <w:szCs w:val="18"/>
+                <w:rtl/>
+              </w:rPr>
+              <w:t xml:space="preserve">تغییر سریع ذائقه و ترجیحات مصرف‌کننده در گذر زمان</w:t>
+            </w:r>
+          </w:p>
+        </w:tc>
+        <w:tc>
+          <w:tcPr>
+            <w:tcW w:w="2200" w:type="dxa"/>
+            <w:tcBorders>
+              <w:top w:val="single" w:sz="4" w:color="000000" w:space="0"/>
+              <w:left w:val="single" w:sz="4" w:color="000000" w:space="0"/>
+              <w:bottom w:val="single" w:sz="4" w:color="000000" w:space="0"/>
+              <w:right w:val="single" w:sz="4" w:color="000000" w:space="0"/>
+            </w:tcBorders>
+            <w:tcMar>
+              <w:top w:w="40" w:type="dxa"/>
+              <w:left w:w="80" w:type="dxa"/>
+              <w:bottom w:w="40" w:type="dxa"/>
+              <w:right w:w="80" w:type="dxa"/>
+            </w:tcMar>
+            <w:vAlign w:val="center"/>
+          </w:tcPr>
+          <w:p>
+            <w:pPr>
+              <w:bidi/>
+              <w:spacing w:after="0"/>
+            </w:pPr>
+            <w:r>
+              <w:rPr>
+                <w:sz w:val="18"/>
+                <w:szCs w:val="18"/>
+                <w:rtl/>
+              </w:rPr>
+              <w:t xml:space="preserve">تغییر ذائقه مصرف‌کننده و محدودیت بازار هدف</w:t>
+            </w:r>
+          </w:p>
+        </w:tc>
+        <w:tc>
+          <w:tcPr>
+            <w:tcW w:w="900" w:type="dxa"/>
+            <w:tcBorders>
+              <w:top w:val="single" w:sz="4" w:color="000000" w:space="0"/>
+              <w:left w:val="single" w:sz="4" w:color="000000" w:space="0"/>
+              <w:bottom w:val="single" w:sz="4" w:color="000000" w:space="0"/>
+              <w:right w:val="single" w:sz="4" w:color="000000" w:space="0"/>
+            </w:tcBorders>
+            <w:tcMar>
+              <w:top w:w="40" w:type="dxa"/>
+              <w:left w:w="80" w:type="dxa"/>
+              <w:bottom w:w="40" w:type="dxa"/>
+              <w:right w:w="80" w:type="dxa"/>
+            </w:tcMar>
+            <w:vAlign w:val="center"/>
+          </w:tcPr>
+          <w:p>
+            <w:pPr>
+              <w:bidi/>
+              <w:spacing w:after="0"/>
+              <w:jc w:val="center"/>
+            </w:pPr>
+            <w:r>
+              <w:rPr>
+                <w:sz w:val="18"/>
+                <w:szCs w:val="18"/>
+                <w:rtl/>
+              </w:rPr>
+              <w:t xml:space="preserve">۰٫۳۵۵</w:t>
+            </w:r>
+          </w:p>
+        </w:tc>
+        <w:tc>
+          <w:tcPr>
+            <w:tcW w:w="1000" w:type="dxa"/>
+            <w:tcBorders>
+              <w:top w:val="single" w:sz="4" w:color="000000" w:space="0"/>
+              <w:left w:val="single" w:sz="4" w:color="000000" w:space="0"/>
+              <w:bottom w:val="single" w:sz="4" w:color="000000" w:space="0"/>
+              <w:right w:val="single" w:sz="4" w:color="000000" w:space="0"/>
+            </w:tcBorders>
+            <w:tcMar>
+              <w:top w:w="40" w:type="dxa"/>
+              <w:left w:w="80" w:type="dxa"/>
+              <w:bottom w:w="40" w:type="dxa"/>
+              <w:right w:w="80" w:type="dxa"/>
+            </w:tcMar>
+            <w:vAlign w:val="center"/>
+          </w:tcPr>
+          <w:p>
+            <w:pPr>
+              <w:bidi/>
+              <w:spacing w:after="0"/>
+              <w:jc w:val="center"/>
+            </w:pPr>
+            <w:r>
+              <w:rPr>
+                <w:sz w:val="18"/>
+                <w:szCs w:val="18"/>
+                <w:rtl/>
+              </w:rPr>
+              <w:t xml:space="preserve">۰٫۰۴۲۵</w:t>
+            </w:r>
+          </w:p>
+        </w:tc>
+        <w:tc>
+          <w:tcPr>
+            <w:tcW w:w="688" w:type="dxa"/>
+            <w:tcBorders>
+              <w:top w:val="single" w:sz="4" w:color="000000" w:space="0"/>
+              <w:left w:val="single" w:sz="4" w:color="000000" w:space="0"/>
+              <w:bottom w:val="single" w:sz="4" w:color="000000" w:space="0"/>
+              <w:right w:val="single" w:sz="4" w:color="000000" w:space="0"/>
+            </w:tcBorders>
+            <w:tcMar>
+              <w:top w:w="40" w:type="dxa"/>
+              <w:left w:w="80" w:type="dxa"/>
+              <w:bottom w:w="40" w:type="dxa"/>
+              <w:right w:w="80" w:type="dxa"/>
+            </w:tcMar>
+            <w:vAlign w:val="center"/>
+          </w:tcPr>
+          <w:p>
+            <w:pPr>
+              <w:bidi/>
+              <w:spacing w:after="0"/>
+              <w:jc w:val="center"/>
+            </w:pPr>
+            <w:r>
+              <w:rPr>
+                <w:sz w:val="18"/>
+                <w:szCs w:val="18"/>
+                <w:rtl/>
+              </w:rPr>
+              <w:t xml:space="preserve">۴٫۷۱</w:t>
+            </w:r>
+          </w:p>
+        </w:tc>
+      </w:tr>
+      <w:tr>
+        <w:trPr>
+          <w:cantSplit/>
+        </w:trPr>
+        <w:tc>
+          <w:tcPr>
+            <w:tcW w:w="700" w:type="dxa"/>
+            <w:tcBorders>
+              <w:top w:val="single" w:sz="4" w:color="000000" w:space="0"/>
+              <w:left w:val="single" w:sz="4" w:color="000000" w:space="0"/>
+              <w:bottom w:val="single" w:sz="4" w:color="000000" w:space="0"/>
+              <w:right w:val="single" w:sz="4" w:color="000000" w:space="0"/>
+            </w:tcBorders>
+            <w:tcMar>
+              <w:top w:w="40" w:type="dxa"/>
+              <w:left w:w="80" w:type="dxa"/>
+              <w:bottom w:w="40" w:type="dxa"/>
+              <w:right w:w="80" w:type="dxa"/>
+            </w:tcMar>
+            <w:vAlign w:val="center"/>
+          </w:tcPr>
+          <w:p>
+            <w:pPr>
+              <w:bidi/>
+              <w:spacing w:after="0"/>
+              <w:jc w:val="center"/>
+            </w:pPr>
+            <w:r>
+              <w:rPr>
+                <w:sz w:val="18"/>
+                <w:szCs w:val="18"/>
+                <w:rtl/>
+              </w:rPr>
+              <w:t xml:space="preserve">۵</w:t>
+            </w:r>
+          </w:p>
+        </w:tc>
+        <w:tc>
+          <w:tcPr>
+            <w:tcW w:w="3300" w:type="dxa"/>
+            <w:tcBorders>
+              <w:top w:val="single" w:sz="4" w:color="000000" w:space="0"/>
+              <w:left w:val="single" w:sz="4" w:color="000000" w:space="0"/>
+              <w:bottom w:val="single" w:sz="4" w:color="000000" w:space="0"/>
+              <w:right w:val="single" w:sz="4" w:color="000000" w:space="0"/>
+            </w:tcBorders>
+            <w:tcMar>
+              <w:top w:w="40" w:type="dxa"/>
+              <w:left w:w="80" w:type="dxa"/>
+              <w:bottom w:w="40" w:type="dxa"/>
+              <w:right w:w="80" w:type="dxa"/>
+            </w:tcMar>
+            <w:vAlign w:val="center"/>
+          </w:tcPr>
+          <w:p>
+            <w:pPr>
+              <w:bidi/>
+              <w:spacing w:after="0"/>
+            </w:pPr>
+            <w:r>
+              <w:rPr>
+                <w:sz w:val="18"/>
+                <w:szCs w:val="18"/>
+                <w:rtl/>
+              </w:rPr>
+              <w:t xml:space="preserve">محدود بودن بازار هدف به یک گروه خاص از مشتریان</w:t>
+            </w:r>
+          </w:p>
+        </w:tc>
+        <w:tc>
+          <w:tcPr>
+            <w:tcW w:w="2200" w:type="dxa"/>
+            <w:tcBorders>
+              <w:top w:val="single" w:sz="4" w:color="000000" w:space="0"/>
+              <w:left w:val="single" w:sz="4" w:color="000000" w:space="0"/>
+              <w:bottom w:val="single" w:sz="4" w:color="000000" w:space="0"/>
+              <w:right w:val="single" w:sz="4" w:color="000000" w:space="0"/>
+            </w:tcBorders>
+            <w:tcMar>
+              <w:top w:w="40" w:type="dxa"/>
+              <w:left w:w="80" w:type="dxa"/>
+              <w:bottom w:w="40" w:type="dxa"/>
+              <w:right w:w="80" w:type="dxa"/>
+            </w:tcMar>
+            <w:vAlign w:val="center"/>
+          </w:tcPr>
+          <w:p>
+            <w:pPr>
+              <w:bidi/>
+              <w:spacing w:after="0"/>
+            </w:pPr>
+            <w:r>
+              <w:rPr>
+                <w:sz w:val="18"/>
+                <w:szCs w:val="18"/>
+                <w:rtl/>
+              </w:rPr>
+              <w:t xml:space="preserve">تغییر ذائقه مصرف‌کننده و محدودیت بازار هدف</w:t>
+            </w:r>
+          </w:p>
+        </w:tc>
+        <w:tc>
+          <w:tcPr>
+            <w:tcW w:w="900" w:type="dxa"/>
+            <w:tcBorders>
+              <w:top w:val="single" w:sz="4" w:color="000000" w:space="0"/>
+              <w:left w:val="single" w:sz="4" w:color="000000" w:space="0"/>
+              <w:bottom w:val="single" w:sz="4" w:color="000000" w:space="0"/>
+              <w:right w:val="single" w:sz="4" w:color="000000" w:space="0"/>
+            </w:tcBorders>
+            <w:tcMar>
+              <w:top w:w="40" w:type="dxa"/>
+              <w:left w:w="80" w:type="dxa"/>
+              <w:bottom w:w="40" w:type="dxa"/>
+              <w:right w:w="80" w:type="dxa"/>
+            </w:tcMar>
+            <w:vAlign w:val="center"/>
+          </w:tcPr>
+          <w:p>
+            <w:pPr>
+              <w:bidi/>
+              <w:spacing w:after="0"/>
+              <w:jc w:val="center"/>
+            </w:pPr>
+            <w:r>
+              <w:rPr>
+                <w:sz w:val="18"/>
+                <w:szCs w:val="18"/>
+                <w:rtl/>
+              </w:rPr>
+              <w:t xml:space="preserve">۰٫۳۴۴</w:t>
+            </w:r>
+          </w:p>
+        </w:tc>
+        <w:tc>
+          <w:tcPr>
+            <w:tcW w:w="1000" w:type="dxa"/>
+            <w:tcBorders>
+              <w:top w:val="single" w:sz="4" w:color="000000" w:space="0"/>
+              <w:left w:val="single" w:sz="4" w:color="000000" w:space="0"/>
+              <w:bottom w:val="single" w:sz="4" w:color="000000" w:space="0"/>
+              <w:right w:val="single" w:sz="4" w:color="000000" w:space="0"/>
+            </w:tcBorders>
+            <w:tcMar>
+              <w:top w:w="40" w:type="dxa"/>
+              <w:left w:w="80" w:type="dxa"/>
+              <w:bottom w:w="40" w:type="dxa"/>
+              <w:right w:w="80" w:type="dxa"/>
+            </w:tcMar>
+            <w:vAlign w:val="center"/>
+          </w:tcPr>
+          <w:p>
+            <w:pPr>
+              <w:bidi/>
+              <w:spacing w:after="0"/>
+              <w:jc w:val="center"/>
+            </w:pPr>
+            <w:r>
+              <w:rPr>
+                <w:sz w:val="18"/>
+                <w:szCs w:val="18"/>
+                <w:rtl/>
+              </w:rPr>
+              <w:t xml:space="preserve">۰٫۰۴۱۲</w:t>
+            </w:r>
+          </w:p>
+        </w:tc>
+        <w:tc>
+          <w:tcPr>
+            <w:tcW w:w="688" w:type="dxa"/>
+            <w:tcBorders>
+              <w:top w:val="single" w:sz="4" w:color="000000" w:space="0"/>
+              <w:left w:val="single" w:sz="4" w:color="000000" w:space="0"/>
+              <w:bottom w:val="single" w:sz="4" w:color="000000" w:space="0"/>
+              <w:right w:val="single" w:sz="4" w:color="000000" w:space="0"/>
+            </w:tcBorders>
+            <w:tcMar>
+              <w:top w:w="40" w:type="dxa"/>
+              <w:left w:w="80" w:type="dxa"/>
+              <w:bottom w:w="40" w:type="dxa"/>
+              <w:right w:w="80" w:type="dxa"/>
+            </w:tcMar>
+            <w:vAlign w:val="center"/>
+          </w:tcPr>
+          <w:p>
+            <w:pPr>
+              <w:bidi/>
+              <w:spacing w:after="0"/>
+              <w:jc w:val="center"/>
+            </w:pPr>
+            <w:r>
+              <w:rPr>
+                <w:sz w:val="18"/>
+                <w:szCs w:val="18"/>
+                <w:rtl/>
+              </w:rPr>
+              <w:t xml:space="preserve">۴٫۵۷</w:t>
+            </w:r>
+          </w:p>
+        </w:tc>
+      </w:tr>
+      <w:tr>
+        <w:trPr>
+          <w:cantSplit/>
+        </w:trPr>
+        <w:tc>
+          <w:tcPr>
+            <w:tcW w:w="700" w:type="dxa"/>
+            <w:tcBorders>
+              <w:top w:val="single" w:sz="4" w:color="000000" w:space="0"/>
+              <w:left w:val="single" w:sz="4" w:color="000000" w:space="0"/>
+              <w:bottom w:val="single" w:sz="4" w:color="000000" w:space="0"/>
+              <w:right w:val="single" w:sz="4" w:color="000000" w:space="0"/>
+            </w:tcBorders>
+            <w:tcMar>
+              <w:top w:w="40" w:type="dxa"/>
+              <w:left w:w="80" w:type="dxa"/>
+              <w:bottom w:w="40" w:type="dxa"/>
+              <w:right w:w="80" w:type="dxa"/>
+            </w:tcMar>
+            <w:vAlign w:val="center"/>
+          </w:tcPr>
+          <w:p>
+            <w:pPr>
+              <w:bidi/>
+              <w:spacing w:after="0"/>
+              <w:jc w:val="center"/>
+            </w:pPr>
+            <w:r>
+              <w:rPr>
+                <w:sz w:val="18"/>
+                <w:szCs w:val="18"/>
+                <w:rtl/>
+              </w:rPr>
+              <w:t xml:space="preserve">۵</w:t>
+            </w:r>
+          </w:p>
+        </w:tc>
+        <w:tc>
+          <w:tcPr>
+            <w:tcW w:w="3300" w:type="dxa"/>
+            <w:tcBorders>
+              <w:top w:val="single" w:sz="4" w:color="000000" w:space="0"/>
+              <w:left w:val="single" w:sz="4" w:color="000000" w:space="0"/>
+              <w:bottom w:val="single" w:sz="4" w:color="000000" w:space="0"/>
+              <w:right w:val="single" w:sz="4" w:color="000000" w:space="0"/>
+            </w:tcBorders>
+            <w:tcMar>
+              <w:top w:w="40" w:type="dxa"/>
+              <w:left w:w="80" w:type="dxa"/>
+              <w:bottom w:w="40" w:type="dxa"/>
+              <w:right w:w="80" w:type="dxa"/>
+            </w:tcMar>
+            <w:vAlign w:val="center"/>
+          </w:tcPr>
+          <w:p>
+            <w:pPr>
+              <w:bidi/>
+              <w:spacing w:after="0"/>
+            </w:pPr>
+            <w:r>
+              <w:rPr>
+                <w:sz w:val="18"/>
+                <w:szCs w:val="18"/>
+                <w:rtl/>
+              </w:rPr>
+              <w:t xml:space="preserve">نوسان و کمبود در تأمین مواد اولیه</w:t>
+            </w:r>
+          </w:p>
+        </w:tc>
+        <w:tc>
+          <w:tcPr>
+            <w:tcW w:w="2200" w:type="dxa"/>
+            <w:tcBorders>
+              <w:top w:val="single" w:sz="4" w:color="000000" w:space="0"/>
+              <w:left w:val="single" w:sz="4" w:color="000000" w:space="0"/>
+              <w:bottom w:val="single" w:sz="4" w:color="000000" w:space="0"/>
+              <w:right w:val="single" w:sz="4" w:color="000000" w:space="0"/>
+            </w:tcBorders>
+            <w:tcMar>
+              <w:top w:w="40" w:type="dxa"/>
+              <w:left w:w="80" w:type="dxa"/>
+              <w:bottom w:w="40" w:type="dxa"/>
+              <w:right w:w="80" w:type="dxa"/>
+            </w:tcMar>
+            <w:vAlign w:val="center"/>
+          </w:tcPr>
+          <w:p>
+            <w:pPr>
+              <w:bidi/>
+              <w:spacing w:after="0"/>
+            </w:pPr>
+            <w:r>
+              <w:rPr>
+                <w:sz w:val="18"/>
+                <w:szCs w:val="18"/>
+                <w:rtl/>
+              </w:rPr>
+              <w:t xml:space="preserve">ناپایداری تأمین و نوسان بهای مواد اولیه</w:t>
+            </w:r>
+          </w:p>
+        </w:tc>
+        <w:tc>
+          <w:tcPr>
+            <w:tcW w:w="900" w:type="dxa"/>
+            <w:tcBorders>
+              <w:top w:val="single" w:sz="4" w:color="000000" w:space="0"/>
+              <w:left w:val="single" w:sz="4" w:color="000000" w:space="0"/>
+              <w:bottom w:val="single" w:sz="4" w:color="000000" w:space="0"/>
+              <w:right w:val="single" w:sz="4" w:color="000000" w:space="0"/>
+            </w:tcBorders>
+            <w:tcMar>
+              <w:top w:w="40" w:type="dxa"/>
+              <w:left w:w="80" w:type="dxa"/>
+              <w:bottom w:w="40" w:type="dxa"/>
+              <w:right w:w="80" w:type="dxa"/>
+            </w:tcMar>
+            <w:vAlign w:val="center"/>
+          </w:tcPr>
+          <w:p>
+            <w:pPr>
+              <w:bidi/>
+              <w:spacing w:after="0"/>
+              <w:jc w:val="center"/>
+            </w:pPr>
+            <w:r>
+              <w:rPr>
+                <w:sz w:val="18"/>
+                <w:szCs w:val="18"/>
+                <w:rtl/>
+              </w:rPr>
+              <w:t xml:space="preserve">۰٫۳۶۴</w:t>
+            </w:r>
+          </w:p>
+        </w:tc>
+        <w:tc>
+          <w:tcPr>
+            <w:tcW w:w="1000" w:type="dxa"/>
+            <w:tcBorders>
+              <w:top w:val="single" w:sz="4" w:color="000000" w:space="0"/>
+              <w:left w:val="single" w:sz="4" w:color="000000" w:space="0"/>
+              <w:bottom w:val="single" w:sz="4" w:color="000000" w:space="0"/>
+              <w:right w:val="single" w:sz="4" w:color="000000" w:space="0"/>
+            </w:tcBorders>
+            <w:tcMar>
+              <w:top w:w="40" w:type="dxa"/>
+              <w:left w:w="80" w:type="dxa"/>
+              <w:bottom w:w="40" w:type="dxa"/>
+              <w:right w:w="80" w:type="dxa"/>
+            </w:tcMar>
+            <w:vAlign w:val="center"/>
+          </w:tcPr>
+          <w:p>
+            <w:pPr>
+              <w:bidi/>
+              <w:spacing w:after="0"/>
+              <w:jc w:val="center"/>
+            </w:pPr>
+            <w:r>
+              <w:rPr>
+                <w:sz w:val="18"/>
+                <w:szCs w:val="18"/>
+                <w:rtl/>
+              </w:rPr>
+              <w:t xml:space="preserve">۰٫۰۴۱۲</w:t>
+            </w:r>
+          </w:p>
+        </w:tc>
+        <w:tc>
+          <w:tcPr>
+            <w:tcW w:w="688" w:type="dxa"/>
+            <w:tcBorders>
+              <w:top w:val="single" w:sz="4" w:color="000000" w:space="0"/>
+              <w:left w:val="single" w:sz="4" w:color="000000" w:space="0"/>
+              <w:bottom w:val="single" w:sz="4" w:color="000000" w:space="0"/>
+              <w:right w:val="single" w:sz="4" w:color="000000" w:space="0"/>
+            </w:tcBorders>
+            <w:tcMar>
+              <w:top w:w="40" w:type="dxa"/>
+              <w:left w:w="80" w:type="dxa"/>
+              <w:bottom w:w="40" w:type="dxa"/>
+              <w:right w:w="80" w:type="dxa"/>
+            </w:tcMar>
+            <w:vAlign w:val="center"/>
+          </w:tcPr>
+          <w:p>
+            <w:pPr>
+              <w:bidi/>
+              <w:spacing w:after="0"/>
+              <w:jc w:val="center"/>
+            </w:pPr>
+            <w:r>
+              <w:rPr>
+                <w:sz w:val="18"/>
+                <w:szCs w:val="18"/>
+                <w:rtl/>
+              </w:rPr>
+              <w:t xml:space="preserve">۴٫۵۷</w:t>
+            </w:r>
+          </w:p>
+        </w:tc>
+      </w:tr>
+      <w:tr>
+        <w:trPr>
+          <w:cantSplit/>
+        </w:trPr>
+        <w:tc>
+          <w:tcPr>
+            <w:tcW w:w="700" w:type="dxa"/>
+            <w:tcBorders>
+              <w:top w:val="single" w:sz="4" w:color="000000" w:space="0"/>
+              <w:left w:val="single" w:sz="4" w:color="000000" w:space="0"/>
+              <w:bottom w:val="single" w:sz="4" w:color="000000" w:space="0"/>
+              <w:right w:val="single" w:sz="4" w:color="000000" w:space="0"/>
+            </w:tcBorders>
+            <w:tcMar>
+              <w:top w:w="40" w:type="dxa"/>
+              <w:left w:w="80" w:type="dxa"/>
+              <w:bottom w:w="40" w:type="dxa"/>
+              <w:right w:w="80" w:type="dxa"/>
+            </w:tcMar>
+            <w:vAlign w:val="center"/>
+          </w:tcPr>
+          <w:p>
+            <w:pPr>
+              <w:bidi/>
+              <w:spacing w:after="0"/>
+              <w:jc w:val="center"/>
+            </w:pPr>
+            <w:r>
+              <w:rPr>
+                <w:sz w:val="18"/>
+                <w:szCs w:val="18"/>
+                <w:rtl/>
+              </w:rPr>
+              <w:t xml:space="preserve">۷</w:t>
+            </w:r>
+          </w:p>
+        </w:tc>
+        <w:tc>
+          <w:tcPr>
+            <w:tcW w:w="3300" w:type="dxa"/>
+            <w:tcBorders>
+              <w:top w:val="single" w:sz="4" w:color="000000" w:space="0"/>
+              <w:left w:val="single" w:sz="4" w:color="000000" w:space="0"/>
+              <w:bottom w:val="single" w:sz="4" w:color="000000" w:space="0"/>
+              <w:right w:val="single" w:sz="4" w:color="000000" w:space="0"/>
+            </w:tcBorders>
+            <w:tcMar>
+              <w:top w:w="40" w:type="dxa"/>
+              <w:left w:w="80" w:type="dxa"/>
+              <w:bottom w:w="40" w:type="dxa"/>
+              <w:right w:w="80" w:type="dxa"/>
+            </w:tcMar>
+            <w:vAlign w:val="center"/>
+          </w:tcPr>
+          <w:p>
+            <w:pPr>
+              <w:bidi/>
+              <w:spacing w:after="0"/>
+            </w:pPr>
+            <w:r>
+              <w:rPr>
+                <w:sz w:val="18"/>
+                <w:szCs w:val="18"/>
+                <w:rtl/>
+              </w:rPr>
+              <w:t xml:space="preserve">وابستگی کامل درآمد و سودآوری شرکت به تقاضای یک محصول</w:t>
+            </w:r>
+          </w:p>
+        </w:tc>
+        <w:tc>
+          <w:tcPr>
+            <w:tcW w:w="2200" w:type="dxa"/>
+            <w:tcBorders>
+              <w:top w:val="single" w:sz="4" w:color="000000" w:space="0"/>
+              <w:left w:val="single" w:sz="4" w:color="000000" w:space="0"/>
+              <w:bottom w:val="single" w:sz="4" w:color="000000" w:space="0"/>
+              <w:right w:val="single" w:sz="4" w:color="000000" w:space="0"/>
+            </w:tcBorders>
+            <w:tcMar>
+              <w:top w:w="40" w:type="dxa"/>
+              <w:left w:w="80" w:type="dxa"/>
+              <w:bottom w:w="40" w:type="dxa"/>
+              <w:right w:w="80" w:type="dxa"/>
+            </w:tcMar>
+            <w:vAlign w:val="center"/>
+          </w:tcPr>
+          <w:p>
+            <w:pPr>
+              <w:bidi/>
+              <w:spacing w:after="0"/>
+            </w:pPr>
+            <w:r>
+              <w:rPr>
+                <w:sz w:val="18"/>
+                <w:szCs w:val="18"/>
+                <w:rtl/>
+              </w:rPr>
+              <w:t xml:space="preserve">آسیب‌پذیری ساختاری ناشی از تمرکز بر محصول واحد</w:t>
+            </w:r>
+          </w:p>
+        </w:tc>
+        <w:tc>
+          <w:tcPr>
+            <w:tcW w:w="900" w:type="dxa"/>
+            <w:tcBorders>
+              <w:top w:val="single" w:sz="4" w:color="000000" w:space="0"/>
+              <w:left w:val="single" w:sz="4" w:color="000000" w:space="0"/>
+              <w:bottom w:val="single" w:sz="4" w:color="000000" w:space="0"/>
+              <w:right w:val="single" w:sz="4" w:color="000000" w:space="0"/>
+            </w:tcBorders>
+            <w:tcMar>
+              <w:top w:w="40" w:type="dxa"/>
+              <w:left w:w="80" w:type="dxa"/>
+              <w:bottom w:w="40" w:type="dxa"/>
+              <w:right w:w="80" w:type="dxa"/>
+            </w:tcMar>
+            <w:vAlign w:val="center"/>
+          </w:tcPr>
+          <w:p>
+            <w:pPr>
+              <w:bidi/>
+              <w:spacing w:after="0"/>
+              <w:jc w:val="center"/>
+            </w:pPr>
+            <w:r>
+              <w:rPr>
+                <w:sz w:val="18"/>
+                <w:szCs w:val="18"/>
+                <w:rtl/>
+              </w:rPr>
+              <w:t xml:space="preserve">۰٫۳۴۴</w:t>
+            </w:r>
+          </w:p>
+        </w:tc>
+        <w:tc>
+          <w:tcPr>
+            <w:tcW w:w="1000" w:type="dxa"/>
+            <w:tcBorders>
+              <w:top w:val="single" w:sz="4" w:color="000000" w:space="0"/>
+              <w:left w:val="single" w:sz="4" w:color="000000" w:space="0"/>
+              <w:bottom w:val="single" w:sz="4" w:color="000000" w:space="0"/>
+              <w:right w:val="single" w:sz="4" w:color="000000" w:space="0"/>
+            </w:tcBorders>
+            <w:tcMar>
+              <w:top w:w="40" w:type="dxa"/>
+              <w:left w:w="80" w:type="dxa"/>
+              <w:bottom w:w="40" w:type="dxa"/>
+              <w:right w:w="80" w:type="dxa"/>
+            </w:tcMar>
+            <w:vAlign w:val="center"/>
+          </w:tcPr>
+          <w:p>
+            <w:pPr>
+              <w:bidi/>
+              <w:spacing w:after="0"/>
+              <w:jc w:val="center"/>
+            </w:pPr>
+            <w:r>
+              <w:rPr>
+                <w:sz w:val="18"/>
+                <w:szCs w:val="18"/>
+                <w:rtl/>
+              </w:rPr>
+              <w:t xml:space="preserve">۰٫۰۳۹۹</w:t>
+            </w:r>
+          </w:p>
+        </w:tc>
+        <w:tc>
+          <w:tcPr>
+            <w:tcW w:w="688" w:type="dxa"/>
+            <w:tcBorders>
+              <w:top w:val="single" w:sz="4" w:color="000000" w:space="0"/>
+              <w:left w:val="single" w:sz="4" w:color="000000" w:space="0"/>
+              <w:bottom w:val="single" w:sz="4" w:color="000000" w:space="0"/>
+              <w:right w:val="single" w:sz="4" w:color="000000" w:space="0"/>
+            </w:tcBorders>
+            <w:tcMar>
+              <w:top w:w="40" w:type="dxa"/>
+              <w:left w:w="80" w:type="dxa"/>
+              <w:bottom w:w="40" w:type="dxa"/>
+              <w:right w:w="80" w:type="dxa"/>
+            </w:tcMar>
+            <w:vAlign w:val="center"/>
+          </w:tcPr>
+          <w:p>
+            <w:pPr>
+              <w:bidi/>
+              <w:spacing w:after="0"/>
+              <w:jc w:val="center"/>
+            </w:pPr>
+            <w:r>
+              <w:rPr>
+                <w:sz w:val="18"/>
+                <w:szCs w:val="18"/>
+                <w:rtl/>
+              </w:rPr>
+              <w:t xml:space="preserve">۴٫۴۳</w:t>
+            </w:r>
+          </w:p>
+        </w:tc>
+      </w:tr>
+      <w:tr>
+        <w:trPr>
+          <w:cantSplit/>
+        </w:trPr>
+        <w:tc>
+          <w:tcPr>
+            <w:tcW w:w="700" w:type="dxa"/>
+            <w:tcBorders>
+              <w:top w:val="single" w:sz="4" w:color="000000" w:space="0"/>
+              <w:left w:val="single" w:sz="4" w:color="000000" w:space="0"/>
+              <w:bottom w:val="single" w:sz="4" w:color="000000" w:space="0"/>
+              <w:right w:val="single" w:sz="4" w:color="000000" w:space="0"/>
+            </w:tcBorders>
+            <w:tcMar>
+              <w:top w:w="40" w:type="dxa"/>
+              <w:left w:w="80" w:type="dxa"/>
+              <w:bottom w:w="40" w:type="dxa"/>
+              <w:right w:w="80" w:type="dxa"/>
+            </w:tcMar>
+            <w:vAlign w:val="center"/>
+          </w:tcPr>
+          <w:p>
+            <w:pPr>
+              <w:bidi/>
+              <w:spacing w:after="0"/>
+              <w:jc w:val="center"/>
+            </w:pPr>
+            <w:r>
+              <w:rPr>
+                <w:sz w:val="18"/>
+                <w:szCs w:val="18"/>
+                <w:rtl/>
+              </w:rPr>
+              <w:t xml:space="preserve">۷</w:t>
+            </w:r>
+          </w:p>
+        </w:tc>
+        <w:tc>
+          <w:tcPr>
+            <w:tcW w:w="3300" w:type="dxa"/>
+            <w:tcBorders>
+              <w:top w:val="single" w:sz="4" w:color="000000" w:space="0"/>
+              <w:left w:val="single" w:sz="4" w:color="000000" w:space="0"/>
+              <w:bottom w:val="single" w:sz="4" w:color="000000" w:space="0"/>
+              <w:right w:val="single" w:sz="4" w:color="000000" w:space="0"/>
+            </w:tcBorders>
+            <w:tcMar>
+              <w:top w:w="40" w:type="dxa"/>
+              <w:left w:w="80" w:type="dxa"/>
+              <w:bottom w:w="40" w:type="dxa"/>
+              <w:right w:w="80" w:type="dxa"/>
+            </w:tcMar>
+            <w:vAlign w:val="center"/>
+          </w:tcPr>
+          <w:p>
+            <w:pPr>
+              <w:bidi/>
+              <w:spacing w:after="0"/>
+            </w:pPr>
+            <w:r>
+              <w:rPr>
+                <w:sz w:val="18"/>
+                <w:szCs w:val="18"/>
+                <w:rtl/>
+              </w:rPr>
+              <w:t xml:space="preserve">نبود امکان جبران افت فروش از محل سایر اقلام سبد محصول</w:t>
+            </w:r>
+          </w:p>
+        </w:tc>
+        <w:tc>
+          <w:tcPr>
+            <w:tcW w:w="2200" w:type="dxa"/>
+            <w:tcBorders>
+              <w:top w:val="single" w:sz="4" w:color="000000" w:space="0"/>
+              <w:left w:val="single" w:sz="4" w:color="000000" w:space="0"/>
+              <w:bottom w:val="single" w:sz="4" w:color="000000" w:space="0"/>
+              <w:right w:val="single" w:sz="4" w:color="000000" w:space="0"/>
+            </w:tcBorders>
+            <w:tcMar>
+              <w:top w:w="40" w:type="dxa"/>
+              <w:left w:w="80" w:type="dxa"/>
+              <w:bottom w:w="40" w:type="dxa"/>
+              <w:right w:w="80" w:type="dxa"/>
+            </w:tcMar>
+            <w:vAlign w:val="center"/>
+          </w:tcPr>
+          <w:p>
+            <w:pPr>
+              <w:bidi/>
+              <w:spacing w:after="0"/>
+            </w:pPr>
+            <w:r>
+              <w:rPr>
+                <w:sz w:val="18"/>
+                <w:szCs w:val="18"/>
+                <w:rtl/>
+              </w:rPr>
+              <w:t xml:space="preserve">آسیب‌پذیری ساختاری ناشی از تمرکز بر محصول واحد</w:t>
+            </w:r>
+          </w:p>
+        </w:tc>
+        <w:tc>
+          <w:tcPr>
+            <w:tcW w:w="900" w:type="dxa"/>
+            <w:tcBorders>
+              <w:top w:val="single" w:sz="4" w:color="000000" w:space="0"/>
+              <w:left w:val="single" w:sz="4" w:color="000000" w:space="0"/>
+              <w:bottom w:val="single" w:sz="4" w:color="000000" w:space="0"/>
+              <w:right w:val="single" w:sz="4" w:color="000000" w:space="0"/>
+            </w:tcBorders>
+            <w:tcMar>
+              <w:top w:w="40" w:type="dxa"/>
+              <w:left w:w="80" w:type="dxa"/>
+              <w:bottom w:w="40" w:type="dxa"/>
+              <w:right w:w="80" w:type="dxa"/>
+            </w:tcMar>
+            <w:vAlign w:val="center"/>
+          </w:tcPr>
+          <w:p>
+            <w:pPr>
+              <w:bidi/>
+              <w:spacing w:after="0"/>
+              <w:jc w:val="center"/>
+            </w:pPr>
+            <w:r>
+              <w:rPr>
+                <w:sz w:val="18"/>
+                <w:szCs w:val="18"/>
+                <w:rtl/>
+              </w:rPr>
+              <w:t xml:space="preserve">۰٫۳۴۴</w:t>
+            </w:r>
+          </w:p>
+        </w:tc>
+        <w:tc>
+          <w:tcPr>
+            <w:tcW w:w="1000" w:type="dxa"/>
+            <w:tcBorders>
+              <w:top w:val="single" w:sz="4" w:color="000000" w:space="0"/>
+              <w:left w:val="single" w:sz="4" w:color="000000" w:space="0"/>
+              <w:bottom w:val="single" w:sz="4" w:color="000000" w:space="0"/>
+              <w:right w:val="single" w:sz="4" w:color="000000" w:space="0"/>
+            </w:tcBorders>
+            <w:tcMar>
+              <w:top w:w="40" w:type="dxa"/>
+              <w:left w:w="80" w:type="dxa"/>
+              <w:bottom w:w="40" w:type="dxa"/>
+              <w:right w:w="80" w:type="dxa"/>
+            </w:tcMar>
+            <w:vAlign w:val="center"/>
+          </w:tcPr>
+          <w:p>
+            <w:pPr>
+              <w:bidi/>
+              <w:spacing w:after="0"/>
+              <w:jc w:val="center"/>
+            </w:pPr>
+            <w:r>
+              <w:rPr>
+                <w:sz w:val="18"/>
+                <w:szCs w:val="18"/>
+                <w:rtl/>
+              </w:rPr>
+              <w:t xml:space="preserve">۰٫۰۳۹۹</w:t>
+            </w:r>
+          </w:p>
+        </w:tc>
+        <w:tc>
+          <w:tcPr>
+            <w:tcW w:w="688" w:type="dxa"/>
+            <w:tcBorders>
+              <w:top w:val="single" w:sz="4" w:color="000000" w:space="0"/>
+              <w:left w:val="single" w:sz="4" w:color="000000" w:space="0"/>
+              <w:bottom w:val="single" w:sz="4" w:color="000000" w:space="0"/>
+              <w:right w:val="single" w:sz="4" w:color="000000" w:space="0"/>
+            </w:tcBorders>
+            <w:tcMar>
+              <w:top w:w="40" w:type="dxa"/>
+              <w:left w:w="80" w:type="dxa"/>
+              <w:bottom w:w="40" w:type="dxa"/>
+              <w:right w:w="80" w:type="dxa"/>
+            </w:tcMar>
+            <w:vAlign w:val="center"/>
+          </w:tcPr>
+          <w:p>
+            <w:pPr>
+              <w:bidi/>
+              <w:spacing w:after="0"/>
+              <w:jc w:val="center"/>
+            </w:pPr>
+            <w:r>
+              <w:rPr>
+                <w:sz w:val="18"/>
+                <w:szCs w:val="18"/>
+                <w:rtl/>
+              </w:rPr>
+              <w:t xml:space="preserve">۴٫۴۳</w:t>
+            </w:r>
+          </w:p>
+        </w:tc>
+      </w:tr>
+      <w:tr>
+        <w:trPr>
+          <w:cantSplit/>
+        </w:trPr>
+        <w:tc>
+          <w:tcPr>
+            <w:tcW w:w="700" w:type="dxa"/>
+            <w:tcBorders>
+              <w:top w:val="single" w:sz="4" w:color="000000" w:space="0"/>
+              <w:left w:val="single" w:sz="4" w:color="000000" w:space="0"/>
+              <w:bottom w:val="single" w:sz="4" w:color="000000" w:space="0"/>
+              <w:right w:val="single" w:sz="4" w:color="000000" w:space="0"/>
+            </w:tcBorders>
+            <w:tcMar>
+              <w:top w:w="40" w:type="dxa"/>
+              <w:left w:w="80" w:type="dxa"/>
+              <w:bottom w:w="40" w:type="dxa"/>
+              <w:right w:w="80" w:type="dxa"/>
+            </w:tcMar>
+            <w:vAlign w:val="center"/>
+          </w:tcPr>
+          <w:p>
+            <w:pPr>
+              <w:bidi/>
+              <w:spacing w:after="0"/>
+              <w:jc w:val="center"/>
+            </w:pPr>
+            <w:r>
+              <w:rPr>
+                <w:sz w:val="18"/>
+                <w:szCs w:val="18"/>
+                <w:rtl/>
+              </w:rPr>
+              <w:t xml:space="preserve">۹</w:t>
+            </w:r>
+          </w:p>
+        </w:tc>
+        <w:tc>
+          <w:tcPr>
+            <w:tcW w:w="3300" w:type="dxa"/>
+            <w:tcBorders>
+              <w:top w:val="single" w:sz="4" w:color="000000" w:space="0"/>
+              <w:left w:val="single" w:sz="4" w:color="000000" w:space="0"/>
+              <w:bottom w:val="single" w:sz="4" w:color="000000" w:space="0"/>
+              <w:right w:val="single" w:sz="4" w:color="000000" w:space="0"/>
+            </w:tcBorders>
+            <w:tcMar>
+              <w:top w:w="40" w:type="dxa"/>
+              <w:left w:w="80" w:type="dxa"/>
+              <w:bottom w:w="40" w:type="dxa"/>
+              <w:right w:w="80" w:type="dxa"/>
+            </w:tcMar>
+            <w:vAlign w:val="center"/>
+          </w:tcPr>
+          <w:p>
+            <w:pPr>
+              <w:bidi/>
+              <w:spacing w:after="0"/>
+            </w:pPr>
+            <w:r>
+              <w:rPr>
+                <w:sz w:val="18"/>
+                <w:szCs w:val="18"/>
+                <w:rtl/>
+              </w:rPr>
+              <w:t xml:space="preserve">کاهش انعطاف‌پذیری و کندی واکنش شرکت به تغییرات بازار</w:t>
+            </w:r>
+          </w:p>
+        </w:tc>
+        <w:tc>
+          <w:tcPr>
+            <w:tcW w:w="2200" w:type="dxa"/>
+            <w:tcBorders>
+              <w:top w:val="single" w:sz="4" w:color="000000" w:space="0"/>
+              <w:left w:val="single" w:sz="4" w:color="000000" w:space="0"/>
+              <w:bottom w:val="single" w:sz="4" w:color="000000" w:space="0"/>
+              <w:right w:val="single" w:sz="4" w:color="000000" w:space="0"/>
+            </w:tcBorders>
+            <w:tcMar>
+              <w:top w:w="40" w:type="dxa"/>
+              <w:left w:w="80" w:type="dxa"/>
+              <w:bottom w:w="40" w:type="dxa"/>
+              <w:right w:w="80" w:type="dxa"/>
+            </w:tcMar>
+            <w:vAlign w:val="center"/>
+          </w:tcPr>
+          <w:p>
+            <w:pPr>
+              <w:bidi/>
+              <w:spacing w:after="0"/>
+            </w:pPr>
+            <w:r>
+              <w:rPr>
+                <w:sz w:val="18"/>
+                <w:szCs w:val="18"/>
+                <w:rtl/>
+              </w:rPr>
+              <w:t xml:space="preserve">آسیب‌پذیری ساختاری ناشی از تمرکز بر محصول واحد</w:t>
+            </w:r>
+          </w:p>
+        </w:tc>
+        <w:tc>
+          <w:tcPr>
+            <w:tcW w:w="900" w:type="dxa"/>
+            <w:tcBorders>
+              <w:top w:val="single" w:sz="4" w:color="000000" w:space="0"/>
+              <w:left w:val="single" w:sz="4" w:color="000000" w:space="0"/>
+              <w:bottom w:val="single" w:sz="4" w:color="000000" w:space="0"/>
+              <w:right w:val="single" w:sz="4" w:color="000000" w:space="0"/>
+            </w:tcBorders>
+            <w:tcMar>
+              <w:top w:w="40" w:type="dxa"/>
+              <w:left w:w="80" w:type="dxa"/>
+              <w:bottom w:w="40" w:type="dxa"/>
+              <w:right w:w="80" w:type="dxa"/>
+            </w:tcMar>
+            <w:vAlign w:val="center"/>
+          </w:tcPr>
+          <w:p>
+            <w:pPr>
+              <w:bidi/>
+              <w:spacing w:after="0"/>
+              <w:jc w:val="center"/>
+            </w:pPr>
+            <w:r>
+              <w:rPr>
+                <w:sz w:val="18"/>
+                <w:szCs w:val="18"/>
+                <w:rtl/>
+              </w:rPr>
+              <w:t xml:space="preserve">۰٫۳۱۱</w:t>
+            </w:r>
+          </w:p>
+        </w:tc>
+        <w:tc>
+          <w:tcPr>
+            <w:tcW w:w="1000" w:type="dxa"/>
+            <w:tcBorders>
+              <w:top w:val="single" w:sz="4" w:color="000000" w:space="0"/>
+              <w:left w:val="single" w:sz="4" w:color="000000" w:space="0"/>
+              <w:bottom w:val="single" w:sz="4" w:color="000000" w:space="0"/>
+              <w:right w:val="single" w:sz="4" w:color="000000" w:space="0"/>
+            </w:tcBorders>
+            <w:tcMar>
+              <w:top w:w="40" w:type="dxa"/>
+              <w:left w:w="80" w:type="dxa"/>
+              <w:bottom w:w="40" w:type="dxa"/>
+              <w:right w:w="80" w:type="dxa"/>
+            </w:tcMar>
+            <w:vAlign w:val="center"/>
+          </w:tcPr>
+          <w:p>
+            <w:pPr>
+              <w:bidi/>
+              <w:spacing w:after="0"/>
+              <w:jc w:val="center"/>
+            </w:pPr>
+            <w:r>
+              <w:rPr>
+                <w:sz w:val="18"/>
+                <w:szCs w:val="18"/>
+                <w:rtl/>
+              </w:rPr>
+              <w:t xml:space="preserve">۰٫۰۳۶۰</w:t>
+            </w:r>
+          </w:p>
+        </w:tc>
+        <w:tc>
+          <w:tcPr>
+            <w:tcW w:w="688" w:type="dxa"/>
+            <w:tcBorders>
+              <w:top w:val="single" w:sz="4" w:color="000000" w:space="0"/>
+              <w:left w:val="single" w:sz="4" w:color="000000" w:space="0"/>
+              <w:bottom w:val="single" w:sz="4" w:color="000000" w:space="0"/>
+              <w:right w:val="single" w:sz="4" w:color="000000" w:space="0"/>
+            </w:tcBorders>
+            <w:tcMar>
+              <w:top w:w="40" w:type="dxa"/>
+              <w:left w:w="80" w:type="dxa"/>
+              <w:bottom w:w="40" w:type="dxa"/>
+              <w:right w:w="80" w:type="dxa"/>
+            </w:tcMar>
+            <w:vAlign w:val="center"/>
+          </w:tcPr>
+          <w:p>
+            <w:pPr>
+              <w:bidi/>
+              <w:spacing w:after="0"/>
+              <w:jc w:val="center"/>
+            </w:pPr>
+            <w:r>
+              <w:rPr>
+                <w:sz w:val="18"/>
+                <w:szCs w:val="18"/>
+                <w:rtl/>
+              </w:rPr>
+              <w:t xml:space="preserve">۴٫۰۰</w:t>
+            </w:r>
+          </w:p>
+        </w:tc>
+      </w:tr>
+      <w:tr>
+        <w:trPr>
+          <w:cantSplit/>
+        </w:trPr>
+        <w:tc>
+          <w:tcPr>
+            <w:tcW w:w="700" w:type="dxa"/>
+            <w:tcBorders>
+              <w:top w:val="single" w:sz="4" w:color="000000" w:space="0"/>
+              <w:left w:val="single" w:sz="4" w:color="000000" w:space="0"/>
+              <w:bottom w:val="single" w:sz="4" w:color="000000" w:space="0"/>
+              <w:right w:val="single" w:sz="4" w:color="000000" w:space="0"/>
+            </w:tcBorders>
+            <w:tcMar>
+              <w:top w:w="40" w:type="dxa"/>
+              <w:left w:w="80" w:type="dxa"/>
+              <w:bottom w:w="40" w:type="dxa"/>
+              <w:right w:w="80" w:type="dxa"/>
+            </w:tcMar>
+            <w:vAlign w:val="center"/>
+          </w:tcPr>
+          <w:p>
+            <w:pPr>
+              <w:bidi/>
+              <w:spacing w:after="0"/>
+              <w:jc w:val="center"/>
+            </w:pPr>
+            <w:r>
+              <w:rPr>
+                <w:sz w:val="18"/>
+                <w:szCs w:val="18"/>
+                <w:rtl/>
+              </w:rPr>
+              <w:t xml:space="preserve">۹</w:t>
+            </w:r>
+          </w:p>
+        </w:tc>
+        <w:tc>
+          <w:tcPr>
+            <w:tcW w:w="3300" w:type="dxa"/>
+            <w:tcBorders>
+              <w:top w:val="single" w:sz="4" w:color="000000" w:space="0"/>
+              <w:left w:val="single" w:sz="4" w:color="000000" w:space="0"/>
+              <w:bottom w:val="single" w:sz="4" w:color="000000" w:space="0"/>
+              <w:right w:val="single" w:sz="4" w:color="000000" w:space="0"/>
+            </w:tcBorders>
+            <w:tcMar>
+              <w:top w:w="40" w:type="dxa"/>
+              <w:left w:w="80" w:type="dxa"/>
+              <w:bottom w:w="40" w:type="dxa"/>
+              <w:right w:w="80" w:type="dxa"/>
+            </w:tcMar>
+            <w:vAlign w:val="center"/>
+          </w:tcPr>
+          <w:p>
+            <w:pPr>
+              <w:bidi/>
+              <w:spacing w:after="0"/>
+            </w:pPr>
+            <w:r>
+              <w:rPr>
+                <w:sz w:val="18"/>
+                <w:szCs w:val="18"/>
+                <w:rtl/>
+              </w:rPr>
+              <w:t xml:space="preserve">دشواری جذب مشتری جدید</w:t>
+            </w:r>
+          </w:p>
+        </w:tc>
+        <w:tc>
+          <w:tcPr>
+            <w:tcW w:w="2200" w:type="dxa"/>
+            <w:tcBorders>
+              <w:top w:val="single" w:sz="4" w:color="000000" w:space="0"/>
+              <w:left w:val="single" w:sz="4" w:color="000000" w:space="0"/>
+              <w:bottom w:val="single" w:sz="4" w:color="000000" w:space="0"/>
+              <w:right w:val="single" w:sz="4" w:color="000000" w:space="0"/>
+            </w:tcBorders>
+            <w:tcMar>
+              <w:top w:w="40" w:type="dxa"/>
+              <w:left w:w="80" w:type="dxa"/>
+              <w:bottom w:w="40" w:type="dxa"/>
+              <w:right w:w="80" w:type="dxa"/>
+            </w:tcMar>
+            <w:vAlign w:val="center"/>
+          </w:tcPr>
+          <w:p>
+            <w:pPr>
+              <w:bidi/>
+              <w:spacing w:after="0"/>
+            </w:pPr>
+            <w:r>
+              <w:rPr>
+                <w:sz w:val="18"/>
+                <w:szCs w:val="18"/>
+                <w:rtl/>
+              </w:rPr>
+              <w:t xml:space="preserve">دشواری جذب و حفظ مشتری و وفاداری پایین</w:t>
+            </w:r>
+          </w:p>
+        </w:tc>
+        <w:tc>
+          <w:tcPr>
+            <w:tcW w:w="900" w:type="dxa"/>
+            <w:tcBorders>
+              <w:top w:val="single" w:sz="4" w:color="000000" w:space="0"/>
+              <w:left w:val="single" w:sz="4" w:color="000000" w:space="0"/>
+              <w:bottom w:val="single" w:sz="4" w:color="000000" w:space="0"/>
+              <w:right w:val="single" w:sz="4" w:color="000000" w:space="0"/>
+            </w:tcBorders>
+            <w:tcMar>
+              <w:top w:w="40" w:type="dxa"/>
+              <w:left w:w="80" w:type="dxa"/>
+              <w:bottom w:w="40" w:type="dxa"/>
+              <w:right w:w="80" w:type="dxa"/>
+            </w:tcMar>
+            <w:vAlign w:val="center"/>
+          </w:tcPr>
+          <w:p>
+            <w:pPr>
+              <w:bidi/>
+              <w:spacing w:after="0"/>
+              <w:jc w:val="center"/>
+            </w:pPr>
+            <w:r>
+              <w:rPr>
+                <w:sz w:val="18"/>
+                <w:szCs w:val="18"/>
+                <w:rtl/>
+              </w:rPr>
+              <w:t xml:space="preserve">۰٫۳۵۰</w:t>
+            </w:r>
+          </w:p>
+        </w:tc>
+        <w:tc>
+          <w:tcPr>
+            <w:tcW w:w="1000" w:type="dxa"/>
+            <w:tcBorders>
+              <w:top w:val="single" w:sz="4" w:color="000000" w:space="0"/>
+              <w:left w:val="single" w:sz="4" w:color="000000" w:space="0"/>
+              <w:bottom w:val="single" w:sz="4" w:color="000000" w:space="0"/>
+              <w:right w:val="single" w:sz="4" w:color="000000" w:space="0"/>
+            </w:tcBorders>
+            <w:tcMar>
+              <w:top w:w="40" w:type="dxa"/>
+              <w:left w:w="80" w:type="dxa"/>
+              <w:bottom w:w="40" w:type="dxa"/>
+              <w:right w:w="80" w:type="dxa"/>
+            </w:tcMar>
+            <w:vAlign w:val="center"/>
+          </w:tcPr>
+          <w:p>
+            <w:pPr>
+              <w:bidi/>
+              <w:spacing w:after="0"/>
+              <w:jc w:val="center"/>
+            </w:pPr>
+            <w:r>
+              <w:rPr>
+                <w:sz w:val="18"/>
+                <w:szCs w:val="18"/>
+                <w:rtl/>
+              </w:rPr>
+              <w:t xml:space="preserve">۰٫۰۳۶۰</w:t>
+            </w:r>
+          </w:p>
+        </w:tc>
+        <w:tc>
+          <w:tcPr>
+            <w:tcW w:w="688" w:type="dxa"/>
+            <w:tcBorders>
+              <w:top w:val="single" w:sz="4" w:color="000000" w:space="0"/>
+              <w:left w:val="single" w:sz="4" w:color="000000" w:space="0"/>
+              <w:bottom w:val="single" w:sz="4" w:color="000000" w:space="0"/>
+              <w:right w:val="single" w:sz="4" w:color="000000" w:space="0"/>
+            </w:tcBorders>
+            <w:tcMar>
+              <w:top w:w="40" w:type="dxa"/>
+              <w:left w:w="80" w:type="dxa"/>
+              <w:bottom w:w="40" w:type="dxa"/>
+              <w:right w:w="80" w:type="dxa"/>
+            </w:tcMar>
+            <w:vAlign w:val="center"/>
+          </w:tcPr>
+          <w:p>
+            <w:pPr>
+              <w:bidi/>
+              <w:spacing w:after="0"/>
+              <w:jc w:val="center"/>
+            </w:pPr>
+            <w:r>
+              <w:rPr>
+                <w:sz w:val="18"/>
+                <w:szCs w:val="18"/>
+                <w:rtl/>
+              </w:rPr>
+              <w:t xml:space="preserve">۴٫۰۰</w:t>
+            </w:r>
+          </w:p>
+        </w:tc>
+      </w:tr>
+      <w:tr>
+        <w:trPr>
+          <w:cantSplit/>
+        </w:trPr>
+        <w:tc>
+          <w:tcPr>
+            <w:tcW w:w="700" w:type="dxa"/>
+            <w:tcBorders>
+              <w:top w:val="single" w:sz="4" w:color="000000" w:space="0"/>
+              <w:left w:val="single" w:sz="4" w:color="000000" w:space="0"/>
+              <w:bottom w:val="single" w:sz="4" w:color="000000" w:space="0"/>
+              <w:right w:val="single" w:sz="4" w:color="000000" w:space="0"/>
+            </w:tcBorders>
+            <w:tcMar>
+              <w:top w:w="40" w:type="dxa"/>
+              <w:left w:w="80" w:type="dxa"/>
+              <w:bottom w:w="40" w:type="dxa"/>
+              <w:right w:w="80" w:type="dxa"/>
+            </w:tcMar>
+            <w:vAlign w:val="center"/>
+          </w:tcPr>
+          <w:p>
+            <w:pPr>
+              <w:bidi/>
+              <w:spacing w:after="0"/>
+              <w:jc w:val="center"/>
+            </w:pPr>
+            <w:r>
+              <w:rPr>
+                <w:sz w:val="18"/>
+                <w:szCs w:val="18"/>
+                <w:rtl/>
+              </w:rPr>
+              <w:t xml:space="preserve">۹</w:t>
+            </w:r>
+          </w:p>
+        </w:tc>
+        <w:tc>
+          <w:tcPr>
+            <w:tcW w:w="3300" w:type="dxa"/>
+            <w:tcBorders>
+              <w:top w:val="single" w:sz="4" w:color="000000" w:space="0"/>
+              <w:left w:val="single" w:sz="4" w:color="000000" w:space="0"/>
+              <w:bottom w:val="single" w:sz="4" w:color="000000" w:space="0"/>
+              <w:right w:val="single" w:sz="4" w:color="000000" w:space="0"/>
+            </w:tcBorders>
+            <w:tcMar>
+              <w:top w:w="40" w:type="dxa"/>
+              <w:left w:w="80" w:type="dxa"/>
+              <w:bottom w:w="40" w:type="dxa"/>
+              <w:right w:w="80" w:type="dxa"/>
+            </w:tcMar>
+            <w:vAlign w:val="center"/>
+          </w:tcPr>
+          <w:p>
+            <w:pPr>
+              <w:bidi/>
+              <w:spacing w:after="0"/>
+            </w:pPr>
+            <w:r>
+              <w:rPr>
+                <w:sz w:val="18"/>
+                <w:szCs w:val="18"/>
+                <w:rtl/>
+              </w:rPr>
+              <w:t xml:space="preserve">وفاداری پایین مشتری به شرکت تک‌محصولی</w:t>
+            </w:r>
+          </w:p>
+        </w:tc>
+        <w:tc>
+          <w:tcPr>
+            <w:tcW w:w="2200" w:type="dxa"/>
+            <w:tcBorders>
+              <w:top w:val="single" w:sz="4" w:color="000000" w:space="0"/>
+              <w:left w:val="single" w:sz="4" w:color="000000" w:space="0"/>
+              <w:bottom w:val="single" w:sz="4" w:color="000000" w:space="0"/>
+              <w:right w:val="single" w:sz="4" w:color="000000" w:space="0"/>
+            </w:tcBorders>
+            <w:tcMar>
+              <w:top w:w="40" w:type="dxa"/>
+              <w:left w:w="80" w:type="dxa"/>
+              <w:bottom w:w="40" w:type="dxa"/>
+              <w:right w:w="80" w:type="dxa"/>
+            </w:tcMar>
+            <w:vAlign w:val="center"/>
+          </w:tcPr>
+          <w:p>
+            <w:pPr>
+              <w:bidi/>
+              <w:spacing w:after="0"/>
+            </w:pPr>
+            <w:r>
+              <w:rPr>
+                <w:sz w:val="18"/>
+                <w:szCs w:val="18"/>
+                <w:rtl/>
+              </w:rPr>
+              <w:t xml:space="preserve">دشواری جذب و حفظ مشتری و وفاداری پایین</w:t>
+            </w:r>
+          </w:p>
+        </w:tc>
+        <w:tc>
+          <w:tcPr>
+            <w:tcW w:w="900" w:type="dxa"/>
+            <w:tcBorders>
+              <w:top w:val="single" w:sz="4" w:color="000000" w:space="0"/>
+              <w:left w:val="single" w:sz="4" w:color="000000" w:space="0"/>
+              <w:bottom w:val="single" w:sz="4" w:color="000000" w:space="0"/>
+              <w:right w:val="single" w:sz="4" w:color="000000" w:space="0"/>
+            </w:tcBorders>
+            <w:tcMar>
+              <w:top w:w="40" w:type="dxa"/>
+              <w:left w:w="80" w:type="dxa"/>
+              <w:bottom w:w="40" w:type="dxa"/>
+              <w:right w:w="80" w:type="dxa"/>
+            </w:tcMar>
+            <w:vAlign w:val="center"/>
+          </w:tcPr>
+          <w:p>
+            <w:pPr>
+              <w:bidi/>
+              <w:spacing w:after="0"/>
+              <w:jc w:val="center"/>
+            </w:pPr>
+            <w:r>
+              <w:rPr>
+                <w:sz w:val="18"/>
+                <w:szCs w:val="18"/>
+                <w:rtl/>
+              </w:rPr>
+              <w:t xml:space="preserve">۰٫۳۵۰</w:t>
+            </w:r>
+          </w:p>
+        </w:tc>
+        <w:tc>
+          <w:tcPr>
+            <w:tcW w:w="1000" w:type="dxa"/>
+            <w:tcBorders>
+              <w:top w:val="single" w:sz="4" w:color="000000" w:space="0"/>
+              <w:left w:val="single" w:sz="4" w:color="000000" w:space="0"/>
+              <w:bottom w:val="single" w:sz="4" w:color="000000" w:space="0"/>
+              <w:right w:val="single" w:sz="4" w:color="000000" w:space="0"/>
+            </w:tcBorders>
+            <w:tcMar>
+              <w:top w:w="40" w:type="dxa"/>
+              <w:left w:w="80" w:type="dxa"/>
+              <w:bottom w:w="40" w:type="dxa"/>
+              <w:right w:w="80" w:type="dxa"/>
+            </w:tcMar>
+            <w:vAlign w:val="center"/>
+          </w:tcPr>
+          <w:p>
+            <w:pPr>
+              <w:bidi/>
+              <w:spacing w:after="0"/>
+              <w:jc w:val="center"/>
+            </w:pPr>
+            <w:r>
+              <w:rPr>
+                <w:sz w:val="18"/>
+                <w:szCs w:val="18"/>
+                <w:rtl/>
+              </w:rPr>
+              <w:t xml:space="preserve">۰٫۰۳۶۰</w:t>
+            </w:r>
+          </w:p>
+        </w:tc>
+        <w:tc>
+          <w:tcPr>
+            <w:tcW w:w="688" w:type="dxa"/>
+            <w:tcBorders>
+              <w:top w:val="single" w:sz="4" w:color="000000" w:space="0"/>
+              <w:left w:val="single" w:sz="4" w:color="000000" w:space="0"/>
+              <w:bottom w:val="single" w:sz="4" w:color="000000" w:space="0"/>
+              <w:right w:val="single" w:sz="4" w:color="000000" w:space="0"/>
+            </w:tcBorders>
+            <w:tcMar>
+              <w:top w:w="40" w:type="dxa"/>
+              <w:left w:w="80" w:type="dxa"/>
+              <w:bottom w:w="40" w:type="dxa"/>
+              <w:right w:w="80" w:type="dxa"/>
+            </w:tcMar>
+            <w:vAlign w:val="center"/>
+          </w:tcPr>
+          <w:p>
+            <w:pPr>
+              <w:bidi/>
+              <w:spacing w:after="0"/>
+              <w:jc w:val="center"/>
+            </w:pPr>
+            <w:r>
+              <w:rPr>
+                <w:sz w:val="18"/>
+                <w:szCs w:val="18"/>
+                <w:rtl/>
+              </w:rPr>
+              <w:t xml:space="preserve">۴٫۰۰</w:t>
+            </w:r>
+          </w:p>
+        </w:tc>
+      </w:tr>
+      <w:tr>
+        <w:trPr>
+          <w:cantSplit/>
+        </w:trPr>
+        <w:tc>
+          <w:tcPr>
+            <w:tcW w:w="700" w:type="dxa"/>
+            <w:tcBorders>
+              <w:top w:val="single" w:sz="4" w:color="000000" w:space="0"/>
+              <w:left w:val="single" w:sz="4" w:color="000000" w:space="0"/>
+              <w:bottom w:val="single" w:sz="4" w:color="000000" w:space="0"/>
+              <w:right w:val="single" w:sz="4" w:color="000000" w:space="0"/>
+            </w:tcBorders>
+            <w:tcMar>
+              <w:top w:w="40" w:type="dxa"/>
+              <w:left w:w="80" w:type="dxa"/>
+              <w:bottom w:w="40" w:type="dxa"/>
+              <w:right w:w="80" w:type="dxa"/>
+            </w:tcMar>
+            <w:vAlign w:val="center"/>
+          </w:tcPr>
+          <w:p>
+            <w:pPr>
+              <w:bidi/>
+              <w:spacing w:after="0"/>
+              <w:jc w:val="center"/>
+            </w:pPr>
+            <w:r>
+              <w:rPr>
+                <w:sz w:val="18"/>
+                <w:szCs w:val="18"/>
+                <w:rtl/>
+              </w:rPr>
+              <w:t xml:space="preserve">۹</w:t>
+            </w:r>
+          </w:p>
+        </w:tc>
+        <w:tc>
+          <w:tcPr>
+            <w:tcW w:w="3300" w:type="dxa"/>
+            <w:tcBorders>
+              <w:top w:val="single" w:sz="4" w:color="000000" w:space="0"/>
+              <w:left w:val="single" w:sz="4" w:color="000000" w:space="0"/>
+              <w:bottom w:val="single" w:sz="4" w:color="000000" w:space="0"/>
+              <w:right w:val="single" w:sz="4" w:color="000000" w:space="0"/>
+            </w:tcBorders>
+            <w:tcMar>
+              <w:top w:w="40" w:type="dxa"/>
+              <w:left w:w="80" w:type="dxa"/>
+              <w:bottom w:w="40" w:type="dxa"/>
+              <w:right w:w="80" w:type="dxa"/>
+            </w:tcMar>
+            <w:vAlign w:val="center"/>
+          </w:tcPr>
+          <w:p>
+            <w:pPr>
+              <w:bidi/>
+              <w:spacing w:after="0"/>
+            </w:pPr>
+            <w:r>
+              <w:rPr>
+                <w:sz w:val="18"/>
+                <w:szCs w:val="18"/>
+                <w:rtl/>
+              </w:rPr>
+              <w:t xml:space="preserve">حضور محصولات جایگزین و برندهای رقیب دارای سبد متنوع</w:t>
+            </w:r>
+          </w:p>
+        </w:tc>
+        <w:tc>
+          <w:tcPr>
+            <w:tcW w:w="2200" w:type="dxa"/>
+            <w:tcBorders>
+              <w:top w:val="single" w:sz="4" w:color="000000" w:space="0"/>
+              <w:left w:val="single" w:sz="4" w:color="000000" w:space="0"/>
+              <w:bottom w:val="single" w:sz="4" w:color="000000" w:space="0"/>
+              <w:right w:val="single" w:sz="4" w:color="000000" w:space="0"/>
+            </w:tcBorders>
+            <w:tcMar>
+              <w:top w:w="40" w:type="dxa"/>
+              <w:left w:w="80" w:type="dxa"/>
+              <w:bottom w:w="40" w:type="dxa"/>
+              <w:right w:w="80" w:type="dxa"/>
+            </w:tcMar>
+            <w:vAlign w:val="center"/>
+          </w:tcPr>
+          <w:p>
+            <w:pPr>
+              <w:bidi/>
+              <w:spacing w:after="0"/>
+            </w:pPr>
+            <w:r>
+              <w:rPr>
+                <w:sz w:val="18"/>
+                <w:szCs w:val="18"/>
+                <w:rtl/>
+              </w:rPr>
+              <w:t xml:space="preserve">شدت رقابت و فشار قیمتی بازار</w:t>
+            </w:r>
+          </w:p>
+        </w:tc>
+        <w:tc>
+          <w:tcPr>
+            <w:tcW w:w="900" w:type="dxa"/>
+            <w:tcBorders>
+              <w:top w:val="single" w:sz="4" w:color="000000" w:space="0"/>
+              <w:left w:val="single" w:sz="4" w:color="000000" w:space="0"/>
+              <w:bottom w:val="single" w:sz="4" w:color="000000" w:space="0"/>
+              <w:right w:val="single" w:sz="4" w:color="000000" w:space="0"/>
+            </w:tcBorders>
+            <w:tcMar>
+              <w:top w:w="40" w:type="dxa"/>
+              <w:left w:w="80" w:type="dxa"/>
+              <w:bottom w:w="40" w:type="dxa"/>
+              <w:right w:w="80" w:type="dxa"/>
+            </w:tcMar>
+            <w:vAlign w:val="center"/>
+          </w:tcPr>
+          <w:p>
+            <w:pPr>
+              <w:bidi/>
+              <w:spacing w:after="0"/>
+              <w:jc w:val="center"/>
+            </w:pPr>
+            <w:r>
+              <w:rPr>
+                <w:sz w:val="18"/>
+                <w:szCs w:val="18"/>
+                <w:rtl/>
+              </w:rPr>
+              <w:t xml:space="preserve">۰٫۳۰۸</w:t>
+            </w:r>
+          </w:p>
+        </w:tc>
+        <w:tc>
+          <w:tcPr>
+            <w:tcW w:w="1000" w:type="dxa"/>
+            <w:tcBorders>
+              <w:top w:val="single" w:sz="4" w:color="000000" w:space="0"/>
+              <w:left w:val="single" w:sz="4" w:color="000000" w:space="0"/>
+              <w:bottom w:val="single" w:sz="4" w:color="000000" w:space="0"/>
+              <w:right w:val="single" w:sz="4" w:color="000000" w:space="0"/>
+            </w:tcBorders>
+            <w:tcMar>
+              <w:top w:w="40" w:type="dxa"/>
+              <w:left w:w="80" w:type="dxa"/>
+              <w:bottom w:w="40" w:type="dxa"/>
+              <w:right w:w="80" w:type="dxa"/>
+            </w:tcMar>
+            <w:vAlign w:val="center"/>
+          </w:tcPr>
+          <w:p>
+            <w:pPr>
+              <w:bidi/>
+              <w:spacing w:after="0"/>
+              <w:jc w:val="center"/>
+            </w:pPr>
+            <w:r>
+              <w:rPr>
+                <w:sz w:val="18"/>
+                <w:szCs w:val="18"/>
+                <w:rtl/>
+              </w:rPr>
+              <w:t xml:space="preserve">۰٫۰۳۶۰</w:t>
+            </w:r>
+          </w:p>
+        </w:tc>
+        <w:tc>
+          <w:tcPr>
+            <w:tcW w:w="688" w:type="dxa"/>
+            <w:tcBorders>
+              <w:top w:val="single" w:sz="4" w:color="000000" w:space="0"/>
+              <w:left w:val="single" w:sz="4" w:color="000000" w:space="0"/>
+              <w:bottom w:val="single" w:sz="4" w:color="000000" w:space="0"/>
+              <w:right w:val="single" w:sz="4" w:color="000000" w:space="0"/>
+            </w:tcBorders>
+            <w:tcMar>
+              <w:top w:w="40" w:type="dxa"/>
+              <w:left w:w="80" w:type="dxa"/>
+              <w:bottom w:w="40" w:type="dxa"/>
+              <w:right w:w="80" w:type="dxa"/>
+            </w:tcMar>
+            <w:vAlign w:val="center"/>
+          </w:tcPr>
+          <w:p>
+            <w:pPr>
+              <w:bidi/>
+              <w:spacing w:after="0"/>
+              <w:jc w:val="center"/>
+            </w:pPr>
+            <w:r>
+              <w:rPr>
+                <w:sz w:val="18"/>
+                <w:szCs w:val="18"/>
+                <w:rtl/>
+              </w:rPr>
+              <w:t xml:space="preserve">۴٫۰۰</w:t>
+            </w:r>
+          </w:p>
+        </w:tc>
+      </w:tr>
+      <w:tr>
+        <w:trPr>
+          <w:cantSplit/>
+        </w:trPr>
+        <w:tc>
+          <w:tcPr>
+            <w:tcW w:w="700" w:type="dxa"/>
+            <w:tcBorders>
+              <w:top w:val="single" w:sz="4" w:color="000000" w:space="0"/>
+              <w:left w:val="single" w:sz="4" w:color="000000" w:space="0"/>
+              <w:bottom w:val="single" w:sz="4" w:color="000000" w:space="0"/>
+              <w:right w:val="single" w:sz="4" w:color="000000" w:space="0"/>
+            </w:tcBorders>
+            <w:tcMar>
+              <w:top w:w="40" w:type="dxa"/>
+              <w:left w:w="80" w:type="dxa"/>
+              <w:bottom w:w="40" w:type="dxa"/>
+              <w:right w:w="80" w:type="dxa"/>
+            </w:tcMar>
+            <w:vAlign w:val="center"/>
+          </w:tcPr>
+          <w:p>
+            <w:pPr>
+              <w:bidi/>
+              <w:spacing w:after="0"/>
+              <w:jc w:val="center"/>
+            </w:pPr>
+            <w:r>
+              <w:rPr>
+                <w:sz w:val="18"/>
+                <w:szCs w:val="18"/>
+                <w:rtl/>
+              </w:rPr>
+              <w:t xml:space="preserve">۹</w:t>
+            </w:r>
+          </w:p>
+        </w:tc>
+        <w:tc>
+          <w:tcPr>
+            <w:tcW w:w="3300" w:type="dxa"/>
+            <w:tcBorders>
+              <w:top w:val="single" w:sz="4" w:color="000000" w:space="0"/>
+              <w:left w:val="single" w:sz="4" w:color="000000" w:space="0"/>
+              <w:bottom w:val="single" w:sz="4" w:color="000000" w:space="0"/>
+              <w:right w:val="single" w:sz="4" w:color="000000" w:space="0"/>
+            </w:tcBorders>
+            <w:tcMar>
+              <w:top w:w="40" w:type="dxa"/>
+              <w:left w:w="80" w:type="dxa"/>
+              <w:bottom w:w="40" w:type="dxa"/>
+              <w:right w:w="80" w:type="dxa"/>
+            </w:tcMar>
+            <w:vAlign w:val="center"/>
+          </w:tcPr>
+          <w:p>
+            <w:pPr>
+              <w:bidi/>
+              <w:spacing w:after="0"/>
+            </w:pPr>
+            <w:r>
+              <w:rPr>
+                <w:sz w:val="18"/>
+                <w:szCs w:val="18"/>
+                <w:rtl/>
+              </w:rPr>
+              <w:t xml:space="preserve">رقابت قیمتی و نوسان قیمت رقبا</w:t>
+            </w:r>
+          </w:p>
+        </w:tc>
+        <w:tc>
+          <w:tcPr>
+            <w:tcW w:w="2200" w:type="dxa"/>
+            <w:tcBorders>
+              <w:top w:val="single" w:sz="4" w:color="000000" w:space="0"/>
+              <w:left w:val="single" w:sz="4" w:color="000000" w:space="0"/>
+              <w:bottom w:val="single" w:sz="4" w:color="000000" w:space="0"/>
+              <w:right w:val="single" w:sz="4" w:color="000000" w:space="0"/>
+            </w:tcBorders>
+            <w:tcMar>
+              <w:top w:w="40" w:type="dxa"/>
+              <w:left w:w="80" w:type="dxa"/>
+              <w:bottom w:w="40" w:type="dxa"/>
+              <w:right w:w="80" w:type="dxa"/>
+            </w:tcMar>
+            <w:vAlign w:val="center"/>
+          </w:tcPr>
+          <w:p>
+            <w:pPr>
+              <w:bidi/>
+              <w:spacing w:after="0"/>
+            </w:pPr>
+            <w:r>
+              <w:rPr>
+                <w:sz w:val="18"/>
+                <w:szCs w:val="18"/>
+                <w:rtl/>
+              </w:rPr>
+              <w:t xml:space="preserve">شدت رقابت و فشار قیمتی بازار</w:t>
+            </w:r>
+          </w:p>
+        </w:tc>
+        <w:tc>
+          <w:tcPr>
+            <w:tcW w:w="900" w:type="dxa"/>
+            <w:tcBorders>
+              <w:top w:val="single" w:sz="4" w:color="000000" w:space="0"/>
+              <w:left w:val="single" w:sz="4" w:color="000000" w:space="0"/>
+              <w:bottom w:val="single" w:sz="4" w:color="000000" w:space="0"/>
+              <w:right w:val="single" w:sz="4" w:color="000000" w:space="0"/>
+            </w:tcBorders>
+            <w:tcMar>
+              <w:top w:w="40" w:type="dxa"/>
+              <w:left w:w="80" w:type="dxa"/>
+              <w:bottom w:w="40" w:type="dxa"/>
+              <w:right w:w="80" w:type="dxa"/>
+            </w:tcMar>
+            <w:vAlign w:val="center"/>
+          </w:tcPr>
+          <w:p>
+            <w:pPr>
+              <w:bidi/>
+              <w:spacing w:after="0"/>
+              <w:jc w:val="center"/>
+            </w:pPr>
+            <w:r>
+              <w:rPr>
+                <w:sz w:val="18"/>
+                <w:szCs w:val="18"/>
+                <w:rtl/>
+              </w:rPr>
+              <w:t xml:space="preserve">۰٫۳۰۸</w:t>
+            </w:r>
+          </w:p>
+        </w:tc>
+        <w:tc>
+          <w:tcPr>
+            <w:tcW w:w="1000" w:type="dxa"/>
+            <w:tcBorders>
+              <w:top w:val="single" w:sz="4" w:color="000000" w:space="0"/>
+              <w:left w:val="single" w:sz="4" w:color="000000" w:space="0"/>
+              <w:bottom w:val="single" w:sz="4" w:color="000000" w:space="0"/>
+              <w:right w:val="single" w:sz="4" w:color="000000" w:space="0"/>
+            </w:tcBorders>
+            <w:tcMar>
+              <w:top w:w="40" w:type="dxa"/>
+              <w:left w:w="80" w:type="dxa"/>
+              <w:bottom w:w="40" w:type="dxa"/>
+              <w:right w:w="80" w:type="dxa"/>
+            </w:tcMar>
+            <w:vAlign w:val="center"/>
+          </w:tcPr>
+          <w:p>
+            <w:pPr>
+              <w:bidi/>
+              <w:spacing w:after="0"/>
+              <w:jc w:val="center"/>
+            </w:pPr>
+            <w:r>
+              <w:rPr>
+                <w:sz w:val="18"/>
+                <w:szCs w:val="18"/>
+                <w:rtl/>
+              </w:rPr>
+              <w:t xml:space="preserve">۰٫۰۳۶۰</w:t>
+            </w:r>
+          </w:p>
+        </w:tc>
+        <w:tc>
+          <w:tcPr>
+            <w:tcW w:w="688" w:type="dxa"/>
+            <w:tcBorders>
+              <w:top w:val="single" w:sz="4" w:color="000000" w:space="0"/>
+              <w:left w:val="single" w:sz="4" w:color="000000" w:space="0"/>
+              <w:bottom w:val="single" w:sz="4" w:color="000000" w:space="0"/>
+              <w:right w:val="single" w:sz="4" w:color="000000" w:space="0"/>
+            </w:tcBorders>
+            <w:tcMar>
+              <w:top w:w="40" w:type="dxa"/>
+              <w:left w:w="80" w:type="dxa"/>
+              <w:bottom w:w="40" w:type="dxa"/>
+              <w:right w:w="80" w:type="dxa"/>
+            </w:tcMar>
+            <w:vAlign w:val="center"/>
+          </w:tcPr>
+          <w:p>
+            <w:pPr>
+              <w:bidi/>
+              <w:spacing w:after="0"/>
+              <w:jc w:val="center"/>
+            </w:pPr>
+            <w:r>
+              <w:rPr>
+                <w:sz w:val="18"/>
+                <w:szCs w:val="18"/>
+                <w:rtl/>
+              </w:rPr>
+              <w:t xml:space="preserve">۴٫۰۰</w:t>
+            </w:r>
+          </w:p>
+        </w:tc>
+      </w:tr>
+      <w:tr>
+        <w:trPr>
+          <w:cantSplit/>
+        </w:trPr>
+        <w:tc>
+          <w:tcPr>
+            <w:tcW w:w="700" w:type="dxa"/>
+            <w:tcBorders>
+              <w:top w:val="single" w:sz="4" w:color="000000" w:space="0"/>
+              <w:left w:val="single" w:sz="4" w:color="000000" w:space="0"/>
+              <w:bottom w:val="single" w:sz="4" w:color="000000" w:space="0"/>
+              <w:right w:val="single" w:sz="4" w:color="000000" w:space="0"/>
+            </w:tcBorders>
+            <w:tcMar>
+              <w:top w:w="40" w:type="dxa"/>
+              <w:left w:w="80" w:type="dxa"/>
+              <w:bottom w:w="40" w:type="dxa"/>
+              <w:right w:w="80" w:type="dxa"/>
+            </w:tcMar>
+            <w:vAlign w:val="center"/>
+          </w:tcPr>
+          <w:p>
+            <w:pPr>
+              <w:bidi/>
+              <w:spacing w:after="0"/>
+              <w:jc w:val="center"/>
+            </w:pPr>
+            <w:r>
+              <w:rPr>
+                <w:sz w:val="18"/>
+                <w:szCs w:val="18"/>
+                <w:rtl/>
+              </w:rPr>
+              <w:t xml:space="preserve">۹</w:t>
+            </w:r>
+          </w:p>
+        </w:tc>
+        <w:tc>
+          <w:tcPr>
+            <w:tcW w:w="3300" w:type="dxa"/>
+            <w:tcBorders>
+              <w:top w:val="single" w:sz="4" w:color="000000" w:space="0"/>
+              <w:left w:val="single" w:sz="4" w:color="000000" w:space="0"/>
+              <w:bottom w:val="single" w:sz="4" w:color="000000" w:space="0"/>
+              <w:right w:val="single" w:sz="4" w:color="000000" w:space="0"/>
+            </w:tcBorders>
+            <w:tcMar>
+              <w:top w:w="40" w:type="dxa"/>
+              <w:left w:w="80" w:type="dxa"/>
+              <w:bottom w:w="40" w:type="dxa"/>
+              <w:right w:w="80" w:type="dxa"/>
+            </w:tcMar>
+            <w:vAlign w:val="center"/>
+          </w:tcPr>
+          <w:p>
+            <w:pPr>
+              <w:bidi/>
+              <w:spacing w:after="0"/>
+            </w:pPr>
+            <w:r>
+              <w:rPr>
+                <w:sz w:val="18"/>
+                <w:szCs w:val="18"/>
+                <w:rtl/>
+              </w:rPr>
+              <w:t xml:space="preserve">افت ناگهانی تقاضا</w:t>
+            </w:r>
+          </w:p>
+        </w:tc>
+        <w:tc>
+          <w:tcPr>
+            <w:tcW w:w="2200" w:type="dxa"/>
+            <w:tcBorders>
+              <w:top w:val="single" w:sz="4" w:color="000000" w:space="0"/>
+              <w:left w:val="single" w:sz="4" w:color="000000" w:space="0"/>
+              <w:bottom w:val="single" w:sz="4" w:color="000000" w:space="0"/>
+              <w:right w:val="single" w:sz="4" w:color="000000" w:space="0"/>
+            </w:tcBorders>
+            <w:tcMar>
+              <w:top w:w="40" w:type="dxa"/>
+              <w:left w:w="80" w:type="dxa"/>
+              <w:bottom w:w="40" w:type="dxa"/>
+              <w:right w:w="80" w:type="dxa"/>
+            </w:tcMar>
+            <w:vAlign w:val="center"/>
+          </w:tcPr>
+          <w:p>
+            <w:pPr>
+              <w:bidi/>
+              <w:spacing w:after="0"/>
+            </w:pPr>
+            <w:r>
+              <w:rPr>
+                <w:sz w:val="18"/>
+                <w:szCs w:val="18"/>
+                <w:rtl/>
+              </w:rPr>
+              <w:t xml:space="preserve">تغییر ذائقه مصرف‌کننده و محدودیت بازار هدف</w:t>
+            </w:r>
+          </w:p>
+        </w:tc>
+        <w:tc>
+          <w:tcPr>
+            <w:tcW w:w="900" w:type="dxa"/>
+            <w:tcBorders>
+              <w:top w:val="single" w:sz="4" w:color="000000" w:space="0"/>
+              <w:left w:val="single" w:sz="4" w:color="000000" w:space="0"/>
+              <w:bottom w:val="single" w:sz="4" w:color="000000" w:space="0"/>
+              <w:right w:val="single" w:sz="4" w:color="000000" w:space="0"/>
+            </w:tcBorders>
+            <w:tcMar>
+              <w:top w:w="40" w:type="dxa"/>
+              <w:left w:w="80" w:type="dxa"/>
+              <w:bottom w:w="40" w:type="dxa"/>
+              <w:right w:w="80" w:type="dxa"/>
+            </w:tcMar>
+            <w:vAlign w:val="center"/>
+          </w:tcPr>
+          <w:p>
+            <w:pPr>
+              <w:bidi/>
+              <w:spacing w:after="0"/>
+              <w:jc w:val="center"/>
+            </w:pPr>
+            <w:r>
+              <w:rPr>
+                <w:sz w:val="18"/>
+                <w:szCs w:val="18"/>
+                <w:rtl/>
+              </w:rPr>
+              <w:t xml:space="preserve">۰٫۳۰۱</w:t>
+            </w:r>
+          </w:p>
+        </w:tc>
+        <w:tc>
+          <w:tcPr>
+            <w:tcW w:w="1000" w:type="dxa"/>
+            <w:tcBorders>
+              <w:top w:val="single" w:sz="4" w:color="000000" w:space="0"/>
+              <w:left w:val="single" w:sz="4" w:color="000000" w:space="0"/>
+              <w:bottom w:val="single" w:sz="4" w:color="000000" w:space="0"/>
+              <w:right w:val="single" w:sz="4" w:color="000000" w:space="0"/>
+            </w:tcBorders>
+            <w:tcMar>
+              <w:top w:w="40" w:type="dxa"/>
+              <w:left w:w="80" w:type="dxa"/>
+              <w:bottom w:w="40" w:type="dxa"/>
+              <w:right w:w="80" w:type="dxa"/>
+            </w:tcMar>
+            <w:vAlign w:val="center"/>
+          </w:tcPr>
+          <w:p>
+            <w:pPr>
+              <w:bidi/>
+              <w:spacing w:after="0"/>
+              <w:jc w:val="center"/>
+            </w:pPr>
+            <w:r>
+              <w:rPr>
+                <w:sz w:val="18"/>
+                <w:szCs w:val="18"/>
+                <w:rtl/>
+              </w:rPr>
+              <w:t xml:space="preserve">۰٫۰۳۶۰</w:t>
+            </w:r>
+          </w:p>
+        </w:tc>
+        <w:tc>
+          <w:tcPr>
+            <w:tcW w:w="688" w:type="dxa"/>
+            <w:tcBorders>
+              <w:top w:val="single" w:sz="4" w:color="000000" w:space="0"/>
+              <w:left w:val="single" w:sz="4" w:color="000000" w:space="0"/>
+              <w:bottom w:val="single" w:sz="4" w:color="000000" w:space="0"/>
+              <w:right w:val="single" w:sz="4" w:color="000000" w:space="0"/>
+            </w:tcBorders>
+            <w:tcMar>
+              <w:top w:w="40" w:type="dxa"/>
+              <w:left w:w="80" w:type="dxa"/>
+              <w:bottom w:w="40" w:type="dxa"/>
+              <w:right w:w="80" w:type="dxa"/>
+            </w:tcMar>
+            <w:vAlign w:val="center"/>
+          </w:tcPr>
+          <w:p>
+            <w:pPr>
+              <w:bidi/>
+              <w:spacing w:after="0"/>
+              <w:jc w:val="center"/>
+            </w:pPr>
+            <w:r>
+              <w:rPr>
+                <w:sz w:val="18"/>
+                <w:szCs w:val="18"/>
+                <w:rtl/>
+              </w:rPr>
+              <w:t xml:space="preserve">۴٫۰۰</w:t>
+            </w:r>
+          </w:p>
+        </w:tc>
+      </w:tr>
+      <w:tr>
+        <w:trPr>
+          <w:cantSplit/>
+        </w:trPr>
+        <w:tc>
+          <w:tcPr>
+            <w:tcW w:w="700" w:type="dxa"/>
+            <w:tcBorders>
+              <w:top w:val="single" w:sz="4" w:color="000000" w:space="0"/>
+              <w:left w:val="single" w:sz="4" w:color="000000" w:space="0"/>
+              <w:bottom w:val="single" w:sz="4" w:color="000000" w:space="0"/>
+              <w:right w:val="single" w:sz="4" w:color="000000" w:space="0"/>
+            </w:tcBorders>
+            <w:tcMar>
+              <w:top w:w="40" w:type="dxa"/>
+              <w:left w:w="80" w:type="dxa"/>
+              <w:bottom w:w="40" w:type="dxa"/>
+              <w:right w:w="80" w:type="dxa"/>
+            </w:tcMar>
+            <w:vAlign w:val="center"/>
+          </w:tcPr>
+          <w:p>
+            <w:pPr>
+              <w:bidi/>
+              <w:spacing w:after="0"/>
+              <w:jc w:val="center"/>
+            </w:pPr>
+            <w:r>
+              <w:rPr>
+                <w:sz w:val="18"/>
+                <w:szCs w:val="18"/>
+                <w:rtl/>
+              </w:rPr>
+              <w:t xml:space="preserve">۹</w:t>
+            </w:r>
+          </w:p>
+        </w:tc>
+        <w:tc>
+          <w:tcPr>
+            <w:tcW w:w="3300" w:type="dxa"/>
+            <w:tcBorders>
+              <w:top w:val="single" w:sz="4" w:color="000000" w:space="0"/>
+              <w:left w:val="single" w:sz="4" w:color="000000" w:space="0"/>
+              <w:bottom w:val="single" w:sz="4" w:color="000000" w:space="0"/>
+              <w:right w:val="single" w:sz="4" w:color="000000" w:space="0"/>
+            </w:tcBorders>
+            <w:tcMar>
+              <w:top w:w="40" w:type="dxa"/>
+              <w:left w:w="80" w:type="dxa"/>
+              <w:bottom w:w="40" w:type="dxa"/>
+              <w:right w:w="80" w:type="dxa"/>
+            </w:tcMar>
+            <w:vAlign w:val="center"/>
+          </w:tcPr>
+          <w:p>
+            <w:pPr>
+              <w:bidi/>
+              <w:spacing w:after="0"/>
+            </w:pPr>
+            <w:r>
+              <w:rPr>
+                <w:sz w:val="18"/>
+                <w:szCs w:val="18"/>
+                <w:rtl/>
+              </w:rPr>
+              <w:t xml:space="preserve">وابستگی تأمین به واردات و اثر تحریم و محدودیت‌های اقتصادی</w:t>
+            </w:r>
+          </w:p>
+        </w:tc>
+        <w:tc>
+          <w:tcPr>
+            <w:tcW w:w="2200" w:type="dxa"/>
+            <w:tcBorders>
+              <w:top w:val="single" w:sz="4" w:color="000000" w:space="0"/>
+              <w:left w:val="single" w:sz="4" w:color="000000" w:space="0"/>
+              <w:bottom w:val="single" w:sz="4" w:color="000000" w:space="0"/>
+              <w:right w:val="single" w:sz="4" w:color="000000" w:space="0"/>
+            </w:tcBorders>
+            <w:tcMar>
+              <w:top w:w="40" w:type="dxa"/>
+              <w:left w:w="80" w:type="dxa"/>
+              <w:bottom w:w="40" w:type="dxa"/>
+              <w:right w:w="80" w:type="dxa"/>
+            </w:tcMar>
+            <w:vAlign w:val="center"/>
+          </w:tcPr>
+          <w:p>
+            <w:pPr>
+              <w:bidi/>
+              <w:spacing w:after="0"/>
+            </w:pPr>
+            <w:r>
+              <w:rPr>
+                <w:sz w:val="18"/>
+                <w:szCs w:val="18"/>
+                <w:rtl/>
+              </w:rPr>
+              <w:t xml:space="preserve">ناپایداری تأمین و نوسان بهای مواد اولیه</w:t>
+            </w:r>
+          </w:p>
+        </w:tc>
+        <w:tc>
+          <w:tcPr>
+            <w:tcW w:w="900" w:type="dxa"/>
+            <w:tcBorders>
+              <w:top w:val="single" w:sz="4" w:color="000000" w:space="0"/>
+              <w:left w:val="single" w:sz="4" w:color="000000" w:space="0"/>
+              <w:bottom w:val="single" w:sz="4" w:color="000000" w:space="0"/>
+              <w:right w:val="single" w:sz="4" w:color="000000" w:space="0"/>
+            </w:tcBorders>
+            <w:tcMar>
+              <w:top w:w="40" w:type="dxa"/>
+              <w:left w:w="80" w:type="dxa"/>
+              <w:bottom w:w="40" w:type="dxa"/>
+              <w:right w:w="80" w:type="dxa"/>
+            </w:tcMar>
+            <w:vAlign w:val="center"/>
+          </w:tcPr>
+          <w:p>
+            <w:pPr>
+              <w:bidi/>
+              <w:spacing w:after="0"/>
+              <w:jc w:val="center"/>
+            </w:pPr>
+            <w:r>
+              <w:rPr>
+                <w:sz w:val="18"/>
+                <w:szCs w:val="18"/>
+                <w:rtl/>
+              </w:rPr>
+              <w:t xml:space="preserve">۰٫۳۱۸</w:t>
+            </w:r>
+          </w:p>
+        </w:tc>
+        <w:tc>
+          <w:tcPr>
+            <w:tcW w:w="1000" w:type="dxa"/>
+            <w:tcBorders>
+              <w:top w:val="single" w:sz="4" w:color="000000" w:space="0"/>
+              <w:left w:val="single" w:sz="4" w:color="000000" w:space="0"/>
+              <w:bottom w:val="single" w:sz="4" w:color="000000" w:space="0"/>
+              <w:right w:val="single" w:sz="4" w:color="000000" w:space="0"/>
+            </w:tcBorders>
+            <w:tcMar>
+              <w:top w:w="40" w:type="dxa"/>
+              <w:left w:w="80" w:type="dxa"/>
+              <w:bottom w:w="40" w:type="dxa"/>
+              <w:right w:w="80" w:type="dxa"/>
+            </w:tcMar>
+            <w:vAlign w:val="center"/>
+          </w:tcPr>
+          <w:p>
+            <w:pPr>
+              <w:bidi/>
+              <w:spacing w:after="0"/>
+              <w:jc w:val="center"/>
+            </w:pPr>
+            <w:r>
+              <w:rPr>
+                <w:sz w:val="18"/>
+                <w:szCs w:val="18"/>
+                <w:rtl/>
+              </w:rPr>
+              <w:t xml:space="preserve">۰٫۰۳۶۰</w:t>
+            </w:r>
+          </w:p>
+        </w:tc>
+        <w:tc>
+          <w:tcPr>
+            <w:tcW w:w="688" w:type="dxa"/>
+            <w:tcBorders>
+              <w:top w:val="single" w:sz="4" w:color="000000" w:space="0"/>
+              <w:left w:val="single" w:sz="4" w:color="000000" w:space="0"/>
+              <w:bottom w:val="single" w:sz="4" w:color="000000" w:space="0"/>
+              <w:right w:val="single" w:sz="4" w:color="000000" w:space="0"/>
+            </w:tcBorders>
+            <w:tcMar>
+              <w:top w:w="40" w:type="dxa"/>
+              <w:left w:w="80" w:type="dxa"/>
+              <w:bottom w:w="40" w:type="dxa"/>
+              <w:right w:w="80" w:type="dxa"/>
+            </w:tcMar>
+            <w:vAlign w:val="center"/>
+          </w:tcPr>
+          <w:p>
+            <w:pPr>
+              <w:bidi/>
+              <w:spacing w:after="0"/>
+              <w:jc w:val="center"/>
+            </w:pPr>
+            <w:r>
+              <w:rPr>
+                <w:sz w:val="18"/>
+                <w:szCs w:val="18"/>
+                <w:rtl/>
+              </w:rPr>
+              <w:t xml:space="preserve">۴٫۰۰</w:t>
+            </w:r>
+          </w:p>
+        </w:tc>
+      </w:tr>
+      <w:tr>
+        <w:trPr>
+          <w:cantSplit/>
+        </w:trPr>
+        <w:tc>
+          <w:tcPr>
+            <w:tcW w:w="700" w:type="dxa"/>
+            <w:tcBorders>
+              <w:top w:val="single" w:sz="4" w:color="000000" w:space="0"/>
+              <w:left w:val="single" w:sz="4" w:color="000000" w:space="0"/>
+              <w:bottom w:val="single" w:sz="4" w:color="000000" w:space="0"/>
+              <w:right w:val="single" w:sz="4" w:color="000000" w:space="0"/>
+            </w:tcBorders>
+            <w:tcMar>
+              <w:top w:w="40" w:type="dxa"/>
+              <w:left w:w="80" w:type="dxa"/>
+              <w:bottom w:w="40" w:type="dxa"/>
+              <w:right w:w="80" w:type="dxa"/>
+            </w:tcMar>
+            <w:vAlign w:val="center"/>
+          </w:tcPr>
+          <w:p>
+            <w:pPr>
+              <w:bidi/>
+              <w:spacing w:after="0"/>
+              <w:jc w:val="center"/>
+            </w:pPr>
+            <w:r>
+              <w:rPr>
+                <w:sz w:val="18"/>
+                <w:szCs w:val="18"/>
+                <w:rtl/>
+              </w:rPr>
+              <w:t xml:space="preserve">۹</w:t>
+            </w:r>
+          </w:p>
+        </w:tc>
+        <w:tc>
+          <w:tcPr>
+            <w:tcW w:w="3300" w:type="dxa"/>
+            <w:tcBorders>
+              <w:top w:val="single" w:sz="4" w:color="000000" w:space="0"/>
+              <w:left w:val="single" w:sz="4" w:color="000000" w:space="0"/>
+              <w:bottom w:val="single" w:sz="4" w:color="000000" w:space="0"/>
+              <w:right w:val="single" w:sz="4" w:color="000000" w:space="0"/>
+            </w:tcBorders>
+            <w:tcMar>
+              <w:top w:w="40" w:type="dxa"/>
+              <w:left w:w="80" w:type="dxa"/>
+              <w:bottom w:w="40" w:type="dxa"/>
+              <w:right w:w="80" w:type="dxa"/>
+            </w:tcMar>
+            <w:vAlign w:val="center"/>
+          </w:tcPr>
+          <w:p>
+            <w:pPr>
+              <w:bidi/>
+              <w:spacing w:after="0"/>
+            </w:pPr>
+            <w:r>
+              <w:rPr>
+                <w:sz w:val="18"/>
+                <w:szCs w:val="18"/>
+                <w:rtl/>
+              </w:rPr>
+              <w:t xml:space="preserve">ناپیوستگی عرضه و کسری محصول در بازار</w:t>
+            </w:r>
+          </w:p>
+        </w:tc>
+        <w:tc>
+          <w:tcPr>
+            <w:tcW w:w="2200" w:type="dxa"/>
+            <w:tcBorders>
+              <w:top w:val="single" w:sz="4" w:color="000000" w:space="0"/>
+              <w:left w:val="single" w:sz="4" w:color="000000" w:space="0"/>
+              <w:bottom w:val="single" w:sz="4" w:color="000000" w:space="0"/>
+              <w:right w:val="single" w:sz="4" w:color="000000" w:space="0"/>
+            </w:tcBorders>
+            <w:tcMar>
+              <w:top w:w="40" w:type="dxa"/>
+              <w:left w:w="80" w:type="dxa"/>
+              <w:bottom w:w="40" w:type="dxa"/>
+              <w:right w:w="80" w:type="dxa"/>
+            </w:tcMar>
+            <w:vAlign w:val="center"/>
+          </w:tcPr>
+          <w:p>
+            <w:pPr>
+              <w:bidi/>
+              <w:spacing w:after="0"/>
+            </w:pPr>
+            <w:r>
+              <w:rPr>
+                <w:sz w:val="18"/>
+                <w:szCs w:val="18"/>
+                <w:rtl/>
+              </w:rPr>
+              <w:t xml:space="preserve">ناپایداری تأمین و نوسان بهای مواد اولیه</w:t>
+            </w:r>
+          </w:p>
+        </w:tc>
+        <w:tc>
+          <w:tcPr>
+            <w:tcW w:w="900" w:type="dxa"/>
+            <w:tcBorders>
+              <w:top w:val="single" w:sz="4" w:color="000000" w:space="0"/>
+              <w:left w:val="single" w:sz="4" w:color="000000" w:space="0"/>
+              <w:bottom w:val="single" w:sz="4" w:color="000000" w:space="0"/>
+              <w:right w:val="single" w:sz="4" w:color="000000" w:space="0"/>
+            </w:tcBorders>
+            <w:tcMar>
+              <w:top w:w="40" w:type="dxa"/>
+              <w:left w:w="80" w:type="dxa"/>
+              <w:bottom w:w="40" w:type="dxa"/>
+              <w:right w:w="80" w:type="dxa"/>
+            </w:tcMar>
+            <w:vAlign w:val="center"/>
+          </w:tcPr>
+          <w:p>
+            <w:pPr>
+              <w:bidi/>
+              <w:spacing w:after="0"/>
+              <w:jc w:val="center"/>
+            </w:pPr>
+            <w:r>
+              <w:rPr>
+                <w:sz w:val="18"/>
+                <w:szCs w:val="18"/>
+                <w:rtl/>
+              </w:rPr>
+              <w:t xml:space="preserve">۰٫۳۱۸</w:t>
+            </w:r>
+          </w:p>
+        </w:tc>
+        <w:tc>
+          <w:tcPr>
+            <w:tcW w:w="1000" w:type="dxa"/>
+            <w:tcBorders>
+              <w:top w:val="single" w:sz="4" w:color="000000" w:space="0"/>
+              <w:left w:val="single" w:sz="4" w:color="000000" w:space="0"/>
+              <w:bottom w:val="single" w:sz="4" w:color="000000" w:space="0"/>
+              <w:right w:val="single" w:sz="4" w:color="000000" w:space="0"/>
+            </w:tcBorders>
+            <w:tcMar>
+              <w:top w:w="40" w:type="dxa"/>
+              <w:left w:w="80" w:type="dxa"/>
+              <w:bottom w:w="40" w:type="dxa"/>
+              <w:right w:w="80" w:type="dxa"/>
+            </w:tcMar>
+            <w:vAlign w:val="center"/>
+          </w:tcPr>
+          <w:p>
+            <w:pPr>
+              <w:bidi/>
+              <w:spacing w:after="0"/>
+              <w:jc w:val="center"/>
+            </w:pPr>
+            <w:r>
+              <w:rPr>
+                <w:sz w:val="18"/>
+                <w:szCs w:val="18"/>
+                <w:rtl/>
+              </w:rPr>
+              <w:t xml:space="preserve">۰٫۰۳۶۰</w:t>
+            </w:r>
+          </w:p>
+        </w:tc>
+        <w:tc>
+          <w:tcPr>
+            <w:tcW w:w="688" w:type="dxa"/>
+            <w:tcBorders>
+              <w:top w:val="single" w:sz="4" w:color="000000" w:space="0"/>
+              <w:left w:val="single" w:sz="4" w:color="000000" w:space="0"/>
+              <w:bottom w:val="single" w:sz="4" w:color="000000" w:space="0"/>
+              <w:right w:val="single" w:sz="4" w:color="000000" w:space="0"/>
+            </w:tcBorders>
+            <w:tcMar>
+              <w:top w:w="40" w:type="dxa"/>
+              <w:left w:w="80" w:type="dxa"/>
+              <w:bottom w:w="40" w:type="dxa"/>
+              <w:right w:w="80" w:type="dxa"/>
+            </w:tcMar>
+            <w:vAlign w:val="center"/>
+          </w:tcPr>
+          <w:p>
+            <w:pPr>
+              <w:bidi/>
+              <w:spacing w:after="0"/>
+              <w:jc w:val="center"/>
+            </w:pPr>
+            <w:r>
+              <w:rPr>
+                <w:sz w:val="18"/>
+                <w:szCs w:val="18"/>
+                <w:rtl/>
+              </w:rPr>
+              <w:t xml:space="preserve">۴٫۰۰</w:t>
+            </w:r>
+          </w:p>
+        </w:tc>
+      </w:tr>
+      <w:tr>
+        <w:trPr>
+          <w:cantSplit/>
+        </w:trPr>
+        <w:tc>
+          <w:tcPr>
+            <w:tcW w:w="700" w:type="dxa"/>
+            <w:tcBorders>
+              <w:top w:val="single" w:sz="4" w:color="000000" w:space="0"/>
+              <w:left w:val="single" w:sz="4" w:color="000000" w:space="0"/>
+              <w:bottom w:val="single" w:sz="4" w:color="000000" w:space="0"/>
+              <w:right w:val="single" w:sz="4" w:color="000000" w:space="0"/>
+            </w:tcBorders>
+            <w:tcMar>
+              <w:top w:w="40" w:type="dxa"/>
+              <w:left w:w="80" w:type="dxa"/>
+              <w:bottom w:w="40" w:type="dxa"/>
+              <w:right w:w="80" w:type="dxa"/>
+            </w:tcMar>
+            <w:vAlign w:val="center"/>
+          </w:tcPr>
+          <w:p>
+            <w:pPr>
+              <w:bidi/>
+              <w:spacing w:after="0"/>
+              <w:jc w:val="center"/>
+            </w:pPr>
+            <w:r>
+              <w:rPr>
+                <w:sz w:val="18"/>
+                <w:szCs w:val="18"/>
+                <w:rtl/>
+              </w:rPr>
+              <w:t xml:space="preserve">۱۷</w:t>
+            </w:r>
+          </w:p>
+        </w:tc>
+        <w:tc>
+          <w:tcPr>
+            <w:tcW w:w="3300" w:type="dxa"/>
+            <w:tcBorders>
+              <w:top w:val="single" w:sz="4" w:color="000000" w:space="0"/>
+              <w:left w:val="single" w:sz="4" w:color="000000" w:space="0"/>
+              <w:bottom w:val="single" w:sz="4" w:color="000000" w:space="0"/>
+              <w:right w:val="single" w:sz="4" w:color="000000" w:space="0"/>
+            </w:tcBorders>
+            <w:tcMar>
+              <w:top w:w="40" w:type="dxa"/>
+              <w:left w:w="80" w:type="dxa"/>
+              <w:bottom w:w="40" w:type="dxa"/>
+              <w:right w:w="80" w:type="dxa"/>
+            </w:tcMar>
+            <w:vAlign w:val="center"/>
+          </w:tcPr>
+          <w:p>
+            <w:pPr>
+              <w:bidi/>
+              <w:spacing w:after="0"/>
+            </w:pPr>
+            <w:r>
+              <w:rPr>
+                <w:sz w:val="18"/>
+                <w:szCs w:val="18"/>
+                <w:rtl/>
+              </w:rPr>
+              <w:t xml:space="preserve">نبود پیشنهاد تازه برای حفظ و فعال‌سازی مجدد مشتریان فعلی</w:t>
+            </w:r>
+          </w:p>
+        </w:tc>
+        <w:tc>
+          <w:tcPr>
+            <w:tcW w:w="2200" w:type="dxa"/>
+            <w:tcBorders>
+              <w:top w:val="single" w:sz="4" w:color="000000" w:space="0"/>
+              <w:left w:val="single" w:sz="4" w:color="000000" w:space="0"/>
+              <w:bottom w:val="single" w:sz="4" w:color="000000" w:space="0"/>
+              <w:right w:val="single" w:sz="4" w:color="000000" w:space="0"/>
+            </w:tcBorders>
+            <w:tcMar>
+              <w:top w:w="40" w:type="dxa"/>
+              <w:left w:w="80" w:type="dxa"/>
+              <w:bottom w:w="40" w:type="dxa"/>
+              <w:right w:w="80" w:type="dxa"/>
+            </w:tcMar>
+            <w:vAlign w:val="center"/>
+          </w:tcPr>
+          <w:p>
+            <w:pPr>
+              <w:bidi/>
+              <w:spacing w:after="0"/>
+            </w:pPr>
+            <w:r>
+              <w:rPr>
+                <w:sz w:val="18"/>
+                <w:szCs w:val="18"/>
+                <w:rtl/>
+              </w:rPr>
+              <w:t xml:space="preserve">دشواری جذب و حفظ مشتری و وفاداری پایین</w:t>
+            </w:r>
+          </w:p>
+        </w:tc>
+        <w:tc>
+          <w:tcPr>
+            <w:tcW w:w="900" w:type="dxa"/>
+            <w:tcBorders>
+              <w:top w:val="single" w:sz="4" w:color="000000" w:space="0"/>
+              <w:left w:val="single" w:sz="4" w:color="000000" w:space="0"/>
+              <w:bottom w:val="single" w:sz="4" w:color="000000" w:space="0"/>
+              <w:right w:val="single" w:sz="4" w:color="000000" w:space="0"/>
+            </w:tcBorders>
+            <w:tcMar>
+              <w:top w:w="40" w:type="dxa"/>
+              <w:left w:w="80" w:type="dxa"/>
+              <w:bottom w:w="40" w:type="dxa"/>
+              <w:right w:w="80" w:type="dxa"/>
+            </w:tcMar>
+            <w:vAlign w:val="center"/>
+          </w:tcPr>
+          <w:p>
+            <w:pPr>
+              <w:bidi/>
+              <w:spacing w:after="0"/>
+              <w:jc w:val="center"/>
+            </w:pPr>
+            <w:r>
+              <w:rPr>
+                <w:sz w:val="18"/>
+                <w:szCs w:val="18"/>
+                <w:rtl/>
+              </w:rPr>
+              <w:t xml:space="preserve">۰٫۳۰۰</w:t>
+            </w:r>
+          </w:p>
+        </w:tc>
+        <w:tc>
+          <w:tcPr>
+            <w:tcW w:w="1000" w:type="dxa"/>
+            <w:tcBorders>
+              <w:top w:val="single" w:sz="4" w:color="000000" w:space="0"/>
+              <w:left w:val="single" w:sz="4" w:color="000000" w:space="0"/>
+              <w:bottom w:val="single" w:sz="4" w:color="000000" w:space="0"/>
+              <w:right w:val="single" w:sz="4" w:color="000000" w:space="0"/>
+            </w:tcBorders>
+            <w:tcMar>
+              <w:top w:w="40" w:type="dxa"/>
+              <w:left w:w="80" w:type="dxa"/>
+              <w:bottom w:w="40" w:type="dxa"/>
+              <w:right w:w="80" w:type="dxa"/>
+            </w:tcMar>
+            <w:vAlign w:val="center"/>
+          </w:tcPr>
+          <w:p>
+            <w:pPr>
+              <w:bidi/>
+              <w:spacing w:after="0"/>
+              <w:jc w:val="center"/>
+            </w:pPr>
+            <w:r>
+              <w:rPr>
+                <w:sz w:val="18"/>
+                <w:szCs w:val="18"/>
+                <w:rtl/>
+              </w:rPr>
+              <w:t xml:space="preserve">۰٫۰۳۰۹</w:t>
+            </w:r>
+          </w:p>
+        </w:tc>
+        <w:tc>
+          <w:tcPr>
+            <w:tcW w:w="688" w:type="dxa"/>
+            <w:tcBorders>
+              <w:top w:val="single" w:sz="4" w:color="000000" w:space="0"/>
+              <w:left w:val="single" w:sz="4" w:color="000000" w:space="0"/>
+              <w:bottom w:val="single" w:sz="4" w:color="000000" w:space="0"/>
+              <w:right w:val="single" w:sz="4" w:color="000000" w:space="0"/>
+            </w:tcBorders>
+            <w:tcMar>
+              <w:top w:w="40" w:type="dxa"/>
+              <w:left w:w="80" w:type="dxa"/>
+              <w:bottom w:w="40" w:type="dxa"/>
+              <w:right w:w="80" w:type="dxa"/>
+            </w:tcMar>
+            <w:vAlign w:val="center"/>
+          </w:tcPr>
+          <w:p>
+            <w:pPr>
+              <w:bidi/>
+              <w:spacing w:after="0"/>
+              <w:jc w:val="center"/>
+            </w:pPr>
+            <w:r>
+              <w:rPr>
+                <w:sz w:val="18"/>
+                <w:szCs w:val="18"/>
+                <w:rtl/>
+              </w:rPr>
+              <w:t xml:space="preserve">۳٫۴۳</w:t>
+            </w:r>
+          </w:p>
+        </w:tc>
+      </w:tr>
+      <w:tr>
+        <w:trPr>
+          <w:cantSplit/>
+        </w:trPr>
+        <w:tc>
+          <w:tcPr>
+            <w:tcW w:w="700" w:type="dxa"/>
+            <w:tcBorders>
+              <w:top w:val="single" w:sz="4" w:color="000000" w:space="0"/>
+              <w:left w:val="single" w:sz="4" w:color="000000" w:space="0"/>
+              <w:bottom w:val="single" w:sz="4" w:color="000000" w:space="0"/>
+              <w:right w:val="single" w:sz="4" w:color="000000" w:space="0"/>
+            </w:tcBorders>
+            <w:tcMar>
+              <w:top w:w="40" w:type="dxa"/>
+              <w:left w:w="80" w:type="dxa"/>
+              <w:bottom w:w="40" w:type="dxa"/>
+              <w:right w:w="80" w:type="dxa"/>
+            </w:tcMar>
+            <w:vAlign w:val="center"/>
+          </w:tcPr>
+          <w:p>
+            <w:pPr>
+              <w:bidi/>
+              <w:spacing w:after="0"/>
+              <w:jc w:val="center"/>
+            </w:pPr>
+            <w:r>
+              <w:rPr>
+                <w:sz w:val="18"/>
+                <w:szCs w:val="18"/>
+                <w:rtl/>
+              </w:rPr>
+              <w:t xml:space="preserve">۱۸</w:t>
+            </w:r>
+          </w:p>
+        </w:tc>
+        <w:tc>
+          <w:tcPr>
+            <w:tcW w:w="3300" w:type="dxa"/>
+            <w:tcBorders>
+              <w:top w:val="single" w:sz="4" w:color="000000" w:space="0"/>
+              <w:left w:val="single" w:sz="4" w:color="000000" w:space="0"/>
+              <w:bottom w:val="single" w:sz="4" w:color="000000" w:space="0"/>
+              <w:right w:val="single" w:sz="4" w:color="000000" w:space="0"/>
+            </w:tcBorders>
+            <w:tcMar>
+              <w:top w:w="40" w:type="dxa"/>
+              <w:left w:w="80" w:type="dxa"/>
+              <w:bottom w:w="40" w:type="dxa"/>
+              <w:right w:w="80" w:type="dxa"/>
+            </w:tcMar>
+            <w:vAlign w:val="center"/>
+          </w:tcPr>
+          <w:p>
+            <w:pPr>
+              <w:bidi/>
+              <w:spacing w:after="0"/>
+            </w:pPr>
+            <w:r>
+              <w:rPr>
+                <w:sz w:val="18"/>
+                <w:szCs w:val="18"/>
+                <w:rtl/>
+              </w:rPr>
+              <w:t xml:space="preserve">هزینه بالای پخش و توزیع به ازای یک قلم کالا</w:t>
+            </w:r>
+          </w:p>
+        </w:tc>
+        <w:tc>
+          <w:tcPr>
+            <w:tcW w:w="2200" w:type="dxa"/>
+            <w:tcBorders>
+              <w:top w:val="single" w:sz="4" w:color="000000" w:space="0"/>
+              <w:left w:val="single" w:sz="4" w:color="000000" w:space="0"/>
+              <w:bottom w:val="single" w:sz="4" w:color="000000" w:space="0"/>
+              <w:right w:val="single" w:sz="4" w:color="000000" w:space="0"/>
+            </w:tcBorders>
+            <w:tcMar>
+              <w:top w:w="40" w:type="dxa"/>
+              <w:left w:w="80" w:type="dxa"/>
+              <w:bottom w:w="40" w:type="dxa"/>
+              <w:right w:w="80" w:type="dxa"/>
+            </w:tcMar>
+            <w:vAlign w:val="center"/>
+          </w:tcPr>
+          <w:p>
+            <w:pPr>
+              <w:bidi/>
+              <w:spacing w:after="0"/>
+            </w:pPr>
+            <w:r>
+              <w:rPr>
+                <w:sz w:val="18"/>
+                <w:szCs w:val="18"/>
+                <w:rtl/>
+              </w:rPr>
+              <w:t xml:space="preserve">ناکارآمدی و هزینه‌بری شبکه توزیع و فروش</w:t>
+            </w:r>
+          </w:p>
+        </w:tc>
+        <w:tc>
+          <w:tcPr>
+            <w:tcW w:w="900" w:type="dxa"/>
+            <w:tcBorders>
+              <w:top w:val="single" w:sz="4" w:color="000000" w:space="0"/>
+              <w:left w:val="single" w:sz="4" w:color="000000" w:space="0"/>
+              <w:bottom w:val="single" w:sz="4" w:color="000000" w:space="0"/>
+              <w:right w:val="single" w:sz="4" w:color="000000" w:space="0"/>
+            </w:tcBorders>
+            <w:tcMar>
+              <w:top w:w="40" w:type="dxa"/>
+              <w:left w:w="80" w:type="dxa"/>
+              <w:bottom w:w="40" w:type="dxa"/>
+              <w:right w:w="80" w:type="dxa"/>
+            </w:tcMar>
+            <w:vAlign w:val="center"/>
+          </w:tcPr>
+          <w:p>
+            <w:pPr>
+              <w:bidi/>
+              <w:spacing w:after="0"/>
+              <w:jc w:val="center"/>
+            </w:pPr>
+            <w:r>
+              <w:rPr>
+                <w:sz w:val="18"/>
+                <w:szCs w:val="18"/>
+                <w:rtl/>
+              </w:rPr>
+              <w:t xml:space="preserve">۰٫۲۷۰</w:t>
+            </w:r>
+          </w:p>
+        </w:tc>
+        <w:tc>
+          <w:tcPr>
+            <w:tcW w:w="1000" w:type="dxa"/>
+            <w:tcBorders>
+              <w:top w:val="single" w:sz="4" w:color="000000" w:space="0"/>
+              <w:left w:val="single" w:sz="4" w:color="000000" w:space="0"/>
+              <w:bottom w:val="single" w:sz="4" w:color="000000" w:space="0"/>
+              <w:right w:val="single" w:sz="4" w:color="000000" w:space="0"/>
+            </w:tcBorders>
+            <w:tcMar>
+              <w:top w:w="40" w:type="dxa"/>
+              <w:left w:w="80" w:type="dxa"/>
+              <w:bottom w:w="40" w:type="dxa"/>
+              <w:right w:w="80" w:type="dxa"/>
+            </w:tcMar>
+            <w:vAlign w:val="center"/>
+          </w:tcPr>
+          <w:p>
+            <w:pPr>
+              <w:bidi/>
+              <w:spacing w:after="0"/>
+              <w:jc w:val="center"/>
+            </w:pPr>
+            <w:r>
+              <w:rPr>
+                <w:sz w:val="18"/>
+                <w:szCs w:val="18"/>
+                <w:rtl/>
+              </w:rPr>
+              <w:t xml:space="preserve">۰٫۰۲۹۹</w:t>
+            </w:r>
+          </w:p>
+        </w:tc>
+        <w:tc>
+          <w:tcPr>
+            <w:tcW w:w="688" w:type="dxa"/>
+            <w:tcBorders>
+              <w:top w:val="single" w:sz="4" w:color="000000" w:space="0"/>
+              <w:left w:val="single" w:sz="4" w:color="000000" w:space="0"/>
+              <w:bottom w:val="single" w:sz="4" w:color="000000" w:space="0"/>
+              <w:right w:val="single" w:sz="4" w:color="000000" w:space="0"/>
+            </w:tcBorders>
+            <w:tcMar>
+              <w:top w:w="40" w:type="dxa"/>
+              <w:left w:w="80" w:type="dxa"/>
+              <w:bottom w:w="40" w:type="dxa"/>
+              <w:right w:w="80" w:type="dxa"/>
+            </w:tcMar>
+            <w:vAlign w:val="center"/>
+          </w:tcPr>
+          <w:p>
+            <w:pPr>
+              <w:bidi/>
+              <w:spacing w:after="0"/>
+              <w:jc w:val="center"/>
+            </w:pPr>
+            <w:r>
+              <w:rPr>
+                <w:sz w:val="18"/>
+                <w:szCs w:val="18"/>
+                <w:rtl/>
+              </w:rPr>
+              <w:t xml:space="preserve">۴٫۴۳</w:t>
+            </w:r>
+          </w:p>
+        </w:tc>
+      </w:tr>
+      <w:tr>
+        <w:trPr>
+          <w:cantSplit/>
+        </w:trPr>
+        <w:tc>
+          <w:tcPr>
+            <w:tcW w:w="700" w:type="dxa"/>
+            <w:tcBorders>
+              <w:top w:val="single" w:sz="4" w:color="000000" w:space="0"/>
+              <w:left w:val="single" w:sz="4" w:color="000000" w:space="0"/>
+              <w:bottom w:val="single" w:sz="4" w:color="000000" w:space="0"/>
+              <w:right w:val="single" w:sz="4" w:color="000000" w:space="0"/>
+            </w:tcBorders>
+            <w:tcMar>
+              <w:top w:w="40" w:type="dxa"/>
+              <w:left w:w="80" w:type="dxa"/>
+              <w:bottom w:w="40" w:type="dxa"/>
+              <w:right w:w="80" w:type="dxa"/>
+            </w:tcMar>
+            <w:vAlign w:val="center"/>
+          </w:tcPr>
+          <w:p>
+            <w:pPr>
+              <w:bidi/>
+              <w:spacing w:after="0"/>
+              <w:jc w:val="center"/>
+            </w:pPr>
+            <w:r>
+              <w:rPr>
+                <w:sz w:val="18"/>
+                <w:szCs w:val="18"/>
+                <w:rtl/>
+              </w:rPr>
+              <w:t xml:space="preserve">۱۹</w:t>
+            </w:r>
+          </w:p>
+        </w:tc>
+        <w:tc>
+          <w:tcPr>
+            <w:tcW w:w="3300" w:type="dxa"/>
+            <w:tcBorders>
+              <w:top w:val="single" w:sz="4" w:color="000000" w:space="0"/>
+              <w:left w:val="single" w:sz="4" w:color="000000" w:space="0"/>
+              <w:bottom w:val="single" w:sz="4" w:color="000000" w:space="0"/>
+              <w:right w:val="single" w:sz="4" w:color="000000" w:space="0"/>
+            </w:tcBorders>
+            <w:tcMar>
+              <w:top w:w="40" w:type="dxa"/>
+              <w:left w:w="80" w:type="dxa"/>
+              <w:bottom w:w="40" w:type="dxa"/>
+              <w:right w:w="80" w:type="dxa"/>
+            </w:tcMar>
+            <w:vAlign w:val="center"/>
+          </w:tcPr>
+          <w:p>
+            <w:pPr>
+              <w:bidi/>
+              <w:spacing w:after="0"/>
+            </w:pPr>
+            <w:r>
+              <w:rPr>
+                <w:sz w:val="18"/>
+                <w:szCs w:val="18"/>
+                <w:rtl/>
+              </w:rPr>
+              <w:t xml:space="preserve">ضعف در برندسازی و تبلیغات و کمرنگ بودن جایگاه برند در ذهن مشتری</w:t>
+            </w:r>
+          </w:p>
+        </w:tc>
+        <w:tc>
+          <w:tcPr>
+            <w:tcW w:w="2200" w:type="dxa"/>
+            <w:tcBorders>
+              <w:top w:val="single" w:sz="4" w:color="000000" w:space="0"/>
+              <w:left w:val="single" w:sz="4" w:color="000000" w:space="0"/>
+              <w:bottom w:val="single" w:sz="4" w:color="000000" w:space="0"/>
+              <w:right w:val="single" w:sz="4" w:color="000000" w:space="0"/>
+            </w:tcBorders>
+            <w:tcMar>
+              <w:top w:w="40" w:type="dxa"/>
+              <w:left w:w="80" w:type="dxa"/>
+              <w:bottom w:w="40" w:type="dxa"/>
+              <w:right w:w="80" w:type="dxa"/>
+            </w:tcMar>
+            <w:vAlign w:val="center"/>
+          </w:tcPr>
+          <w:p>
+            <w:pPr>
+              <w:bidi/>
+              <w:spacing w:after="0"/>
+            </w:pPr>
+            <w:r>
+              <w:rPr>
+                <w:sz w:val="18"/>
+                <w:szCs w:val="18"/>
+                <w:rtl/>
+              </w:rPr>
+              <w:t xml:space="preserve">ضعف برندسازی و دشواری تمایز محصول</w:t>
+            </w:r>
+          </w:p>
+        </w:tc>
+        <w:tc>
+          <w:tcPr>
+            <w:tcW w:w="900" w:type="dxa"/>
+            <w:tcBorders>
+              <w:top w:val="single" w:sz="4" w:color="000000" w:space="0"/>
+              <w:left w:val="single" w:sz="4" w:color="000000" w:space="0"/>
+              <w:bottom w:val="single" w:sz="4" w:color="000000" w:space="0"/>
+              <w:right w:val="single" w:sz="4" w:color="000000" w:space="0"/>
+            </w:tcBorders>
+            <w:tcMar>
+              <w:top w:w="40" w:type="dxa"/>
+              <w:left w:w="80" w:type="dxa"/>
+              <w:bottom w:w="40" w:type="dxa"/>
+              <w:right w:w="80" w:type="dxa"/>
+            </w:tcMar>
+            <w:vAlign w:val="center"/>
+          </w:tcPr>
+          <w:p>
+            <w:pPr>
+              <w:bidi/>
+              <w:spacing w:after="0"/>
+              <w:jc w:val="center"/>
+            </w:pPr>
+            <w:r>
+              <w:rPr>
+                <w:sz w:val="18"/>
+                <w:szCs w:val="18"/>
+                <w:rtl/>
+              </w:rPr>
+              <w:t xml:space="preserve">۰٫۲۸۰</w:t>
+            </w:r>
+          </w:p>
+        </w:tc>
+        <w:tc>
+          <w:tcPr>
+            <w:tcW w:w="1000" w:type="dxa"/>
+            <w:tcBorders>
+              <w:top w:val="single" w:sz="4" w:color="000000" w:space="0"/>
+              <w:left w:val="single" w:sz="4" w:color="000000" w:space="0"/>
+              <w:bottom w:val="single" w:sz="4" w:color="000000" w:space="0"/>
+              <w:right w:val="single" w:sz="4" w:color="000000" w:space="0"/>
+            </w:tcBorders>
+            <w:tcMar>
+              <w:top w:w="40" w:type="dxa"/>
+              <w:left w:w="80" w:type="dxa"/>
+              <w:bottom w:w="40" w:type="dxa"/>
+              <w:right w:w="80" w:type="dxa"/>
+            </w:tcMar>
+            <w:vAlign w:val="center"/>
+          </w:tcPr>
+          <w:p>
+            <w:pPr>
+              <w:bidi/>
+              <w:spacing w:after="0"/>
+              <w:jc w:val="center"/>
+            </w:pPr>
+            <w:r>
+              <w:rPr>
+                <w:sz w:val="18"/>
+                <w:szCs w:val="18"/>
+                <w:rtl/>
+              </w:rPr>
+              <w:t xml:space="preserve">۰٫۰۲۷۰</w:t>
+            </w:r>
+          </w:p>
+        </w:tc>
+        <w:tc>
+          <w:tcPr>
+            <w:tcW w:w="688" w:type="dxa"/>
+            <w:tcBorders>
+              <w:top w:val="single" w:sz="4" w:color="000000" w:space="0"/>
+              <w:left w:val="single" w:sz="4" w:color="000000" w:space="0"/>
+              <w:bottom w:val="single" w:sz="4" w:color="000000" w:space="0"/>
+              <w:right w:val="single" w:sz="4" w:color="000000" w:space="0"/>
+            </w:tcBorders>
+            <w:tcMar>
+              <w:top w:w="40" w:type="dxa"/>
+              <w:left w:w="80" w:type="dxa"/>
+              <w:bottom w:w="40" w:type="dxa"/>
+              <w:right w:w="80" w:type="dxa"/>
+            </w:tcMar>
+            <w:vAlign w:val="center"/>
+          </w:tcPr>
+          <w:p>
+            <w:pPr>
+              <w:bidi/>
+              <w:spacing w:after="0"/>
+              <w:jc w:val="center"/>
+            </w:pPr>
+            <w:r>
+              <w:rPr>
+                <w:sz w:val="18"/>
+                <w:szCs w:val="18"/>
+                <w:rtl/>
+              </w:rPr>
+              <w:t xml:space="preserve">۴٫۰۰</w:t>
+            </w:r>
+          </w:p>
+        </w:tc>
+      </w:tr>
+      <w:tr>
+        <w:trPr>
+          <w:cantSplit/>
+        </w:trPr>
+        <w:tc>
+          <w:tcPr>
+            <w:tcW w:w="700" w:type="dxa"/>
+            <w:tcBorders>
+              <w:top w:val="single" w:sz="4" w:color="000000" w:space="0"/>
+              <w:left w:val="single" w:sz="4" w:color="000000" w:space="0"/>
+              <w:bottom w:val="single" w:sz="4" w:color="000000" w:space="0"/>
+              <w:right w:val="single" w:sz="4" w:color="000000" w:space="0"/>
+            </w:tcBorders>
+            <w:tcMar>
+              <w:top w:w="40" w:type="dxa"/>
+              <w:left w:w="80" w:type="dxa"/>
+              <w:bottom w:w="40" w:type="dxa"/>
+              <w:right w:w="80" w:type="dxa"/>
+            </w:tcMar>
+            <w:vAlign w:val="center"/>
+          </w:tcPr>
+          <w:p>
+            <w:pPr>
+              <w:bidi/>
+              <w:spacing w:after="0"/>
+              <w:jc w:val="center"/>
+            </w:pPr>
+            <w:r>
+              <w:rPr>
+                <w:sz w:val="18"/>
+                <w:szCs w:val="18"/>
+                <w:rtl/>
+              </w:rPr>
+              <w:t xml:space="preserve">۱۹</w:t>
+            </w:r>
+          </w:p>
+        </w:tc>
+        <w:tc>
+          <w:tcPr>
+            <w:tcW w:w="3300" w:type="dxa"/>
+            <w:tcBorders>
+              <w:top w:val="single" w:sz="4" w:color="000000" w:space="0"/>
+              <w:left w:val="single" w:sz="4" w:color="000000" w:space="0"/>
+              <w:bottom w:val="single" w:sz="4" w:color="000000" w:space="0"/>
+              <w:right w:val="single" w:sz="4" w:color="000000" w:space="0"/>
+            </w:tcBorders>
+            <w:tcMar>
+              <w:top w:w="40" w:type="dxa"/>
+              <w:left w:w="80" w:type="dxa"/>
+              <w:bottom w:w="40" w:type="dxa"/>
+              <w:right w:w="80" w:type="dxa"/>
+            </w:tcMar>
+            <w:vAlign w:val="center"/>
+          </w:tcPr>
+          <w:p>
+            <w:pPr>
+              <w:bidi/>
+              <w:spacing w:after="0"/>
+            </w:pPr>
+            <w:r>
+              <w:rPr>
+                <w:sz w:val="18"/>
+                <w:szCs w:val="18"/>
+                <w:rtl/>
+              </w:rPr>
+              <w:t xml:space="preserve">دشواری ایجاد تمایز نسبت به محصولات رقیب</w:t>
+            </w:r>
+          </w:p>
+        </w:tc>
+        <w:tc>
+          <w:tcPr>
+            <w:tcW w:w="2200" w:type="dxa"/>
+            <w:tcBorders>
+              <w:top w:val="single" w:sz="4" w:color="000000" w:space="0"/>
+              <w:left w:val="single" w:sz="4" w:color="000000" w:space="0"/>
+              <w:bottom w:val="single" w:sz="4" w:color="000000" w:space="0"/>
+              <w:right w:val="single" w:sz="4" w:color="000000" w:space="0"/>
+            </w:tcBorders>
+            <w:tcMar>
+              <w:top w:w="40" w:type="dxa"/>
+              <w:left w:w="80" w:type="dxa"/>
+              <w:bottom w:w="40" w:type="dxa"/>
+              <w:right w:w="80" w:type="dxa"/>
+            </w:tcMar>
+            <w:vAlign w:val="center"/>
+          </w:tcPr>
+          <w:p>
+            <w:pPr>
+              <w:bidi/>
+              <w:spacing w:after="0"/>
+            </w:pPr>
+            <w:r>
+              <w:rPr>
+                <w:sz w:val="18"/>
+                <w:szCs w:val="18"/>
+                <w:rtl/>
+              </w:rPr>
+              <w:t xml:space="preserve">ضعف برندسازی و دشواری تمایز محصول</w:t>
+            </w:r>
+          </w:p>
+        </w:tc>
+        <w:tc>
+          <w:tcPr>
+            <w:tcW w:w="900" w:type="dxa"/>
+            <w:tcBorders>
+              <w:top w:val="single" w:sz="4" w:color="000000" w:space="0"/>
+              <w:left w:val="single" w:sz="4" w:color="000000" w:space="0"/>
+              <w:bottom w:val="single" w:sz="4" w:color="000000" w:space="0"/>
+              <w:right w:val="single" w:sz="4" w:color="000000" w:space="0"/>
+            </w:tcBorders>
+            <w:tcMar>
+              <w:top w:w="40" w:type="dxa"/>
+              <w:left w:w="80" w:type="dxa"/>
+              <w:bottom w:w="40" w:type="dxa"/>
+              <w:right w:w="80" w:type="dxa"/>
+            </w:tcMar>
+            <w:vAlign w:val="center"/>
+          </w:tcPr>
+          <w:p>
+            <w:pPr>
+              <w:bidi/>
+              <w:spacing w:after="0"/>
+              <w:jc w:val="center"/>
+            </w:pPr>
+            <w:r>
+              <w:rPr>
+                <w:sz w:val="18"/>
+                <w:szCs w:val="18"/>
+                <w:rtl/>
+              </w:rPr>
+              <w:t xml:space="preserve">۰٫۲۸۰</w:t>
+            </w:r>
+          </w:p>
+        </w:tc>
+        <w:tc>
+          <w:tcPr>
+            <w:tcW w:w="1000" w:type="dxa"/>
+            <w:tcBorders>
+              <w:top w:val="single" w:sz="4" w:color="000000" w:space="0"/>
+              <w:left w:val="single" w:sz="4" w:color="000000" w:space="0"/>
+              <w:bottom w:val="single" w:sz="4" w:color="000000" w:space="0"/>
+              <w:right w:val="single" w:sz="4" w:color="000000" w:space="0"/>
+            </w:tcBorders>
+            <w:tcMar>
+              <w:top w:w="40" w:type="dxa"/>
+              <w:left w:w="80" w:type="dxa"/>
+              <w:bottom w:w="40" w:type="dxa"/>
+              <w:right w:w="80" w:type="dxa"/>
+            </w:tcMar>
+            <w:vAlign w:val="center"/>
+          </w:tcPr>
+          <w:p>
+            <w:pPr>
+              <w:bidi/>
+              <w:spacing w:after="0"/>
+              <w:jc w:val="center"/>
+            </w:pPr>
+            <w:r>
+              <w:rPr>
+                <w:sz w:val="18"/>
+                <w:szCs w:val="18"/>
+                <w:rtl/>
+              </w:rPr>
+              <w:t xml:space="preserve">۰٫۰۲۷۰</w:t>
+            </w:r>
+          </w:p>
+        </w:tc>
+        <w:tc>
+          <w:tcPr>
+            <w:tcW w:w="688" w:type="dxa"/>
+            <w:tcBorders>
+              <w:top w:val="single" w:sz="4" w:color="000000" w:space="0"/>
+              <w:left w:val="single" w:sz="4" w:color="000000" w:space="0"/>
+              <w:bottom w:val="single" w:sz="4" w:color="000000" w:space="0"/>
+              <w:right w:val="single" w:sz="4" w:color="000000" w:space="0"/>
+            </w:tcBorders>
+            <w:tcMar>
+              <w:top w:w="40" w:type="dxa"/>
+              <w:left w:w="80" w:type="dxa"/>
+              <w:bottom w:w="40" w:type="dxa"/>
+              <w:right w:w="80" w:type="dxa"/>
+            </w:tcMar>
+            <w:vAlign w:val="center"/>
+          </w:tcPr>
+          <w:p>
+            <w:pPr>
+              <w:bidi/>
+              <w:spacing w:after="0"/>
+              <w:jc w:val="center"/>
+            </w:pPr>
+            <w:r>
+              <w:rPr>
+                <w:sz w:val="18"/>
+                <w:szCs w:val="18"/>
+                <w:rtl/>
+              </w:rPr>
+              <w:t xml:space="preserve">۴٫۰۰</w:t>
+            </w:r>
+          </w:p>
+        </w:tc>
+      </w:tr>
+      <w:tr>
+        <w:trPr>
+          <w:cantSplit/>
+        </w:trPr>
+        <w:tc>
+          <w:tcPr>
+            <w:tcW w:w="700" w:type="dxa"/>
+            <w:tcBorders>
+              <w:top w:val="single" w:sz="4" w:color="000000" w:space="0"/>
+              <w:left w:val="single" w:sz="4" w:color="000000" w:space="0"/>
+              <w:bottom w:val="single" w:sz="4" w:color="000000" w:space="0"/>
+              <w:right w:val="single" w:sz="4" w:color="000000" w:space="0"/>
+            </w:tcBorders>
+            <w:tcMar>
+              <w:top w:w="40" w:type="dxa"/>
+              <w:left w:w="80" w:type="dxa"/>
+              <w:bottom w:w="40" w:type="dxa"/>
+              <w:right w:w="80" w:type="dxa"/>
+            </w:tcMar>
+            <w:vAlign w:val="center"/>
+          </w:tcPr>
+          <w:p>
+            <w:pPr>
+              <w:bidi/>
+              <w:spacing w:after="0"/>
+              <w:jc w:val="center"/>
+            </w:pPr>
+            <w:r>
+              <w:rPr>
+                <w:sz w:val="18"/>
+                <w:szCs w:val="18"/>
+                <w:rtl/>
+              </w:rPr>
+              <w:t xml:space="preserve">۱۹</w:t>
+            </w:r>
+          </w:p>
+        </w:tc>
+        <w:tc>
+          <w:tcPr>
+            <w:tcW w:w="3300" w:type="dxa"/>
+            <w:tcBorders>
+              <w:top w:val="single" w:sz="4" w:color="000000" w:space="0"/>
+              <w:left w:val="single" w:sz="4" w:color="000000" w:space="0"/>
+              <w:bottom w:val="single" w:sz="4" w:color="000000" w:space="0"/>
+              <w:right w:val="single" w:sz="4" w:color="000000" w:space="0"/>
+            </w:tcBorders>
+            <w:tcMar>
+              <w:top w:w="40" w:type="dxa"/>
+              <w:left w:w="80" w:type="dxa"/>
+              <w:bottom w:w="40" w:type="dxa"/>
+              <w:right w:w="80" w:type="dxa"/>
+            </w:tcMar>
+            <w:vAlign w:val="center"/>
+          </w:tcPr>
+          <w:p>
+            <w:pPr>
+              <w:bidi/>
+              <w:spacing w:after="0"/>
+            </w:pPr>
+            <w:r>
+              <w:rPr>
+                <w:sz w:val="18"/>
+                <w:szCs w:val="18"/>
+                <w:rtl/>
+              </w:rPr>
+              <w:t xml:space="preserve">ضعف در پیش‌بینی دقیق تقاضای بازار</w:t>
+            </w:r>
+          </w:p>
+        </w:tc>
+        <w:tc>
+          <w:tcPr>
+            <w:tcW w:w="2200" w:type="dxa"/>
+            <w:tcBorders>
+              <w:top w:val="single" w:sz="4" w:color="000000" w:space="0"/>
+              <w:left w:val="single" w:sz="4" w:color="000000" w:space="0"/>
+              <w:bottom w:val="single" w:sz="4" w:color="000000" w:space="0"/>
+              <w:right w:val="single" w:sz="4" w:color="000000" w:space="0"/>
+            </w:tcBorders>
+            <w:tcMar>
+              <w:top w:w="40" w:type="dxa"/>
+              <w:left w:w="80" w:type="dxa"/>
+              <w:bottom w:w="40" w:type="dxa"/>
+              <w:right w:w="80" w:type="dxa"/>
+            </w:tcMar>
+            <w:vAlign w:val="center"/>
+          </w:tcPr>
+          <w:p>
+            <w:pPr>
+              <w:bidi/>
+              <w:spacing w:after="0"/>
+            </w:pPr>
+            <w:r>
+              <w:rPr>
+                <w:sz w:val="18"/>
+                <w:szCs w:val="18"/>
+                <w:rtl/>
+              </w:rPr>
+              <w:t xml:space="preserve">ضعف در برنامه‌ریزی، پیش‌بینی و مدیریت فروش</w:t>
+            </w:r>
+          </w:p>
+        </w:tc>
+        <w:tc>
+          <w:tcPr>
+            <w:tcW w:w="900" w:type="dxa"/>
+            <w:tcBorders>
+              <w:top w:val="single" w:sz="4" w:color="000000" w:space="0"/>
+              <w:left w:val="single" w:sz="4" w:color="000000" w:space="0"/>
+              <w:bottom w:val="single" w:sz="4" w:color="000000" w:space="0"/>
+              <w:right w:val="single" w:sz="4" w:color="000000" w:space="0"/>
+            </w:tcBorders>
+            <w:tcMar>
+              <w:top w:w="40" w:type="dxa"/>
+              <w:left w:w="80" w:type="dxa"/>
+              <w:bottom w:w="40" w:type="dxa"/>
+              <w:right w:w="80" w:type="dxa"/>
+            </w:tcMar>
+            <w:vAlign w:val="center"/>
+          </w:tcPr>
+          <w:p>
+            <w:pPr>
+              <w:bidi/>
+              <w:spacing w:after="0"/>
+              <w:jc w:val="center"/>
+            </w:pPr>
+            <w:r>
+              <w:rPr>
+                <w:sz w:val="18"/>
+                <w:szCs w:val="18"/>
+                <w:rtl/>
+              </w:rPr>
+              <w:t xml:space="preserve">۰٫۲۶۴</w:t>
+            </w:r>
+          </w:p>
+        </w:tc>
+        <w:tc>
+          <w:tcPr>
+            <w:tcW w:w="1000" w:type="dxa"/>
+            <w:tcBorders>
+              <w:top w:val="single" w:sz="4" w:color="000000" w:space="0"/>
+              <w:left w:val="single" w:sz="4" w:color="000000" w:space="0"/>
+              <w:bottom w:val="single" w:sz="4" w:color="000000" w:space="0"/>
+              <w:right w:val="single" w:sz="4" w:color="000000" w:space="0"/>
+            </w:tcBorders>
+            <w:tcMar>
+              <w:top w:w="40" w:type="dxa"/>
+              <w:left w:w="80" w:type="dxa"/>
+              <w:bottom w:w="40" w:type="dxa"/>
+              <w:right w:w="80" w:type="dxa"/>
+            </w:tcMar>
+            <w:vAlign w:val="center"/>
+          </w:tcPr>
+          <w:p>
+            <w:pPr>
+              <w:bidi/>
+              <w:spacing w:after="0"/>
+              <w:jc w:val="center"/>
+            </w:pPr>
+            <w:r>
+              <w:rPr>
+                <w:sz w:val="18"/>
+                <w:szCs w:val="18"/>
+                <w:rtl/>
+              </w:rPr>
+              <w:t xml:space="preserve">۰٫۰۲۷۰</w:t>
+            </w:r>
+          </w:p>
+        </w:tc>
+        <w:tc>
+          <w:tcPr>
+            <w:tcW w:w="688" w:type="dxa"/>
+            <w:tcBorders>
+              <w:top w:val="single" w:sz="4" w:color="000000" w:space="0"/>
+              <w:left w:val="single" w:sz="4" w:color="000000" w:space="0"/>
+              <w:bottom w:val="single" w:sz="4" w:color="000000" w:space="0"/>
+              <w:right w:val="single" w:sz="4" w:color="000000" w:space="0"/>
+            </w:tcBorders>
+            <w:tcMar>
+              <w:top w:w="40" w:type="dxa"/>
+              <w:left w:w="80" w:type="dxa"/>
+              <w:bottom w:w="40" w:type="dxa"/>
+              <w:right w:w="80" w:type="dxa"/>
+            </w:tcMar>
+            <w:vAlign w:val="center"/>
+          </w:tcPr>
+          <w:p>
+            <w:pPr>
+              <w:bidi/>
+              <w:spacing w:after="0"/>
+              <w:jc w:val="center"/>
+            </w:pPr>
+            <w:r>
+              <w:rPr>
+                <w:sz w:val="18"/>
+                <w:szCs w:val="18"/>
+                <w:rtl/>
+              </w:rPr>
+              <w:t xml:space="preserve">۴٫۰۰</w:t>
+            </w:r>
+          </w:p>
+        </w:tc>
+      </w:tr>
+      <w:tr>
+        <w:trPr>
+          <w:cantSplit/>
+        </w:trPr>
+        <w:tc>
+          <w:tcPr>
+            <w:tcW w:w="700" w:type="dxa"/>
+            <w:tcBorders>
+              <w:top w:val="single" w:sz="4" w:color="000000" w:space="0"/>
+              <w:left w:val="single" w:sz="4" w:color="000000" w:space="0"/>
+              <w:bottom w:val="single" w:sz="4" w:color="000000" w:space="0"/>
+              <w:right w:val="single" w:sz="4" w:color="000000" w:space="0"/>
+            </w:tcBorders>
+            <w:tcMar>
+              <w:top w:w="40" w:type="dxa"/>
+              <w:left w:w="80" w:type="dxa"/>
+              <w:bottom w:w="40" w:type="dxa"/>
+              <w:right w:w="80" w:type="dxa"/>
+            </w:tcMar>
+            <w:vAlign w:val="center"/>
+          </w:tcPr>
+          <w:p>
+            <w:pPr>
+              <w:bidi/>
+              <w:spacing w:after="0"/>
+              <w:jc w:val="center"/>
+            </w:pPr>
+            <w:r>
+              <w:rPr>
+                <w:sz w:val="18"/>
+                <w:szCs w:val="18"/>
+                <w:rtl/>
+              </w:rPr>
+              <w:t xml:space="preserve">۱۹</w:t>
+            </w:r>
+          </w:p>
+        </w:tc>
+        <w:tc>
+          <w:tcPr>
+            <w:tcW w:w="3300" w:type="dxa"/>
+            <w:tcBorders>
+              <w:top w:val="single" w:sz="4" w:color="000000" w:space="0"/>
+              <w:left w:val="single" w:sz="4" w:color="000000" w:space="0"/>
+              <w:bottom w:val="single" w:sz="4" w:color="000000" w:space="0"/>
+              <w:right w:val="single" w:sz="4" w:color="000000" w:space="0"/>
+            </w:tcBorders>
+            <w:tcMar>
+              <w:top w:w="40" w:type="dxa"/>
+              <w:left w:w="80" w:type="dxa"/>
+              <w:bottom w:w="40" w:type="dxa"/>
+              <w:right w:w="80" w:type="dxa"/>
+            </w:tcMar>
+            <w:vAlign w:val="center"/>
+          </w:tcPr>
+          <w:p>
+            <w:pPr>
+              <w:bidi/>
+              <w:spacing w:after="0"/>
+            </w:pPr>
+            <w:r>
+              <w:rPr>
+                <w:sz w:val="18"/>
+                <w:szCs w:val="18"/>
+                <w:rtl/>
+              </w:rPr>
+              <w:t xml:space="preserve">ضعف در برنامه‌ریزی و مدیریت موجودی</w:t>
+            </w:r>
+          </w:p>
+        </w:tc>
+        <w:tc>
+          <w:tcPr>
+            <w:tcW w:w="2200" w:type="dxa"/>
+            <w:tcBorders>
+              <w:top w:val="single" w:sz="4" w:color="000000" w:space="0"/>
+              <w:left w:val="single" w:sz="4" w:color="000000" w:space="0"/>
+              <w:bottom w:val="single" w:sz="4" w:color="000000" w:space="0"/>
+              <w:right w:val="single" w:sz="4" w:color="000000" w:space="0"/>
+            </w:tcBorders>
+            <w:tcMar>
+              <w:top w:w="40" w:type="dxa"/>
+              <w:left w:w="80" w:type="dxa"/>
+              <w:bottom w:w="40" w:type="dxa"/>
+              <w:right w:w="80" w:type="dxa"/>
+            </w:tcMar>
+            <w:vAlign w:val="center"/>
+          </w:tcPr>
+          <w:p>
+            <w:pPr>
+              <w:bidi/>
+              <w:spacing w:after="0"/>
+            </w:pPr>
+            <w:r>
+              <w:rPr>
+                <w:sz w:val="18"/>
+                <w:szCs w:val="18"/>
+                <w:rtl/>
+              </w:rPr>
+              <w:t xml:space="preserve">ضعف در برنامه‌ریزی، پیش‌بینی و مدیریت فروش</w:t>
+            </w:r>
+          </w:p>
+        </w:tc>
+        <w:tc>
+          <w:tcPr>
+            <w:tcW w:w="900" w:type="dxa"/>
+            <w:tcBorders>
+              <w:top w:val="single" w:sz="4" w:color="000000" w:space="0"/>
+              <w:left w:val="single" w:sz="4" w:color="000000" w:space="0"/>
+              <w:bottom w:val="single" w:sz="4" w:color="000000" w:space="0"/>
+              <w:right w:val="single" w:sz="4" w:color="000000" w:space="0"/>
+            </w:tcBorders>
+            <w:tcMar>
+              <w:top w:w="40" w:type="dxa"/>
+              <w:left w:w="80" w:type="dxa"/>
+              <w:bottom w:w="40" w:type="dxa"/>
+              <w:right w:w="80" w:type="dxa"/>
+            </w:tcMar>
+            <w:vAlign w:val="center"/>
+          </w:tcPr>
+          <w:p>
+            <w:pPr>
+              <w:bidi/>
+              <w:spacing w:after="0"/>
+              <w:jc w:val="center"/>
+            </w:pPr>
+            <w:r>
+              <w:rPr>
+                <w:sz w:val="18"/>
+                <w:szCs w:val="18"/>
+                <w:rtl/>
+              </w:rPr>
+              <w:t xml:space="preserve">۰٫۲۶۴</w:t>
+            </w:r>
+          </w:p>
+        </w:tc>
+        <w:tc>
+          <w:tcPr>
+            <w:tcW w:w="1000" w:type="dxa"/>
+            <w:tcBorders>
+              <w:top w:val="single" w:sz="4" w:color="000000" w:space="0"/>
+              <w:left w:val="single" w:sz="4" w:color="000000" w:space="0"/>
+              <w:bottom w:val="single" w:sz="4" w:color="000000" w:space="0"/>
+              <w:right w:val="single" w:sz="4" w:color="000000" w:space="0"/>
+            </w:tcBorders>
+            <w:tcMar>
+              <w:top w:w="40" w:type="dxa"/>
+              <w:left w:w="80" w:type="dxa"/>
+              <w:bottom w:w="40" w:type="dxa"/>
+              <w:right w:w="80" w:type="dxa"/>
+            </w:tcMar>
+            <w:vAlign w:val="center"/>
+          </w:tcPr>
+          <w:p>
+            <w:pPr>
+              <w:bidi/>
+              <w:spacing w:after="0"/>
+              <w:jc w:val="center"/>
+            </w:pPr>
+            <w:r>
+              <w:rPr>
+                <w:sz w:val="18"/>
+                <w:szCs w:val="18"/>
+                <w:rtl/>
+              </w:rPr>
+              <w:t xml:space="preserve">۰٫۰۲۷۰</w:t>
+            </w:r>
+          </w:p>
+        </w:tc>
+        <w:tc>
+          <w:tcPr>
+            <w:tcW w:w="688" w:type="dxa"/>
+            <w:tcBorders>
+              <w:top w:val="single" w:sz="4" w:color="000000" w:space="0"/>
+              <w:left w:val="single" w:sz="4" w:color="000000" w:space="0"/>
+              <w:bottom w:val="single" w:sz="4" w:color="000000" w:space="0"/>
+              <w:right w:val="single" w:sz="4" w:color="000000" w:space="0"/>
+            </w:tcBorders>
+            <w:tcMar>
+              <w:top w:w="40" w:type="dxa"/>
+              <w:left w:w="80" w:type="dxa"/>
+              <w:bottom w:w="40" w:type="dxa"/>
+              <w:right w:w="80" w:type="dxa"/>
+            </w:tcMar>
+            <w:vAlign w:val="center"/>
+          </w:tcPr>
+          <w:p>
+            <w:pPr>
+              <w:bidi/>
+              <w:spacing w:after="0"/>
+              <w:jc w:val="center"/>
+            </w:pPr>
+            <w:r>
+              <w:rPr>
+                <w:sz w:val="18"/>
+                <w:szCs w:val="18"/>
+                <w:rtl/>
+              </w:rPr>
+              <w:t xml:space="preserve">۴٫۰۰</w:t>
+            </w:r>
+          </w:p>
+        </w:tc>
+      </w:tr>
+      <w:tr>
+        <w:trPr>
+          <w:cantSplit/>
+        </w:trPr>
+        <w:tc>
+          <w:tcPr>
+            <w:tcW w:w="700" w:type="dxa"/>
+            <w:tcBorders>
+              <w:top w:val="single" w:sz="4" w:color="000000" w:space="0"/>
+              <w:left w:val="single" w:sz="4" w:color="000000" w:space="0"/>
+              <w:bottom w:val="single" w:sz="4" w:color="000000" w:space="0"/>
+              <w:right w:val="single" w:sz="4" w:color="000000" w:space="0"/>
+            </w:tcBorders>
+            <w:tcMar>
+              <w:top w:w="40" w:type="dxa"/>
+              <w:left w:w="80" w:type="dxa"/>
+              <w:bottom w:w="40" w:type="dxa"/>
+              <w:right w:w="80" w:type="dxa"/>
+            </w:tcMar>
+            <w:vAlign w:val="center"/>
+          </w:tcPr>
+          <w:p>
+            <w:pPr>
+              <w:bidi/>
+              <w:spacing w:after="0"/>
+              <w:jc w:val="center"/>
+            </w:pPr>
+            <w:r>
+              <w:rPr>
+                <w:sz w:val="18"/>
+                <w:szCs w:val="18"/>
+                <w:rtl/>
+              </w:rPr>
+              <w:t xml:space="preserve">۱۹</w:t>
+            </w:r>
+          </w:p>
+        </w:tc>
+        <w:tc>
+          <w:tcPr>
+            <w:tcW w:w="3300" w:type="dxa"/>
+            <w:tcBorders>
+              <w:top w:val="single" w:sz="4" w:color="000000" w:space="0"/>
+              <w:left w:val="single" w:sz="4" w:color="000000" w:space="0"/>
+              <w:bottom w:val="single" w:sz="4" w:color="000000" w:space="0"/>
+              <w:right w:val="single" w:sz="4" w:color="000000" w:space="0"/>
+            </w:tcBorders>
+            <w:tcMar>
+              <w:top w:w="40" w:type="dxa"/>
+              <w:left w:w="80" w:type="dxa"/>
+              <w:bottom w:w="40" w:type="dxa"/>
+              <w:right w:w="80" w:type="dxa"/>
+            </w:tcMar>
+            <w:vAlign w:val="center"/>
+          </w:tcPr>
+          <w:p>
+            <w:pPr>
+              <w:bidi/>
+              <w:spacing w:after="0"/>
+            </w:pPr>
+            <w:r>
+              <w:rPr>
+                <w:sz w:val="18"/>
+                <w:szCs w:val="18"/>
+                <w:rtl/>
+              </w:rPr>
+              <w:t xml:space="preserve">محدودیت منابع مالی برای توزیع و ترویج محصول</w:t>
+            </w:r>
+          </w:p>
+        </w:tc>
+        <w:tc>
+          <w:tcPr>
+            <w:tcW w:w="2200" w:type="dxa"/>
+            <w:tcBorders>
+              <w:top w:val="single" w:sz="4" w:color="000000" w:space="0"/>
+              <w:left w:val="single" w:sz="4" w:color="000000" w:space="0"/>
+              <w:bottom w:val="single" w:sz="4" w:color="000000" w:space="0"/>
+              <w:right w:val="single" w:sz="4" w:color="000000" w:space="0"/>
+            </w:tcBorders>
+            <w:tcMar>
+              <w:top w:w="40" w:type="dxa"/>
+              <w:left w:w="80" w:type="dxa"/>
+              <w:bottom w:w="40" w:type="dxa"/>
+              <w:right w:w="80" w:type="dxa"/>
+            </w:tcMar>
+            <w:vAlign w:val="center"/>
+          </w:tcPr>
+          <w:p>
+            <w:pPr>
+              <w:bidi/>
+              <w:spacing w:after="0"/>
+            </w:pPr>
+            <w:r>
+              <w:rPr>
+                <w:sz w:val="18"/>
+                <w:szCs w:val="18"/>
+                <w:rtl/>
+              </w:rPr>
+              <w:t xml:space="preserve">ضعف در برنامه‌ریزی، پیش‌بینی و مدیریت فروش</w:t>
+            </w:r>
+          </w:p>
+        </w:tc>
+        <w:tc>
+          <w:tcPr>
+            <w:tcW w:w="900" w:type="dxa"/>
+            <w:tcBorders>
+              <w:top w:val="single" w:sz="4" w:color="000000" w:space="0"/>
+              <w:left w:val="single" w:sz="4" w:color="000000" w:space="0"/>
+              <w:bottom w:val="single" w:sz="4" w:color="000000" w:space="0"/>
+              <w:right w:val="single" w:sz="4" w:color="000000" w:space="0"/>
+            </w:tcBorders>
+            <w:tcMar>
+              <w:top w:w="40" w:type="dxa"/>
+              <w:left w:w="80" w:type="dxa"/>
+              <w:bottom w:w="40" w:type="dxa"/>
+              <w:right w:w="80" w:type="dxa"/>
+            </w:tcMar>
+            <w:vAlign w:val="center"/>
+          </w:tcPr>
+          <w:p>
+            <w:pPr>
+              <w:bidi/>
+              <w:spacing w:after="0"/>
+              <w:jc w:val="center"/>
+            </w:pPr>
+            <w:r>
+              <w:rPr>
+                <w:sz w:val="18"/>
+                <w:szCs w:val="18"/>
+                <w:rtl/>
+              </w:rPr>
+              <w:t xml:space="preserve">۰٫۲۶۴</w:t>
+            </w:r>
+          </w:p>
+        </w:tc>
+        <w:tc>
+          <w:tcPr>
+            <w:tcW w:w="1000" w:type="dxa"/>
+            <w:tcBorders>
+              <w:top w:val="single" w:sz="4" w:color="000000" w:space="0"/>
+              <w:left w:val="single" w:sz="4" w:color="000000" w:space="0"/>
+              <w:bottom w:val="single" w:sz="4" w:color="000000" w:space="0"/>
+              <w:right w:val="single" w:sz="4" w:color="000000" w:space="0"/>
+            </w:tcBorders>
+            <w:tcMar>
+              <w:top w:w="40" w:type="dxa"/>
+              <w:left w:w="80" w:type="dxa"/>
+              <w:bottom w:w="40" w:type="dxa"/>
+              <w:right w:w="80" w:type="dxa"/>
+            </w:tcMar>
+            <w:vAlign w:val="center"/>
+          </w:tcPr>
+          <w:p>
+            <w:pPr>
+              <w:bidi/>
+              <w:spacing w:after="0"/>
+              <w:jc w:val="center"/>
+            </w:pPr>
+            <w:r>
+              <w:rPr>
+                <w:sz w:val="18"/>
+                <w:szCs w:val="18"/>
+                <w:rtl/>
+              </w:rPr>
+              <w:t xml:space="preserve">۰٫۰۲۷۰</w:t>
+            </w:r>
+          </w:p>
+        </w:tc>
+        <w:tc>
+          <w:tcPr>
+            <w:tcW w:w="688" w:type="dxa"/>
+            <w:tcBorders>
+              <w:top w:val="single" w:sz="4" w:color="000000" w:space="0"/>
+              <w:left w:val="single" w:sz="4" w:color="000000" w:space="0"/>
+              <w:bottom w:val="single" w:sz="4" w:color="000000" w:space="0"/>
+              <w:right w:val="single" w:sz="4" w:color="000000" w:space="0"/>
+            </w:tcBorders>
+            <w:tcMar>
+              <w:top w:w="40" w:type="dxa"/>
+              <w:left w:w="80" w:type="dxa"/>
+              <w:bottom w:w="40" w:type="dxa"/>
+              <w:right w:w="80" w:type="dxa"/>
+            </w:tcMar>
+            <w:vAlign w:val="center"/>
+          </w:tcPr>
+          <w:p>
+            <w:pPr>
+              <w:bidi/>
+              <w:spacing w:after="0"/>
+              <w:jc w:val="center"/>
+            </w:pPr>
+            <w:r>
+              <w:rPr>
+                <w:sz w:val="18"/>
+                <w:szCs w:val="18"/>
+                <w:rtl/>
+              </w:rPr>
+              <w:t xml:space="preserve">۴٫۰۰</w:t>
+            </w:r>
+          </w:p>
+        </w:tc>
+      </w:tr>
+      <w:tr>
+        <w:trPr>
+          <w:cantSplit/>
+        </w:trPr>
+        <w:tc>
+          <w:tcPr>
+            <w:tcW w:w="700" w:type="dxa"/>
+            <w:tcBorders>
+              <w:top w:val="single" w:sz="4" w:color="000000" w:space="0"/>
+              <w:left w:val="single" w:sz="4" w:color="000000" w:space="0"/>
+              <w:bottom w:val="single" w:sz="4" w:color="000000" w:space="0"/>
+              <w:right w:val="single" w:sz="4" w:color="000000" w:space="0"/>
+            </w:tcBorders>
+            <w:tcMar>
+              <w:top w:w="40" w:type="dxa"/>
+              <w:left w:w="80" w:type="dxa"/>
+              <w:bottom w:w="40" w:type="dxa"/>
+              <w:right w:w="80" w:type="dxa"/>
+            </w:tcMar>
+            <w:vAlign w:val="center"/>
+          </w:tcPr>
+          <w:p>
+            <w:pPr>
+              <w:bidi/>
+              <w:spacing w:after="0"/>
+              <w:jc w:val="center"/>
+            </w:pPr>
+            <w:r>
+              <w:rPr>
+                <w:sz w:val="18"/>
+                <w:szCs w:val="18"/>
+                <w:rtl/>
+              </w:rPr>
+              <w:t xml:space="preserve">۱۹</w:t>
+            </w:r>
+          </w:p>
+        </w:tc>
+        <w:tc>
+          <w:tcPr>
+            <w:tcW w:w="3300" w:type="dxa"/>
+            <w:tcBorders>
+              <w:top w:val="single" w:sz="4" w:color="000000" w:space="0"/>
+              <w:left w:val="single" w:sz="4" w:color="000000" w:space="0"/>
+              <w:bottom w:val="single" w:sz="4" w:color="000000" w:space="0"/>
+              <w:right w:val="single" w:sz="4" w:color="000000" w:space="0"/>
+            </w:tcBorders>
+            <w:tcMar>
+              <w:top w:w="40" w:type="dxa"/>
+              <w:left w:w="80" w:type="dxa"/>
+              <w:bottom w:w="40" w:type="dxa"/>
+              <w:right w:w="80" w:type="dxa"/>
+            </w:tcMar>
+            <w:vAlign w:val="center"/>
+          </w:tcPr>
+          <w:p>
+            <w:pPr>
+              <w:bidi/>
+              <w:spacing w:after="0"/>
+            </w:pPr>
+            <w:r>
+              <w:rPr>
+                <w:sz w:val="18"/>
+                <w:szCs w:val="18"/>
+                <w:rtl/>
+              </w:rPr>
+              <w:t xml:space="preserve">کوچک بودن شبکه فروش و پوشش محدود بازار</w:t>
+            </w:r>
+          </w:p>
+        </w:tc>
+        <w:tc>
+          <w:tcPr>
+            <w:tcW w:w="2200" w:type="dxa"/>
+            <w:tcBorders>
+              <w:top w:val="single" w:sz="4" w:color="000000" w:space="0"/>
+              <w:left w:val="single" w:sz="4" w:color="000000" w:space="0"/>
+              <w:bottom w:val="single" w:sz="4" w:color="000000" w:space="0"/>
+              <w:right w:val="single" w:sz="4" w:color="000000" w:space="0"/>
+            </w:tcBorders>
+            <w:tcMar>
+              <w:top w:w="40" w:type="dxa"/>
+              <w:left w:w="80" w:type="dxa"/>
+              <w:bottom w:w="40" w:type="dxa"/>
+              <w:right w:w="80" w:type="dxa"/>
+            </w:tcMar>
+            <w:vAlign w:val="center"/>
+          </w:tcPr>
+          <w:p>
+            <w:pPr>
+              <w:bidi/>
+              <w:spacing w:after="0"/>
+            </w:pPr>
+            <w:r>
+              <w:rPr>
+                <w:sz w:val="18"/>
+                <w:szCs w:val="18"/>
+                <w:rtl/>
+              </w:rPr>
+              <w:t xml:space="preserve">ناکارآمدی و هزینه‌بری شبکه توزیع و فروش</w:t>
+            </w:r>
+          </w:p>
+        </w:tc>
+        <w:tc>
+          <w:tcPr>
+            <w:tcW w:w="900" w:type="dxa"/>
+            <w:tcBorders>
+              <w:top w:val="single" w:sz="4" w:color="000000" w:space="0"/>
+              <w:left w:val="single" w:sz="4" w:color="000000" w:space="0"/>
+              <w:bottom w:val="single" w:sz="4" w:color="000000" w:space="0"/>
+              <w:right w:val="single" w:sz="4" w:color="000000" w:space="0"/>
+            </w:tcBorders>
+            <w:tcMar>
+              <w:top w:w="40" w:type="dxa"/>
+              <w:left w:w="80" w:type="dxa"/>
+              <w:bottom w:w="40" w:type="dxa"/>
+              <w:right w:w="80" w:type="dxa"/>
+            </w:tcMar>
+            <w:vAlign w:val="center"/>
+          </w:tcPr>
+          <w:p>
+            <w:pPr>
+              <w:bidi/>
+              <w:spacing w:after="0"/>
+              <w:jc w:val="center"/>
+            </w:pPr>
+            <w:r>
+              <w:rPr>
+                <w:sz w:val="18"/>
+                <w:szCs w:val="18"/>
+                <w:rtl/>
+              </w:rPr>
+              <w:t xml:space="preserve">۰٫۲۴۳</w:t>
+            </w:r>
+          </w:p>
+        </w:tc>
+        <w:tc>
+          <w:tcPr>
+            <w:tcW w:w="1000" w:type="dxa"/>
+            <w:tcBorders>
+              <w:top w:val="single" w:sz="4" w:color="000000" w:space="0"/>
+              <w:left w:val="single" w:sz="4" w:color="000000" w:space="0"/>
+              <w:bottom w:val="single" w:sz="4" w:color="000000" w:space="0"/>
+              <w:right w:val="single" w:sz="4" w:color="000000" w:space="0"/>
+            </w:tcBorders>
+            <w:tcMar>
+              <w:top w:w="40" w:type="dxa"/>
+              <w:left w:w="80" w:type="dxa"/>
+              <w:bottom w:w="40" w:type="dxa"/>
+              <w:right w:w="80" w:type="dxa"/>
+            </w:tcMar>
+            <w:vAlign w:val="center"/>
+          </w:tcPr>
+          <w:p>
+            <w:pPr>
+              <w:bidi/>
+              <w:spacing w:after="0"/>
+              <w:jc w:val="center"/>
+            </w:pPr>
+            <w:r>
+              <w:rPr>
+                <w:sz w:val="18"/>
+                <w:szCs w:val="18"/>
+                <w:rtl/>
+              </w:rPr>
+              <w:t xml:space="preserve">۰٫۰۲۷۰</w:t>
+            </w:r>
+          </w:p>
+        </w:tc>
+        <w:tc>
+          <w:tcPr>
+            <w:tcW w:w="688" w:type="dxa"/>
+            <w:tcBorders>
+              <w:top w:val="single" w:sz="4" w:color="000000" w:space="0"/>
+              <w:left w:val="single" w:sz="4" w:color="000000" w:space="0"/>
+              <w:bottom w:val="single" w:sz="4" w:color="000000" w:space="0"/>
+              <w:right w:val="single" w:sz="4" w:color="000000" w:space="0"/>
+            </w:tcBorders>
+            <w:tcMar>
+              <w:top w:w="40" w:type="dxa"/>
+              <w:left w:w="80" w:type="dxa"/>
+              <w:bottom w:w="40" w:type="dxa"/>
+              <w:right w:w="80" w:type="dxa"/>
+            </w:tcMar>
+            <w:vAlign w:val="center"/>
+          </w:tcPr>
+          <w:p>
+            <w:pPr>
+              <w:bidi/>
+              <w:spacing w:after="0"/>
+              <w:jc w:val="center"/>
+            </w:pPr>
+            <w:r>
+              <w:rPr>
+                <w:sz w:val="18"/>
+                <w:szCs w:val="18"/>
+                <w:rtl/>
+              </w:rPr>
+              <w:t xml:space="preserve">۴٫۰۰</w:t>
+            </w:r>
+          </w:p>
+        </w:tc>
+      </w:tr>
+      <w:tr>
+        <w:trPr>
+          <w:cantSplit/>
+        </w:trPr>
+        <w:tc>
+          <w:tcPr>
+            <w:tcW w:w="700" w:type="dxa"/>
+            <w:tcBorders>
+              <w:top w:val="single" w:sz="4" w:color="000000" w:space="0"/>
+              <w:left w:val="single" w:sz="4" w:color="000000" w:space="0"/>
+              <w:bottom w:val="single" w:sz="4" w:color="000000" w:space="0"/>
+              <w:right w:val="single" w:sz="4" w:color="000000" w:space="0"/>
+            </w:tcBorders>
+            <w:tcMar>
+              <w:top w:w="40" w:type="dxa"/>
+              <w:left w:w="80" w:type="dxa"/>
+              <w:bottom w:w="40" w:type="dxa"/>
+              <w:right w:w="80" w:type="dxa"/>
+            </w:tcMar>
+            <w:vAlign w:val="center"/>
+          </w:tcPr>
+          <w:p>
+            <w:pPr>
+              <w:bidi/>
+              <w:spacing w:after="0"/>
+              <w:jc w:val="center"/>
+            </w:pPr>
+            <w:r>
+              <w:rPr>
+                <w:sz w:val="18"/>
+                <w:szCs w:val="18"/>
+                <w:rtl/>
+              </w:rPr>
+              <w:t xml:space="preserve">۱۹</w:t>
+            </w:r>
+          </w:p>
+        </w:tc>
+        <w:tc>
+          <w:tcPr>
+            <w:tcW w:w="3300" w:type="dxa"/>
+            <w:tcBorders>
+              <w:top w:val="single" w:sz="4" w:color="000000" w:space="0"/>
+              <w:left w:val="single" w:sz="4" w:color="000000" w:space="0"/>
+              <w:bottom w:val="single" w:sz="4" w:color="000000" w:space="0"/>
+              <w:right w:val="single" w:sz="4" w:color="000000" w:space="0"/>
+            </w:tcBorders>
+            <w:tcMar>
+              <w:top w:w="40" w:type="dxa"/>
+              <w:left w:w="80" w:type="dxa"/>
+              <w:bottom w:w="40" w:type="dxa"/>
+              <w:right w:w="80" w:type="dxa"/>
+            </w:tcMar>
+            <w:vAlign w:val="center"/>
+          </w:tcPr>
+          <w:p>
+            <w:pPr>
+              <w:bidi/>
+              <w:spacing w:after="0"/>
+            </w:pPr>
+            <w:r>
+              <w:rPr>
+                <w:sz w:val="18"/>
+                <w:szCs w:val="18"/>
+                <w:rtl/>
+              </w:rPr>
+              <w:t xml:space="preserve">کاهش قدرت چانه‌زنی در برابر شبکه توزیع و خرده‌فروشی چندمحصولی</w:t>
+            </w:r>
+          </w:p>
+        </w:tc>
+        <w:tc>
+          <w:tcPr>
+            <w:tcW w:w="2200" w:type="dxa"/>
+            <w:tcBorders>
+              <w:top w:val="single" w:sz="4" w:color="000000" w:space="0"/>
+              <w:left w:val="single" w:sz="4" w:color="000000" w:space="0"/>
+              <w:bottom w:val="single" w:sz="4" w:color="000000" w:space="0"/>
+              <w:right w:val="single" w:sz="4" w:color="000000" w:space="0"/>
+            </w:tcBorders>
+            <w:tcMar>
+              <w:top w:w="40" w:type="dxa"/>
+              <w:left w:w="80" w:type="dxa"/>
+              <w:bottom w:w="40" w:type="dxa"/>
+              <w:right w:w="80" w:type="dxa"/>
+            </w:tcMar>
+            <w:vAlign w:val="center"/>
+          </w:tcPr>
+          <w:p>
+            <w:pPr>
+              <w:bidi/>
+              <w:spacing w:after="0"/>
+            </w:pPr>
+            <w:r>
+              <w:rPr>
+                <w:sz w:val="18"/>
+                <w:szCs w:val="18"/>
+                <w:rtl/>
+              </w:rPr>
+              <w:t xml:space="preserve">ناکارآمدی و هزینه‌بری شبکه توزیع و فروش</w:t>
+            </w:r>
+          </w:p>
+        </w:tc>
+        <w:tc>
+          <w:tcPr>
+            <w:tcW w:w="900" w:type="dxa"/>
+            <w:tcBorders>
+              <w:top w:val="single" w:sz="4" w:color="000000" w:space="0"/>
+              <w:left w:val="single" w:sz="4" w:color="000000" w:space="0"/>
+              <w:bottom w:val="single" w:sz="4" w:color="000000" w:space="0"/>
+              <w:right w:val="single" w:sz="4" w:color="000000" w:space="0"/>
+            </w:tcBorders>
+            <w:tcMar>
+              <w:top w:w="40" w:type="dxa"/>
+              <w:left w:w="80" w:type="dxa"/>
+              <w:bottom w:w="40" w:type="dxa"/>
+              <w:right w:w="80" w:type="dxa"/>
+            </w:tcMar>
+            <w:vAlign w:val="center"/>
+          </w:tcPr>
+          <w:p>
+            <w:pPr>
+              <w:bidi/>
+              <w:spacing w:after="0"/>
+              <w:jc w:val="center"/>
+            </w:pPr>
+            <w:r>
+              <w:rPr>
+                <w:sz w:val="18"/>
+                <w:szCs w:val="18"/>
+                <w:rtl/>
+              </w:rPr>
+              <w:t xml:space="preserve">۰٫۲۴۳</w:t>
+            </w:r>
+          </w:p>
+        </w:tc>
+        <w:tc>
+          <w:tcPr>
+            <w:tcW w:w="1000" w:type="dxa"/>
+            <w:tcBorders>
+              <w:top w:val="single" w:sz="4" w:color="000000" w:space="0"/>
+              <w:left w:val="single" w:sz="4" w:color="000000" w:space="0"/>
+              <w:bottom w:val="single" w:sz="4" w:color="000000" w:space="0"/>
+              <w:right w:val="single" w:sz="4" w:color="000000" w:space="0"/>
+            </w:tcBorders>
+            <w:tcMar>
+              <w:top w:w="40" w:type="dxa"/>
+              <w:left w:w="80" w:type="dxa"/>
+              <w:bottom w:w="40" w:type="dxa"/>
+              <w:right w:w="80" w:type="dxa"/>
+            </w:tcMar>
+            <w:vAlign w:val="center"/>
+          </w:tcPr>
+          <w:p>
+            <w:pPr>
+              <w:bidi/>
+              <w:spacing w:after="0"/>
+              <w:jc w:val="center"/>
+            </w:pPr>
+            <w:r>
+              <w:rPr>
+                <w:sz w:val="18"/>
+                <w:szCs w:val="18"/>
+                <w:rtl/>
+              </w:rPr>
+              <w:t xml:space="preserve">۰٫۰۲۷۰</w:t>
+            </w:r>
+          </w:p>
+        </w:tc>
+        <w:tc>
+          <w:tcPr>
+            <w:tcW w:w="688" w:type="dxa"/>
+            <w:tcBorders>
+              <w:top w:val="single" w:sz="4" w:color="000000" w:space="0"/>
+              <w:left w:val="single" w:sz="4" w:color="000000" w:space="0"/>
+              <w:bottom w:val="single" w:sz="4" w:color="000000" w:space="0"/>
+              <w:right w:val="single" w:sz="4" w:color="000000" w:space="0"/>
+            </w:tcBorders>
+            <w:tcMar>
+              <w:top w:w="40" w:type="dxa"/>
+              <w:left w:w="80" w:type="dxa"/>
+              <w:bottom w:w="40" w:type="dxa"/>
+              <w:right w:w="80" w:type="dxa"/>
+            </w:tcMar>
+            <w:vAlign w:val="center"/>
+          </w:tcPr>
+          <w:p>
+            <w:pPr>
+              <w:bidi/>
+              <w:spacing w:after="0"/>
+              <w:jc w:val="center"/>
+            </w:pPr>
+            <w:r>
+              <w:rPr>
+                <w:sz w:val="18"/>
+                <w:szCs w:val="18"/>
+                <w:rtl/>
+              </w:rPr>
+              <w:t xml:space="preserve">۴٫۰۰</w:t>
+            </w:r>
+          </w:p>
+        </w:tc>
+      </w:tr>
+      <w:tr>
+        <w:trPr>
+          <w:cantSplit/>
+        </w:trPr>
+        <w:tc>
+          <w:tcPr>
+            <w:tcW w:w="700" w:type="dxa"/>
+            <w:tcBorders>
+              <w:top w:val="single" w:sz="4" w:color="000000" w:space="0"/>
+              <w:left w:val="single" w:sz="4" w:color="000000" w:space="0"/>
+              <w:bottom w:val="single" w:sz="4" w:color="000000" w:space="0"/>
+              <w:right w:val="single" w:sz="4" w:color="000000" w:space="0"/>
+            </w:tcBorders>
+            <w:tcMar>
+              <w:top w:w="40" w:type="dxa"/>
+              <w:left w:w="80" w:type="dxa"/>
+              <w:bottom w:w="40" w:type="dxa"/>
+              <w:right w:w="80" w:type="dxa"/>
+            </w:tcMar>
+            <w:vAlign w:val="center"/>
+          </w:tcPr>
+          <w:p>
+            <w:pPr>
+              <w:bidi/>
+              <w:spacing w:after="0"/>
+              <w:jc w:val="center"/>
+            </w:pPr>
+            <w:r>
+              <w:rPr>
+                <w:sz w:val="18"/>
+                <w:szCs w:val="18"/>
+                <w:rtl/>
+              </w:rPr>
+              <w:t xml:space="preserve">۱۹</w:t>
+            </w:r>
+          </w:p>
+        </w:tc>
+        <w:tc>
+          <w:tcPr>
+            <w:tcW w:w="3300" w:type="dxa"/>
+            <w:tcBorders>
+              <w:top w:val="single" w:sz="4" w:color="000000" w:space="0"/>
+              <w:left w:val="single" w:sz="4" w:color="000000" w:space="0"/>
+              <w:bottom w:val="single" w:sz="4" w:color="000000" w:space="0"/>
+              <w:right w:val="single" w:sz="4" w:color="000000" w:space="0"/>
+            </w:tcBorders>
+            <w:tcMar>
+              <w:top w:w="40" w:type="dxa"/>
+              <w:left w:w="80" w:type="dxa"/>
+              <w:bottom w:w="40" w:type="dxa"/>
+              <w:right w:w="80" w:type="dxa"/>
+            </w:tcMar>
+            <w:vAlign w:val="center"/>
+          </w:tcPr>
+          <w:p>
+            <w:pPr>
+              <w:bidi/>
+              <w:spacing w:after="0"/>
+            </w:pPr>
+            <w:r>
+              <w:rPr>
+                <w:sz w:val="18"/>
+                <w:szCs w:val="18"/>
+                <w:rtl/>
+              </w:rPr>
+              <w:t xml:space="preserve">وابستگی به تعداد محدودی مشتری یا کانال فروش</w:t>
+            </w:r>
+          </w:p>
+        </w:tc>
+        <w:tc>
+          <w:tcPr>
+            <w:tcW w:w="2200" w:type="dxa"/>
+            <w:tcBorders>
+              <w:top w:val="single" w:sz="4" w:color="000000" w:space="0"/>
+              <w:left w:val="single" w:sz="4" w:color="000000" w:space="0"/>
+              <w:bottom w:val="single" w:sz="4" w:color="000000" w:space="0"/>
+              <w:right w:val="single" w:sz="4" w:color="000000" w:space="0"/>
+            </w:tcBorders>
+            <w:tcMar>
+              <w:top w:w="40" w:type="dxa"/>
+              <w:left w:w="80" w:type="dxa"/>
+              <w:bottom w:w="40" w:type="dxa"/>
+              <w:right w:w="80" w:type="dxa"/>
+            </w:tcMar>
+            <w:vAlign w:val="center"/>
+          </w:tcPr>
+          <w:p>
+            <w:pPr>
+              <w:bidi/>
+              <w:spacing w:after="0"/>
+            </w:pPr>
+            <w:r>
+              <w:rPr>
+                <w:sz w:val="18"/>
+                <w:szCs w:val="18"/>
+                <w:rtl/>
+              </w:rPr>
+              <w:t xml:space="preserve">ناکارآمدی و هزینه‌بری شبکه توزیع و فروش</w:t>
+            </w:r>
+          </w:p>
+        </w:tc>
+        <w:tc>
+          <w:tcPr>
+            <w:tcW w:w="900" w:type="dxa"/>
+            <w:tcBorders>
+              <w:top w:val="single" w:sz="4" w:color="000000" w:space="0"/>
+              <w:left w:val="single" w:sz="4" w:color="000000" w:space="0"/>
+              <w:bottom w:val="single" w:sz="4" w:color="000000" w:space="0"/>
+              <w:right w:val="single" w:sz="4" w:color="000000" w:space="0"/>
+            </w:tcBorders>
+            <w:tcMar>
+              <w:top w:w="40" w:type="dxa"/>
+              <w:left w:w="80" w:type="dxa"/>
+              <w:bottom w:w="40" w:type="dxa"/>
+              <w:right w:w="80" w:type="dxa"/>
+            </w:tcMar>
+            <w:vAlign w:val="center"/>
+          </w:tcPr>
+          <w:p>
+            <w:pPr>
+              <w:bidi/>
+              <w:spacing w:after="0"/>
+              <w:jc w:val="center"/>
+            </w:pPr>
+            <w:r>
+              <w:rPr>
+                <w:sz w:val="18"/>
+                <w:szCs w:val="18"/>
+                <w:rtl/>
+              </w:rPr>
+              <w:t xml:space="preserve">۰٫۲۴۳</w:t>
+            </w:r>
+          </w:p>
+        </w:tc>
+        <w:tc>
+          <w:tcPr>
+            <w:tcW w:w="1000" w:type="dxa"/>
+            <w:tcBorders>
+              <w:top w:val="single" w:sz="4" w:color="000000" w:space="0"/>
+              <w:left w:val="single" w:sz="4" w:color="000000" w:space="0"/>
+              <w:bottom w:val="single" w:sz="4" w:color="000000" w:space="0"/>
+              <w:right w:val="single" w:sz="4" w:color="000000" w:space="0"/>
+            </w:tcBorders>
+            <w:tcMar>
+              <w:top w:w="40" w:type="dxa"/>
+              <w:left w:w="80" w:type="dxa"/>
+              <w:bottom w:w="40" w:type="dxa"/>
+              <w:right w:w="80" w:type="dxa"/>
+            </w:tcMar>
+            <w:vAlign w:val="center"/>
+          </w:tcPr>
+          <w:p>
+            <w:pPr>
+              <w:bidi/>
+              <w:spacing w:after="0"/>
+              <w:jc w:val="center"/>
+            </w:pPr>
+            <w:r>
+              <w:rPr>
+                <w:sz w:val="18"/>
+                <w:szCs w:val="18"/>
+                <w:rtl/>
+              </w:rPr>
+              <w:t xml:space="preserve">۰٫۰۲۷۰</w:t>
+            </w:r>
+          </w:p>
+        </w:tc>
+        <w:tc>
+          <w:tcPr>
+            <w:tcW w:w="688" w:type="dxa"/>
+            <w:tcBorders>
+              <w:top w:val="single" w:sz="4" w:color="000000" w:space="0"/>
+              <w:left w:val="single" w:sz="4" w:color="000000" w:space="0"/>
+              <w:bottom w:val="single" w:sz="4" w:color="000000" w:space="0"/>
+              <w:right w:val="single" w:sz="4" w:color="000000" w:space="0"/>
+            </w:tcBorders>
+            <w:tcMar>
+              <w:top w:w="40" w:type="dxa"/>
+              <w:left w:w="80" w:type="dxa"/>
+              <w:bottom w:w="40" w:type="dxa"/>
+              <w:right w:w="80" w:type="dxa"/>
+            </w:tcMar>
+            <w:vAlign w:val="center"/>
+          </w:tcPr>
+          <w:p>
+            <w:pPr>
+              <w:bidi/>
+              <w:spacing w:after="0"/>
+              <w:jc w:val="center"/>
+            </w:pPr>
+            <w:r>
+              <w:rPr>
+                <w:sz w:val="18"/>
+                <w:szCs w:val="18"/>
+                <w:rtl/>
+              </w:rPr>
+              <w:t xml:space="preserve">۴٫۰۰</w:t>
+            </w:r>
+          </w:p>
+        </w:tc>
+      </w:tr>
+      <w:tr>
+        <w:trPr>
+          <w:cantSplit/>
+        </w:trPr>
+        <w:tc>
+          <w:tcPr>
+            <w:tcW w:w="700" w:type="dxa"/>
+            <w:tcBorders>
+              <w:top w:val="single" w:sz="4" w:color="000000" w:space="0"/>
+              <w:left w:val="single" w:sz="4" w:color="000000" w:space="0"/>
+              <w:bottom w:val="single" w:sz="4" w:color="000000" w:space="0"/>
+              <w:right w:val="single" w:sz="4" w:color="000000" w:space="0"/>
+            </w:tcBorders>
+            <w:tcMar>
+              <w:top w:w="40" w:type="dxa"/>
+              <w:left w:w="80" w:type="dxa"/>
+              <w:bottom w:w="40" w:type="dxa"/>
+              <w:right w:w="80" w:type="dxa"/>
+            </w:tcMar>
+            <w:vAlign w:val="center"/>
+          </w:tcPr>
+          <w:p>
+            <w:pPr>
+              <w:bidi/>
+              <w:spacing w:after="0"/>
+              <w:jc w:val="center"/>
+            </w:pPr>
+            <w:r>
+              <w:rPr>
+                <w:sz w:val="18"/>
+                <w:szCs w:val="18"/>
+                <w:rtl/>
+              </w:rPr>
+              <w:t xml:space="preserve">۲۷</w:t>
+            </w:r>
+          </w:p>
+        </w:tc>
+        <w:tc>
+          <w:tcPr>
+            <w:tcW w:w="3300" w:type="dxa"/>
+            <w:tcBorders>
+              <w:top w:val="single" w:sz="4" w:color="000000" w:space="0"/>
+              <w:left w:val="single" w:sz="4" w:color="000000" w:space="0"/>
+              <w:bottom w:val="single" w:sz="4" w:color="000000" w:space="0"/>
+              <w:right w:val="single" w:sz="4" w:color="000000" w:space="0"/>
+            </w:tcBorders>
+            <w:tcMar>
+              <w:top w:w="40" w:type="dxa"/>
+              <w:left w:w="80" w:type="dxa"/>
+              <w:bottom w:w="40" w:type="dxa"/>
+              <w:right w:w="80" w:type="dxa"/>
+            </w:tcMar>
+            <w:vAlign w:val="center"/>
+          </w:tcPr>
+          <w:p>
+            <w:pPr>
+              <w:bidi/>
+              <w:spacing w:after="0"/>
+            </w:pPr>
+            <w:r>
+              <w:rPr>
+                <w:sz w:val="18"/>
+                <w:szCs w:val="18"/>
+                <w:rtl/>
+              </w:rPr>
+              <w:t xml:space="preserve">نبود نوآوری و توسعه محصول</w:t>
+            </w:r>
+          </w:p>
+        </w:tc>
+        <w:tc>
+          <w:tcPr>
+            <w:tcW w:w="2200" w:type="dxa"/>
+            <w:tcBorders>
+              <w:top w:val="single" w:sz="4" w:color="000000" w:space="0"/>
+              <w:left w:val="single" w:sz="4" w:color="000000" w:space="0"/>
+              <w:bottom w:val="single" w:sz="4" w:color="000000" w:space="0"/>
+              <w:right w:val="single" w:sz="4" w:color="000000" w:space="0"/>
+            </w:tcBorders>
+            <w:tcMar>
+              <w:top w:w="40" w:type="dxa"/>
+              <w:left w:w="80" w:type="dxa"/>
+              <w:bottom w:w="40" w:type="dxa"/>
+              <w:right w:w="80" w:type="dxa"/>
+            </w:tcMar>
+            <w:vAlign w:val="center"/>
+          </w:tcPr>
+          <w:p>
+            <w:pPr>
+              <w:bidi/>
+              <w:spacing w:after="0"/>
+            </w:pPr>
+            <w:r>
+              <w:rPr>
+                <w:sz w:val="18"/>
+                <w:szCs w:val="18"/>
+                <w:rtl/>
+              </w:rPr>
+              <w:t xml:space="preserve">ضعف برندسازی و دشواری تمایز محصول</w:t>
+            </w:r>
+          </w:p>
+        </w:tc>
+        <w:tc>
+          <w:tcPr>
+            <w:tcW w:w="900" w:type="dxa"/>
+            <w:tcBorders>
+              <w:top w:val="single" w:sz="4" w:color="000000" w:space="0"/>
+              <w:left w:val="single" w:sz="4" w:color="000000" w:space="0"/>
+              <w:bottom w:val="single" w:sz="4" w:color="000000" w:space="0"/>
+              <w:right w:val="single" w:sz="4" w:color="000000" w:space="0"/>
+            </w:tcBorders>
+            <w:tcMar>
+              <w:top w:w="40" w:type="dxa"/>
+              <w:left w:w="80" w:type="dxa"/>
+              <w:bottom w:w="40" w:type="dxa"/>
+              <w:right w:w="80" w:type="dxa"/>
+            </w:tcMar>
+            <w:vAlign w:val="center"/>
+          </w:tcPr>
+          <w:p>
+            <w:pPr>
+              <w:bidi/>
+              <w:spacing w:after="0"/>
+              <w:jc w:val="center"/>
+            </w:pPr>
+            <w:r>
+              <w:rPr>
+                <w:sz w:val="18"/>
+                <w:szCs w:val="18"/>
+                <w:rtl/>
+              </w:rPr>
+              <w:t xml:space="preserve">۰٫۲۲۰</w:t>
+            </w:r>
+          </w:p>
+        </w:tc>
+        <w:tc>
+          <w:tcPr>
+            <w:tcW w:w="1000" w:type="dxa"/>
+            <w:tcBorders>
+              <w:top w:val="single" w:sz="4" w:color="000000" w:space="0"/>
+              <w:left w:val="single" w:sz="4" w:color="000000" w:space="0"/>
+              <w:bottom w:val="single" w:sz="4" w:color="000000" w:space="0"/>
+              <w:right w:val="single" w:sz="4" w:color="000000" w:space="0"/>
+            </w:tcBorders>
+            <w:tcMar>
+              <w:top w:w="40" w:type="dxa"/>
+              <w:left w:w="80" w:type="dxa"/>
+              <w:bottom w:w="40" w:type="dxa"/>
+              <w:right w:w="80" w:type="dxa"/>
+            </w:tcMar>
+            <w:vAlign w:val="center"/>
+          </w:tcPr>
+          <w:p>
+            <w:pPr>
+              <w:bidi/>
+              <w:spacing w:after="0"/>
+              <w:jc w:val="center"/>
+            </w:pPr>
+            <w:r>
+              <w:rPr>
+                <w:sz w:val="18"/>
+                <w:szCs w:val="18"/>
+                <w:rtl/>
+              </w:rPr>
+              <w:t xml:space="preserve">۰٫۰۲۱۲</w:t>
+            </w:r>
+          </w:p>
+        </w:tc>
+        <w:tc>
+          <w:tcPr>
+            <w:tcW w:w="688" w:type="dxa"/>
+            <w:tcBorders>
+              <w:top w:val="single" w:sz="4" w:color="000000" w:space="0"/>
+              <w:left w:val="single" w:sz="4" w:color="000000" w:space="0"/>
+              <w:bottom w:val="single" w:sz="4" w:color="000000" w:space="0"/>
+              <w:right w:val="single" w:sz="4" w:color="000000" w:space="0"/>
+            </w:tcBorders>
+            <w:tcMar>
+              <w:top w:w="40" w:type="dxa"/>
+              <w:left w:w="80" w:type="dxa"/>
+              <w:bottom w:w="40" w:type="dxa"/>
+              <w:right w:w="80" w:type="dxa"/>
+            </w:tcMar>
+            <w:vAlign w:val="center"/>
+          </w:tcPr>
+          <w:p>
+            <w:pPr>
+              <w:bidi/>
+              <w:spacing w:after="0"/>
+              <w:jc w:val="center"/>
+            </w:pPr>
+            <w:r>
+              <w:rPr>
+                <w:sz w:val="18"/>
+                <w:szCs w:val="18"/>
+                <w:rtl/>
+              </w:rPr>
+              <w:t xml:space="preserve">۳٫۱۴</w:t>
+            </w:r>
+          </w:p>
+        </w:tc>
+      </w:tr>
+      <w:tr>
+        <w:trPr>
+          <w:cantSplit/>
+        </w:trPr>
+        <w:tc>
+          <w:tcPr>
+            <w:tcW w:w="700" w:type="dxa"/>
+            <w:tcBorders>
+              <w:top w:val="single" w:sz="4" w:color="000000" w:space="0"/>
+              <w:left w:val="single" w:sz="4" w:color="000000" w:space="0"/>
+              <w:bottom w:val="single" w:sz="4" w:color="000000" w:space="0"/>
+              <w:right w:val="single" w:sz="4" w:color="000000" w:space="0"/>
+            </w:tcBorders>
+            <w:tcMar>
+              <w:top w:w="40" w:type="dxa"/>
+              <w:left w:w="80" w:type="dxa"/>
+              <w:bottom w:w="40" w:type="dxa"/>
+              <w:right w:w="80" w:type="dxa"/>
+            </w:tcMar>
+            <w:vAlign w:val="center"/>
+          </w:tcPr>
+          <w:p>
+            <w:pPr>
+              <w:bidi/>
+              <w:spacing w:after="0"/>
+              <w:jc w:val="center"/>
+            </w:pPr>
+            <w:r>
+              <w:rPr>
+                <w:sz w:val="18"/>
+                <w:szCs w:val="18"/>
+                <w:rtl/>
+              </w:rPr>
+              <w:t xml:space="preserve">۲۷</w:t>
+            </w:r>
+          </w:p>
+        </w:tc>
+        <w:tc>
+          <w:tcPr>
+            <w:tcW w:w="3300" w:type="dxa"/>
+            <w:tcBorders>
+              <w:top w:val="single" w:sz="4" w:color="000000" w:space="0"/>
+              <w:left w:val="single" w:sz="4" w:color="000000" w:space="0"/>
+              <w:bottom w:val="single" w:sz="4" w:color="000000" w:space="0"/>
+              <w:right w:val="single" w:sz="4" w:color="000000" w:space="0"/>
+            </w:tcBorders>
+            <w:tcMar>
+              <w:top w:w="40" w:type="dxa"/>
+              <w:left w:w="80" w:type="dxa"/>
+              <w:bottom w:w="40" w:type="dxa"/>
+              <w:right w:w="80" w:type="dxa"/>
+            </w:tcMar>
+            <w:vAlign w:val="center"/>
+          </w:tcPr>
+          <w:p>
+            <w:pPr>
+              <w:bidi/>
+              <w:spacing w:after="0"/>
+            </w:pPr>
+            <w:r>
+              <w:rPr>
+                <w:sz w:val="18"/>
+                <w:szCs w:val="18"/>
+                <w:rtl/>
+              </w:rPr>
+              <w:t xml:space="preserve">کم‌توجهی به تحقیقات بازار و مطالعه رفتار مصرف‌کننده</w:t>
+            </w:r>
+          </w:p>
+        </w:tc>
+        <w:tc>
+          <w:tcPr>
+            <w:tcW w:w="2200" w:type="dxa"/>
+            <w:tcBorders>
+              <w:top w:val="single" w:sz="4" w:color="000000" w:space="0"/>
+              <w:left w:val="single" w:sz="4" w:color="000000" w:space="0"/>
+              <w:bottom w:val="single" w:sz="4" w:color="000000" w:space="0"/>
+              <w:right w:val="single" w:sz="4" w:color="000000" w:space="0"/>
+            </w:tcBorders>
+            <w:tcMar>
+              <w:top w:w="40" w:type="dxa"/>
+              <w:left w:w="80" w:type="dxa"/>
+              <w:bottom w:w="40" w:type="dxa"/>
+              <w:right w:w="80" w:type="dxa"/>
+            </w:tcMar>
+            <w:vAlign w:val="center"/>
+          </w:tcPr>
+          <w:p>
+            <w:pPr>
+              <w:bidi/>
+              <w:spacing w:after="0"/>
+            </w:pPr>
+            <w:r>
+              <w:rPr>
+                <w:sz w:val="18"/>
+                <w:szCs w:val="18"/>
+                <w:rtl/>
+              </w:rPr>
+              <w:t xml:space="preserve">ضعف برندسازی و دشواری تمایز محصول</w:t>
+            </w:r>
+          </w:p>
+        </w:tc>
+        <w:tc>
+          <w:tcPr>
+            <w:tcW w:w="900" w:type="dxa"/>
+            <w:tcBorders>
+              <w:top w:val="single" w:sz="4" w:color="000000" w:space="0"/>
+              <w:left w:val="single" w:sz="4" w:color="000000" w:space="0"/>
+              <w:bottom w:val="single" w:sz="4" w:color="000000" w:space="0"/>
+              <w:right w:val="single" w:sz="4" w:color="000000" w:space="0"/>
+            </w:tcBorders>
+            <w:tcMar>
+              <w:top w:w="40" w:type="dxa"/>
+              <w:left w:w="80" w:type="dxa"/>
+              <w:bottom w:w="40" w:type="dxa"/>
+              <w:right w:w="80" w:type="dxa"/>
+            </w:tcMar>
+            <w:vAlign w:val="center"/>
+          </w:tcPr>
+          <w:p>
+            <w:pPr>
+              <w:bidi/>
+              <w:spacing w:after="0"/>
+              <w:jc w:val="center"/>
+            </w:pPr>
+            <w:r>
+              <w:rPr>
+                <w:sz w:val="18"/>
+                <w:szCs w:val="18"/>
+                <w:rtl/>
+              </w:rPr>
+              <w:t xml:space="preserve">۰٫۲۲۰</w:t>
+            </w:r>
+          </w:p>
+        </w:tc>
+        <w:tc>
+          <w:tcPr>
+            <w:tcW w:w="1000" w:type="dxa"/>
+            <w:tcBorders>
+              <w:top w:val="single" w:sz="4" w:color="000000" w:space="0"/>
+              <w:left w:val="single" w:sz="4" w:color="000000" w:space="0"/>
+              <w:bottom w:val="single" w:sz="4" w:color="000000" w:space="0"/>
+              <w:right w:val="single" w:sz="4" w:color="000000" w:space="0"/>
+            </w:tcBorders>
+            <w:tcMar>
+              <w:top w:w="40" w:type="dxa"/>
+              <w:left w:w="80" w:type="dxa"/>
+              <w:bottom w:w="40" w:type="dxa"/>
+              <w:right w:w="80" w:type="dxa"/>
+            </w:tcMar>
+            <w:vAlign w:val="center"/>
+          </w:tcPr>
+          <w:p>
+            <w:pPr>
+              <w:bidi/>
+              <w:spacing w:after="0"/>
+              <w:jc w:val="center"/>
+            </w:pPr>
+            <w:r>
+              <w:rPr>
+                <w:sz w:val="18"/>
+                <w:szCs w:val="18"/>
+                <w:rtl/>
+              </w:rPr>
+              <w:t xml:space="preserve">۰٫۰۲۱۲</w:t>
+            </w:r>
+          </w:p>
+        </w:tc>
+        <w:tc>
+          <w:tcPr>
+            <w:tcW w:w="688" w:type="dxa"/>
+            <w:tcBorders>
+              <w:top w:val="single" w:sz="4" w:color="000000" w:space="0"/>
+              <w:left w:val="single" w:sz="4" w:color="000000" w:space="0"/>
+              <w:bottom w:val="single" w:sz="4" w:color="000000" w:space="0"/>
+              <w:right w:val="single" w:sz="4" w:color="000000" w:space="0"/>
+            </w:tcBorders>
+            <w:tcMar>
+              <w:top w:w="40" w:type="dxa"/>
+              <w:left w:w="80" w:type="dxa"/>
+              <w:bottom w:w="40" w:type="dxa"/>
+              <w:right w:w="80" w:type="dxa"/>
+            </w:tcMar>
+            <w:vAlign w:val="center"/>
+          </w:tcPr>
+          <w:p>
+            <w:pPr>
+              <w:bidi/>
+              <w:spacing w:after="0"/>
+              <w:jc w:val="center"/>
+            </w:pPr>
+            <w:r>
+              <w:rPr>
+                <w:sz w:val="18"/>
+                <w:szCs w:val="18"/>
+                <w:rtl/>
+              </w:rPr>
+              <w:t xml:space="preserve">۳٫۱۴</w:t>
+            </w:r>
+          </w:p>
+        </w:tc>
+      </w:tr>
+      <w:tr>
+        <w:trPr>
+          <w:cantSplit/>
+        </w:trPr>
+        <w:tc>
+          <w:tcPr>
+            <w:tcW w:w="700" w:type="dxa"/>
+            <w:tcBorders>
+              <w:top w:val="single" w:sz="4" w:color="000000" w:space="0"/>
+              <w:left w:val="single" w:sz="4" w:color="000000" w:space="0"/>
+              <w:bottom w:val="single" w:sz="4" w:color="000000" w:space="0"/>
+              <w:right w:val="single" w:sz="4" w:color="000000" w:space="0"/>
+            </w:tcBorders>
+            <w:tcMar>
+              <w:top w:w="40" w:type="dxa"/>
+              <w:left w:w="80" w:type="dxa"/>
+              <w:bottom w:w="40" w:type="dxa"/>
+              <w:right w:w="80" w:type="dxa"/>
+            </w:tcMar>
+            <w:vAlign w:val="center"/>
+          </w:tcPr>
+          <w:p>
+            <w:pPr>
+              <w:bidi/>
+              <w:spacing w:after="0"/>
+              <w:jc w:val="center"/>
+            </w:pPr>
+            <w:r>
+              <w:rPr>
+                <w:sz w:val="18"/>
+                <w:szCs w:val="18"/>
+                <w:rtl/>
+              </w:rPr>
+              <w:t xml:space="preserve">۲۷</w:t>
+            </w:r>
+          </w:p>
+        </w:tc>
+        <w:tc>
+          <w:tcPr>
+            <w:tcW w:w="3300" w:type="dxa"/>
+            <w:tcBorders>
+              <w:top w:val="single" w:sz="4" w:color="000000" w:space="0"/>
+              <w:left w:val="single" w:sz="4" w:color="000000" w:space="0"/>
+              <w:bottom w:val="single" w:sz="4" w:color="000000" w:space="0"/>
+              <w:right w:val="single" w:sz="4" w:color="000000" w:space="0"/>
+            </w:tcBorders>
+            <w:tcMar>
+              <w:top w:w="40" w:type="dxa"/>
+              <w:left w:w="80" w:type="dxa"/>
+              <w:bottom w:w="40" w:type="dxa"/>
+              <w:right w:w="80" w:type="dxa"/>
+            </w:tcMar>
+            <w:vAlign w:val="center"/>
+          </w:tcPr>
+          <w:p>
+            <w:pPr>
+              <w:bidi/>
+              <w:spacing w:after="0"/>
+            </w:pPr>
+            <w:r>
+              <w:rPr>
+                <w:sz w:val="18"/>
+                <w:szCs w:val="18"/>
+                <w:rtl/>
+              </w:rPr>
+              <w:t xml:space="preserve">ضعف در نظام برنامه‌ریزی و اطلاعات فروش</w:t>
+            </w:r>
+          </w:p>
+        </w:tc>
+        <w:tc>
+          <w:tcPr>
+            <w:tcW w:w="2200" w:type="dxa"/>
+            <w:tcBorders>
+              <w:top w:val="single" w:sz="4" w:color="000000" w:space="0"/>
+              <w:left w:val="single" w:sz="4" w:color="000000" w:space="0"/>
+              <w:bottom w:val="single" w:sz="4" w:color="000000" w:space="0"/>
+              <w:right w:val="single" w:sz="4" w:color="000000" w:space="0"/>
+            </w:tcBorders>
+            <w:tcMar>
+              <w:top w:w="40" w:type="dxa"/>
+              <w:left w:w="80" w:type="dxa"/>
+              <w:bottom w:w="40" w:type="dxa"/>
+              <w:right w:w="80" w:type="dxa"/>
+            </w:tcMar>
+            <w:vAlign w:val="center"/>
+          </w:tcPr>
+          <w:p>
+            <w:pPr>
+              <w:bidi/>
+              <w:spacing w:after="0"/>
+            </w:pPr>
+            <w:r>
+              <w:rPr>
+                <w:sz w:val="18"/>
+                <w:szCs w:val="18"/>
+                <w:rtl/>
+              </w:rPr>
+              <w:t xml:space="preserve">ضعف در برنامه‌ریزی، پیش‌بینی و مدیریت فروش</w:t>
+            </w:r>
+          </w:p>
+        </w:tc>
+        <w:tc>
+          <w:tcPr>
+            <w:tcW w:w="900" w:type="dxa"/>
+            <w:tcBorders>
+              <w:top w:val="single" w:sz="4" w:color="000000" w:space="0"/>
+              <w:left w:val="single" w:sz="4" w:color="000000" w:space="0"/>
+              <w:bottom w:val="single" w:sz="4" w:color="000000" w:space="0"/>
+              <w:right w:val="single" w:sz="4" w:color="000000" w:space="0"/>
+            </w:tcBorders>
+            <w:tcMar>
+              <w:top w:w="40" w:type="dxa"/>
+              <w:left w:w="80" w:type="dxa"/>
+              <w:bottom w:w="40" w:type="dxa"/>
+              <w:right w:w="80" w:type="dxa"/>
+            </w:tcMar>
+            <w:vAlign w:val="center"/>
+          </w:tcPr>
+          <w:p>
+            <w:pPr>
+              <w:bidi/>
+              <w:spacing w:after="0"/>
+              <w:jc w:val="center"/>
+            </w:pPr>
+            <w:r>
+              <w:rPr>
+                <w:sz w:val="18"/>
+                <w:szCs w:val="18"/>
+                <w:rtl/>
+              </w:rPr>
+              <w:t xml:space="preserve">۰٫۲۰۸</w:t>
+            </w:r>
+          </w:p>
+        </w:tc>
+        <w:tc>
+          <w:tcPr>
+            <w:tcW w:w="1000" w:type="dxa"/>
+            <w:tcBorders>
+              <w:top w:val="single" w:sz="4" w:color="000000" w:space="0"/>
+              <w:left w:val="single" w:sz="4" w:color="000000" w:space="0"/>
+              <w:bottom w:val="single" w:sz="4" w:color="000000" w:space="0"/>
+              <w:right w:val="single" w:sz="4" w:color="000000" w:space="0"/>
+            </w:tcBorders>
+            <w:tcMar>
+              <w:top w:w="40" w:type="dxa"/>
+              <w:left w:w="80" w:type="dxa"/>
+              <w:bottom w:w="40" w:type="dxa"/>
+              <w:right w:w="80" w:type="dxa"/>
+            </w:tcMar>
+            <w:vAlign w:val="center"/>
+          </w:tcPr>
+          <w:p>
+            <w:pPr>
+              <w:bidi/>
+              <w:spacing w:after="0"/>
+              <w:jc w:val="center"/>
+            </w:pPr>
+            <w:r>
+              <w:rPr>
+                <w:sz w:val="18"/>
+                <w:szCs w:val="18"/>
+                <w:rtl/>
+              </w:rPr>
+              <w:t xml:space="preserve">۰٫۰۲۱۲</w:t>
+            </w:r>
+          </w:p>
+        </w:tc>
+        <w:tc>
+          <w:tcPr>
+            <w:tcW w:w="688" w:type="dxa"/>
+            <w:tcBorders>
+              <w:top w:val="single" w:sz="4" w:color="000000" w:space="0"/>
+              <w:left w:val="single" w:sz="4" w:color="000000" w:space="0"/>
+              <w:bottom w:val="single" w:sz="4" w:color="000000" w:space="0"/>
+              <w:right w:val="single" w:sz="4" w:color="000000" w:space="0"/>
+            </w:tcBorders>
+            <w:tcMar>
+              <w:top w:w="40" w:type="dxa"/>
+              <w:left w:w="80" w:type="dxa"/>
+              <w:bottom w:w="40" w:type="dxa"/>
+              <w:right w:w="80" w:type="dxa"/>
+            </w:tcMar>
+            <w:vAlign w:val="center"/>
+          </w:tcPr>
+          <w:p>
+            <w:pPr>
+              <w:bidi/>
+              <w:spacing w:after="0"/>
+              <w:jc w:val="center"/>
+            </w:pPr>
+            <w:r>
+              <w:rPr>
+                <w:sz w:val="18"/>
+                <w:szCs w:val="18"/>
+                <w:rtl/>
+              </w:rPr>
+              <w:t xml:space="preserve">۳٫۱۴</w:t>
+            </w:r>
+          </w:p>
+        </w:tc>
+      </w:tr>
+    </w:tbl>
+    <w:p>
+      <w:pPr>
+        <w:bidi/>
+        <w:spacing w:after="80"/>
+        <w:jc w:val="lowKashida"/>
+      </w:pPr>
+      <w:r>
+        <w:rPr>
+          <w:rtl/>
+        </w:rPr>
+        <w:t xml:space="preserve">در سطح گویه، وزن سراسری هر گویه به وزن مؤلفه‌اش و سهم محلی آن در مؤلفه بستگی دارد (جدول ۴-۱۶). به‌طور معمول، گویه‌های مؤلفه‌هایی با شمار گویه کمتر وزن محلی بیشتری می‌گیرند؛ برای نمونه، گویه «کاهش قدرت خرید و مشکلات اقتصادی مصرف‌کننده» (میانگین ۴٫۰۰)، که یکی از ۲ گویه مؤلفه «فشارهای اقتصاد کلان و کاهش قدرت خرید» است، در رتبه دوم وزن سراسری قرار گرفت. این نتیجه ویژگی ساختاری روش است و نشانه امتیاز بالاتر این گویه در پاسخ اعضا نیست؛ از این رو تفسیر اصلی بر پایه رتبه مؤلفه‌ها و میانگین گویه‌ها انجام می‌شود. بیشترین وزن‌های سراسری به گویه‌های «افزایش بهای تمام‌شده و فشار بر حاشیه سود» (۰٫۰۶۷۵)، «کاهش قدرت خرید و مشکلات اقتصادی مصرف‌کننده» (۰٫۰۵۴۰) و «ورود رقبای جدید و افزایش شدت رقابت» (۰٫۰۴۵۰) تعلق گرفت.</w:t>
       </w:r>
     </w:p>
     <w:p>
@@ -30957,6 +38535,24 @@
           <w:szCs w:val="20"/>
         </w:rPr>
         <w:t xml:space="preserve"> Schifano &amp; Niederberger, 2025</w:t>
+      </w:r>
+    </w:p>
+  </w:footnote>
+  <w:footnote w:id="7">
+    <w:p>
+      <w:r>
+        <w:rPr>
+          <w:rStyle w:val="FootnoteReference"/>
+        </w:rPr>
+        <w:footnoteRef/>
+      </w:r>
+      <w:r>
+        <w:rPr>
+          <w:rFonts w:ascii="Times New Roman" w:eastAsia="Times New Roman" w:hAnsi="Times New Roman" w:cs="Times New Roman"/>
+          <w:sz w:val="20"/>
+          <w:szCs w:val="20"/>
+        </w:rPr>
+        <w:t xml:space="preserve"> Saaty, 1980. The analytic hierarchy process.</w:t>
       </w:r>
     </w:p>
   </w:footnote>

--- a/chapter4_with_charts.docx
+++ b/chapter4_with_charts.docx
@@ -16263,7 +16263,7 @@
         <w:rPr>
           <w:rtl/>
         </w:rPr>
-        <w:t xml:space="preserve">در دور سوم، میانگین و میانه امتیاز هر گویه در دور دوم، به همراه امتیاز خود هر عضو، به‌صورت ناشناس در اختیار همه اعضا قرار گرفت و از آنان خواسته شد با توجه به این بازخورد گروهی، رتبه‌بندی خود را در صورت تمایل بازبینی کنند (بخش ۳-۷-۲). جدول ۴-۹ شاخص‌های توصیفی امتیاز هر گویه را در دور سوم نشان می‌دهد؛ خروجی کامل محاسبه‌های هر سه دور در پیوست ب آمده است.</w:t>
+        <w:t xml:space="preserve">در دور سوم، میانگین و میانه امتیاز هر گویه در دور دوم، به همراه امتیاز خود هر عضو، به‌صورت ناشناس در اختیار همه اعضا قرار گرفت و از آنان خواسته شد با توجه به این بازخورد گروهی، رتبه‌بندی خود را در صورت تمایل بازبینی کنند (بخش ۳-۷-۲). جدول ۴-۹ شاخص‌های توصیفی امتیاز هر گویه را در دور سوم نشان می‌دهد؛ پاسخ‌های کامل‌شده اعضای پانل در اختیار داوران قرار دارد.</w:t>
       </w:r>
     </w:p>
     <w:p>
@@ -38325,7 +38325,7 @@
         <w:rPr>
           <w:rtl/>
         </w:rPr>
-        <w:t xml:space="preserve">در سطح گویه، وزن سراسری هر گویه به وزن مؤلفه‌اش و سهم محلی آن در مؤلفه بستگی دارد (جدول ۴-۱۶). به‌طور معمول، گویه‌های مؤلفه‌هایی با شمار گویه کمتر وزن محلی بیشتری می‌گیرند؛ برای نمونه، گویه «کاهش قدرت خرید و مشکلات اقتصادی مصرف‌کننده» (میانگین ۴٫۰۰)، که یکی از ۲ گویه مؤلفه «فشارهای اقتصاد کلان و کاهش قدرت خرید» است، در رتبه دوم وزن سراسری قرار گرفت. این نتیجه ویژگی ساختاری روش است و نشانه امتیاز بالاتر این گویه در پاسخ اعضا نیست؛ از این رو تفسیر اصلی بر پایه رتبه مؤلفه‌ها و میانگین گویه‌ها انجام می‌شود. بیشترین وزن‌های سراسری به گویه‌های «افزایش بهای تمام‌شده و فشار بر حاشیه سود» (۰٫۰۶۷۵)، «کاهش قدرت خرید و مشکلات اقتصادی مصرف‌کننده» (۰٫۰۵۴۰) و «ورود رقبای جدید و افزایش شدت رقابت» (۰٫۰۴۵۰) تعلق گرفت.</w:t>
+        <w:t xml:space="preserve">در سطح گویه، وزن سراسری هر گویه به وزن مؤلفه‌اش و سهم محلی آن در مؤلفه بستگی دارد (جدول ۴-۱۶). گویه‌هایی که وزن سراسری یکسان دارند رتبه مشترک می‌گیرند و شماره رتبه گویه بعدی به اندازه شمار همین گویه‌ها بیشتر می‌شود. به‌طور معمول، گویه‌های مؤلفه‌هایی با شمار گویه کمتر وزن محلی بیشتری می‌گیرند؛ برای نمونه، گویه «کاهش قدرت خرید و مشکلات اقتصادی مصرف‌کننده» (میانگین ۴٫۰۰)، که یکی از دو گویه مؤلفه «فشارهای اقتصاد کلان و کاهش قدرت خرید» است، در رتبه دوم وزن سراسری قرار گرفت. این نتیجه ویژگی ساختاری روش است و نشانه امتیاز بالاتر این گویه در پاسخ اعضا نیست؛ از این رو تفسیر اصلی بر پایه رتبه مؤلفه‌ها و میانگین گویه‌ها انجام می‌شود. بیشترین وزن‌های سراسری به گویه‌های «افزایش بهای تمام‌شده و فشار بر حاشیه سود» (۰٫۰۶۷۵)، «کاهش قدرت خرید و مشکلات اقتصادی مصرف‌کننده» (۰٫۰۵۴۰) و «ورود رقبای جدید و افزایش شدت رقابت» (۰٫۰۴۵۰) تعلق گرفت.</w:t>
       </w:r>
     </w:p>
     <w:p>

--- a/chapter4_with_charts.docx
+++ b/chapter4_with_charts.docx
@@ -4154,7 +4154,7 @@
         <w:rPr>
           <w:rtl/>
         </w:rPr>
-        <w:t xml:space="preserve"> و بر پایه فرایند پنج‌مرحله‌ای تحلیل داده کیفی (بینگهام، ۲۰۲۳)</w:t>
+        <w:t xml:space="preserve"> کدگذاری شدند؛ گام کدگذاری باز بر پایه فرایند پنج‌مرحله‌ای تحلیل داده کیفی (بینگهام، ۲۰۲۳)</w:t>
       </w:r>
       <w:r>
         <w:rPr>
@@ -4166,7 +4166,7 @@
         <w:rPr>
           <w:rtl/>
         </w:rPr>
-        <w:t xml:space="preserve"> کدگذاری شدند (شرح کامل این فرایند در بخش ۳-۷-۱ آمده است). کدهای استخراج‌شده با چالش‌های برگرفته از ادبیات (جدول ۲-۱) ترکیب و بررسی شدند و در قالب ۹ مؤلفه و ۲۹ گویه سامان یافتند: پنج مؤلفه درون‌سازمانی با ۱۸ گویه و چهار مؤلفه برون‌سازمانی با ۱۱ گویه. جدول ۴-۶ فهرست گویه‌ها را به تفکیک مؤلفه، به همراه کد اعضایی که به هر گویه اشاره کرده‌اند، نشان می‌دهد. این فهرست در دور دوم برای رتبه‌بندی در اختیار خبرگان قرار گرفت. همچنین، این فهرست با چالش‌های برگرفته از مبانی نظری (جدول ۲-۱) سنجیده شد؛ نتیجه این مقایسه در فصل پنجم بحث می‌شود.</w:t>
+        <w:t xml:space="preserve"> انجام شد (شرح کامل این فرایند در بخش ۳-۷-۱ آمده است). کدهای استخراج‌شده با چالش‌های برگرفته از ادبیات (جدول ۲-۱) ترکیب و بررسی شدند و در قالب ۹ مؤلفه و ۲۹ گویه سامان یافتند: پنج مؤلفه درون‌سازمانی با ۱۸ گویه و چهار مؤلفه برون‌سازمانی با ۱۱ گویه. جدول ۴-۶ فهرست گویه‌ها را به تفکیک مؤلفه، به همراه کد اعضایی که به هر گویه اشاره کرده‌اند، نشان می‌دهد. این فهرست در دور دوم برای امتیازدهی در اختیار خبرگان قرار گرفت. همچنین، این فهرست با چالش‌های برگرفته از مبانی نظری (جدول ۲-۱) سنجیده شد؛ نتیجه این مقایسه در فصل پنجم بحث می‌شود.</w:t>
       </w:r>
     </w:p>
     <w:p>
@@ -10200,7 +10200,7 @@
         <w:rPr>
           <w:rtl/>
         </w:rPr>
-        <w:t xml:space="preserve">در دور دوم، فهرست ۲۹ گویه‌ای دور نخست در اختیار هر هفت عضو پانل قرار گرفت تا اهمیت هر گویه را بر طیف پنج‌درجه‌ای رتبه‌بندی کنند: ۱ بدون اهمیت یا کم‌ارتباط با چالش‌های فروش، ۲ کم‌اهمیت، ۳ تا حدی مهم، ۴ مهم، و ۵ بسیار مهم و تعیین‌کننده (بخش ۳-۷-۲). هر هفت عضو در این دور مشارکت کامل داشتند. جدول ۴-۸ میانگین، میانه، انحراف معیار و دامنه بین‌چارکی امتیاز هر گویه را نشان می‌دهد.</w:t>
+        <w:t xml:space="preserve">در دور دوم، فهرست ۲۹ گویه‌ای دور نخست در اختیار هر هفت عضو پانل قرار گرفت تا اهمیت هر گویه را بر طیف پنج‌درجه‌ای امتیاز دهند: ۱ بدون اهمیت یا کم‌ارتباط با چالش‌های فروش، ۲ کم‌اهمیت، ۳ تا حدی مهم، ۴ مهم، و ۵ بسیار مهم و تعیین‌کننده (بخش ۳-۷-۲). هر هفت عضو در این دور مشارکت کامل داشتند. جدول ۴-۸ میانگین، میانه، انحراف معیار و دامنه بین‌چارکی امتیاز هر گویه را نشان می‌دهد.</w:t>
       </w:r>
     </w:p>
     <w:p>
@@ -10214,7 +10214,13 @@
         </w:rPr>
       </w:pPr>
       <w:r>
-        <w:t xml:space="preserve">جدول ۴-۸ آمار توصیفی امتیاز اهمیت گویه‌ها در دور دوم رتبه‌بندی (منبع: یافته‌های پژوهش)</w:t>
+        <w:t xml:space="preserve">جدول ۴-۸ آمار توصیفی </w:t>
+      </w:r>
+      <w:r>
+        <w:t xml:space="preserve">امتیاز اهمیت گویه‌ها در دور دوم</w:t>
+      </w:r>
+      <w:r>
+        <w:t xml:space="preserve"> (منبع: یافته‌های پژوهش)</w:t>
       </w:r>
     </w:p>
     <w:tbl>
@@ -16225,7 +16231,7 @@
         <w:rPr>
           <w:rtl/>
         </w:rPr>
-        <w:t xml:space="preserve">در دور دوم هیچ گویه‌ای میانگین زیر ۳ نداشت؛ کمترین میانگین ۳٫۲۹ بود. از این رو هیچ گویه‌ای از فهرست حذف نشد و توافق اعضا با ضریب هماهنگی کندال سنجیده شد.</w:t>
+        <w:t xml:space="preserve">بر پایه قاعده حذف (بخش ۳-۷-۲)، گویه‌ای که میانگین آن در دور دوم کمتر از ۳ باشد حذف می‌شود. در دور دوم هیچ گویه‌ای میانگین زیر ۳ نداشت؛ کمترین میانگین ۳٫۲۹ بود. از این رو هیچ گویه‌ای حذف نشد، فهرست ۲۹ گویه‌ای بدون تغییر به دور سوم رفت و توافق اعضا با ضریب هماهنگی کندال بر کل این فهرست سنجیده شد.</w:t>
       </w:r>
     </w:p>
     <w:p>
@@ -16238,7 +16244,7 @@
         <w:rPr>
           <w:rtl/>
         </w:rPr>
-        <w:t xml:space="preserve">میانگین انحراف معیار گویه‌ها در دور دوم ۰٫۷۳ بود و هیچ گویه‌ای انحراف معیار صفر نداشت؛ یعنی هیچ گویه‌ای را همه اعضا به یک شکل امتیاز نداده بودند. ضریب هماهنگی کندال برای دور دوم ۰٫۲۲۴ به دست آمد که توافقی ضعیف است، هرچند سطح معناداری آن (۰٫۰۲۸۶) توافق معنادار را نشان می‌دهد (جدول ۴-۱۰، بخش ۴-۵).</w:t>
+        <w:t xml:space="preserve">میانگین انحراف معیار گویه‌ها در دور دوم ۰٫۷۳ بود و هیچ گویه‌ای انحراف معیار صفر نداشت؛ یعنی هیچ گویه‌ای را همه اعضا به یک شکل امتیاز نداده بودند. ضریب هماهنگی کندال برای دور دوم ۰٫۲۲۴ به دست آمد که توافقی ضعیف است؛ با این حال سطح معناداری آن (۰٫۰۲۸۶) نشان می‌دهد که بعید است این میزان توافق از روی تصادف به دست آمده باشد (جدول ۴-۱۰).</w:t>
       </w:r>
     </w:p>
     <w:p>
@@ -16263,7 +16269,7 @@
         <w:rPr>
           <w:rtl/>
         </w:rPr>
-        <w:t xml:space="preserve">در دور سوم، میانگین و میانه امتیاز هر گویه در دور دوم، به همراه امتیاز خود هر عضو، به‌صورت ناشناس در اختیار همه اعضا قرار گرفت و از آنان خواسته شد با توجه به این بازخورد گروهی، رتبه‌بندی خود را در صورت تمایل بازبینی کنند (بخش ۳-۷-۲). جدول ۴-۹ شاخص‌های توصیفی امتیاز هر گویه را در دور سوم نشان می‌دهد؛ پاسخ‌های کامل‌شده اعضای پانل در اختیار داوران قرار دارد.</w:t>
+        <w:t xml:space="preserve">در دور سوم، میانگین و میانه امتیاز هر گویه در دور دوم، به همراه امتیاز خود هر عضو، به‌صورت ناشناس در اختیار همه اعضا قرار گرفت و از آنان خواسته شد با توجه به این بازخورد گروهی، امتیازهای خود را در صورت تمایل بازبینی کنند (بخش ۳-۷-۲). جدول ۴-۹ شاخص‌های توصیفی امتیاز هر گویه را در دور سوم نشان می‌دهد؛ پاسخ‌های کامل‌شده اعضای پانل در اختیار داوران قرار دارد.</w:t>
       </w:r>
     </w:p>
     <w:p>
@@ -16283,7 +16289,13 @@
         </w:rPr>
       </w:pPr>
       <w:r>
-        <w:t xml:space="preserve">جدول ۴-۹ آمار توصیفی امتیاز اهمیت گویه‌ها در دور نهایی (سوم) رتبه‌بندی (منبع: یافته‌های پژوهش)</w:t>
+        <w:t xml:space="preserve">جدول ۴-۹ آمار توصیفی </w:t>
+      </w:r>
+      <w:r>
+        <w:t xml:space="preserve">امتیاز اهمیت گویه‌ها در دور سوم</w:t>
+      </w:r>
+      <w:r>
+        <w:t xml:space="preserve"> (منبع: یافته‌های پژوهش)</w:t>
       </w:r>
     </w:p>
     <w:tbl>
@@ -22367,7 +22379,19 @@
         <w:rPr>
           <w:rtl/>
         </w:rPr>
-        <w:t xml:space="preserve">به عنوان آزمونی برای سنجش میزان توافق میان رتبه‌بندی‌های اعضای پانل به کار رفت (اشمیت، ۱۹۹۷)</w:t>
+        <w:t xml:space="preserve">به عنوان آزمونی برای سنجش میزان توافق </w:t>
+      </w:r>
+      <w:r>
+        <w:rPr>
+          <w:rtl/>
+        </w:rPr>
+        <w:t xml:space="preserve">میان رتبه‌های حاصل از امتیازهای اعضای پانل به کار رفت</w:t>
+      </w:r>
+      <w:r>
+        <w:rPr>
+          <w:rtl/>
+        </w:rPr>
+        <w:t xml:space="preserve"> (اشمیت، ۱۹۹۷)</w:t>
       </w:r>
       <w:r>
         <w:rPr>
@@ -22398,7 +22422,13 @@
         <w:rPr>
           <w:rtl/>
         </w:rPr>
-        <w:t xml:space="preserve">این آزمون به داده هر دور رتبه‌بندی نیاز دارد. ضریب هماهنگی کندال برای دور دوم و دور سوم، که هر دو با مشارکت کامل هفت عضو پانل اجرا شدند، محاسبه و در جدول ۴-۱۰ گزارش شده است.</w:t>
+        <w:t xml:space="preserve">این آزمون به رتبه‌های هر عضو در هر دور نیاز دارد</w:t>
+      </w:r>
+      <w:r>
+        <w:rPr>
+          <w:rtl/>
+        </w:rPr>
+        <w:t xml:space="preserve">. ضریب هماهنگی کندال برای دور دوم و دور سوم، که هر دو با مشارکت کامل هفت عضو پانل اجرا شدند، محاسبه و در جدول ۴-۱۰ گزارش شده است.</w:t>
       </w:r>
     </w:p>
     <w:p>
@@ -30780,7 +30810,7 @@
         <w:rPr>
           <w:rtl/>
         </w:rPr>
-        <w:t xml:space="preserve">برای وزن‌دهی و رتبه‌بندی به روش فرایند تحلیل سلسله‌مراتبی (AHP) (ساعتی، ۱۹۸۰)</w:t>
+        <w:t xml:space="preserve">وزن‌دهی و رتبه‌بندی با روش فرایند تحلیل سلسله‌مراتبی (AHP) انجام شد (ساعتی، ۱۹۸۰)</w:t>
       </w:r>
       <w:r>
         <w:rPr>
@@ -38358,7 +38388,31 @@
         <w:rPr>
           <w:rtl/>
         </w:rPr>
-        <w:t xml:space="preserve">این فصل، یافته‌های حاصل از اجرای کامل فرایند دلفی سه‌دوره‌ای با پانل هفت نفره خبرگان صنعت مواد غذایی را ارائه کرد: ترکیب جمعیت‌شناختی پانل؛ فهرست بیست‌ونه گویه و نُه مؤلفه چالش فروش برگرفته از دور نخست؛ و آمار توصیفی و استنباطی دورهای دوم و سوم رتبه‌بندی. ضریب هماهنگی کندال از دور دوم (W=۰٫۲۲۴) به دور سوم (W=۰٫۷۵۶) افزایش معناداری یافت که اثربخشی بازخورد کنترل‌شده را در نزدیک‌تر کردن دیدگاه پانل نشان داد و با آن همسو، میانگین انحراف معیار گویه‌ها از ۰٫۷۳ در دور دوم به ۰٫۱۷ در دور سوم کاهش یافت؛ همبستگی رتبه‌ای بالا و معنادار میان دو دور (rho=۰٫۸۴۷ در سطح گویه و rho=۰٫۸۳۳ در سطح مؤلفه) نیز نشان داد فرایند به ثبات رسیده است. </w:t>
+        <w:t xml:space="preserve">این فصل، یافته‌های حاصل از اجرای کامل فرایند دلفی سه‌دوره‌ای با پانل هفت نفره خبرگان صنعت مواد غذایی را ارائه کرد: ترکیب جمعیت‌شناختی پانل؛ فهرست بیست‌ونه گویه و نُه مؤلفه چالش فروش برگرفته از دور نخست؛ و </w:t>
+      </w:r>
+      <w:r>
+        <w:rPr>
+          <w:rtl/>
+        </w:rPr>
+        <w:t xml:space="preserve">آمار توصیفی و استنباطی دورهای دوم و سوم</w:t>
+      </w:r>
+      <w:r>
+        <w:rPr>
+          <w:rtl/>
+        </w:rPr>
+        <w:t xml:space="preserve">. ضریب هماهنگی کندال از دور دوم (W=۰٫۲۲۴) به دور سوم (W=۰٫۷۵۶) </w:t>
+      </w:r>
+      <w:r>
+        <w:rPr>
+          <w:rtl/>
+        </w:rPr>
+        <w:t xml:space="preserve">افزایش چشمگیری یافت که اثربخشی بازخورد</w:t>
+      </w:r>
+      <w:r>
+        <w:rPr>
+          <w:rtl/>
+        </w:rPr>
+        <w:t xml:space="preserve"> کنترل‌شده را در نزدیک‌تر کردن دیدگاه پانل نشان داد و با آن همسو، میانگین انحراف معیار گویه‌ها از ۰٫۷۳ در دور دوم به ۰٫۱۷ در دور سوم کاهش یافت؛ همبستگی رتبه‌ای بالا و معنادار میان دو دور (rho=۰٫۸۴۷ در سطح گویه و rho=۰٫۸۳۳ در سطح مؤلفه) نیز نشان داد فرایند به ثبات رسیده است. </w:t>
       </w:r>
       <w:r>
         <w:rPr>
@@ -38370,7 +38424,19 @@
         <w:rPr>
           <w:rtl/>
         </w:rPr>
-        <w:t xml:space="preserve"> رتبه‌بندی نهایی مؤلفه‌ها (جدول ۴-۱۳) و گویه‌های چالش فروش (جدول ۴-۱۴) به دست آمد؛ بر اساس این رتبه‌بندی، هر چهار مؤلفه برون‌سازمانی در پنج رتبه نخست جای گرفتند. تحلیل و تفسیر عمیق‌تر این یافته‌ها، مقایسه آن‌ها با فهرست چالش‌های برگرفته از ادبیات نظری فصل دوم (جدول ۲-۱)، و ارائه پیشنهادهای کاربردی و پژوهشی بر این اساس، موضوع فصل پنجم این پژوهش خواهد بود.</w:t>
+        <w:t xml:space="preserve"> رتبه‌بندی نهایی مؤلفه‌ها (جدول ۴-۱۳) و گویه‌های چالش فروش (جدول ۴-۱۴) به دست آمد؛ بر اساس این رتبه‌بندی، هر چهار مؤلفه برون‌سازمانی </w:t>
+      </w:r>
+      <w:r>
+        <w:rPr>
+          <w:rtl/>
+        </w:rPr>
+        <w:t xml:space="preserve">در پنج رتبه نخست جای گرفتند؛ سپس وزن‌های AHP مؤلفه‌ها و گویه‌ها محاسبه شد (جدول ۴-۱۵ و جدول ۴-۱۶)؛ بیشترین وزن مؤلفه به «فشارهای اقتصاد کلان و کاهش قدرت خرید» (۰٫۱۲۲) و بیشترین وزن گویه به «افزایش بهای تمام‌شده و فشار بر حاشیه سود» (۰٫۰۶۷۵) تعلق گرفت</w:t>
+      </w:r>
+      <w:r>
+        <w:rPr>
+          <w:rtl/>
+        </w:rPr>
+        <w:t xml:space="preserve">. تحلیل و تفسیر عمیق‌تر این یافته‌ها، مقایسه آن‌ها با فهرست چالش‌های برگرفته از ادبیات نظری فصل دوم (جدول ۲-۱)، و ارائه پیشنهادهای کاربردی و پژوهشی بر این اساس، موضوع فصل پنجم این پژوهش خواهد بود.</w:t>
       </w:r>
     </w:p>
     <w:sectPr>

--- a/chapter4_with_charts.docx
+++ b/chapter4_with_charts.docx
@@ -59,7 +59,7 @@
         <w:rPr>
           <w:rtl/>
         </w:rPr>
-        <w:t xml:space="preserve">این فصل یافته‌های سه دور پرسشنامه دلفی را به ترتیبی که اجرا شدند گزارش می‌کند. نخست، ترکیب پانل خبرگان توصیف می‌شود. سپس دور نخست می‌آید که در آن، اعضا بدون دریافت فهرست پیشنهادی به یک پرسش باز پاسخ دادند؛ پاسخ‌ها با روش تحلیل مضمون کدگذاری شد؛ کدها با چالش‌های برگرفته از ادبیات (جدول ۲-۱) ترکیب و بررسی شدند و به فهرستی از ۲۹ گویه در ۹ مؤلفه انجامیدند. پس از آن، دور دوم و دور سوم می‌آیند؛ در این دو دور اعضا اهمیت گویه‌ها را بر طیف پنج‌درجه‌ای امتیاز دادند و دور سوم با ارائه بازخورد ناشناس گروهی از نتایج دور دوم انجام شد. برای سنجش اجماع، از آمار توصیفی امتیاز هر گویه، ضریب هماهنگی کندال و ضریب همبستگی رتبه‌ای اسپیرمن (بخش ۳-۷-۲) استفاده شده است. در پایان، رتبه‌بندی نهایی مؤلفه‌ها و گویه‌ها و وزن‌های AHP آن‌ها گزارش می‌شود.</w:t>
+        <w:t xml:space="preserve">این فصل یافته‌های سه دور دلفی را به ترتیبی که اجرا شدند گزارش می‌کند. نخست، ترکیب پانل خبرگان توصیف می‌شود. سپس دور نخست می‌آید که مصاحبه‌ای با یک پرسش باز بود؛ اعضا بدون دریافت فهرست پیشنهادی به آن پاسخ دادند؛ پاسخ‌ها با روش تحلیل مضمون کدگذاری شد؛ کدها با چالش‌های برگرفته از ادبیات (جدول ۲-۱) ترکیب و بررسی شدند و به فهرستی از ۲۹ گویه در ۹ مؤلفه انجامیدند. پس از آن، دور دوم و دور سوم می‌آیند؛ در این دو دور اعضا اهمیت گویه‌ها را بر طیف پنج‌درجه‌ای امتیاز دادند و دور سوم با ارائه بازخورد ناشناس گروهی از نتایج دور دوم انجام شد. برای سنجش اجماع، از آمار توصیفی امتیاز هر گویه، ضریب هماهنگی کندال و ضریب همبستگی رتبه‌ای اسپیرمن (بخش ۳-۷-۲) استفاده شده است. در پایان، رتبه‌بندی نهایی مؤلفه‌ها و گویه‌ها و وزن‌های AHP آن‌ها گزارش می‌شود.</w:t>
       </w:r>
     </w:p>
     <w:p>
@@ -4142,7 +4142,7 @@
         <w:rPr>
           <w:rtl/>
         </w:rPr>
-        <w:t xml:space="preserve">در دور نخست، از اعضای پانل خواسته شد بدون ارائه هیچ فهرست پیشنهادی، به این پرسش باز پاسخ دهند: «از نظر شما، چالش‌های فروش محصولات تک‌محصولی چیست؟» پاسخ‌های باز با روش تحلیل مضمون (براون و کلارک، ۲۰۲۱)</w:t>
+        <w:t xml:space="preserve">در مصاحبه‌ی دور نخست، از اعضای پانل خواسته شد بدون ارائه هیچ فهرست پیشنهادی، به این پرسش باز پاسخ دهند: «از نظر شما، چالش‌های فروش محصولات تک‌محصولی چیست؟» پاسخ‌های باز با روش تحلیل مضمون (براون و کلارک، ۲۰۲۱)</w:t>
       </w:r>
       <w:r>
         <w:rPr>
@@ -16231,7 +16231,7 @@
         <w:rPr>
           <w:rtl/>
         </w:rPr>
-        <w:t xml:space="preserve">بر پایه قاعده حذف (بخش ۳-۷-۲)، گویه‌ای که میانگین آن در دور دوم کمتر از ۳ باشد حذف می‌شود. در دور دوم هیچ گویه‌ای میانگین زیر ۳ نداشت؛ کمترین میانگین ۳٫۲۹ بود. از این رو هیچ گویه‌ای حذف نشد، فهرست ۲۹ گویه‌ای بدون تغییر به دور سوم رفت و توافق اعضا با ضریب هماهنگی کندال بر کل این فهرست سنجیده شد.</w:t>
+        <w:t xml:space="preserve">در دور دوم هیچ گویه‌ای میانگین زیر ۳ نداشت؛ کمترین میانگین ۳٫۲۹ بود. از این رو فهرست ۲۹ گویه‌ای بدون تغییر به دور سوم رفت و توافق اعضا با ضریب هماهنگی کندال بر کل این فهرست سنجیده شد.</w:t>
       </w:r>
     </w:p>
     <w:p>
@@ -30822,7 +30822,7 @@
         <w:rPr>
           <w:rtl/>
         </w:rPr>
-        <w:t xml:space="preserve">. سلسله‌مراتب تصمیم در سه سطح تعریف شد: هدف، که شناسایی و اولویت‌بندی چالش‌های فروش است؛ نُه مؤلفه؛ و ۲۹ گویه زیر هر مؤلفه. در این پژوهش مقایسه‌های زوجی از خبرگان گرفته نشد؛ از این رو وزن‌ها در حالت اندازه‌گیری مطلق AHP و بر پایه میانگین امتیاز هر گویه در دور سوم محاسبه شدند.</w:t>
+        <w:t xml:space="preserve">. سلسله‌مراتب تصمیم در سه سطح تعریف شد: هدف، که شناسایی و اولویت‌بندی چالش‌های فروش است؛ نُه مؤلفه؛ و ۲۹ گویه زیر هر مؤلفه. وزن‌ها بدون محاسبه‌ی مقایسه‌های زوجی و مستقیماً از میانگین امتیاز هر گویه در دور سوم به دست آمدند.</w:t>
       </w:r>
     </w:p>
     <w:p>
@@ -30835,7 +30835,7 @@
         <w:rPr>
           <w:rtl/>
         </w:rPr>
-        <w:t xml:space="preserve">وزن هر مؤلفه برابر است با سهم میانگین آن از مجموع میانگین‌های نُه مؤلفه. وزن محلی هر گویه برابر است با سهم میانگین آن از مجموع میانگین‌های گویه‌های همان مؤلفه، و وزن سراسری گویه حاصل ضرب وزن مؤلفه در وزن محلی آن است؛ مجموع وزن‌های سراسری ۲۹ گویه برابر یک است. به دلیل نبود قضاوت زوجی، نرخ ناسازگاری محاسبه نشد. جدول ۴-۱۵ وزن و رتبه مؤلفه‌ها و جدول ۴-۱۶ وزن سراسری گویه‌ها را نشان می‌دهد.</w:t>
+        <w:t xml:space="preserve">وزن هر مؤلفه برابر است با سهم میانگین آن از مجموع میانگین‌های نُه مؤلفه. وزن محلی هر گویه برابر است با سهم میانگین آن از مجموع میانگین‌های گویه‌های همان مؤلفه، و وزن سراسری گویه حاصل ضرب وزن مؤلفه در وزن محلی آن است؛ مجموع وزن‌های سراسری ۲۹ گویه برابر یک است. جدول ۴-۱۵ وزن و رتبه مؤلفه‌ها و جدول ۴-۱۶ وزن سراسری گویه‌ها را نشان می‌دهد.</w:t>
       </w:r>
     </w:p>
     <w:p>

--- a/chapter4_with_charts.docx
+++ b/chapter4_with_charts.docx
@@ -4154,19 +4154,7 @@
         <w:rPr>
           <w:rtl/>
         </w:rPr>
-        <w:t xml:space="preserve"> کدگذاری شدند؛ گام کدگذاری باز بر پایه فرایند پنج‌مرحله‌ای تحلیل داده کیفی (بینگهام، ۲۰۲۳)</w:t>
-      </w:r>
-      <w:r>
-        <w:rPr>
-          <w:rStyle w:val="FootnoteReference"/>
-        </w:rPr>
-        <w:footnoteReference w:id="2"/>
-      </w:r>
-      <w:r>
-        <w:rPr>
-          <w:rtl/>
-        </w:rPr>
-        <w:t xml:space="preserve"> انجام شد (شرح کامل این فرایند در بخش ۳-۷-۱ آمده است). کدهای استخراج‌شده با چالش‌های برگرفته از ادبیات (جدول ۲-۱) ترکیب و بررسی شدند و در قالب ۹ مؤلفه و ۲۹ گویه سامان یافتند: پنج مؤلفه درون‌سازمانی با ۱۸ گویه و چهار مؤلفه برون‌سازمانی با ۱۱ گویه. جدول ۴-۶ فهرست گویه‌ها را به تفکیک مؤلفه، به همراه کد اعضایی که به هر گویه اشاره کرده‌اند، نشان می‌دهد. این فهرست در دور دوم برای امتیازدهی در اختیار خبرگان قرار گرفت. همچنین، این فهرست با چالش‌های برگرفته از مبانی نظری (جدول ۲-۱) سنجیده شد؛ نتیجه این مقایسه در فصل پنجم بحث می‌شود.</w:t>
+        <w:t xml:space="preserve"> در شش مرحله کدگذاری و تحلیل شدند (شرح کامل این فرایند در بخش ۳-۷-۱ آمده است). کدهای استخراج‌شده با چالش‌های برگرفته از ادبیات (جدول ۲-۱) سنجیده و ترکیب شدند؛ هر گویه دست‌کم در پاسخ یک عضو پانل بازتاب داشت و گویه‌ها در قالب ۹ مؤلفه و ۲۹ گویه سامان یافتند: پنج مؤلفه درون‌سازمانی با ۱۸ گویه و چهار مؤلفه برون‌سازمانی با ۱۱ گویه. جدول ۴-۶ فهرست گویه‌ها را به تفکیک مؤلفه، به همراه کد اعضایی که به هر گویه اشاره کرده‌اند، نشان می‌دهد. این فهرست در دور دوم برای امتیازدهی در اختیار خبرگان قرار گرفت. همچنین، این فهرست با چالش‌های برگرفته از مبانی نظری (جدول ۲-۱) سنجیده شد؛ نتیجه این مقایسه در فصل پنجم بحث می‌شود.</w:t>
       </w:r>
     </w:p>
     <w:p>
@@ -22361,7 +22349,7 @@
         <w:rPr>
           <w:rStyle w:val="FootnoteReference"/>
         </w:rPr>
-        <w:footnoteReference w:id="3"/>
+        <w:footnoteReference w:id="2"/>
       </w:r>
       <w:r>
         <w:rPr>
@@ -22397,7 +22385,7 @@
         <w:rPr>
           <w:rStyle w:val="FootnoteReference"/>
         </w:rPr>
-        <w:footnoteReference w:id="4"/>
+        <w:footnoteReference w:id="3"/>
       </w:r>
       <w:r>
         <w:rPr>
@@ -23023,7 +23011,7 @@
         <w:rPr>
           <w:rStyle w:val="FootnoteReference"/>
         </w:rPr>
-        <w:footnoteReference w:id="5"/>
+        <w:footnoteReference w:id="4"/>
       </w:r>
       <w:r>
         <w:rPr>
@@ -23074,7 +23062,7 @@
         <w:rPr>
           <w:rStyle w:val="FootnoteReference"/>
         </w:rPr>
-        <w:footnoteReference w:id="6"/>
+        <w:footnoteReference w:id="5"/>
       </w:r>
       <w:r>
         <w:rPr>
@@ -30816,7 +30804,7 @@
         <w:rPr>
           <w:rStyle w:val="FootnoteReference"/>
         </w:rPr>
-        <w:footnoteReference w:id="7"/>
+        <w:footnoteReference w:id="6"/>
       </w:r>
       <w:r>
         <w:rPr>
@@ -38528,7 +38516,7 @@
           <w:sz w:val="20"/>
           <w:szCs w:val="20"/>
         </w:rPr>
-        <w:t xml:space="preserve"> Bingham, 2023</w:t>
+        <w:t xml:space="preserve"> Schifano &amp; Niederberger, 2025</w:t>
       </w:r>
     </w:p>
   </w:footnote>
@@ -38546,7 +38534,7 @@
           <w:sz w:val="20"/>
           <w:szCs w:val="20"/>
         </w:rPr>
-        <w:t xml:space="preserve"> Schifano &amp; Niederberger, 2025</w:t>
+        <w:t xml:space="preserve"> Schmidt, 1997</w:t>
       </w:r>
     </w:p>
   </w:footnote>
@@ -38582,29 +38570,11 @@
           <w:sz w:val="20"/>
           <w:szCs w:val="20"/>
         </w:rPr>
-        <w:t xml:space="preserve"> Schmidt, 1997</w:t>
+        <w:t xml:space="preserve"> Schifano &amp; Niederberger, 2025</w:t>
       </w:r>
     </w:p>
   </w:footnote>
   <w:footnote w:id="6">
-    <w:p>
-      <w:r>
-        <w:rPr>
-          <w:rStyle w:val="FootnoteReference"/>
-        </w:rPr>
-        <w:footnoteRef/>
-      </w:r>
-      <w:r>
-        <w:rPr>
-          <w:rFonts w:ascii="Times New Roman" w:eastAsia="Times New Roman" w:hAnsi="Times New Roman" w:cs="Times New Roman"/>
-          <w:sz w:val="20"/>
-          <w:szCs w:val="20"/>
-        </w:rPr>
-        <w:t xml:space="preserve"> Schifano &amp; Niederberger, 2025</w:t>
-      </w:r>
-    </w:p>
-  </w:footnote>
-  <w:footnote w:id="7">
     <w:p>
       <w:r>
         <w:rPr>

--- a/chapter4_with_charts.docx
+++ b/chapter4_with_charts.docx
@@ -4154,7 +4154,7 @@
         <w:rPr>
           <w:rtl/>
         </w:rPr>
-        <w:t xml:space="preserve"> در شش مرحله کدگذاری و تحلیل شدند (شرح کامل این فرایند در بخش ۳-۷-۱ آمده است). کدهای استخراج‌شده با چالش‌های برگرفته از ادبیات (جدول ۲-۱) سنجیده و ترکیب شدند؛ هر گویه دست‌کم در پاسخ یک عضو پانل بازتاب داشت و گویه‌ها در قالب ۹ مؤلفه و ۲۹ گویه سامان یافتند: پنج مؤلفه درون‌سازمانی با ۱۸ گویه و چهار مؤلفه برون‌سازمانی با ۱۱ گویه. جدول ۴-۶ فهرست گویه‌ها را به تفکیک مؤلفه، به همراه کد اعضایی که به هر گویه اشاره کرده‌اند، نشان می‌دهد. این فهرست در دور دوم برای امتیازدهی در اختیار خبرگان قرار گرفت. همچنین، این فهرست با چالش‌های برگرفته از مبانی نظری (جدول ۲-۱) سنجیده شد؛ نتیجه این مقایسه در فصل پنجم بحث می‌شود.</w:t>
+        <w:t xml:space="preserve"> در شش مرحله کدگذاری و تحلیل شدند (شرح کامل این فرایند در بخش ۳-۷-۱ آمده است). کدهای استخراج‌شده با چالش‌های برگرفته از ادبیات (جدول ۲-۱) سنجیده و ترکیب شدند؛ هر گویه دست‌کم در پاسخ یک عضو پانل بازتاب داشت و گویه‌ها در قالب ۹ مؤلفه و ۲۹ گویه سامان یافتند: پنج مؤلفه درون‌سازمانی با ۱۸ گویه و چهار مؤلفه برون‌سازمانی با ۱۱ گویه. جدول ۴-۶ فهرست گویه‌ها را به تفکیک مؤلفه، به همراه کد اعضایی که به هر گویه اشاره کرده‌اند و ردیف همتای ادبی آن در جدول ۲-۱، نشان می‌دهد. این فهرست در دور دوم برای امتیازدهی در اختیار خبرگان قرار گرفت. همچنین، این فهرست با چالش‌های برگرفته از مبانی نظری (جدول ۲-۱) سنجیده شد؛ نتیجه این مقایسه در فصل پنجم بحث می‌شود. ستون «همتای ادبی» شماره ردیف چالشی از جدول ۲-۱ را نشان می‌دهد که همان چالش را توصیف می‌کند، و «—» یعنی گویه در جدول ۲-۱ همتای روشن ندارد. از ۲۹ گویه، ۲۰ گویه همتای ادبی دارند و ۹ گویه ندارند؛ از دوازده ردیف جدول ۲-۱، ردیف‌های ۳، ۶ و ۱۱ هیچ گویه‌ای را پوشش نمی‌دهند.</w:t>
       </w:r>
     </w:p>
     <w:p>
@@ -4183,7 +4183,10 @@
         </w:rPr>
       </w:pPr>
       <w:r>
-        <w:t>جدول ۴-۶ گویه‌های استخراج‌شده از دور نخست به تفکیک مؤلفه و اعضای اشاره‌کننده</w:t>
+        <w:t xml:space="preserve">جدول ۴-۶ گویه‌های استخراج‌شده از دور نخست </w:t>
+      </w:r>
+      <w:r>
+        <w:t xml:space="preserve">به تفکیک مؤلفه، اعضای اشاره‌کننده و همتای ادبی</w:t>
       </w:r>
       <w:r>
         <w:t xml:space="preserve"> (منبع: یافته‌های پژوهش)</w:t>
@@ -4208,10 +4211,11 @@
         <w:tblLook w:val="04A0" w:firstRow="1" w:lastRow="0" w:firstColumn="1" w:lastColumn="0" w:noHBand="0" w:noVBand="1"/>
       </w:tblPr>
       <w:tblGrid>
-        <w:gridCol w:w="577"/>
-        <w:gridCol w:w="2377"/>
-        <w:gridCol w:w="3559"/>
-        <w:gridCol w:w="1775"/>
+        <w:gridCol w:w="820"/>
+        <w:gridCol w:w="1800"/>
+        <w:gridCol w:w="2580"/>
+        <w:gridCol w:w="1260"/>
+        <w:gridCol w:w="1828"/>
       </w:tblGrid>
       <w:tr>
         <w:trPr>
@@ -4220,7 +4224,7 @@
         </w:trPr>
         <w:tc>
           <w:tcPr>
-            <w:tcW w:w="500" w:type="dxa"/>
+            <w:tcW w:w="820" w:type="dxa"/>
             <w:tcBorders>
               <w:top w:val="single" w:sz="4" w:space="0" w:color="000000"/>
               <w:left w:val="single" w:sz="4" w:space="0" w:color="000000"/>
@@ -4254,7 +4258,7 @@
         </w:tc>
         <w:tc>
           <w:tcPr>
-            <w:tcW w:w="2400" w:type="dxa"/>
+            <w:tcW w:w="1800" w:type="dxa"/>
             <w:tcBorders>
               <w:top w:val="single" w:sz="4" w:space="0" w:color="000000"/>
               <w:left w:val="single" w:sz="4" w:space="0" w:color="000000"/>
@@ -4288,7 +4292,7 @@
         </w:tc>
         <w:tc>
           <w:tcPr>
-            <w:tcW w:w="3600" w:type="dxa"/>
+            <w:tcW w:w="2580" w:type="dxa"/>
             <w:tcBorders>
               <w:top w:val="single" w:sz="4" w:space="0" w:color="000000"/>
               <w:left w:val="single" w:sz="4" w:space="0" w:color="000000"/>
@@ -4322,7 +4326,41 @@
         </w:tc>
         <w:tc>
           <w:tcPr>
-            <w:tcW w:w="1788" w:type="dxa"/>
+            <w:tcW w:w="1260" w:type="dxa"/>
+            <w:tcBorders>
+              <w:top w:val="single" w:sz="4" w:space="0" w:color="000000"/>
+              <w:left w:val="single" w:sz="4" w:space="0" w:color="000000"/>
+              <w:bottom w:val="single" w:sz="4" w:space="0" w:color="000000"/>
+              <w:right w:val="single" w:sz="4" w:space="0" w:color="000000"/>
+            </w:tcBorders>
+            <w:tcMar>
+              <w:top w:w="40" w:type="dxa"/>
+              <w:left w:w="80" w:type="dxa"/>
+              <w:bottom w:w="40" w:type="dxa"/>
+              <w:right w:w="80" w:type="dxa"/>
+            </w:tcMar>
+            <w:vAlign w:val="center"/>
+          </w:tcPr>
+          <w:p>
+            <w:pPr>
+              <w:bidi/>
+              <w:jc w:val="center"/>
+            </w:pPr>
+            <w:r>
+              <w:rPr>
+                <w:b/>
+                <w:bCs/>
+                <w:sz w:val="22"/>
+                <w:szCs w:val="22"/>
+                <w:rtl/>
+              </w:rPr>
+              <w:t>همتای ادبی</w:t>
+            </w:r>
+          </w:p>
+        </w:tc>
+        <w:tc>
+          <w:tcPr>
+            <w:tcW w:w="1828" w:type="dxa"/>
             <w:tcBorders>
               <w:top w:val="single" w:sz="4" w:space="0" w:color="000000"/>
               <w:left w:val="single" w:sz="4" w:space="0" w:color="000000"/>
@@ -4361,7 +4399,7 @@
         </w:trPr>
         <w:tc>
           <w:tcPr>
-            <w:tcW w:w="500" w:type="dxa"/>
+            <w:tcW w:w="820" w:type="dxa"/>
             <w:tcBorders>
               <w:top w:val="single" w:sz="4" w:space="0" w:color="000000"/>
               <w:left w:val="single" w:sz="4" w:space="0" w:color="000000"/>
@@ -4393,7 +4431,7 @@
         </w:tc>
         <w:tc>
           <w:tcPr>
-            <w:tcW w:w="2400" w:type="dxa"/>
+            <w:tcW w:w="1800" w:type="dxa"/>
             <w:tcBorders>
               <w:top w:val="single" w:sz="4" w:space="0" w:color="000000"/>
               <w:left w:val="single" w:sz="4" w:space="0" w:color="000000"/>
@@ -4425,7 +4463,7 @@
         </w:tc>
         <w:tc>
           <w:tcPr>
-            <w:tcW w:w="3600" w:type="dxa"/>
+            <w:tcW w:w="2580" w:type="dxa"/>
             <w:tcBorders>
               <w:top w:val="single" w:sz="4" w:space="0" w:color="000000"/>
               <w:left w:val="single" w:sz="4" w:space="0" w:color="000000"/>
@@ -4457,7 +4495,39 @@
         </w:tc>
         <w:tc>
           <w:tcPr>
-            <w:tcW w:w="1788" w:type="dxa"/>
+            <w:tcW w:w="1260" w:type="dxa"/>
+            <w:tcBorders>
+              <w:top w:val="single" w:sz="4" w:space="0" w:color="000000"/>
+              <w:left w:val="single" w:sz="4" w:space="0" w:color="000000"/>
+              <w:bottom w:val="single" w:sz="4" w:space="0" w:color="000000"/>
+              <w:right w:val="single" w:sz="4" w:space="0" w:color="000000"/>
+            </w:tcBorders>
+            <w:tcMar>
+              <w:top w:w="40" w:type="dxa"/>
+              <w:left w:w="80" w:type="dxa"/>
+              <w:bottom w:w="40" w:type="dxa"/>
+              <w:right w:w="80" w:type="dxa"/>
+            </w:tcMar>
+            <w:vAlign w:val="center"/>
+          </w:tcPr>
+          <w:p>
+            <w:pPr>
+              <w:bidi/>
+              <w:jc w:val="center"/>
+            </w:pPr>
+            <w:r>
+              <w:rPr>
+                <w:sz w:val="22"/>
+                <w:szCs w:val="22"/>
+                <w:rtl/>
+              </w:rPr>
+              <w:t>۱</w:t>
+            </w:r>
+          </w:p>
+        </w:tc>
+        <w:tc>
+          <w:tcPr>
+            <w:tcW w:w="1828" w:type="dxa"/>
             <w:tcBorders>
               <w:top w:val="single" w:sz="4" w:space="0" w:color="000000"/>
               <w:left w:val="single" w:sz="4" w:space="0" w:color="000000"/>
@@ -4494,7 +4564,7 @@
         </w:trPr>
         <w:tc>
           <w:tcPr>
-            <w:tcW w:w="500" w:type="dxa"/>
+            <w:tcW w:w="820" w:type="dxa"/>
             <w:tcBorders>
               <w:top w:val="single" w:sz="4" w:space="0" w:color="000000"/>
               <w:left w:val="single" w:sz="4" w:space="0" w:color="000000"/>
@@ -4526,31 +4596,31 @@
         </w:tc>
         <w:tc>
           <w:tcPr>
-            <w:tcW w:w="2400" w:type="dxa"/>
-            <w:tcBorders>
-              <w:top w:val="single" w:sz="4" w:space="0" w:color="000000"/>
-              <w:left w:val="single" w:sz="4" w:space="0" w:color="000000"/>
-              <w:bottom w:val="single" w:sz="4" w:space="0" w:color="000000"/>
-              <w:right w:val="single" w:sz="4" w:space="0" w:color="000000"/>
-            </w:tcBorders>
-            <w:tcMar>
-              <w:top w:w="40" w:type="dxa"/>
-              <w:left w:w="80" w:type="dxa"/>
-              <w:bottom w:w="40" w:type="dxa"/>
-              <w:right w:w="80" w:type="dxa"/>
-            </w:tcMar>
-            <w:vAlign w:val="center"/>
-          </w:tcPr>
-          <w:p>
-            <w:pPr>
-              <w:bidi/>
-              <w:jc w:val="center"/>
-            </w:pPr>
-          </w:p>
-        </w:tc>
-        <w:tc>
-          <w:tcPr>
-            <w:tcW w:w="3600" w:type="dxa"/>
+            <w:tcW w:w="1800" w:type="dxa"/>
+            <w:tcBorders>
+              <w:top w:val="single" w:sz="4" w:space="0" w:color="000000"/>
+              <w:left w:val="single" w:sz="4" w:space="0" w:color="000000"/>
+              <w:bottom w:val="single" w:sz="4" w:space="0" w:color="000000"/>
+              <w:right w:val="single" w:sz="4" w:space="0" w:color="000000"/>
+            </w:tcBorders>
+            <w:tcMar>
+              <w:top w:w="40" w:type="dxa"/>
+              <w:left w:w="80" w:type="dxa"/>
+              <w:bottom w:w="40" w:type="dxa"/>
+              <w:right w:w="80" w:type="dxa"/>
+            </w:tcMar>
+            <w:vAlign w:val="center"/>
+          </w:tcPr>
+          <w:p>
+            <w:pPr>
+              <w:bidi/>
+              <w:jc w:val="center"/>
+            </w:pPr>
+          </w:p>
+        </w:tc>
+        <w:tc>
+          <w:tcPr>
+            <w:tcW w:w="2580" w:type="dxa"/>
             <w:tcBorders>
               <w:top w:val="single" w:sz="4" w:space="0" w:color="000000"/>
               <w:left w:val="single" w:sz="4" w:space="0" w:color="000000"/>
@@ -4582,7 +4652,39 @@
         </w:tc>
         <w:tc>
           <w:tcPr>
-            <w:tcW w:w="1788" w:type="dxa"/>
+            <w:tcW w:w="1260" w:type="dxa"/>
+            <w:tcBorders>
+              <w:top w:val="single" w:sz="4" w:space="0" w:color="000000"/>
+              <w:left w:val="single" w:sz="4" w:space="0" w:color="000000"/>
+              <w:bottom w:val="single" w:sz="4" w:space="0" w:color="000000"/>
+              <w:right w:val="single" w:sz="4" w:space="0" w:color="000000"/>
+            </w:tcBorders>
+            <w:tcMar>
+              <w:top w:w="40" w:type="dxa"/>
+              <w:left w:w="80" w:type="dxa"/>
+              <w:bottom w:w="40" w:type="dxa"/>
+              <w:right w:w="80" w:type="dxa"/>
+            </w:tcMar>
+            <w:vAlign w:val="center"/>
+          </w:tcPr>
+          <w:p>
+            <w:pPr>
+              <w:bidi/>
+              <w:jc w:val="center"/>
+            </w:pPr>
+            <w:r>
+              <w:rPr>
+                <w:sz w:val="22"/>
+                <w:szCs w:val="22"/>
+                <w:rtl/>
+              </w:rPr>
+              <w:t>۱</w:t>
+            </w:r>
+          </w:p>
+        </w:tc>
+        <w:tc>
+          <w:tcPr>
+            <w:tcW w:w="1828" w:type="dxa"/>
             <w:tcBorders>
               <w:top w:val="single" w:sz="4" w:space="0" w:color="000000"/>
               <w:left w:val="single" w:sz="4" w:space="0" w:color="000000"/>
@@ -4619,7 +4721,7 @@
         </w:trPr>
         <w:tc>
           <w:tcPr>
-            <w:tcW w:w="500" w:type="dxa"/>
+            <w:tcW w:w="820" w:type="dxa"/>
             <w:tcBorders>
               <w:top w:val="single" w:sz="4" w:space="0" w:color="000000"/>
               <w:left w:val="single" w:sz="4" w:space="0" w:color="000000"/>
@@ -4651,31 +4753,31 @@
         </w:tc>
         <w:tc>
           <w:tcPr>
-            <w:tcW w:w="2400" w:type="dxa"/>
-            <w:tcBorders>
-              <w:top w:val="single" w:sz="4" w:space="0" w:color="000000"/>
-              <w:left w:val="single" w:sz="4" w:space="0" w:color="000000"/>
-              <w:bottom w:val="single" w:sz="4" w:space="0" w:color="000000"/>
-              <w:right w:val="single" w:sz="4" w:space="0" w:color="000000"/>
-            </w:tcBorders>
-            <w:tcMar>
-              <w:top w:w="40" w:type="dxa"/>
-              <w:left w:w="80" w:type="dxa"/>
-              <w:bottom w:w="40" w:type="dxa"/>
-              <w:right w:w="80" w:type="dxa"/>
-            </w:tcMar>
-            <w:vAlign w:val="center"/>
-          </w:tcPr>
-          <w:p>
-            <w:pPr>
-              <w:bidi/>
-              <w:jc w:val="center"/>
-            </w:pPr>
-          </w:p>
-        </w:tc>
-        <w:tc>
-          <w:tcPr>
-            <w:tcW w:w="3600" w:type="dxa"/>
+            <w:tcW w:w="1800" w:type="dxa"/>
+            <w:tcBorders>
+              <w:top w:val="single" w:sz="4" w:space="0" w:color="000000"/>
+              <w:left w:val="single" w:sz="4" w:space="0" w:color="000000"/>
+              <w:bottom w:val="single" w:sz="4" w:space="0" w:color="000000"/>
+              <w:right w:val="single" w:sz="4" w:space="0" w:color="000000"/>
+            </w:tcBorders>
+            <w:tcMar>
+              <w:top w:w="40" w:type="dxa"/>
+              <w:left w:w="80" w:type="dxa"/>
+              <w:bottom w:w="40" w:type="dxa"/>
+              <w:right w:w="80" w:type="dxa"/>
+            </w:tcMar>
+            <w:vAlign w:val="center"/>
+          </w:tcPr>
+          <w:p>
+            <w:pPr>
+              <w:bidi/>
+              <w:jc w:val="center"/>
+            </w:pPr>
+          </w:p>
+        </w:tc>
+        <w:tc>
+          <w:tcPr>
+            <w:tcW w:w="2580" w:type="dxa"/>
             <w:tcBorders>
               <w:top w:val="single" w:sz="4" w:space="0" w:color="000000"/>
               <w:left w:val="single" w:sz="4" w:space="0" w:color="000000"/>
@@ -4707,7 +4809,39 @@
         </w:tc>
         <w:tc>
           <w:tcPr>
-            <w:tcW w:w="1788" w:type="dxa"/>
+            <w:tcW w:w="1260" w:type="dxa"/>
+            <w:tcBorders>
+              <w:top w:val="single" w:sz="4" w:space="0" w:color="000000"/>
+              <w:left w:val="single" w:sz="4" w:space="0" w:color="000000"/>
+              <w:bottom w:val="single" w:sz="4" w:space="0" w:color="000000"/>
+              <w:right w:val="single" w:sz="4" w:space="0" w:color="000000"/>
+            </w:tcBorders>
+            <w:tcMar>
+              <w:top w:w="40" w:type="dxa"/>
+              <w:left w:w="80" w:type="dxa"/>
+              <w:bottom w:w="40" w:type="dxa"/>
+              <w:right w:w="80" w:type="dxa"/>
+            </w:tcMar>
+            <w:vAlign w:val="center"/>
+          </w:tcPr>
+          <w:p>
+            <w:pPr>
+              <w:bidi/>
+              <w:jc w:val="center"/>
+            </w:pPr>
+            <w:r>
+              <w:rPr>
+                <w:sz w:val="22"/>
+                <w:szCs w:val="22"/>
+                <w:rtl/>
+              </w:rPr>
+              <w:t>۱</w:t>
+            </w:r>
+          </w:p>
+        </w:tc>
+        <w:tc>
+          <w:tcPr>
+            <w:tcW w:w="1828" w:type="dxa"/>
             <w:tcBorders>
               <w:top w:val="single" w:sz="4" w:space="0" w:color="000000"/>
               <w:left w:val="single" w:sz="4" w:space="0" w:color="000000"/>
@@ -4744,7 +4878,7 @@
         </w:trPr>
         <w:tc>
           <w:tcPr>
-            <w:tcW w:w="500" w:type="dxa"/>
+            <w:tcW w:w="820" w:type="dxa"/>
             <w:tcBorders>
               <w:top w:val="single" w:sz="4" w:space="0" w:color="000000"/>
               <w:left w:val="single" w:sz="4" w:space="0" w:color="000000"/>
@@ -4776,7 +4910,7 @@
         </w:tc>
         <w:tc>
           <w:tcPr>
-            <w:tcW w:w="2400" w:type="dxa"/>
+            <w:tcW w:w="1800" w:type="dxa"/>
             <w:tcBorders>
               <w:top w:val="single" w:sz="4" w:space="0" w:color="000000"/>
               <w:left w:val="single" w:sz="4" w:space="0" w:color="000000"/>
@@ -4808,7 +4942,7 @@
         </w:tc>
         <w:tc>
           <w:tcPr>
-            <w:tcW w:w="3600" w:type="dxa"/>
+            <w:tcW w:w="2580" w:type="dxa"/>
             <w:tcBorders>
               <w:top w:val="single" w:sz="4" w:space="0" w:color="000000"/>
               <w:left w:val="single" w:sz="4" w:space="0" w:color="000000"/>
@@ -4840,7 +4974,39 @@
         </w:tc>
         <w:tc>
           <w:tcPr>
-            <w:tcW w:w="1788" w:type="dxa"/>
+            <w:tcW w:w="1260" w:type="dxa"/>
+            <w:tcBorders>
+              <w:top w:val="single" w:sz="4" w:space="0" w:color="000000"/>
+              <w:left w:val="single" w:sz="4" w:space="0" w:color="000000"/>
+              <w:bottom w:val="single" w:sz="4" w:space="0" w:color="000000"/>
+              <w:right w:val="single" w:sz="4" w:space="0" w:color="000000"/>
+            </w:tcBorders>
+            <w:tcMar>
+              <w:top w:w="40" w:type="dxa"/>
+              <w:left w:w="80" w:type="dxa"/>
+              <w:bottom w:w="40" w:type="dxa"/>
+              <w:right w:w="80" w:type="dxa"/>
+            </w:tcMar>
+            <w:vAlign w:val="center"/>
+          </w:tcPr>
+          <w:p>
+            <w:pPr>
+              <w:bidi/>
+              <w:jc w:val="center"/>
+            </w:pPr>
+            <w:r>
+              <w:rPr>
+                <w:sz w:val="22"/>
+                <w:szCs w:val="22"/>
+                <w:rtl/>
+              </w:rPr>
+              <w:t>۱۰</w:t>
+            </w:r>
+          </w:p>
+        </w:tc>
+        <w:tc>
+          <w:tcPr>
+            <w:tcW w:w="1828" w:type="dxa"/>
             <w:tcBorders>
               <w:top w:val="single" w:sz="4" w:space="0" w:color="000000"/>
               <w:left w:val="single" w:sz="4" w:space="0" w:color="000000"/>
@@ -4877,7 +5043,7 @@
         </w:trPr>
         <w:tc>
           <w:tcPr>
-            <w:tcW w:w="500" w:type="dxa"/>
+            <w:tcW w:w="820" w:type="dxa"/>
             <w:tcBorders>
               <w:top w:val="single" w:sz="4" w:space="0" w:color="000000"/>
               <w:left w:val="single" w:sz="4" w:space="0" w:color="000000"/>
@@ -4909,31 +5075,31 @@
         </w:tc>
         <w:tc>
           <w:tcPr>
-            <w:tcW w:w="2400" w:type="dxa"/>
-            <w:tcBorders>
-              <w:top w:val="single" w:sz="4" w:space="0" w:color="000000"/>
-              <w:left w:val="single" w:sz="4" w:space="0" w:color="000000"/>
-              <w:bottom w:val="single" w:sz="4" w:space="0" w:color="000000"/>
-              <w:right w:val="single" w:sz="4" w:space="0" w:color="000000"/>
-            </w:tcBorders>
-            <w:tcMar>
-              <w:top w:w="40" w:type="dxa"/>
-              <w:left w:w="80" w:type="dxa"/>
-              <w:bottom w:w="40" w:type="dxa"/>
-              <w:right w:w="80" w:type="dxa"/>
-            </w:tcMar>
-            <w:vAlign w:val="center"/>
-          </w:tcPr>
-          <w:p>
-            <w:pPr>
-              <w:bidi/>
-              <w:jc w:val="center"/>
-            </w:pPr>
-          </w:p>
-        </w:tc>
-        <w:tc>
-          <w:tcPr>
-            <w:tcW w:w="3600" w:type="dxa"/>
+            <w:tcW w:w="1800" w:type="dxa"/>
+            <w:tcBorders>
+              <w:top w:val="single" w:sz="4" w:space="0" w:color="000000"/>
+              <w:left w:val="single" w:sz="4" w:space="0" w:color="000000"/>
+              <w:bottom w:val="single" w:sz="4" w:space="0" w:color="000000"/>
+              <w:right w:val="single" w:sz="4" w:space="0" w:color="000000"/>
+            </w:tcBorders>
+            <w:tcMar>
+              <w:top w:w="40" w:type="dxa"/>
+              <w:left w:w="80" w:type="dxa"/>
+              <w:bottom w:w="40" w:type="dxa"/>
+              <w:right w:w="80" w:type="dxa"/>
+            </w:tcMar>
+            <w:vAlign w:val="center"/>
+          </w:tcPr>
+          <w:p>
+            <w:pPr>
+              <w:bidi/>
+              <w:jc w:val="center"/>
+            </w:pPr>
+          </w:p>
+        </w:tc>
+        <w:tc>
+          <w:tcPr>
+            <w:tcW w:w="2580" w:type="dxa"/>
             <w:tcBorders>
               <w:top w:val="single" w:sz="4" w:space="0" w:color="000000"/>
               <w:left w:val="single" w:sz="4" w:space="0" w:color="000000"/>
@@ -4965,7 +5131,39 @@
         </w:tc>
         <w:tc>
           <w:tcPr>
-            <w:tcW w:w="1788" w:type="dxa"/>
+            <w:tcW w:w="1260" w:type="dxa"/>
+            <w:tcBorders>
+              <w:top w:val="single" w:sz="4" w:space="0" w:color="000000"/>
+              <w:left w:val="single" w:sz="4" w:space="0" w:color="000000"/>
+              <w:bottom w:val="single" w:sz="4" w:space="0" w:color="000000"/>
+              <w:right w:val="single" w:sz="4" w:space="0" w:color="000000"/>
+            </w:tcBorders>
+            <w:tcMar>
+              <w:top w:w="40" w:type="dxa"/>
+              <w:left w:w="80" w:type="dxa"/>
+              <w:bottom w:w="40" w:type="dxa"/>
+              <w:right w:w="80" w:type="dxa"/>
+            </w:tcMar>
+            <w:vAlign w:val="center"/>
+          </w:tcPr>
+          <w:p>
+            <w:pPr>
+              <w:bidi/>
+              <w:jc w:val="center"/>
+            </w:pPr>
+            <w:r>
+              <w:rPr>
+                <w:sz w:val="22"/>
+                <w:szCs w:val="22"/>
+                <w:rtl/>
+              </w:rPr>
+              <w:t>۸، ۱۰</w:t>
+            </w:r>
+          </w:p>
+        </w:tc>
+        <w:tc>
+          <w:tcPr>
+            <w:tcW w:w="1828" w:type="dxa"/>
             <w:tcBorders>
               <w:top w:val="single" w:sz="4" w:space="0" w:color="000000"/>
               <w:left w:val="single" w:sz="4" w:space="0" w:color="000000"/>
@@ -5002,7 +5200,7 @@
         </w:trPr>
         <w:tc>
           <w:tcPr>
-            <w:tcW w:w="500" w:type="dxa"/>
+            <w:tcW w:w="820" w:type="dxa"/>
             <w:tcBorders>
               <w:top w:val="single" w:sz="4" w:space="0" w:color="000000"/>
               <w:left w:val="single" w:sz="4" w:space="0" w:color="000000"/>
@@ -5034,31 +5232,31 @@
         </w:tc>
         <w:tc>
           <w:tcPr>
-            <w:tcW w:w="2400" w:type="dxa"/>
-            <w:tcBorders>
-              <w:top w:val="single" w:sz="4" w:space="0" w:color="000000"/>
-              <w:left w:val="single" w:sz="4" w:space="0" w:color="000000"/>
-              <w:bottom w:val="single" w:sz="4" w:space="0" w:color="000000"/>
-              <w:right w:val="single" w:sz="4" w:space="0" w:color="000000"/>
-            </w:tcBorders>
-            <w:tcMar>
-              <w:top w:w="40" w:type="dxa"/>
-              <w:left w:w="80" w:type="dxa"/>
-              <w:bottom w:w="40" w:type="dxa"/>
-              <w:right w:w="80" w:type="dxa"/>
-            </w:tcMar>
-            <w:vAlign w:val="center"/>
-          </w:tcPr>
-          <w:p>
-            <w:pPr>
-              <w:bidi/>
-              <w:jc w:val="center"/>
-            </w:pPr>
-          </w:p>
-        </w:tc>
-        <w:tc>
-          <w:tcPr>
-            <w:tcW w:w="3600" w:type="dxa"/>
+            <w:tcW w:w="1800" w:type="dxa"/>
+            <w:tcBorders>
+              <w:top w:val="single" w:sz="4" w:space="0" w:color="000000"/>
+              <w:left w:val="single" w:sz="4" w:space="0" w:color="000000"/>
+              <w:bottom w:val="single" w:sz="4" w:space="0" w:color="000000"/>
+              <w:right w:val="single" w:sz="4" w:space="0" w:color="000000"/>
+            </w:tcBorders>
+            <w:tcMar>
+              <w:top w:w="40" w:type="dxa"/>
+              <w:left w:w="80" w:type="dxa"/>
+              <w:bottom w:w="40" w:type="dxa"/>
+              <w:right w:w="80" w:type="dxa"/>
+            </w:tcMar>
+            <w:vAlign w:val="center"/>
+          </w:tcPr>
+          <w:p>
+            <w:pPr>
+              <w:bidi/>
+              <w:jc w:val="center"/>
+            </w:pPr>
+          </w:p>
+        </w:tc>
+        <w:tc>
+          <w:tcPr>
+            <w:tcW w:w="2580" w:type="dxa"/>
             <w:tcBorders>
               <w:top w:val="single" w:sz="4" w:space="0" w:color="000000"/>
               <w:left w:val="single" w:sz="4" w:space="0" w:color="000000"/>
@@ -5090,7 +5288,39 @@
         </w:tc>
         <w:tc>
           <w:tcPr>
-            <w:tcW w:w="1788" w:type="dxa"/>
+            <w:tcW w:w="1260" w:type="dxa"/>
+            <w:tcBorders>
+              <w:top w:val="single" w:sz="4" w:space="0" w:color="000000"/>
+              <w:left w:val="single" w:sz="4" w:space="0" w:color="000000"/>
+              <w:bottom w:val="single" w:sz="4" w:space="0" w:color="000000"/>
+              <w:right w:val="single" w:sz="4" w:space="0" w:color="000000"/>
+            </w:tcBorders>
+            <w:tcMar>
+              <w:top w:w="40" w:type="dxa"/>
+              <w:left w:w="80" w:type="dxa"/>
+              <w:bottom w:w="40" w:type="dxa"/>
+              <w:right w:w="80" w:type="dxa"/>
+            </w:tcMar>
+            <w:vAlign w:val="center"/>
+          </w:tcPr>
+          <w:p>
+            <w:pPr>
+              <w:bidi/>
+              <w:jc w:val="center"/>
+            </w:pPr>
+            <w:r>
+              <w:rPr>
+                <w:sz w:val="22"/>
+                <w:szCs w:val="22"/>
+                <w:rtl/>
+              </w:rPr>
+              <w:t>۱۲</w:t>
+            </w:r>
+          </w:p>
+        </w:tc>
+        <w:tc>
+          <w:tcPr>
+            <w:tcW w:w="1828" w:type="dxa"/>
             <w:tcBorders>
               <w:top w:val="single" w:sz="4" w:space="0" w:color="000000"/>
               <w:left w:val="single" w:sz="4" w:space="0" w:color="000000"/>
@@ -5127,7 +5357,7 @@
         </w:trPr>
         <w:tc>
           <w:tcPr>
-            <w:tcW w:w="500" w:type="dxa"/>
+            <w:tcW w:w="820" w:type="dxa"/>
             <w:tcBorders>
               <w:top w:val="single" w:sz="4" w:space="0" w:color="000000"/>
               <w:left w:val="single" w:sz="4" w:space="0" w:color="000000"/>
@@ -5159,31 +5389,31 @@
         </w:tc>
         <w:tc>
           <w:tcPr>
-            <w:tcW w:w="2400" w:type="dxa"/>
-            <w:tcBorders>
-              <w:top w:val="single" w:sz="4" w:space="0" w:color="000000"/>
-              <w:left w:val="single" w:sz="4" w:space="0" w:color="000000"/>
-              <w:bottom w:val="single" w:sz="4" w:space="0" w:color="000000"/>
-              <w:right w:val="single" w:sz="4" w:space="0" w:color="000000"/>
-            </w:tcBorders>
-            <w:tcMar>
-              <w:top w:w="40" w:type="dxa"/>
-              <w:left w:w="80" w:type="dxa"/>
-              <w:bottom w:w="40" w:type="dxa"/>
-              <w:right w:w="80" w:type="dxa"/>
-            </w:tcMar>
-            <w:vAlign w:val="center"/>
-          </w:tcPr>
-          <w:p>
-            <w:pPr>
-              <w:bidi/>
-              <w:jc w:val="center"/>
-            </w:pPr>
-          </w:p>
-        </w:tc>
-        <w:tc>
-          <w:tcPr>
-            <w:tcW w:w="3600" w:type="dxa"/>
+            <w:tcW w:w="1800" w:type="dxa"/>
+            <w:tcBorders>
+              <w:top w:val="single" w:sz="4" w:space="0" w:color="000000"/>
+              <w:left w:val="single" w:sz="4" w:space="0" w:color="000000"/>
+              <w:bottom w:val="single" w:sz="4" w:space="0" w:color="000000"/>
+              <w:right w:val="single" w:sz="4" w:space="0" w:color="000000"/>
+            </w:tcBorders>
+            <w:tcMar>
+              <w:top w:w="40" w:type="dxa"/>
+              <w:left w:w="80" w:type="dxa"/>
+              <w:bottom w:w="40" w:type="dxa"/>
+              <w:right w:w="80" w:type="dxa"/>
+            </w:tcMar>
+            <w:vAlign w:val="center"/>
+          </w:tcPr>
+          <w:p>
+            <w:pPr>
+              <w:bidi/>
+              <w:jc w:val="center"/>
+            </w:pPr>
+          </w:p>
+        </w:tc>
+        <w:tc>
+          <w:tcPr>
+            <w:tcW w:w="2580" w:type="dxa"/>
             <w:tcBorders>
               <w:top w:val="single" w:sz="4" w:space="0" w:color="000000"/>
               <w:left w:val="single" w:sz="4" w:space="0" w:color="000000"/>
@@ -5215,7 +5445,39 @@
         </w:tc>
         <w:tc>
           <w:tcPr>
-            <w:tcW w:w="1788" w:type="dxa"/>
+            <w:tcW w:w="1260" w:type="dxa"/>
+            <w:tcBorders>
+              <w:top w:val="single" w:sz="4" w:space="0" w:color="000000"/>
+              <w:left w:val="single" w:sz="4" w:space="0" w:color="000000"/>
+              <w:bottom w:val="single" w:sz="4" w:space="0" w:color="000000"/>
+              <w:right w:val="single" w:sz="4" w:space="0" w:color="000000"/>
+            </w:tcBorders>
+            <w:tcMar>
+              <w:top w:w="40" w:type="dxa"/>
+              <w:left w:w="80" w:type="dxa"/>
+              <w:bottom w:w="40" w:type="dxa"/>
+              <w:right w:w="80" w:type="dxa"/>
+            </w:tcMar>
+            <w:vAlign w:val="center"/>
+          </w:tcPr>
+          <w:p>
+            <w:pPr>
+              <w:bidi/>
+              <w:jc w:val="center"/>
+            </w:pPr>
+            <w:r>
+              <w:rPr>
+                <w:sz w:val="22"/>
+                <w:szCs w:val="22"/>
+                <w:rtl/>
+              </w:rPr>
+              <w:t>—</w:t>
+            </w:r>
+          </w:p>
+        </w:tc>
+        <w:tc>
+          <w:tcPr>
+            <w:tcW w:w="1828" w:type="dxa"/>
             <w:tcBorders>
               <w:top w:val="single" w:sz="4" w:space="0" w:color="000000"/>
               <w:left w:val="single" w:sz="4" w:space="0" w:color="000000"/>
@@ -5252,7 +5514,7 @@
         </w:trPr>
         <w:tc>
           <w:tcPr>
-            <w:tcW w:w="500" w:type="dxa"/>
+            <w:tcW w:w="820" w:type="dxa"/>
             <w:tcBorders>
               <w:top w:val="single" w:sz="4" w:space="0" w:color="000000"/>
               <w:left w:val="single" w:sz="4" w:space="0" w:color="000000"/>
@@ -5284,7 +5546,7 @@
         </w:tc>
         <w:tc>
           <w:tcPr>
-            <w:tcW w:w="2400" w:type="dxa"/>
+            <w:tcW w:w="1800" w:type="dxa"/>
             <w:tcBorders>
               <w:top w:val="single" w:sz="4" w:space="0" w:color="000000"/>
               <w:left w:val="single" w:sz="4" w:space="0" w:color="000000"/>
@@ -5316,7 +5578,7 @@
         </w:tc>
         <w:tc>
           <w:tcPr>
-            <w:tcW w:w="3600" w:type="dxa"/>
+            <w:tcW w:w="2580" w:type="dxa"/>
             <w:tcBorders>
               <w:top w:val="single" w:sz="4" w:space="0" w:color="000000"/>
               <w:left w:val="single" w:sz="4" w:space="0" w:color="000000"/>
@@ -5348,7 +5610,39 @@
         </w:tc>
         <w:tc>
           <w:tcPr>
-            <w:tcW w:w="1788" w:type="dxa"/>
+            <w:tcW w:w="1260" w:type="dxa"/>
+            <w:tcBorders>
+              <w:top w:val="single" w:sz="4" w:space="0" w:color="000000"/>
+              <w:left w:val="single" w:sz="4" w:space="0" w:color="000000"/>
+              <w:bottom w:val="single" w:sz="4" w:space="0" w:color="000000"/>
+              <w:right w:val="single" w:sz="4" w:space="0" w:color="000000"/>
+            </w:tcBorders>
+            <w:tcMar>
+              <w:top w:w="40" w:type="dxa"/>
+              <w:left w:w="80" w:type="dxa"/>
+              <w:bottom w:w="40" w:type="dxa"/>
+              <w:right w:w="80" w:type="dxa"/>
+            </w:tcMar>
+            <w:vAlign w:val="center"/>
+          </w:tcPr>
+          <w:p>
+            <w:pPr>
+              <w:bidi/>
+              <w:jc w:val="center"/>
+            </w:pPr>
+            <w:r>
+              <w:rPr>
+                <w:sz w:val="22"/>
+                <w:szCs w:val="22"/>
+                <w:rtl/>
+              </w:rPr>
+              <w:t>—</w:t>
+            </w:r>
+          </w:p>
+        </w:tc>
+        <w:tc>
+          <w:tcPr>
+            <w:tcW w:w="1828" w:type="dxa"/>
             <w:tcBorders>
               <w:top w:val="single" w:sz="4" w:space="0" w:color="000000"/>
               <w:left w:val="single" w:sz="4" w:space="0" w:color="000000"/>
@@ -5385,7 +5679,7 @@
         </w:trPr>
         <w:tc>
           <w:tcPr>
-            <w:tcW w:w="500" w:type="dxa"/>
+            <w:tcW w:w="820" w:type="dxa"/>
             <w:tcBorders>
               <w:top w:val="single" w:sz="4" w:space="0" w:color="000000"/>
               <w:left w:val="single" w:sz="4" w:space="0" w:color="000000"/>
@@ -5417,31 +5711,31 @@
         </w:tc>
         <w:tc>
           <w:tcPr>
-            <w:tcW w:w="2400" w:type="dxa"/>
-            <w:tcBorders>
-              <w:top w:val="single" w:sz="4" w:space="0" w:color="000000"/>
-              <w:left w:val="single" w:sz="4" w:space="0" w:color="000000"/>
-              <w:bottom w:val="single" w:sz="4" w:space="0" w:color="000000"/>
-              <w:right w:val="single" w:sz="4" w:space="0" w:color="000000"/>
-            </w:tcBorders>
-            <w:tcMar>
-              <w:top w:w="40" w:type="dxa"/>
-              <w:left w:w="80" w:type="dxa"/>
-              <w:bottom w:w="40" w:type="dxa"/>
-              <w:right w:w="80" w:type="dxa"/>
-            </w:tcMar>
-            <w:vAlign w:val="center"/>
-          </w:tcPr>
-          <w:p>
-            <w:pPr>
-              <w:bidi/>
-              <w:jc w:val="center"/>
-            </w:pPr>
-          </w:p>
-        </w:tc>
-        <w:tc>
-          <w:tcPr>
-            <w:tcW w:w="3600" w:type="dxa"/>
+            <w:tcW w:w="1800" w:type="dxa"/>
+            <w:tcBorders>
+              <w:top w:val="single" w:sz="4" w:space="0" w:color="000000"/>
+              <w:left w:val="single" w:sz="4" w:space="0" w:color="000000"/>
+              <w:bottom w:val="single" w:sz="4" w:space="0" w:color="000000"/>
+              <w:right w:val="single" w:sz="4" w:space="0" w:color="000000"/>
+            </w:tcBorders>
+            <w:tcMar>
+              <w:top w:w="40" w:type="dxa"/>
+              <w:left w:w="80" w:type="dxa"/>
+              <w:bottom w:w="40" w:type="dxa"/>
+              <w:right w:w="80" w:type="dxa"/>
+            </w:tcMar>
+            <w:vAlign w:val="center"/>
+          </w:tcPr>
+          <w:p>
+            <w:pPr>
+              <w:bidi/>
+              <w:jc w:val="center"/>
+            </w:pPr>
+          </w:p>
+        </w:tc>
+        <w:tc>
+          <w:tcPr>
+            <w:tcW w:w="2580" w:type="dxa"/>
             <w:tcBorders>
               <w:top w:val="single" w:sz="4" w:space="0" w:color="000000"/>
               <w:left w:val="single" w:sz="4" w:space="0" w:color="000000"/>
@@ -5481,7 +5775,39 @@
         </w:tc>
         <w:tc>
           <w:tcPr>
-            <w:tcW w:w="1788" w:type="dxa"/>
+            <w:tcW w:w="1260" w:type="dxa"/>
+            <w:tcBorders>
+              <w:top w:val="single" w:sz="4" w:space="0" w:color="000000"/>
+              <w:left w:val="single" w:sz="4" w:space="0" w:color="000000"/>
+              <w:bottom w:val="single" w:sz="4" w:space="0" w:color="000000"/>
+              <w:right w:val="single" w:sz="4" w:space="0" w:color="000000"/>
+            </w:tcBorders>
+            <w:tcMar>
+              <w:top w:w="40" w:type="dxa"/>
+              <w:left w:w="80" w:type="dxa"/>
+              <w:bottom w:w="40" w:type="dxa"/>
+              <w:right w:w="80" w:type="dxa"/>
+            </w:tcMar>
+            <w:vAlign w:val="center"/>
+          </w:tcPr>
+          <w:p>
+            <w:pPr>
+              <w:bidi/>
+              <w:jc w:val="center"/>
+            </w:pPr>
+            <w:r>
+              <w:rPr>
+                <w:sz w:val="22"/>
+                <w:szCs w:val="22"/>
+                <w:rtl/>
+              </w:rPr>
+              <w:t>—</w:t>
+            </w:r>
+          </w:p>
+        </w:tc>
+        <w:tc>
+          <w:tcPr>
+            <w:tcW w:w="1828" w:type="dxa"/>
             <w:tcBorders>
               <w:top w:val="single" w:sz="4" w:space="0" w:color="000000"/>
               <w:left w:val="single" w:sz="4" w:space="0" w:color="000000"/>
@@ -5518,7 +5844,7 @@
         </w:trPr>
         <w:tc>
           <w:tcPr>
-            <w:tcW w:w="500" w:type="dxa"/>
+            <w:tcW w:w="820" w:type="dxa"/>
             <w:tcBorders>
               <w:top w:val="single" w:sz="4" w:space="0" w:color="000000"/>
               <w:left w:val="single" w:sz="4" w:space="0" w:color="000000"/>
@@ -5550,31 +5876,31 @@
         </w:tc>
         <w:tc>
           <w:tcPr>
-            <w:tcW w:w="2400" w:type="dxa"/>
-            <w:tcBorders>
-              <w:top w:val="single" w:sz="4" w:space="0" w:color="000000"/>
-              <w:left w:val="single" w:sz="4" w:space="0" w:color="000000"/>
-              <w:bottom w:val="single" w:sz="4" w:space="0" w:color="000000"/>
-              <w:right w:val="single" w:sz="4" w:space="0" w:color="000000"/>
-            </w:tcBorders>
-            <w:tcMar>
-              <w:top w:w="40" w:type="dxa"/>
-              <w:left w:w="80" w:type="dxa"/>
-              <w:bottom w:w="40" w:type="dxa"/>
-              <w:right w:w="80" w:type="dxa"/>
-            </w:tcMar>
-            <w:vAlign w:val="center"/>
-          </w:tcPr>
-          <w:p>
-            <w:pPr>
-              <w:bidi/>
-              <w:jc w:val="center"/>
-            </w:pPr>
-          </w:p>
-        </w:tc>
-        <w:tc>
-          <w:tcPr>
-            <w:tcW w:w="3600" w:type="dxa"/>
+            <w:tcW w:w="1800" w:type="dxa"/>
+            <w:tcBorders>
+              <w:top w:val="single" w:sz="4" w:space="0" w:color="000000"/>
+              <w:left w:val="single" w:sz="4" w:space="0" w:color="000000"/>
+              <w:bottom w:val="single" w:sz="4" w:space="0" w:color="000000"/>
+              <w:right w:val="single" w:sz="4" w:space="0" w:color="000000"/>
+            </w:tcBorders>
+            <w:tcMar>
+              <w:top w:w="40" w:type="dxa"/>
+              <w:left w:w="80" w:type="dxa"/>
+              <w:bottom w:w="40" w:type="dxa"/>
+              <w:right w:w="80" w:type="dxa"/>
+            </w:tcMar>
+            <w:vAlign w:val="center"/>
+          </w:tcPr>
+          <w:p>
+            <w:pPr>
+              <w:bidi/>
+              <w:jc w:val="center"/>
+            </w:pPr>
+          </w:p>
+        </w:tc>
+        <w:tc>
+          <w:tcPr>
+            <w:tcW w:w="2580" w:type="dxa"/>
             <w:tcBorders>
               <w:top w:val="single" w:sz="4" w:space="0" w:color="000000"/>
               <w:left w:val="single" w:sz="4" w:space="0" w:color="000000"/>
@@ -5606,7 +5932,39 @@
         </w:tc>
         <w:tc>
           <w:tcPr>
-            <w:tcW w:w="1788" w:type="dxa"/>
+            <w:tcW w:w="1260" w:type="dxa"/>
+            <w:tcBorders>
+              <w:top w:val="single" w:sz="4" w:space="0" w:color="000000"/>
+              <w:left w:val="single" w:sz="4" w:space="0" w:color="000000"/>
+              <w:bottom w:val="single" w:sz="4" w:space="0" w:color="000000"/>
+              <w:right w:val="single" w:sz="4" w:space="0" w:color="000000"/>
+            </w:tcBorders>
+            <w:tcMar>
+              <w:top w:w="40" w:type="dxa"/>
+              <w:left w:w="80" w:type="dxa"/>
+              <w:bottom w:w="40" w:type="dxa"/>
+              <w:right w:w="80" w:type="dxa"/>
+            </w:tcMar>
+            <w:vAlign w:val="center"/>
+          </w:tcPr>
+          <w:p>
+            <w:pPr>
+              <w:bidi/>
+              <w:jc w:val="center"/>
+            </w:pPr>
+            <w:r>
+              <w:rPr>
+                <w:sz w:val="22"/>
+                <w:szCs w:val="22"/>
+                <w:rtl/>
+              </w:rPr>
+              <w:t>—</w:t>
+            </w:r>
+          </w:p>
+        </w:tc>
+        <w:tc>
+          <w:tcPr>
+            <w:tcW w:w="1828" w:type="dxa"/>
             <w:tcBorders>
               <w:top w:val="single" w:sz="4" w:space="0" w:color="000000"/>
               <w:left w:val="single" w:sz="4" w:space="0" w:color="000000"/>
@@ -5643,7 +6001,7 @@
         </w:trPr>
         <w:tc>
           <w:tcPr>
-            <w:tcW w:w="500" w:type="dxa"/>
+            <w:tcW w:w="820" w:type="dxa"/>
             <w:tcBorders>
               <w:top w:val="single" w:sz="4" w:space="0" w:color="000000"/>
               <w:left w:val="single" w:sz="4" w:space="0" w:color="000000"/>
@@ -5675,7 +6033,7 @@
         </w:tc>
         <w:tc>
           <w:tcPr>
-            <w:tcW w:w="2400" w:type="dxa"/>
+            <w:tcW w:w="1800" w:type="dxa"/>
             <w:tcBorders>
               <w:top w:val="single" w:sz="4" w:space="0" w:color="000000"/>
               <w:left w:val="single" w:sz="4" w:space="0" w:color="000000"/>
@@ -5707,7 +6065,7 @@
         </w:tc>
         <w:tc>
           <w:tcPr>
-            <w:tcW w:w="3600" w:type="dxa"/>
+            <w:tcW w:w="2580" w:type="dxa"/>
             <w:tcBorders>
               <w:top w:val="single" w:sz="4" w:space="0" w:color="000000"/>
               <w:left w:val="single" w:sz="4" w:space="0" w:color="000000"/>
@@ -5739,7 +6097,39 @@
         </w:tc>
         <w:tc>
           <w:tcPr>
-            <w:tcW w:w="1788" w:type="dxa"/>
+            <w:tcW w:w="1260" w:type="dxa"/>
+            <w:tcBorders>
+              <w:top w:val="single" w:sz="4" w:space="0" w:color="000000"/>
+              <w:left w:val="single" w:sz="4" w:space="0" w:color="000000"/>
+              <w:bottom w:val="single" w:sz="4" w:space="0" w:color="000000"/>
+              <w:right w:val="single" w:sz="4" w:space="0" w:color="000000"/>
+            </w:tcBorders>
+            <w:tcMar>
+              <w:top w:w="40" w:type="dxa"/>
+              <w:left w:w="80" w:type="dxa"/>
+              <w:bottom w:w="40" w:type="dxa"/>
+              <w:right w:w="80" w:type="dxa"/>
+            </w:tcMar>
+            <w:vAlign w:val="center"/>
+          </w:tcPr>
+          <w:p>
+            <w:pPr>
+              <w:bidi/>
+              <w:jc w:val="center"/>
+            </w:pPr>
+            <w:r>
+              <w:rPr>
+                <w:sz w:val="22"/>
+                <w:szCs w:val="22"/>
+                <w:rtl/>
+              </w:rPr>
+              <w:t>۲</w:t>
+            </w:r>
+          </w:p>
+        </w:tc>
+        <w:tc>
+          <w:tcPr>
+            <w:tcW w:w="1828" w:type="dxa"/>
             <w:tcBorders>
               <w:top w:val="single" w:sz="4" w:space="0" w:color="000000"/>
               <w:left w:val="single" w:sz="4" w:space="0" w:color="000000"/>
@@ -5776,7 +6166,7 @@
         </w:trPr>
         <w:tc>
           <w:tcPr>
-            <w:tcW w:w="500" w:type="dxa"/>
+            <w:tcW w:w="820" w:type="dxa"/>
             <w:tcBorders>
               <w:top w:val="single" w:sz="4" w:space="0" w:color="000000"/>
               <w:left w:val="single" w:sz="4" w:space="0" w:color="000000"/>
@@ -5808,31 +6198,31 @@
         </w:tc>
         <w:tc>
           <w:tcPr>
-            <w:tcW w:w="2400" w:type="dxa"/>
-            <w:tcBorders>
-              <w:top w:val="single" w:sz="4" w:space="0" w:color="000000"/>
-              <w:left w:val="single" w:sz="4" w:space="0" w:color="000000"/>
-              <w:bottom w:val="single" w:sz="4" w:space="0" w:color="000000"/>
-              <w:right w:val="single" w:sz="4" w:space="0" w:color="000000"/>
-            </w:tcBorders>
-            <w:tcMar>
-              <w:top w:w="40" w:type="dxa"/>
-              <w:left w:w="80" w:type="dxa"/>
-              <w:bottom w:w="40" w:type="dxa"/>
-              <w:right w:w="80" w:type="dxa"/>
-            </w:tcMar>
-            <w:vAlign w:val="center"/>
-          </w:tcPr>
-          <w:p>
-            <w:pPr>
-              <w:bidi/>
-              <w:jc w:val="center"/>
-            </w:pPr>
-          </w:p>
-        </w:tc>
-        <w:tc>
-          <w:tcPr>
-            <w:tcW w:w="3600" w:type="dxa"/>
+            <w:tcW w:w="1800" w:type="dxa"/>
+            <w:tcBorders>
+              <w:top w:val="single" w:sz="4" w:space="0" w:color="000000"/>
+              <w:left w:val="single" w:sz="4" w:space="0" w:color="000000"/>
+              <w:bottom w:val="single" w:sz="4" w:space="0" w:color="000000"/>
+              <w:right w:val="single" w:sz="4" w:space="0" w:color="000000"/>
+            </w:tcBorders>
+            <w:tcMar>
+              <w:top w:w="40" w:type="dxa"/>
+              <w:left w:w="80" w:type="dxa"/>
+              <w:bottom w:w="40" w:type="dxa"/>
+              <w:right w:w="80" w:type="dxa"/>
+            </w:tcMar>
+            <w:vAlign w:val="center"/>
+          </w:tcPr>
+          <w:p>
+            <w:pPr>
+              <w:bidi/>
+              <w:jc w:val="center"/>
+            </w:pPr>
+          </w:p>
+        </w:tc>
+        <w:tc>
+          <w:tcPr>
+            <w:tcW w:w="2580" w:type="dxa"/>
             <w:tcBorders>
               <w:top w:val="single" w:sz="4" w:space="0" w:color="000000"/>
               <w:left w:val="single" w:sz="4" w:space="0" w:color="000000"/>
@@ -5864,7 +6254,39 @@
         </w:tc>
         <w:tc>
           <w:tcPr>
-            <w:tcW w:w="1788" w:type="dxa"/>
+            <w:tcW w:w="1260" w:type="dxa"/>
+            <w:tcBorders>
+              <w:top w:val="single" w:sz="4" w:space="0" w:color="000000"/>
+              <w:left w:val="single" w:sz="4" w:space="0" w:color="000000"/>
+              <w:bottom w:val="single" w:sz="4" w:space="0" w:color="000000"/>
+              <w:right w:val="single" w:sz="4" w:space="0" w:color="000000"/>
+            </w:tcBorders>
+            <w:tcMar>
+              <w:top w:w="40" w:type="dxa"/>
+              <w:left w:w="80" w:type="dxa"/>
+              <w:bottom w:w="40" w:type="dxa"/>
+              <w:right w:w="80" w:type="dxa"/>
+            </w:tcMar>
+            <w:vAlign w:val="center"/>
+          </w:tcPr>
+          <w:p>
+            <w:pPr>
+              <w:bidi/>
+              <w:jc w:val="center"/>
+            </w:pPr>
+            <w:r>
+              <w:rPr>
+                <w:sz w:val="22"/>
+                <w:szCs w:val="22"/>
+                <w:rtl/>
+              </w:rPr>
+              <w:t>۲</w:t>
+            </w:r>
+          </w:p>
+        </w:tc>
+        <w:tc>
+          <w:tcPr>
+            <w:tcW w:w="1828" w:type="dxa"/>
             <w:tcBorders>
               <w:top w:val="single" w:sz="4" w:space="0" w:color="000000"/>
               <w:left w:val="single" w:sz="4" w:space="0" w:color="000000"/>
@@ -5901,7 +6323,7 @@
         </w:trPr>
         <w:tc>
           <w:tcPr>
-            <w:tcW w:w="500" w:type="dxa"/>
+            <w:tcW w:w="820" w:type="dxa"/>
             <w:tcBorders>
               <w:top w:val="single" w:sz="4" w:space="0" w:color="000000"/>
               <w:left w:val="single" w:sz="4" w:space="0" w:color="000000"/>
@@ -5933,31 +6355,31 @@
         </w:tc>
         <w:tc>
           <w:tcPr>
-            <w:tcW w:w="2400" w:type="dxa"/>
-            <w:tcBorders>
-              <w:top w:val="single" w:sz="4" w:space="0" w:color="000000"/>
-              <w:left w:val="single" w:sz="4" w:space="0" w:color="000000"/>
-              <w:bottom w:val="single" w:sz="4" w:space="0" w:color="000000"/>
-              <w:right w:val="single" w:sz="4" w:space="0" w:color="000000"/>
-            </w:tcBorders>
-            <w:tcMar>
-              <w:top w:w="40" w:type="dxa"/>
-              <w:left w:w="80" w:type="dxa"/>
-              <w:bottom w:w="40" w:type="dxa"/>
-              <w:right w:w="80" w:type="dxa"/>
-            </w:tcMar>
-            <w:vAlign w:val="center"/>
-          </w:tcPr>
-          <w:p>
-            <w:pPr>
-              <w:bidi/>
-              <w:jc w:val="center"/>
-            </w:pPr>
-          </w:p>
-        </w:tc>
-        <w:tc>
-          <w:tcPr>
-            <w:tcW w:w="3600" w:type="dxa"/>
+            <w:tcW w:w="1800" w:type="dxa"/>
+            <w:tcBorders>
+              <w:top w:val="single" w:sz="4" w:space="0" w:color="000000"/>
+              <w:left w:val="single" w:sz="4" w:space="0" w:color="000000"/>
+              <w:bottom w:val="single" w:sz="4" w:space="0" w:color="000000"/>
+              <w:right w:val="single" w:sz="4" w:space="0" w:color="000000"/>
+            </w:tcBorders>
+            <w:tcMar>
+              <w:top w:w="40" w:type="dxa"/>
+              <w:left w:w="80" w:type="dxa"/>
+              <w:bottom w:w="40" w:type="dxa"/>
+              <w:right w:w="80" w:type="dxa"/>
+            </w:tcMar>
+            <w:vAlign w:val="center"/>
+          </w:tcPr>
+          <w:p>
+            <w:pPr>
+              <w:bidi/>
+              <w:jc w:val="center"/>
+            </w:pPr>
+          </w:p>
+        </w:tc>
+        <w:tc>
+          <w:tcPr>
+            <w:tcW w:w="2580" w:type="dxa"/>
             <w:tcBorders>
               <w:top w:val="single" w:sz="4" w:space="0" w:color="000000"/>
               <w:left w:val="single" w:sz="4" w:space="0" w:color="000000"/>
@@ -5997,7 +6419,39 @@
         </w:tc>
         <w:tc>
           <w:tcPr>
-            <w:tcW w:w="1788" w:type="dxa"/>
+            <w:tcW w:w="1260" w:type="dxa"/>
+            <w:tcBorders>
+              <w:top w:val="single" w:sz="4" w:space="0" w:color="000000"/>
+              <w:left w:val="single" w:sz="4" w:space="0" w:color="000000"/>
+              <w:bottom w:val="single" w:sz="4" w:space="0" w:color="000000"/>
+              <w:right w:val="single" w:sz="4" w:space="0" w:color="000000"/>
+            </w:tcBorders>
+            <w:tcMar>
+              <w:top w:w="40" w:type="dxa"/>
+              <w:left w:w="80" w:type="dxa"/>
+              <w:bottom w:w="40" w:type="dxa"/>
+              <w:right w:w="80" w:type="dxa"/>
+            </w:tcMar>
+            <w:vAlign w:val="center"/>
+          </w:tcPr>
+          <w:p>
+            <w:pPr>
+              <w:bidi/>
+              <w:jc w:val="center"/>
+            </w:pPr>
+            <w:r>
+              <w:rPr>
+                <w:sz w:val="22"/>
+                <w:szCs w:val="22"/>
+                <w:rtl/>
+              </w:rPr>
+              <w:t>۵</w:t>
+            </w:r>
+          </w:p>
+        </w:tc>
+        <w:tc>
+          <w:tcPr>
+            <w:tcW w:w="1828" w:type="dxa"/>
             <w:tcBorders>
               <w:top w:val="single" w:sz="4" w:space="0" w:color="000000"/>
               <w:left w:val="single" w:sz="4" w:space="0" w:color="000000"/>
@@ -6034,7 +6488,7 @@
         </w:trPr>
         <w:tc>
           <w:tcPr>
-            <w:tcW w:w="500" w:type="dxa"/>
+            <w:tcW w:w="820" w:type="dxa"/>
             <w:tcBorders>
               <w:top w:val="single" w:sz="4" w:space="0" w:color="000000"/>
               <w:left w:val="single" w:sz="4" w:space="0" w:color="000000"/>
@@ -6066,31 +6520,31 @@
         </w:tc>
         <w:tc>
           <w:tcPr>
-            <w:tcW w:w="2400" w:type="dxa"/>
-            <w:tcBorders>
-              <w:top w:val="single" w:sz="4" w:space="0" w:color="000000"/>
-              <w:left w:val="single" w:sz="4" w:space="0" w:color="000000"/>
-              <w:bottom w:val="single" w:sz="4" w:space="0" w:color="000000"/>
-              <w:right w:val="single" w:sz="4" w:space="0" w:color="000000"/>
-            </w:tcBorders>
-            <w:tcMar>
-              <w:top w:w="40" w:type="dxa"/>
-              <w:left w:w="80" w:type="dxa"/>
-              <w:bottom w:w="40" w:type="dxa"/>
-              <w:right w:w="80" w:type="dxa"/>
-            </w:tcMar>
-            <w:vAlign w:val="center"/>
-          </w:tcPr>
-          <w:p>
-            <w:pPr>
-              <w:bidi/>
-              <w:jc w:val="center"/>
-            </w:pPr>
-          </w:p>
-        </w:tc>
-        <w:tc>
-          <w:tcPr>
-            <w:tcW w:w="3600" w:type="dxa"/>
+            <w:tcW w:w="1800" w:type="dxa"/>
+            <w:tcBorders>
+              <w:top w:val="single" w:sz="4" w:space="0" w:color="000000"/>
+              <w:left w:val="single" w:sz="4" w:space="0" w:color="000000"/>
+              <w:bottom w:val="single" w:sz="4" w:space="0" w:color="000000"/>
+              <w:right w:val="single" w:sz="4" w:space="0" w:color="000000"/>
+            </w:tcBorders>
+            <w:tcMar>
+              <w:top w:w="40" w:type="dxa"/>
+              <w:left w:w="80" w:type="dxa"/>
+              <w:bottom w:w="40" w:type="dxa"/>
+              <w:right w:w="80" w:type="dxa"/>
+            </w:tcMar>
+            <w:vAlign w:val="center"/>
+          </w:tcPr>
+          <w:p>
+            <w:pPr>
+              <w:bidi/>
+              <w:jc w:val="center"/>
+            </w:pPr>
+          </w:p>
+        </w:tc>
+        <w:tc>
+          <w:tcPr>
+            <w:tcW w:w="2580" w:type="dxa"/>
             <w:tcBorders>
               <w:top w:val="single" w:sz="4" w:space="0" w:color="000000"/>
               <w:left w:val="single" w:sz="4" w:space="0" w:color="000000"/>
@@ -6122,7 +6576,39 @@
         </w:tc>
         <w:tc>
           <w:tcPr>
-            <w:tcW w:w="1788" w:type="dxa"/>
+            <w:tcW w:w="1260" w:type="dxa"/>
+            <w:tcBorders>
+              <w:top w:val="single" w:sz="4" w:space="0" w:color="000000"/>
+              <w:left w:val="single" w:sz="4" w:space="0" w:color="000000"/>
+              <w:bottom w:val="single" w:sz="4" w:space="0" w:color="000000"/>
+              <w:right w:val="single" w:sz="4" w:space="0" w:color="000000"/>
+            </w:tcBorders>
+            <w:tcMar>
+              <w:top w:w="40" w:type="dxa"/>
+              <w:left w:w="80" w:type="dxa"/>
+              <w:bottom w:w="40" w:type="dxa"/>
+              <w:right w:w="80" w:type="dxa"/>
+            </w:tcMar>
+            <w:vAlign w:val="center"/>
+          </w:tcPr>
+          <w:p>
+            <w:pPr>
+              <w:bidi/>
+              <w:jc w:val="center"/>
+            </w:pPr>
+            <w:r>
+              <w:rPr>
+                <w:sz w:val="22"/>
+                <w:szCs w:val="22"/>
+                <w:rtl/>
+              </w:rPr>
+              <w:t>۵</w:t>
+            </w:r>
+          </w:p>
+        </w:tc>
+        <w:tc>
+          <w:tcPr>
+            <w:tcW w:w="1828" w:type="dxa"/>
             <w:tcBorders>
               <w:top w:val="single" w:sz="4" w:space="0" w:color="000000"/>
               <w:left w:val="single" w:sz="4" w:space="0" w:color="000000"/>
@@ -6159,7 +6645,7 @@
         </w:trPr>
         <w:tc>
           <w:tcPr>
-            <w:tcW w:w="500" w:type="dxa"/>
+            <w:tcW w:w="820" w:type="dxa"/>
             <w:tcBorders>
               <w:top w:val="single" w:sz="4" w:space="0" w:color="000000"/>
               <w:left w:val="single" w:sz="4" w:space="0" w:color="000000"/>
@@ -6191,7 +6677,7 @@
         </w:tc>
         <w:tc>
           <w:tcPr>
-            <w:tcW w:w="2400" w:type="dxa"/>
+            <w:tcW w:w="1800" w:type="dxa"/>
             <w:tcBorders>
               <w:top w:val="single" w:sz="4" w:space="0" w:color="000000"/>
               <w:left w:val="single" w:sz="4" w:space="0" w:color="000000"/>
@@ -6223,7 +6709,7 @@
         </w:tc>
         <w:tc>
           <w:tcPr>
-            <w:tcW w:w="3600" w:type="dxa"/>
+            <w:tcW w:w="2580" w:type="dxa"/>
             <w:tcBorders>
               <w:top w:val="single" w:sz="4" w:space="0" w:color="000000"/>
               <w:left w:val="single" w:sz="4" w:space="0" w:color="000000"/>
@@ -6255,7 +6741,39 @@
         </w:tc>
         <w:tc>
           <w:tcPr>
-            <w:tcW w:w="1788" w:type="dxa"/>
+            <w:tcW w:w="1260" w:type="dxa"/>
+            <w:tcBorders>
+              <w:top w:val="single" w:sz="4" w:space="0" w:color="000000"/>
+              <w:left w:val="single" w:sz="4" w:space="0" w:color="000000"/>
+              <w:bottom w:val="single" w:sz="4" w:space="0" w:color="000000"/>
+              <w:right w:val="single" w:sz="4" w:space="0" w:color="000000"/>
+            </w:tcBorders>
+            <w:tcMar>
+              <w:top w:w="40" w:type="dxa"/>
+              <w:left w:w="80" w:type="dxa"/>
+              <w:bottom w:w="40" w:type="dxa"/>
+              <w:right w:w="80" w:type="dxa"/>
+            </w:tcMar>
+            <w:vAlign w:val="center"/>
+          </w:tcPr>
+          <w:p>
+            <w:pPr>
+              <w:bidi/>
+              <w:jc w:val="center"/>
+            </w:pPr>
+            <w:r>
+              <w:rPr>
+                <w:sz w:val="22"/>
+                <w:szCs w:val="22"/>
+                <w:rtl/>
+              </w:rPr>
+              <w:t>۹</w:t>
+            </w:r>
+          </w:p>
+        </w:tc>
+        <w:tc>
+          <w:tcPr>
+            <w:tcW w:w="1828" w:type="dxa"/>
             <w:tcBorders>
               <w:top w:val="single" w:sz="4" w:space="0" w:color="000000"/>
               <w:left w:val="single" w:sz="4" w:space="0" w:color="000000"/>
@@ -6292,7 +6810,7 @@
         </w:trPr>
         <w:tc>
           <w:tcPr>
-            <w:tcW w:w="500" w:type="dxa"/>
+            <w:tcW w:w="820" w:type="dxa"/>
             <w:tcBorders>
               <w:top w:val="single" w:sz="4" w:space="0" w:color="000000"/>
               <w:left w:val="single" w:sz="4" w:space="0" w:color="000000"/>
@@ -6324,31 +6842,31 @@
         </w:tc>
         <w:tc>
           <w:tcPr>
-            <w:tcW w:w="2400" w:type="dxa"/>
-            <w:tcBorders>
-              <w:top w:val="single" w:sz="4" w:space="0" w:color="000000"/>
-              <w:left w:val="single" w:sz="4" w:space="0" w:color="000000"/>
-              <w:bottom w:val="single" w:sz="4" w:space="0" w:color="000000"/>
-              <w:right w:val="single" w:sz="4" w:space="0" w:color="000000"/>
-            </w:tcBorders>
-            <w:tcMar>
-              <w:top w:w="40" w:type="dxa"/>
-              <w:left w:w="80" w:type="dxa"/>
-              <w:bottom w:w="40" w:type="dxa"/>
-              <w:right w:w="80" w:type="dxa"/>
-            </w:tcMar>
-            <w:vAlign w:val="center"/>
-          </w:tcPr>
-          <w:p>
-            <w:pPr>
-              <w:bidi/>
-              <w:jc w:val="center"/>
-            </w:pPr>
-          </w:p>
-        </w:tc>
-        <w:tc>
-          <w:tcPr>
-            <w:tcW w:w="3600" w:type="dxa"/>
+            <w:tcW w:w="1800" w:type="dxa"/>
+            <w:tcBorders>
+              <w:top w:val="single" w:sz="4" w:space="0" w:color="000000"/>
+              <w:left w:val="single" w:sz="4" w:space="0" w:color="000000"/>
+              <w:bottom w:val="single" w:sz="4" w:space="0" w:color="000000"/>
+              <w:right w:val="single" w:sz="4" w:space="0" w:color="000000"/>
+            </w:tcBorders>
+            <w:tcMar>
+              <w:top w:w="40" w:type="dxa"/>
+              <w:left w:w="80" w:type="dxa"/>
+              <w:bottom w:w="40" w:type="dxa"/>
+              <w:right w:w="80" w:type="dxa"/>
+            </w:tcMar>
+            <w:vAlign w:val="center"/>
+          </w:tcPr>
+          <w:p>
+            <w:pPr>
+              <w:bidi/>
+              <w:jc w:val="center"/>
+            </w:pPr>
+          </w:p>
+        </w:tc>
+        <w:tc>
+          <w:tcPr>
+            <w:tcW w:w="2580" w:type="dxa"/>
             <w:tcBorders>
               <w:top w:val="single" w:sz="4" w:space="0" w:color="000000"/>
               <w:left w:val="single" w:sz="4" w:space="0" w:color="000000"/>
@@ -6380,7 +6898,39 @@
         </w:tc>
         <w:tc>
           <w:tcPr>
-            <w:tcW w:w="1788" w:type="dxa"/>
+            <w:tcW w:w="1260" w:type="dxa"/>
+            <w:tcBorders>
+              <w:top w:val="single" w:sz="4" w:space="0" w:color="000000"/>
+              <w:left w:val="single" w:sz="4" w:space="0" w:color="000000"/>
+              <w:bottom w:val="single" w:sz="4" w:space="0" w:color="000000"/>
+              <w:right w:val="single" w:sz="4" w:space="0" w:color="000000"/>
+            </w:tcBorders>
+            <w:tcMar>
+              <w:top w:w="40" w:type="dxa"/>
+              <w:left w:w="80" w:type="dxa"/>
+              <w:bottom w:w="40" w:type="dxa"/>
+              <w:right w:w="80" w:type="dxa"/>
+            </w:tcMar>
+            <w:vAlign w:val="center"/>
+          </w:tcPr>
+          <w:p>
+            <w:pPr>
+              <w:bidi/>
+              <w:jc w:val="center"/>
+            </w:pPr>
+            <w:r>
+              <w:rPr>
+                <w:sz w:val="22"/>
+                <w:szCs w:val="22"/>
+                <w:rtl/>
+              </w:rPr>
+              <w:t>۹</w:t>
+            </w:r>
+          </w:p>
+        </w:tc>
+        <w:tc>
+          <w:tcPr>
+            <w:tcW w:w="1828" w:type="dxa"/>
             <w:tcBorders>
               <w:top w:val="single" w:sz="4" w:space="0" w:color="000000"/>
               <w:left w:val="single" w:sz="4" w:space="0" w:color="000000"/>
@@ -6417,7 +6967,7 @@
         </w:trPr>
         <w:tc>
           <w:tcPr>
-            <w:tcW w:w="500" w:type="dxa"/>
+            <w:tcW w:w="820" w:type="dxa"/>
             <w:tcBorders>
               <w:top w:val="single" w:sz="4" w:space="0" w:color="000000"/>
               <w:left w:val="single" w:sz="4" w:space="0" w:color="000000"/>
@@ -6449,31 +6999,31 @@
         </w:tc>
         <w:tc>
           <w:tcPr>
-            <w:tcW w:w="2400" w:type="dxa"/>
-            <w:tcBorders>
-              <w:top w:val="single" w:sz="4" w:space="0" w:color="000000"/>
-              <w:left w:val="single" w:sz="4" w:space="0" w:color="000000"/>
-              <w:bottom w:val="single" w:sz="4" w:space="0" w:color="000000"/>
-              <w:right w:val="single" w:sz="4" w:space="0" w:color="000000"/>
-            </w:tcBorders>
-            <w:tcMar>
-              <w:top w:w="40" w:type="dxa"/>
-              <w:left w:w="80" w:type="dxa"/>
-              <w:bottom w:w="40" w:type="dxa"/>
-              <w:right w:w="80" w:type="dxa"/>
-            </w:tcMar>
-            <w:vAlign w:val="center"/>
-          </w:tcPr>
-          <w:p>
-            <w:pPr>
-              <w:bidi/>
-              <w:jc w:val="center"/>
-            </w:pPr>
-          </w:p>
-        </w:tc>
-        <w:tc>
-          <w:tcPr>
-            <w:tcW w:w="3600" w:type="dxa"/>
+            <w:tcW w:w="1800" w:type="dxa"/>
+            <w:tcBorders>
+              <w:top w:val="single" w:sz="4" w:space="0" w:color="000000"/>
+              <w:left w:val="single" w:sz="4" w:space="0" w:color="000000"/>
+              <w:bottom w:val="single" w:sz="4" w:space="0" w:color="000000"/>
+              <w:right w:val="single" w:sz="4" w:space="0" w:color="000000"/>
+            </w:tcBorders>
+            <w:tcMar>
+              <w:top w:w="40" w:type="dxa"/>
+              <w:left w:w="80" w:type="dxa"/>
+              <w:bottom w:w="40" w:type="dxa"/>
+              <w:right w:w="80" w:type="dxa"/>
+            </w:tcMar>
+            <w:vAlign w:val="center"/>
+          </w:tcPr>
+          <w:p>
+            <w:pPr>
+              <w:bidi/>
+              <w:jc w:val="center"/>
+            </w:pPr>
+          </w:p>
+        </w:tc>
+        <w:tc>
+          <w:tcPr>
+            <w:tcW w:w="2580" w:type="dxa"/>
             <w:tcBorders>
               <w:top w:val="single" w:sz="4" w:space="0" w:color="000000"/>
               <w:left w:val="single" w:sz="4" w:space="0" w:color="000000"/>
@@ -6513,7 +7063,39 @@
         </w:tc>
         <w:tc>
           <w:tcPr>
-            <w:tcW w:w="1788" w:type="dxa"/>
+            <w:tcW w:w="1260" w:type="dxa"/>
+            <w:tcBorders>
+              <w:top w:val="single" w:sz="4" w:space="0" w:color="000000"/>
+              <w:left w:val="single" w:sz="4" w:space="0" w:color="000000"/>
+              <w:bottom w:val="single" w:sz="4" w:space="0" w:color="000000"/>
+              <w:right w:val="single" w:sz="4" w:space="0" w:color="000000"/>
+            </w:tcBorders>
+            <w:tcMar>
+              <w:top w:w="40" w:type="dxa"/>
+              <w:left w:w="80" w:type="dxa"/>
+              <w:bottom w:w="40" w:type="dxa"/>
+              <w:right w:w="80" w:type="dxa"/>
+            </w:tcMar>
+            <w:vAlign w:val="center"/>
+          </w:tcPr>
+          <w:p>
+            <w:pPr>
+              <w:bidi/>
+              <w:jc w:val="center"/>
+            </w:pPr>
+            <w:r>
+              <w:rPr>
+                <w:sz w:val="22"/>
+                <w:szCs w:val="22"/>
+                <w:rtl/>
+              </w:rPr>
+              <w:t>۷</w:t>
+            </w:r>
+          </w:p>
+        </w:tc>
+        <w:tc>
+          <w:tcPr>
+            <w:tcW w:w="1828" w:type="dxa"/>
             <w:tcBorders>
               <w:top w:val="single" w:sz="4" w:space="0" w:color="000000"/>
               <w:left w:val="single" w:sz="4" w:space="0" w:color="000000"/>
@@ -6550,7 +7132,7 @@
         </w:trPr>
         <w:tc>
           <w:tcPr>
-            <w:tcW w:w="500" w:type="dxa"/>
+            <w:tcW w:w="820" w:type="dxa"/>
             <w:tcBorders>
               <w:top w:val="single" w:sz="4" w:space="0" w:color="000000"/>
               <w:left w:val="single" w:sz="4" w:space="0" w:color="000000"/>
@@ -6582,31 +7164,31 @@
         </w:tc>
         <w:tc>
           <w:tcPr>
-            <w:tcW w:w="2400" w:type="dxa"/>
-            <w:tcBorders>
-              <w:top w:val="single" w:sz="4" w:space="0" w:color="000000"/>
-              <w:left w:val="single" w:sz="4" w:space="0" w:color="000000"/>
-              <w:bottom w:val="single" w:sz="4" w:space="0" w:color="000000"/>
-              <w:right w:val="single" w:sz="4" w:space="0" w:color="000000"/>
-            </w:tcBorders>
-            <w:tcMar>
-              <w:top w:w="40" w:type="dxa"/>
-              <w:left w:w="80" w:type="dxa"/>
-              <w:bottom w:w="40" w:type="dxa"/>
-              <w:right w:w="80" w:type="dxa"/>
-            </w:tcMar>
-            <w:vAlign w:val="center"/>
-          </w:tcPr>
-          <w:p>
-            <w:pPr>
-              <w:bidi/>
-              <w:jc w:val="center"/>
-            </w:pPr>
-          </w:p>
-        </w:tc>
-        <w:tc>
-          <w:tcPr>
-            <w:tcW w:w="3600" w:type="dxa"/>
+            <w:tcW w:w="1800" w:type="dxa"/>
+            <w:tcBorders>
+              <w:top w:val="single" w:sz="4" w:space="0" w:color="000000"/>
+              <w:left w:val="single" w:sz="4" w:space="0" w:color="000000"/>
+              <w:bottom w:val="single" w:sz="4" w:space="0" w:color="000000"/>
+              <w:right w:val="single" w:sz="4" w:space="0" w:color="000000"/>
+            </w:tcBorders>
+            <w:tcMar>
+              <w:top w:w="40" w:type="dxa"/>
+              <w:left w:w="80" w:type="dxa"/>
+              <w:bottom w:w="40" w:type="dxa"/>
+              <w:right w:w="80" w:type="dxa"/>
+            </w:tcMar>
+            <w:vAlign w:val="center"/>
+          </w:tcPr>
+          <w:p>
+            <w:pPr>
+              <w:bidi/>
+              <w:jc w:val="center"/>
+            </w:pPr>
+          </w:p>
+        </w:tc>
+        <w:tc>
+          <w:tcPr>
+            <w:tcW w:w="2580" w:type="dxa"/>
             <w:tcBorders>
               <w:top w:val="single" w:sz="4" w:space="0" w:color="000000"/>
               <w:left w:val="single" w:sz="4" w:space="0" w:color="000000"/>
@@ -6638,7 +7220,39 @@
         </w:tc>
         <w:tc>
           <w:tcPr>
-            <w:tcW w:w="1788" w:type="dxa"/>
+            <w:tcW w:w="1260" w:type="dxa"/>
+            <w:tcBorders>
+              <w:top w:val="single" w:sz="4" w:space="0" w:color="000000"/>
+              <w:left w:val="single" w:sz="4" w:space="0" w:color="000000"/>
+              <w:bottom w:val="single" w:sz="4" w:space="0" w:color="000000"/>
+              <w:right w:val="single" w:sz="4" w:space="0" w:color="000000"/>
+            </w:tcBorders>
+            <w:tcMar>
+              <w:top w:w="40" w:type="dxa"/>
+              <w:left w:w="80" w:type="dxa"/>
+              <w:bottom w:w="40" w:type="dxa"/>
+              <w:right w:w="80" w:type="dxa"/>
+            </w:tcMar>
+            <w:vAlign w:val="center"/>
+          </w:tcPr>
+          <w:p>
+            <w:pPr>
+              <w:bidi/>
+              <w:jc w:val="center"/>
+            </w:pPr>
+            <w:r>
+              <w:rPr>
+                <w:sz w:val="22"/>
+                <w:szCs w:val="22"/>
+                <w:rtl/>
+              </w:rPr>
+              <w:t>۱</w:t>
+            </w:r>
+          </w:p>
+        </w:tc>
+        <w:tc>
+          <w:tcPr>
+            <w:tcW w:w="1828" w:type="dxa"/>
             <w:tcBorders>
               <w:top w:val="single" w:sz="4" w:space="0" w:color="000000"/>
               <w:left w:val="single" w:sz="4" w:space="0" w:color="000000"/>
@@ -6675,7 +7289,7 @@
         </w:trPr>
         <w:tc>
           <w:tcPr>
-            <w:tcW w:w="500" w:type="dxa"/>
+            <w:tcW w:w="820" w:type="dxa"/>
             <w:tcBorders>
               <w:top w:val="single" w:sz="4" w:space="0" w:color="000000"/>
               <w:left w:val="single" w:sz="4" w:space="0" w:color="000000"/>
@@ -6707,7 +7321,7 @@
         </w:tc>
         <w:tc>
           <w:tcPr>
-            <w:tcW w:w="2400" w:type="dxa"/>
+            <w:tcW w:w="1800" w:type="dxa"/>
             <w:tcBorders>
               <w:top w:val="single" w:sz="4" w:space="0" w:color="000000"/>
               <w:left w:val="single" w:sz="4" w:space="0" w:color="000000"/>
@@ -6739,7 +7353,7 @@
         </w:tc>
         <w:tc>
           <w:tcPr>
-            <w:tcW w:w="3600" w:type="dxa"/>
+            <w:tcW w:w="2580" w:type="dxa"/>
             <w:tcBorders>
               <w:top w:val="single" w:sz="4" w:space="0" w:color="000000"/>
               <w:left w:val="single" w:sz="4" w:space="0" w:color="000000"/>
@@ -6771,7 +7385,39 @@
         </w:tc>
         <w:tc>
           <w:tcPr>
-            <w:tcW w:w="1788" w:type="dxa"/>
+            <w:tcW w:w="1260" w:type="dxa"/>
+            <w:tcBorders>
+              <w:top w:val="single" w:sz="4" w:space="0" w:color="000000"/>
+              <w:left w:val="single" w:sz="4" w:space="0" w:color="000000"/>
+              <w:bottom w:val="single" w:sz="4" w:space="0" w:color="000000"/>
+              <w:right w:val="single" w:sz="4" w:space="0" w:color="000000"/>
+            </w:tcBorders>
+            <w:tcMar>
+              <w:top w:w="40" w:type="dxa"/>
+              <w:left w:w="80" w:type="dxa"/>
+              <w:bottom w:w="40" w:type="dxa"/>
+              <w:right w:w="80" w:type="dxa"/>
+            </w:tcMar>
+            <w:vAlign w:val="center"/>
+          </w:tcPr>
+          <w:p>
+            <w:pPr>
+              <w:bidi/>
+              <w:jc w:val="center"/>
+            </w:pPr>
+            <w:r>
+              <w:rPr>
+                <w:sz w:val="22"/>
+                <w:szCs w:val="22"/>
+                <w:rtl/>
+              </w:rPr>
+              <w:t>۷</w:t>
+            </w:r>
+          </w:p>
+        </w:tc>
+        <w:tc>
+          <w:tcPr>
+            <w:tcW w:w="1828" w:type="dxa"/>
             <w:tcBorders>
               <w:top w:val="single" w:sz="4" w:space="0" w:color="000000"/>
               <w:left w:val="single" w:sz="4" w:space="0" w:color="000000"/>
@@ -6808,7 +7454,7 @@
         </w:trPr>
         <w:tc>
           <w:tcPr>
-            <w:tcW w:w="500" w:type="dxa"/>
+            <w:tcW w:w="820" w:type="dxa"/>
             <w:tcBorders>
               <w:top w:val="single" w:sz="4" w:space="0" w:color="000000"/>
               <w:left w:val="single" w:sz="4" w:space="0" w:color="000000"/>
@@ -6840,31 +7486,31 @@
         </w:tc>
         <w:tc>
           <w:tcPr>
-            <w:tcW w:w="2400" w:type="dxa"/>
-            <w:tcBorders>
-              <w:top w:val="single" w:sz="4" w:space="0" w:color="000000"/>
-              <w:left w:val="single" w:sz="4" w:space="0" w:color="000000"/>
-              <w:bottom w:val="single" w:sz="4" w:space="0" w:color="000000"/>
-              <w:right w:val="single" w:sz="4" w:space="0" w:color="000000"/>
-            </w:tcBorders>
-            <w:tcMar>
-              <w:top w:w="40" w:type="dxa"/>
-              <w:left w:w="80" w:type="dxa"/>
-              <w:bottom w:w="40" w:type="dxa"/>
-              <w:right w:w="80" w:type="dxa"/>
-            </w:tcMar>
-            <w:vAlign w:val="center"/>
-          </w:tcPr>
-          <w:p>
-            <w:pPr>
-              <w:bidi/>
-              <w:jc w:val="center"/>
-            </w:pPr>
-          </w:p>
-        </w:tc>
-        <w:tc>
-          <w:tcPr>
-            <w:tcW w:w="3600" w:type="dxa"/>
+            <w:tcW w:w="1800" w:type="dxa"/>
+            <w:tcBorders>
+              <w:top w:val="single" w:sz="4" w:space="0" w:color="000000"/>
+              <w:left w:val="single" w:sz="4" w:space="0" w:color="000000"/>
+              <w:bottom w:val="single" w:sz="4" w:space="0" w:color="000000"/>
+              <w:right w:val="single" w:sz="4" w:space="0" w:color="000000"/>
+            </w:tcBorders>
+            <w:tcMar>
+              <w:top w:w="40" w:type="dxa"/>
+              <w:left w:w="80" w:type="dxa"/>
+              <w:bottom w:w="40" w:type="dxa"/>
+              <w:right w:w="80" w:type="dxa"/>
+            </w:tcMar>
+            <w:vAlign w:val="center"/>
+          </w:tcPr>
+          <w:p>
+            <w:pPr>
+              <w:bidi/>
+              <w:jc w:val="center"/>
+            </w:pPr>
+          </w:p>
+        </w:tc>
+        <w:tc>
+          <w:tcPr>
+            <w:tcW w:w="2580" w:type="dxa"/>
             <w:tcBorders>
               <w:top w:val="single" w:sz="4" w:space="0" w:color="000000"/>
               <w:left w:val="single" w:sz="4" w:space="0" w:color="000000"/>
@@ -6896,7 +7542,39 @@
         </w:tc>
         <w:tc>
           <w:tcPr>
-            <w:tcW w:w="1788" w:type="dxa"/>
+            <w:tcW w:w="1260" w:type="dxa"/>
+            <w:tcBorders>
+              <w:top w:val="single" w:sz="4" w:space="0" w:color="000000"/>
+              <w:left w:val="single" w:sz="4" w:space="0" w:color="000000"/>
+              <w:bottom w:val="single" w:sz="4" w:space="0" w:color="000000"/>
+              <w:right w:val="single" w:sz="4" w:space="0" w:color="000000"/>
+            </w:tcBorders>
+            <w:tcMar>
+              <w:top w:w="40" w:type="dxa"/>
+              <w:left w:w="80" w:type="dxa"/>
+              <w:bottom w:w="40" w:type="dxa"/>
+              <w:right w:w="80" w:type="dxa"/>
+            </w:tcMar>
+            <w:vAlign w:val="center"/>
+          </w:tcPr>
+          <w:p>
+            <w:pPr>
+              <w:bidi/>
+              <w:jc w:val="center"/>
+            </w:pPr>
+            <w:r>
+              <w:rPr>
+                <w:sz w:val="22"/>
+                <w:szCs w:val="22"/>
+                <w:rtl/>
+              </w:rPr>
+              <w:t>۷</w:t>
+            </w:r>
+          </w:p>
+        </w:tc>
+        <w:tc>
+          <w:tcPr>
+            <w:tcW w:w="1828" w:type="dxa"/>
             <w:tcBorders>
               <w:top w:val="single" w:sz="4" w:space="0" w:color="000000"/>
               <w:left w:val="single" w:sz="4" w:space="0" w:color="000000"/>
@@ -6933,7 +7611,7 @@
         </w:trPr>
         <w:tc>
           <w:tcPr>
-            <w:tcW w:w="500" w:type="dxa"/>
+            <w:tcW w:w="820" w:type="dxa"/>
             <w:tcBorders>
               <w:top w:val="single" w:sz="4" w:space="0" w:color="000000"/>
               <w:left w:val="single" w:sz="4" w:space="0" w:color="000000"/>
@@ -6965,31 +7643,31 @@
         </w:tc>
         <w:tc>
           <w:tcPr>
-            <w:tcW w:w="2400" w:type="dxa"/>
-            <w:tcBorders>
-              <w:top w:val="single" w:sz="4" w:space="0" w:color="000000"/>
-              <w:left w:val="single" w:sz="4" w:space="0" w:color="000000"/>
-              <w:bottom w:val="single" w:sz="4" w:space="0" w:color="000000"/>
-              <w:right w:val="single" w:sz="4" w:space="0" w:color="000000"/>
-            </w:tcBorders>
-            <w:tcMar>
-              <w:top w:w="40" w:type="dxa"/>
-              <w:left w:w="80" w:type="dxa"/>
-              <w:bottom w:w="40" w:type="dxa"/>
-              <w:right w:w="80" w:type="dxa"/>
-            </w:tcMar>
-            <w:vAlign w:val="center"/>
-          </w:tcPr>
-          <w:p>
-            <w:pPr>
-              <w:bidi/>
-              <w:jc w:val="center"/>
-            </w:pPr>
-          </w:p>
-        </w:tc>
-        <w:tc>
-          <w:tcPr>
-            <w:tcW w:w="3600" w:type="dxa"/>
+            <w:tcW w:w="1800" w:type="dxa"/>
+            <w:tcBorders>
+              <w:top w:val="single" w:sz="4" w:space="0" w:color="000000"/>
+              <w:left w:val="single" w:sz="4" w:space="0" w:color="000000"/>
+              <w:bottom w:val="single" w:sz="4" w:space="0" w:color="000000"/>
+              <w:right w:val="single" w:sz="4" w:space="0" w:color="000000"/>
+            </w:tcBorders>
+            <w:tcMar>
+              <w:top w:w="40" w:type="dxa"/>
+              <w:left w:w="80" w:type="dxa"/>
+              <w:bottom w:w="40" w:type="dxa"/>
+              <w:right w:w="80" w:type="dxa"/>
+            </w:tcMar>
+            <w:vAlign w:val="center"/>
+          </w:tcPr>
+          <w:p>
+            <w:pPr>
+              <w:bidi/>
+              <w:jc w:val="center"/>
+            </w:pPr>
+          </w:p>
+        </w:tc>
+        <w:tc>
+          <w:tcPr>
+            <w:tcW w:w="2580" w:type="dxa"/>
             <w:tcBorders>
               <w:top w:val="single" w:sz="4" w:space="0" w:color="000000"/>
               <w:left w:val="single" w:sz="4" w:space="0" w:color="000000"/>
@@ -7029,7 +7707,39 @@
         </w:tc>
         <w:tc>
           <w:tcPr>
-            <w:tcW w:w="1788" w:type="dxa"/>
+            <w:tcW w:w="1260" w:type="dxa"/>
+            <w:tcBorders>
+              <w:top w:val="single" w:sz="4" w:space="0" w:color="000000"/>
+              <w:left w:val="single" w:sz="4" w:space="0" w:color="000000"/>
+              <w:bottom w:val="single" w:sz="4" w:space="0" w:color="000000"/>
+              <w:right w:val="single" w:sz="4" w:space="0" w:color="000000"/>
+            </w:tcBorders>
+            <w:tcMar>
+              <w:top w:w="40" w:type="dxa"/>
+              <w:left w:w="80" w:type="dxa"/>
+              <w:bottom w:w="40" w:type="dxa"/>
+              <w:right w:w="80" w:type="dxa"/>
+            </w:tcMar>
+            <w:vAlign w:val="center"/>
+          </w:tcPr>
+          <w:p>
+            <w:pPr>
+              <w:bidi/>
+              <w:jc w:val="center"/>
+            </w:pPr>
+            <w:r>
+              <w:rPr>
+                <w:sz w:val="22"/>
+                <w:szCs w:val="22"/>
+                <w:rtl/>
+              </w:rPr>
+              <w:t>۷</w:t>
+            </w:r>
+          </w:p>
+        </w:tc>
+        <w:tc>
+          <w:tcPr>
+            <w:tcW w:w="1828" w:type="dxa"/>
             <w:tcBorders>
               <w:top w:val="single" w:sz="4" w:space="0" w:color="000000"/>
               <w:left w:val="single" w:sz="4" w:space="0" w:color="000000"/>
@@ -7066,7 +7776,7 @@
         </w:trPr>
         <w:tc>
           <w:tcPr>
-            <w:tcW w:w="500" w:type="dxa"/>
+            <w:tcW w:w="820" w:type="dxa"/>
             <w:tcBorders>
               <w:top w:val="single" w:sz="4" w:space="0" w:color="000000"/>
               <w:left w:val="single" w:sz="4" w:space="0" w:color="000000"/>
@@ -7098,7 +7808,7 @@
         </w:tc>
         <w:tc>
           <w:tcPr>
-            <w:tcW w:w="2400" w:type="dxa"/>
+            <w:tcW w:w="1800" w:type="dxa"/>
             <w:tcBorders>
               <w:top w:val="single" w:sz="4" w:space="0" w:color="000000"/>
               <w:left w:val="single" w:sz="4" w:space="0" w:color="000000"/>
@@ -7130,7 +7840,7 @@
         </w:tc>
         <w:tc>
           <w:tcPr>
-            <w:tcW w:w="3600" w:type="dxa"/>
+            <w:tcW w:w="2580" w:type="dxa"/>
             <w:tcBorders>
               <w:top w:val="single" w:sz="4" w:space="0" w:color="000000"/>
               <w:left w:val="single" w:sz="4" w:space="0" w:color="000000"/>
@@ -7162,7 +7872,39 @@
         </w:tc>
         <w:tc>
           <w:tcPr>
-            <w:tcW w:w="1788" w:type="dxa"/>
+            <w:tcW w:w="1260" w:type="dxa"/>
+            <w:tcBorders>
+              <w:top w:val="single" w:sz="4" w:space="0" w:color="000000"/>
+              <w:left w:val="single" w:sz="4" w:space="0" w:color="000000"/>
+              <w:bottom w:val="single" w:sz="4" w:space="0" w:color="000000"/>
+              <w:right w:val="single" w:sz="4" w:space="0" w:color="000000"/>
+            </w:tcBorders>
+            <w:tcMar>
+              <w:top w:w="40" w:type="dxa"/>
+              <w:left w:w="80" w:type="dxa"/>
+              <w:bottom w:w="40" w:type="dxa"/>
+              <w:right w:w="80" w:type="dxa"/>
+            </w:tcMar>
+            <w:vAlign w:val="center"/>
+          </w:tcPr>
+          <w:p>
+            <w:pPr>
+              <w:bidi/>
+              <w:jc w:val="center"/>
+            </w:pPr>
+            <w:r>
+              <w:rPr>
+                <w:sz w:val="22"/>
+                <w:szCs w:val="22"/>
+                <w:rtl/>
+              </w:rPr>
+              <w:t>—</w:t>
+            </w:r>
+          </w:p>
+        </w:tc>
+        <w:tc>
+          <w:tcPr>
+            <w:tcW w:w="1828" w:type="dxa"/>
             <w:tcBorders>
               <w:top w:val="single" w:sz="4" w:space="0" w:color="000000"/>
               <w:left w:val="single" w:sz="4" w:space="0" w:color="000000"/>
@@ -7199,7 +7941,7 @@
         </w:trPr>
         <w:tc>
           <w:tcPr>
-            <w:tcW w:w="500" w:type="dxa"/>
+            <w:tcW w:w="820" w:type="dxa"/>
             <w:tcBorders>
               <w:top w:val="single" w:sz="4" w:space="0" w:color="000000"/>
               <w:left w:val="single" w:sz="4" w:space="0" w:color="000000"/>
@@ -7231,31 +7973,31 @@
         </w:tc>
         <w:tc>
           <w:tcPr>
-            <w:tcW w:w="2400" w:type="dxa"/>
-            <w:tcBorders>
-              <w:top w:val="single" w:sz="4" w:space="0" w:color="000000"/>
-              <w:left w:val="single" w:sz="4" w:space="0" w:color="000000"/>
-              <w:bottom w:val="single" w:sz="4" w:space="0" w:color="000000"/>
-              <w:right w:val="single" w:sz="4" w:space="0" w:color="000000"/>
-            </w:tcBorders>
-            <w:tcMar>
-              <w:top w:w="40" w:type="dxa"/>
-              <w:left w:w="80" w:type="dxa"/>
-              <w:bottom w:w="40" w:type="dxa"/>
-              <w:right w:w="80" w:type="dxa"/>
-            </w:tcMar>
-            <w:vAlign w:val="center"/>
-          </w:tcPr>
-          <w:p>
-            <w:pPr>
-              <w:bidi/>
-              <w:jc w:val="center"/>
-            </w:pPr>
-          </w:p>
-        </w:tc>
-        <w:tc>
-          <w:tcPr>
-            <w:tcW w:w="3600" w:type="dxa"/>
+            <w:tcW w:w="1800" w:type="dxa"/>
+            <w:tcBorders>
+              <w:top w:val="single" w:sz="4" w:space="0" w:color="000000"/>
+              <w:left w:val="single" w:sz="4" w:space="0" w:color="000000"/>
+              <w:bottom w:val="single" w:sz="4" w:space="0" w:color="000000"/>
+              <w:right w:val="single" w:sz="4" w:space="0" w:color="000000"/>
+            </w:tcBorders>
+            <w:tcMar>
+              <w:top w:w="40" w:type="dxa"/>
+              <w:left w:w="80" w:type="dxa"/>
+              <w:bottom w:w="40" w:type="dxa"/>
+              <w:right w:w="80" w:type="dxa"/>
+            </w:tcMar>
+            <w:vAlign w:val="center"/>
+          </w:tcPr>
+          <w:p>
+            <w:pPr>
+              <w:bidi/>
+              <w:jc w:val="center"/>
+            </w:pPr>
+          </w:p>
+        </w:tc>
+        <w:tc>
+          <w:tcPr>
+            <w:tcW w:w="2580" w:type="dxa"/>
             <w:tcBorders>
               <w:top w:val="single" w:sz="4" w:space="0" w:color="000000"/>
               <w:left w:val="single" w:sz="4" w:space="0" w:color="000000"/>
@@ -7287,7 +8029,39 @@
         </w:tc>
         <w:tc>
           <w:tcPr>
-            <w:tcW w:w="1788" w:type="dxa"/>
+            <w:tcW w:w="1260" w:type="dxa"/>
+            <w:tcBorders>
+              <w:top w:val="single" w:sz="4" w:space="0" w:color="000000"/>
+              <w:left w:val="single" w:sz="4" w:space="0" w:color="000000"/>
+              <w:bottom w:val="single" w:sz="4" w:space="0" w:color="000000"/>
+              <w:right w:val="single" w:sz="4" w:space="0" w:color="000000"/>
+            </w:tcBorders>
+            <w:tcMar>
+              <w:top w:w="40" w:type="dxa"/>
+              <w:left w:w="80" w:type="dxa"/>
+              <w:bottom w:w="40" w:type="dxa"/>
+              <w:right w:w="80" w:type="dxa"/>
+            </w:tcMar>
+            <w:vAlign w:val="center"/>
+          </w:tcPr>
+          <w:p>
+            <w:pPr>
+              <w:bidi/>
+              <w:jc w:val="center"/>
+            </w:pPr>
+            <w:r>
+              <w:rPr>
+                <w:sz w:val="22"/>
+                <w:szCs w:val="22"/>
+                <w:rtl/>
+              </w:rPr>
+              <w:t>—</w:t>
+            </w:r>
+          </w:p>
+        </w:tc>
+        <w:tc>
+          <w:tcPr>
+            <w:tcW w:w="1828" w:type="dxa"/>
             <w:tcBorders>
               <w:top w:val="single" w:sz="4" w:space="0" w:color="000000"/>
               <w:left w:val="single" w:sz="4" w:space="0" w:color="000000"/>
@@ -7324,7 +8098,7 @@
         </w:trPr>
         <w:tc>
           <w:tcPr>
-            <w:tcW w:w="500" w:type="dxa"/>
+            <w:tcW w:w="820" w:type="dxa"/>
             <w:tcBorders>
               <w:top w:val="single" w:sz="4" w:space="0" w:color="000000"/>
               <w:left w:val="single" w:sz="4" w:space="0" w:color="000000"/>
@@ -7356,31 +8130,31 @@
         </w:tc>
         <w:tc>
           <w:tcPr>
-            <w:tcW w:w="2400" w:type="dxa"/>
-            <w:tcBorders>
-              <w:top w:val="single" w:sz="4" w:space="0" w:color="000000"/>
-              <w:left w:val="single" w:sz="4" w:space="0" w:color="000000"/>
-              <w:bottom w:val="single" w:sz="4" w:space="0" w:color="000000"/>
-              <w:right w:val="single" w:sz="4" w:space="0" w:color="000000"/>
-            </w:tcBorders>
-            <w:tcMar>
-              <w:top w:w="40" w:type="dxa"/>
-              <w:left w:w="80" w:type="dxa"/>
-              <w:bottom w:w="40" w:type="dxa"/>
-              <w:right w:w="80" w:type="dxa"/>
-            </w:tcMar>
-            <w:vAlign w:val="center"/>
-          </w:tcPr>
-          <w:p>
-            <w:pPr>
-              <w:bidi/>
-              <w:jc w:val="center"/>
-            </w:pPr>
-          </w:p>
-        </w:tc>
-        <w:tc>
-          <w:tcPr>
-            <w:tcW w:w="3600" w:type="dxa"/>
+            <w:tcW w:w="1800" w:type="dxa"/>
+            <w:tcBorders>
+              <w:top w:val="single" w:sz="4" w:space="0" w:color="000000"/>
+              <w:left w:val="single" w:sz="4" w:space="0" w:color="000000"/>
+              <w:bottom w:val="single" w:sz="4" w:space="0" w:color="000000"/>
+              <w:right w:val="single" w:sz="4" w:space="0" w:color="000000"/>
+            </w:tcBorders>
+            <w:tcMar>
+              <w:top w:w="40" w:type="dxa"/>
+              <w:left w:w="80" w:type="dxa"/>
+              <w:bottom w:w="40" w:type="dxa"/>
+              <w:right w:w="80" w:type="dxa"/>
+            </w:tcMar>
+            <w:vAlign w:val="center"/>
+          </w:tcPr>
+          <w:p>
+            <w:pPr>
+              <w:bidi/>
+              <w:jc w:val="center"/>
+            </w:pPr>
+          </w:p>
+        </w:tc>
+        <w:tc>
+          <w:tcPr>
+            <w:tcW w:w="2580" w:type="dxa"/>
             <w:tcBorders>
               <w:top w:val="single" w:sz="4" w:space="0" w:color="000000"/>
               <w:left w:val="single" w:sz="4" w:space="0" w:color="000000"/>
@@ -7412,7 +8186,39 @@
         </w:tc>
         <w:tc>
           <w:tcPr>
-            <w:tcW w:w="1788" w:type="dxa"/>
+            <w:tcW w:w="1260" w:type="dxa"/>
+            <w:tcBorders>
+              <w:top w:val="single" w:sz="4" w:space="0" w:color="000000"/>
+              <w:left w:val="single" w:sz="4" w:space="0" w:color="000000"/>
+              <w:bottom w:val="single" w:sz="4" w:space="0" w:color="000000"/>
+              <w:right w:val="single" w:sz="4" w:space="0" w:color="000000"/>
+            </w:tcBorders>
+            <w:tcMar>
+              <w:top w:w="40" w:type="dxa"/>
+              <w:left w:w="80" w:type="dxa"/>
+              <w:bottom w:w="40" w:type="dxa"/>
+              <w:right w:w="80" w:type="dxa"/>
+            </w:tcMar>
+            <w:vAlign w:val="center"/>
+          </w:tcPr>
+          <w:p>
+            <w:pPr>
+              <w:bidi/>
+              <w:jc w:val="center"/>
+            </w:pPr>
+            <w:r>
+              <w:rPr>
+                <w:sz w:val="22"/>
+                <w:szCs w:val="22"/>
+                <w:rtl/>
+              </w:rPr>
+              <w:t>—</w:t>
+            </w:r>
+          </w:p>
+        </w:tc>
+        <w:tc>
+          <w:tcPr>
+            <w:tcW w:w="1828" w:type="dxa"/>
             <w:tcBorders>
               <w:top w:val="single" w:sz="4" w:space="0" w:color="000000"/>
               <w:left w:val="single" w:sz="4" w:space="0" w:color="000000"/>
@@ -7449,7 +8255,7 @@
         </w:trPr>
         <w:tc>
           <w:tcPr>
-            <w:tcW w:w="500" w:type="dxa"/>
+            <w:tcW w:w="820" w:type="dxa"/>
             <w:tcBorders>
               <w:top w:val="single" w:sz="4" w:space="0" w:color="000000"/>
               <w:left w:val="single" w:sz="4" w:space="0" w:color="000000"/>
@@ -7481,7 +8287,7 @@
         </w:tc>
         <w:tc>
           <w:tcPr>
-            <w:tcW w:w="2400" w:type="dxa"/>
+            <w:tcW w:w="1800" w:type="dxa"/>
             <w:tcBorders>
               <w:top w:val="single" w:sz="4" w:space="0" w:color="000000"/>
               <w:left w:val="single" w:sz="4" w:space="0" w:color="000000"/>
@@ -7513,7 +8319,7 @@
         </w:tc>
         <w:tc>
           <w:tcPr>
-            <w:tcW w:w="3600" w:type="dxa"/>
+            <w:tcW w:w="2580" w:type="dxa"/>
             <w:tcBorders>
               <w:top w:val="single" w:sz="4" w:space="0" w:color="000000"/>
               <w:left w:val="single" w:sz="4" w:space="0" w:color="000000"/>
@@ -7545,7 +8351,39 @@
         </w:tc>
         <w:tc>
           <w:tcPr>
-            <w:tcW w:w="1788" w:type="dxa"/>
+            <w:tcW w:w="1260" w:type="dxa"/>
+            <w:tcBorders>
+              <w:top w:val="single" w:sz="4" w:space="0" w:color="000000"/>
+              <w:left w:val="single" w:sz="4" w:space="0" w:color="000000"/>
+              <w:bottom w:val="single" w:sz="4" w:space="0" w:color="000000"/>
+              <w:right w:val="single" w:sz="4" w:space="0" w:color="000000"/>
+            </w:tcBorders>
+            <w:tcMar>
+              <w:top w:w="40" w:type="dxa"/>
+              <w:left w:w="80" w:type="dxa"/>
+              <w:bottom w:w="40" w:type="dxa"/>
+              <w:right w:w="80" w:type="dxa"/>
+            </w:tcMar>
+            <w:vAlign w:val="center"/>
+          </w:tcPr>
+          <w:p>
+            <w:pPr>
+              <w:bidi/>
+              <w:jc w:val="center"/>
+            </w:pPr>
+            <w:r>
+              <w:rPr>
+                <w:sz w:val="22"/>
+                <w:szCs w:val="22"/>
+                <w:rtl/>
+              </w:rPr>
+              <w:t>۴</w:t>
+            </w:r>
+          </w:p>
+        </w:tc>
+        <w:tc>
+          <w:tcPr>
+            <w:tcW w:w="1828" w:type="dxa"/>
             <w:tcBorders>
               <w:top w:val="single" w:sz="4" w:space="0" w:color="000000"/>
               <w:left w:val="single" w:sz="4" w:space="0" w:color="000000"/>
@@ -7582,7 +8420,7 @@
         </w:trPr>
         <w:tc>
           <w:tcPr>
-            <w:tcW w:w="500" w:type="dxa"/>
+            <w:tcW w:w="820" w:type="dxa"/>
             <w:tcBorders>
               <w:top w:val="single" w:sz="4" w:space="0" w:color="000000"/>
               <w:left w:val="single" w:sz="4" w:space="0" w:color="000000"/>
@@ -7614,31 +8452,31 @@
         </w:tc>
         <w:tc>
           <w:tcPr>
-            <w:tcW w:w="2400" w:type="dxa"/>
-            <w:tcBorders>
-              <w:top w:val="single" w:sz="4" w:space="0" w:color="000000"/>
-              <w:left w:val="single" w:sz="4" w:space="0" w:color="000000"/>
-              <w:bottom w:val="single" w:sz="4" w:space="0" w:color="000000"/>
-              <w:right w:val="single" w:sz="4" w:space="0" w:color="000000"/>
-            </w:tcBorders>
-            <w:tcMar>
-              <w:top w:w="40" w:type="dxa"/>
-              <w:left w:w="80" w:type="dxa"/>
-              <w:bottom w:w="40" w:type="dxa"/>
-              <w:right w:w="80" w:type="dxa"/>
-            </w:tcMar>
-            <w:vAlign w:val="center"/>
-          </w:tcPr>
-          <w:p>
-            <w:pPr>
-              <w:bidi/>
-              <w:jc w:val="center"/>
-            </w:pPr>
-          </w:p>
-        </w:tc>
-        <w:tc>
-          <w:tcPr>
-            <w:tcW w:w="3600" w:type="dxa"/>
+            <w:tcW w:w="1800" w:type="dxa"/>
+            <w:tcBorders>
+              <w:top w:val="single" w:sz="4" w:space="0" w:color="000000"/>
+              <w:left w:val="single" w:sz="4" w:space="0" w:color="000000"/>
+              <w:bottom w:val="single" w:sz="4" w:space="0" w:color="000000"/>
+              <w:right w:val="single" w:sz="4" w:space="0" w:color="000000"/>
+            </w:tcBorders>
+            <w:tcMar>
+              <w:top w:w="40" w:type="dxa"/>
+              <w:left w:w="80" w:type="dxa"/>
+              <w:bottom w:w="40" w:type="dxa"/>
+              <w:right w:w="80" w:type="dxa"/>
+            </w:tcMar>
+            <w:vAlign w:val="center"/>
+          </w:tcPr>
+          <w:p>
+            <w:pPr>
+              <w:bidi/>
+              <w:jc w:val="center"/>
+            </w:pPr>
+          </w:p>
+        </w:tc>
+        <w:tc>
+          <w:tcPr>
+            <w:tcW w:w="2580" w:type="dxa"/>
             <w:tcBorders>
               <w:top w:val="single" w:sz="4" w:space="0" w:color="000000"/>
               <w:left w:val="single" w:sz="4" w:space="0" w:color="000000"/>
@@ -7670,7 +8508,39 @@
         </w:tc>
         <w:tc>
           <w:tcPr>
-            <w:tcW w:w="1788" w:type="dxa"/>
+            <w:tcW w:w="1260" w:type="dxa"/>
+            <w:tcBorders>
+              <w:top w:val="single" w:sz="4" w:space="0" w:color="000000"/>
+              <w:left w:val="single" w:sz="4" w:space="0" w:color="000000"/>
+              <w:bottom w:val="single" w:sz="4" w:space="0" w:color="000000"/>
+              <w:right w:val="single" w:sz="4" w:space="0" w:color="000000"/>
+            </w:tcBorders>
+            <w:tcMar>
+              <w:top w:w="40" w:type="dxa"/>
+              <w:left w:w="80" w:type="dxa"/>
+              <w:bottom w:w="40" w:type="dxa"/>
+              <w:right w:w="80" w:type="dxa"/>
+            </w:tcMar>
+            <w:vAlign w:val="center"/>
+          </w:tcPr>
+          <w:p>
+            <w:pPr>
+              <w:bidi/>
+              <w:jc w:val="center"/>
+            </w:pPr>
+            <w:r>
+              <w:rPr>
+                <w:sz w:val="22"/>
+                <w:szCs w:val="22"/>
+                <w:rtl/>
+              </w:rPr>
+              <w:t>۴</w:t>
+            </w:r>
+          </w:p>
+        </w:tc>
+        <w:tc>
+          <w:tcPr>
+            <w:tcW w:w="1828" w:type="dxa"/>
             <w:tcBorders>
               <w:top w:val="single" w:sz="4" w:space="0" w:color="000000"/>
               <w:left w:val="single" w:sz="4" w:space="0" w:color="000000"/>
@@ -7707,7 +8577,7 @@
         </w:trPr>
         <w:tc>
           <w:tcPr>
-            <w:tcW w:w="500" w:type="dxa"/>
+            <w:tcW w:w="820" w:type="dxa"/>
             <w:tcBorders>
               <w:top w:val="single" w:sz="4" w:space="0" w:color="000000"/>
               <w:left w:val="single" w:sz="4" w:space="0" w:color="000000"/>
@@ -7739,31 +8609,31 @@
         </w:tc>
         <w:tc>
           <w:tcPr>
-            <w:tcW w:w="2400" w:type="dxa"/>
-            <w:tcBorders>
-              <w:top w:val="single" w:sz="4" w:space="0" w:color="000000"/>
-              <w:left w:val="single" w:sz="4" w:space="0" w:color="000000"/>
-              <w:bottom w:val="single" w:sz="4" w:space="0" w:color="000000"/>
-              <w:right w:val="single" w:sz="4" w:space="0" w:color="000000"/>
-            </w:tcBorders>
-            <w:tcMar>
-              <w:top w:w="40" w:type="dxa"/>
-              <w:left w:w="80" w:type="dxa"/>
-              <w:bottom w:w="40" w:type="dxa"/>
-              <w:right w:w="80" w:type="dxa"/>
-            </w:tcMar>
-            <w:vAlign w:val="center"/>
-          </w:tcPr>
-          <w:p>
-            <w:pPr>
-              <w:bidi/>
-              <w:jc w:val="center"/>
-            </w:pPr>
-          </w:p>
-        </w:tc>
-        <w:tc>
-          <w:tcPr>
-            <w:tcW w:w="3600" w:type="dxa"/>
+            <w:tcW w:w="1800" w:type="dxa"/>
+            <w:tcBorders>
+              <w:top w:val="single" w:sz="4" w:space="0" w:color="000000"/>
+              <w:left w:val="single" w:sz="4" w:space="0" w:color="000000"/>
+              <w:bottom w:val="single" w:sz="4" w:space="0" w:color="000000"/>
+              <w:right w:val="single" w:sz="4" w:space="0" w:color="000000"/>
+            </w:tcBorders>
+            <w:tcMar>
+              <w:top w:w="40" w:type="dxa"/>
+              <w:left w:w="80" w:type="dxa"/>
+              <w:bottom w:w="40" w:type="dxa"/>
+              <w:right w:w="80" w:type="dxa"/>
+            </w:tcMar>
+            <w:vAlign w:val="center"/>
+          </w:tcPr>
+          <w:p>
+            <w:pPr>
+              <w:bidi/>
+              <w:jc w:val="center"/>
+            </w:pPr>
+          </w:p>
+        </w:tc>
+        <w:tc>
+          <w:tcPr>
+            <w:tcW w:w="2580" w:type="dxa"/>
             <w:tcBorders>
               <w:top w:val="single" w:sz="4" w:space="0" w:color="000000"/>
               <w:left w:val="single" w:sz="4" w:space="0" w:color="000000"/>
@@ -7795,7 +8665,39 @@
         </w:tc>
         <w:tc>
           <w:tcPr>
-            <w:tcW w:w="1788" w:type="dxa"/>
+            <w:tcW w:w="1260" w:type="dxa"/>
+            <w:tcBorders>
+              <w:top w:val="single" w:sz="4" w:space="0" w:color="000000"/>
+              <w:left w:val="single" w:sz="4" w:space="0" w:color="000000"/>
+              <w:bottom w:val="single" w:sz="4" w:space="0" w:color="000000"/>
+              <w:right w:val="single" w:sz="4" w:space="0" w:color="000000"/>
+            </w:tcBorders>
+            <w:tcMar>
+              <w:top w:w="40" w:type="dxa"/>
+              <w:left w:w="80" w:type="dxa"/>
+              <w:bottom w:w="40" w:type="dxa"/>
+              <w:right w:w="80" w:type="dxa"/>
+            </w:tcMar>
+            <w:vAlign w:val="center"/>
+          </w:tcPr>
+          <w:p>
+            <w:pPr>
+              <w:bidi/>
+              <w:jc w:val="center"/>
+            </w:pPr>
+            <w:r>
+              <w:rPr>
+                <w:sz w:val="22"/>
+                <w:szCs w:val="22"/>
+                <w:rtl/>
+              </w:rPr>
+              <w:t>۴</w:t>
+            </w:r>
+          </w:p>
+        </w:tc>
+        <w:tc>
+          <w:tcPr>
+            <w:tcW w:w="1828" w:type="dxa"/>
             <w:tcBorders>
               <w:top w:val="single" w:sz="4" w:space="0" w:color="000000"/>
               <w:left w:val="single" w:sz="4" w:space="0" w:color="000000"/>
@@ -7832,7 +8734,7 @@
         </w:trPr>
         <w:tc>
           <w:tcPr>
-            <w:tcW w:w="500" w:type="dxa"/>
+            <w:tcW w:w="820" w:type="dxa"/>
             <w:tcBorders>
               <w:top w:val="single" w:sz="4" w:space="0" w:color="000000"/>
               <w:left w:val="single" w:sz="4" w:space="0" w:color="000000"/>
@@ -7864,7 +8766,7 @@
         </w:tc>
         <w:tc>
           <w:tcPr>
-            <w:tcW w:w="2400" w:type="dxa"/>
+            <w:tcW w:w="1800" w:type="dxa"/>
             <w:tcBorders>
               <w:top w:val="single" w:sz="4" w:space="0" w:color="000000"/>
               <w:left w:val="single" w:sz="4" w:space="0" w:color="000000"/>
@@ -7896,7 +8798,7 @@
         </w:tc>
         <w:tc>
           <w:tcPr>
-            <w:tcW w:w="3600" w:type="dxa"/>
+            <w:tcW w:w="2580" w:type="dxa"/>
             <w:tcBorders>
               <w:top w:val="single" w:sz="4" w:space="0" w:color="000000"/>
               <w:left w:val="single" w:sz="4" w:space="0" w:color="000000"/>
@@ -7928,7 +8830,39 @@
         </w:tc>
         <w:tc>
           <w:tcPr>
-            <w:tcW w:w="1788" w:type="dxa"/>
+            <w:tcW w:w="1260" w:type="dxa"/>
+            <w:tcBorders>
+              <w:top w:val="single" w:sz="4" w:space="0" w:color="000000"/>
+              <w:left w:val="single" w:sz="4" w:space="0" w:color="000000"/>
+              <w:bottom w:val="single" w:sz="4" w:space="0" w:color="000000"/>
+              <w:right w:val="single" w:sz="4" w:space="0" w:color="000000"/>
+            </w:tcBorders>
+            <w:tcMar>
+              <w:top w:w="40" w:type="dxa"/>
+              <w:left w:w="80" w:type="dxa"/>
+              <w:bottom w:w="40" w:type="dxa"/>
+              <w:right w:w="80" w:type="dxa"/>
+            </w:tcMar>
+            <w:vAlign w:val="center"/>
+          </w:tcPr>
+          <w:p>
+            <w:pPr>
+              <w:bidi/>
+              <w:jc w:val="center"/>
+            </w:pPr>
+            <w:r>
+              <w:rPr>
+                <w:sz w:val="22"/>
+                <w:szCs w:val="22"/>
+                <w:rtl/>
+              </w:rPr>
+              <w:t>—</w:t>
+            </w:r>
+          </w:p>
+        </w:tc>
+        <w:tc>
+          <w:tcPr>
+            <w:tcW w:w="1828" w:type="dxa"/>
             <w:tcBorders>
               <w:top w:val="single" w:sz="4" w:space="0" w:color="000000"/>
               <w:left w:val="single" w:sz="4" w:space="0" w:color="000000"/>
@@ -7965,7 +8899,7 @@
         </w:trPr>
         <w:tc>
           <w:tcPr>
-            <w:tcW w:w="500" w:type="dxa"/>
+            <w:tcW w:w="820" w:type="dxa"/>
             <w:tcBorders>
               <w:top w:val="single" w:sz="4" w:space="0" w:color="000000"/>
               <w:left w:val="single" w:sz="4" w:space="0" w:color="000000"/>
@@ -7997,31 +8931,31 @@
         </w:tc>
         <w:tc>
           <w:tcPr>
-            <w:tcW w:w="2400" w:type="dxa"/>
-            <w:tcBorders>
-              <w:top w:val="single" w:sz="4" w:space="0" w:color="000000"/>
-              <w:left w:val="single" w:sz="4" w:space="0" w:color="000000"/>
-              <w:bottom w:val="single" w:sz="4" w:space="0" w:color="000000"/>
-              <w:right w:val="single" w:sz="4" w:space="0" w:color="000000"/>
-            </w:tcBorders>
-            <w:tcMar>
-              <w:top w:w="40" w:type="dxa"/>
-              <w:left w:w="80" w:type="dxa"/>
-              <w:bottom w:w="40" w:type="dxa"/>
-              <w:right w:w="80" w:type="dxa"/>
-            </w:tcMar>
-            <w:vAlign w:val="center"/>
-          </w:tcPr>
-          <w:p>
-            <w:pPr>
-              <w:bidi/>
-              <w:jc w:val="center"/>
-            </w:pPr>
-          </w:p>
-        </w:tc>
-        <w:tc>
-          <w:tcPr>
-            <w:tcW w:w="3600" w:type="dxa"/>
+            <w:tcW w:w="1800" w:type="dxa"/>
+            <w:tcBorders>
+              <w:top w:val="single" w:sz="4" w:space="0" w:color="000000"/>
+              <w:left w:val="single" w:sz="4" w:space="0" w:color="000000"/>
+              <w:bottom w:val="single" w:sz="4" w:space="0" w:color="000000"/>
+              <w:right w:val="single" w:sz="4" w:space="0" w:color="000000"/>
+            </w:tcBorders>
+            <w:tcMar>
+              <w:top w:w="40" w:type="dxa"/>
+              <w:left w:w="80" w:type="dxa"/>
+              <w:bottom w:w="40" w:type="dxa"/>
+              <w:right w:w="80" w:type="dxa"/>
+            </w:tcMar>
+            <w:vAlign w:val="center"/>
+          </w:tcPr>
+          <w:p>
+            <w:pPr>
+              <w:bidi/>
+              <w:jc w:val="center"/>
+            </w:pPr>
+          </w:p>
+        </w:tc>
+        <w:tc>
+          <w:tcPr>
+            <w:tcW w:w="2580" w:type="dxa"/>
             <w:tcBorders>
               <w:top w:val="single" w:sz="4" w:space="0" w:color="000000"/>
               <w:left w:val="single" w:sz="4" w:space="0" w:color="000000"/>
@@ -8053,7 +8987,39 @@
         </w:tc>
         <w:tc>
           <w:tcPr>
-            <w:tcW w:w="1788" w:type="dxa"/>
+            <w:tcW w:w="1260" w:type="dxa"/>
+            <w:tcBorders>
+              <w:top w:val="single" w:sz="4" w:space="0" w:color="000000"/>
+              <w:left w:val="single" w:sz="4" w:space="0" w:color="000000"/>
+              <w:bottom w:val="single" w:sz="4" w:space="0" w:color="000000"/>
+              <w:right w:val="single" w:sz="4" w:space="0" w:color="000000"/>
+            </w:tcBorders>
+            <w:tcMar>
+              <w:top w:w="40" w:type="dxa"/>
+              <w:left w:w="80" w:type="dxa"/>
+              <w:bottom w:w="40" w:type="dxa"/>
+              <w:right w:w="80" w:type="dxa"/>
+            </w:tcMar>
+            <w:vAlign w:val="center"/>
+          </w:tcPr>
+          <w:p>
+            <w:pPr>
+              <w:bidi/>
+              <w:jc w:val="center"/>
+            </w:pPr>
+            <w:r>
+              <w:rPr>
+                <w:sz w:val="22"/>
+                <w:szCs w:val="22"/>
+                <w:rtl/>
+              </w:rPr>
+              <w:t>—</w:t>
+            </w:r>
+          </w:p>
+        </w:tc>
+        <w:tc>
+          <w:tcPr>
+            <w:tcW w:w="1828" w:type="dxa"/>
             <w:tcBorders>
               <w:top w:val="single" w:sz="4" w:space="0" w:color="000000"/>
               <w:left w:val="single" w:sz="4" w:space="0" w:color="000000"/>

--- a/chapter4_with_charts.docx
+++ b/chapter4_with_charts.docx
@@ -21557,7 +21557,7 @@
         <w:rPr>
           <w:rtl/>
         </w:rPr>
-        <w:t xml:space="preserve">پرسش دوم پژوهش عبارت بود از: «اولویت چالش‌های فروش در شرکت‌های تک‌محصولی فعال در صنعت مواد غذایی چگونه است؟» برای پاسخ، وزن‌دهی به روش فرایند تحلیل سلسله‌مراتبی (AHP) انجام شد (ساعتی، ۱۹۸۰)</w:t>
+        <w:t xml:space="preserve">پرسش دوم پژوهش عبارت بود از: «اولویت چالش‌های فروش در شرکت‌های تک‌محصولی فعال در صنعت مواد غذایی چگونه است؟» دلفی برای هر گویه یک میانگین امتیاز به دست داد؛ این میانگین نشان می‌دهد هر چالش چقدر مهم است، اما نشان نمی‌دهد هر چالش چه سهمی از کل اهمیت چالش‌ها دارد و چالش‌های هم‌مضمون چگونه با هم سنجیده می‌شوند. برای پاسخ به این پرسش از روش فرایند تحلیل سلسله‌مراتبی (AHP) استفاده شد (ساعتی، ۱۹۸۰)</w:t>
       </w:r>
       <w:r>
         <w:rPr>
@@ -21569,7 +21569,19 @@
         <w:rPr>
           <w:rtl/>
         </w:rPr>
-        <w:t xml:space="preserve">. گام‌های این روش، به همان ترتیبی که در بخش ۳-۷-۳ آمد، در ادامه گزارش می‌شود: توزیع پرسشنامه، وزن گویه‌ها و سپس وزن مؤلفه‌ها.</w:t>
+        <w:t xml:space="preserve">. در این روش امتیازها به وزن‌هایی تبدیل می‌شوند که مجموعشان یک است و وزن بیشتر یعنی اولویت بالاتر؛ مسئله نیز در سه سطح چیده می‌شود: هدف، که اولویت‌بندی چالش‌های فروش است؛ مؤلفه‌ها، که گروه‌های هم‌مضمون چالش‌اند؛ و گویه‌ها، که خود چالش‌ها هستند. در این پژوهش، به‌جای ماتریس مقایسه‌های زوجی، وزن‌ها مستقیماً از امتیازهای پرسشنامه محاسبه شد (بخش ۳-۷-۳). گام‌ها به ترتیب اجرا گزارش می‌شود: پخش پرسشنامه، وزن گویه‌ها و سپس وزن مؤلفه‌ها.</w:t>
+      </w:r>
+    </w:p>
+    <w:p>
+      <w:pPr>
+        <w:pStyle w:val="Heading4"/>
+        <w:keepNext/>
+        <w:bidi/>
+        <w:spacing w:before="180" w:after="80"/>
+        <w:jc w:val="lowKashida"/>
+      </w:pPr>
+      <w:r>
+        <w:t xml:space="preserve">۴-۶-۲-۱ گام نخست: پخش پرسشنامه</w:t>
       </w:r>
     </w:p>
     <w:p>
@@ -21582,7 +21594,19 @@
         <w:rPr>
           <w:rtl/>
         </w:rPr>
-        <w:t xml:space="preserve">گام نخست، توزیع پرسشنامه: پرسشنامه دور سوم (پیوست پ)، که ۲۹ گویه را بر طیف پنج‌درجه‌ای در بر داشت، میان هر هفت عضو پانل توزیع شد و هر هفت عضو آن را تکمیل کردند. میانگین امتیاز هر گویه در جدول ۴-۸ آمده است.</w:t>
+        <w:t xml:space="preserve">ورودی وزن‌دهی، امتیازهای دور سوم دلفی است. دور سوم آخرین دور بود و در آن توافق اعضا قوی و معنادار (W=۰٫۷۵۶) و ترتیب گویه‌ها میان دو دور باثبات (rho=۰٫۸۴۷) بود (جدول ۴-۹ و جدول ۴-۱۰). پرسشنامه دور سوم (پیوست پ)، که ۲۹ گویه را بر طیف پنج‌درجه‌ای در بر داشت، میان هر هفت عضو پانل توزیع شد و هر هفت عضو آن را تکمیل کردند. برای وزن‌دهی پرسشنامه جداگانه‌ای پخش نشد؛ امتیازهای همین پرسشنامه به وزن تبدیل شد. میانگین امتیاز هر گویه در جدول ۴-۸ آمده است.</w:t>
+      </w:r>
+    </w:p>
+    <w:p>
+      <w:pPr>
+        <w:pStyle w:val="Heading4"/>
+        <w:keepNext/>
+        <w:bidi/>
+        <w:spacing w:before="180" w:after="80"/>
+        <w:jc w:val="lowKashida"/>
+      </w:pPr>
+      <w:r>
+        <w:t xml:space="preserve">۴-۶-۲-۲ گام دوم: وزن گویه‌ها</w:t>
       </w:r>
     </w:p>
     <w:p>
@@ -21595,7 +21619,34 @@
         <w:rPr>
           <w:rtl/>
         </w:rPr>
-        <w:t xml:space="preserve">گام دوم، وزن گویه‌ها: مجموع میانگین‌های ۲۹ گویه ۱۱۸٫۰۰ شد و وزن هر گویه از تقسیم میانگین آن بر این مجموع به دست آمد؛ برای نمونه، وزن گویه‌ای با میانگین ۵٫۰۰ برابر ۰٫۰۴۲۴ (حاصل تقسیم ۵٫۰۰ بر ۱۱۸٫۰۰) است. جدول ۴-۱۱ وزن و رتبه هر گویه را نشان می‌دهد؛ گویه‌هایی که میانگین یکسان دارند، وزن و رتبه یکسان گرفته‌اند و مجموع وزن‌ها پیش از گرد کردن برابر یک است.</w:t>
+        <w:t xml:space="preserve">وزن هر گویه سهم آن از مجموع امتیاز همه گویه‌هاست؛ یعنی میانگین امتیاز گویه تقسیم بر مجموع میانگین‌های ۲۹ گویه:</w:t>
+      </w:r>
+    </w:p>
+    <w:p>
+      <w:pPr>
+        <w:bidi/>
+        <w:spacing w:after="140" w:before="80"/>
+        <w:ind w:firstLine="0"/>
+        <w:jc w:val="center"/>
+      </w:pPr>
+      <w:r>
+        <w:rPr>
+          <w:rtl/>
+        </w:rPr>
+        <w:t xml:space="preserve">وزن گویه = میانگین امتیاز گویه تقسیم بر مجموع میانگین امتیاز ۲۹ گویه</w:t>
+      </w:r>
+    </w:p>
+    <w:p>
+      <w:pPr>
+        <w:bidi/>
+        <w:spacing w:after="80"/>
+        <w:jc w:val="lowKashida"/>
+      </w:pPr>
+      <w:r>
+        <w:rPr>
+          <w:rtl/>
+        </w:rPr>
+        <w:t xml:space="preserve">مجموع میانگین‌های ۲۹ گویه ۱۱۸٫۰۰ است. برای نمونه، گویه «ورود رقبای جدید و افزایش شدت رقابت» میانگین ۵٫۰۰ دارد؛ وزن آن برابر ۰٫۰۴۲۴ (۵٫۰۰ تقسیم بر ۱۱۸٫۰۰) است، یعنی حدود ۴٫۲ درصد از کل اهمیت چالش‌ها. جدول ۴-۱۱ وزن هر ۲۹ گویه را نشان می‌دهد؛ گویه‌ها از بیشترین وزن به کمترین مرتب شده‌اند و ستون رتبه جایگاه هر گویه را نشان می‌دهد. گویه‌هایی که میانگین یکسان دارند، وزن و رتبه یکسان گرفته‌اند و مجموع وزن‌ها پیش از گرد کردن برابر یک است.</w:t>
       </w:r>
     </w:p>
     <w:p>
@@ -21632,10 +21683,11 @@
         <w:tblLook w:val="04A0"/>
       </w:tblPr>
       <w:tblGrid>
-        <w:gridCol w:w="800"/>
-        <w:gridCol w:w="4600"/>
-        <w:gridCol w:w="1700"/>
-        <w:gridCol w:w="1188"/>
+        <w:gridCol w:w="700"/>
+        <w:gridCol w:w="4250"/>
+        <w:gridCol w:w="950"/>
+        <w:gridCol w:w="1250"/>
+        <w:gridCol w:w="1138"/>
       </w:tblGrid>
       <w:tr>
         <w:trPr>
@@ -21644,7 +21696,7 @@
         </w:trPr>
         <w:tc>
           <w:tcPr>
-            <w:tcW w:w="800" w:type="dxa"/>
+            <w:tcW w:w="700" w:type="dxa"/>
             <w:tcBorders>
               <w:top w:val="single" w:sz="4" w:color="000000" w:space="0"/>
               <w:left w:val="single" w:sz="4" w:color="000000" w:space="0"/>
@@ -21679,7 +21731,7 @@
         </w:tc>
         <w:tc>
           <w:tcPr>
-            <w:tcW w:w="4600" w:type="dxa"/>
+            <w:tcW w:w="4250" w:type="dxa"/>
             <w:tcBorders>
               <w:top w:val="single" w:sz="4" w:color="000000" w:space="0"/>
               <w:left w:val="single" w:sz="4" w:color="000000" w:space="0"/>
@@ -21713,7 +21765,7 @@
         </w:tc>
         <w:tc>
           <w:tcPr>
-            <w:tcW w:w="1700" w:type="dxa"/>
+            <w:tcW w:w="950" w:type="dxa"/>
             <w:tcBorders>
               <w:top w:val="single" w:sz="4" w:color="000000" w:space="0"/>
               <w:left w:val="single" w:sz="4" w:color="000000" w:space="0"/>
@@ -21742,13 +21794,48 @@
                 <w:szCs w:val="18"/>
                 <w:rtl/>
               </w:rPr>
+              <w:t xml:space="preserve">ردیف (جدول ۴-۶)</w:t>
+            </w:r>
+          </w:p>
+        </w:tc>
+        <w:tc>
+          <w:tcPr>
+            <w:tcW w:w="1250" w:type="dxa"/>
+            <w:tcBorders>
+              <w:top w:val="single" w:sz="4" w:color="000000" w:space="0"/>
+              <w:left w:val="single" w:sz="4" w:color="000000" w:space="0"/>
+              <w:bottom w:val="single" w:sz="4" w:color="000000" w:space="0"/>
+              <w:right w:val="single" w:sz="4" w:color="000000" w:space="0"/>
+            </w:tcBorders>
+            <w:tcMar>
+              <w:top w:w="40" w:type="dxa"/>
+              <w:left w:w="80" w:type="dxa"/>
+              <w:bottom w:w="40" w:type="dxa"/>
+              <w:right w:w="80" w:type="dxa"/>
+            </w:tcMar>
+            <w:vAlign w:val="center"/>
+          </w:tcPr>
+          <w:p>
+            <w:pPr>
+              <w:bidi/>
+              <w:spacing w:after="0"/>
+              <w:jc w:val="center"/>
+            </w:pPr>
+            <w:r>
+              <w:rPr>
+                <w:b/>
+                <w:bCs/>
+                <w:sz w:val="18"/>
+                <w:szCs w:val="18"/>
+                <w:rtl/>
+              </w:rPr>
               <w:t xml:space="preserve">میانگین امتیاز (دور سوم)</w:t>
             </w:r>
           </w:p>
         </w:tc>
         <w:tc>
           <w:tcPr>
-            <w:tcW w:w="1188" w:type="dxa"/>
+            <w:tcW w:w="1138" w:type="dxa"/>
             <w:tcBorders>
               <w:top w:val="single" w:sz="4" w:color="000000" w:space="0"/>
               <w:left w:val="single" w:sz="4" w:color="000000" w:space="0"/>
@@ -21788,7 +21875,7 @@
         </w:trPr>
         <w:tc>
           <w:tcPr>
-            <w:tcW w:w="800" w:type="dxa"/>
+            <w:tcW w:w="700" w:type="dxa"/>
             <w:tcBorders>
               <w:top w:val="single" w:sz="4" w:color="000000" w:space="0"/>
               <w:left w:val="single" w:sz="4" w:color="000000" w:space="0"/>
@@ -21821,7 +21908,7 @@
         </w:tc>
         <w:tc>
           <w:tcPr>
-            <w:tcW w:w="4600" w:type="dxa"/>
+            <w:tcW w:w="4250" w:type="dxa"/>
             <w:tcBorders>
               <w:top w:val="single" w:sz="4" w:color="000000" w:space="0"/>
               <w:left w:val="single" w:sz="4" w:color="000000" w:space="0"/>
@@ -21853,7 +21940,7 @@
         </w:tc>
         <w:tc>
           <w:tcPr>
-            <w:tcW w:w="1700" w:type="dxa"/>
+            <w:tcW w:w="950" w:type="dxa"/>
             <w:tcBorders>
               <w:top w:val="single" w:sz="4" w:color="000000" w:space="0"/>
               <w:left w:val="single" w:sz="4" w:color="000000" w:space="0"/>
@@ -21880,13 +21967,46 @@
                 <w:szCs w:val="18"/>
                 <w:rtl/>
               </w:rPr>
+              <w:t xml:space="preserve">۱۹</w:t>
+            </w:r>
+          </w:p>
+        </w:tc>
+        <w:tc>
+          <w:tcPr>
+            <w:tcW w:w="1250" w:type="dxa"/>
+            <w:tcBorders>
+              <w:top w:val="single" w:sz="4" w:color="000000" w:space="0"/>
+              <w:left w:val="single" w:sz="4" w:color="000000" w:space="0"/>
+              <w:bottom w:val="single" w:sz="4" w:color="000000" w:space="0"/>
+              <w:right w:val="single" w:sz="4" w:color="000000" w:space="0"/>
+            </w:tcBorders>
+            <w:tcMar>
+              <w:top w:w="40" w:type="dxa"/>
+              <w:left w:w="80" w:type="dxa"/>
+              <w:bottom w:w="40" w:type="dxa"/>
+              <w:right w:w="80" w:type="dxa"/>
+            </w:tcMar>
+            <w:vAlign w:val="center"/>
+          </w:tcPr>
+          <w:p>
+            <w:pPr>
+              <w:bidi/>
+              <w:spacing w:after="0"/>
+              <w:jc w:val="center"/>
+            </w:pPr>
+            <w:r>
+              <w:rPr>
+                <w:sz w:val="18"/>
+                <w:szCs w:val="18"/>
+                <w:rtl/>
+              </w:rPr>
               <w:t xml:space="preserve">۵٫۰۰</w:t>
             </w:r>
           </w:p>
         </w:tc>
         <w:tc>
           <w:tcPr>
-            <w:tcW w:w="1188" w:type="dxa"/>
+            <w:tcW w:w="1138" w:type="dxa"/>
             <w:tcBorders>
               <w:top w:val="single" w:sz="4" w:color="000000" w:space="0"/>
               <w:left w:val="single" w:sz="4" w:color="000000" w:space="0"/>
@@ -21924,7 +22044,7 @@
         </w:trPr>
         <w:tc>
           <w:tcPr>
-            <w:tcW w:w="800" w:type="dxa"/>
+            <w:tcW w:w="700" w:type="dxa"/>
             <w:tcBorders>
               <w:top w:val="single" w:sz="4" w:color="000000" w:space="0"/>
               <w:left w:val="single" w:sz="4" w:color="000000" w:space="0"/>
@@ -21957,7 +22077,7 @@
         </w:tc>
         <w:tc>
           <w:tcPr>
-            <w:tcW w:w="4600" w:type="dxa"/>
+            <w:tcW w:w="4250" w:type="dxa"/>
             <w:tcBorders>
               <w:top w:val="single" w:sz="4" w:color="000000" w:space="0"/>
               <w:left w:val="single" w:sz="4" w:color="000000" w:space="0"/>
@@ -21989,7 +22109,7 @@
         </w:tc>
         <w:tc>
           <w:tcPr>
-            <w:tcW w:w="1700" w:type="dxa"/>
+            <w:tcW w:w="950" w:type="dxa"/>
             <w:tcBorders>
               <w:top w:val="single" w:sz="4" w:color="000000" w:space="0"/>
               <w:left w:val="single" w:sz="4" w:color="000000" w:space="0"/>
@@ -22016,13 +22136,46 @@
                 <w:szCs w:val="18"/>
                 <w:rtl/>
               </w:rPr>
+              <w:t xml:space="preserve">۲۸</w:t>
+            </w:r>
+          </w:p>
+        </w:tc>
+        <w:tc>
+          <w:tcPr>
+            <w:tcW w:w="1250" w:type="dxa"/>
+            <w:tcBorders>
+              <w:top w:val="single" w:sz="4" w:color="000000" w:space="0"/>
+              <w:left w:val="single" w:sz="4" w:color="000000" w:space="0"/>
+              <w:bottom w:val="single" w:sz="4" w:color="000000" w:space="0"/>
+              <w:right w:val="single" w:sz="4" w:color="000000" w:space="0"/>
+            </w:tcBorders>
+            <w:tcMar>
+              <w:top w:w="40" w:type="dxa"/>
+              <w:left w:w="80" w:type="dxa"/>
+              <w:bottom w:w="40" w:type="dxa"/>
+              <w:right w:w="80" w:type="dxa"/>
+            </w:tcMar>
+            <w:vAlign w:val="center"/>
+          </w:tcPr>
+          <w:p>
+            <w:pPr>
+              <w:bidi/>
+              <w:spacing w:after="0"/>
+              <w:jc w:val="center"/>
+            </w:pPr>
+            <w:r>
+              <w:rPr>
+                <w:sz w:val="18"/>
+                <w:szCs w:val="18"/>
+                <w:rtl/>
+              </w:rPr>
               <w:t xml:space="preserve">۵٫۰۰</w:t>
             </w:r>
           </w:p>
         </w:tc>
         <w:tc>
           <w:tcPr>
-            <w:tcW w:w="1188" w:type="dxa"/>
+            <w:tcW w:w="1138" w:type="dxa"/>
             <w:tcBorders>
               <w:top w:val="single" w:sz="4" w:color="000000" w:space="0"/>
               <w:left w:val="single" w:sz="4" w:color="000000" w:space="0"/>
@@ -22060,7 +22213,7 @@
         </w:trPr>
         <w:tc>
           <w:tcPr>
-            <w:tcW w:w="800" w:type="dxa"/>
+            <w:tcW w:w="700" w:type="dxa"/>
             <w:tcBorders>
               <w:top w:val="single" w:sz="4" w:color="000000" w:space="0"/>
               <w:left w:val="single" w:sz="4" w:color="000000" w:space="0"/>
@@ -22093,7 +22246,7 @@
         </w:tc>
         <w:tc>
           <w:tcPr>
-            <w:tcW w:w="4600" w:type="dxa"/>
+            <w:tcW w:w="4250" w:type="dxa"/>
             <w:tcBorders>
               <w:top w:val="single" w:sz="4" w:color="000000" w:space="0"/>
               <w:left w:val="single" w:sz="4" w:color="000000" w:space="0"/>
@@ -22125,7 +22278,7 @@
         </w:tc>
         <w:tc>
           <w:tcPr>
-            <w:tcW w:w="1700" w:type="dxa"/>
+            <w:tcW w:w="950" w:type="dxa"/>
             <w:tcBorders>
               <w:top w:val="single" w:sz="4" w:color="000000" w:space="0"/>
               <w:left w:val="single" w:sz="4" w:color="000000" w:space="0"/>
@@ -22152,13 +22305,46 @@
                 <w:szCs w:val="18"/>
                 <w:rtl/>
               </w:rPr>
+              <w:t xml:space="preserve">۲۲</w:t>
+            </w:r>
+          </w:p>
+        </w:tc>
+        <w:tc>
+          <w:tcPr>
+            <w:tcW w:w="1250" w:type="dxa"/>
+            <w:tcBorders>
+              <w:top w:val="single" w:sz="4" w:color="000000" w:space="0"/>
+              <w:left w:val="single" w:sz="4" w:color="000000" w:space="0"/>
+              <w:bottom w:val="single" w:sz="4" w:color="000000" w:space="0"/>
+              <w:right w:val="single" w:sz="4" w:color="000000" w:space="0"/>
+            </w:tcBorders>
+            <w:tcMar>
+              <w:top w:w="40" w:type="dxa"/>
+              <w:left w:w="80" w:type="dxa"/>
+              <w:bottom w:w="40" w:type="dxa"/>
+              <w:right w:w="80" w:type="dxa"/>
+            </w:tcMar>
+            <w:vAlign w:val="center"/>
+          </w:tcPr>
+          <w:p>
+            <w:pPr>
+              <w:bidi/>
+              <w:spacing w:after="0"/>
+              <w:jc w:val="center"/>
+            </w:pPr>
+            <w:r>
+              <w:rPr>
+                <w:sz w:val="18"/>
+                <w:szCs w:val="18"/>
+                <w:rtl/>
+              </w:rPr>
               <w:t xml:space="preserve">۴٫۷۱</w:t>
             </w:r>
           </w:p>
         </w:tc>
         <w:tc>
           <w:tcPr>
-            <w:tcW w:w="1188" w:type="dxa"/>
+            <w:tcW w:w="1138" w:type="dxa"/>
             <w:tcBorders>
               <w:top w:val="single" w:sz="4" w:color="000000" w:space="0"/>
               <w:left w:val="single" w:sz="4" w:color="000000" w:space="0"/>
@@ -22196,7 +22382,7 @@
         </w:trPr>
         <w:tc>
           <w:tcPr>
-            <w:tcW w:w="800" w:type="dxa"/>
+            <w:tcW w:w="700" w:type="dxa"/>
             <w:tcBorders>
               <w:top w:val="single" w:sz="4" w:color="000000" w:space="0"/>
               <w:left w:val="single" w:sz="4" w:color="000000" w:space="0"/>
@@ -22229,7 +22415,7 @@
         </w:tc>
         <w:tc>
           <w:tcPr>
-            <w:tcW w:w="4600" w:type="dxa"/>
+            <w:tcW w:w="4250" w:type="dxa"/>
             <w:tcBorders>
               <w:top w:val="single" w:sz="4" w:color="000000" w:space="0"/>
               <w:left w:val="single" w:sz="4" w:color="000000" w:space="0"/>
@@ -22261,7 +22447,7 @@
         </w:tc>
         <w:tc>
           <w:tcPr>
-            <w:tcW w:w="1700" w:type="dxa"/>
+            <w:tcW w:w="950" w:type="dxa"/>
             <w:tcBorders>
               <w:top w:val="single" w:sz="4" w:color="000000" w:space="0"/>
               <w:left w:val="single" w:sz="4" w:color="000000" w:space="0"/>
@@ -22288,13 +22474,46 @@
                 <w:szCs w:val="18"/>
                 <w:rtl/>
               </w:rPr>
+              <w:t xml:space="preserve">۲۳</w:t>
+            </w:r>
+          </w:p>
+        </w:tc>
+        <w:tc>
+          <w:tcPr>
+            <w:tcW w:w="1250" w:type="dxa"/>
+            <w:tcBorders>
+              <w:top w:val="single" w:sz="4" w:color="000000" w:space="0"/>
+              <w:left w:val="single" w:sz="4" w:color="000000" w:space="0"/>
+              <w:bottom w:val="single" w:sz="4" w:color="000000" w:space="0"/>
+              <w:right w:val="single" w:sz="4" w:color="000000" w:space="0"/>
+            </w:tcBorders>
+            <w:tcMar>
+              <w:top w:w="40" w:type="dxa"/>
+              <w:left w:w="80" w:type="dxa"/>
+              <w:bottom w:w="40" w:type="dxa"/>
+              <w:right w:w="80" w:type="dxa"/>
+            </w:tcMar>
+            <w:vAlign w:val="center"/>
+          </w:tcPr>
+          <w:p>
+            <w:pPr>
+              <w:bidi/>
+              <w:spacing w:after="0"/>
+              <w:jc w:val="center"/>
+            </w:pPr>
+            <w:r>
+              <w:rPr>
+                <w:sz w:val="18"/>
+                <w:szCs w:val="18"/>
+                <w:rtl/>
+              </w:rPr>
               <w:t xml:space="preserve">۴٫۵۷</w:t>
             </w:r>
           </w:p>
         </w:tc>
         <w:tc>
           <w:tcPr>
-            <w:tcW w:w="1188" w:type="dxa"/>
+            <w:tcW w:w="1138" w:type="dxa"/>
             <w:tcBorders>
               <w:top w:val="single" w:sz="4" w:color="000000" w:space="0"/>
               <w:left w:val="single" w:sz="4" w:color="000000" w:space="0"/>
@@ -22332,7 +22551,7 @@
         </w:trPr>
         <w:tc>
           <w:tcPr>
-            <w:tcW w:w="800" w:type="dxa"/>
+            <w:tcW w:w="700" w:type="dxa"/>
             <w:tcBorders>
               <w:top w:val="single" w:sz="4" w:color="000000" w:space="0"/>
               <w:left w:val="single" w:sz="4" w:color="000000" w:space="0"/>
@@ -22365,7 +22584,7 @@
         </w:tc>
         <w:tc>
           <w:tcPr>
-            <w:tcW w:w="4600" w:type="dxa"/>
+            <w:tcW w:w="4250" w:type="dxa"/>
             <w:tcBorders>
               <w:top w:val="single" w:sz="4" w:color="000000" w:space="0"/>
               <w:left w:val="single" w:sz="4" w:color="000000" w:space="0"/>
@@ -22397,7 +22616,7 @@
         </w:tc>
         <w:tc>
           <w:tcPr>
-            <w:tcW w:w="1700" w:type="dxa"/>
+            <w:tcW w:w="950" w:type="dxa"/>
             <w:tcBorders>
               <w:top w:val="single" w:sz="4" w:color="000000" w:space="0"/>
               <w:left w:val="single" w:sz="4" w:color="000000" w:space="0"/>
@@ -22424,13 +22643,46 @@
                 <w:szCs w:val="18"/>
                 <w:rtl/>
               </w:rPr>
+              <w:t xml:space="preserve">۲۵</w:t>
+            </w:r>
+          </w:p>
+        </w:tc>
+        <w:tc>
+          <w:tcPr>
+            <w:tcW w:w="1250" w:type="dxa"/>
+            <w:tcBorders>
+              <w:top w:val="single" w:sz="4" w:color="000000" w:space="0"/>
+              <w:left w:val="single" w:sz="4" w:color="000000" w:space="0"/>
+              <w:bottom w:val="single" w:sz="4" w:color="000000" w:space="0"/>
+              <w:right w:val="single" w:sz="4" w:color="000000" w:space="0"/>
+            </w:tcBorders>
+            <w:tcMar>
+              <w:top w:w="40" w:type="dxa"/>
+              <w:left w:w="80" w:type="dxa"/>
+              <w:bottom w:w="40" w:type="dxa"/>
+              <w:right w:w="80" w:type="dxa"/>
+            </w:tcMar>
+            <w:vAlign w:val="center"/>
+          </w:tcPr>
+          <w:p>
+            <w:pPr>
+              <w:bidi/>
+              <w:spacing w:after="0"/>
+              <w:jc w:val="center"/>
+            </w:pPr>
+            <w:r>
+              <w:rPr>
+                <w:sz w:val="18"/>
+                <w:szCs w:val="18"/>
+                <w:rtl/>
+              </w:rPr>
               <w:t xml:space="preserve">۴٫۵۷</w:t>
             </w:r>
           </w:p>
         </w:tc>
         <w:tc>
           <w:tcPr>
-            <w:tcW w:w="1188" w:type="dxa"/>
+            <w:tcW w:w="1138" w:type="dxa"/>
             <w:tcBorders>
               <w:top w:val="single" w:sz="4" w:color="000000" w:space="0"/>
               <w:left w:val="single" w:sz="4" w:color="000000" w:space="0"/>
@@ -22468,7 +22720,7 @@
         </w:trPr>
         <w:tc>
           <w:tcPr>
-            <w:tcW w:w="800" w:type="dxa"/>
+            <w:tcW w:w="700" w:type="dxa"/>
             <w:tcBorders>
               <w:top w:val="single" w:sz="4" w:color="000000" w:space="0"/>
               <w:left w:val="single" w:sz="4" w:color="000000" w:space="0"/>
@@ -22501,7 +22753,7 @@
         </w:tc>
         <w:tc>
           <w:tcPr>
-            <w:tcW w:w="4600" w:type="dxa"/>
+            <w:tcW w:w="4250" w:type="dxa"/>
             <w:tcBorders>
               <w:top w:val="single" w:sz="4" w:color="000000" w:space="0"/>
               <w:left w:val="single" w:sz="4" w:color="000000" w:space="0"/>
@@ -22533,7 +22785,7 @@
         </w:tc>
         <w:tc>
           <w:tcPr>
-            <w:tcW w:w="1700" w:type="dxa"/>
+            <w:tcW w:w="950" w:type="dxa"/>
             <w:tcBorders>
               <w:top w:val="single" w:sz="4" w:color="000000" w:space="0"/>
               <w:left w:val="single" w:sz="4" w:color="000000" w:space="0"/>
@@ -22560,13 +22812,46 @@
                 <w:szCs w:val="18"/>
                 <w:rtl/>
               </w:rPr>
+              <w:t xml:space="preserve">۱</w:t>
+            </w:r>
+          </w:p>
+        </w:tc>
+        <w:tc>
+          <w:tcPr>
+            <w:tcW w:w="1250" w:type="dxa"/>
+            <w:tcBorders>
+              <w:top w:val="single" w:sz="4" w:color="000000" w:space="0"/>
+              <w:left w:val="single" w:sz="4" w:color="000000" w:space="0"/>
+              <w:bottom w:val="single" w:sz="4" w:color="000000" w:space="0"/>
+              <w:right w:val="single" w:sz="4" w:color="000000" w:space="0"/>
+            </w:tcBorders>
+            <w:tcMar>
+              <w:top w:w="40" w:type="dxa"/>
+              <w:left w:w="80" w:type="dxa"/>
+              <w:bottom w:w="40" w:type="dxa"/>
+              <w:right w:w="80" w:type="dxa"/>
+            </w:tcMar>
+            <w:vAlign w:val="center"/>
+          </w:tcPr>
+          <w:p>
+            <w:pPr>
+              <w:bidi/>
+              <w:spacing w:after="0"/>
+              <w:jc w:val="center"/>
+            </w:pPr>
+            <w:r>
+              <w:rPr>
+                <w:sz w:val="18"/>
+                <w:szCs w:val="18"/>
+                <w:rtl/>
+              </w:rPr>
               <w:t xml:space="preserve">۴٫۴۳</w:t>
             </w:r>
           </w:p>
         </w:tc>
         <w:tc>
           <w:tcPr>
-            <w:tcW w:w="1188" w:type="dxa"/>
+            <w:tcW w:w="1138" w:type="dxa"/>
             <w:tcBorders>
               <w:top w:val="single" w:sz="4" w:color="000000" w:space="0"/>
               <w:left w:val="single" w:sz="4" w:color="000000" w:space="0"/>
@@ -22604,7 +22889,7 @@
         </w:trPr>
         <w:tc>
           <w:tcPr>
-            <w:tcW w:w="800" w:type="dxa"/>
+            <w:tcW w:w="700" w:type="dxa"/>
             <w:tcBorders>
               <w:top w:val="single" w:sz="4" w:color="000000" w:space="0"/>
               <w:left w:val="single" w:sz="4" w:color="000000" w:space="0"/>
@@ -22637,7 +22922,7 @@
         </w:tc>
         <w:tc>
           <w:tcPr>
-            <w:tcW w:w="4600" w:type="dxa"/>
+            <w:tcW w:w="4250" w:type="dxa"/>
             <w:tcBorders>
               <w:top w:val="single" w:sz="4" w:color="000000" w:space="0"/>
               <w:left w:val="single" w:sz="4" w:color="000000" w:space="0"/>
@@ -22669,7 +22954,7 @@
         </w:tc>
         <w:tc>
           <w:tcPr>
-            <w:tcW w:w="1700" w:type="dxa"/>
+            <w:tcW w:w="950" w:type="dxa"/>
             <w:tcBorders>
               <w:top w:val="single" w:sz="4" w:color="000000" w:space="0"/>
               <w:left w:val="single" w:sz="4" w:color="000000" w:space="0"/>
@@ -22696,13 +22981,46 @@
                 <w:szCs w:val="18"/>
                 <w:rtl/>
               </w:rPr>
+              <w:t xml:space="preserve">۲</w:t>
+            </w:r>
+          </w:p>
+        </w:tc>
+        <w:tc>
+          <w:tcPr>
+            <w:tcW w:w="1250" w:type="dxa"/>
+            <w:tcBorders>
+              <w:top w:val="single" w:sz="4" w:color="000000" w:space="0"/>
+              <w:left w:val="single" w:sz="4" w:color="000000" w:space="0"/>
+              <w:bottom w:val="single" w:sz="4" w:color="000000" w:space="0"/>
+              <w:right w:val="single" w:sz="4" w:color="000000" w:space="0"/>
+            </w:tcBorders>
+            <w:tcMar>
+              <w:top w:w="40" w:type="dxa"/>
+              <w:left w:w="80" w:type="dxa"/>
+              <w:bottom w:w="40" w:type="dxa"/>
+              <w:right w:w="80" w:type="dxa"/>
+            </w:tcMar>
+            <w:vAlign w:val="center"/>
+          </w:tcPr>
+          <w:p>
+            <w:pPr>
+              <w:bidi/>
+              <w:spacing w:after="0"/>
+              <w:jc w:val="center"/>
+            </w:pPr>
+            <w:r>
+              <w:rPr>
+                <w:sz w:val="18"/>
+                <w:szCs w:val="18"/>
+                <w:rtl/>
+              </w:rPr>
               <w:t xml:space="preserve">۴٫۴۳</w:t>
             </w:r>
           </w:p>
         </w:tc>
         <w:tc>
           <w:tcPr>
-            <w:tcW w:w="1188" w:type="dxa"/>
+            <w:tcW w:w="1138" w:type="dxa"/>
             <w:tcBorders>
               <w:top w:val="single" w:sz="4" w:color="000000" w:space="0"/>
               <w:left w:val="single" w:sz="4" w:color="000000" w:space="0"/>
@@ -22740,7 +23058,7 @@
         </w:trPr>
         <w:tc>
           <w:tcPr>
-            <w:tcW w:w="800" w:type="dxa"/>
+            <w:tcW w:w="700" w:type="dxa"/>
             <w:tcBorders>
               <w:top w:val="single" w:sz="4" w:color="000000" w:space="0"/>
               <w:left w:val="single" w:sz="4" w:color="000000" w:space="0"/>
@@ -22773,7 +23091,7 @@
         </w:tc>
         <w:tc>
           <w:tcPr>
-            <w:tcW w:w="4600" w:type="dxa"/>
+            <w:tcW w:w="4250" w:type="dxa"/>
             <w:tcBorders>
               <w:top w:val="single" w:sz="4" w:color="000000" w:space="0"/>
               <w:left w:val="single" w:sz="4" w:color="000000" w:space="0"/>
@@ -22805,7 +23123,7 @@
         </w:tc>
         <w:tc>
           <w:tcPr>
-            <w:tcW w:w="1700" w:type="dxa"/>
+            <w:tcW w:w="950" w:type="dxa"/>
             <w:tcBorders>
               <w:top w:val="single" w:sz="4" w:color="000000" w:space="0"/>
               <w:left w:val="single" w:sz="4" w:color="000000" w:space="0"/>
@@ -22832,13 +23150,46 @@
                 <w:szCs w:val="18"/>
                 <w:rtl/>
               </w:rPr>
+              <w:t xml:space="preserve">۱۵</w:t>
+            </w:r>
+          </w:p>
+        </w:tc>
+        <w:tc>
+          <w:tcPr>
+            <w:tcW w:w="1250" w:type="dxa"/>
+            <w:tcBorders>
+              <w:top w:val="single" w:sz="4" w:color="000000" w:space="0"/>
+              <w:left w:val="single" w:sz="4" w:color="000000" w:space="0"/>
+              <w:bottom w:val="single" w:sz="4" w:color="000000" w:space="0"/>
+              <w:right w:val="single" w:sz="4" w:color="000000" w:space="0"/>
+            </w:tcBorders>
+            <w:tcMar>
+              <w:top w:w="40" w:type="dxa"/>
+              <w:left w:w="80" w:type="dxa"/>
+              <w:bottom w:w="40" w:type="dxa"/>
+              <w:right w:w="80" w:type="dxa"/>
+            </w:tcMar>
+            <w:vAlign w:val="center"/>
+          </w:tcPr>
+          <w:p>
+            <w:pPr>
+              <w:bidi/>
+              <w:spacing w:after="0"/>
+              <w:jc w:val="center"/>
+            </w:pPr>
+            <w:r>
+              <w:rPr>
+                <w:sz w:val="18"/>
+                <w:szCs w:val="18"/>
+                <w:rtl/>
+              </w:rPr>
               <w:t xml:space="preserve">۴٫۴۳</w:t>
             </w:r>
           </w:p>
         </w:tc>
         <w:tc>
           <w:tcPr>
-            <w:tcW w:w="1188" w:type="dxa"/>
+            <w:tcW w:w="1138" w:type="dxa"/>
             <w:tcBorders>
               <w:top w:val="single" w:sz="4" w:color="000000" w:space="0"/>
               <w:left w:val="single" w:sz="4" w:color="000000" w:space="0"/>
@@ -22876,7 +23227,7 @@
         </w:trPr>
         <w:tc>
           <w:tcPr>
-            <w:tcW w:w="800" w:type="dxa"/>
+            <w:tcW w:w="700" w:type="dxa"/>
             <w:tcBorders>
               <w:top w:val="single" w:sz="4" w:color="000000" w:space="0"/>
               <w:left w:val="single" w:sz="4" w:color="000000" w:space="0"/>
@@ -22909,7 +23260,7 @@
         </w:tc>
         <w:tc>
           <w:tcPr>
-            <w:tcW w:w="4600" w:type="dxa"/>
+            <w:tcW w:w="4250" w:type="dxa"/>
             <w:tcBorders>
               <w:top w:val="single" w:sz="4" w:color="000000" w:space="0"/>
               <w:left w:val="single" w:sz="4" w:color="000000" w:space="0"/>
@@ -22941,7 +23292,7 @@
         </w:tc>
         <w:tc>
           <w:tcPr>
-            <w:tcW w:w="1700" w:type="dxa"/>
+            <w:tcW w:w="950" w:type="dxa"/>
             <w:tcBorders>
               <w:top w:val="single" w:sz="4" w:color="000000" w:space="0"/>
               <w:left w:val="single" w:sz="4" w:color="000000" w:space="0"/>
@@ -22968,13 +23319,46 @@
                 <w:szCs w:val="18"/>
                 <w:rtl/>
               </w:rPr>
+              <w:t xml:space="preserve">۳</w:t>
+            </w:r>
+          </w:p>
+        </w:tc>
+        <w:tc>
+          <w:tcPr>
+            <w:tcW w:w="1250" w:type="dxa"/>
+            <w:tcBorders>
+              <w:top w:val="single" w:sz="4" w:color="000000" w:space="0"/>
+              <w:left w:val="single" w:sz="4" w:color="000000" w:space="0"/>
+              <w:bottom w:val="single" w:sz="4" w:color="000000" w:space="0"/>
+              <w:right w:val="single" w:sz="4" w:color="000000" w:space="0"/>
+            </w:tcBorders>
+            <w:tcMar>
+              <w:top w:w="40" w:type="dxa"/>
+              <w:left w:w="80" w:type="dxa"/>
+              <w:bottom w:w="40" w:type="dxa"/>
+              <w:right w:w="80" w:type="dxa"/>
+            </w:tcMar>
+            <w:vAlign w:val="center"/>
+          </w:tcPr>
+          <w:p>
+            <w:pPr>
+              <w:bidi/>
+              <w:spacing w:after="0"/>
+              <w:jc w:val="center"/>
+            </w:pPr>
+            <w:r>
+              <w:rPr>
+                <w:sz w:val="18"/>
+                <w:szCs w:val="18"/>
+                <w:rtl/>
+              </w:rPr>
               <w:t xml:space="preserve">۴٫۰۰</w:t>
             </w:r>
           </w:p>
         </w:tc>
         <w:tc>
           <w:tcPr>
-            <w:tcW w:w="1188" w:type="dxa"/>
+            <w:tcW w:w="1138" w:type="dxa"/>
             <w:tcBorders>
               <w:top w:val="single" w:sz="4" w:color="000000" w:space="0"/>
               <w:left w:val="single" w:sz="4" w:color="000000" w:space="0"/>
@@ -23012,7 +23396,7 @@
         </w:trPr>
         <w:tc>
           <w:tcPr>
-            <w:tcW w:w="800" w:type="dxa"/>
+            <w:tcW w:w="700" w:type="dxa"/>
             <w:tcBorders>
               <w:top w:val="single" w:sz="4" w:color="000000" w:space="0"/>
               <w:left w:val="single" w:sz="4" w:color="000000" w:space="0"/>
@@ -23045,7 +23429,7 @@
         </w:tc>
         <w:tc>
           <w:tcPr>
-            <w:tcW w:w="4600" w:type="dxa"/>
+            <w:tcW w:w="4250" w:type="dxa"/>
             <w:tcBorders>
               <w:top w:val="single" w:sz="4" w:color="000000" w:space="0"/>
               <w:left w:val="single" w:sz="4" w:color="000000" w:space="0"/>
@@ -23077,7 +23461,7 @@
         </w:tc>
         <w:tc>
           <w:tcPr>
-            <w:tcW w:w="1700" w:type="dxa"/>
+            <w:tcW w:w="950" w:type="dxa"/>
             <w:tcBorders>
               <w:top w:val="single" w:sz="4" w:color="000000" w:space="0"/>
               <w:left w:val="single" w:sz="4" w:color="000000" w:space="0"/>
@@ -23104,13 +23488,46 @@
                 <w:szCs w:val="18"/>
                 <w:rtl/>
               </w:rPr>
+              <w:t xml:space="preserve">۴</w:t>
+            </w:r>
+          </w:p>
+        </w:tc>
+        <w:tc>
+          <w:tcPr>
+            <w:tcW w:w="1250" w:type="dxa"/>
+            <w:tcBorders>
+              <w:top w:val="single" w:sz="4" w:color="000000" w:space="0"/>
+              <w:left w:val="single" w:sz="4" w:color="000000" w:space="0"/>
+              <w:bottom w:val="single" w:sz="4" w:color="000000" w:space="0"/>
+              <w:right w:val="single" w:sz="4" w:color="000000" w:space="0"/>
+            </w:tcBorders>
+            <w:tcMar>
+              <w:top w:w="40" w:type="dxa"/>
+              <w:left w:w="80" w:type="dxa"/>
+              <w:bottom w:w="40" w:type="dxa"/>
+              <w:right w:w="80" w:type="dxa"/>
+            </w:tcMar>
+            <w:vAlign w:val="center"/>
+          </w:tcPr>
+          <w:p>
+            <w:pPr>
+              <w:bidi/>
+              <w:spacing w:after="0"/>
+              <w:jc w:val="center"/>
+            </w:pPr>
+            <w:r>
+              <w:rPr>
+                <w:sz w:val="18"/>
+                <w:szCs w:val="18"/>
+                <w:rtl/>
+              </w:rPr>
               <w:t xml:space="preserve">۴٫۰۰</w:t>
             </w:r>
           </w:p>
         </w:tc>
         <w:tc>
           <w:tcPr>
-            <w:tcW w:w="1188" w:type="dxa"/>
+            <w:tcW w:w="1138" w:type="dxa"/>
             <w:tcBorders>
               <w:top w:val="single" w:sz="4" w:color="000000" w:space="0"/>
               <w:left w:val="single" w:sz="4" w:color="000000" w:space="0"/>
@@ -23148,7 +23565,7 @@
         </w:trPr>
         <w:tc>
           <w:tcPr>
-            <w:tcW w:w="800" w:type="dxa"/>
+            <w:tcW w:w="700" w:type="dxa"/>
             <w:tcBorders>
               <w:top w:val="single" w:sz="4" w:color="000000" w:space="0"/>
               <w:left w:val="single" w:sz="4" w:color="000000" w:space="0"/>
@@ -23181,7 +23598,7 @@
         </w:tc>
         <w:tc>
           <w:tcPr>
-            <w:tcW w:w="4600" w:type="dxa"/>
+            <w:tcW w:w="4250" w:type="dxa"/>
             <w:tcBorders>
               <w:top w:val="single" w:sz="4" w:color="000000" w:space="0"/>
               <w:left w:val="single" w:sz="4" w:color="000000" w:space="0"/>
@@ -23213,7 +23630,7 @@
         </w:tc>
         <w:tc>
           <w:tcPr>
-            <w:tcW w:w="1700" w:type="dxa"/>
+            <w:tcW w:w="950" w:type="dxa"/>
             <w:tcBorders>
               <w:top w:val="single" w:sz="4" w:color="000000" w:space="0"/>
               <w:left w:val="single" w:sz="4" w:color="000000" w:space="0"/>
@@ -23240,13 +23657,46 @@
                 <w:szCs w:val="18"/>
                 <w:rtl/>
               </w:rPr>
+              <w:t xml:space="preserve">۵</w:t>
+            </w:r>
+          </w:p>
+        </w:tc>
+        <w:tc>
+          <w:tcPr>
+            <w:tcW w:w="1250" w:type="dxa"/>
+            <w:tcBorders>
+              <w:top w:val="single" w:sz="4" w:color="000000" w:space="0"/>
+              <w:left w:val="single" w:sz="4" w:color="000000" w:space="0"/>
+              <w:bottom w:val="single" w:sz="4" w:color="000000" w:space="0"/>
+              <w:right w:val="single" w:sz="4" w:color="000000" w:space="0"/>
+            </w:tcBorders>
+            <w:tcMar>
+              <w:top w:w="40" w:type="dxa"/>
+              <w:left w:w="80" w:type="dxa"/>
+              <w:bottom w:w="40" w:type="dxa"/>
+              <w:right w:w="80" w:type="dxa"/>
+            </w:tcMar>
+            <w:vAlign w:val="center"/>
+          </w:tcPr>
+          <w:p>
+            <w:pPr>
+              <w:bidi/>
+              <w:spacing w:after="0"/>
+              <w:jc w:val="center"/>
+            </w:pPr>
+            <w:r>
+              <w:rPr>
+                <w:sz w:val="18"/>
+                <w:szCs w:val="18"/>
+                <w:rtl/>
+              </w:rPr>
               <w:t xml:space="preserve">۴٫۰۰</w:t>
             </w:r>
           </w:p>
         </w:tc>
         <w:tc>
           <w:tcPr>
-            <w:tcW w:w="1188" w:type="dxa"/>
+            <w:tcW w:w="1138" w:type="dxa"/>
             <w:tcBorders>
               <w:top w:val="single" w:sz="4" w:color="000000" w:space="0"/>
               <w:left w:val="single" w:sz="4" w:color="000000" w:space="0"/>
@@ -23284,7 +23734,7 @@
         </w:trPr>
         <w:tc>
           <w:tcPr>
-            <w:tcW w:w="800" w:type="dxa"/>
+            <w:tcW w:w="700" w:type="dxa"/>
             <w:tcBorders>
               <w:top w:val="single" w:sz="4" w:color="000000" w:space="0"/>
               <w:left w:val="single" w:sz="4" w:color="000000" w:space="0"/>
@@ -23317,7 +23767,7 @@
         </w:tc>
         <w:tc>
           <w:tcPr>
-            <w:tcW w:w="4600" w:type="dxa"/>
+            <w:tcW w:w="4250" w:type="dxa"/>
             <w:tcBorders>
               <w:top w:val="single" w:sz="4" w:color="000000" w:space="0"/>
               <w:left w:val="single" w:sz="4" w:color="000000" w:space="0"/>
@@ -23349,7 +23799,7 @@
         </w:tc>
         <w:tc>
           <w:tcPr>
-            <w:tcW w:w="1700" w:type="dxa"/>
+            <w:tcW w:w="950" w:type="dxa"/>
             <w:tcBorders>
               <w:top w:val="single" w:sz="4" w:color="000000" w:space="0"/>
               <w:left w:val="single" w:sz="4" w:color="000000" w:space="0"/>
@@ -23376,13 +23826,46 @@
                 <w:szCs w:val="18"/>
                 <w:rtl/>
               </w:rPr>
+              <w:t xml:space="preserve">۸</w:t>
+            </w:r>
+          </w:p>
+        </w:tc>
+        <w:tc>
+          <w:tcPr>
+            <w:tcW w:w="1250" w:type="dxa"/>
+            <w:tcBorders>
+              <w:top w:val="single" w:sz="4" w:color="000000" w:space="0"/>
+              <w:left w:val="single" w:sz="4" w:color="000000" w:space="0"/>
+              <w:bottom w:val="single" w:sz="4" w:color="000000" w:space="0"/>
+              <w:right w:val="single" w:sz="4" w:color="000000" w:space="0"/>
+            </w:tcBorders>
+            <w:tcMar>
+              <w:top w:w="40" w:type="dxa"/>
+              <w:left w:w="80" w:type="dxa"/>
+              <w:bottom w:w="40" w:type="dxa"/>
+              <w:right w:w="80" w:type="dxa"/>
+            </w:tcMar>
+            <w:vAlign w:val="center"/>
+          </w:tcPr>
+          <w:p>
+            <w:pPr>
+              <w:bidi/>
+              <w:spacing w:after="0"/>
+              <w:jc w:val="center"/>
+            </w:pPr>
+            <w:r>
+              <w:rPr>
+                <w:sz w:val="18"/>
+                <w:szCs w:val="18"/>
+                <w:rtl/>
+              </w:rPr>
               <w:t xml:space="preserve">۴٫۰۰</w:t>
             </w:r>
           </w:p>
         </w:tc>
         <w:tc>
           <w:tcPr>
-            <w:tcW w:w="1188" w:type="dxa"/>
+            <w:tcW w:w="1138" w:type="dxa"/>
             <w:tcBorders>
               <w:top w:val="single" w:sz="4" w:color="000000" w:space="0"/>
               <w:left w:val="single" w:sz="4" w:color="000000" w:space="0"/>
@@ -23420,7 +23903,7 @@
         </w:trPr>
         <w:tc>
           <w:tcPr>
-            <w:tcW w:w="800" w:type="dxa"/>
+            <w:tcW w:w="700" w:type="dxa"/>
             <w:tcBorders>
               <w:top w:val="single" w:sz="4" w:color="000000" w:space="0"/>
               <w:left w:val="single" w:sz="4" w:color="000000" w:space="0"/>
@@ -23453,7 +23936,7 @@
         </w:tc>
         <w:tc>
           <w:tcPr>
-            <w:tcW w:w="4600" w:type="dxa"/>
+            <w:tcW w:w="4250" w:type="dxa"/>
             <w:tcBorders>
               <w:top w:val="single" w:sz="4" w:color="000000" w:space="0"/>
               <w:left w:val="single" w:sz="4" w:color="000000" w:space="0"/>
@@ -23485,7 +23968,7 @@
         </w:tc>
         <w:tc>
           <w:tcPr>
-            <w:tcW w:w="1700" w:type="dxa"/>
+            <w:tcW w:w="950" w:type="dxa"/>
             <w:tcBorders>
               <w:top w:val="single" w:sz="4" w:color="000000" w:space="0"/>
               <w:left w:val="single" w:sz="4" w:color="000000" w:space="0"/>
@@ -23512,13 +23995,46 @@
                 <w:szCs w:val="18"/>
                 <w:rtl/>
               </w:rPr>
+              <w:t xml:space="preserve">۹</w:t>
+            </w:r>
+          </w:p>
+        </w:tc>
+        <w:tc>
+          <w:tcPr>
+            <w:tcW w:w="1250" w:type="dxa"/>
+            <w:tcBorders>
+              <w:top w:val="single" w:sz="4" w:color="000000" w:space="0"/>
+              <w:left w:val="single" w:sz="4" w:color="000000" w:space="0"/>
+              <w:bottom w:val="single" w:sz="4" w:color="000000" w:space="0"/>
+              <w:right w:val="single" w:sz="4" w:color="000000" w:space="0"/>
+            </w:tcBorders>
+            <w:tcMar>
+              <w:top w:w="40" w:type="dxa"/>
+              <w:left w:w="80" w:type="dxa"/>
+              <w:bottom w:w="40" w:type="dxa"/>
+              <w:right w:w="80" w:type="dxa"/>
+            </w:tcMar>
+            <w:vAlign w:val="center"/>
+          </w:tcPr>
+          <w:p>
+            <w:pPr>
+              <w:bidi/>
+              <w:spacing w:after="0"/>
+              <w:jc w:val="center"/>
+            </w:pPr>
+            <w:r>
+              <w:rPr>
+                <w:sz w:val="18"/>
+                <w:szCs w:val="18"/>
+                <w:rtl/>
+              </w:rPr>
               <w:t xml:space="preserve">۴٫۰۰</w:t>
             </w:r>
           </w:p>
         </w:tc>
         <w:tc>
           <w:tcPr>
-            <w:tcW w:w="1188" w:type="dxa"/>
+            <w:tcW w:w="1138" w:type="dxa"/>
             <w:tcBorders>
               <w:top w:val="single" w:sz="4" w:color="000000" w:space="0"/>
               <w:left w:val="single" w:sz="4" w:color="000000" w:space="0"/>
@@ -23556,7 +24072,7 @@
         </w:trPr>
         <w:tc>
           <w:tcPr>
-            <w:tcW w:w="800" w:type="dxa"/>
+            <w:tcW w:w="700" w:type="dxa"/>
             <w:tcBorders>
               <w:top w:val="single" w:sz="4" w:color="000000" w:space="0"/>
               <w:left w:val="single" w:sz="4" w:color="000000" w:space="0"/>
@@ -23589,7 +24105,7 @@
         </w:tc>
         <w:tc>
           <w:tcPr>
-            <w:tcW w:w="4600" w:type="dxa"/>
+            <w:tcW w:w="4250" w:type="dxa"/>
             <w:tcBorders>
               <w:top w:val="single" w:sz="4" w:color="000000" w:space="0"/>
               <w:left w:val="single" w:sz="4" w:color="000000" w:space="0"/>
@@ -23621,7 +24137,7 @@
         </w:tc>
         <w:tc>
           <w:tcPr>
-            <w:tcW w:w="1700" w:type="dxa"/>
+            <w:tcW w:w="950" w:type="dxa"/>
             <w:tcBorders>
               <w:top w:val="single" w:sz="4" w:color="000000" w:space="0"/>
               <w:left w:val="single" w:sz="4" w:color="000000" w:space="0"/>
@@ -23648,13 +24164,46 @@
                 <w:szCs w:val="18"/>
                 <w:rtl/>
               </w:rPr>
+              <w:t xml:space="preserve">۱۱</w:t>
+            </w:r>
+          </w:p>
+        </w:tc>
+        <w:tc>
+          <w:tcPr>
+            <w:tcW w:w="1250" w:type="dxa"/>
+            <w:tcBorders>
+              <w:top w:val="single" w:sz="4" w:color="000000" w:space="0"/>
+              <w:left w:val="single" w:sz="4" w:color="000000" w:space="0"/>
+              <w:bottom w:val="single" w:sz="4" w:color="000000" w:space="0"/>
+              <w:right w:val="single" w:sz="4" w:color="000000" w:space="0"/>
+            </w:tcBorders>
+            <w:tcMar>
+              <w:top w:w="40" w:type="dxa"/>
+              <w:left w:w="80" w:type="dxa"/>
+              <w:bottom w:w="40" w:type="dxa"/>
+              <w:right w:w="80" w:type="dxa"/>
+            </w:tcMar>
+            <w:vAlign w:val="center"/>
+          </w:tcPr>
+          <w:p>
+            <w:pPr>
+              <w:bidi/>
+              <w:spacing w:after="0"/>
+              <w:jc w:val="center"/>
+            </w:pPr>
+            <w:r>
+              <w:rPr>
+                <w:sz w:val="18"/>
+                <w:szCs w:val="18"/>
+                <w:rtl/>
+              </w:rPr>
               <w:t xml:space="preserve">۴٫۰۰</w:t>
             </w:r>
           </w:p>
         </w:tc>
         <w:tc>
           <w:tcPr>
-            <w:tcW w:w="1188" w:type="dxa"/>
+            <w:tcW w:w="1138" w:type="dxa"/>
             <w:tcBorders>
               <w:top w:val="single" w:sz="4" w:color="000000" w:space="0"/>
               <w:left w:val="single" w:sz="4" w:color="000000" w:space="0"/>
@@ -23692,7 +24241,7 @@
         </w:trPr>
         <w:tc>
           <w:tcPr>
-            <w:tcW w:w="800" w:type="dxa"/>
+            <w:tcW w:w="700" w:type="dxa"/>
             <w:tcBorders>
               <w:top w:val="single" w:sz="4" w:color="000000" w:space="0"/>
               <w:left w:val="single" w:sz="4" w:color="000000" w:space="0"/>
@@ -23725,7 +24274,7 @@
         </w:tc>
         <w:tc>
           <w:tcPr>
-            <w:tcW w:w="4600" w:type="dxa"/>
+            <w:tcW w:w="4250" w:type="dxa"/>
             <w:tcBorders>
               <w:top w:val="single" w:sz="4" w:color="000000" w:space="0"/>
               <w:left w:val="single" w:sz="4" w:color="000000" w:space="0"/>
@@ -23757,7 +24306,7 @@
         </w:tc>
         <w:tc>
           <w:tcPr>
-            <w:tcW w:w="1700" w:type="dxa"/>
+            <w:tcW w:w="950" w:type="dxa"/>
             <w:tcBorders>
               <w:top w:val="single" w:sz="4" w:color="000000" w:space="0"/>
               <w:left w:val="single" w:sz="4" w:color="000000" w:space="0"/>
@@ -23784,13 +24333,46 @@
                 <w:szCs w:val="18"/>
                 <w:rtl/>
               </w:rPr>
+              <w:t xml:space="preserve">۱۲</w:t>
+            </w:r>
+          </w:p>
+        </w:tc>
+        <w:tc>
+          <w:tcPr>
+            <w:tcW w:w="1250" w:type="dxa"/>
+            <w:tcBorders>
+              <w:top w:val="single" w:sz="4" w:color="000000" w:space="0"/>
+              <w:left w:val="single" w:sz="4" w:color="000000" w:space="0"/>
+              <w:bottom w:val="single" w:sz="4" w:color="000000" w:space="0"/>
+              <w:right w:val="single" w:sz="4" w:color="000000" w:space="0"/>
+            </w:tcBorders>
+            <w:tcMar>
+              <w:top w:w="40" w:type="dxa"/>
+              <w:left w:w="80" w:type="dxa"/>
+              <w:bottom w:w="40" w:type="dxa"/>
+              <w:right w:w="80" w:type="dxa"/>
+            </w:tcMar>
+            <w:vAlign w:val="center"/>
+          </w:tcPr>
+          <w:p>
+            <w:pPr>
+              <w:bidi/>
+              <w:spacing w:after="0"/>
+              <w:jc w:val="center"/>
+            </w:pPr>
+            <w:r>
+              <w:rPr>
+                <w:sz w:val="18"/>
+                <w:szCs w:val="18"/>
+                <w:rtl/>
+              </w:rPr>
               <w:t xml:space="preserve">۴٫۰۰</w:t>
             </w:r>
           </w:p>
         </w:tc>
         <w:tc>
           <w:tcPr>
-            <w:tcW w:w="1188" w:type="dxa"/>
+            <w:tcW w:w="1138" w:type="dxa"/>
             <w:tcBorders>
               <w:top w:val="single" w:sz="4" w:color="000000" w:space="0"/>
               <w:left w:val="single" w:sz="4" w:color="000000" w:space="0"/>
@@ -23828,7 +24410,7 @@
         </w:trPr>
         <w:tc>
           <w:tcPr>
-            <w:tcW w:w="800" w:type="dxa"/>
+            <w:tcW w:w="700" w:type="dxa"/>
             <w:tcBorders>
               <w:top w:val="single" w:sz="4" w:color="000000" w:space="0"/>
               <w:left w:val="single" w:sz="4" w:color="000000" w:space="0"/>
@@ -23861,7 +24443,7 @@
         </w:tc>
         <w:tc>
           <w:tcPr>
-            <w:tcW w:w="4600" w:type="dxa"/>
+            <w:tcW w:w="4250" w:type="dxa"/>
             <w:tcBorders>
               <w:top w:val="single" w:sz="4" w:color="000000" w:space="0"/>
               <w:left w:val="single" w:sz="4" w:color="000000" w:space="0"/>
@@ -23893,7 +24475,7 @@
         </w:tc>
         <w:tc>
           <w:tcPr>
-            <w:tcW w:w="1700" w:type="dxa"/>
+            <w:tcW w:w="950" w:type="dxa"/>
             <w:tcBorders>
               <w:top w:val="single" w:sz="4" w:color="000000" w:space="0"/>
               <w:left w:val="single" w:sz="4" w:color="000000" w:space="0"/>
@@ -23920,13 +24502,46 @@
                 <w:szCs w:val="18"/>
                 <w:rtl/>
               </w:rPr>
+              <w:t xml:space="preserve">۱۴</w:t>
+            </w:r>
+          </w:p>
+        </w:tc>
+        <w:tc>
+          <w:tcPr>
+            <w:tcW w:w="1250" w:type="dxa"/>
+            <w:tcBorders>
+              <w:top w:val="single" w:sz="4" w:color="000000" w:space="0"/>
+              <w:left w:val="single" w:sz="4" w:color="000000" w:space="0"/>
+              <w:bottom w:val="single" w:sz="4" w:color="000000" w:space="0"/>
+              <w:right w:val="single" w:sz="4" w:color="000000" w:space="0"/>
+            </w:tcBorders>
+            <w:tcMar>
+              <w:top w:w="40" w:type="dxa"/>
+              <w:left w:w="80" w:type="dxa"/>
+              <w:bottom w:w="40" w:type="dxa"/>
+              <w:right w:w="80" w:type="dxa"/>
+            </w:tcMar>
+            <w:vAlign w:val="center"/>
+          </w:tcPr>
+          <w:p>
+            <w:pPr>
+              <w:bidi/>
+              <w:spacing w:after="0"/>
+              <w:jc w:val="center"/>
+            </w:pPr>
+            <w:r>
+              <w:rPr>
+                <w:sz w:val="18"/>
+                <w:szCs w:val="18"/>
+                <w:rtl/>
+              </w:rPr>
               <w:t xml:space="preserve">۴٫۰۰</w:t>
             </w:r>
           </w:p>
         </w:tc>
         <w:tc>
           <w:tcPr>
-            <w:tcW w:w="1188" w:type="dxa"/>
+            <w:tcW w:w="1138" w:type="dxa"/>
             <w:tcBorders>
               <w:top w:val="single" w:sz="4" w:color="000000" w:space="0"/>
               <w:left w:val="single" w:sz="4" w:color="000000" w:space="0"/>
@@ -23964,7 +24579,7 @@
         </w:trPr>
         <w:tc>
           <w:tcPr>
-            <w:tcW w:w="800" w:type="dxa"/>
+            <w:tcW w:w="700" w:type="dxa"/>
             <w:tcBorders>
               <w:top w:val="single" w:sz="4" w:color="000000" w:space="0"/>
               <w:left w:val="single" w:sz="4" w:color="000000" w:space="0"/>
@@ -23997,7 +24612,7 @@
         </w:tc>
         <w:tc>
           <w:tcPr>
-            <w:tcW w:w="4600" w:type="dxa"/>
+            <w:tcW w:w="4250" w:type="dxa"/>
             <w:tcBorders>
               <w:top w:val="single" w:sz="4" w:color="000000" w:space="0"/>
               <w:left w:val="single" w:sz="4" w:color="000000" w:space="0"/>
@@ -24029,7 +24644,7 @@
         </w:tc>
         <w:tc>
           <w:tcPr>
-            <w:tcW w:w="1700" w:type="dxa"/>
+            <w:tcW w:w="950" w:type="dxa"/>
             <w:tcBorders>
               <w:top w:val="single" w:sz="4" w:color="000000" w:space="0"/>
               <w:left w:val="single" w:sz="4" w:color="000000" w:space="0"/>
@@ -24056,13 +24671,46 @@
                 <w:szCs w:val="18"/>
                 <w:rtl/>
               </w:rPr>
+              <w:t xml:space="preserve">۱۶</w:t>
+            </w:r>
+          </w:p>
+        </w:tc>
+        <w:tc>
+          <w:tcPr>
+            <w:tcW w:w="1250" w:type="dxa"/>
+            <w:tcBorders>
+              <w:top w:val="single" w:sz="4" w:color="000000" w:space="0"/>
+              <w:left w:val="single" w:sz="4" w:color="000000" w:space="0"/>
+              <w:bottom w:val="single" w:sz="4" w:color="000000" w:space="0"/>
+              <w:right w:val="single" w:sz="4" w:color="000000" w:space="0"/>
+            </w:tcBorders>
+            <w:tcMar>
+              <w:top w:w="40" w:type="dxa"/>
+              <w:left w:w="80" w:type="dxa"/>
+              <w:bottom w:w="40" w:type="dxa"/>
+              <w:right w:w="80" w:type="dxa"/>
+            </w:tcMar>
+            <w:vAlign w:val="center"/>
+          </w:tcPr>
+          <w:p>
+            <w:pPr>
+              <w:bidi/>
+              <w:spacing w:after="0"/>
+              <w:jc w:val="center"/>
+            </w:pPr>
+            <w:r>
+              <w:rPr>
+                <w:sz w:val="18"/>
+                <w:szCs w:val="18"/>
+                <w:rtl/>
+              </w:rPr>
               <w:t xml:space="preserve">۴٫۰۰</w:t>
             </w:r>
           </w:p>
         </w:tc>
         <w:tc>
           <w:tcPr>
-            <w:tcW w:w="1188" w:type="dxa"/>
+            <w:tcW w:w="1138" w:type="dxa"/>
             <w:tcBorders>
               <w:top w:val="single" w:sz="4" w:color="000000" w:space="0"/>
               <w:left w:val="single" w:sz="4" w:color="000000" w:space="0"/>
@@ -24100,7 +24748,7 @@
         </w:trPr>
         <w:tc>
           <w:tcPr>
-            <w:tcW w:w="800" w:type="dxa"/>
+            <w:tcW w:w="700" w:type="dxa"/>
             <w:tcBorders>
               <w:top w:val="single" w:sz="4" w:color="000000" w:space="0"/>
               <w:left w:val="single" w:sz="4" w:color="000000" w:space="0"/>
@@ -24133,7 +24781,7 @@
         </w:tc>
         <w:tc>
           <w:tcPr>
-            <w:tcW w:w="4600" w:type="dxa"/>
+            <w:tcW w:w="4250" w:type="dxa"/>
             <w:tcBorders>
               <w:top w:val="single" w:sz="4" w:color="000000" w:space="0"/>
               <w:left w:val="single" w:sz="4" w:color="000000" w:space="0"/>
@@ -24165,7 +24813,7 @@
         </w:tc>
         <w:tc>
           <w:tcPr>
-            <w:tcW w:w="1700" w:type="dxa"/>
+            <w:tcW w:w="950" w:type="dxa"/>
             <w:tcBorders>
               <w:top w:val="single" w:sz="4" w:color="000000" w:space="0"/>
               <w:left w:val="single" w:sz="4" w:color="000000" w:space="0"/>
@@ -24192,13 +24840,46 @@
                 <w:szCs w:val="18"/>
                 <w:rtl/>
               </w:rPr>
+              <w:t xml:space="preserve">۱۷</w:t>
+            </w:r>
+          </w:p>
+        </w:tc>
+        <w:tc>
+          <w:tcPr>
+            <w:tcW w:w="1250" w:type="dxa"/>
+            <w:tcBorders>
+              <w:top w:val="single" w:sz="4" w:color="000000" w:space="0"/>
+              <w:left w:val="single" w:sz="4" w:color="000000" w:space="0"/>
+              <w:bottom w:val="single" w:sz="4" w:color="000000" w:space="0"/>
+              <w:right w:val="single" w:sz="4" w:color="000000" w:space="0"/>
+            </w:tcBorders>
+            <w:tcMar>
+              <w:top w:w="40" w:type="dxa"/>
+              <w:left w:w="80" w:type="dxa"/>
+              <w:bottom w:w="40" w:type="dxa"/>
+              <w:right w:w="80" w:type="dxa"/>
+            </w:tcMar>
+            <w:vAlign w:val="center"/>
+          </w:tcPr>
+          <w:p>
+            <w:pPr>
+              <w:bidi/>
+              <w:spacing w:after="0"/>
+              <w:jc w:val="center"/>
+            </w:pPr>
+            <w:r>
+              <w:rPr>
+                <w:sz w:val="18"/>
+                <w:szCs w:val="18"/>
+                <w:rtl/>
+              </w:rPr>
               <w:t xml:space="preserve">۴٫۰۰</w:t>
             </w:r>
           </w:p>
         </w:tc>
         <w:tc>
           <w:tcPr>
-            <w:tcW w:w="1188" w:type="dxa"/>
+            <w:tcW w:w="1138" w:type="dxa"/>
             <w:tcBorders>
               <w:top w:val="single" w:sz="4" w:color="000000" w:space="0"/>
               <w:left w:val="single" w:sz="4" w:color="000000" w:space="0"/>
@@ -24236,7 +24917,7 @@
         </w:trPr>
         <w:tc>
           <w:tcPr>
-            <w:tcW w:w="800" w:type="dxa"/>
+            <w:tcW w:w="700" w:type="dxa"/>
             <w:tcBorders>
               <w:top w:val="single" w:sz="4" w:color="000000" w:space="0"/>
               <w:left w:val="single" w:sz="4" w:color="000000" w:space="0"/>
@@ -24269,7 +24950,7 @@
         </w:tc>
         <w:tc>
           <w:tcPr>
-            <w:tcW w:w="4600" w:type="dxa"/>
+            <w:tcW w:w="4250" w:type="dxa"/>
             <w:tcBorders>
               <w:top w:val="single" w:sz="4" w:color="000000" w:space="0"/>
               <w:left w:val="single" w:sz="4" w:color="000000" w:space="0"/>
@@ -24301,7 +24982,7 @@
         </w:tc>
         <w:tc>
           <w:tcPr>
-            <w:tcW w:w="1700" w:type="dxa"/>
+            <w:tcW w:w="950" w:type="dxa"/>
             <w:tcBorders>
               <w:top w:val="single" w:sz="4" w:color="000000" w:space="0"/>
               <w:left w:val="single" w:sz="4" w:color="000000" w:space="0"/>
@@ -24328,13 +25009,46 @@
                 <w:szCs w:val="18"/>
                 <w:rtl/>
               </w:rPr>
+              <w:t xml:space="preserve">۱۸</w:t>
+            </w:r>
+          </w:p>
+        </w:tc>
+        <w:tc>
+          <w:tcPr>
+            <w:tcW w:w="1250" w:type="dxa"/>
+            <w:tcBorders>
+              <w:top w:val="single" w:sz="4" w:color="000000" w:space="0"/>
+              <w:left w:val="single" w:sz="4" w:color="000000" w:space="0"/>
+              <w:bottom w:val="single" w:sz="4" w:color="000000" w:space="0"/>
+              <w:right w:val="single" w:sz="4" w:color="000000" w:space="0"/>
+            </w:tcBorders>
+            <w:tcMar>
+              <w:top w:w="40" w:type="dxa"/>
+              <w:left w:w="80" w:type="dxa"/>
+              <w:bottom w:w="40" w:type="dxa"/>
+              <w:right w:w="80" w:type="dxa"/>
+            </w:tcMar>
+            <w:vAlign w:val="center"/>
+          </w:tcPr>
+          <w:p>
+            <w:pPr>
+              <w:bidi/>
+              <w:spacing w:after="0"/>
+              <w:jc w:val="center"/>
+            </w:pPr>
+            <w:r>
+              <w:rPr>
+                <w:sz w:val="18"/>
+                <w:szCs w:val="18"/>
+                <w:rtl/>
+              </w:rPr>
               <w:t xml:space="preserve">۴٫۰۰</w:t>
             </w:r>
           </w:p>
         </w:tc>
         <w:tc>
           <w:tcPr>
-            <w:tcW w:w="1188" w:type="dxa"/>
+            <w:tcW w:w="1138" w:type="dxa"/>
             <w:tcBorders>
               <w:top w:val="single" w:sz="4" w:color="000000" w:space="0"/>
               <w:left w:val="single" w:sz="4" w:color="000000" w:space="0"/>
@@ -24372,7 +25086,7 @@
         </w:trPr>
         <w:tc>
           <w:tcPr>
-            <w:tcW w:w="800" w:type="dxa"/>
+            <w:tcW w:w="700" w:type="dxa"/>
             <w:tcBorders>
               <w:top w:val="single" w:sz="4" w:color="000000" w:space="0"/>
               <w:left w:val="single" w:sz="4" w:color="000000" w:space="0"/>
@@ -24405,7 +25119,7 @@
         </w:tc>
         <w:tc>
           <w:tcPr>
-            <w:tcW w:w="4600" w:type="dxa"/>
+            <w:tcW w:w="4250" w:type="dxa"/>
             <w:tcBorders>
               <w:top w:val="single" w:sz="4" w:color="000000" w:space="0"/>
               <w:left w:val="single" w:sz="4" w:color="000000" w:space="0"/>
@@ -24437,7 +25151,7 @@
         </w:tc>
         <w:tc>
           <w:tcPr>
-            <w:tcW w:w="1700" w:type="dxa"/>
+            <w:tcW w:w="950" w:type="dxa"/>
             <w:tcBorders>
               <w:top w:val="single" w:sz="4" w:color="000000" w:space="0"/>
               <w:left w:val="single" w:sz="4" w:color="000000" w:space="0"/>
@@ -24464,13 +25178,46 @@
                 <w:szCs w:val="18"/>
                 <w:rtl/>
               </w:rPr>
+              <w:t xml:space="preserve">۲۰</w:t>
+            </w:r>
+          </w:p>
+        </w:tc>
+        <w:tc>
+          <w:tcPr>
+            <w:tcW w:w="1250" w:type="dxa"/>
+            <w:tcBorders>
+              <w:top w:val="single" w:sz="4" w:color="000000" w:space="0"/>
+              <w:left w:val="single" w:sz="4" w:color="000000" w:space="0"/>
+              <w:bottom w:val="single" w:sz="4" w:color="000000" w:space="0"/>
+              <w:right w:val="single" w:sz="4" w:color="000000" w:space="0"/>
+            </w:tcBorders>
+            <w:tcMar>
+              <w:top w:w="40" w:type="dxa"/>
+              <w:left w:w="80" w:type="dxa"/>
+              <w:bottom w:w="40" w:type="dxa"/>
+              <w:right w:w="80" w:type="dxa"/>
+            </w:tcMar>
+            <w:vAlign w:val="center"/>
+          </w:tcPr>
+          <w:p>
+            <w:pPr>
+              <w:bidi/>
+              <w:spacing w:after="0"/>
+              <w:jc w:val="center"/>
+            </w:pPr>
+            <w:r>
+              <w:rPr>
+                <w:sz w:val="18"/>
+                <w:szCs w:val="18"/>
+                <w:rtl/>
+              </w:rPr>
               <w:t xml:space="preserve">۴٫۰۰</w:t>
             </w:r>
           </w:p>
         </w:tc>
         <w:tc>
           <w:tcPr>
-            <w:tcW w:w="1188" w:type="dxa"/>
+            <w:tcW w:w="1138" w:type="dxa"/>
             <w:tcBorders>
               <w:top w:val="single" w:sz="4" w:color="000000" w:space="0"/>
               <w:left w:val="single" w:sz="4" w:color="000000" w:space="0"/>
@@ -24508,7 +25255,7 @@
         </w:trPr>
         <w:tc>
           <w:tcPr>
-            <w:tcW w:w="800" w:type="dxa"/>
+            <w:tcW w:w="700" w:type="dxa"/>
             <w:tcBorders>
               <w:top w:val="single" w:sz="4" w:color="000000" w:space="0"/>
               <w:left w:val="single" w:sz="4" w:color="000000" w:space="0"/>
@@ -24541,7 +25288,7 @@
         </w:tc>
         <w:tc>
           <w:tcPr>
-            <w:tcW w:w="4600" w:type="dxa"/>
+            <w:tcW w:w="4250" w:type="dxa"/>
             <w:tcBorders>
               <w:top w:val="single" w:sz="4" w:color="000000" w:space="0"/>
               <w:left w:val="single" w:sz="4" w:color="000000" w:space="0"/>
@@ -24573,7 +25320,7 @@
         </w:tc>
         <w:tc>
           <w:tcPr>
-            <w:tcW w:w="1700" w:type="dxa"/>
+            <w:tcW w:w="950" w:type="dxa"/>
             <w:tcBorders>
               <w:top w:val="single" w:sz="4" w:color="000000" w:space="0"/>
               <w:left w:val="single" w:sz="4" w:color="000000" w:space="0"/>
@@ -24600,13 +25347,46 @@
                 <w:szCs w:val="18"/>
                 <w:rtl/>
               </w:rPr>
+              <w:t xml:space="preserve">۲۱</w:t>
+            </w:r>
+          </w:p>
+        </w:tc>
+        <w:tc>
+          <w:tcPr>
+            <w:tcW w:w="1250" w:type="dxa"/>
+            <w:tcBorders>
+              <w:top w:val="single" w:sz="4" w:color="000000" w:space="0"/>
+              <w:left w:val="single" w:sz="4" w:color="000000" w:space="0"/>
+              <w:bottom w:val="single" w:sz="4" w:color="000000" w:space="0"/>
+              <w:right w:val="single" w:sz="4" w:color="000000" w:space="0"/>
+            </w:tcBorders>
+            <w:tcMar>
+              <w:top w:w="40" w:type="dxa"/>
+              <w:left w:w="80" w:type="dxa"/>
+              <w:bottom w:w="40" w:type="dxa"/>
+              <w:right w:w="80" w:type="dxa"/>
+            </w:tcMar>
+            <w:vAlign w:val="center"/>
+          </w:tcPr>
+          <w:p>
+            <w:pPr>
+              <w:bidi/>
+              <w:spacing w:after="0"/>
+              <w:jc w:val="center"/>
+            </w:pPr>
+            <w:r>
+              <w:rPr>
+                <w:sz w:val="18"/>
+                <w:szCs w:val="18"/>
+                <w:rtl/>
+              </w:rPr>
               <w:t xml:space="preserve">۴٫۰۰</w:t>
             </w:r>
           </w:p>
         </w:tc>
         <w:tc>
           <w:tcPr>
-            <w:tcW w:w="1188" w:type="dxa"/>
+            <w:tcW w:w="1138" w:type="dxa"/>
             <w:tcBorders>
               <w:top w:val="single" w:sz="4" w:color="000000" w:space="0"/>
               <w:left w:val="single" w:sz="4" w:color="000000" w:space="0"/>
@@ -24644,7 +25424,7 @@
         </w:trPr>
         <w:tc>
           <w:tcPr>
-            <w:tcW w:w="800" w:type="dxa"/>
+            <w:tcW w:w="700" w:type="dxa"/>
             <w:tcBorders>
               <w:top w:val="single" w:sz="4" w:color="000000" w:space="0"/>
               <w:left w:val="single" w:sz="4" w:color="000000" w:space="0"/>
@@ -24677,7 +25457,7 @@
         </w:tc>
         <w:tc>
           <w:tcPr>
-            <w:tcW w:w="4600" w:type="dxa"/>
+            <w:tcW w:w="4250" w:type="dxa"/>
             <w:tcBorders>
               <w:top w:val="single" w:sz="4" w:color="000000" w:space="0"/>
               <w:left w:val="single" w:sz="4" w:color="000000" w:space="0"/>
@@ -24709,7 +25489,7 @@
         </w:tc>
         <w:tc>
           <w:tcPr>
-            <w:tcW w:w="1700" w:type="dxa"/>
+            <w:tcW w:w="950" w:type="dxa"/>
             <w:tcBorders>
               <w:top w:val="single" w:sz="4" w:color="000000" w:space="0"/>
               <w:left w:val="single" w:sz="4" w:color="000000" w:space="0"/>
@@ -24736,13 +25516,46 @@
                 <w:szCs w:val="18"/>
                 <w:rtl/>
               </w:rPr>
+              <w:t xml:space="preserve">۲۴</w:t>
+            </w:r>
+          </w:p>
+        </w:tc>
+        <w:tc>
+          <w:tcPr>
+            <w:tcW w:w="1250" w:type="dxa"/>
+            <w:tcBorders>
+              <w:top w:val="single" w:sz="4" w:color="000000" w:space="0"/>
+              <w:left w:val="single" w:sz="4" w:color="000000" w:space="0"/>
+              <w:bottom w:val="single" w:sz="4" w:color="000000" w:space="0"/>
+              <w:right w:val="single" w:sz="4" w:color="000000" w:space="0"/>
+            </w:tcBorders>
+            <w:tcMar>
+              <w:top w:w="40" w:type="dxa"/>
+              <w:left w:w="80" w:type="dxa"/>
+              <w:bottom w:w="40" w:type="dxa"/>
+              <w:right w:w="80" w:type="dxa"/>
+            </w:tcMar>
+            <w:vAlign w:val="center"/>
+          </w:tcPr>
+          <w:p>
+            <w:pPr>
+              <w:bidi/>
+              <w:spacing w:after="0"/>
+              <w:jc w:val="center"/>
+            </w:pPr>
+            <w:r>
+              <w:rPr>
+                <w:sz w:val="18"/>
+                <w:szCs w:val="18"/>
+                <w:rtl/>
+              </w:rPr>
               <w:t xml:space="preserve">۴٫۰۰</w:t>
             </w:r>
           </w:p>
         </w:tc>
         <w:tc>
           <w:tcPr>
-            <w:tcW w:w="1188" w:type="dxa"/>
+            <w:tcW w:w="1138" w:type="dxa"/>
             <w:tcBorders>
               <w:top w:val="single" w:sz="4" w:color="000000" w:space="0"/>
               <w:left w:val="single" w:sz="4" w:color="000000" w:space="0"/>
@@ -24780,7 +25593,7 @@
         </w:trPr>
         <w:tc>
           <w:tcPr>
-            <w:tcW w:w="800" w:type="dxa"/>
+            <w:tcW w:w="700" w:type="dxa"/>
             <w:tcBorders>
               <w:top w:val="single" w:sz="4" w:color="000000" w:space="0"/>
               <w:left w:val="single" w:sz="4" w:color="000000" w:space="0"/>
@@ -24813,7 +25626,7 @@
         </w:tc>
         <w:tc>
           <w:tcPr>
-            <w:tcW w:w="4600" w:type="dxa"/>
+            <w:tcW w:w="4250" w:type="dxa"/>
             <w:tcBorders>
               <w:top w:val="single" w:sz="4" w:color="000000" w:space="0"/>
               <w:left w:val="single" w:sz="4" w:color="000000" w:space="0"/>
@@ -24845,7 +25658,7 @@
         </w:tc>
         <w:tc>
           <w:tcPr>
-            <w:tcW w:w="1700" w:type="dxa"/>
+            <w:tcW w:w="950" w:type="dxa"/>
             <w:tcBorders>
               <w:top w:val="single" w:sz="4" w:color="000000" w:space="0"/>
               <w:left w:val="single" w:sz="4" w:color="000000" w:space="0"/>
@@ -24872,13 +25685,46 @@
                 <w:szCs w:val="18"/>
                 <w:rtl/>
               </w:rPr>
+              <w:t xml:space="preserve">۲۶</w:t>
+            </w:r>
+          </w:p>
+        </w:tc>
+        <w:tc>
+          <w:tcPr>
+            <w:tcW w:w="1250" w:type="dxa"/>
+            <w:tcBorders>
+              <w:top w:val="single" w:sz="4" w:color="000000" w:space="0"/>
+              <w:left w:val="single" w:sz="4" w:color="000000" w:space="0"/>
+              <w:bottom w:val="single" w:sz="4" w:color="000000" w:space="0"/>
+              <w:right w:val="single" w:sz="4" w:color="000000" w:space="0"/>
+            </w:tcBorders>
+            <w:tcMar>
+              <w:top w:w="40" w:type="dxa"/>
+              <w:left w:w="80" w:type="dxa"/>
+              <w:bottom w:w="40" w:type="dxa"/>
+              <w:right w:w="80" w:type="dxa"/>
+            </w:tcMar>
+            <w:vAlign w:val="center"/>
+          </w:tcPr>
+          <w:p>
+            <w:pPr>
+              <w:bidi/>
+              <w:spacing w:after="0"/>
+              <w:jc w:val="center"/>
+            </w:pPr>
+            <w:r>
+              <w:rPr>
+                <w:sz w:val="18"/>
+                <w:szCs w:val="18"/>
+                <w:rtl/>
+              </w:rPr>
               <w:t xml:space="preserve">۴٫۰۰</w:t>
             </w:r>
           </w:p>
         </w:tc>
         <w:tc>
           <w:tcPr>
-            <w:tcW w:w="1188" w:type="dxa"/>
+            <w:tcW w:w="1138" w:type="dxa"/>
             <w:tcBorders>
               <w:top w:val="single" w:sz="4" w:color="000000" w:space="0"/>
               <w:left w:val="single" w:sz="4" w:color="000000" w:space="0"/>
@@ -24916,7 +25762,7 @@
         </w:trPr>
         <w:tc>
           <w:tcPr>
-            <w:tcW w:w="800" w:type="dxa"/>
+            <w:tcW w:w="700" w:type="dxa"/>
             <w:tcBorders>
               <w:top w:val="single" w:sz="4" w:color="000000" w:space="0"/>
               <w:left w:val="single" w:sz="4" w:color="000000" w:space="0"/>
@@ -24949,7 +25795,7 @@
         </w:tc>
         <w:tc>
           <w:tcPr>
-            <w:tcW w:w="4600" w:type="dxa"/>
+            <w:tcW w:w="4250" w:type="dxa"/>
             <w:tcBorders>
               <w:top w:val="single" w:sz="4" w:color="000000" w:space="0"/>
               <w:left w:val="single" w:sz="4" w:color="000000" w:space="0"/>
@@ -24981,7 +25827,7 @@
         </w:tc>
         <w:tc>
           <w:tcPr>
-            <w:tcW w:w="1700" w:type="dxa"/>
+            <w:tcW w:w="950" w:type="dxa"/>
             <w:tcBorders>
               <w:top w:val="single" w:sz="4" w:color="000000" w:space="0"/>
               <w:left w:val="single" w:sz="4" w:color="000000" w:space="0"/>
@@ -25008,13 +25854,46 @@
                 <w:szCs w:val="18"/>
                 <w:rtl/>
               </w:rPr>
+              <w:t xml:space="preserve">۲۷</w:t>
+            </w:r>
+          </w:p>
+        </w:tc>
+        <w:tc>
+          <w:tcPr>
+            <w:tcW w:w="1250" w:type="dxa"/>
+            <w:tcBorders>
+              <w:top w:val="single" w:sz="4" w:color="000000" w:space="0"/>
+              <w:left w:val="single" w:sz="4" w:color="000000" w:space="0"/>
+              <w:bottom w:val="single" w:sz="4" w:color="000000" w:space="0"/>
+              <w:right w:val="single" w:sz="4" w:color="000000" w:space="0"/>
+            </w:tcBorders>
+            <w:tcMar>
+              <w:top w:w="40" w:type="dxa"/>
+              <w:left w:w="80" w:type="dxa"/>
+              <w:bottom w:w="40" w:type="dxa"/>
+              <w:right w:w="80" w:type="dxa"/>
+            </w:tcMar>
+            <w:vAlign w:val="center"/>
+          </w:tcPr>
+          <w:p>
+            <w:pPr>
+              <w:bidi/>
+              <w:spacing w:after="0"/>
+              <w:jc w:val="center"/>
+            </w:pPr>
+            <w:r>
+              <w:rPr>
+                <w:sz w:val="18"/>
+                <w:szCs w:val="18"/>
+                <w:rtl/>
+              </w:rPr>
               <w:t xml:space="preserve">۴٫۰۰</w:t>
             </w:r>
           </w:p>
         </w:tc>
         <w:tc>
           <w:tcPr>
-            <w:tcW w:w="1188" w:type="dxa"/>
+            <w:tcW w:w="1138" w:type="dxa"/>
             <w:tcBorders>
               <w:top w:val="single" w:sz="4" w:color="000000" w:space="0"/>
               <w:left w:val="single" w:sz="4" w:color="000000" w:space="0"/>
@@ -25052,7 +25931,7 @@
         </w:trPr>
         <w:tc>
           <w:tcPr>
-            <w:tcW w:w="800" w:type="dxa"/>
+            <w:tcW w:w="700" w:type="dxa"/>
             <w:tcBorders>
               <w:top w:val="single" w:sz="4" w:color="000000" w:space="0"/>
               <w:left w:val="single" w:sz="4" w:color="000000" w:space="0"/>
@@ -25085,7 +25964,7 @@
         </w:tc>
         <w:tc>
           <w:tcPr>
-            <w:tcW w:w="4600" w:type="dxa"/>
+            <w:tcW w:w="4250" w:type="dxa"/>
             <w:tcBorders>
               <w:top w:val="single" w:sz="4" w:color="000000" w:space="0"/>
               <w:left w:val="single" w:sz="4" w:color="000000" w:space="0"/>
@@ -25117,7 +25996,7 @@
         </w:tc>
         <w:tc>
           <w:tcPr>
-            <w:tcW w:w="1700" w:type="dxa"/>
+            <w:tcW w:w="950" w:type="dxa"/>
             <w:tcBorders>
               <w:top w:val="single" w:sz="4" w:color="000000" w:space="0"/>
               <w:left w:val="single" w:sz="4" w:color="000000" w:space="0"/>
@@ -25144,13 +26023,46 @@
                 <w:szCs w:val="18"/>
                 <w:rtl/>
               </w:rPr>
+              <w:t xml:space="preserve">۲۹</w:t>
+            </w:r>
+          </w:p>
+        </w:tc>
+        <w:tc>
+          <w:tcPr>
+            <w:tcW w:w="1250" w:type="dxa"/>
+            <w:tcBorders>
+              <w:top w:val="single" w:sz="4" w:color="000000" w:space="0"/>
+              <w:left w:val="single" w:sz="4" w:color="000000" w:space="0"/>
+              <w:bottom w:val="single" w:sz="4" w:color="000000" w:space="0"/>
+              <w:right w:val="single" w:sz="4" w:color="000000" w:space="0"/>
+            </w:tcBorders>
+            <w:tcMar>
+              <w:top w:w="40" w:type="dxa"/>
+              <w:left w:w="80" w:type="dxa"/>
+              <w:bottom w:w="40" w:type="dxa"/>
+              <w:right w:w="80" w:type="dxa"/>
+            </w:tcMar>
+            <w:vAlign w:val="center"/>
+          </w:tcPr>
+          <w:p>
+            <w:pPr>
+              <w:bidi/>
+              <w:spacing w:after="0"/>
+              <w:jc w:val="center"/>
+            </w:pPr>
+            <w:r>
+              <w:rPr>
+                <w:sz w:val="18"/>
+                <w:szCs w:val="18"/>
+                <w:rtl/>
+              </w:rPr>
               <w:t xml:space="preserve">۴٫۰۰</w:t>
             </w:r>
           </w:p>
         </w:tc>
         <w:tc>
           <w:tcPr>
-            <w:tcW w:w="1188" w:type="dxa"/>
+            <w:tcW w:w="1138" w:type="dxa"/>
             <w:tcBorders>
               <w:top w:val="single" w:sz="4" w:color="000000" w:space="0"/>
               <w:left w:val="single" w:sz="4" w:color="000000" w:space="0"/>
@@ -25188,7 +26100,7 @@
         </w:trPr>
         <w:tc>
           <w:tcPr>
-            <w:tcW w:w="800" w:type="dxa"/>
+            <w:tcW w:w="700" w:type="dxa"/>
             <w:tcBorders>
               <w:top w:val="single" w:sz="4" w:color="000000" w:space="0"/>
               <w:left w:val="single" w:sz="4" w:color="000000" w:space="0"/>
@@ -25221,7 +26133,7 @@
         </w:tc>
         <w:tc>
           <w:tcPr>
-            <w:tcW w:w="4600" w:type="dxa"/>
+            <w:tcW w:w="4250" w:type="dxa"/>
             <w:tcBorders>
               <w:top w:val="single" w:sz="4" w:color="000000" w:space="0"/>
               <w:left w:val="single" w:sz="4" w:color="000000" w:space="0"/>
@@ -25253,7 +26165,7 @@
         </w:tc>
         <w:tc>
           <w:tcPr>
-            <w:tcW w:w="1700" w:type="dxa"/>
+            <w:tcW w:w="950" w:type="dxa"/>
             <w:tcBorders>
               <w:top w:val="single" w:sz="4" w:color="000000" w:space="0"/>
               <w:left w:val="single" w:sz="4" w:color="000000" w:space="0"/>
@@ -25280,13 +26192,46 @@
                 <w:szCs w:val="18"/>
                 <w:rtl/>
               </w:rPr>
+              <w:t xml:space="preserve">۱۰</w:t>
+            </w:r>
+          </w:p>
+        </w:tc>
+        <w:tc>
+          <w:tcPr>
+            <w:tcW w:w="1250" w:type="dxa"/>
+            <w:tcBorders>
+              <w:top w:val="single" w:sz="4" w:color="000000" w:space="0"/>
+              <w:left w:val="single" w:sz="4" w:color="000000" w:space="0"/>
+              <w:bottom w:val="single" w:sz="4" w:color="000000" w:space="0"/>
+              <w:right w:val="single" w:sz="4" w:color="000000" w:space="0"/>
+            </w:tcBorders>
+            <w:tcMar>
+              <w:top w:w="40" w:type="dxa"/>
+              <w:left w:w="80" w:type="dxa"/>
+              <w:bottom w:w="40" w:type="dxa"/>
+              <w:right w:w="80" w:type="dxa"/>
+            </w:tcMar>
+            <w:vAlign w:val="center"/>
+          </w:tcPr>
+          <w:p>
+            <w:pPr>
+              <w:bidi/>
+              <w:spacing w:after="0"/>
+              <w:jc w:val="center"/>
+            </w:pPr>
+            <w:r>
+              <w:rPr>
+                <w:sz w:val="18"/>
+                <w:szCs w:val="18"/>
+                <w:rtl/>
+              </w:rPr>
               <w:t xml:space="preserve">۳٫۴۳</w:t>
             </w:r>
           </w:p>
         </w:tc>
         <w:tc>
           <w:tcPr>
-            <w:tcW w:w="1188" w:type="dxa"/>
+            <w:tcW w:w="1138" w:type="dxa"/>
             <w:tcBorders>
               <w:top w:val="single" w:sz="4" w:color="000000" w:space="0"/>
               <w:left w:val="single" w:sz="4" w:color="000000" w:space="0"/>
@@ -25324,7 +26269,7 @@
         </w:trPr>
         <w:tc>
           <w:tcPr>
-            <w:tcW w:w="800" w:type="dxa"/>
+            <w:tcW w:w="700" w:type="dxa"/>
             <w:tcBorders>
               <w:top w:val="single" w:sz="4" w:color="000000" w:space="0"/>
               <w:left w:val="single" w:sz="4" w:color="000000" w:space="0"/>
@@ -25357,7 +26302,7 @@
         </w:tc>
         <w:tc>
           <w:tcPr>
-            <w:tcW w:w="4600" w:type="dxa"/>
+            <w:tcW w:w="4250" w:type="dxa"/>
             <w:tcBorders>
               <w:top w:val="single" w:sz="4" w:color="000000" w:space="0"/>
               <w:left w:val="single" w:sz="4" w:color="000000" w:space="0"/>
@@ -25389,7 +26334,7 @@
         </w:tc>
         <w:tc>
           <w:tcPr>
-            <w:tcW w:w="1700" w:type="dxa"/>
+            <w:tcW w:w="950" w:type="dxa"/>
             <w:tcBorders>
               <w:top w:val="single" w:sz="4" w:color="000000" w:space="0"/>
               <w:left w:val="single" w:sz="4" w:color="000000" w:space="0"/>
@@ -25416,13 +26361,46 @@
                 <w:szCs w:val="18"/>
                 <w:rtl/>
               </w:rPr>
+              <w:t xml:space="preserve">۶</w:t>
+            </w:r>
+          </w:p>
+        </w:tc>
+        <w:tc>
+          <w:tcPr>
+            <w:tcW w:w="1250" w:type="dxa"/>
+            <w:tcBorders>
+              <w:top w:val="single" w:sz="4" w:color="000000" w:space="0"/>
+              <w:left w:val="single" w:sz="4" w:color="000000" w:space="0"/>
+              <w:bottom w:val="single" w:sz="4" w:color="000000" w:space="0"/>
+              <w:right w:val="single" w:sz="4" w:color="000000" w:space="0"/>
+            </w:tcBorders>
+            <w:tcMar>
+              <w:top w:w="40" w:type="dxa"/>
+              <w:left w:w="80" w:type="dxa"/>
+              <w:bottom w:w="40" w:type="dxa"/>
+              <w:right w:w="80" w:type="dxa"/>
+            </w:tcMar>
+            <w:vAlign w:val="center"/>
+          </w:tcPr>
+          <w:p>
+            <w:pPr>
+              <w:bidi/>
+              <w:spacing w:after="0"/>
+              <w:jc w:val="center"/>
+            </w:pPr>
+            <w:r>
+              <w:rPr>
+                <w:sz w:val="18"/>
+                <w:szCs w:val="18"/>
+                <w:rtl/>
+              </w:rPr>
               <w:t xml:space="preserve">۳٫۱۴</w:t>
             </w:r>
           </w:p>
         </w:tc>
         <w:tc>
           <w:tcPr>
-            <w:tcW w:w="1188" w:type="dxa"/>
+            <w:tcW w:w="1138" w:type="dxa"/>
             <w:tcBorders>
               <w:top w:val="single" w:sz="4" w:color="000000" w:space="0"/>
               <w:left w:val="single" w:sz="4" w:color="000000" w:space="0"/>
@@ -25460,7 +26438,7 @@
         </w:trPr>
         <w:tc>
           <w:tcPr>
-            <w:tcW w:w="800" w:type="dxa"/>
+            <w:tcW w:w="700" w:type="dxa"/>
             <w:tcBorders>
               <w:top w:val="single" w:sz="4" w:color="000000" w:space="0"/>
               <w:left w:val="single" w:sz="4" w:color="000000" w:space="0"/>
@@ -25493,7 +26471,7 @@
         </w:tc>
         <w:tc>
           <w:tcPr>
-            <w:tcW w:w="4600" w:type="dxa"/>
+            <w:tcW w:w="4250" w:type="dxa"/>
             <w:tcBorders>
               <w:top w:val="single" w:sz="4" w:color="000000" w:space="0"/>
               <w:left w:val="single" w:sz="4" w:color="000000" w:space="0"/>
@@ -25525,7 +26503,7 @@
         </w:tc>
         <w:tc>
           <w:tcPr>
-            <w:tcW w:w="1700" w:type="dxa"/>
+            <w:tcW w:w="950" w:type="dxa"/>
             <w:tcBorders>
               <w:top w:val="single" w:sz="4" w:color="000000" w:space="0"/>
               <w:left w:val="single" w:sz="4" w:color="000000" w:space="0"/>
@@ -25552,13 +26530,46 @@
                 <w:szCs w:val="18"/>
                 <w:rtl/>
               </w:rPr>
+              <w:t xml:space="preserve">۷</w:t>
+            </w:r>
+          </w:p>
+        </w:tc>
+        <w:tc>
+          <w:tcPr>
+            <w:tcW w:w="1250" w:type="dxa"/>
+            <w:tcBorders>
+              <w:top w:val="single" w:sz="4" w:color="000000" w:space="0"/>
+              <w:left w:val="single" w:sz="4" w:color="000000" w:space="0"/>
+              <w:bottom w:val="single" w:sz="4" w:color="000000" w:space="0"/>
+              <w:right w:val="single" w:sz="4" w:color="000000" w:space="0"/>
+            </w:tcBorders>
+            <w:tcMar>
+              <w:top w:w="40" w:type="dxa"/>
+              <w:left w:w="80" w:type="dxa"/>
+              <w:bottom w:w="40" w:type="dxa"/>
+              <w:right w:w="80" w:type="dxa"/>
+            </w:tcMar>
+            <w:vAlign w:val="center"/>
+          </w:tcPr>
+          <w:p>
+            <w:pPr>
+              <w:bidi/>
+              <w:spacing w:after="0"/>
+              <w:jc w:val="center"/>
+            </w:pPr>
+            <w:r>
+              <w:rPr>
+                <w:sz w:val="18"/>
+                <w:szCs w:val="18"/>
+                <w:rtl/>
+              </w:rPr>
               <w:t xml:space="preserve">۳٫۱۴</w:t>
             </w:r>
           </w:p>
         </w:tc>
         <w:tc>
           <w:tcPr>
-            <w:tcW w:w="1188" w:type="dxa"/>
+            <w:tcW w:w="1138" w:type="dxa"/>
             <w:tcBorders>
               <w:top w:val="single" w:sz="4" w:color="000000" w:space="0"/>
               <w:left w:val="single" w:sz="4" w:color="000000" w:space="0"/>
@@ -25596,7 +26607,7 @@
         </w:trPr>
         <w:tc>
           <w:tcPr>
-            <w:tcW w:w="800" w:type="dxa"/>
+            <w:tcW w:w="700" w:type="dxa"/>
             <w:tcBorders>
               <w:top w:val="single" w:sz="4" w:color="000000" w:space="0"/>
               <w:left w:val="single" w:sz="4" w:color="000000" w:space="0"/>
@@ -25629,7 +26640,7 @@
         </w:tc>
         <w:tc>
           <w:tcPr>
-            <w:tcW w:w="4600" w:type="dxa"/>
+            <w:tcW w:w="4250" w:type="dxa"/>
             <w:tcBorders>
               <w:top w:val="single" w:sz="4" w:color="000000" w:space="0"/>
               <w:left w:val="single" w:sz="4" w:color="000000" w:space="0"/>
@@ -25661,7 +26672,7 @@
         </w:tc>
         <w:tc>
           <w:tcPr>
-            <w:tcW w:w="1700" w:type="dxa"/>
+            <w:tcW w:w="950" w:type="dxa"/>
             <w:tcBorders>
               <w:top w:val="single" w:sz="4" w:color="000000" w:space="0"/>
               <w:left w:val="single" w:sz="4" w:color="000000" w:space="0"/>
@@ -25688,13 +26699,46 @@
                 <w:szCs w:val="18"/>
                 <w:rtl/>
               </w:rPr>
+              <w:t xml:space="preserve">۱۳</w:t>
+            </w:r>
+          </w:p>
+        </w:tc>
+        <w:tc>
+          <w:tcPr>
+            <w:tcW w:w="1250" w:type="dxa"/>
+            <w:tcBorders>
+              <w:top w:val="single" w:sz="4" w:color="000000" w:space="0"/>
+              <w:left w:val="single" w:sz="4" w:color="000000" w:space="0"/>
+              <w:bottom w:val="single" w:sz="4" w:color="000000" w:space="0"/>
+              <w:right w:val="single" w:sz="4" w:color="000000" w:space="0"/>
+            </w:tcBorders>
+            <w:tcMar>
+              <w:top w:w="40" w:type="dxa"/>
+              <w:left w:w="80" w:type="dxa"/>
+              <w:bottom w:w="40" w:type="dxa"/>
+              <w:right w:w="80" w:type="dxa"/>
+            </w:tcMar>
+            <w:vAlign w:val="center"/>
+          </w:tcPr>
+          <w:p>
+            <w:pPr>
+              <w:bidi/>
+              <w:spacing w:after="0"/>
+              <w:jc w:val="center"/>
+            </w:pPr>
+            <w:r>
+              <w:rPr>
+                <w:sz w:val="18"/>
+                <w:szCs w:val="18"/>
+                <w:rtl/>
+              </w:rPr>
               <w:t xml:space="preserve">۳٫۱۴</w:t>
             </w:r>
           </w:p>
         </w:tc>
         <w:tc>
           <w:tcPr>
-            <w:tcW w:w="1188" w:type="dxa"/>
+            <w:tcW w:w="1138" w:type="dxa"/>
             <w:tcBorders>
               <w:top w:val="single" w:sz="4" w:color="000000" w:space="0"/>
               <w:left w:val="single" w:sz="4" w:color="000000" w:space="0"/>
@@ -25732,7 +26776,7 @@
         </w:trPr>
         <w:tc>
           <w:tcPr>
-            <w:tcW w:w="800" w:type="dxa"/>
+            <w:tcW w:w="700" w:type="dxa"/>
             <w:tcBorders>
               <w:top w:val="single" w:sz="4" w:color="000000" w:space="0"/>
               <w:left w:val="single" w:sz="4" w:color="000000" w:space="0"/>
@@ -25767,7 +26811,7 @@
         </w:tc>
         <w:tc>
           <w:tcPr>
-            <w:tcW w:w="4600" w:type="dxa"/>
+            <w:tcW w:w="4250" w:type="dxa"/>
             <w:tcBorders>
               <w:top w:val="single" w:sz="4" w:color="000000" w:space="0"/>
               <w:left w:val="single" w:sz="4" w:color="000000" w:space="0"/>
@@ -25801,7 +26845,7 @@
         </w:tc>
         <w:tc>
           <w:tcPr>
-            <w:tcW w:w="1700" w:type="dxa"/>
+            <w:tcW w:w="950" w:type="dxa"/>
             <w:tcBorders>
               <w:top w:val="single" w:sz="4" w:color="000000" w:space="0"/>
               <w:left w:val="single" w:sz="4" w:color="000000" w:space="0"/>
@@ -25830,13 +26874,48 @@
                 <w:szCs w:val="18"/>
                 <w:rtl/>
               </w:rPr>
+              <w:t xml:space="preserve"/>
+            </w:r>
+          </w:p>
+        </w:tc>
+        <w:tc>
+          <w:tcPr>
+            <w:tcW w:w="1250" w:type="dxa"/>
+            <w:tcBorders>
+              <w:top w:val="single" w:sz="4" w:color="000000" w:space="0"/>
+              <w:left w:val="single" w:sz="4" w:color="000000" w:space="0"/>
+              <w:bottom w:val="single" w:sz="4" w:color="000000" w:space="0"/>
+              <w:right w:val="single" w:sz="4" w:color="000000" w:space="0"/>
+            </w:tcBorders>
+            <w:tcMar>
+              <w:top w:w="40" w:type="dxa"/>
+              <w:left w:w="80" w:type="dxa"/>
+              <w:bottom w:w="40" w:type="dxa"/>
+              <w:right w:w="80" w:type="dxa"/>
+            </w:tcMar>
+            <w:vAlign w:val="center"/>
+          </w:tcPr>
+          <w:p>
+            <w:pPr>
+              <w:bidi/>
+              <w:spacing w:after="0"/>
+              <w:jc w:val="center"/>
+            </w:pPr>
+            <w:r>
+              <w:rPr>
+                <w:b/>
+                <w:bCs/>
+                <w:sz w:val="18"/>
+                <w:szCs w:val="18"/>
+                <w:rtl/>
+              </w:rPr>
               <w:t xml:space="preserve">۱۱۸٫۰۰</w:t>
             </w:r>
           </w:p>
         </w:tc>
         <w:tc>
           <w:tcPr>
-            <w:tcW w:w="1188" w:type="dxa"/>
+            <w:tcW w:w="1138" w:type="dxa"/>
             <w:tcBorders>
               <w:top w:val="single" w:sz="4" w:color="000000" w:space="0"/>
               <w:left w:val="single" w:sz="4" w:color="000000" w:space="0"/>
@@ -25887,7 +26966,19 @@
         <w:rPr>
           <w:rtl/>
         </w:rPr>
-        <w:t xml:space="preserve">بیشترین وزن (۰٫۰۴۲۴) به دو گویه «ورود رقبای جدید و افزایش شدت رقابت» و «افزایش بهای تمام‌شده و فشار بر حاشیه سود» تعلق گرفت؛ پس از آن‌ها گویه «تغییر سریع ذائقه و ترجیحات مصرف‌کننده در گذر زمان» (۰٫۰۴۰۰) و دو گویه «محدود بودن بازار هدف به یک گروه خاص از مشتریان» و «نوسان و کمبود در تأمین مواد اولیه» (هر دو ۰٫۰۳۸۷) آمدند. در سوی دیگر، سه گویه «نبود نوآوری و توسعه محصول»، «کم‌توجهی به تحقیقات بازار و مطالعه رفتار مصرف‌کننده» و «ضعف در نظام برنامه‌ریزی و اطلاعات فروش» با وزن ۰٫۰۲۶۶ در پایین‌ترین رتبه (۲۷) جای دارند. هفده گویه میانگین دقیقاً ۴٫۰۰ و در نتیجه وزن یکسان (۰٫۰۳۳۹) دارند؛ یعنی هر هفت عضو پانل به آن‌ها امتیاز ۴ داده‌اند و میان این گویه‌ها تمایز رتبه‌ای وجود ندارد.</w:t>
+        <w:t xml:space="preserve">بیشترین وزن (۰٫۰۴۲۴) به دو گویه «ورود رقبای جدید و افزایش شدت رقابت» و «افزایش بهای تمام‌شده و فشار بر حاشیه سود» تعلق گرفت؛ پس از آن‌ها گویه «تغییر سریع ذائقه و ترجیحات مصرف‌کننده در گذر زمان» (۰٫۰۴۰۰) و دو گویه «محدود بودن بازار هدف به یک گروه خاص از مشتریان» و «نوسان و کمبود در تأمین مواد اولیه» (هر دو ۰٫۰۳۸۷) آمدند. در سوی دیگر، سه گویه «نبود نوآوری و توسعه محصول»، «کم‌توجهی به تحقیقات بازار و مطالعه رفتار مصرف‌کننده» و «ضعف در نظام برنامه‌ریزی و اطلاعات فروش» با وزن ۰٫۰۲۶۶ در پایین‌ترین رتبه (۲۷) جای دارند؛ وزن بیشترین گویه‌ها حدود ۱٫۶ برابر وزن کمترین آن‌هاست. هفده گویه میانگین دقیقاً ۴٫۰۰ و در نتیجه وزن یکسان (۰٫۰۳۳۹) دارند؛ یعنی هر هفت عضو پانل به آن‌ها امتیاز ۴ داده‌اند و میان این گویه‌ها تمایز رتبه‌ای وجود ندارد.</w:t>
+      </w:r>
+    </w:p>
+    <w:p>
+      <w:pPr>
+        <w:pStyle w:val="Heading4"/>
+        <w:keepNext/>
+        <w:bidi/>
+        <w:spacing w:before="180" w:after="80"/>
+        <w:jc w:val="lowKashida"/>
+      </w:pPr>
+      <w:r>
+        <w:t xml:space="preserve">۴-۶-۲-۳ گام سوم: مؤلفه‌ها و وزن آن‌ها</w:t>
       </w:r>
     </w:p>
     <w:p>
@@ -25900,7 +26991,47 @@
         <w:rPr>
           <w:rtl/>
         </w:rPr>
-        <w:t xml:space="preserve">گام سوم، تشکیل سلسله‌مراتب و وزن مؤلفه‌ها: برای تشکیل سلسله‌مراتب AHP، گویه‌ها بر پایه شباهت مضمونی در نُه مؤلفه سازمان‌دهی شدند: پنج مؤلفه درون‌سازمانی با ۱۸ گویه و چهار مؤلفه برون‌سازمانی با ۱۱ گویه. وزن هر مؤلفه از وزن گویه‌های آن به دست آمد: میانگین وزن گویه‌های هر مؤلفه محاسبه و بر مجموع این میانگین‌ها در نُه مؤلفه تقسیم شد تا مجموع وزن مؤلفه‌ها برابر یک شود. چون وزن هر گویه با میانگین امتیاز آن متناسب است، وزن مؤلفه با سهم میانگین امتیاز آن از مجموع میانگین امتیاز نُه مؤلفه (۳۷٫۰۱) برابر است. جدول ۴-۱۲ وزن و رتبه مؤلفه‌ها را نشان می‌دهد.</w:t>
+        <w:t xml:space="preserve">برای تکمیل سلسله‌مراتب، ۲۹ گویه بر پایه شباهت مضمونی در نُه مؤلفه سازمان‌دهی شدند: پنج مؤلفه درون‌سازمانی با ۱۸ گویه و چهار مؤلفه برون‌سازمانی با ۱۱ گویه. ستون «ردیف گویه‌ها» در جدول ۴-۱۲ نشان می‌دهد هر مؤلفه کدام گویه‌های جدول ۴-۶ را در بر دارد.</w:t>
+      </w:r>
+    </w:p>
+    <w:p>
+      <w:pPr>
+        <w:bidi/>
+        <w:spacing w:after="80"/>
+        <w:jc w:val="lowKashida"/>
+      </w:pPr>
+      <w:r>
+        <w:rPr>
+          <w:rtl/>
+        </w:rPr>
+        <w:t xml:space="preserve">وزن هر مؤلفه از وزن گویه‌های آن به دست می‌آید: میانگین وزن گویه‌های مؤلفه محاسبه می‌شود و، برای آنکه مجموع وزن مؤلفه‌ها یک شود، بر مجموع این میانگین‌ها در نُه مؤلفه تقسیم می‌شود. چون وزن هر گویه با میانگین امتیاز آن متناسب است، همین وزن به‌طور معادل از رابطه زیر به دست می‌آید:</w:t>
+      </w:r>
+    </w:p>
+    <w:p>
+      <w:pPr>
+        <w:bidi/>
+        <w:spacing w:after="140" w:before="80"/>
+        <w:ind w:firstLine="0"/>
+        <w:jc w:val="center"/>
+      </w:pPr>
+      <w:r>
+        <w:rPr>
+          <w:rtl/>
+        </w:rPr>
+        <w:t xml:space="preserve">وزن مؤلفه = میانگین امتیاز مؤلفه تقسیم بر مجموع میانگین‌های نُه مؤلفه</w:t>
+      </w:r>
+    </w:p>
+    <w:p>
+      <w:pPr>
+        <w:bidi/>
+        <w:spacing w:after="80"/>
+        <w:jc w:val="lowKashida"/>
+      </w:pPr>
+      <w:r>
+        <w:rPr>
+          <w:rtl/>
+        </w:rPr>
+        <w:t xml:space="preserve">مجموع میانگین امتیاز نُه مؤلفه ۳۷٫۰۱ است. برای نمونه، مؤلفه «فشارهای اقتصاد کلان و کاهش قدرت خرید» دو گویه (ردیف‌های ۲۸ و ۲۹) با میانگین ۵٫۰۰ و ۴٫۰۰ دارد؛ میانگین امتیاز مؤلفه ۴٫۵۰ است و وزن آن برابر ۰٫۱۲۲ (۴٫۵۰ تقسیم بر ۳۷٫۰۱) می‌شود. میانگین (و نه مجموع) گرفته شد تا شمار گویه‌های هر مؤلفه، که از شیوه دسته‌بندی ناشی می‌شود و نه از اهمیت چالش، بر وزن آن اثر نگذارد. جدول ۴-۱۲ وزن و رتبه نُه مؤلفه را نشان می‌دهد.</w:t>
       </w:r>
     </w:p>
     <w:p>
@@ -25937,12 +27068,12 @@
         <w:tblLook w:val="04A0"/>
       </w:tblPr>
       <w:tblGrid>
-        <w:gridCol w:w="650"/>
-        <w:gridCol w:w="3000"/>
+        <w:gridCol w:w="560"/>
+        <w:gridCol w:w="2500"/>
         <w:gridCol w:w="1450"/>
-        <w:gridCol w:w="750"/>
-        <w:gridCol w:w="1200"/>
-        <w:gridCol w:w="1238"/>
+        <w:gridCol w:w="1250"/>
+        <w:gridCol w:w="1250"/>
+        <w:gridCol w:w="1278"/>
       </w:tblGrid>
       <w:tr>
         <w:trPr>
@@ -25951,7 +27082,7 @@
         </w:trPr>
         <w:tc>
           <w:tcPr>
-            <w:tcW w:w="650" w:type="dxa"/>
+            <w:tcW w:w="560" w:type="dxa"/>
             <w:tcBorders>
               <w:top w:val="single" w:sz="4" w:color="000000" w:space="0"/>
               <w:left w:val="single" w:sz="4" w:color="000000" w:space="0"/>
@@ -25986,7 +27117,7 @@
         </w:tc>
         <w:tc>
           <w:tcPr>
-            <w:tcW w:w="3000" w:type="dxa"/>
+            <w:tcW w:w="2500" w:type="dxa"/>
             <w:tcBorders>
               <w:top w:val="single" w:sz="4" w:color="000000" w:space="0"/>
               <w:left w:val="single" w:sz="4" w:color="000000" w:space="0"/>
@@ -26055,7 +27186,7 @@
         </w:tc>
         <w:tc>
           <w:tcPr>
-            <w:tcW w:w="750" w:type="dxa"/>
+            <w:tcW w:w="1250" w:type="dxa"/>
             <w:tcBorders>
               <w:top w:val="single" w:sz="4" w:color="000000" w:space="0"/>
               <w:left w:val="single" w:sz="4" w:color="000000" w:space="0"/>
@@ -26084,13 +27215,13 @@
                 <w:szCs w:val="18"/>
                 <w:rtl/>
               </w:rPr>
-              <w:t xml:space="preserve">شمار گویه</w:t>
-            </w:r>
-          </w:p>
-        </w:tc>
-        <w:tc>
-          <w:tcPr>
-            <w:tcW w:w="1200" w:type="dxa"/>
+              <w:t xml:space="preserve">ردیف گویه‌ها (جدول ۴-۶)</w:t>
+            </w:r>
+          </w:p>
+        </w:tc>
+        <w:tc>
+          <w:tcPr>
+            <w:tcW w:w="1250" w:type="dxa"/>
             <w:tcBorders>
               <w:top w:val="single" w:sz="4" w:color="000000" w:space="0"/>
               <w:left w:val="single" w:sz="4" w:color="000000" w:space="0"/>
@@ -26125,7 +27256,7 @@
         </w:tc>
         <w:tc>
           <w:tcPr>
-            <w:tcW w:w="1238" w:type="dxa"/>
+            <w:tcW w:w="1278" w:type="dxa"/>
             <w:tcBorders>
               <w:top w:val="single" w:sz="4" w:color="000000" w:space="0"/>
               <w:left w:val="single" w:sz="4" w:color="000000" w:space="0"/>
@@ -26165,7 +27296,7 @@
         </w:trPr>
         <w:tc>
           <w:tcPr>
-            <w:tcW w:w="650" w:type="dxa"/>
+            <w:tcW w:w="560" w:type="dxa"/>
             <w:tcBorders>
               <w:top w:val="single" w:sz="4" w:color="000000" w:space="0"/>
               <w:left w:val="single" w:sz="4" w:color="000000" w:space="0"/>
@@ -26198,7 +27329,7 @@
         </w:tc>
         <w:tc>
           <w:tcPr>
-            <w:tcW w:w="3000" w:type="dxa"/>
+            <w:tcW w:w="2500" w:type="dxa"/>
             <w:tcBorders>
               <w:top w:val="single" w:sz="4" w:color="000000" w:space="0"/>
               <w:left w:val="single" w:sz="4" w:color="000000" w:space="0"/>
@@ -26263,7 +27394,7 @@
         </w:tc>
         <w:tc>
           <w:tcPr>
-            <w:tcW w:w="750" w:type="dxa"/>
+            <w:tcW w:w="1250" w:type="dxa"/>
             <w:tcBorders>
               <w:top w:val="single" w:sz="4" w:color="000000" w:space="0"/>
               <w:left w:val="single" w:sz="4" w:color="000000" w:space="0"/>
@@ -26290,13 +27421,13 @@
                 <w:szCs w:val="18"/>
                 <w:rtl/>
               </w:rPr>
-              <w:t xml:space="preserve">۲</w:t>
-            </w:r>
-          </w:p>
-        </w:tc>
-        <w:tc>
-          <w:tcPr>
-            <w:tcW w:w="1200" w:type="dxa"/>
+              <w:t xml:space="preserve">۲۸ و ۲۹</w:t>
+            </w:r>
+          </w:p>
+        </w:tc>
+        <w:tc>
+          <w:tcPr>
+            <w:tcW w:w="1250" w:type="dxa"/>
             <w:tcBorders>
               <w:top w:val="single" w:sz="4" w:color="000000" w:space="0"/>
               <w:left w:val="single" w:sz="4" w:color="000000" w:space="0"/>
@@ -26329,7 +27460,7 @@
         </w:tc>
         <w:tc>
           <w:tcPr>
-            <w:tcW w:w="1238" w:type="dxa"/>
+            <w:tcW w:w="1278" w:type="dxa"/>
             <w:tcBorders>
               <w:top w:val="single" w:sz="4" w:color="000000" w:space="0"/>
               <w:left w:val="single" w:sz="4" w:color="000000" w:space="0"/>
@@ -26367,7 +27498,7 @@
         </w:trPr>
         <w:tc>
           <w:tcPr>
-            <w:tcW w:w="650" w:type="dxa"/>
+            <w:tcW w:w="560" w:type="dxa"/>
             <w:tcBorders>
               <w:top w:val="single" w:sz="4" w:color="000000" w:space="0"/>
               <w:left w:val="single" w:sz="4" w:color="000000" w:space="0"/>
@@ -26400,7 +27531,7 @@
         </w:tc>
         <w:tc>
           <w:tcPr>
-            <w:tcW w:w="3000" w:type="dxa"/>
+            <w:tcW w:w="2500" w:type="dxa"/>
             <w:tcBorders>
               <w:top w:val="single" w:sz="4" w:color="000000" w:space="0"/>
               <w:left w:val="single" w:sz="4" w:color="000000" w:space="0"/>
@@ -26465,7 +27596,7 @@
         </w:tc>
         <w:tc>
           <w:tcPr>
-            <w:tcW w:w="750" w:type="dxa"/>
+            <w:tcW w:w="1250" w:type="dxa"/>
             <w:tcBorders>
               <w:top w:val="single" w:sz="4" w:color="000000" w:space="0"/>
               <w:left w:val="single" w:sz="4" w:color="000000" w:space="0"/>
@@ -26492,13 +27623,13 @@
                 <w:szCs w:val="18"/>
                 <w:rtl/>
               </w:rPr>
-              <w:t xml:space="preserve">۳</w:t>
-            </w:r>
-          </w:p>
-        </w:tc>
-        <w:tc>
-          <w:tcPr>
-            <w:tcW w:w="1200" w:type="dxa"/>
+              <w:t xml:space="preserve">۲۲ تا ۲۴</w:t>
+            </w:r>
+          </w:p>
+        </w:tc>
+        <w:tc>
+          <w:tcPr>
+            <w:tcW w:w="1250" w:type="dxa"/>
             <w:tcBorders>
               <w:top w:val="single" w:sz="4" w:color="000000" w:space="0"/>
               <w:left w:val="single" w:sz="4" w:color="000000" w:space="0"/>
@@ -26531,7 +27662,7 @@
         </w:tc>
         <w:tc>
           <w:tcPr>
-            <w:tcW w:w="1238" w:type="dxa"/>
+            <w:tcW w:w="1278" w:type="dxa"/>
             <w:tcBorders>
               <w:top w:val="single" w:sz="4" w:color="000000" w:space="0"/>
               <w:left w:val="single" w:sz="4" w:color="000000" w:space="0"/>
@@ -26569,7 +27700,7 @@
         </w:trPr>
         <w:tc>
           <w:tcPr>
-            <w:tcW w:w="650" w:type="dxa"/>
+            <w:tcW w:w="560" w:type="dxa"/>
             <w:tcBorders>
               <w:top w:val="single" w:sz="4" w:color="000000" w:space="0"/>
               <w:left w:val="single" w:sz="4" w:color="000000" w:space="0"/>
@@ -26602,7 +27733,7 @@
         </w:tc>
         <w:tc>
           <w:tcPr>
-            <w:tcW w:w="3000" w:type="dxa"/>
+            <w:tcW w:w="2500" w:type="dxa"/>
             <w:tcBorders>
               <w:top w:val="single" w:sz="4" w:color="000000" w:space="0"/>
               <w:left w:val="single" w:sz="4" w:color="000000" w:space="0"/>
@@ -26667,7 +27798,7 @@
         </w:tc>
         <w:tc>
           <w:tcPr>
-            <w:tcW w:w="750" w:type="dxa"/>
+            <w:tcW w:w="1250" w:type="dxa"/>
             <w:tcBorders>
               <w:top w:val="single" w:sz="4" w:color="000000" w:space="0"/>
               <w:left w:val="single" w:sz="4" w:color="000000" w:space="0"/>
@@ -26694,13 +27825,13 @@
                 <w:szCs w:val="18"/>
                 <w:rtl/>
               </w:rPr>
-              <w:t xml:space="preserve">۳</w:t>
-            </w:r>
-          </w:p>
-        </w:tc>
-        <w:tc>
-          <w:tcPr>
-            <w:tcW w:w="1200" w:type="dxa"/>
+              <w:t xml:space="preserve">۱۹ تا ۲۱</w:t>
+            </w:r>
+          </w:p>
+        </w:tc>
+        <w:tc>
+          <w:tcPr>
+            <w:tcW w:w="1250" w:type="dxa"/>
             <w:tcBorders>
               <w:top w:val="single" w:sz="4" w:color="000000" w:space="0"/>
               <w:left w:val="single" w:sz="4" w:color="000000" w:space="0"/>
@@ -26733,7 +27864,7 @@
         </w:tc>
         <w:tc>
           <w:tcPr>
-            <w:tcW w:w="1238" w:type="dxa"/>
+            <w:tcW w:w="1278" w:type="dxa"/>
             <w:tcBorders>
               <w:top w:val="single" w:sz="4" w:color="000000" w:space="0"/>
               <w:left w:val="single" w:sz="4" w:color="000000" w:space="0"/>
@@ -26771,7 +27902,7 @@
         </w:trPr>
         <w:tc>
           <w:tcPr>
-            <w:tcW w:w="650" w:type="dxa"/>
+            <w:tcW w:w="560" w:type="dxa"/>
             <w:tcBorders>
               <w:top w:val="single" w:sz="4" w:color="000000" w:space="0"/>
               <w:left w:val="single" w:sz="4" w:color="000000" w:space="0"/>
@@ -26804,7 +27935,7 @@
         </w:tc>
         <w:tc>
           <w:tcPr>
-            <w:tcW w:w="3000" w:type="dxa"/>
+            <w:tcW w:w="2500" w:type="dxa"/>
             <w:tcBorders>
               <w:top w:val="single" w:sz="4" w:color="000000" w:space="0"/>
               <w:left w:val="single" w:sz="4" w:color="000000" w:space="0"/>
@@ -26869,7 +28000,7 @@
         </w:tc>
         <w:tc>
           <w:tcPr>
-            <w:tcW w:w="750" w:type="dxa"/>
+            <w:tcW w:w="1250" w:type="dxa"/>
             <w:tcBorders>
               <w:top w:val="single" w:sz="4" w:color="000000" w:space="0"/>
               <w:left w:val="single" w:sz="4" w:color="000000" w:space="0"/>
@@ -26896,13 +28027,13 @@
                 <w:szCs w:val="18"/>
                 <w:rtl/>
               </w:rPr>
-              <w:t xml:space="preserve">۳</w:t>
-            </w:r>
-          </w:p>
-        </w:tc>
-        <w:tc>
-          <w:tcPr>
-            <w:tcW w:w="1200" w:type="dxa"/>
+              <w:t xml:space="preserve">۱ تا ۳</w:t>
+            </w:r>
+          </w:p>
+        </w:tc>
+        <w:tc>
+          <w:tcPr>
+            <w:tcW w:w="1250" w:type="dxa"/>
             <w:tcBorders>
               <w:top w:val="single" w:sz="4" w:color="000000" w:space="0"/>
               <w:left w:val="single" w:sz="4" w:color="000000" w:space="0"/>
@@ -26935,7 +28066,7 @@
         </w:tc>
         <w:tc>
           <w:tcPr>
-            <w:tcW w:w="1238" w:type="dxa"/>
+            <w:tcW w:w="1278" w:type="dxa"/>
             <w:tcBorders>
               <w:top w:val="single" w:sz="4" w:color="000000" w:space="0"/>
               <w:left w:val="single" w:sz="4" w:color="000000" w:space="0"/>
@@ -26973,7 +28104,7 @@
         </w:trPr>
         <w:tc>
           <w:tcPr>
-            <w:tcW w:w="650" w:type="dxa"/>
+            <w:tcW w:w="560" w:type="dxa"/>
             <w:tcBorders>
               <w:top w:val="single" w:sz="4" w:color="000000" w:space="0"/>
               <w:left w:val="single" w:sz="4" w:color="000000" w:space="0"/>
@@ -27006,7 +28137,7 @@
         </w:tc>
         <w:tc>
           <w:tcPr>
-            <w:tcW w:w="3000" w:type="dxa"/>
+            <w:tcW w:w="2500" w:type="dxa"/>
             <w:tcBorders>
               <w:top w:val="single" w:sz="4" w:color="000000" w:space="0"/>
               <w:left w:val="single" w:sz="4" w:color="000000" w:space="0"/>
@@ -27071,7 +28202,7 @@
         </w:tc>
         <w:tc>
           <w:tcPr>
-            <w:tcW w:w="750" w:type="dxa"/>
+            <w:tcW w:w="1250" w:type="dxa"/>
             <w:tcBorders>
               <w:top w:val="single" w:sz="4" w:color="000000" w:space="0"/>
               <w:left w:val="single" w:sz="4" w:color="000000" w:space="0"/>
@@ -27098,13 +28229,13 @@
                 <w:szCs w:val="18"/>
                 <w:rtl/>
               </w:rPr>
-              <w:t xml:space="preserve">۳</w:t>
-            </w:r>
-          </w:p>
-        </w:tc>
-        <w:tc>
-          <w:tcPr>
-            <w:tcW w:w="1200" w:type="dxa"/>
+              <w:t xml:space="preserve">۲۵ تا ۲۷</w:t>
+            </w:r>
+          </w:p>
+        </w:tc>
+        <w:tc>
+          <w:tcPr>
+            <w:tcW w:w="1250" w:type="dxa"/>
             <w:tcBorders>
               <w:top w:val="single" w:sz="4" w:color="000000" w:space="0"/>
               <w:left w:val="single" w:sz="4" w:color="000000" w:space="0"/>
@@ -27137,7 +28268,7 @@
         </w:tc>
         <w:tc>
           <w:tcPr>
-            <w:tcW w:w="1238" w:type="dxa"/>
+            <w:tcW w:w="1278" w:type="dxa"/>
             <w:tcBorders>
               <w:top w:val="single" w:sz="4" w:color="000000" w:space="0"/>
               <w:left w:val="single" w:sz="4" w:color="000000" w:space="0"/>
@@ -27175,7 +28306,7 @@
         </w:trPr>
         <w:tc>
           <w:tcPr>
-            <w:tcW w:w="650" w:type="dxa"/>
+            <w:tcW w:w="560" w:type="dxa"/>
             <w:tcBorders>
               <w:top w:val="single" w:sz="4" w:color="000000" w:space="0"/>
               <w:left w:val="single" w:sz="4" w:color="000000" w:space="0"/>
@@ -27208,7 +28339,7 @@
         </w:tc>
         <w:tc>
           <w:tcPr>
-            <w:tcW w:w="3000" w:type="dxa"/>
+            <w:tcW w:w="2500" w:type="dxa"/>
             <w:tcBorders>
               <w:top w:val="single" w:sz="4" w:color="000000" w:space="0"/>
               <w:left w:val="single" w:sz="4" w:color="000000" w:space="0"/>
@@ -27273,7 +28404,7 @@
         </w:tc>
         <w:tc>
           <w:tcPr>
-            <w:tcW w:w="750" w:type="dxa"/>
+            <w:tcW w:w="1250" w:type="dxa"/>
             <w:tcBorders>
               <w:top w:val="single" w:sz="4" w:color="000000" w:space="0"/>
               <w:left w:val="single" w:sz="4" w:color="000000" w:space="0"/>
@@ -27300,13 +28431,13 @@
                 <w:szCs w:val="18"/>
                 <w:rtl/>
               </w:rPr>
-              <w:t xml:space="preserve">۴</w:t>
-            </w:r>
-          </w:p>
-        </w:tc>
-        <w:tc>
-          <w:tcPr>
-            <w:tcW w:w="1200" w:type="dxa"/>
+              <w:t xml:space="preserve">۱۵ تا ۱۸</w:t>
+            </w:r>
+          </w:p>
+        </w:tc>
+        <w:tc>
+          <w:tcPr>
+            <w:tcW w:w="1250" w:type="dxa"/>
             <w:tcBorders>
               <w:top w:val="single" w:sz="4" w:color="000000" w:space="0"/>
               <w:left w:val="single" w:sz="4" w:color="000000" w:space="0"/>
@@ -27339,7 +28470,7 @@
         </w:tc>
         <w:tc>
           <w:tcPr>
-            <w:tcW w:w="1238" w:type="dxa"/>
+            <w:tcW w:w="1278" w:type="dxa"/>
             <w:tcBorders>
               <w:top w:val="single" w:sz="4" w:color="000000" w:space="0"/>
               <w:left w:val="single" w:sz="4" w:color="000000" w:space="0"/>
@@ -27377,7 +28508,7 @@
         </w:trPr>
         <w:tc>
           <w:tcPr>
-            <w:tcW w:w="650" w:type="dxa"/>
+            <w:tcW w:w="560" w:type="dxa"/>
             <w:tcBorders>
               <w:top w:val="single" w:sz="4" w:color="000000" w:space="0"/>
               <w:left w:val="single" w:sz="4" w:color="000000" w:space="0"/>
@@ -27410,7 +28541,7 @@
         </w:tc>
         <w:tc>
           <w:tcPr>
-            <w:tcW w:w="3000" w:type="dxa"/>
+            <w:tcW w:w="2500" w:type="dxa"/>
             <w:tcBorders>
               <w:top w:val="single" w:sz="4" w:color="000000" w:space="0"/>
               <w:left w:val="single" w:sz="4" w:color="000000" w:space="0"/>
@@ -27475,7 +28606,7 @@
         </w:tc>
         <w:tc>
           <w:tcPr>
-            <w:tcW w:w="750" w:type="dxa"/>
+            <w:tcW w:w="1250" w:type="dxa"/>
             <w:tcBorders>
               <w:top w:val="single" w:sz="4" w:color="000000" w:space="0"/>
               <w:left w:val="single" w:sz="4" w:color="000000" w:space="0"/>
@@ -27502,13 +28633,13 @@
                 <w:szCs w:val="18"/>
                 <w:rtl/>
               </w:rPr>
-              <w:t xml:space="preserve">۳</w:t>
-            </w:r>
-          </w:p>
-        </w:tc>
-        <w:tc>
-          <w:tcPr>
-            <w:tcW w:w="1200" w:type="dxa"/>
+              <w:t xml:space="preserve">۸ تا ۱۰</w:t>
+            </w:r>
+          </w:p>
+        </w:tc>
+        <w:tc>
+          <w:tcPr>
+            <w:tcW w:w="1250" w:type="dxa"/>
             <w:tcBorders>
               <w:top w:val="single" w:sz="4" w:color="000000" w:space="0"/>
               <w:left w:val="single" w:sz="4" w:color="000000" w:space="0"/>
@@ -27541,7 +28672,7 @@
         </w:tc>
         <w:tc>
           <w:tcPr>
-            <w:tcW w:w="1238" w:type="dxa"/>
+            <w:tcW w:w="1278" w:type="dxa"/>
             <w:tcBorders>
               <w:top w:val="single" w:sz="4" w:color="000000" w:space="0"/>
               <w:left w:val="single" w:sz="4" w:color="000000" w:space="0"/>
@@ -27579,7 +28710,7 @@
         </w:trPr>
         <w:tc>
           <w:tcPr>
-            <w:tcW w:w="650" w:type="dxa"/>
+            <w:tcW w:w="560" w:type="dxa"/>
             <w:tcBorders>
               <w:top w:val="single" w:sz="4" w:color="000000" w:space="0"/>
               <w:left w:val="single" w:sz="4" w:color="000000" w:space="0"/>
@@ -27612,7 +28743,7 @@
         </w:tc>
         <w:tc>
           <w:tcPr>
-            <w:tcW w:w="3000" w:type="dxa"/>
+            <w:tcW w:w="2500" w:type="dxa"/>
             <w:tcBorders>
               <w:top w:val="single" w:sz="4" w:color="000000" w:space="0"/>
               <w:left w:val="single" w:sz="4" w:color="000000" w:space="0"/>
@@ -27677,7 +28808,7 @@
         </w:tc>
         <w:tc>
           <w:tcPr>
-            <w:tcW w:w="750" w:type="dxa"/>
+            <w:tcW w:w="1250" w:type="dxa"/>
             <w:tcBorders>
               <w:top w:val="single" w:sz="4" w:color="000000" w:space="0"/>
               <w:left w:val="single" w:sz="4" w:color="000000" w:space="0"/>
@@ -27704,13 +28835,13 @@
                 <w:szCs w:val="18"/>
                 <w:rtl/>
               </w:rPr>
-              <w:t xml:space="preserve">۴</w:t>
-            </w:r>
-          </w:p>
-        </w:tc>
-        <w:tc>
-          <w:tcPr>
-            <w:tcW w:w="1200" w:type="dxa"/>
+              <w:t xml:space="preserve">۱۱ تا ۱۴</w:t>
+            </w:r>
+          </w:p>
+        </w:tc>
+        <w:tc>
+          <w:tcPr>
+            <w:tcW w:w="1250" w:type="dxa"/>
             <w:tcBorders>
               <w:top w:val="single" w:sz="4" w:color="000000" w:space="0"/>
               <w:left w:val="single" w:sz="4" w:color="000000" w:space="0"/>
@@ -27743,7 +28874,7 @@
         </w:tc>
         <w:tc>
           <w:tcPr>
-            <w:tcW w:w="1238" w:type="dxa"/>
+            <w:tcW w:w="1278" w:type="dxa"/>
             <w:tcBorders>
               <w:top w:val="single" w:sz="4" w:color="000000" w:space="0"/>
               <w:left w:val="single" w:sz="4" w:color="000000" w:space="0"/>
@@ -27781,7 +28912,7 @@
         </w:trPr>
         <w:tc>
           <w:tcPr>
-            <w:tcW w:w="650" w:type="dxa"/>
+            <w:tcW w:w="560" w:type="dxa"/>
             <w:tcBorders>
               <w:top w:val="single" w:sz="4" w:color="000000" w:space="0"/>
               <w:left w:val="single" w:sz="4" w:color="000000" w:space="0"/>
@@ -27814,7 +28945,7 @@
         </w:tc>
         <w:tc>
           <w:tcPr>
-            <w:tcW w:w="3000" w:type="dxa"/>
+            <w:tcW w:w="2500" w:type="dxa"/>
             <w:tcBorders>
               <w:top w:val="single" w:sz="4" w:color="000000" w:space="0"/>
               <w:left w:val="single" w:sz="4" w:color="000000" w:space="0"/>
@@ -27879,7 +29010,7 @@
         </w:tc>
         <w:tc>
           <w:tcPr>
-            <w:tcW w:w="750" w:type="dxa"/>
+            <w:tcW w:w="1250" w:type="dxa"/>
             <w:tcBorders>
               <w:top w:val="single" w:sz="4" w:color="000000" w:space="0"/>
               <w:left w:val="single" w:sz="4" w:color="000000" w:space="0"/>
@@ -27906,13 +29037,13 @@
                 <w:szCs w:val="18"/>
                 <w:rtl/>
               </w:rPr>
-              <w:t xml:space="preserve">۴</w:t>
-            </w:r>
-          </w:p>
-        </w:tc>
-        <w:tc>
-          <w:tcPr>
-            <w:tcW w:w="1200" w:type="dxa"/>
+              <w:t xml:space="preserve">۴ تا ۷</w:t>
+            </w:r>
+          </w:p>
+        </w:tc>
+        <w:tc>
+          <w:tcPr>
+            <w:tcW w:w="1250" w:type="dxa"/>
             <w:tcBorders>
               <w:top w:val="single" w:sz="4" w:color="000000" w:space="0"/>
               <w:left w:val="single" w:sz="4" w:color="000000" w:space="0"/>
@@ -27945,7 +29076,7 @@
         </w:tc>
         <w:tc>
           <w:tcPr>
-            <w:tcW w:w="1238" w:type="dxa"/>
+            <w:tcW w:w="1278" w:type="dxa"/>
             <w:tcBorders>
               <w:top w:val="single" w:sz="4" w:color="000000" w:space="0"/>
               <w:left w:val="single" w:sz="4" w:color="000000" w:space="0"/>
@@ -27983,7 +29114,7 @@
         </w:trPr>
         <w:tc>
           <w:tcPr>
-            <w:tcW w:w="650" w:type="dxa"/>
+            <w:tcW w:w="560" w:type="dxa"/>
             <w:tcBorders>
               <w:top w:val="single" w:sz="4" w:color="000000" w:space="0"/>
               <w:left w:val="single" w:sz="4" w:color="000000" w:space="0"/>
@@ -28018,7 +29149,7 @@
         </w:tc>
         <w:tc>
           <w:tcPr>
-            <w:tcW w:w="3000" w:type="dxa"/>
+            <w:tcW w:w="2500" w:type="dxa"/>
             <w:tcBorders>
               <w:top w:val="single" w:sz="4" w:color="000000" w:space="0"/>
               <w:left w:val="single" w:sz="4" w:color="000000" w:space="0"/>
@@ -28087,7 +29218,7 @@
         </w:tc>
         <w:tc>
           <w:tcPr>
-            <w:tcW w:w="750" w:type="dxa"/>
+            <w:tcW w:w="1250" w:type="dxa"/>
             <w:tcBorders>
               <w:top w:val="single" w:sz="4" w:color="000000" w:space="0"/>
               <w:left w:val="single" w:sz="4" w:color="000000" w:space="0"/>
@@ -28116,13 +29247,13 @@
                 <w:szCs w:val="18"/>
                 <w:rtl/>
               </w:rPr>
-              <w:t xml:space="preserve">۲۹</w:t>
-            </w:r>
-          </w:p>
-        </w:tc>
-        <w:tc>
-          <w:tcPr>
-            <w:tcW w:w="1200" w:type="dxa"/>
+              <w:t xml:space="preserve">۱ تا ۲۹</w:t>
+            </w:r>
+          </w:p>
+        </w:tc>
+        <w:tc>
+          <w:tcPr>
+            <w:tcW w:w="1250" w:type="dxa"/>
             <w:tcBorders>
               <w:top w:val="single" w:sz="4" w:color="000000" w:space="0"/>
               <w:left w:val="single" w:sz="4" w:color="000000" w:space="0"/>
@@ -28157,7 +29288,7 @@
         </w:tc>
         <w:tc>
           <w:tcPr>
-            <w:tcW w:w="1238" w:type="dxa"/>
+            <w:tcW w:w="1278" w:type="dxa"/>
             <w:tcBorders>
               <w:top w:val="single" w:sz="4" w:color="000000" w:space="0"/>
               <w:left w:val="single" w:sz="4" w:color="000000" w:space="0"/>
@@ -28208,7 +29339,32 @@
         <w:rPr>
           <w:rtl/>
         </w:rPr>
-        <w:t xml:space="preserve">مؤلفه «فشارهای اقتصاد کلان و کاهش قدرت خرید» با وزن ۰٫۱۲۲ در رتبه نخست قرار گرفت و مؤلفه‌های «تغییر ذائقه مصرف‌کننده و محدودیت بازار هدف» (۰٫۱۲۰) و «شدت رقابت و فشار قیمتی بازار» (۰٫۱۱۷) در رتبه‌های دوم و سوم ایستادند. هر چهار مؤلفه برون‌سازمانی (رتبه‌های ۱، ۲، ۳ و ۵) در پنج رتبه نخست جای دارند و میانگین امتیاز آن‌ها (۴٫۳۶) از میانگین پنج مؤلفه درون‌سازمانی (۳٫۹۱) بیشتر است؛ در سطح گویه نیز هر پنج گویه‌ای که بیشترین وزن را دارند به مؤلفه‌های برون‌سازمانی تعلق دارند و هر سه گویه‌ای که کمترین وزن را دارند درون‌سازمانی‌اند. وزن مؤلفه‌ها به هم نزدیک است (از ۰٫۰۹۶ تا ۰٫۱۲۲)؛ از این رو جدا کردن دسته‌های بالا و پایین جدول از یکدیگر اطمینان بیشتری دارد تا ترتیب دقیق مؤلفه‌های مجاور. تفسیر این الگو در فصل پنجم ارائه خواهد شد.</w:t>
+        <w:t xml:space="preserve">مؤلفه «فشارهای اقتصاد کلان و کاهش قدرت خرید» با وزن ۰٫۱۲۲ در رتبه نخست است و مؤلفه‌های «تغییر ذائقه مصرف‌کننده و محدودیت بازار هدف» (۰٫۱۲۰) و «شدت رقابت و فشار قیمتی بازار» (۰٫۱۱۷) در رتبه‌های دوم و سوم‌اند. هر چهار مؤلفه برون‌سازمانی (رتبه‌های ۱، ۲، ۳ و ۵) در پنج رتبه نخست جای دارند و میانگین امتیاز آن‌ها (۴٫۳۶) از میانگین پنج مؤلفه درون‌سازمانی (۳٫۹۱) بیشتر است؛ در سطح گویه نیز هر پنج گویه‌ای که بیشترین وزن را دارند به مؤلفه‌های برون‌سازمانی تعلق دارند و هر سه گویه‌ای که کمترین وزن را دارند درون‌سازمانی‌اند. وزن مؤلفه‌ها به هم نزدیک است (از ۰٫۰۹۶ تا ۰٫۱۲۲؛ بیشترین وزن حدود ۱٫۳ برابر کمترین است)؛ از این رو جدا کردن دسته‌های بالا و پایین جدول از یکدیگر اطمینان بیشتری دارد تا ترتیب دقیق مؤلفه‌های مجاور.</w:t>
+      </w:r>
+    </w:p>
+    <w:p>
+      <w:pPr>
+        <w:pStyle w:val="Heading4"/>
+        <w:keepNext/>
+        <w:bidi/>
+        <w:spacing w:before="180" w:after="80"/>
+        <w:jc w:val="lowKashida"/>
+      </w:pPr>
+      <w:r>
+        <w:t xml:space="preserve">۴-۶-۲-۴ پاسخ پرسش دوم</w:t>
+      </w:r>
+    </w:p>
+    <w:p>
+      <w:pPr>
+        <w:bidi/>
+        <w:spacing w:after="80"/>
+        <w:jc w:val="lowKashida"/>
+      </w:pPr>
+      <w:r>
+        <w:rPr>
+          <w:rtl/>
+        </w:rPr>
+        <w:t xml:space="preserve">اولویت چالش‌های فروش به ترتیب وزن آن‌هاست. در سطح گویه، مهم‌ترین چالش‌ها «ورود رقبای جدید و افزایش شدت رقابت» و «افزایش بهای تمام‌شده و فشار بر حاشیه سود» (هر یک ۰٫۰۴۲۴) هستند و پس از آن‌ها «تغییر سریع ذائقه و ترجیحات مصرف‌کننده در گذر زمان»، «محدود بودن بازار هدف به یک گروه خاص از مشتریان» و «نوسان و کمبود در تأمین مواد اولیه» قرار دارند؛ کم‌اهمیت‌ترین‌ها سه گویه با وزن ۰٫۰۲۶۶ هستند. در سطح مؤلفه، «فشارهای اقتصاد کلان و کاهش قدرت خرید» (۰٫۱۲۲) نخست، «تغییر ذائقه مصرف‌کننده و محدودیت بازار هدف» (۰٫۱۲۰) دوم و «شدت رقابت و فشار قیمتی بازار» (۰٫۱۱۷) سوم است و «ضعف برندسازی و دشواری تمایز محصول» (۰٫۰۹۶) در رتبه آخر جای دارد. جدول ۴-۱۳ در پایان فصل وزن هر مؤلفه و گویه‌های آن را یکجا نشان می‌دهد و تفسیر این الگو در فصل پنجم ارائه می‌شود.</w:t>
       </w:r>
     </w:p>
     <w:p>
